--- a/Strategies/Report_Strategy_1_MM_Hysteresis_v2.docx
+++ b/Strategies/Report_Strategy_1_MM_Hysteresis_v2.docx
@@ -196,7 +196,6 @@
         </w:rPr>
         <w:t xml:space="preserve">o </w:t>
       </w:r>
-      <w:proofErr w:type="spellStart"/>
       <w:r>
         <w:rPr>
           <w:rFonts w:ascii="Arial" w:hAnsi="Arial" w:cs="Arial"/>
@@ -207,7 +206,6 @@
         </w:rPr>
         <w:t>whispays</w:t>
       </w:r>
-      <w:proofErr w:type="spellEnd"/>
       <w:r>
         <w:rPr>
           <w:rFonts w:ascii="Arial" w:hAnsi="Arial" w:cs="Arial"/>
@@ -251,19 +249,23 @@
           <w:szCs w:val="18"/>
           <w:lang w:val="en-US"/>
         </w:rPr>
-        <w:t xml:space="preserve"> at reducing </w:t>
-      </w:r>
-      <w:proofErr w:type="spellStart"/>
-      <w:r>
+        <w:t xml:space="preserve"> at reducing whispays. The reasoning is the following : </w:t>
+      </w:r>
+    </w:p>
+    <w:p>
+      <w:pPr>
+        <w:pStyle w:val="Paragraphedeliste"/>
+        <w:numPr>
+          <w:ilvl w:val="0"/>
+          <w:numId w:val="2"/>
+        </w:numPr>
         <w:rPr>
           <w:rFonts w:ascii="Arial" w:hAnsi="Arial" w:cs="Arial"/>
           <w:sz w:val="18"/>
           <w:szCs w:val="18"/>
           <w:lang w:val="en-US"/>
         </w:rPr>
-        <w:t>whispays</w:t>
-      </w:r>
-      <w:proofErr w:type="spellEnd"/>
+      </w:pPr>
       <w:r>
         <w:rPr>
           <w:rFonts w:ascii="Arial" w:hAnsi="Arial" w:cs="Arial"/>
@@ -271,42 +273,7 @@
           <w:szCs w:val="18"/>
           <w:lang w:val="en-US"/>
         </w:rPr>
-        <w:t xml:space="preserve">. The reasoning is the following : </w:t>
-      </w:r>
-    </w:p>
-    <w:p>
-      <w:pPr>
-        <w:pStyle w:val="Paragraphedeliste"/>
-        <w:numPr>
-          <w:ilvl w:val="0"/>
-          <w:numId w:val="2"/>
-        </w:numPr>
-        <w:rPr>
-          <w:rFonts w:ascii="Arial" w:hAnsi="Arial" w:cs="Arial"/>
-          <w:sz w:val="18"/>
-          <w:szCs w:val="18"/>
-          <w:lang w:val="en-US"/>
-        </w:rPr>
-      </w:pPr>
-      <w:proofErr w:type="spellStart"/>
-      <w:r>
-        <w:rPr>
-          <w:rFonts w:ascii="Arial" w:hAnsi="Arial" w:cs="Arial"/>
-          <w:sz w:val="18"/>
-          <w:szCs w:val="18"/>
-          <w:lang w:val="en-US"/>
-        </w:rPr>
-        <w:t>Whispay</w:t>
-      </w:r>
-      <w:proofErr w:type="spellEnd"/>
-      <w:r>
-        <w:rPr>
-          <w:rFonts w:ascii="Arial" w:hAnsi="Arial" w:cs="Arial"/>
-          <w:sz w:val="18"/>
-          <w:szCs w:val="18"/>
-          <w:lang w:val="en-US"/>
-        </w:rPr>
-        <w:t xml:space="preserve"> are indicative of not really strong trend, easily reversible leading to fast signal</w:t>
+        <w:t>Whispay are indicative of not really strong trend, easily reversible leading to fast signal</w:t>
       </w:r>
     </w:p>
     <w:p>
@@ -1137,7 +1104,6 @@
               </w:rPr>
               <w:t>Hysteresis</w:t>
             </w:r>
-            <w:proofErr w:type="spellStart"/>
             <w:r>
               <w:rPr>
                 <w:rFonts w:ascii="Arial" w:hAnsi="Arial" w:cs="Arial"/>
@@ -1148,7 +1114,6 @@
               </w:rPr>
               <w:t>MaxBackWardUse</w:t>
             </w:r>
-            <w:proofErr w:type="spellEnd"/>
           </w:p>
         </w:tc>
         <w:tc>
@@ -1479,7 +1444,6 @@
         </w:rPr>
         <w:t xml:space="preserve">as </w:t>
       </w:r>
-      <w:proofErr w:type="spellStart"/>
       <m:oMath>
         <m:r>
           <m:rPr>
@@ -1489,18 +1453,7 @@
             <w:rFonts w:ascii="Arial" w:hAnsi="Arial" w:cs="Arial"/>
             <w:lang w:val="en-US"/>
           </w:rPr>
-          <m:t>Hyst</m:t>
-        </m:r>
-        <w:proofErr w:type="spellEnd"/>
-        <m:r>
-          <m:rPr>
-            <m:nor/>
-          </m:rPr>
-          <w:rPr>
-            <w:rFonts w:ascii="Arial" w:hAnsi="Arial" w:cs="Arial"/>
-            <w:lang w:val="en-US"/>
-          </w:rPr>
-          <m:t>(t)</m:t>
+          <m:t>Hyst(t)</m:t>
         </m:r>
         <m:r>
           <w:rPr>
@@ -1715,7 +1668,6 @@
         </w:rPr>
         <w:t>Hysteresis</w:t>
       </w:r>
-      <w:proofErr w:type="spellStart"/>
       <w:r>
         <w:rPr>
           <w:rFonts w:ascii="Arial" w:hAnsi="Arial" w:cs="Arial"/>
@@ -1728,7 +1680,6 @@
         </w:rPr>
         <w:t>MaxBackWardUse</w:t>
       </w:r>
-      <w:proofErr w:type="spellEnd"/>
       <w:r>
         <w:rPr>
           <w:rFonts w:ascii="Arial" w:hAnsi="Arial" w:cs="Arial"/>
@@ -2530,16 +2481,8 @@
         <w:rPr>
           <w:lang w:val="en-US"/>
         </w:rPr>
-        <w:t xml:space="preserve"> </w:t>
-      </w:r>
-      <w:proofErr w:type="spellStart"/>
-      <w:r>
-        <w:rPr>
-          <w:lang w:val="en-US"/>
-        </w:rPr>
-        <w:t>Misc</w:t>
-      </w:r>
-      <w:proofErr w:type="spellEnd"/>
+        <w:t xml:space="preserve"> Misc</w:t>
+      </w:r>
     </w:p>
     <w:p>
       <w:pPr>
@@ -2912,23 +2855,7 @@
           <w:rFonts w:ascii="Arial" w:hAnsi="Arial" w:cs="Arial"/>
           <w:lang w:val="en-US"/>
         </w:rPr>
-        <w:t xml:space="preserve">Leaving too early due to </w:t>
-      </w:r>
-      <w:proofErr w:type="spellStart"/>
-      <w:r>
-        <w:rPr>
-          <w:rFonts w:ascii="Arial" w:hAnsi="Arial" w:cs="Arial"/>
-          <w:lang w:val="en-US"/>
-        </w:rPr>
-        <w:t>prie</w:t>
-      </w:r>
-      <w:proofErr w:type="spellEnd"/>
-      <w:r>
-        <w:rPr>
-          <w:rFonts w:ascii="Arial" w:hAnsi="Arial" w:cs="Arial"/>
-          <w:lang w:val="en-US"/>
-        </w:rPr>
-        <w:t xml:space="preserve"> compression</w:t>
+        <w:t>Leaving too early due to prie compression</w:t>
       </w:r>
     </w:p>
     <w:p>
@@ -3523,13 +3450,7 @@
         <w:rPr>
           <w:lang w:val="en-US"/>
         </w:rPr>
-        <w:t xml:space="preserve">SMA Hysteresis </w:t>
-      </w:r>
-      <w:r>
-        <w:rPr>
-          <w:lang w:val="en-US"/>
-        </w:rPr>
-        <w:t>NO_SL TP</w:t>
+        <w:t>SMA Hysteresis NO_SL TP</w:t>
       </w:r>
     </w:p>
     <w:p>
@@ -3875,17 +3796,8 @@
           <w:rFonts w:ascii="Arial" w:hAnsi="Arial" w:cs="Arial"/>
           <w:lang w:val="en-US"/>
         </w:rPr>
-        <w:t>SMA Hysteresis _</w:t>
-      </w:r>
-      <w:proofErr w:type="spellStart"/>
-      <w:r>
-        <w:rPr>
-          <w:rFonts w:ascii="Arial" w:hAnsi="Arial" w:cs="Arial"/>
-          <w:lang w:val="en-US"/>
-        </w:rPr>
-        <w:t>NoSLTP</w:t>
-      </w:r>
-      <w:proofErr w:type="spellEnd"/>
+        <w:t>SMA Hysteresis _NoSLTP</w:t>
+      </w:r>
       <w:r>
         <w:rPr>
           <w:rFonts w:ascii="Arial" w:hAnsi="Arial" w:cs="Arial"/>
@@ -4189,17 +4101,8 @@
           <w:rFonts w:ascii="Arial" w:hAnsi="Arial" w:cs="Arial"/>
           <w:lang w:val="en-US"/>
         </w:rPr>
-        <w:t xml:space="preserve">Python </w:t>
-      </w:r>
-      <w:proofErr w:type="spellStart"/>
-      <w:r>
-        <w:rPr>
-          <w:rFonts w:ascii="Arial" w:hAnsi="Arial" w:cs="Arial"/>
-          <w:lang w:val="en-US"/>
-        </w:rPr>
-        <w:t>retunrs</w:t>
-      </w:r>
-      <w:proofErr w:type="spellEnd"/>
+        <w:t>Python retunrs</w:t>
+      </w:r>
     </w:p>
     <w:p>
       <w:pPr>
@@ -4263,24 +4166,14 @@
       <w:r>
         <w:t xml:space="preserve">Figure </w:t>
       </w:r>
-      <w:r>
-        <w:fldChar w:fldCharType="begin"/>
-      </w:r>
-      <w:r>
-        <w:instrText xml:space="preserve"> SEQ Figure \* ARABIC </w:instrText>
-      </w:r>
-      <w:r>
-        <w:fldChar w:fldCharType="separate"/>
-      </w:r>
-      <w:r>
-        <w:rPr>
-          <w:noProof/>
-        </w:rPr>
-        <w:t>10</w:t>
-      </w:r>
-      <w:r>
-        <w:fldChar w:fldCharType="end"/>
-      </w:r>
+      <w:fldSimple w:instr=" SEQ Figure \* ARABIC ">
+        <w:r>
+          <w:rPr>
+            <w:noProof/>
+          </w:rPr>
+          <w:t>10</w:t>
+        </w:r>
+      </w:fldSimple>
       <w:r>
         <w:t>SMA HYSTERESIS _NOSLTP  H4 RETURNS</w:t>
       </w:r>
@@ -4426,29 +4319,7 @@
                 <w:szCs w:val="16"/>
                 <w:lang w:val="en-US"/>
               </w:rPr>
-              <w:t>Correlation (</w:t>
-            </w:r>
-            <w:proofErr w:type="spellStart"/>
-            <w:r>
-              <w:rPr>
-                <w:rFonts w:ascii="Arial" w:eastAsia="Times New Roman" w:hAnsi="Arial" w:cs="Arial"/>
-                <w:color w:val="000000"/>
-                <w:sz w:val="16"/>
-                <w:szCs w:val="16"/>
-                <w:lang w:val="en-US"/>
-              </w:rPr>
-              <w:t>Profits,MFE</w:t>
-            </w:r>
-            <w:proofErr w:type="spellEnd"/>
-            <w:r>
-              <w:rPr>
-                <w:rFonts w:ascii="Arial" w:eastAsia="Times New Roman" w:hAnsi="Arial" w:cs="Arial"/>
-                <w:color w:val="000000"/>
-                <w:sz w:val="16"/>
-                <w:szCs w:val="16"/>
-                <w:lang w:val="en-US"/>
-              </w:rPr>
-              <w:t>):</w:t>
+              <w:t>Correlation (Profits,MFE):</w:t>
             </w:r>
           </w:p>
         </w:tc>
@@ -4511,29 +4382,7 @@
                 <w:szCs w:val="16"/>
                 <w:lang w:val="en-US"/>
               </w:rPr>
-              <w:t>Correlation (</w:t>
-            </w:r>
-            <w:proofErr w:type="spellStart"/>
-            <w:r>
-              <w:rPr>
-                <w:rFonts w:ascii="Arial" w:eastAsia="Times New Roman" w:hAnsi="Arial" w:cs="Arial"/>
-                <w:color w:val="000000"/>
-                <w:sz w:val="16"/>
-                <w:szCs w:val="16"/>
-                <w:lang w:val="en-US"/>
-              </w:rPr>
-              <w:t>Profits,MAE</w:t>
-            </w:r>
-            <w:proofErr w:type="spellEnd"/>
-            <w:r>
-              <w:rPr>
-                <w:rFonts w:ascii="Arial" w:eastAsia="Times New Roman" w:hAnsi="Arial" w:cs="Arial"/>
-                <w:color w:val="000000"/>
-                <w:sz w:val="16"/>
-                <w:szCs w:val="16"/>
-                <w:lang w:val="en-US"/>
-              </w:rPr>
-              <w:t>):</w:t>
+              <w:t>Correlation (Profits,MAE):</w:t>
             </w:r>
           </w:p>
         </w:tc>
@@ -4759,27 +4608,7 @@
         <w:rPr>
           <w:lang w:val="en-US"/>
         </w:rPr>
-        <w:t xml:space="preserve">SMA Hysteresis </w:t>
-      </w:r>
-      <w:r>
-        <w:rPr>
-          <w:lang w:val="en-US"/>
-        </w:rPr>
-        <w:t>_</w:t>
-      </w:r>
-      <w:proofErr w:type="spellStart"/>
-      <w:r>
-        <w:rPr>
-          <w:lang w:val="en-US"/>
-        </w:rPr>
-        <w:t>NoSLTP</w:t>
-      </w:r>
-      <w:proofErr w:type="spellEnd"/>
-      <w:r>
-        <w:rPr>
-          <w:lang w:val="en-US"/>
-        </w:rPr>
-        <w:t xml:space="preserve"> </w:t>
+        <w:t xml:space="preserve">SMA Hysteresis _NoSLTP </w:t>
       </w:r>
       <w:r>
         <w:rPr>
@@ -4964,27 +4793,7 @@
         <w:rPr>
           <w:lang w:val="en-US"/>
         </w:rPr>
-        <w:t>SMA Hysteresis _</w:t>
-      </w:r>
-      <w:proofErr w:type="spellStart"/>
-      <w:r>
-        <w:rPr>
-          <w:lang w:val="en-US"/>
-        </w:rPr>
-        <w:t>NoSLTP</w:t>
-      </w:r>
-      <w:proofErr w:type="spellEnd"/>
-      <w:r>
-        <w:rPr>
-          <w:lang w:val="en-US"/>
-        </w:rPr>
-        <w:t xml:space="preserve"> </w:t>
-      </w:r>
-      <w:r>
-        <w:rPr>
-          <w:lang w:val="en-US"/>
-        </w:rPr>
-        <w:t xml:space="preserve"> </w:t>
+        <w:t xml:space="preserve">SMA Hysteresis _NoSLTP  </w:t>
       </w:r>
       <w:r>
         <w:rPr>
@@ -5172,27 +4981,7 @@
         <w:rPr>
           <w:lang w:val="en-US"/>
         </w:rPr>
-        <w:t>SMA Hysteresis _</w:t>
-      </w:r>
-      <w:proofErr w:type="spellStart"/>
-      <w:r>
-        <w:rPr>
-          <w:lang w:val="en-US"/>
-        </w:rPr>
-        <w:t>NoSLTP</w:t>
-      </w:r>
-      <w:proofErr w:type="spellEnd"/>
-      <w:r>
-        <w:rPr>
-          <w:lang w:val="en-US"/>
-        </w:rPr>
-        <w:t xml:space="preserve"> </w:t>
-      </w:r>
-      <w:r>
-        <w:rPr>
-          <w:lang w:val="en-US"/>
-        </w:rPr>
-        <w:t xml:space="preserve"> </w:t>
+        <w:t xml:space="preserve">SMA Hysteresis _NoSLTP  </w:t>
       </w:r>
       <w:r>
         <w:rPr>
@@ -5412,27 +5201,7 @@
         <w:rPr>
           <w:lang w:val="en-US"/>
         </w:rPr>
-        <w:t>SMA Hysteresis _</w:t>
-      </w:r>
-      <w:proofErr w:type="spellStart"/>
-      <w:r>
-        <w:rPr>
-          <w:lang w:val="en-US"/>
-        </w:rPr>
-        <w:t>NoSLTP</w:t>
-      </w:r>
-      <w:proofErr w:type="spellEnd"/>
-      <w:r>
-        <w:rPr>
-          <w:lang w:val="en-US"/>
-        </w:rPr>
-        <w:t xml:space="preserve"> </w:t>
-      </w:r>
-      <w:r>
-        <w:rPr>
-          <w:lang w:val="en-US"/>
-        </w:rPr>
-        <w:t xml:space="preserve"> </w:t>
+        <w:t xml:space="preserve">SMA Hysteresis _NoSLTP  </w:t>
       </w:r>
       <w:r>
         <w:rPr>
@@ -5685,29 +5454,7 @@
                 <w:szCs w:val="16"/>
                 <w:lang w:val="en-US"/>
               </w:rPr>
-              <w:t>Correlation (</w:t>
-            </w:r>
-            <w:proofErr w:type="spellStart"/>
-            <w:r>
-              <w:rPr>
-                <w:rFonts w:ascii="Arial" w:eastAsia="Times New Roman" w:hAnsi="Arial" w:cs="Arial"/>
-                <w:color w:val="000000"/>
-                <w:sz w:val="16"/>
-                <w:szCs w:val="16"/>
-                <w:lang w:val="en-US"/>
-              </w:rPr>
-              <w:t>Profits,MFE</w:t>
-            </w:r>
-            <w:proofErr w:type="spellEnd"/>
-            <w:r>
-              <w:rPr>
-                <w:rFonts w:ascii="Arial" w:eastAsia="Times New Roman" w:hAnsi="Arial" w:cs="Arial"/>
-                <w:color w:val="000000"/>
-                <w:sz w:val="16"/>
-                <w:szCs w:val="16"/>
-                <w:lang w:val="en-US"/>
-              </w:rPr>
-              <w:t>):</w:t>
+              <w:t>Correlation (Profits,MFE):</w:t>
             </w:r>
           </w:p>
         </w:tc>
@@ -5771,29 +5518,7 @@
                 <w:szCs w:val="16"/>
                 <w:lang w:val="en-US"/>
               </w:rPr>
-              <w:t>Correlation (</w:t>
-            </w:r>
-            <w:proofErr w:type="spellStart"/>
-            <w:r>
-              <w:rPr>
-                <w:rFonts w:ascii="Arial" w:eastAsia="Times New Roman" w:hAnsi="Arial" w:cs="Arial"/>
-                <w:color w:val="000000"/>
-                <w:sz w:val="16"/>
-                <w:szCs w:val="16"/>
-                <w:lang w:val="en-US"/>
-              </w:rPr>
-              <w:t>Profits,MAE</w:t>
-            </w:r>
-            <w:proofErr w:type="spellEnd"/>
-            <w:r>
-              <w:rPr>
-                <w:rFonts w:ascii="Arial" w:eastAsia="Times New Roman" w:hAnsi="Arial" w:cs="Arial"/>
-                <w:color w:val="000000"/>
-                <w:sz w:val="16"/>
-                <w:szCs w:val="16"/>
-                <w:lang w:val="en-US"/>
-              </w:rPr>
-              <w:t>):</w:t>
+              <w:t>Correlation (Profits,MAE):</w:t>
             </w:r>
           </w:p>
         </w:tc>
@@ -5899,7 +5624,7 @@
     <w:p>
       <w:pPr>
         <w:keepNext/>
-        <w:ind w:left="720"/>
+        <w:ind w:left="1440"/>
       </w:pPr>
       <w:r>
         <w:rPr>
@@ -5969,24 +5694,14 @@
         <w:tab/>
         <w:t xml:space="preserve">Figure </w:t>
       </w:r>
-      <w:r>
-        <w:fldChar w:fldCharType="begin"/>
-      </w:r>
-      <w:r>
-        <w:instrText xml:space="preserve"> SEQ Figure \* ARABIC </w:instrText>
-      </w:r>
-      <w:r>
-        <w:fldChar w:fldCharType="separate"/>
-      </w:r>
-      <w:r>
-        <w:rPr>
-          <w:noProof/>
-        </w:rPr>
-        <w:t>17</w:t>
-      </w:r>
-      <w:r>
-        <w:fldChar w:fldCharType="end"/>
-      </w:r>
+      <w:fldSimple w:instr=" SEQ Figure \* ARABIC ">
+        <w:r>
+          <w:rPr>
+            <w:noProof/>
+          </w:rPr>
+          <w:t>17</w:t>
+        </w:r>
+      </w:fldSimple>
       <w:r>
         <w:t xml:space="preserve">: SMA HYSTERESIS _NOSLTP  </w:t>
       </w:r>
@@ -6098,24 +5813,14 @@
       <w:r>
         <w:t xml:space="preserve">Figure </w:t>
       </w:r>
-      <w:r>
-        <w:fldChar w:fldCharType="begin"/>
-      </w:r>
-      <w:r>
-        <w:instrText xml:space="preserve"> SEQ Figure \* ARABIC </w:instrText>
-      </w:r>
-      <w:r>
-        <w:fldChar w:fldCharType="separate"/>
-      </w:r>
-      <w:r>
-        <w:rPr>
-          <w:noProof/>
-        </w:rPr>
-        <w:t>18</w:t>
-      </w:r>
-      <w:r>
-        <w:fldChar w:fldCharType="end"/>
-      </w:r>
+      <w:fldSimple w:instr=" SEQ Figure \* ARABIC ">
+        <w:r>
+          <w:rPr>
+            <w:noProof/>
+          </w:rPr>
+          <w:t>18</w:t>
+        </w:r>
+      </w:fldSimple>
       <w:r>
         <w:rPr>
           <w:lang w:val="en-US"/>
@@ -6566,6 +6271,7 @@
           <w:i w:val="0"/>
           <w:iCs w:val="0"/>
           <w:smallCaps/>
+          <w:noProof/>
           <w:color w:val="595959" w:themeColor="text1" w:themeTint="A6"/>
           <w:sz w:val="21"/>
           <w:szCs w:val="21"/>
@@ -7299,24 +7005,14 @@
       <w:r>
         <w:t xml:space="preserve">Figure </w:t>
       </w:r>
-      <w:r>
-        <w:fldChar w:fldCharType="begin"/>
-      </w:r>
-      <w:r>
-        <w:instrText xml:space="preserve"> SEQ Figure \* ARABIC </w:instrText>
-      </w:r>
-      <w:r>
-        <w:fldChar w:fldCharType="separate"/>
-      </w:r>
-      <w:r>
-        <w:rPr>
-          <w:noProof/>
-        </w:rPr>
-        <w:t>23</w:t>
-      </w:r>
-      <w:r>
-        <w:fldChar w:fldCharType="end"/>
-      </w:r>
+      <w:fldSimple w:instr=" SEQ Figure \* ARABIC ">
+        <w:r>
+          <w:rPr>
+            <w:noProof/>
+          </w:rPr>
+          <w:t>23</w:t>
+        </w:r>
+      </w:fldSimple>
       <w:r>
         <w:rPr>
           <w:lang w:val="en-US"/>
@@ -7388,23 +7084,7 @@
           <w:rFonts w:ascii="Arial" w:hAnsi="Arial" w:cs="Arial"/>
           <w:lang w:val="en-US"/>
         </w:rPr>
-        <w:t xml:space="preserve"> </w:t>
-      </w:r>
-      <w:proofErr w:type="spellStart"/>
-      <w:r>
-        <w:rPr>
-          <w:rFonts w:ascii="Arial" w:hAnsi="Arial" w:cs="Arial"/>
-          <w:lang w:val="en-US"/>
-        </w:rPr>
-        <w:t>trendes</w:t>
-      </w:r>
-      <w:proofErr w:type="spellEnd"/>
-      <w:r>
-        <w:rPr>
-          <w:rFonts w:ascii="Arial" w:hAnsi="Arial" w:cs="Arial"/>
-          <w:lang w:val="en-US"/>
-        </w:rPr>
-        <w:t xml:space="preserve"> and can stay up on it</w:t>
+        <w:t xml:space="preserve"> trendes and can stay up on it</w:t>
       </w:r>
     </w:p>
     <w:p>
@@ -7431,23 +7111,7 @@
           <w:rFonts w:ascii="Arial" w:hAnsi="Arial" w:cs="Arial"/>
           <w:lang w:val="en-US"/>
         </w:rPr>
-        <w:t xml:space="preserve"> enough big </w:t>
-      </w:r>
-      <w:proofErr w:type="spellStart"/>
-      <w:r>
-        <w:rPr>
-          <w:rFonts w:ascii="Arial" w:hAnsi="Arial" w:cs="Arial"/>
-          <w:lang w:val="en-US"/>
-        </w:rPr>
-        <w:t>trendes</w:t>
-      </w:r>
-      <w:proofErr w:type="spellEnd"/>
-      <w:r>
-        <w:rPr>
-          <w:rFonts w:ascii="Arial" w:hAnsi="Arial" w:cs="Arial"/>
-          <w:lang w:val="en-US"/>
-        </w:rPr>
-        <w:t xml:space="preserve"> in H1, too many range periods</w:t>
+        <w:t xml:space="preserve"> enough big trendes in H1, too many range periods</w:t>
       </w:r>
     </w:p>
     <w:p>
@@ -7680,21 +7344,6 @@
     </w:p>
     <w:p>
       <w:pPr>
-        <w:rPr>
-          <w:rFonts w:ascii="Arial" w:hAnsi="Arial" w:cs="Arial"/>
-          <w:lang w:val="en-US"/>
-        </w:rPr>
-      </w:pPr>
-      <w:r>
-        <w:rPr>
-          <w:rFonts w:ascii="Arial" w:hAnsi="Arial" w:cs="Arial"/>
-          <w:lang w:val="en-US"/>
-        </w:rPr>
-        <w:t>See X</w:t>
-      </w:r>
-    </w:p>
-    <w:p>
-      <w:pPr>
         <w:pStyle w:val="Titre4"/>
         <w:numPr>
           <w:ilvl w:val="2"/>
@@ -7710,7 +7359,281 @@
           <w:rFonts w:ascii="Arial" w:hAnsi="Arial" w:cs="Arial"/>
           <w:lang w:val="en-US"/>
         </w:rPr>
-        <w:t>Observations</w:t>
+        <w:t>H1</w:t>
+      </w:r>
+    </w:p>
+    <w:p>
+      <w:pPr>
+        <w:pStyle w:val="Paragraphedeliste"/>
+        <w:numPr>
+          <w:ilvl w:val="3"/>
+          <w:numId w:val="1"/>
+        </w:numPr>
+        <w:rPr>
+          <w:rFonts w:ascii="Arial" w:eastAsiaTheme="majorEastAsia" w:hAnsi="Arial" w:cs="Arial"/>
+          <w:color w:val="70AD47" w:themeColor="accent6"/>
+          <w:sz w:val="22"/>
+          <w:szCs w:val="22"/>
+          <w:lang w:val="en-US"/>
+        </w:rPr>
+      </w:pPr>
+      <w:r>
+        <w:rPr>
+          <w:rFonts w:ascii="Arial" w:eastAsiaTheme="majorEastAsia" w:hAnsi="Arial" w:cs="Arial"/>
+          <w:color w:val="70AD47" w:themeColor="accent6"/>
+          <w:sz w:val="22"/>
+          <w:szCs w:val="22"/>
+          <w:lang w:val="en-US"/>
+        </w:rPr>
+        <w:t>Mql5 returns</w:t>
+      </w:r>
+    </w:p>
+    <w:p>
+      <w:pPr>
+        <w:pStyle w:val="Paragraphedeliste"/>
+        <w:numPr>
+          <w:ilvl w:val="3"/>
+          <w:numId w:val="1"/>
+        </w:numPr>
+        <w:rPr>
+          <w:rFonts w:ascii="Arial" w:eastAsiaTheme="majorEastAsia" w:hAnsi="Arial" w:cs="Arial"/>
+          <w:color w:val="70AD47" w:themeColor="accent6"/>
+          <w:sz w:val="22"/>
+          <w:szCs w:val="22"/>
+          <w:lang w:val="en-US"/>
+        </w:rPr>
+      </w:pPr>
+      <w:r>
+        <w:rPr>
+          <w:rFonts w:ascii="Arial" w:eastAsiaTheme="majorEastAsia" w:hAnsi="Arial" w:cs="Arial"/>
+          <w:color w:val="70AD47" w:themeColor="accent6"/>
+          <w:sz w:val="22"/>
+          <w:szCs w:val="22"/>
+          <w:lang w:val="en-US"/>
+        </w:rPr>
+        <w:t>Python returns</w:t>
+      </w:r>
+    </w:p>
+    <w:p>
+      <w:pPr>
+        <w:pStyle w:val="Paragraphedeliste"/>
+        <w:ind w:left="0"/>
+        <w:rPr>
+          <w:rFonts w:ascii="Arial" w:eastAsiaTheme="majorEastAsia" w:hAnsi="Arial" w:cs="Arial"/>
+          <w:color w:val="70AD47" w:themeColor="accent6"/>
+          <w:sz w:val="22"/>
+          <w:szCs w:val="22"/>
+          <w:lang w:val="en-US"/>
+        </w:rPr>
+      </w:pPr>
+      <w:bookmarkStart w:id="2" w:name="_GoBack"/>
+      <w:r>
+        <w:rPr>
+          <w:rFonts w:ascii="Arial" w:eastAsiaTheme="majorEastAsia" w:hAnsi="Arial" w:cs="Arial"/>
+          <w:noProof/>
+          <w:color w:val="70AD47" w:themeColor="accent6"/>
+          <w:sz w:val="22"/>
+          <w:szCs w:val="22"/>
+          <w:lang w:val="en-US"/>
+        </w:rPr>
+        <w:drawing>
+          <wp:inline distT="0" distB="0" distL="0" distR="0" wp14:anchorId="46C45610" wp14:editId="6BC38D78">
+            <wp:extent cx="5731510" cy="4296922"/>
+            <wp:effectExtent l="0" t="0" r="2540" b="8890"/>
+            <wp:docPr id="16" name="Image 16" descr="C:\Users\franc\Documents\MetaTrader_tests\Strategy_1_MM_crossover_Hysteresis\05_09_Run_2_No_SL_No_TP_EMA\H1\Reports\05_09_Run_2_No_SL_No_TP_EMA_ProfitsALL.png"/>
+            <wp:cNvGraphicFramePr>
+              <a:graphicFrameLocks xmlns:a="http://schemas.openxmlformats.org/drawingml/2006/main" noChangeAspect="1"/>
+            </wp:cNvGraphicFramePr>
+            <a:graphic xmlns:a="http://schemas.openxmlformats.org/drawingml/2006/main">
+              <a:graphicData uri="http://schemas.openxmlformats.org/drawingml/2006/picture">
+                <pic:pic xmlns:pic="http://schemas.openxmlformats.org/drawingml/2006/picture">
+                  <pic:nvPicPr>
+                    <pic:cNvPr id="0" name="Picture 1" descr="C:\Users\franc\Documents\MetaTrader_tests\Strategy_1_MM_crossover_Hysteresis\05_09_Run_2_No_SL_No_TP_EMA\H1\Reports\05_09_Run_2_No_SL_No_TP_EMA_ProfitsALL.png"/>
+                    <pic:cNvPicPr>
+                      <a:picLocks noChangeAspect="1" noChangeArrowheads="1"/>
+                    </pic:cNvPicPr>
+                  </pic:nvPicPr>
+                  <pic:blipFill>
+                    <a:blip r:embed="rId35">
+                      <a:extLst>
+                        <a:ext uri="{28A0092B-C50C-407E-A947-70E740481C1C}">
+                          <a14:useLocalDpi xmlns:a14="http://schemas.microsoft.com/office/drawing/2010/main" val="0"/>
+                        </a:ext>
+                      </a:extLst>
+                    </a:blip>
+                    <a:srcRect/>
+                    <a:stretch>
+                      <a:fillRect/>
+                    </a:stretch>
+                  </pic:blipFill>
+                  <pic:spPr bwMode="auto">
+                    <a:xfrm>
+                      <a:off x="0" y="0"/>
+                      <a:ext cx="5731510" cy="4296922"/>
+                    </a:xfrm>
+                    <a:prstGeom prst="rect">
+                      <a:avLst/>
+                    </a:prstGeom>
+                    <a:noFill/>
+                    <a:ln>
+                      <a:noFill/>
+                    </a:ln>
+                  </pic:spPr>
+                </pic:pic>
+              </a:graphicData>
+            </a:graphic>
+          </wp:inline>
+        </w:drawing>
+      </w:r>
+      <w:bookmarkEnd w:id="2"/>
+    </w:p>
+    <w:p>
+      <w:pPr>
+        <w:pStyle w:val="Paragraphedeliste"/>
+        <w:numPr>
+          <w:ilvl w:val="3"/>
+          <w:numId w:val="1"/>
+        </w:numPr>
+        <w:rPr>
+          <w:rFonts w:ascii="Arial" w:eastAsiaTheme="majorEastAsia" w:hAnsi="Arial" w:cs="Arial"/>
+          <w:color w:val="70AD47" w:themeColor="accent6"/>
+          <w:sz w:val="22"/>
+          <w:szCs w:val="22"/>
+          <w:lang w:val="en-US"/>
+        </w:rPr>
+      </w:pPr>
+      <w:r>
+        <w:rPr>
+          <w:rFonts w:ascii="Arial" w:eastAsiaTheme="majorEastAsia" w:hAnsi="Arial" w:cs="Arial"/>
+          <w:color w:val="70AD47" w:themeColor="accent6"/>
+          <w:sz w:val="22"/>
+          <w:szCs w:val="22"/>
+          <w:lang w:val="en-US"/>
+        </w:rPr>
+        <w:t>Python correlations</w:t>
+      </w:r>
+    </w:p>
+    <w:p>
+      <w:pPr>
+        <w:pStyle w:val="Paragraphedeliste"/>
+        <w:ind w:left="0"/>
+        <w:rPr>
+          <w:rFonts w:ascii="Arial" w:eastAsiaTheme="majorEastAsia" w:hAnsi="Arial" w:cs="Arial"/>
+          <w:color w:val="70AD47" w:themeColor="accent6"/>
+          <w:sz w:val="22"/>
+          <w:szCs w:val="22"/>
+          <w:lang w:val="en-US"/>
+        </w:rPr>
+      </w:pPr>
+      <w:r>
+        <w:rPr>
+          <w:rFonts w:ascii="Arial" w:eastAsiaTheme="majorEastAsia" w:hAnsi="Arial" w:cs="Arial"/>
+          <w:noProof/>
+          <w:color w:val="70AD47" w:themeColor="accent6"/>
+          <w:sz w:val="22"/>
+          <w:szCs w:val="22"/>
+          <w:lang w:val="en-US"/>
+        </w:rPr>
+        <w:drawing>
+          <wp:inline distT="0" distB="0" distL="0" distR="0" wp14:anchorId="19B25E17" wp14:editId="52AE24DA">
+            <wp:extent cx="5731510" cy="2812119"/>
+            <wp:effectExtent l="0" t="0" r="2540" b="7620"/>
+            <wp:docPr id="31" name="Image 31" descr="C:\Users\franc\Documents\MetaTrader_tests\Strategy_1_MM_crossover_Hysteresis\05_09_Run_2_No_SL_No_TP_EMA\H1\Reports\Figure_4.png"/>
+            <wp:cNvGraphicFramePr>
+              <a:graphicFrameLocks xmlns:a="http://schemas.openxmlformats.org/drawingml/2006/main" noChangeAspect="1"/>
+            </wp:cNvGraphicFramePr>
+            <a:graphic xmlns:a="http://schemas.openxmlformats.org/drawingml/2006/main">
+              <a:graphicData uri="http://schemas.openxmlformats.org/drawingml/2006/picture">
+                <pic:pic xmlns:pic="http://schemas.openxmlformats.org/drawingml/2006/picture">
+                  <pic:nvPicPr>
+                    <pic:cNvPr id="0" name="Picture 2" descr="C:\Users\franc\Documents\MetaTrader_tests\Strategy_1_MM_crossover_Hysteresis\05_09_Run_2_No_SL_No_TP_EMA\H1\Reports\Figure_4.png"/>
+                    <pic:cNvPicPr>
+                      <a:picLocks noChangeAspect="1" noChangeArrowheads="1"/>
+                    </pic:cNvPicPr>
+                  </pic:nvPicPr>
+                  <pic:blipFill>
+                    <a:blip r:embed="rId36" cstate="print">
+                      <a:extLst>
+                        <a:ext uri="{28A0092B-C50C-407E-A947-70E740481C1C}">
+                          <a14:useLocalDpi xmlns:a14="http://schemas.microsoft.com/office/drawing/2010/main" val="0"/>
+                        </a:ext>
+                      </a:extLst>
+                    </a:blip>
+                    <a:srcRect/>
+                    <a:stretch>
+                      <a:fillRect/>
+                    </a:stretch>
+                  </pic:blipFill>
+                  <pic:spPr bwMode="auto">
+                    <a:xfrm>
+                      <a:off x="0" y="0"/>
+                      <a:ext cx="5731510" cy="2812119"/>
+                    </a:xfrm>
+                    <a:prstGeom prst="rect">
+                      <a:avLst/>
+                    </a:prstGeom>
+                    <a:noFill/>
+                    <a:ln>
+                      <a:noFill/>
+                    </a:ln>
+                  </pic:spPr>
+                </pic:pic>
+              </a:graphicData>
+            </a:graphic>
+          </wp:inline>
+        </w:drawing>
+      </w:r>
+    </w:p>
+    <w:p>
+      <w:pPr>
+        <w:pStyle w:val="Paragraphedeliste"/>
+        <w:numPr>
+          <w:ilvl w:val="3"/>
+          <w:numId w:val="1"/>
+        </w:numPr>
+        <w:rPr>
+          <w:rFonts w:ascii="Arial" w:eastAsiaTheme="majorEastAsia" w:hAnsi="Arial" w:cs="Arial"/>
+          <w:color w:val="70AD47" w:themeColor="accent6"/>
+          <w:sz w:val="22"/>
+          <w:szCs w:val="22"/>
+          <w:lang w:val="en-US"/>
+        </w:rPr>
+      </w:pPr>
+      <w:r>
+        <w:rPr>
+          <w:rFonts w:ascii="Arial" w:eastAsiaTheme="majorEastAsia" w:hAnsi="Arial" w:cs="Arial"/>
+          <w:color w:val="70AD47" w:themeColor="accent6"/>
+          <w:sz w:val="22"/>
+          <w:szCs w:val="22"/>
+          <w:lang w:val="en-US"/>
+        </w:rPr>
+        <w:t>Python SL/TP Histogram</w:t>
+      </w:r>
+    </w:p>
+    <w:p>
+      <w:pPr>
+        <w:pStyle w:val="Paragraphedeliste"/>
+        <w:numPr>
+          <w:ilvl w:val="3"/>
+          <w:numId w:val="1"/>
+        </w:numPr>
+        <w:rPr>
+          <w:rFonts w:ascii="Arial" w:eastAsiaTheme="majorEastAsia" w:hAnsi="Arial" w:cs="Arial"/>
+          <w:color w:val="70AD47" w:themeColor="accent6"/>
+          <w:sz w:val="22"/>
+          <w:szCs w:val="22"/>
+          <w:lang w:val="en-US"/>
+        </w:rPr>
+      </w:pPr>
+      <w:r>
+        <w:rPr>
+          <w:rFonts w:ascii="Arial" w:eastAsiaTheme="majorEastAsia" w:hAnsi="Arial" w:cs="Arial"/>
+          <w:color w:val="70AD47" w:themeColor="accent6"/>
+          <w:sz w:val="22"/>
+          <w:szCs w:val="22"/>
+          <w:lang w:val="en-US"/>
+        </w:rPr>
+        <w:t>Python trade duration</w:t>
       </w:r>
     </w:p>
     <w:p>
@@ -7730,7 +7653,8 @@
           <w:rFonts w:ascii="Arial" w:hAnsi="Arial" w:cs="Arial"/>
           <w:lang w:val="en-US"/>
         </w:rPr>
-        <w:t>Returns</w:t>
+        <w:lastRenderedPageBreak/>
+        <w:t>H4</w:t>
       </w:r>
     </w:p>
     <w:p>
@@ -7788,6 +7712,77 @@
     <w:p>
       <w:pPr>
         <w:pStyle w:val="Paragraphedeliste"/>
+        <w:ind w:left="0"/>
+        <w:rPr>
+          <w:rFonts w:ascii="Arial" w:eastAsiaTheme="majorEastAsia" w:hAnsi="Arial" w:cs="Arial"/>
+          <w:color w:val="70AD47" w:themeColor="accent6"/>
+          <w:sz w:val="22"/>
+          <w:szCs w:val="22"/>
+          <w:lang w:val="en-US"/>
+        </w:rPr>
+      </w:pPr>
+      <w:r>
+        <w:rPr>
+          <w:rFonts w:ascii="Arial" w:eastAsiaTheme="majorEastAsia" w:hAnsi="Arial" w:cs="Arial"/>
+          <w:noProof/>
+          <w:color w:val="70AD47" w:themeColor="accent6"/>
+          <w:sz w:val="22"/>
+          <w:szCs w:val="22"/>
+          <w:lang w:val="en-US"/>
+        </w:rPr>
+        <w:drawing>
+          <wp:inline distT="0" distB="0" distL="0" distR="0" wp14:anchorId="1269542F" wp14:editId="32F594A3">
+            <wp:extent cx="5731510" cy="4296922"/>
+            <wp:effectExtent l="0" t="0" r="2540" b="8890"/>
+            <wp:docPr id="47" name="Image 47" descr="C:\Users\franc\Documents\MetaTrader_tests\Strategy_1_MM_crossover_Hysteresis\05_09_Run_2_No_SL_No_TP_EMA\H4\Reports\05_09_Run_2_No_SL_No_TP_EMA_ProfitsALL.png"/>
+            <wp:cNvGraphicFramePr>
+              <a:graphicFrameLocks xmlns:a="http://schemas.openxmlformats.org/drawingml/2006/main" noChangeAspect="1"/>
+            </wp:cNvGraphicFramePr>
+            <a:graphic xmlns:a="http://schemas.openxmlformats.org/drawingml/2006/main">
+              <a:graphicData uri="http://schemas.openxmlformats.org/drawingml/2006/picture">
+                <pic:pic xmlns:pic="http://schemas.openxmlformats.org/drawingml/2006/picture">
+                  <pic:nvPicPr>
+                    <pic:cNvPr id="0" name="Picture 13" descr="C:\Users\franc\Documents\MetaTrader_tests\Strategy_1_MM_crossover_Hysteresis\05_09_Run_2_No_SL_No_TP_EMA\H4\Reports\05_09_Run_2_No_SL_No_TP_EMA_ProfitsALL.png"/>
+                    <pic:cNvPicPr>
+                      <a:picLocks noChangeAspect="1" noChangeArrowheads="1"/>
+                    </pic:cNvPicPr>
+                  </pic:nvPicPr>
+                  <pic:blipFill>
+                    <a:blip r:embed="rId37">
+                      <a:extLst>
+                        <a:ext uri="{28A0092B-C50C-407E-A947-70E740481C1C}">
+                          <a14:useLocalDpi xmlns:a14="http://schemas.microsoft.com/office/drawing/2010/main" val="0"/>
+                        </a:ext>
+                      </a:extLst>
+                    </a:blip>
+                    <a:srcRect/>
+                    <a:stretch>
+                      <a:fillRect/>
+                    </a:stretch>
+                  </pic:blipFill>
+                  <pic:spPr bwMode="auto">
+                    <a:xfrm>
+                      <a:off x="0" y="0"/>
+                      <a:ext cx="5731510" cy="4296922"/>
+                    </a:xfrm>
+                    <a:prstGeom prst="rect">
+                      <a:avLst/>
+                    </a:prstGeom>
+                    <a:noFill/>
+                    <a:ln>
+                      <a:noFill/>
+                    </a:ln>
+                  </pic:spPr>
+                </pic:pic>
+              </a:graphicData>
+            </a:graphic>
+          </wp:inline>
+        </w:drawing>
+      </w:r>
+    </w:p>
+    <w:p>
+      <w:pPr>
+        <w:pStyle w:val="Paragraphedeliste"/>
         <w:numPr>
           <w:ilvl w:val="3"/>
           <w:numId w:val="1"/>
@@ -7802,24 +7797,85 @@
       </w:pPr>
       <w:r>
         <w:rPr>
-          <w:rFonts w:ascii="Arial" w:hAnsi="Arial" w:cs="Arial"/>
-          <w:lang w:val="en-US"/>
-        </w:rPr>
-        <w:t>excursion</w:t>
+          <w:rFonts w:ascii="Arial" w:eastAsiaTheme="majorEastAsia" w:hAnsi="Arial" w:cs="Arial"/>
+          <w:color w:val="70AD47" w:themeColor="accent6"/>
+          <w:sz w:val="22"/>
+          <w:szCs w:val="22"/>
+          <w:lang w:val="en-US"/>
+        </w:rPr>
+        <w:t>Python correlations</w:t>
       </w:r>
     </w:p>
     <w:p>
       <w:pPr>
         <w:pStyle w:val="Paragraphedeliste"/>
-        <w:ind w:left="1728"/>
-        <w:rPr>
-          <w:rFonts w:ascii="Arial" w:eastAsiaTheme="majorEastAsia" w:hAnsi="Arial" w:cs="Arial"/>
-          <w:color w:val="70AD47" w:themeColor="accent6"/>
-          <w:sz w:val="22"/>
-          <w:szCs w:val="22"/>
-          <w:lang w:val="en-US"/>
-        </w:rPr>
-      </w:pPr>
+        <w:ind w:left="0"/>
+        <w:rPr>
+          <w:rFonts w:ascii="Arial" w:eastAsiaTheme="majorEastAsia" w:hAnsi="Arial" w:cs="Arial"/>
+          <w:color w:val="70AD47" w:themeColor="accent6"/>
+          <w:sz w:val="22"/>
+          <w:szCs w:val="22"/>
+          <w:lang w:val="en-US"/>
+        </w:rPr>
+      </w:pPr>
+      <w:r>
+        <w:rPr>
+          <w:rFonts w:ascii="Arial" w:eastAsiaTheme="majorEastAsia" w:hAnsi="Arial" w:cs="Arial"/>
+          <w:noProof/>
+          <w:color w:val="70AD47" w:themeColor="accent6"/>
+          <w:sz w:val="22"/>
+          <w:szCs w:val="22"/>
+          <w:lang w:val="en-US"/>
+        </w:rPr>
+        <w:drawing>
+          <wp:inline distT="0" distB="0" distL="0" distR="0" wp14:anchorId="0727A464" wp14:editId="03437605">
+            <wp:extent cx="5731510" cy="2812119"/>
+            <wp:effectExtent l="0" t="0" r="2540" b="7620"/>
+            <wp:docPr id="48" name="Image 48" descr="C:\Users\franc\Documents\MetaTrader_tests\Strategy_1_MM_crossover_Hysteresis\05_09_Run_2_No_SL_No_TP_EMA\H4\Reports\H4_05_09_Run_2_No_SL_No_TP_EMA_Correlations.png"/>
+            <wp:cNvGraphicFramePr>
+              <a:graphicFrameLocks xmlns:a="http://schemas.openxmlformats.org/drawingml/2006/main" noChangeAspect="1"/>
+            </wp:cNvGraphicFramePr>
+            <a:graphic xmlns:a="http://schemas.openxmlformats.org/drawingml/2006/main">
+              <a:graphicData uri="http://schemas.openxmlformats.org/drawingml/2006/picture">
+                <pic:pic xmlns:pic="http://schemas.openxmlformats.org/drawingml/2006/picture">
+                  <pic:nvPicPr>
+                    <pic:cNvPr id="0" name="Picture 14" descr="C:\Users\franc\Documents\MetaTrader_tests\Strategy_1_MM_crossover_Hysteresis\05_09_Run_2_No_SL_No_TP_EMA\H4\Reports\H4_05_09_Run_2_No_SL_No_TP_EMA_Correlations.png"/>
+                    <pic:cNvPicPr>
+                      <a:picLocks noChangeAspect="1" noChangeArrowheads="1"/>
+                    </pic:cNvPicPr>
+                  </pic:nvPicPr>
+                  <pic:blipFill>
+                    <a:blip r:embed="rId38" cstate="print">
+                      <a:extLst>
+                        <a:ext uri="{28A0092B-C50C-407E-A947-70E740481C1C}">
+                          <a14:useLocalDpi xmlns:a14="http://schemas.microsoft.com/office/drawing/2010/main" val="0"/>
+                        </a:ext>
+                      </a:extLst>
+                    </a:blip>
+                    <a:srcRect/>
+                    <a:stretch>
+                      <a:fillRect/>
+                    </a:stretch>
+                  </pic:blipFill>
+                  <pic:spPr bwMode="auto">
+                    <a:xfrm>
+                      <a:off x="0" y="0"/>
+                      <a:ext cx="5731510" cy="2812119"/>
+                    </a:xfrm>
+                    <a:prstGeom prst="rect">
+                      <a:avLst/>
+                    </a:prstGeom>
+                    <a:noFill/>
+                    <a:ln>
+                      <a:noFill/>
+                    </a:ln>
+                  </pic:spPr>
+                </pic:pic>
+              </a:graphicData>
+            </a:graphic>
+          </wp:inline>
+        </w:drawing>
+      </w:r>
     </w:p>
     <w:p>
       <w:pPr>
@@ -7844,12 +7900,278 @@
           <w:szCs w:val="22"/>
           <w:lang w:val="en-US"/>
         </w:rPr>
+        <w:t>Python SL/TP Histogram</w:t>
+      </w:r>
+    </w:p>
+    <w:p>
+      <w:pPr>
+        <w:pStyle w:val="Paragraphedeliste"/>
+        <w:numPr>
+          <w:ilvl w:val="3"/>
+          <w:numId w:val="1"/>
+        </w:numPr>
+        <w:rPr>
+          <w:rFonts w:ascii="Arial" w:eastAsiaTheme="majorEastAsia" w:hAnsi="Arial" w:cs="Arial"/>
+          <w:color w:val="70AD47" w:themeColor="accent6"/>
+          <w:sz w:val="22"/>
+          <w:szCs w:val="22"/>
+          <w:lang w:val="en-US"/>
+        </w:rPr>
+      </w:pPr>
+      <w:r>
+        <w:rPr>
+          <w:rFonts w:ascii="Arial" w:eastAsiaTheme="majorEastAsia" w:hAnsi="Arial" w:cs="Arial"/>
+          <w:color w:val="70AD47" w:themeColor="accent6"/>
+          <w:sz w:val="22"/>
+          <w:szCs w:val="22"/>
+          <w:lang w:val="en-US"/>
+        </w:rPr>
+        <w:t>Python trade duration</w:t>
+      </w:r>
+    </w:p>
+    <w:p>
+      <w:pPr>
+        <w:pStyle w:val="Titre4"/>
+        <w:numPr>
+          <w:ilvl w:val="2"/>
+          <w:numId w:val="1"/>
+        </w:numPr>
+        <w:rPr>
+          <w:rFonts w:ascii="Arial" w:hAnsi="Arial" w:cs="Arial"/>
+          <w:lang w:val="en-US"/>
+        </w:rPr>
+      </w:pPr>
+      <w:r>
+        <w:rPr>
+          <w:rFonts w:ascii="Arial" w:hAnsi="Arial" w:cs="Arial"/>
+          <w:lang w:val="en-US"/>
+        </w:rPr>
+        <w:t>D1</w:t>
+      </w:r>
+    </w:p>
+    <w:p>
+      <w:pPr>
+        <w:pStyle w:val="Paragraphedeliste"/>
+        <w:numPr>
+          <w:ilvl w:val="3"/>
+          <w:numId w:val="1"/>
+        </w:numPr>
+        <w:rPr>
+          <w:rFonts w:ascii="Arial" w:eastAsiaTheme="majorEastAsia" w:hAnsi="Arial" w:cs="Arial"/>
+          <w:color w:val="70AD47" w:themeColor="accent6"/>
+          <w:sz w:val="22"/>
+          <w:szCs w:val="22"/>
+          <w:lang w:val="en-US"/>
+        </w:rPr>
+      </w:pPr>
+      <w:r>
+        <w:rPr>
+          <w:rFonts w:ascii="Arial" w:eastAsiaTheme="majorEastAsia" w:hAnsi="Arial" w:cs="Arial"/>
+          <w:color w:val="70AD47" w:themeColor="accent6"/>
+          <w:sz w:val="22"/>
+          <w:szCs w:val="22"/>
+          <w:lang w:val="en-US"/>
+        </w:rPr>
+        <w:t>Mql5 returns</w:t>
+      </w:r>
+    </w:p>
+    <w:p>
+      <w:pPr>
+        <w:pStyle w:val="Paragraphedeliste"/>
+        <w:numPr>
+          <w:ilvl w:val="3"/>
+          <w:numId w:val="1"/>
+        </w:numPr>
+        <w:rPr>
+          <w:rFonts w:ascii="Arial" w:eastAsiaTheme="majorEastAsia" w:hAnsi="Arial" w:cs="Arial"/>
+          <w:color w:val="70AD47" w:themeColor="accent6"/>
+          <w:sz w:val="22"/>
+          <w:szCs w:val="22"/>
+          <w:lang w:val="en-US"/>
+        </w:rPr>
+      </w:pPr>
+      <w:r>
+        <w:rPr>
+          <w:rFonts w:ascii="Arial" w:eastAsiaTheme="majorEastAsia" w:hAnsi="Arial" w:cs="Arial"/>
+          <w:color w:val="70AD47" w:themeColor="accent6"/>
+          <w:sz w:val="22"/>
+          <w:szCs w:val="22"/>
+          <w:lang w:val="en-US"/>
+        </w:rPr>
+        <w:lastRenderedPageBreak/>
+        <w:t>Python returns</w:t>
+      </w:r>
+    </w:p>
+    <w:p>
+      <w:pPr>
+        <w:pStyle w:val="Paragraphedeliste"/>
+        <w:ind w:left="1080"/>
+        <w:rPr>
+          <w:rFonts w:ascii="Arial" w:eastAsiaTheme="majorEastAsia" w:hAnsi="Arial" w:cs="Arial"/>
+          <w:color w:val="70AD47" w:themeColor="accent6"/>
+          <w:sz w:val="22"/>
+          <w:szCs w:val="22"/>
+          <w:lang w:val="en-US"/>
+        </w:rPr>
+      </w:pPr>
+      <w:r>
+        <w:rPr>
+          <w:rFonts w:ascii="Arial" w:eastAsiaTheme="majorEastAsia" w:hAnsi="Arial" w:cs="Arial"/>
+          <w:noProof/>
+          <w:color w:val="70AD47" w:themeColor="accent6"/>
+          <w:sz w:val="22"/>
+          <w:szCs w:val="22"/>
+          <w:lang w:val="en-US"/>
+        </w:rPr>
+        <w:drawing>
+          <wp:inline distT="0" distB="0" distL="0" distR="0" wp14:anchorId="6A9E1999" wp14:editId="6D9C7AEF">
+            <wp:extent cx="4367694" cy="3274467"/>
+            <wp:effectExtent l="0" t="0" r="0" b="2540"/>
+            <wp:docPr id="49" name="Image 49" descr="C:\Users\franc\Documents\MetaTrader_tests\Strategy_1_MM_crossover_Hysteresis\05_09_Run_2_No_SL_No_TP_EMA\D1\Reports\05_09_Run_2_No_SL_No_TP_EMA_ProfitsALL.png"/>
+            <wp:cNvGraphicFramePr>
+              <a:graphicFrameLocks xmlns:a="http://schemas.openxmlformats.org/drawingml/2006/main" noChangeAspect="1"/>
+            </wp:cNvGraphicFramePr>
+            <a:graphic xmlns:a="http://schemas.openxmlformats.org/drawingml/2006/main">
+              <a:graphicData uri="http://schemas.openxmlformats.org/drawingml/2006/picture">
+                <pic:pic xmlns:pic="http://schemas.openxmlformats.org/drawingml/2006/picture">
+                  <pic:nvPicPr>
+                    <pic:cNvPr id="0" name="Picture 15" descr="C:\Users\franc\Documents\MetaTrader_tests\Strategy_1_MM_crossover_Hysteresis\05_09_Run_2_No_SL_No_TP_EMA\D1\Reports\05_09_Run_2_No_SL_No_TP_EMA_ProfitsALL.png"/>
+                    <pic:cNvPicPr>
+                      <a:picLocks noChangeAspect="1" noChangeArrowheads="1"/>
+                    </pic:cNvPicPr>
+                  </pic:nvPicPr>
+                  <pic:blipFill>
+                    <a:blip r:embed="rId39">
+                      <a:extLst>
+                        <a:ext uri="{28A0092B-C50C-407E-A947-70E740481C1C}">
+                          <a14:useLocalDpi xmlns:a14="http://schemas.microsoft.com/office/drawing/2010/main" val="0"/>
+                        </a:ext>
+                      </a:extLst>
+                    </a:blip>
+                    <a:srcRect/>
+                    <a:stretch>
+                      <a:fillRect/>
+                    </a:stretch>
+                  </pic:blipFill>
+                  <pic:spPr bwMode="auto">
+                    <a:xfrm>
+                      <a:off x="0" y="0"/>
+                      <a:ext cx="4370610" cy="3276653"/>
+                    </a:xfrm>
+                    <a:prstGeom prst="rect">
+                      <a:avLst/>
+                    </a:prstGeom>
+                    <a:noFill/>
+                    <a:ln>
+                      <a:noFill/>
+                    </a:ln>
+                  </pic:spPr>
+                </pic:pic>
+              </a:graphicData>
+            </a:graphic>
+          </wp:inline>
+        </w:drawing>
+      </w:r>
+    </w:p>
+    <w:p>
+      <w:pPr>
+        <w:pStyle w:val="Paragraphedeliste"/>
+        <w:numPr>
+          <w:ilvl w:val="3"/>
+          <w:numId w:val="1"/>
+        </w:numPr>
+        <w:rPr>
+          <w:rFonts w:ascii="Arial" w:eastAsiaTheme="majorEastAsia" w:hAnsi="Arial" w:cs="Arial"/>
+          <w:color w:val="70AD47" w:themeColor="accent6"/>
+          <w:sz w:val="22"/>
+          <w:szCs w:val="22"/>
+          <w:lang w:val="en-US"/>
+        </w:rPr>
+      </w:pPr>
+      <w:r>
+        <w:rPr>
+          <w:rFonts w:ascii="Arial" w:eastAsiaTheme="majorEastAsia" w:hAnsi="Arial" w:cs="Arial"/>
+          <w:color w:val="70AD47" w:themeColor="accent6"/>
+          <w:sz w:val="22"/>
+          <w:szCs w:val="22"/>
+          <w:lang w:val="en-US"/>
+        </w:rPr>
         <w:t>Python correlations</w:t>
       </w:r>
     </w:p>
     <w:p>
       <w:pPr>
         <w:pStyle w:val="Paragraphedeliste"/>
+        <w:rPr>
+          <w:rFonts w:ascii="Arial" w:eastAsiaTheme="majorEastAsia" w:hAnsi="Arial" w:cs="Arial"/>
+          <w:color w:val="70AD47" w:themeColor="accent6"/>
+          <w:sz w:val="22"/>
+          <w:szCs w:val="22"/>
+          <w:lang w:val="en-US"/>
+        </w:rPr>
+      </w:pPr>
+      <w:r>
+        <w:rPr>
+          <w:rFonts w:ascii="Arial" w:eastAsiaTheme="majorEastAsia" w:hAnsi="Arial" w:cs="Arial"/>
+          <w:noProof/>
+          <w:color w:val="70AD47" w:themeColor="accent6"/>
+          <w:sz w:val="22"/>
+          <w:szCs w:val="22"/>
+          <w:lang w:val="en-US"/>
+        </w:rPr>
+        <w:drawing>
+          <wp:inline distT="0" distB="0" distL="0" distR="0" wp14:anchorId="6C4ED084" wp14:editId="10FFA328">
+            <wp:extent cx="5731510" cy="2812119"/>
+            <wp:effectExtent l="0" t="0" r="2540" b="7620"/>
+            <wp:docPr id="50" name="Image 50" descr="C:\Users\franc\Documents\MetaTrader_tests\Strategy_1_MM_crossover_Hysteresis\05_09_Run_2_No_SL_No_TP_EMA\D1\Reports\Figure_4.png"/>
+            <wp:cNvGraphicFramePr>
+              <a:graphicFrameLocks xmlns:a="http://schemas.openxmlformats.org/drawingml/2006/main" noChangeAspect="1"/>
+            </wp:cNvGraphicFramePr>
+            <a:graphic xmlns:a="http://schemas.openxmlformats.org/drawingml/2006/main">
+              <a:graphicData uri="http://schemas.openxmlformats.org/drawingml/2006/picture">
+                <pic:pic xmlns:pic="http://schemas.openxmlformats.org/drawingml/2006/picture">
+                  <pic:nvPicPr>
+                    <pic:cNvPr id="0" name="Picture 16" descr="C:\Users\franc\Documents\MetaTrader_tests\Strategy_1_MM_crossover_Hysteresis\05_09_Run_2_No_SL_No_TP_EMA\D1\Reports\Figure_4.png"/>
+                    <pic:cNvPicPr>
+                      <a:picLocks noChangeAspect="1" noChangeArrowheads="1"/>
+                    </pic:cNvPicPr>
+                  </pic:nvPicPr>
+                  <pic:blipFill>
+                    <a:blip r:embed="rId40" cstate="print">
+                      <a:extLst>
+                        <a:ext uri="{28A0092B-C50C-407E-A947-70E740481C1C}">
+                          <a14:useLocalDpi xmlns:a14="http://schemas.microsoft.com/office/drawing/2010/main" val="0"/>
+                        </a:ext>
+                      </a:extLst>
+                    </a:blip>
+                    <a:srcRect/>
+                    <a:stretch>
+                      <a:fillRect/>
+                    </a:stretch>
+                  </pic:blipFill>
+                  <pic:spPr bwMode="auto">
+                    <a:xfrm>
+                      <a:off x="0" y="0"/>
+                      <a:ext cx="5731510" cy="2812119"/>
+                    </a:xfrm>
+                    <a:prstGeom prst="rect">
+                      <a:avLst/>
+                    </a:prstGeom>
+                    <a:noFill/>
+                    <a:ln>
+                      <a:noFill/>
+                    </a:ln>
+                  </pic:spPr>
+                </pic:pic>
+              </a:graphicData>
+            </a:graphic>
+          </wp:inline>
+        </w:drawing>
+      </w:r>
+    </w:p>
+    <w:p>
+      <w:pPr>
+        <w:pStyle w:val="Paragraphedeliste"/>
         <w:numPr>
           <w:ilvl w:val="3"/>
           <w:numId w:val="1"/>
@@ -7916,7 +8238,137 @@
           <w:rFonts w:ascii="Arial" w:hAnsi="Arial" w:cs="Arial"/>
           <w:lang w:val="en-US"/>
         </w:rPr>
-        <w:t>Conclusions</w:t>
+        <w:t>W1</w:t>
+      </w:r>
+    </w:p>
+    <w:p>
+      <w:pPr>
+        <w:pStyle w:val="Paragraphedeliste"/>
+        <w:numPr>
+          <w:ilvl w:val="3"/>
+          <w:numId w:val="1"/>
+        </w:numPr>
+        <w:rPr>
+          <w:rFonts w:ascii="Arial" w:eastAsiaTheme="majorEastAsia" w:hAnsi="Arial" w:cs="Arial"/>
+          <w:color w:val="70AD47" w:themeColor="accent6"/>
+          <w:sz w:val="22"/>
+          <w:szCs w:val="22"/>
+          <w:lang w:val="en-US"/>
+        </w:rPr>
+      </w:pPr>
+      <w:r>
+        <w:rPr>
+          <w:rFonts w:ascii="Arial" w:eastAsiaTheme="majorEastAsia" w:hAnsi="Arial" w:cs="Arial"/>
+          <w:color w:val="70AD47" w:themeColor="accent6"/>
+          <w:sz w:val="22"/>
+          <w:szCs w:val="22"/>
+          <w:lang w:val="en-US"/>
+        </w:rPr>
+        <w:t>Mql5 returns</w:t>
+      </w:r>
+    </w:p>
+    <w:p>
+      <w:pPr>
+        <w:pStyle w:val="Paragraphedeliste"/>
+        <w:numPr>
+          <w:ilvl w:val="3"/>
+          <w:numId w:val="1"/>
+        </w:numPr>
+        <w:rPr>
+          <w:rFonts w:ascii="Arial" w:eastAsiaTheme="majorEastAsia" w:hAnsi="Arial" w:cs="Arial"/>
+          <w:color w:val="70AD47" w:themeColor="accent6"/>
+          <w:sz w:val="22"/>
+          <w:szCs w:val="22"/>
+          <w:lang w:val="en-US"/>
+        </w:rPr>
+      </w:pPr>
+      <w:r>
+        <w:rPr>
+          <w:rFonts w:ascii="Arial" w:eastAsiaTheme="majorEastAsia" w:hAnsi="Arial" w:cs="Arial"/>
+          <w:color w:val="70AD47" w:themeColor="accent6"/>
+          <w:sz w:val="22"/>
+          <w:szCs w:val="22"/>
+          <w:lang w:val="en-US"/>
+        </w:rPr>
+        <w:t>Python returns</w:t>
+      </w:r>
+    </w:p>
+    <w:p>
+      <w:pPr>
+        <w:pStyle w:val="Paragraphedeliste"/>
+        <w:numPr>
+          <w:ilvl w:val="3"/>
+          <w:numId w:val="1"/>
+        </w:numPr>
+        <w:rPr>
+          <w:rFonts w:ascii="Arial" w:eastAsiaTheme="majorEastAsia" w:hAnsi="Arial" w:cs="Arial"/>
+          <w:color w:val="70AD47" w:themeColor="accent6"/>
+          <w:sz w:val="22"/>
+          <w:szCs w:val="22"/>
+          <w:lang w:val="en-US"/>
+        </w:rPr>
+      </w:pPr>
+      <w:r>
+        <w:rPr>
+          <w:rFonts w:ascii="Arial" w:eastAsiaTheme="majorEastAsia" w:hAnsi="Arial" w:cs="Arial"/>
+          <w:color w:val="70AD47" w:themeColor="accent6"/>
+          <w:sz w:val="22"/>
+          <w:szCs w:val="22"/>
+          <w:lang w:val="en-US"/>
+        </w:rPr>
+        <w:t>Python correlations</w:t>
+      </w:r>
+    </w:p>
+    <w:p>
+      <w:pPr>
+        <w:pStyle w:val="Paragraphedeliste"/>
+        <w:numPr>
+          <w:ilvl w:val="3"/>
+          <w:numId w:val="1"/>
+        </w:numPr>
+        <w:rPr>
+          <w:rFonts w:ascii="Arial" w:eastAsiaTheme="majorEastAsia" w:hAnsi="Arial" w:cs="Arial"/>
+          <w:color w:val="70AD47" w:themeColor="accent6"/>
+          <w:sz w:val="22"/>
+          <w:szCs w:val="22"/>
+          <w:lang w:val="en-US"/>
+        </w:rPr>
+      </w:pPr>
+      <w:r>
+        <w:rPr>
+          <w:rFonts w:ascii="Arial" w:eastAsiaTheme="majorEastAsia" w:hAnsi="Arial" w:cs="Arial"/>
+          <w:color w:val="70AD47" w:themeColor="accent6"/>
+          <w:sz w:val="22"/>
+          <w:szCs w:val="22"/>
+          <w:lang w:val="en-US"/>
+        </w:rPr>
+        <w:t>Python SL/TP Histogram</w:t>
+      </w:r>
+    </w:p>
+    <w:p>
+      <w:pPr>
+        <w:pStyle w:val="Paragraphedeliste"/>
+        <w:numPr>
+          <w:ilvl w:val="3"/>
+          <w:numId w:val="1"/>
+        </w:numPr>
+        <w:rPr>
+          <w:rFonts w:ascii="Arial" w:eastAsiaTheme="majorEastAsia" w:hAnsi="Arial" w:cs="Arial"/>
+          <w:color w:val="70AD47" w:themeColor="accent6"/>
+          <w:sz w:val="22"/>
+          <w:szCs w:val="22"/>
+          <w:lang w:val="en-US"/>
+        </w:rPr>
+      </w:pPr>
+      <w:r>
+        <w:rPr>
+          <w:rFonts w:ascii="Arial" w:eastAsiaTheme="majorEastAsia" w:hAnsi="Arial" w:cs="Arial"/>
+          <w:color w:val="70AD47" w:themeColor="accent6"/>
+          <w:sz w:val="22"/>
+          <w:szCs w:val="22"/>
+          <w:lang w:val="en-US"/>
+        </w:rPr>
+        <w:t>Python trade duration</w:t>
       </w:r>
     </w:p>
     <w:p>
@@ -7973,30 +8425,8 @@
         <w:rPr>
           <w:lang w:val="en-US"/>
         </w:rPr>
-        <w:t>n the previous section, we saw dynamic hysteresis (</w:t>
-      </w:r>
-      <w:proofErr w:type="spellStart"/>
-      <w:r>
-        <w:rPr>
-          <w:lang w:val="en-US"/>
-        </w:rPr>
-        <w:t>i.e</w:t>
-      </w:r>
-      <w:proofErr w:type="spellEnd"/>
-      <w:r>
-        <w:rPr>
-          <w:lang w:val="en-US"/>
-        </w:rPr>
-        <w:t xml:space="preserve"> based on the maximum of MA differences) is often not enough to avoid </w:t>
-      </w:r>
-      <w:proofErr w:type="spellStart"/>
-      <w:r>
-        <w:rPr>
-          <w:lang w:val="en-US"/>
-        </w:rPr>
-        <w:t>whispays</w:t>
-      </w:r>
-      <w:proofErr w:type="spellEnd"/>
+        <w:t>n the previous section, we saw dynamic hysteresis (i.e based on the maximum of MA differences) is often not enough to avoid whispays</w:t>
+      </w:r>
     </w:p>
     <w:p>
       <w:pPr>
@@ -8228,7 +8658,6 @@
           <w:lang w:val="en-US"/>
         </w:rPr>
       </w:pPr>
-      <w:proofErr w:type="spellStart"/>
       <m:oMath>
         <m:r>
           <m:rPr>
@@ -8238,18 +8667,7 @@
             <w:rFonts w:ascii="Arial" w:hAnsi="Arial" w:cs="Arial"/>
             <w:lang w:val="en-US"/>
           </w:rPr>
-          <m:t>Hyst</m:t>
-        </m:r>
-        <w:proofErr w:type="spellEnd"/>
-        <m:r>
-          <m:rPr>
-            <m:nor/>
-          </m:rPr>
-          <w:rPr>
-            <w:rFonts w:ascii="Arial" w:hAnsi="Arial" w:cs="Arial"/>
-            <w:lang w:val="en-US"/>
-          </w:rPr>
-          <m:t>(t)</m:t>
+          <m:t>Hyst(t)</m:t>
         </m:r>
         <m:r>
           <w:rPr>
@@ -8550,7 +8968,6 @@
           <w:rFonts w:ascii="Arial" w:hAnsi="Arial" w:cs="Arial"/>
           <w:lang w:val="en-US"/>
         </w:rPr>
-        <w:lastRenderedPageBreak/>
         <w:t xml:space="preserve">Use static hysteresis of the previous year </w:t>
       </w:r>
     </w:p>
@@ -8600,6 +9017,7 @@
           <w:noProof/>
           <w:lang w:val="en-US"/>
         </w:rPr>
+        <w:lastRenderedPageBreak/>
         <w:drawing>
           <wp:inline distT="0" distB="0" distL="0" distR="0" wp14:anchorId="199C6786" wp14:editId="203C4C2F">
             <wp:extent cx="5731510" cy="4298950"/>
@@ -8616,7 +9034,7 @@
                     <pic:cNvPicPr/>
                   </pic:nvPicPr>
                   <pic:blipFill>
-                    <a:blip r:embed="rId35">
+                    <a:blip r:embed="rId41">
                       <a:extLst>
                         <a:ext uri="{28A0092B-C50C-407E-A947-70E740481C1C}">
                           <a14:useLocalDpi xmlns:a14="http://schemas.microsoft.com/office/drawing/2010/main" val="0"/>
@@ -8654,24 +9072,14 @@
       <w:r>
         <w:t xml:space="preserve">Figure </w:t>
       </w:r>
-      <w:r>
-        <w:fldChar w:fldCharType="begin"/>
-      </w:r>
-      <w:r>
-        <w:instrText xml:space="preserve"> SEQ Figure \* ARABIC </w:instrText>
-      </w:r>
-      <w:r>
-        <w:fldChar w:fldCharType="separate"/>
-      </w:r>
-      <w:r>
-        <w:rPr>
-          <w:noProof/>
-        </w:rPr>
-        <w:t>25</w:t>
-      </w:r>
-      <w:r>
-        <w:fldChar w:fldCharType="end"/>
-      </w:r>
+      <w:fldSimple w:instr=" SEQ Figure \* ARABIC ">
+        <w:r>
+          <w:rPr>
+            <w:noProof/>
+          </w:rPr>
+          <w:t>25</w:t>
+        </w:r>
+      </w:fldSimple>
       <w:r>
         <w:rPr>
           <w:lang w:val="en-US"/>
@@ -8707,21 +9115,7 @@
         <w:rPr>
           <w:lang w:val="en-US"/>
         </w:rPr>
-        <w:t xml:space="preserve">0 </w:t>
-      </w:r>
-      <w:proofErr w:type="spellStart"/>
-      <w:r>
-        <w:rPr>
-          <w:lang w:val="en-US"/>
-        </w:rPr>
-        <w:t>procent</w:t>
-      </w:r>
-      <w:proofErr w:type="spellEnd"/>
-      <w:r>
-        <w:rPr>
-          <w:lang w:val="en-US"/>
-        </w:rPr>
-        <w:t xml:space="preserve"> reject with previous year</w:t>
+        <w:t>0 procent reject with previous year</w:t>
       </w:r>
     </w:p>
     <w:p>
@@ -8747,7 +9141,7 @@
     <w:p>
       <w:pPr>
         <w:rPr>
-          <w:lang w:val="fr-BE"/>
+          <w:lang w:val="en-US"/>
         </w:rPr>
       </w:pPr>
       <w:r>
@@ -8771,7 +9165,6 @@
         </w:rPr>
         <w:t xml:space="preserve"> with </w:t>
       </w:r>
-      <w:proofErr w:type="spellStart"/>
       <m:oMath>
         <m:r>
           <m:rPr>
@@ -8781,18 +9174,7 @@
             <w:rFonts w:ascii="Arial" w:hAnsi="Arial" w:cs="Arial"/>
             <w:lang w:val="en-US"/>
           </w:rPr>
-          <m:t>Hyst</m:t>
-        </m:r>
-        <w:proofErr w:type="spellEnd"/>
-        <m:r>
-          <m:rPr>
-            <m:nor/>
-          </m:rPr>
-          <w:rPr>
-            <w:rFonts w:ascii="Arial" w:hAnsi="Arial" w:cs="Arial"/>
-            <w:lang w:val="en-US"/>
-          </w:rPr>
-          <m:t>(t)</m:t>
+          <m:t>Hyst(t)</m:t>
         </m:r>
         <m:r>
           <w:rPr>
@@ -9085,7 +9467,6 @@
           <w:rFonts w:ascii="Arial" w:hAnsi="Arial" w:cs="Arial"/>
           <w:lang w:val="en-US"/>
         </w:rPr>
-        <w:lastRenderedPageBreak/>
         <w:t>H1</w:t>
       </w:r>
     </w:p>
@@ -9095,6 +9476,7 @@
       </w:pPr>
       <w:r>
         <w:rPr>
+          <w:noProof/>
           <w:lang w:val="en-US"/>
         </w:rPr>
         <w:drawing>
@@ -9113,7 +9495,7 @@
                     <pic:cNvPicPr/>
                   </pic:nvPicPr>
                   <pic:blipFill>
-                    <a:blip r:embed="rId36"/>
+                    <a:blip r:embed="rId42"/>
                     <a:stretch>
                       <a:fillRect/>
                     </a:stretch>
@@ -9145,61 +9527,37 @@
       <w:r>
         <w:t xml:space="preserve">Figure </w:t>
       </w:r>
-      <w:r>
-        <w:fldChar w:fldCharType="begin"/>
-      </w:r>
-      <w:r>
-        <w:instrText xml:space="preserve"> SEQ Figure \* ARABIC </w:instrText>
-      </w:r>
-      <w:r>
-        <w:fldChar w:fldCharType="separate"/>
-      </w:r>
+      <w:fldSimple w:instr=" SEQ Figure \* ARABIC ">
+        <w:r>
+          <w:rPr>
+            <w:noProof/>
+          </w:rPr>
+          <w:t>26</w:t>
+        </w:r>
+      </w:fldSimple>
+      <w:r>
+        <w:rPr>
+          <w:lang w:val="en-US"/>
+        </w:rPr>
+        <w:t>Avoinding Whispay</w:t>
+      </w:r>
+      <w:r>
+        <w:rPr>
+          <w:lang w:val="en-US"/>
+        </w:rPr>
+        <w:t xml:space="preserve"> </w:t>
+      </w:r>
+    </w:p>
+    <w:p>
+      <w:pPr>
+        <w:keepNext/>
+      </w:pPr>
       <w:r>
         <w:rPr>
           <w:noProof/>
-        </w:rPr>
-        <w:t>26</w:t>
-      </w:r>
-      <w:r>
-        <w:fldChar w:fldCharType="end"/>
-      </w:r>
-      <w:proofErr w:type="spellStart"/>
-      <w:r>
-        <w:rPr>
-          <w:lang w:val="en-US"/>
-        </w:rPr>
-        <w:t>Avoinding</w:t>
-      </w:r>
-      <w:proofErr w:type="spellEnd"/>
-      <w:r>
-        <w:rPr>
-          <w:lang w:val="en-US"/>
-        </w:rPr>
-        <w:t xml:space="preserve"> </w:t>
-      </w:r>
-      <w:proofErr w:type="spellStart"/>
-      <w:r>
-        <w:rPr>
-          <w:lang w:val="en-US"/>
-        </w:rPr>
-        <w:t>Whispay</w:t>
-      </w:r>
-      <w:proofErr w:type="spellEnd"/>
-      <w:r>
-        <w:rPr>
-          <w:lang w:val="en-US"/>
-        </w:rPr>
-        <w:t xml:space="preserve"> </w:t>
-      </w:r>
-    </w:p>
-    <w:p>
-      <w:pPr>
-        <w:keepNext/>
-      </w:pPr>
-      <w:r>
-        <w:rPr>
-          <w:lang w:val="en-US"/>
-        </w:rPr>
+          <w:lang w:val="en-US"/>
+        </w:rPr>
+        <w:lastRenderedPageBreak/>
         <w:drawing>
           <wp:inline distT="0" distB="0" distL="0" distR="0" wp14:anchorId="74047ACF" wp14:editId="24326E96">
             <wp:extent cx="5731510" cy="2133600"/>
@@ -9216,7 +9574,7 @@
                     <pic:cNvPicPr/>
                   </pic:nvPicPr>
                   <pic:blipFill>
-                    <a:blip r:embed="rId37"/>
+                    <a:blip r:embed="rId43"/>
                     <a:stretch>
                       <a:fillRect/>
                     </a:stretch>
@@ -9248,58 +9606,26 @@
       <w:r>
         <w:t xml:space="preserve">Figure </w:t>
       </w:r>
-      <w:r>
-        <w:fldChar w:fldCharType="begin"/>
-      </w:r>
-      <w:r>
-        <w:instrText xml:space="preserve"> SEQ Figure \* ARABIC </w:instrText>
-      </w:r>
-      <w:r>
-        <w:fldChar w:fldCharType="separate"/>
-      </w:r>
-      <w:r>
-        <w:rPr>
-          <w:noProof/>
-        </w:rPr>
-        <w:t>27</w:t>
-      </w:r>
-      <w:r>
-        <w:fldChar w:fldCharType="end"/>
-      </w:r>
-      <w:r>
-        <w:rPr>
-          <w:lang w:val="en-US"/>
-        </w:rPr>
-        <w:t xml:space="preserve"> how </w:t>
-      </w:r>
-      <w:proofErr w:type="spellStart"/>
-      <w:r>
-        <w:rPr>
-          <w:lang w:val="en-US"/>
-        </w:rPr>
-        <w:t>i</w:t>
-      </w:r>
-      <w:proofErr w:type="spellEnd"/>
-      <w:r>
-        <w:rPr>
-          <w:lang w:val="en-US"/>
-        </w:rPr>
-        <w:t xml:space="preserve"> lose my returns</w:t>
-      </w:r>
-      <w:r>
-        <w:rPr>
-          <w:lang w:val="en-US"/>
-        </w:rPr>
-        <w:t xml:space="preserve"> with severe </w:t>
-      </w:r>
-      <w:proofErr w:type="spellStart"/>
-      <w:r>
-        <w:rPr>
-          <w:lang w:val="en-US"/>
-        </w:rPr>
-        <w:t>whispays</w:t>
-      </w:r>
-      <w:proofErr w:type="spellEnd"/>
+      <w:fldSimple w:instr=" SEQ Figure \* ARABIC ">
+        <w:r>
+          <w:rPr>
+            <w:noProof/>
+          </w:rPr>
+          <w:t>27</w:t>
+        </w:r>
+      </w:fldSimple>
+      <w:r>
+        <w:rPr>
+          <w:lang w:val="en-US"/>
+        </w:rPr>
+        <w:t xml:space="preserve"> how i lose my returns</w:t>
+      </w:r>
+      <w:r>
+        <w:rPr>
+          <w:lang w:val="en-US"/>
+        </w:rPr>
+        <w:t xml:space="preserve"> with severe whispays</w:t>
+      </w:r>
     </w:p>
     <w:p>
       <w:pPr>
@@ -9349,6 +9675,7 @@
       <w:r>
         <w:rPr>
           <w:rFonts w:ascii="Arial" w:eastAsiaTheme="majorEastAsia" w:hAnsi="Arial" w:cs="Arial"/>
+          <w:noProof/>
           <w:color w:val="70AD47" w:themeColor="accent6"/>
           <w:sz w:val="22"/>
           <w:szCs w:val="22"/>
@@ -9370,7 +9697,7 @@
                     <pic:cNvPicPr/>
                   </pic:nvPicPr>
                   <pic:blipFill>
-                    <a:blip r:embed="rId38"/>
+                    <a:blip r:embed="rId44"/>
                     <a:stretch>
                       <a:fillRect/>
                     </a:stretch>
@@ -9406,24 +9733,14 @@
       <w:r>
         <w:t xml:space="preserve">Figure </w:t>
       </w:r>
-      <w:r>
-        <w:fldChar w:fldCharType="begin"/>
-      </w:r>
-      <w:r>
-        <w:instrText xml:space="preserve"> SEQ Figure \* ARABIC </w:instrText>
-      </w:r>
-      <w:r>
-        <w:fldChar w:fldCharType="separate"/>
-      </w:r>
-      <w:r>
-        <w:rPr>
-          <w:noProof/>
-        </w:rPr>
-        <w:t>28</w:t>
-      </w:r>
-      <w:r>
-        <w:fldChar w:fldCharType="end"/>
-      </w:r>
+      <w:fldSimple w:instr=" SEQ Figure \* ARABIC ">
+        <w:r>
+          <w:rPr>
+            <w:noProof/>
+          </w:rPr>
+          <w:t>28</w:t>
+        </w:r>
+      </w:fldSimple>
       <w:r>
         <w:rPr>
           <w:lang w:val="en-US"/>
@@ -9548,7 +9865,6 @@
           <w:szCs w:val="22"/>
           <w:lang w:val="en-US"/>
         </w:rPr>
-        <w:lastRenderedPageBreak/>
         <w:drawing>
           <wp:inline distT="0" distB="0" distL="0" distR="0" wp14:anchorId="45086658" wp14:editId="0FF7277F">
             <wp:extent cx="5731510" cy="2664786"/>
@@ -9567,7 +9883,7 @@
                     </pic:cNvPicPr>
                   </pic:nvPicPr>
                   <pic:blipFill>
-                    <a:blip r:embed="rId39">
+                    <a:blip r:embed="rId45">
                       <a:extLst>
                         <a:ext uri="{28A0092B-C50C-407E-A947-70E740481C1C}">
                           <a14:useLocalDpi xmlns:a14="http://schemas.microsoft.com/office/drawing/2010/main" val="0"/>
@@ -9614,43 +9930,27 @@
       <w:r>
         <w:t xml:space="preserve">Figure </w:t>
       </w:r>
-      <w:r>
-        <w:fldChar w:fldCharType="begin"/>
-      </w:r>
-      <w:r>
-        <w:instrText xml:space="preserve"> SEQ Figure \* ARABIC </w:instrText>
-      </w:r>
-      <w:r>
-        <w:fldChar w:fldCharType="separate"/>
-      </w:r>
-      <w:r>
-        <w:rPr>
-          <w:noProof/>
-        </w:rPr>
-        <w:t>29</w:t>
-      </w:r>
-      <w:r>
-        <w:fldChar w:fldCharType="end"/>
-      </w:r>
-      <w:r>
-        <w:rPr>
-          <w:lang w:val="en-US"/>
-        </w:rPr>
+      <w:fldSimple w:instr=" SEQ Figure \* ARABIC ">
+        <w:r>
+          <w:rPr>
+            <w:noProof/>
+          </w:rPr>
+          <w:t>29</w:t>
+        </w:r>
+      </w:fldSimple>
+      <w:r>
+        <w:rPr>
+          <w:lang w:val="en-US"/>
+        </w:rPr>
+        <w:t xml:space="preserve"> H1 60% reject with previous year</w:t>
+      </w:r>
+      <w:r>
         <w:t xml:space="preserve"> </w:t>
       </w:r>
       <w:r>
         <w:rPr>
           <w:lang w:val="en-US"/>
         </w:rPr>
-        <w:t>H1 60% reject with previous year</w:t>
-      </w:r>
-      <w:r>
-        <w:t xml:space="preserve"> </w:t>
-      </w:r>
-      <w:r>
-        <w:rPr>
-          <w:lang w:val="en-US"/>
-        </w:rPr>
         <w:t>EXCURSION</w:t>
       </w:r>
     </w:p>
@@ -9678,6 +9978,7 @@
           <w:szCs w:val="22"/>
           <w:lang w:val="en-US"/>
         </w:rPr>
+        <w:lastRenderedPageBreak/>
         <w:t>Python correlations</w:t>
       </w:r>
     </w:p>
@@ -9725,7 +10026,7 @@
                     </pic:cNvPicPr>
                   </pic:nvPicPr>
                   <pic:blipFill>
-                    <a:blip r:embed="rId40" cstate="print">
+                    <a:blip r:embed="rId46" cstate="print">
                       <a:extLst>
                         <a:ext uri="{28A0092B-C50C-407E-A947-70E740481C1C}">
                           <a14:useLocalDpi xmlns:a14="http://schemas.microsoft.com/office/drawing/2010/main" val="0"/>
@@ -9772,24 +10073,14 @@
       <w:r>
         <w:t xml:space="preserve">Figure </w:t>
       </w:r>
-      <w:r>
-        <w:fldChar w:fldCharType="begin"/>
-      </w:r>
-      <w:r>
-        <w:instrText xml:space="preserve"> SEQ Figure \* ARABIC </w:instrText>
-      </w:r>
-      <w:r>
-        <w:fldChar w:fldCharType="separate"/>
-      </w:r>
-      <w:r>
-        <w:rPr>
-          <w:noProof/>
-        </w:rPr>
-        <w:t>30</w:t>
-      </w:r>
-      <w:r>
-        <w:fldChar w:fldCharType="end"/>
-      </w:r>
+      <w:fldSimple w:instr=" SEQ Figure \* ARABIC ">
+        <w:r>
+          <w:rPr>
+            <w:noProof/>
+          </w:rPr>
+          <w:t>30</w:t>
+        </w:r>
+      </w:fldSimple>
       <w:r>
         <w:t>H1 60% REJECT WITH PREVIOUS YE</w:t>
       </w:r>
@@ -9871,7 +10162,6 @@
           <w:szCs w:val="22"/>
           <w:lang w:val="en-US"/>
         </w:rPr>
-        <w:lastRenderedPageBreak/>
         <w:drawing>
           <wp:inline distT="0" distB="0" distL="0" distR="0" wp14:anchorId="23F53B86" wp14:editId="3672A916">
             <wp:extent cx="4585855" cy="3440635"/>
@@ -9890,7 +10180,7 @@
                     </pic:cNvPicPr>
                   </pic:nvPicPr>
                   <pic:blipFill>
-                    <a:blip r:embed="rId41">
+                    <a:blip r:embed="rId47">
                       <a:extLst>
                         <a:ext uri="{28A0092B-C50C-407E-A947-70E740481C1C}">
                           <a14:useLocalDpi xmlns:a14="http://schemas.microsoft.com/office/drawing/2010/main" val="0"/>
@@ -9929,7 +10219,7 @@
           <w:lang w:val="en-US"/>
         </w:rPr>
       </w:pPr>
-      <w:bookmarkStart w:id="2" w:name="_Ref118322397"/>
+      <w:bookmarkStart w:id="3" w:name="_Ref118322397"/>
       <w:r>
         <w:tab/>
       </w:r>
@@ -9937,79 +10227,69 @@
         <w:tab/>
         <w:t xml:space="preserve">Figure </w:t>
       </w:r>
-      <w:r>
+      <w:fldSimple w:instr=" SEQ Figure \* ARABIC ">
+        <w:r>
+          <w:rPr>
+            <w:noProof/>
+          </w:rPr>
+          <w:t>31</w:t>
+        </w:r>
+      </w:fldSimple>
+      <w:bookmarkEnd w:id="3"/>
+      <w:r>
+        <w:rPr>
+          <w:lang w:val="en-US"/>
+        </w:rPr>
+        <w:t xml:space="preserve"> </w:t>
+      </w:r>
+      <w:bookmarkStart w:id="4" w:name="_Ref118322392"/>
+      <w:r>
+        <w:rPr>
+          <w:lang w:val="en-US"/>
+        </w:rPr>
+        <w:t xml:space="preserve">: </w:t>
+      </w:r>
+      <w:r>
+        <w:rPr>
+          <w:lang w:val="en-US"/>
+        </w:rPr>
+        <w:t>H1 60% reject with previous year</w:t>
+      </w:r>
+      <w:r>
+        <w:rPr>
+          <w:lang w:val="en-US"/>
+        </w:rPr>
+        <w:t xml:space="preserve">  </w:t>
+      </w:r>
+      <w:r>
+        <w:rPr>
+          <w:lang w:val="en-US"/>
+        </w:rPr>
+        <w:t xml:space="preserve">Trade durations </w:t>
+      </w:r>
+      <w:r>
+        <w:rPr>
+          <w:lang w:val="en-US"/>
+        </w:rPr>
+        <w:t>comparisons</w:t>
+      </w:r>
+      <w:bookmarkEnd w:id="4"/>
+    </w:p>
+    <w:p>
+      <w:pPr>
+        <w:rPr>
+          <w:rFonts w:ascii="Arial" w:hAnsi="Arial" w:cs="Arial"/>
+          <w:lang w:val="en-US"/>
+        </w:rPr>
+      </w:pPr>
+      <w:r>
+        <w:rPr>
+          <w:rFonts w:ascii="Arial" w:hAnsi="Arial" w:cs="Arial"/>
+          <w:lang w:val="en-US"/>
+        </w:rPr>
         <w:fldChar w:fldCharType="begin"/>
       </w:r>
       <w:r>
-        <w:instrText xml:space="preserve"> SEQ Figure \* ARABIC </w:instrText>
-      </w:r>
-      <w:r>
-        <w:fldChar w:fldCharType="separate"/>
-      </w:r>
-      <w:r>
-        <w:rPr>
-          <w:noProof/>
-        </w:rPr>
-        <w:t>31</w:t>
-      </w:r>
-      <w:r>
-        <w:fldChar w:fldCharType="end"/>
-      </w:r>
-      <w:bookmarkEnd w:id="2"/>
-      <w:r>
-        <w:rPr>
-          <w:lang w:val="en-US"/>
-        </w:rPr>
-        <w:t xml:space="preserve"> </w:t>
-      </w:r>
-      <w:bookmarkStart w:id="3" w:name="_Ref118322392"/>
-      <w:r>
-        <w:rPr>
-          <w:lang w:val="en-US"/>
-        </w:rPr>
-        <w:t xml:space="preserve">: </w:t>
-      </w:r>
-      <w:r>
-        <w:rPr>
-          <w:lang w:val="en-US"/>
-        </w:rPr>
-        <w:t>H1 60% reject with previous year</w:t>
-      </w:r>
-      <w:r>
-        <w:rPr>
-          <w:lang w:val="en-US"/>
-        </w:rPr>
-        <w:t xml:space="preserve">  </w:t>
-      </w:r>
-      <w:r>
-        <w:rPr>
-          <w:lang w:val="en-US"/>
-        </w:rPr>
-        <w:t xml:space="preserve">Trade durations </w:t>
-      </w:r>
-      <w:r>
-        <w:rPr>
-          <w:lang w:val="en-US"/>
-        </w:rPr>
-        <w:t>comparisons</w:t>
-      </w:r>
-      <w:bookmarkEnd w:id="3"/>
-    </w:p>
-    <w:p>
-      <w:pPr>
-        <w:rPr>
-          <w:rFonts w:ascii="Arial" w:hAnsi="Arial" w:cs="Arial"/>
-          <w:lang w:val="en-US"/>
-        </w:rPr>
-      </w:pPr>
-      <w:r>
-        <w:rPr>
-          <w:rFonts w:ascii="Arial" w:hAnsi="Arial" w:cs="Arial"/>
-          <w:lang w:val="en-US"/>
-        </w:rPr>
-        <w:fldChar w:fldCharType="begin"/>
-      </w:r>
-      <w:r>
         <w:rPr>
           <w:rFonts w:ascii="Arial" w:hAnsi="Arial" w:cs="Arial"/>
           <w:lang w:val="en-US"/>
@@ -10021,13 +10301,13 @@
           <w:rFonts w:ascii="Arial" w:hAnsi="Arial" w:cs="Arial"/>
           <w:lang w:val="en-US"/>
         </w:rPr>
-      </w:r>
-      <w:r>
-        <w:rPr>
-          <w:rFonts w:ascii="Arial" w:hAnsi="Arial" w:cs="Arial"/>
-          <w:lang w:val="en-US"/>
-        </w:rPr>
         <w:instrText xml:space="preserve"> \* MERGEFORMAT </w:instrText>
+      </w:r>
+      <w:r>
+        <w:rPr>
+          <w:rFonts w:ascii="Arial" w:hAnsi="Arial" w:cs="Arial"/>
+          <w:lang w:val="en-US"/>
+        </w:rPr>
       </w:r>
       <w:r>
         <w:rPr>
@@ -10185,7 +10465,7 @@
                     <pic:cNvPicPr/>
                   </pic:nvPicPr>
                   <pic:blipFill>
-                    <a:blip r:embed="rId42"/>
+                    <a:blip r:embed="rId48"/>
                     <a:stretch>
                       <a:fillRect/>
                     </a:stretch>
@@ -10221,24 +10501,14 @@
       <w:r>
         <w:t xml:space="preserve">Figure </w:t>
       </w:r>
-      <w:r>
-        <w:fldChar w:fldCharType="begin"/>
-      </w:r>
-      <w:r>
-        <w:instrText xml:space="preserve"> SEQ Figure \* ARABIC </w:instrText>
-      </w:r>
-      <w:r>
-        <w:fldChar w:fldCharType="separate"/>
-      </w:r>
-      <w:r>
-        <w:rPr>
-          <w:noProof/>
-        </w:rPr>
-        <w:t>32</w:t>
-      </w:r>
-      <w:r>
-        <w:fldChar w:fldCharType="end"/>
-      </w:r>
+      <w:fldSimple w:instr=" SEQ Figure \* ARABIC ">
+        <w:r>
+          <w:rPr>
+            <w:noProof/>
+          </w:rPr>
+          <w:t>32</w:t>
+        </w:r>
+      </w:fldSimple>
       <w:r>
         <w:t>MQL5 RETURNS : H</w:t>
       </w:r>
@@ -10462,29 +10732,7 @@
                 <w:szCs w:val="16"/>
                 <w:lang w:val="en-US"/>
               </w:rPr>
-              <w:t>Correlation (</w:t>
-            </w:r>
-            <w:proofErr w:type="spellStart"/>
-            <w:r>
-              <w:rPr>
-                <w:rFonts w:ascii="Tahoma" w:eastAsia="Times New Roman" w:hAnsi="Tahoma" w:cs="Tahoma"/>
-                <w:color w:val="000000"/>
-                <w:sz w:val="16"/>
-                <w:szCs w:val="16"/>
-                <w:lang w:val="en-US"/>
-              </w:rPr>
-              <w:t>Profits,MFE</w:t>
-            </w:r>
-            <w:proofErr w:type="spellEnd"/>
-            <w:r>
-              <w:rPr>
-                <w:rFonts w:ascii="Tahoma" w:eastAsia="Times New Roman" w:hAnsi="Tahoma" w:cs="Tahoma"/>
-                <w:color w:val="000000"/>
-                <w:sz w:val="16"/>
-                <w:szCs w:val="16"/>
-                <w:lang w:val="en-US"/>
-              </w:rPr>
-              <w:t>):</w:t>
+              <w:t>Correlation (Profits,MFE):</w:t>
             </w:r>
           </w:p>
         </w:tc>
@@ -10548,29 +10796,7 @@
                 <w:szCs w:val="16"/>
                 <w:lang w:val="en-US"/>
               </w:rPr>
-              <w:t>Correlation (</w:t>
-            </w:r>
-            <w:proofErr w:type="spellStart"/>
-            <w:r>
-              <w:rPr>
-                <w:rFonts w:ascii="Tahoma" w:eastAsia="Times New Roman" w:hAnsi="Tahoma" w:cs="Tahoma"/>
-                <w:color w:val="000000"/>
-                <w:sz w:val="16"/>
-                <w:szCs w:val="16"/>
-                <w:lang w:val="en-US"/>
-              </w:rPr>
-              <w:t>Profits,MAE</w:t>
-            </w:r>
-            <w:proofErr w:type="spellEnd"/>
-            <w:r>
-              <w:rPr>
-                <w:rFonts w:ascii="Tahoma" w:eastAsia="Times New Roman" w:hAnsi="Tahoma" w:cs="Tahoma"/>
-                <w:color w:val="000000"/>
-                <w:sz w:val="16"/>
-                <w:szCs w:val="16"/>
-                <w:lang w:val="en-US"/>
-              </w:rPr>
-              <w:t>):</w:t>
+              <w:t>Correlation (Profits,MAE):</w:t>
             </w:r>
           </w:p>
         </w:tc>
@@ -10721,7 +10947,7 @@
                     </pic:cNvPicPr>
                   </pic:nvPicPr>
                   <pic:blipFill>
-                    <a:blip r:embed="rId43">
+                    <a:blip r:embed="rId49">
                       <a:extLst>
                         <a:ext uri="{28A0092B-C50C-407E-A947-70E740481C1C}">
                           <a14:useLocalDpi xmlns:a14="http://schemas.microsoft.com/office/drawing/2010/main" val="0"/>
@@ -10768,24 +10994,14 @@
       <w:r>
         <w:t xml:space="preserve">Figure </w:t>
       </w:r>
-      <w:r>
-        <w:fldChar w:fldCharType="begin"/>
-      </w:r>
-      <w:r>
-        <w:instrText xml:space="preserve"> SEQ Figure \* ARABIC </w:instrText>
-      </w:r>
-      <w:r>
-        <w:fldChar w:fldCharType="separate"/>
-      </w:r>
-      <w:r>
-        <w:rPr>
-          <w:noProof/>
-        </w:rPr>
-        <w:t>33</w:t>
-      </w:r>
-      <w:r>
-        <w:fldChar w:fldCharType="end"/>
-      </w:r>
+      <w:fldSimple w:instr=" SEQ Figure \* ARABIC ">
+        <w:r>
+          <w:rPr>
+            <w:noProof/>
+          </w:rPr>
+          <w:t>33</w:t>
+        </w:r>
+      </w:fldSimple>
       <w:r>
         <w:t xml:space="preserve">MQL5 </w:t>
       </w:r>
@@ -10841,6 +11057,7 @@
           <w:szCs w:val="22"/>
           <w:lang w:val="en-US"/>
         </w:rPr>
+        <w:lastRenderedPageBreak/>
         <w:drawing>
           <wp:inline distT="0" distB="0" distL="0" distR="0" wp14:anchorId="43A3C109" wp14:editId="01859E1A">
             <wp:extent cx="5731510" cy="2813528"/>
@@ -10859,7 +11076,7 @@
                     </pic:cNvPicPr>
                   </pic:nvPicPr>
                   <pic:blipFill>
-                    <a:blip r:embed="rId44" cstate="print">
+                    <a:blip r:embed="rId50" cstate="print">
                       <a:extLst>
                         <a:ext uri="{28A0092B-C50C-407E-A947-70E740481C1C}">
                           <a14:useLocalDpi xmlns:a14="http://schemas.microsoft.com/office/drawing/2010/main" val="0"/>
@@ -10906,24 +11123,14 @@
       <w:r>
         <w:t xml:space="preserve">Figure </w:t>
       </w:r>
-      <w:r>
-        <w:fldChar w:fldCharType="begin"/>
-      </w:r>
-      <w:r>
-        <w:instrText xml:space="preserve"> SEQ Figure \* ARABIC </w:instrText>
-      </w:r>
-      <w:r>
-        <w:fldChar w:fldCharType="separate"/>
-      </w:r>
-      <w:r>
-        <w:rPr>
-          <w:noProof/>
-        </w:rPr>
-        <w:t>34</w:t>
-      </w:r>
-      <w:r>
-        <w:fldChar w:fldCharType="end"/>
-      </w:r>
+      <w:fldSimple w:instr=" SEQ Figure \* ARABIC ">
+        <w:r>
+          <w:rPr>
+            <w:noProof/>
+          </w:rPr>
+          <w:t>34</w:t>
+        </w:r>
+      </w:fldSimple>
       <w:r>
         <w:t xml:space="preserve"> H4 60% REJECT WITH PREVIOUS YEAR</w:t>
       </w:r>
@@ -11003,7 +11210,6 @@
           <w:szCs w:val="22"/>
           <w:lang w:val="en-US"/>
         </w:rPr>
-        <w:lastRenderedPageBreak/>
         <w:drawing>
           <wp:inline distT="0" distB="0" distL="0" distR="0" wp14:anchorId="663D2A22" wp14:editId="057D76F0">
             <wp:extent cx="4350327" cy="3263925"/>
@@ -11022,7 +11228,7 @@
                     </pic:cNvPicPr>
                   </pic:nvPicPr>
                   <pic:blipFill>
-                    <a:blip r:embed="rId45">
+                    <a:blip r:embed="rId51">
                       <a:extLst>
                         <a:ext uri="{28A0092B-C50C-407E-A947-70E740481C1C}">
                           <a14:useLocalDpi xmlns:a14="http://schemas.microsoft.com/office/drawing/2010/main" val="0"/>
@@ -11072,24 +11278,14 @@
         <w:tab/>
         <w:t xml:space="preserve">Figure </w:t>
       </w:r>
-      <w:r>
-        <w:fldChar w:fldCharType="begin"/>
-      </w:r>
-      <w:r>
-        <w:instrText xml:space="preserve"> SEQ Figure \* ARABIC </w:instrText>
-      </w:r>
-      <w:r>
-        <w:fldChar w:fldCharType="separate"/>
-      </w:r>
-      <w:r>
-        <w:rPr>
-          <w:noProof/>
-        </w:rPr>
-        <w:t>35</w:t>
-      </w:r>
-      <w:r>
-        <w:fldChar w:fldCharType="end"/>
-      </w:r>
+      <w:fldSimple w:instr=" SEQ Figure \* ARABIC ">
+        <w:r>
+          <w:rPr>
+            <w:noProof/>
+          </w:rPr>
+          <w:t>35</w:t>
+        </w:r>
+      </w:fldSimple>
       <w:r>
         <w:rPr>
           <w:lang w:val="en-US"/>
@@ -11112,13 +11308,7 @@
         <w:rPr>
           <w:lang w:val="en-US"/>
         </w:rPr>
-        <w:t xml:space="preserve"> </w:t>
-      </w:r>
-      <w:r>
-        <w:rPr>
-          <w:lang w:val="en-US"/>
-        </w:rPr>
-        <w:t xml:space="preserve">Trade durations </w:t>
+        <w:t xml:space="preserve"> Trade durations </w:t>
       </w:r>
       <w:r>
         <w:rPr>
@@ -11188,8 +11378,10 @@
       </w:pPr>
       <w:r>
         <w:rPr>
-          <w:lang w:val="en-US"/>
-        </w:rPr>
+          <w:noProof/>
+          <w:lang w:val="en-US"/>
+        </w:rPr>
+        <w:lastRenderedPageBreak/>
         <w:drawing>
           <wp:inline distT="0" distB="0" distL="0" distR="0" wp14:anchorId="6903512F" wp14:editId="3F4E773A">
             <wp:extent cx="4808637" cy="2484335"/>
@@ -11206,7 +11398,7 @@
                     <pic:cNvPicPr/>
                   </pic:nvPicPr>
                   <pic:blipFill>
-                    <a:blip r:embed="rId46"/>
+                    <a:blip r:embed="rId52"/>
                     <a:stretch>
                       <a:fillRect/>
                     </a:stretch>
@@ -11238,52 +11430,20 @@
       <w:r>
         <w:t xml:space="preserve">Figure </w:t>
       </w:r>
-      <w:r>
-        <w:fldChar w:fldCharType="begin"/>
-      </w:r>
-      <w:r>
-        <w:instrText xml:space="preserve"> SEQ Figure \* ARABIC </w:instrText>
-      </w:r>
-      <w:r>
-        <w:fldChar w:fldCharType="separate"/>
-      </w:r>
-      <w:r>
-        <w:rPr>
-          <w:noProof/>
-        </w:rPr>
-        <w:t>36</w:t>
-      </w:r>
-      <w:r>
-        <w:fldChar w:fldCharType="end"/>
-      </w:r>
+      <w:fldSimple w:instr=" SEQ Figure \* ARABIC ">
+        <w:r>
+          <w:rPr>
+            <w:noProof/>
+          </w:rPr>
+          <w:t>36</w:t>
+        </w:r>
+      </w:fldSimple>
       <w:r>
         <w:rPr>
           <w:lang w:val="fr-BE"/>
         </w:rPr>
-        <w:t xml:space="preserve"> </w:t>
-      </w:r>
-      <w:proofErr w:type="spellStart"/>
-      <w:r>
-        <w:rPr>
-          <w:lang w:val="fr-BE"/>
-        </w:rPr>
-        <w:t>Unforgivable</w:t>
-      </w:r>
-      <w:proofErr w:type="spellEnd"/>
-      <w:r>
-        <w:rPr>
-          <w:lang w:val="fr-BE"/>
-        </w:rPr>
-        <w:t xml:space="preserve"> </w:t>
-      </w:r>
-      <w:proofErr w:type="spellStart"/>
-      <w:r>
-        <w:rPr>
-          <w:lang w:val="fr-BE"/>
-        </w:rPr>
-        <w:t>Loss</w:t>
-      </w:r>
-      <w:proofErr w:type="spellEnd"/>
+        <w:t xml:space="preserve"> Unforgivable Loss</w:t>
+      </w:r>
     </w:p>
     <w:p>
       <w:pPr>
@@ -11337,7 +11497,7 @@
                     <pic:cNvPicPr/>
                   </pic:nvPicPr>
                   <pic:blipFill>
-                    <a:blip r:embed="rId47"/>
+                    <a:blip r:embed="rId53"/>
                     <a:stretch>
                       <a:fillRect/>
                     </a:stretch>
@@ -11369,24 +11529,14 @@
       <w:r>
         <w:t xml:space="preserve">Figure </w:t>
       </w:r>
-      <w:r>
-        <w:fldChar w:fldCharType="begin"/>
-      </w:r>
-      <w:r>
-        <w:instrText xml:space="preserve"> SEQ Figure \* ARABIC </w:instrText>
-      </w:r>
-      <w:r>
-        <w:fldChar w:fldCharType="separate"/>
-      </w:r>
-      <w:r>
-        <w:rPr>
-          <w:noProof/>
-        </w:rPr>
-        <w:t>37</w:t>
-      </w:r>
-      <w:r>
-        <w:fldChar w:fldCharType="end"/>
-      </w:r>
+      <w:fldSimple w:instr=" SEQ Figure \* ARABIC ">
+        <w:r>
+          <w:rPr>
+            <w:noProof/>
+          </w:rPr>
+          <w:t>37</w:t>
+        </w:r>
+      </w:fldSimple>
       <w:r>
         <w:t xml:space="preserve">MQL5 RETURNS : </w:t>
       </w:r>
@@ -11424,7 +11574,6 @@
           <w:szCs w:val="22"/>
           <w:lang w:val="en-US"/>
         </w:rPr>
-        <w:lastRenderedPageBreak/>
         <w:t>Python returns</w:t>
       </w:r>
     </w:p>
@@ -11506,29 +11655,7 @@
                 <w:szCs w:val="16"/>
                 <w:lang w:val="en-US"/>
               </w:rPr>
-              <w:t>Correlation (</w:t>
-            </w:r>
-            <w:proofErr w:type="spellStart"/>
-            <w:r>
-              <w:rPr>
-                <w:rFonts w:ascii="Tahoma" w:eastAsia="Times New Roman" w:hAnsi="Tahoma" w:cs="Tahoma"/>
-                <w:color w:val="000000"/>
-                <w:sz w:val="16"/>
-                <w:szCs w:val="16"/>
-                <w:lang w:val="en-US"/>
-              </w:rPr>
-              <w:t>Profits,MFE</w:t>
-            </w:r>
-            <w:proofErr w:type="spellEnd"/>
-            <w:r>
-              <w:rPr>
-                <w:rFonts w:ascii="Tahoma" w:eastAsia="Times New Roman" w:hAnsi="Tahoma" w:cs="Tahoma"/>
-                <w:color w:val="000000"/>
-                <w:sz w:val="16"/>
-                <w:szCs w:val="16"/>
-                <w:lang w:val="en-US"/>
-              </w:rPr>
-              <w:t>):</w:t>
+              <w:t>Correlation (Profits,MFE):</w:t>
             </w:r>
           </w:p>
         </w:tc>
@@ -11592,29 +11719,7 @@
                 <w:szCs w:val="16"/>
                 <w:lang w:val="en-US"/>
               </w:rPr>
-              <w:t>Correlation (</w:t>
-            </w:r>
-            <w:proofErr w:type="spellStart"/>
-            <w:r>
-              <w:rPr>
-                <w:rFonts w:ascii="Tahoma" w:eastAsia="Times New Roman" w:hAnsi="Tahoma" w:cs="Tahoma"/>
-                <w:color w:val="000000"/>
-                <w:sz w:val="16"/>
-                <w:szCs w:val="16"/>
-                <w:lang w:val="en-US"/>
-              </w:rPr>
-              <w:t>Profits,MAE</w:t>
-            </w:r>
-            <w:proofErr w:type="spellEnd"/>
-            <w:r>
-              <w:rPr>
-                <w:rFonts w:ascii="Tahoma" w:eastAsia="Times New Roman" w:hAnsi="Tahoma" w:cs="Tahoma"/>
-                <w:color w:val="000000"/>
-                <w:sz w:val="16"/>
-                <w:szCs w:val="16"/>
-                <w:lang w:val="en-US"/>
-              </w:rPr>
-              <w:t>):</w:t>
+              <w:t>Correlation (Profits,MAE):</w:t>
             </w:r>
           </w:p>
         </w:tc>
@@ -11763,7 +11868,7 @@
                     </pic:cNvPicPr>
                   </pic:nvPicPr>
                   <pic:blipFill>
-                    <a:blip r:embed="rId48">
+                    <a:blip r:embed="rId54">
                       <a:extLst>
                         <a:ext uri="{28A0092B-C50C-407E-A947-70E740481C1C}">
                           <a14:useLocalDpi xmlns:a14="http://schemas.microsoft.com/office/drawing/2010/main" val="0"/>
@@ -11810,24 +11915,14 @@
       <w:r>
         <w:t xml:space="preserve">Figure </w:t>
       </w:r>
-      <w:r>
-        <w:fldChar w:fldCharType="begin"/>
-      </w:r>
-      <w:r>
-        <w:instrText xml:space="preserve"> SEQ Figure \* ARABIC </w:instrText>
-      </w:r>
-      <w:r>
-        <w:fldChar w:fldCharType="separate"/>
-      </w:r>
-      <w:r>
-        <w:rPr>
-          <w:noProof/>
-        </w:rPr>
-        <w:t>38</w:t>
-      </w:r>
-      <w:r>
-        <w:fldChar w:fldCharType="end"/>
-      </w:r>
+      <w:fldSimple w:instr=" SEQ Figure \* ARABIC ">
+        <w:r>
+          <w:rPr>
+            <w:noProof/>
+          </w:rPr>
+          <w:t>38</w:t>
+        </w:r>
+      </w:fldSimple>
       <w:r>
         <w:t xml:space="preserve">EXCURSIONS : </w:t>
       </w:r>
@@ -11919,6 +12014,7 @@
           <w:szCs w:val="22"/>
           <w:lang w:val="en-US"/>
         </w:rPr>
+        <w:lastRenderedPageBreak/>
         <w:t>Python trade duration</w:t>
       </w:r>
     </w:p>
@@ -11961,7 +12057,7 @@
                     </pic:cNvPicPr>
                   </pic:nvPicPr>
                   <pic:blipFill>
-                    <a:blip r:embed="rId49">
+                    <a:blip r:embed="rId55">
                       <a:extLst>
                         <a:ext uri="{28A0092B-C50C-407E-A947-70E740481C1C}">
                           <a14:useLocalDpi xmlns:a14="http://schemas.microsoft.com/office/drawing/2010/main" val="0"/>
@@ -12048,24 +12144,8 @@
         <w:rPr>
           <w:lang w:val="en-US"/>
         </w:rPr>
-        <w:lastRenderedPageBreak/>
-        <w:t xml:space="preserve">30 </w:t>
-      </w:r>
-      <w:proofErr w:type="spellStart"/>
-      <w:r>
-        <w:rPr>
-          <w:lang w:val="en-US"/>
-        </w:rPr>
-        <w:t>procent</w:t>
-      </w:r>
-      <w:proofErr w:type="spellEnd"/>
-      <w:r>
-        <w:rPr>
-          <w:lang w:val="en-US"/>
-        </w:rPr>
-        <w:t xml:space="preserve"> </w:t>
-      </w:r>
-      <w:proofErr w:type="spellStart"/>
+        <w:t xml:space="preserve">30 procent </w:t>
+      </w:r>
       <w:r>
         <w:rPr>
           <w:lang w:val="en-US"/>
@@ -12076,14 +12156,7 @@
         <w:rPr>
           <w:lang w:val="en-US"/>
         </w:rPr>
-        <w:t>cumulative</w:t>
-      </w:r>
-      <w:proofErr w:type="spellEnd"/>
-      <w:r>
-        <w:rPr>
-          <w:lang w:val="en-US"/>
-        </w:rPr>
-        <w:t xml:space="preserve"> with</w:t>
+        <w:t>cumulative with</w:t>
       </w:r>
       <w:r>
         <w:rPr>
@@ -12365,19 +12438,7 @@
           <w:szCs w:val="22"/>
           <w:lang w:val="en-US"/>
         </w:rPr>
-        <w:t>Python trad</w:t>
-      </w:r>
-      <w:bookmarkStart w:id="4" w:name="_GoBack"/>
-      <w:bookmarkEnd w:id="4"/>
-      <w:r>
-        <w:rPr>
-          <w:rFonts w:ascii="Arial" w:eastAsiaTheme="majorEastAsia" w:hAnsi="Arial" w:cs="Arial"/>
-          <w:color w:val="70AD47" w:themeColor="accent6"/>
-          <w:sz w:val="22"/>
-          <w:szCs w:val="22"/>
-          <w:lang w:val="en-US"/>
-        </w:rPr>
-        <w:t>e duration</w:t>
+        <w:t>Python trade duration</w:t>
       </w:r>
     </w:p>
     <w:p>
@@ -12417,43 +12478,19 @@
       <w:r>
         <w:t xml:space="preserve">Figure </w:t>
       </w:r>
-      <w:r>
-        <w:fldChar w:fldCharType="begin"/>
-      </w:r>
-      <w:r>
-        <w:instrText xml:space="preserve"> SEQ Figure \* ARABIC </w:instrText>
-      </w:r>
-      <w:r>
-        <w:fldChar w:fldCharType="separate"/>
-      </w:r>
-      <w:r>
-        <w:rPr>
-          <w:noProof/>
-        </w:rPr>
-        <w:t>39</w:t>
-      </w:r>
-      <w:r>
-        <w:fldChar w:fldCharType="end"/>
-      </w:r>
-      <w:r>
-        <w:rPr>
-          <w:lang w:val="en-US"/>
-        </w:rPr>
-        <w:t xml:space="preserve">Still too many </w:t>
-      </w:r>
-      <w:proofErr w:type="spellStart"/>
-      <w:r>
-        <w:rPr>
-          <w:lang w:val="en-US"/>
-        </w:rPr>
-        <w:t>whispays</w:t>
-      </w:r>
-      <w:proofErr w:type="spellEnd"/>
-      <w:r>
-        <w:rPr>
-          <w:lang w:val="en-US"/>
-        </w:rPr>
-        <w:t xml:space="preserve"> for any profitability</w:t>
+      <w:fldSimple w:instr=" SEQ Figure \* ARABIC ">
+        <w:r>
+          <w:rPr>
+            <w:noProof/>
+          </w:rPr>
+          <w:t>39</w:t>
+        </w:r>
+      </w:fldSimple>
+      <w:r>
+        <w:rPr>
+          <w:lang w:val="en-US"/>
+        </w:rPr>
+        <w:t>Still too many whispays for any profitability</w:t>
       </w:r>
     </w:p>
     <w:p>
@@ -12504,24 +12541,14 @@
       <w:r>
         <w:t xml:space="preserve">Figure </w:t>
       </w:r>
-      <w:r>
-        <w:fldChar w:fldCharType="begin"/>
-      </w:r>
-      <w:r>
-        <w:instrText xml:space="preserve"> SEQ Figure \* ARABIC </w:instrText>
-      </w:r>
-      <w:r>
-        <w:fldChar w:fldCharType="separate"/>
-      </w:r>
-      <w:r>
-        <w:rPr>
-          <w:noProof/>
-        </w:rPr>
-        <w:t>40</w:t>
-      </w:r>
-      <w:r>
-        <w:fldChar w:fldCharType="end"/>
-      </w:r>
+      <w:fldSimple w:instr=" SEQ Figure \* ARABIC ">
+        <w:r>
+          <w:rPr>
+            <w:noProof/>
+          </w:rPr>
+          <w:t>40</w:t>
+        </w:r>
+      </w:fldSimple>
       <w:r>
         <w:rPr>
           <w:lang w:val="en-US"/>
@@ -12532,42 +12559,14 @@
         <w:rPr>
           <w:lang w:val="en-US"/>
         </w:rPr>
-        <w:t xml:space="preserve">30 </w:t>
-      </w:r>
-      <w:proofErr w:type="spellStart"/>
-      <w:r>
-        <w:rPr>
-          <w:lang w:val="en-US"/>
-        </w:rPr>
-        <w:t>procent</w:t>
-      </w:r>
-      <w:proofErr w:type="spellEnd"/>
+        <w:t>30 procent non cumulative without SL/TP</w:t>
+      </w:r>
       <w:r>
         <w:rPr>
           <w:lang w:val="en-US"/>
         </w:rPr>
         <w:t xml:space="preserve"> </w:t>
       </w:r>
-      <w:proofErr w:type="spellStart"/>
-      <w:r>
-        <w:rPr>
-          <w:lang w:val="en-US"/>
-        </w:rPr>
-        <w:t>non cumulative</w:t>
-      </w:r>
-      <w:proofErr w:type="spellEnd"/>
-      <w:r>
-        <w:rPr>
-          <w:lang w:val="en-US"/>
-        </w:rPr>
-        <w:t xml:space="preserve"> without SL/TP</w:t>
-      </w:r>
-      <w:r>
-        <w:rPr>
-          <w:lang w:val="en-US"/>
-        </w:rPr>
-        <w:t xml:space="preserve"> </w:t>
-      </w:r>
       <w:r>
         <w:rPr>
           <w:lang w:val="en-US"/>
@@ -12599,6 +12598,7 @@
           <w:szCs w:val="22"/>
           <w:lang w:val="en-US"/>
         </w:rPr>
+        <w:lastRenderedPageBreak/>
         <w:t>Python returns</w:t>
       </w:r>
     </w:p>
@@ -12650,24 +12650,14 @@
       <w:r>
         <w:t xml:space="preserve">Figure </w:t>
       </w:r>
-      <w:r>
-        <w:fldChar w:fldCharType="begin"/>
-      </w:r>
-      <w:r>
-        <w:instrText xml:space="preserve"> SEQ Figure \* ARABIC </w:instrText>
-      </w:r>
-      <w:r>
-        <w:fldChar w:fldCharType="separate"/>
-      </w:r>
-      <w:r>
-        <w:rPr>
-          <w:noProof/>
-        </w:rPr>
-        <w:t>41</w:t>
-      </w:r>
-      <w:r>
-        <w:fldChar w:fldCharType="end"/>
-      </w:r>
+      <w:fldSimple w:instr=" SEQ Figure \* ARABIC ">
+        <w:r>
+          <w:rPr>
+            <w:noProof/>
+          </w:rPr>
+          <w:t>41</w:t>
+        </w:r>
+      </w:fldSimple>
       <w:r>
         <w:t xml:space="preserve"> </w:t>
       </w:r>
@@ -12809,47 +12799,7 @@
           <w:szCs w:val="22"/>
           <w:lang w:val="en-US"/>
         </w:rPr>
-        <w:t xml:space="preserve">We can see </w:t>
-      </w:r>
-      <w:proofErr w:type="spellStart"/>
-      <w:r>
-        <w:rPr>
-          <w:rFonts w:ascii="Arial" w:eastAsiaTheme="majorEastAsia" w:hAnsi="Arial" w:cs="Arial"/>
-          <w:sz w:val="22"/>
-          <w:szCs w:val="22"/>
-          <w:lang w:val="en-US"/>
-        </w:rPr>
-        <w:t>Brexit</w:t>
-      </w:r>
-      <w:proofErr w:type="spellEnd"/>
-      <w:r>
-        <w:rPr>
-          <w:rFonts w:ascii="Arial" w:eastAsiaTheme="majorEastAsia" w:hAnsi="Arial" w:cs="Arial"/>
-          <w:sz w:val="22"/>
-          <w:szCs w:val="22"/>
-          <w:lang w:val="en-US"/>
-        </w:rPr>
-        <w:t xml:space="preserve"> </w:t>
-      </w:r>
-      <w:proofErr w:type="spellStart"/>
-      <w:r>
-        <w:rPr>
-          <w:rFonts w:ascii="Arial" w:eastAsiaTheme="majorEastAsia" w:hAnsi="Arial" w:cs="Arial"/>
-          <w:sz w:val="22"/>
-          <w:szCs w:val="22"/>
-          <w:lang w:val="en-US"/>
-        </w:rPr>
-        <w:t>positionnning</w:t>
-      </w:r>
-      <w:proofErr w:type="spellEnd"/>
-      <w:r>
-        <w:rPr>
-          <w:rFonts w:ascii="Arial" w:eastAsiaTheme="majorEastAsia" w:hAnsi="Arial" w:cs="Arial"/>
-          <w:sz w:val="22"/>
-          <w:szCs w:val="22"/>
-          <w:lang w:val="en-US"/>
-        </w:rPr>
-        <w:t xml:space="preserve"> plays a huge role </w:t>
+        <w:t xml:space="preserve">We can see Brexit positionnning plays a huge role </w:t>
       </w:r>
       <w:r>
         <w:rPr>
@@ -12880,7 +12830,6 @@
         </w:rPr>
         <w:t xml:space="preserve">Too many </w:t>
       </w:r>
-      <w:proofErr w:type="spellStart"/>
       <w:r>
         <w:rPr>
           <w:rFonts w:ascii="Arial" w:eastAsiaTheme="majorEastAsia" w:hAnsi="Arial" w:cs="Arial"/>
@@ -12889,31 +12838,8 @@
           <w:szCs w:val="22"/>
           <w:lang w:val="en-US"/>
         </w:rPr>
-        <w:t>va</w:t>
-      </w:r>
-      <w:proofErr w:type="spellEnd"/>
-      <w:r>
-        <w:rPr>
-          <w:rFonts w:ascii="Arial" w:eastAsiaTheme="majorEastAsia" w:hAnsi="Arial" w:cs="Arial"/>
-          <w:i/>
-          <w:sz w:val="22"/>
-          <w:szCs w:val="22"/>
-          <w:lang w:val="en-US"/>
-        </w:rPr>
-        <w:t xml:space="preserve"> et </w:t>
-      </w:r>
-      <w:proofErr w:type="spellStart"/>
-      <w:r>
-        <w:rPr>
-          <w:rFonts w:ascii="Arial" w:eastAsiaTheme="majorEastAsia" w:hAnsi="Arial" w:cs="Arial"/>
-          <w:i/>
-          <w:sz w:val="22"/>
-          <w:szCs w:val="22"/>
-          <w:lang w:val="en-US"/>
-        </w:rPr>
-        <w:t>viens</w:t>
-      </w:r>
-      <w:proofErr w:type="spellEnd"/>
+        <w:t>va et viens</w:t>
+      </w:r>
       <w:r>
         <w:rPr>
           <w:rFonts w:ascii="Arial" w:eastAsiaTheme="majorEastAsia" w:hAnsi="Arial" w:cs="Arial"/>
@@ -13276,21 +13202,7 @@
         <w:rPr>
           <w:lang w:val="en-US"/>
         </w:rPr>
-        <w:t xml:space="preserve">30 </w:t>
-      </w:r>
-      <w:proofErr w:type="spellStart"/>
-      <w:r>
-        <w:rPr>
-          <w:lang w:val="en-US"/>
-        </w:rPr>
-        <w:t>procent</w:t>
-      </w:r>
-      <w:proofErr w:type="spellEnd"/>
-      <w:r>
-        <w:rPr>
-          <w:lang w:val="en-US"/>
-        </w:rPr>
-        <w:t xml:space="preserve"> cumulative with SL/no TP</w:t>
+        <w:t>30 procent cumulative with SL/no TP</w:t>
       </w:r>
     </w:p>
     <w:p>
@@ -13339,21 +13251,7 @@
         <w:rPr>
           <w:lang w:val="en-US"/>
         </w:rPr>
-        <w:t xml:space="preserve">30 </w:t>
-      </w:r>
-      <w:proofErr w:type="spellStart"/>
-      <w:r>
-        <w:rPr>
-          <w:lang w:val="en-US"/>
-        </w:rPr>
-        <w:t>procent</w:t>
-      </w:r>
-      <w:proofErr w:type="spellEnd"/>
-      <w:r>
-        <w:rPr>
-          <w:lang w:val="en-US"/>
-        </w:rPr>
-        <w:t xml:space="preserve"> cumulative with SL/wide TP</w:t>
+        <w:t>30 procent cumulative with SL/wide TP</w:t>
       </w:r>
     </w:p>
     <w:p>
@@ -13836,7 +13734,6 @@
           <w:rFonts w:ascii="Arial" w:hAnsi="Arial" w:cs="Arial"/>
           <w:lang w:val="en-US"/>
         </w:rPr>
-        <w:lastRenderedPageBreak/>
         <w:t>D1</w:t>
       </w:r>
     </w:p>
@@ -14178,7 +14075,6 @@
           <w:lang w:val="en-US"/>
         </w:rPr>
       </w:pPr>
-      <w:proofErr w:type="spellStart"/>
       <w:r>
         <w:rPr>
           <w:rFonts w:ascii="Arial" w:hAnsi="Arial" w:cs="Arial"/>
@@ -14186,7 +14082,6 @@
         </w:rPr>
         <w:t>onclusions</w:t>
       </w:r>
-      <w:proofErr w:type="spellEnd"/>
     </w:p>
     <w:p>
       <w:pPr>
@@ -14566,6 +14461,7 @@
         <w:rPr>
           <w:lang w:val="en-US"/>
         </w:rPr>
+        <w:lastRenderedPageBreak/>
         <w:t>Long</w:t>
       </w:r>
     </w:p>
@@ -15267,16 +15163,8 @@
         <w:rPr>
           <w:lang w:val="en-US"/>
         </w:rPr>
-        <w:t xml:space="preserve"> </w:t>
-      </w:r>
-      <w:proofErr w:type="spellStart"/>
-      <w:r>
-        <w:rPr>
-          <w:lang w:val="en-US"/>
-        </w:rPr>
-        <w:t>Misc</w:t>
-      </w:r>
-      <w:proofErr w:type="spellEnd"/>
+        <w:t xml:space="preserve"> Misc</w:t>
+      </w:r>
     </w:p>
     <w:p>
       <w:pPr>
@@ -15311,7 +15199,6 @@
           <w:rFonts w:ascii="Arial" w:hAnsi="Arial" w:cs="Arial"/>
           <w:lang w:val="en-US"/>
         </w:rPr>
-        <w:lastRenderedPageBreak/>
         <w:t>Close Long =&gt; Open Short</w:t>
       </w:r>
     </w:p>
@@ -15825,6 +15712,7 @@
           <w:szCs w:val="22"/>
           <w:lang w:val="en-US"/>
         </w:rPr>
+        <w:lastRenderedPageBreak/>
         <w:t>Python returns</w:t>
       </w:r>
     </w:p>
@@ -16078,32 +15966,6 @@
     </w:p>
     <w:p>
       <w:pPr>
-        <w:pStyle w:val="Paragraphedeliste"/>
-        <w:numPr>
-          <w:ilvl w:val="3"/>
-          <w:numId w:val="1"/>
-        </w:numPr>
-        <w:rPr>
-          <w:rFonts w:ascii="Arial" w:eastAsiaTheme="majorEastAsia" w:hAnsi="Arial" w:cs="Arial"/>
-          <w:color w:val="70AD47" w:themeColor="accent6"/>
-          <w:sz w:val="22"/>
-          <w:szCs w:val="22"/>
-          <w:lang w:val="en-US"/>
-        </w:rPr>
-      </w:pPr>
-      <w:r>
-        <w:rPr>
-          <w:rFonts w:ascii="Arial" w:eastAsiaTheme="majorEastAsia" w:hAnsi="Arial" w:cs="Arial"/>
-          <w:color w:val="70AD47" w:themeColor="accent6"/>
-          <w:sz w:val="22"/>
-          <w:szCs w:val="22"/>
-          <w:lang w:val="en-US"/>
-        </w:rPr>
-        <w:t>Python trade duration</w:t>
-      </w:r>
-    </w:p>
-    <w:p>
-      <w:pPr>
         <w:rPr>
           <w:rFonts w:ascii="Arial" w:hAnsi="Arial" w:cs="Arial"/>
           <w:lang w:val="en-US"/>
@@ -16127,7 +15989,6 @@
           <w:rFonts w:ascii="Arial" w:hAnsi="Arial" w:cs="Arial"/>
           <w:lang w:val="en-US"/>
         </w:rPr>
-        <w:lastRenderedPageBreak/>
         <w:t>Conclusions</w:t>
       </w:r>
     </w:p>
@@ -16737,7 +16598,7 @@
       <w:lvlText w:val="%1.%2.%3."/>
       <w:lvlJc w:val="left"/>
       <w:pPr>
-        <w:ind w:left="1071" w:hanging="504"/>
+        <w:ind w:left="504" w:hanging="504"/>
       </w:pPr>
     </w:lvl>
     <w:lvl w:ilvl="3">
@@ -19222,7 +19083,7 @@
 </file>
 
 <file path=customXml/itemProps1.xml><?xml version="1.0" encoding="utf-8"?>
-<ds:datastoreItem xmlns:ds="http://schemas.openxmlformats.org/officeDocument/2006/customXml" ds:itemID="{1D69610D-47E7-4E0C-B6BE-9DEC89073C3D}">
+<ds:datastoreItem xmlns:ds="http://schemas.openxmlformats.org/officeDocument/2006/customXml" ds:itemID="{02D80263-F840-4244-8E20-9FBFFC7A633E}">
   <ds:schemaRefs>
     <ds:schemaRef ds:uri="http://schemas.openxmlformats.org/officeDocument/2006/bibliography"/>
   </ds:schemaRefs>

--- a/Strategies/Report_Strategy_1_MM_Hysteresis_v2.docx
+++ b/Strategies/Report_Strategy_1_MM_Hysteresis_v2.docx
@@ -683,7 +683,7 @@
       <w:tr>
         <w:tc>
           <w:tcPr>
-            <w:tcW w:w="3005" w:type="dxa"/>
+            <w:tcW w:w="3065" w:type="dxa"/>
             <w:vAlign w:val="bottom"/>
           </w:tcPr>
           <w:p>
@@ -706,7 +706,7 @@
         </w:tc>
         <w:tc>
           <w:tcPr>
-            <w:tcW w:w="3005" w:type="dxa"/>
+            <w:tcW w:w="2978" w:type="dxa"/>
           </w:tcPr>
           <w:p>
             <w:pPr>
@@ -719,7 +719,7 @@
         </w:tc>
         <w:tc>
           <w:tcPr>
-            <w:tcW w:w="3006" w:type="dxa"/>
+            <w:tcW w:w="2973" w:type="dxa"/>
           </w:tcPr>
           <w:p>
             <w:pPr>
@@ -734,7 +734,7 @@
       <w:tr>
         <w:tc>
           <w:tcPr>
-            <w:tcW w:w="3005" w:type="dxa"/>
+            <w:tcW w:w="3065" w:type="dxa"/>
             <w:vAlign w:val="bottom"/>
           </w:tcPr>
           <w:p>
@@ -757,7 +757,7 @@
         </w:tc>
         <w:tc>
           <w:tcPr>
-            <w:tcW w:w="3005" w:type="dxa"/>
+            <w:tcW w:w="2978" w:type="dxa"/>
           </w:tcPr>
           <w:p>
             <w:pPr>
@@ -777,7 +777,7 @@
         </w:tc>
         <w:tc>
           <w:tcPr>
-            <w:tcW w:w="3006" w:type="dxa"/>
+            <w:tcW w:w="2973" w:type="dxa"/>
           </w:tcPr>
           <w:p>
             <w:pPr>
@@ -792,7 +792,7 @@
       <w:tr>
         <w:tc>
           <w:tcPr>
-            <w:tcW w:w="3005" w:type="dxa"/>
+            <w:tcW w:w="3065" w:type="dxa"/>
             <w:vAlign w:val="bottom"/>
           </w:tcPr>
           <w:p>
@@ -815,7 +815,7 @@
         </w:tc>
         <w:tc>
           <w:tcPr>
-            <w:tcW w:w="3005" w:type="dxa"/>
+            <w:tcW w:w="2978" w:type="dxa"/>
           </w:tcPr>
           <w:p>
             <w:pPr>
@@ -835,7 +835,7 @@
         </w:tc>
         <w:tc>
           <w:tcPr>
-            <w:tcW w:w="3006" w:type="dxa"/>
+            <w:tcW w:w="2973" w:type="dxa"/>
           </w:tcPr>
           <w:p>
             <w:pPr>
@@ -850,7 +850,7 @@
       <w:tr>
         <w:tc>
           <w:tcPr>
-            <w:tcW w:w="3005" w:type="dxa"/>
+            <w:tcW w:w="3065" w:type="dxa"/>
             <w:vAlign w:val="bottom"/>
           </w:tcPr>
           <w:p>
@@ -873,7 +873,7 @@
         </w:tc>
         <w:tc>
           <w:tcPr>
-            <w:tcW w:w="3005" w:type="dxa"/>
+            <w:tcW w:w="2978" w:type="dxa"/>
           </w:tcPr>
           <w:p>
             <w:pPr>
@@ -893,7 +893,7 @@
         </w:tc>
         <w:tc>
           <w:tcPr>
-            <w:tcW w:w="3006" w:type="dxa"/>
+            <w:tcW w:w="2973" w:type="dxa"/>
           </w:tcPr>
           <w:p>
             <w:pPr>
@@ -908,7 +908,7 @@
       <w:tr>
         <w:tc>
           <w:tcPr>
-            <w:tcW w:w="3005" w:type="dxa"/>
+            <w:tcW w:w="3065" w:type="dxa"/>
             <w:vAlign w:val="bottom"/>
           </w:tcPr>
           <w:p>
@@ -931,7 +931,7 @@
         </w:tc>
         <w:tc>
           <w:tcPr>
-            <w:tcW w:w="3005" w:type="dxa"/>
+            <w:tcW w:w="2978" w:type="dxa"/>
           </w:tcPr>
           <w:p>
             <w:pPr>
@@ -951,123 +951,7 @@
         </w:tc>
         <w:tc>
           <w:tcPr>
-            <w:tcW w:w="3006" w:type="dxa"/>
-          </w:tcPr>
-          <w:p>
-            <w:pPr>
-              <w:rPr>
-                <w:rFonts w:ascii="Arial" w:hAnsi="Arial" w:cs="Arial"/>
-                <w:lang w:val="en-US"/>
-              </w:rPr>
-            </w:pPr>
-          </w:p>
-        </w:tc>
-      </w:tr>
-      <w:tr>
-        <w:tc>
-          <w:tcPr>
-            <w:tcW w:w="3005" w:type="dxa"/>
-            <w:vAlign w:val="bottom"/>
-          </w:tcPr>
-          <w:p>
-            <w:pPr>
-              <w:rPr>
-                <w:rFonts w:ascii="Arial" w:hAnsi="Arial" w:cs="Arial"/>
-                <w:lang w:val="en-US"/>
-              </w:rPr>
-            </w:pPr>
-            <w:r>
-              <w:rPr>
-                <w:rFonts w:ascii="Arial" w:hAnsi="Arial" w:cs="Arial"/>
-                <w:color w:val="000000"/>
-                <w:sz w:val="22"/>
-                <w:szCs w:val="22"/>
-              </w:rPr>
-              <w:t>FastPeriod</w:t>
-            </w:r>
-          </w:p>
-        </w:tc>
-        <w:tc>
-          <w:tcPr>
-            <w:tcW w:w="3005" w:type="dxa"/>
-          </w:tcPr>
-          <w:p>
-            <w:pPr>
-              <w:rPr>
-                <w:rFonts w:ascii="Arial" w:hAnsi="Arial" w:cs="Arial"/>
-                <w:lang w:val="en-US"/>
-              </w:rPr>
-            </w:pPr>
-            <w:r>
-              <w:rPr>
-                <w:rFonts w:ascii="Arial" w:hAnsi="Arial" w:cs="Arial"/>
-                <w:lang w:val="en-US"/>
-              </w:rPr>
-              <w:t>20</w:t>
-            </w:r>
-          </w:p>
-        </w:tc>
-        <w:tc>
-          <w:tcPr>
-            <w:tcW w:w="3006" w:type="dxa"/>
-          </w:tcPr>
-          <w:p>
-            <w:pPr>
-              <w:rPr>
-                <w:rFonts w:ascii="Arial" w:hAnsi="Arial" w:cs="Arial"/>
-                <w:lang w:val="en-US"/>
-              </w:rPr>
-            </w:pPr>
-          </w:p>
-        </w:tc>
-      </w:tr>
-      <w:tr>
-        <w:tc>
-          <w:tcPr>
-            <w:tcW w:w="3005" w:type="dxa"/>
-            <w:vAlign w:val="bottom"/>
-          </w:tcPr>
-          <w:p>
-            <w:pPr>
-              <w:rPr>
-                <w:rFonts w:ascii="Arial" w:hAnsi="Arial" w:cs="Arial"/>
-                <w:lang w:val="en-US"/>
-              </w:rPr>
-            </w:pPr>
-            <w:r>
-              <w:rPr>
-                <w:rFonts w:ascii="Arial" w:hAnsi="Arial" w:cs="Arial"/>
-                <w:color w:val="000000"/>
-                <w:sz w:val="22"/>
-                <w:szCs w:val="22"/>
-              </w:rPr>
-              <w:t>SlowPeriod</w:t>
-            </w:r>
-          </w:p>
-        </w:tc>
-        <w:tc>
-          <w:tcPr>
-            <w:tcW w:w="3005" w:type="dxa"/>
-          </w:tcPr>
-          <w:p>
-            <w:pPr>
-              <w:rPr>
-                <w:rFonts w:ascii="Arial" w:hAnsi="Arial" w:cs="Arial"/>
-                <w:lang w:val="en-US"/>
-              </w:rPr>
-            </w:pPr>
-            <w:r>
-              <w:rPr>
-                <w:rFonts w:ascii="Arial" w:hAnsi="Arial" w:cs="Arial"/>
-                <w:lang w:val="en-US"/>
-              </w:rPr>
-              <w:t>65</w:t>
-            </w:r>
-          </w:p>
-        </w:tc>
-        <w:tc>
-          <w:tcPr>
-            <w:tcW w:w="3006" w:type="dxa"/>
+            <w:tcW w:w="2973" w:type="dxa"/>
           </w:tcPr>
           <w:p>
             <w:pPr>
@@ -1085,7 +969,7 @@
         </w:trPr>
         <w:tc>
           <w:tcPr>
-            <w:tcW w:w="3005" w:type="dxa"/>
+            <w:tcW w:w="3065" w:type="dxa"/>
             <w:vAlign w:val="bottom"/>
           </w:tcPr>
           <w:p>
@@ -1118,7 +1002,7 @@
         </w:tc>
         <w:tc>
           <w:tcPr>
-            <w:tcW w:w="3005" w:type="dxa"/>
+            <w:tcW w:w="2978" w:type="dxa"/>
           </w:tcPr>
           <w:p>
             <w:pPr>
@@ -1138,7 +1022,7 @@
         </w:tc>
         <w:tc>
           <w:tcPr>
-            <w:tcW w:w="3006" w:type="dxa"/>
+            <w:tcW w:w="2973" w:type="dxa"/>
           </w:tcPr>
           <w:p>
             <w:pPr>
@@ -1208,7 +1092,6 @@
           <w:szCs w:val="18"/>
           <w:lang w:val="en-US"/>
         </w:rPr>
-        <w:lastRenderedPageBreak/>
         <w:t>EURUSD</w:t>
       </w:r>
     </w:p>
@@ -1233,6 +1116,7 @@
           <w:szCs w:val="18"/>
           <w:lang w:val="en-US"/>
         </w:rPr>
+        <w:lastRenderedPageBreak/>
         <w:t>GBPUSD</w:t>
       </w:r>
     </w:p>
@@ -1377,7 +1261,55 @@
           <w:szCs w:val="18"/>
           <w:lang w:val="en-US"/>
         </w:rPr>
-        <w:t>EURUSD;GBPUSD;AUDUSD;AUDJPY;GBPAUD;GBPJPY</w:t>
+        <w:t>EURUSD;GBPUSD;AUDUSD;AUDJPY</w:t>
+      </w:r>
+      <w:r>
+        <w:rPr>
+          <w:rFonts w:ascii="Arial" w:hAnsi="Arial" w:cs="Arial"/>
+          <w:sz w:val="18"/>
+          <w:szCs w:val="18"/>
+          <w:lang w:val="en-US"/>
+        </w:rPr>
+        <w:t>;</w:t>
+      </w:r>
+      <w:r>
+        <w:rPr>
+          <w:rFonts w:ascii="Arial" w:hAnsi="Arial" w:cs="Arial"/>
+          <w:sz w:val="18"/>
+          <w:szCs w:val="18"/>
+          <w:lang w:val="en-US"/>
+        </w:rPr>
+        <w:t>EURGBP;EURJPY;USDCAD;AUDNZD;USDJPY</w:t>
+      </w:r>
+      <w:r>
+        <w:rPr>
+          <w:rFonts w:ascii="Arial" w:hAnsi="Arial" w:cs="Arial"/>
+          <w:sz w:val="18"/>
+          <w:szCs w:val="18"/>
+          <w:lang w:val="en-US"/>
+        </w:rPr>
+        <w:t>;</w:t>
+      </w:r>
+      <w:r>
+        <w:t xml:space="preserve"> </w:t>
+      </w:r>
+      <w:r>
+        <w:rPr>
+          <w:rFonts w:ascii="Arial" w:hAnsi="Arial" w:cs="Arial"/>
+          <w:sz w:val="18"/>
+          <w:szCs w:val="18"/>
+          <w:lang w:val="en-US"/>
+        </w:rPr>
+        <w:t>ND100m;AUS200;NI225;UK100;SP500m;</w:t>
+      </w:r>
+      <w:r>
+        <w:rPr>
+          <w:rFonts w:ascii="Arial" w:hAnsi="Arial" w:cs="Arial"/>
+          <w:sz w:val="18"/>
+          <w:szCs w:val="18"/>
+          <w:lang w:val="en-US"/>
+        </w:rPr>
+        <w:t>STOX50</w:t>
       </w:r>
     </w:p>
     <w:p>
@@ -1730,8 +1662,4511 @@
         <w:rPr>
           <w:lang w:val="en-US"/>
         </w:rPr>
+        <w:t>SMA crossover no hysteresis with no stop loss, no take profits</w:t>
+      </w:r>
+    </w:p>
+    <w:p>
+      <w:pPr>
+        <w:pStyle w:val="Titre4"/>
+        <w:numPr>
+          <w:ilvl w:val="2"/>
+          <w:numId w:val="1"/>
+        </w:numPr>
+        <w:rPr>
+          <w:lang w:val="en-US"/>
+        </w:rPr>
+      </w:pPr>
+      <w:r>
+        <w:rPr>
+          <w:lang w:val="en-US"/>
+        </w:rPr>
+        <w:t>Implementation</w:t>
+      </w:r>
+    </w:p>
+    <w:p>
+      <w:pPr>
+        <w:pStyle w:val="Titre4"/>
+        <w:numPr>
+          <w:ilvl w:val="3"/>
+          <w:numId w:val="1"/>
+        </w:numPr>
+        <w:rPr>
+          <w:lang w:val="en-US"/>
+        </w:rPr>
+      </w:pPr>
+      <w:r>
+        <w:rPr>
+          <w:lang w:val="en-US"/>
+        </w:rPr>
+        <w:t>Long</w:t>
+      </w:r>
+    </w:p>
+    <w:p>
+      <w:pPr>
+        <w:pStyle w:val="Titre4"/>
+        <w:numPr>
+          <w:ilvl w:val="4"/>
+          <w:numId w:val="1"/>
+        </w:numPr>
+        <w:rPr>
+          <w:lang w:val="en-US"/>
+        </w:rPr>
+      </w:pPr>
+      <w:r>
+        <w:rPr>
+          <w:lang w:val="en-US"/>
+        </w:rPr>
+        <w:t>Open Long</w:t>
+      </w:r>
+    </w:p>
+    <w:p>
+      <w:pPr>
+        <w:ind w:left="1800"/>
+        <w:rPr>
+          <w:rFonts w:ascii="Arial" w:hAnsi="Arial" w:cs="Arial"/>
+          <w:lang w:val="en-US"/>
+        </w:rPr>
+      </w:pPr>
+      <w:r>
+        <w:rPr>
+          <w:rFonts w:ascii="Arial" w:hAnsi="Arial" w:cs="Arial"/>
+          <w:lang w:val="en-US"/>
+        </w:rPr>
+        <w:t>Open long if :</w:t>
+      </w:r>
+      <w:r>
+        <w:rPr>
+          <w:lang w:val="en-US"/>
+        </w:rPr>
         <w:t xml:space="preserve"> </w:t>
       </w:r>
+      <m:oMath>
+        <m:r>
+          <w:rPr>
+            <w:rFonts w:ascii="Cambria Math" w:hAnsi="Cambria Math" w:cs="Arial"/>
+            <w:lang w:val="en-US"/>
+          </w:rPr>
+          <m:t>(SM</m:t>
+        </m:r>
+        <m:sSub>
+          <m:sSubPr>
+            <m:ctrlPr>
+              <w:rPr>
+                <w:rFonts w:ascii="Cambria Math" w:hAnsi="Cambria Math" w:cs="Arial"/>
+                <w:i/>
+                <w:lang w:val="en-US"/>
+              </w:rPr>
+            </m:ctrlPr>
+          </m:sSubPr>
+          <m:e>
+            <m:r>
+              <w:rPr>
+                <w:rFonts w:ascii="Cambria Math" w:hAnsi="Cambria Math" w:cs="Arial"/>
+                <w:lang w:val="en-US"/>
+              </w:rPr>
+              <m:t>A</m:t>
+            </m:r>
+          </m:e>
+          <m:sub>
+            <m:r>
+              <w:rPr>
+                <w:rFonts w:ascii="Cambria Math" w:hAnsi="Cambria Math" w:cs="Arial"/>
+                <w:lang w:val="en-US"/>
+              </w:rPr>
+              <m:t xml:space="preserve">short </m:t>
+            </m:r>
+          </m:sub>
+        </m:sSub>
+        <m:r>
+          <w:rPr>
+            <w:rFonts w:ascii="Cambria Math" w:hAnsi="Cambria Math" w:cs="Arial"/>
+            <w:lang w:val="en-US"/>
+          </w:rPr>
+          <m:t>&gt;</m:t>
+        </m:r>
+        <m:d>
+          <m:dPr>
+            <m:ctrlPr>
+              <w:rPr>
+                <w:rFonts w:ascii="Cambria Math" w:hAnsi="Cambria Math" w:cs="Arial"/>
+                <w:i/>
+                <w:lang w:val="en-US"/>
+              </w:rPr>
+            </m:ctrlPr>
+          </m:dPr>
+          <m:e>
+            <m:r>
+              <w:rPr>
+                <w:rFonts w:ascii="Cambria Math" w:hAnsi="Cambria Math" w:cs="Arial"/>
+                <w:lang w:val="en-US"/>
+              </w:rPr>
+              <m:t>SM</m:t>
+            </m:r>
+            <m:sSub>
+              <m:sSubPr>
+                <m:ctrlPr>
+                  <w:rPr>
+                    <w:rFonts w:ascii="Cambria Math" w:hAnsi="Cambria Math" w:cs="Arial"/>
+                    <w:i/>
+                    <w:lang w:val="en-US"/>
+                  </w:rPr>
+                </m:ctrlPr>
+              </m:sSubPr>
+              <m:e>
+                <m:r>
+                  <w:rPr>
+                    <w:rFonts w:ascii="Cambria Math" w:hAnsi="Cambria Math" w:cs="Arial"/>
+                    <w:lang w:val="en-US"/>
+                  </w:rPr>
+                  <m:t>A</m:t>
+                </m:r>
+              </m:e>
+              <m:sub>
+                <m:r>
+                  <w:rPr>
+                    <w:rFonts w:ascii="Cambria Math" w:hAnsi="Cambria Math" w:cs="Arial"/>
+                    <w:lang w:val="en-US"/>
+                  </w:rPr>
+                  <m:t>long</m:t>
+                </m:r>
+              </m:sub>
+            </m:sSub>
+          </m:e>
+        </m:d>
+        <m:r>
+          <w:rPr>
+            <w:rFonts w:ascii="Cambria Math" w:hAnsi="Cambria Math" w:cs="Arial"/>
+            <w:lang w:val="en-US"/>
+          </w:rPr>
+          <m:t>)</m:t>
+        </m:r>
+      </m:oMath>
+      <w:r>
+        <w:rPr>
+          <w:rFonts w:ascii="Arial" w:hAnsi="Arial" w:cs="Arial"/>
+          <w:lang w:val="en-US"/>
+        </w:rPr>
+        <w:t xml:space="preserve">  </w:t>
+      </w:r>
+    </w:p>
+    <w:p>
+      <w:pPr>
+        <w:pStyle w:val="Titre4"/>
+        <w:numPr>
+          <w:ilvl w:val="4"/>
+          <w:numId w:val="1"/>
+        </w:numPr>
+        <w:rPr>
+          <w:lang w:val="en-US"/>
+        </w:rPr>
+      </w:pPr>
+      <w:r>
+        <w:rPr>
+          <w:lang w:val="en-US"/>
+        </w:rPr>
+        <w:t>Close Long</w:t>
+      </w:r>
+    </w:p>
+    <w:p>
+      <w:pPr>
+        <w:ind w:left="1440" w:firstLine="288"/>
+        <w:rPr>
+          <w:lang w:val="en-US"/>
+        </w:rPr>
+      </w:pPr>
+      <w:r>
+        <w:rPr>
+          <w:rFonts w:ascii="Arial" w:hAnsi="Arial" w:cs="Arial"/>
+          <w:lang w:val="en-US"/>
+        </w:rPr>
+        <w:t xml:space="preserve">Close Long if </w:t>
+      </w:r>
+      <m:oMath>
+        <m:r>
+          <w:rPr>
+            <w:rFonts w:ascii="Cambria Math" w:hAnsi="Cambria Math" w:cs="Arial"/>
+            <w:lang w:val="en-US"/>
+          </w:rPr>
+          <m:t xml:space="preserve">( </m:t>
+        </m:r>
+        <m:d>
+          <m:dPr>
+            <m:ctrlPr>
+              <w:rPr>
+                <w:rFonts w:ascii="Cambria Math" w:hAnsi="Cambria Math" w:cs="Arial"/>
+                <w:i/>
+                <w:lang w:val="en-US"/>
+              </w:rPr>
+            </m:ctrlPr>
+          </m:dPr>
+          <m:e>
+            <m:r>
+              <w:rPr>
+                <w:rFonts w:ascii="Cambria Math" w:hAnsi="Cambria Math" w:cs="Arial"/>
+                <w:lang w:val="en-US"/>
+              </w:rPr>
+              <m:t>SM</m:t>
+            </m:r>
+            <m:sSub>
+              <m:sSubPr>
+                <m:ctrlPr>
+                  <w:rPr>
+                    <w:rFonts w:ascii="Cambria Math" w:hAnsi="Cambria Math" w:cs="Arial"/>
+                    <w:i/>
+                    <w:lang w:val="en-US"/>
+                  </w:rPr>
+                </m:ctrlPr>
+              </m:sSubPr>
+              <m:e>
+                <m:r>
+                  <w:rPr>
+                    <w:rFonts w:ascii="Cambria Math" w:hAnsi="Cambria Math" w:cs="Arial"/>
+                    <w:lang w:val="en-US"/>
+                  </w:rPr>
+                  <m:t>A</m:t>
+                </m:r>
+              </m:e>
+              <m:sub>
+                <m:r>
+                  <w:rPr>
+                    <w:rFonts w:ascii="Cambria Math" w:hAnsi="Cambria Math" w:cs="Arial"/>
+                    <w:lang w:val="en-US"/>
+                  </w:rPr>
+                  <m:t xml:space="preserve">short </m:t>
+                </m:r>
+              </m:sub>
+            </m:sSub>
+          </m:e>
+        </m:d>
+        <m:r>
+          <w:rPr>
+            <w:rFonts w:ascii="Cambria Math" w:hAnsi="Cambria Math" w:cs="Arial"/>
+            <w:lang w:val="en-US"/>
+          </w:rPr>
+          <m:t>)&lt; SM</m:t>
+        </m:r>
+        <m:sSub>
+          <m:sSubPr>
+            <m:ctrlPr>
+              <w:rPr>
+                <w:rFonts w:ascii="Cambria Math" w:hAnsi="Cambria Math" w:cs="Arial"/>
+                <w:i/>
+                <w:lang w:val="en-US"/>
+              </w:rPr>
+            </m:ctrlPr>
+          </m:sSubPr>
+          <m:e>
+            <m:r>
+              <w:rPr>
+                <w:rFonts w:ascii="Cambria Math" w:hAnsi="Cambria Math" w:cs="Arial"/>
+                <w:lang w:val="en-US"/>
+              </w:rPr>
+              <m:t>A</m:t>
+            </m:r>
+          </m:e>
+          <m:sub>
+            <m:r>
+              <w:rPr>
+                <w:rFonts w:ascii="Cambria Math" w:hAnsi="Cambria Math" w:cs="Arial"/>
+                <w:lang w:val="en-US"/>
+              </w:rPr>
+              <m:t>long</m:t>
+            </m:r>
+          </m:sub>
+        </m:sSub>
+        <m:r>
+          <w:rPr>
+            <w:rFonts w:ascii="Cambria Math" w:hAnsi="Cambria Math" w:cs="Arial"/>
+            <w:lang w:val="en-US"/>
+          </w:rPr>
+          <m:t>)</m:t>
+        </m:r>
+      </m:oMath>
+      <w:r>
+        <w:rPr>
+          <w:rFonts w:ascii="Arial" w:hAnsi="Arial" w:cs="Arial"/>
+          <w:lang w:val="en-US"/>
+        </w:rPr>
+        <w:t xml:space="preserve">  </w:t>
+      </w:r>
+    </w:p>
+    <w:p>
+      <w:pPr>
+        <w:pStyle w:val="Titre4"/>
+        <w:numPr>
+          <w:ilvl w:val="3"/>
+          <w:numId w:val="1"/>
+        </w:numPr>
+        <w:rPr>
+          <w:lang w:val="en-US"/>
+        </w:rPr>
+      </w:pPr>
+      <w:r>
+        <w:rPr>
+          <w:lang w:val="en-US"/>
+        </w:rPr>
+        <w:t>Short</w:t>
+      </w:r>
+    </w:p>
+    <w:p>
+      <w:pPr>
+        <w:pStyle w:val="Paragraphedeliste"/>
+        <w:numPr>
+          <w:ilvl w:val="4"/>
+          <w:numId w:val="1"/>
+        </w:numPr>
+        <w:rPr>
+          <w:rFonts w:asciiTheme="majorHAnsi" w:eastAsiaTheme="majorEastAsia" w:hAnsiTheme="majorHAnsi" w:cstheme="majorBidi"/>
+          <w:color w:val="70AD47" w:themeColor="accent6"/>
+          <w:sz w:val="22"/>
+          <w:szCs w:val="22"/>
+          <w:lang w:val="en-US"/>
+        </w:rPr>
+      </w:pPr>
+      <w:r>
+        <w:rPr>
+          <w:rFonts w:asciiTheme="majorHAnsi" w:eastAsiaTheme="majorEastAsia" w:hAnsiTheme="majorHAnsi" w:cstheme="majorBidi"/>
+          <w:color w:val="70AD47" w:themeColor="accent6"/>
+          <w:sz w:val="22"/>
+          <w:szCs w:val="22"/>
+          <w:lang w:val="en-US"/>
+        </w:rPr>
+        <w:t>Open Short</w:t>
+      </w:r>
+    </w:p>
+    <w:p>
+      <w:pPr>
+        <w:ind w:left="1800"/>
+        <w:rPr>
+          <w:lang w:val="en-US"/>
+        </w:rPr>
+      </w:pPr>
+      <w:r>
+        <w:rPr>
+          <w:lang w:val="en-US"/>
+        </w:rPr>
+        <w:t>Open Short</w:t>
+      </w:r>
+      <w:r>
+        <w:rPr>
+          <w:rFonts w:ascii="Arial" w:hAnsi="Arial" w:cs="Arial"/>
+          <w:lang w:val="en-US"/>
+        </w:rPr>
+        <w:t xml:space="preserve"> if </w:t>
+      </w:r>
+      <m:oMath>
+        <m:r>
+          <w:rPr>
+            <w:rFonts w:ascii="Cambria Math" w:hAnsi="Cambria Math" w:cs="Arial"/>
+            <w:lang w:val="en-US"/>
+          </w:rPr>
+          <m:t xml:space="preserve">( </m:t>
+        </m:r>
+        <m:d>
+          <m:dPr>
+            <m:ctrlPr>
+              <w:rPr>
+                <w:rFonts w:ascii="Cambria Math" w:hAnsi="Cambria Math" w:cs="Arial"/>
+                <w:i/>
+                <w:lang w:val="en-US"/>
+              </w:rPr>
+            </m:ctrlPr>
+          </m:dPr>
+          <m:e>
+            <m:r>
+              <w:rPr>
+                <w:rFonts w:ascii="Cambria Math" w:hAnsi="Cambria Math" w:cs="Arial"/>
+                <w:lang w:val="en-US"/>
+              </w:rPr>
+              <m:t>SM</m:t>
+            </m:r>
+            <m:sSub>
+              <m:sSubPr>
+                <m:ctrlPr>
+                  <w:rPr>
+                    <w:rFonts w:ascii="Cambria Math" w:hAnsi="Cambria Math" w:cs="Arial"/>
+                    <w:i/>
+                    <w:lang w:val="en-US"/>
+                  </w:rPr>
+                </m:ctrlPr>
+              </m:sSubPr>
+              <m:e>
+                <m:r>
+                  <w:rPr>
+                    <w:rFonts w:ascii="Cambria Math" w:hAnsi="Cambria Math" w:cs="Arial"/>
+                    <w:lang w:val="en-US"/>
+                  </w:rPr>
+                  <m:t>A</m:t>
+                </m:r>
+              </m:e>
+              <m:sub>
+                <m:r>
+                  <w:rPr>
+                    <w:rFonts w:ascii="Cambria Math" w:hAnsi="Cambria Math" w:cs="Arial"/>
+                    <w:lang w:val="en-US"/>
+                  </w:rPr>
+                  <m:t xml:space="preserve">short </m:t>
+                </m:r>
+              </m:sub>
+            </m:sSub>
+          </m:e>
+        </m:d>
+        <m:r>
+          <w:rPr>
+            <w:rFonts w:ascii="Cambria Math" w:hAnsi="Cambria Math" w:cs="Arial"/>
+            <w:lang w:val="en-US"/>
+          </w:rPr>
+          <m:t>)&lt; SM</m:t>
+        </m:r>
+        <m:sSub>
+          <m:sSubPr>
+            <m:ctrlPr>
+              <w:rPr>
+                <w:rFonts w:ascii="Cambria Math" w:hAnsi="Cambria Math" w:cs="Arial"/>
+                <w:i/>
+                <w:lang w:val="en-US"/>
+              </w:rPr>
+            </m:ctrlPr>
+          </m:sSubPr>
+          <m:e>
+            <m:r>
+              <w:rPr>
+                <w:rFonts w:ascii="Cambria Math" w:hAnsi="Cambria Math" w:cs="Arial"/>
+                <w:lang w:val="en-US"/>
+              </w:rPr>
+              <m:t>A</m:t>
+            </m:r>
+          </m:e>
+          <m:sub>
+            <m:r>
+              <w:rPr>
+                <w:rFonts w:ascii="Cambria Math" w:hAnsi="Cambria Math" w:cs="Arial"/>
+                <w:lang w:val="en-US"/>
+              </w:rPr>
+              <m:t>long</m:t>
+            </m:r>
+          </m:sub>
+        </m:sSub>
+        <m:r>
+          <w:rPr>
+            <w:rFonts w:ascii="Cambria Math" w:hAnsi="Cambria Math" w:cs="Arial"/>
+            <w:lang w:val="en-US"/>
+          </w:rPr>
+          <m:t>)</m:t>
+        </m:r>
+      </m:oMath>
+      <w:r>
+        <w:rPr>
+          <w:rFonts w:ascii="Arial" w:hAnsi="Arial" w:cs="Arial"/>
+          <w:lang w:val="en-US"/>
+        </w:rPr>
+        <w:t xml:space="preserve">  </w:t>
+      </w:r>
+    </w:p>
+    <w:p>
+      <w:pPr>
+        <w:pStyle w:val="Paragraphedeliste"/>
+        <w:numPr>
+          <w:ilvl w:val="4"/>
+          <w:numId w:val="1"/>
+        </w:numPr>
+        <w:rPr>
+          <w:lang w:val="en-US"/>
+        </w:rPr>
+      </w:pPr>
+      <w:r>
+        <w:rPr>
+          <w:rFonts w:asciiTheme="majorHAnsi" w:eastAsiaTheme="majorEastAsia" w:hAnsiTheme="majorHAnsi" w:cstheme="majorBidi"/>
+          <w:color w:val="70AD47" w:themeColor="accent6"/>
+          <w:sz w:val="22"/>
+          <w:szCs w:val="22"/>
+          <w:lang w:val="en-US"/>
+        </w:rPr>
+        <w:t>Close Short</w:t>
+      </w:r>
+    </w:p>
+    <w:p>
+      <w:pPr>
+        <w:ind w:left="1800"/>
+        <w:rPr>
+          <w:rFonts w:ascii="Arial" w:hAnsi="Arial" w:cs="Arial"/>
+          <w:lang w:val="en-US"/>
+        </w:rPr>
+      </w:pPr>
+      <w:r>
+        <w:rPr>
+          <w:rFonts w:ascii="Arial" w:hAnsi="Arial" w:cs="Arial"/>
+          <w:lang w:val="en-US"/>
+        </w:rPr>
+        <w:t>Close</w:t>
+      </w:r>
+      <w:r>
+        <w:rPr>
+          <w:rFonts w:ascii="Arial" w:hAnsi="Arial" w:cs="Arial"/>
+          <w:lang w:val="en-US"/>
+        </w:rPr>
+        <w:t xml:space="preserve"> </w:t>
+      </w:r>
+      <w:r>
+        <w:rPr>
+          <w:rFonts w:ascii="Arial" w:hAnsi="Arial" w:cs="Arial"/>
+          <w:lang w:val="en-US"/>
+        </w:rPr>
+        <w:t>Short</w:t>
+      </w:r>
+      <w:r>
+        <w:rPr>
+          <w:rFonts w:ascii="Arial" w:hAnsi="Arial" w:cs="Arial"/>
+          <w:lang w:val="en-US"/>
+        </w:rPr>
+        <w:t xml:space="preserve"> if :</w:t>
+      </w:r>
+      <w:r>
+        <w:rPr>
+          <w:lang w:val="en-US"/>
+        </w:rPr>
+        <w:t xml:space="preserve"> </w:t>
+      </w:r>
+      <m:oMath>
+        <m:r>
+          <w:rPr>
+            <w:rFonts w:ascii="Cambria Math" w:hAnsi="Cambria Math" w:cs="Arial"/>
+            <w:lang w:val="en-US"/>
+          </w:rPr>
+          <m:t>(SM</m:t>
+        </m:r>
+        <m:sSub>
+          <m:sSubPr>
+            <m:ctrlPr>
+              <w:rPr>
+                <w:rFonts w:ascii="Cambria Math" w:hAnsi="Cambria Math" w:cs="Arial"/>
+                <w:i/>
+                <w:lang w:val="en-US"/>
+              </w:rPr>
+            </m:ctrlPr>
+          </m:sSubPr>
+          <m:e>
+            <m:r>
+              <w:rPr>
+                <w:rFonts w:ascii="Cambria Math" w:hAnsi="Cambria Math" w:cs="Arial"/>
+                <w:lang w:val="en-US"/>
+              </w:rPr>
+              <m:t>A</m:t>
+            </m:r>
+          </m:e>
+          <m:sub>
+            <m:r>
+              <w:rPr>
+                <w:rFonts w:ascii="Cambria Math" w:hAnsi="Cambria Math" w:cs="Arial"/>
+                <w:lang w:val="en-US"/>
+              </w:rPr>
+              <m:t xml:space="preserve">short </m:t>
+            </m:r>
+          </m:sub>
+        </m:sSub>
+        <m:r>
+          <w:rPr>
+            <w:rFonts w:ascii="Cambria Math" w:hAnsi="Cambria Math" w:cs="Arial"/>
+            <w:lang w:val="en-US"/>
+          </w:rPr>
+          <m:t>&gt;</m:t>
+        </m:r>
+        <m:d>
+          <m:dPr>
+            <m:ctrlPr>
+              <w:rPr>
+                <w:rFonts w:ascii="Cambria Math" w:hAnsi="Cambria Math" w:cs="Arial"/>
+                <w:i/>
+                <w:lang w:val="en-US"/>
+              </w:rPr>
+            </m:ctrlPr>
+          </m:dPr>
+          <m:e>
+            <m:r>
+              <w:rPr>
+                <w:rFonts w:ascii="Cambria Math" w:hAnsi="Cambria Math" w:cs="Arial"/>
+                <w:lang w:val="en-US"/>
+              </w:rPr>
+              <m:t>SM</m:t>
+            </m:r>
+            <m:sSub>
+              <m:sSubPr>
+                <m:ctrlPr>
+                  <w:rPr>
+                    <w:rFonts w:ascii="Cambria Math" w:hAnsi="Cambria Math" w:cs="Arial"/>
+                    <w:i/>
+                    <w:lang w:val="en-US"/>
+                  </w:rPr>
+                </m:ctrlPr>
+              </m:sSubPr>
+              <m:e>
+                <m:r>
+                  <w:rPr>
+                    <w:rFonts w:ascii="Cambria Math" w:hAnsi="Cambria Math" w:cs="Arial"/>
+                    <w:lang w:val="en-US"/>
+                  </w:rPr>
+                  <m:t>A</m:t>
+                </m:r>
+              </m:e>
+              <m:sub>
+                <m:r>
+                  <w:rPr>
+                    <w:rFonts w:ascii="Cambria Math" w:hAnsi="Cambria Math" w:cs="Arial"/>
+                    <w:lang w:val="en-US"/>
+                  </w:rPr>
+                  <m:t>long</m:t>
+                </m:r>
+              </m:sub>
+            </m:sSub>
+          </m:e>
+        </m:d>
+        <m:r>
+          <w:rPr>
+            <w:rFonts w:ascii="Cambria Math" w:hAnsi="Cambria Math" w:cs="Arial"/>
+            <w:lang w:val="en-US"/>
+          </w:rPr>
+          <m:t>)</m:t>
+        </m:r>
+      </m:oMath>
+      <w:r>
+        <w:rPr>
+          <w:rFonts w:ascii="Arial" w:hAnsi="Arial" w:cs="Arial"/>
+          <w:lang w:val="en-US"/>
+        </w:rPr>
+        <w:t xml:space="preserve"> </w:t>
+      </w:r>
+    </w:p>
+    <w:p>
+      <w:pPr>
+        <w:pStyle w:val="Titre4"/>
+        <w:numPr>
+          <w:ilvl w:val="3"/>
+          <w:numId w:val="1"/>
+        </w:numPr>
+        <w:rPr>
+          <w:lang w:val="en-US"/>
+        </w:rPr>
+      </w:pPr>
+      <w:r>
+        <w:rPr>
+          <w:lang w:val="en-US"/>
+        </w:rPr>
+        <w:t xml:space="preserve"> Misc</w:t>
+      </w:r>
+    </w:p>
+    <w:p>
+      <w:pPr>
+        <w:ind w:left="1440"/>
+        <w:rPr>
+          <w:rFonts w:ascii="Arial" w:hAnsi="Arial" w:cs="Arial"/>
+          <w:lang w:val="en-US"/>
+        </w:rPr>
+      </w:pPr>
+      <w:r>
+        <w:rPr>
+          <w:rFonts w:ascii="Arial" w:hAnsi="Arial" w:cs="Arial"/>
+          <w:lang w:val="en-US"/>
+        </w:rPr>
+        <w:t xml:space="preserve">Always active on the market as : </w:t>
+      </w:r>
+    </w:p>
+    <w:p>
+      <w:pPr>
+        <w:pStyle w:val="Paragraphedeliste"/>
+        <w:numPr>
+          <w:ilvl w:val="0"/>
+          <w:numId w:val="4"/>
+        </w:numPr>
+        <w:rPr>
+          <w:rFonts w:ascii="Arial" w:hAnsi="Arial" w:cs="Arial"/>
+          <w:lang w:val="en-US"/>
+        </w:rPr>
+      </w:pPr>
+      <w:r>
+        <w:rPr>
+          <w:rFonts w:ascii="Arial" w:hAnsi="Arial" w:cs="Arial"/>
+          <w:lang w:val="en-US"/>
+        </w:rPr>
+        <w:t>Close Long =&gt; Open Short</w:t>
+      </w:r>
+    </w:p>
+    <w:p>
+      <w:pPr>
+        <w:pStyle w:val="Paragraphedeliste"/>
+        <w:numPr>
+          <w:ilvl w:val="0"/>
+          <w:numId w:val="4"/>
+        </w:numPr>
+        <w:rPr>
+          <w:rFonts w:ascii="Arial" w:hAnsi="Arial" w:cs="Arial"/>
+          <w:lang w:val="en-US"/>
+        </w:rPr>
+      </w:pPr>
+      <w:r>
+        <w:rPr>
+          <w:rFonts w:ascii="Arial" w:hAnsi="Arial" w:cs="Arial"/>
+          <w:lang w:val="en-US"/>
+        </w:rPr>
+        <w:t>Close Short =&gt; Open Long</w:t>
+      </w:r>
+    </w:p>
+    <w:p>
+      <w:pPr>
+        <w:pStyle w:val="Titre4"/>
+        <w:numPr>
+          <w:ilvl w:val="2"/>
+          <w:numId w:val="1"/>
+        </w:numPr>
+        <w:rPr>
+          <w:rFonts w:ascii="Arial" w:hAnsi="Arial" w:cs="Arial"/>
+          <w:lang w:val="en-US"/>
+        </w:rPr>
+      </w:pPr>
+      <w:r>
+        <w:rPr>
+          <w:rFonts w:ascii="Arial" w:hAnsi="Arial" w:cs="Arial"/>
+          <w:lang w:val="en-US"/>
+        </w:rPr>
+        <w:t>Conclusions</w:t>
+      </w:r>
+    </w:p>
+    <w:p>
+      <w:pPr>
+        <w:rPr>
+          <w:lang w:val="en-US"/>
+        </w:rPr>
+      </w:pPr>
+      <w:r>
+        <w:rPr>
+          <w:lang w:val="en-US"/>
+        </w:rPr>
+        <w:t>A graphic with all ultimate returns and timeframes</w:t>
+      </w:r>
+    </w:p>
+    <w:p>
+      <w:pPr>
+        <w:rPr>
+          <w:lang w:val="en-US"/>
+        </w:rPr>
+      </w:pPr>
+      <w:r>
+        <w:rPr>
+          <w:lang w:val="en-US"/>
+        </w:rPr>
+        <w:t>A choice to be made ( can be timeframe dependent)</w:t>
+      </w:r>
+    </w:p>
+    <w:p>
+      <w:pPr>
+        <w:rPr>
+          <w:lang w:val="en-US"/>
+        </w:rPr>
+      </w:pPr>
+    </w:p>
+    <w:p>
+      <w:pPr>
+        <w:pStyle w:val="Titre4"/>
+        <w:numPr>
+          <w:ilvl w:val="2"/>
+          <w:numId w:val="1"/>
+        </w:numPr>
+        <w:rPr>
+          <w:rFonts w:ascii="Arial" w:hAnsi="Arial" w:cs="Arial"/>
+          <w:lang w:val="en-US"/>
+        </w:rPr>
+      </w:pPr>
+      <w:r>
+        <w:rPr>
+          <w:rFonts w:ascii="Arial" w:hAnsi="Arial" w:cs="Arial"/>
+          <w:lang w:val="en-US"/>
+        </w:rPr>
+        <w:lastRenderedPageBreak/>
+        <w:t>Observations</w:t>
+      </w:r>
+    </w:p>
+    <w:p>
+      <w:pPr>
+        <w:keepNext/>
+      </w:pPr>
+    </w:p>
+    <w:p>
+      <w:pPr>
+        <w:pStyle w:val="Lgende"/>
+        <w:rPr>
+          <w:rFonts w:ascii="Arial" w:hAnsi="Arial" w:cs="Arial"/>
+          <w:lang w:val="en-US"/>
+        </w:rPr>
+      </w:pPr>
+      <w:r>
+        <w:tab/>
+      </w:r>
+      <w:r>
+        <w:tab/>
+      </w:r>
+      <w:r>
+        <w:rPr>
+          <w:rFonts w:ascii="Arial" w:hAnsi="Arial" w:cs="Arial"/>
+          <w:lang w:val="en-US"/>
+        </w:rPr>
+        <w:t>Returns</w:t>
+      </w:r>
+    </w:p>
+    <w:p>
+      <w:pPr>
+        <w:rPr>
+          <w:lang w:val="en-US"/>
+        </w:rPr>
+      </w:pPr>
+    </w:p>
+    <w:p>
+      <w:pPr>
+        <w:pStyle w:val="Titre4"/>
+        <w:numPr>
+          <w:ilvl w:val="3"/>
+          <w:numId w:val="1"/>
+        </w:numPr>
+        <w:rPr>
+          <w:rFonts w:ascii="Arial" w:hAnsi="Arial" w:cs="Arial"/>
+          <w:lang w:val="en-US"/>
+        </w:rPr>
+      </w:pPr>
+      <w:r>
+        <w:rPr>
+          <w:rFonts w:ascii="Arial" w:hAnsi="Arial" w:cs="Arial"/>
+          <w:lang w:val="en-US"/>
+        </w:rPr>
+        <w:t>8/21</w:t>
+      </w:r>
+    </w:p>
+    <w:p>
+      <w:pPr>
+        <w:rPr>
+          <w:lang w:val="en-US"/>
+        </w:rPr>
+      </w:pPr>
+      <w:r>
+        <w:rPr>
+          <w:lang w:val="en-US"/>
+        </w:rPr>
+        <w:t>We go here for a “fast” MA calibration. This will resolve in a lot of intermediairies trades, only reaping significant profits on very sharp trends</w:t>
+      </w:r>
+    </w:p>
+    <w:p>
+      <w:pPr>
+        <w:rPr>
+          <w:lang w:val="en-US"/>
+        </w:rPr>
+      </w:pPr>
+      <w:r>
+        <w:rPr>
+          <w:lang w:val="en-US"/>
+        </w:rPr>
+        <w:drawing>
+          <wp:inline distT="0" distB="0" distL="0" distR="0" wp14:anchorId="41D78B95" wp14:editId="73B26FE8">
+            <wp:extent cx="5731510" cy="1093470"/>
+            <wp:effectExtent l="0" t="0" r="2540" b="0"/>
+            <wp:docPr id="34" name="Image 34"/>
+            <wp:cNvGraphicFramePr>
+              <a:graphicFrameLocks xmlns:a="http://schemas.openxmlformats.org/drawingml/2006/main" noChangeAspect="1"/>
+            </wp:cNvGraphicFramePr>
+            <a:graphic xmlns:a="http://schemas.openxmlformats.org/drawingml/2006/main">
+              <a:graphicData uri="http://schemas.openxmlformats.org/drawingml/2006/picture">
+                <pic:pic xmlns:pic="http://schemas.openxmlformats.org/drawingml/2006/picture">
+                  <pic:nvPicPr>
+                    <pic:cNvPr id="1" name=""/>
+                    <pic:cNvPicPr/>
+                  </pic:nvPicPr>
+                  <pic:blipFill>
+                    <a:blip r:embed="rId11"/>
+                    <a:stretch>
+                      <a:fillRect/>
+                    </a:stretch>
+                  </pic:blipFill>
+                  <pic:spPr>
+                    <a:xfrm>
+                      <a:off x="0" y="0"/>
+                      <a:ext cx="5731510" cy="1093470"/>
+                    </a:xfrm>
+                    <a:prstGeom prst="rect">
+                      <a:avLst/>
+                    </a:prstGeom>
+                  </pic:spPr>
+                </pic:pic>
+              </a:graphicData>
+            </a:graphic>
+          </wp:inline>
+        </w:drawing>
+      </w:r>
+    </w:p>
+    <w:p>
+      <w:pPr>
+        <w:pStyle w:val="Titre4"/>
+        <w:numPr>
+          <w:ilvl w:val="4"/>
+          <w:numId w:val="1"/>
+        </w:numPr>
+        <w:rPr>
+          <w:rFonts w:ascii="Arial" w:hAnsi="Arial" w:cs="Arial"/>
+          <w:lang w:val="en-US"/>
+        </w:rPr>
+      </w:pPr>
+      <w:r>
+        <w:rPr>
+          <w:rFonts w:ascii="Arial" w:hAnsi="Arial" w:cs="Arial"/>
+          <w:lang w:val="en-US"/>
+        </w:rPr>
+        <w:t>H1</w:t>
+      </w:r>
+    </w:p>
+    <w:p>
+      <w:pPr>
+        <w:pStyle w:val="Paragraphedeliste"/>
+        <w:numPr>
+          <w:ilvl w:val="5"/>
+          <w:numId w:val="1"/>
+        </w:numPr>
+        <w:rPr>
+          <w:rFonts w:ascii="Arial" w:eastAsiaTheme="majorEastAsia" w:hAnsi="Arial" w:cs="Arial"/>
+          <w:color w:val="70AD47" w:themeColor="accent6"/>
+          <w:sz w:val="22"/>
+          <w:szCs w:val="22"/>
+          <w:lang w:val="en-US"/>
+        </w:rPr>
+      </w:pPr>
+      <w:r>
+        <w:rPr>
+          <w:rFonts w:ascii="Arial" w:eastAsiaTheme="majorEastAsia" w:hAnsi="Arial" w:cs="Arial"/>
+          <w:color w:val="70AD47" w:themeColor="accent6"/>
+          <w:sz w:val="22"/>
+          <w:szCs w:val="22"/>
+          <w:lang w:val="en-US"/>
+        </w:rPr>
+        <w:t>Mql5 returns</w:t>
+      </w:r>
+    </w:p>
+    <w:p>
+      <w:pPr>
+        <w:pStyle w:val="Paragraphedeliste"/>
+        <w:numPr>
+          <w:ilvl w:val="5"/>
+          <w:numId w:val="1"/>
+        </w:numPr>
+        <w:rPr>
+          <w:rFonts w:ascii="Arial" w:eastAsiaTheme="majorEastAsia" w:hAnsi="Arial" w:cs="Arial"/>
+          <w:color w:val="70AD47" w:themeColor="accent6"/>
+          <w:sz w:val="22"/>
+          <w:szCs w:val="22"/>
+          <w:lang w:val="en-US"/>
+        </w:rPr>
+      </w:pPr>
+      <w:r>
+        <w:rPr>
+          <w:rFonts w:ascii="Arial" w:eastAsiaTheme="majorEastAsia" w:hAnsi="Arial" w:cs="Arial"/>
+          <w:color w:val="70AD47" w:themeColor="accent6"/>
+          <w:sz w:val="22"/>
+          <w:szCs w:val="22"/>
+          <w:lang w:val="en-US"/>
+        </w:rPr>
+        <w:t>Python returns</w:t>
+      </w:r>
+    </w:p>
+    <w:p>
+      <w:pPr>
+        <w:pStyle w:val="Paragraphedeliste"/>
+        <w:numPr>
+          <w:ilvl w:val="5"/>
+          <w:numId w:val="1"/>
+        </w:numPr>
+        <w:rPr>
+          <w:rFonts w:ascii="Arial" w:eastAsiaTheme="majorEastAsia" w:hAnsi="Arial" w:cs="Arial"/>
+          <w:color w:val="70AD47" w:themeColor="accent6"/>
+          <w:sz w:val="22"/>
+          <w:szCs w:val="22"/>
+          <w:lang w:val="en-US"/>
+        </w:rPr>
+      </w:pPr>
+      <w:r>
+        <w:rPr>
+          <w:rFonts w:ascii="Arial" w:eastAsiaTheme="majorEastAsia" w:hAnsi="Arial" w:cs="Arial"/>
+          <w:color w:val="70AD47" w:themeColor="accent6"/>
+          <w:sz w:val="22"/>
+          <w:szCs w:val="22"/>
+          <w:lang w:val="en-US"/>
+        </w:rPr>
+        <w:t>Python correlations</w:t>
+      </w:r>
+    </w:p>
+    <w:p>
+      <w:pPr>
+        <w:pStyle w:val="Paragraphedeliste"/>
+        <w:numPr>
+          <w:ilvl w:val="5"/>
+          <w:numId w:val="1"/>
+        </w:numPr>
+        <w:rPr>
+          <w:rFonts w:ascii="Arial" w:eastAsiaTheme="majorEastAsia" w:hAnsi="Arial" w:cs="Arial"/>
+          <w:color w:val="70AD47" w:themeColor="accent6"/>
+          <w:sz w:val="22"/>
+          <w:szCs w:val="22"/>
+          <w:lang w:val="en-US"/>
+        </w:rPr>
+      </w:pPr>
+      <w:r>
+        <w:rPr>
+          <w:rFonts w:ascii="Arial" w:eastAsiaTheme="majorEastAsia" w:hAnsi="Arial" w:cs="Arial"/>
+          <w:color w:val="70AD47" w:themeColor="accent6"/>
+          <w:sz w:val="22"/>
+          <w:szCs w:val="22"/>
+          <w:lang w:val="en-US"/>
+        </w:rPr>
+        <w:t>Python SL/TP Histogram</w:t>
+      </w:r>
+    </w:p>
+    <w:p>
+      <w:pPr>
+        <w:pStyle w:val="Paragraphedeliste"/>
+        <w:numPr>
+          <w:ilvl w:val="6"/>
+          <w:numId w:val="1"/>
+        </w:numPr>
+        <w:rPr>
+          <w:rFonts w:ascii="Arial" w:eastAsiaTheme="majorEastAsia" w:hAnsi="Arial" w:cs="Arial"/>
+          <w:color w:val="70AD47" w:themeColor="accent6"/>
+          <w:sz w:val="22"/>
+          <w:szCs w:val="22"/>
+          <w:lang w:val="en-US"/>
+        </w:rPr>
+      </w:pPr>
+      <w:r>
+        <w:rPr>
+          <w:rFonts w:ascii="Arial" w:eastAsiaTheme="majorEastAsia" w:hAnsi="Arial" w:cs="Arial"/>
+          <w:color w:val="70AD47" w:themeColor="accent6"/>
+          <w:sz w:val="22"/>
+          <w:szCs w:val="22"/>
+          <w:lang w:val="en-US"/>
+        </w:rPr>
+        <w:t>Python trade duration</w:t>
+      </w:r>
+    </w:p>
+    <w:p>
+      <w:pPr>
+        <w:pStyle w:val="Titre4"/>
+        <w:numPr>
+          <w:ilvl w:val="4"/>
+          <w:numId w:val="1"/>
+        </w:numPr>
+        <w:rPr>
+          <w:rFonts w:ascii="Arial" w:hAnsi="Arial" w:cs="Arial"/>
+          <w:lang w:val="en-US"/>
+        </w:rPr>
+      </w:pPr>
+      <w:r>
+        <w:rPr>
+          <w:rFonts w:ascii="Arial" w:hAnsi="Arial" w:cs="Arial"/>
+          <w:lang w:val="en-US"/>
+        </w:rPr>
+        <w:t>H4</w:t>
+      </w:r>
+    </w:p>
+    <w:p>
+      <w:pPr>
+        <w:pStyle w:val="Paragraphedeliste"/>
+        <w:numPr>
+          <w:ilvl w:val="5"/>
+          <w:numId w:val="1"/>
+        </w:numPr>
+        <w:rPr>
+          <w:rFonts w:ascii="Arial" w:eastAsiaTheme="majorEastAsia" w:hAnsi="Arial" w:cs="Arial"/>
+          <w:color w:val="70AD47" w:themeColor="accent6"/>
+          <w:sz w:val="22"/>
+          <w:szCs w:val="22"/>
+          <w:lang w:val="en-US"/>
+        </w:rPr>
+      </w:pPr>
+      <w:r>
+        <w:rPr>
+          <w:rFonts w:ascii="Arial" w:eastAsiaTheme="majorEastAsia" w:hAnsi="Arial" w:cs="Arial"/>
+          <w:color w:val="70AD47" w:themeColor="accent6"/>
+          <w:sz w:val="22"/>
+          <w:szCs w:val="22"/>
+          <w:lang w:val="en-US"/>
+        </w:rPr>
+        <w:t>Mql5 returns</w:t>
+      </w:r>
+    </w:p>
+    <w:p>
+      <w:pPr>
+        <w:pStyle w:val="Paragraphedeliste"/>
+        <w:numPr>
+          <w:ilvl w:val="5"/>
+          <w:numId w:val="1"/>
+        </w:numPr>
+        <w:rPr>
+          <w:rFonts w:ascii="Arial" w:eastAsiaTheme="majorEastAsia" w:hAnsi="Arial" w:cs="Arial"/>
+          <w:color w:val="70AD47" w:themeColor="accent6"/>
+          <w:sz w:val="22"/>
+          <w:szCs w:val="22"/>
+          <w:lang w:val="en-US"/>
+        </w:rPr>
+      </w:pPr>
+      <w:r>
+        <w:rPr>
+          <w:rFonts w:ascii="Arial" w:eastAsiaTheme="majorEastAsia" w:hAnsi="Arial" w:cs="Arial"/>
+          <w:color w:val="70AD47" w:themeColor="accent6"/>
+          <w:sz w:val="22"/>
+          <w:szCs w:val="22"/>
+          <w:lang w:val="en-US"/>
+        </w:rPr>
+        <w:t>Python returns</w:t>
+      </w:r>
+    </w:p>
+    <w:p>
+      <w:pPr>
+        <w:pStyle w:val="Paragraphedeliste"/>
+        <w:numPr>
+          <w:ilvl w:val="5"/>
+          <w:numId w:val="1"/>
+        </w:numPr>
+        <w:rPr>
+          <w:rFonts w:ascii="Arial" w:eastAsiaTheme="majorEastAsia" w:hAnsi="Arial" w:cs="Arial"/>
+          <w:color w:val="70AD47" w:themeColor="accent6"/>
+          <w:sz w:val="22"/>
+          <w:szCs w:val="22"/>
+          <w:lang w:val="en-US"/>
+        </w:rPr>
+      </w:pPr>
+      <w:r>
+        <w:rPr>
+          <w:rFonts w:ascii="Arial" w:eastAsiaTheme="majorEastAsia" w:hAnsi="Arial" w:cs="Arial"/>
+          <w:color w:val="70AD47" w:themeColor="accent6"/>
+          <w:sz w:val="22"/>
+          <w:szCs w:val="22"/>
+          <w:lang w:val="en-US"/>
+        </w:rPr>
+        <w:t>Python correlations</w:t>
+      </w:r>
+    </w:p>
+    <w:p>
+      <w:pPr>
+        <w:pStyle w:val="Paragraphedeliste"/>
+        <w:numPr>
+          <w:ilvl w:val="5"/>
+          <w:numId w:val="1"/>
+        </w:numPr>
+        <w:rPr>
+          <w:rFonts w:ascii="Arial" w:eastAsiaTheme="majorEastAsia" w:hAnsi="Arial" w:cs="Arial"/>
+          <w:color w:val="70AD47" w:themeColor="accent6"/>
+          <w:sz w:val="22"/>
+          <w:szCs w:val="22"/>
+          <w:lang w:val="en-US"/>
+        </w:rPr>
+      </w:pPr>
+      <w:r>
+        <w:rPr>
+          <w:rFonts w:ascii="Arial" w:eastAsiaTheme="majorEastAsia" w:hAnsi="Arial" w:cs="Arial"/>
+          <w:color w:val="70AD47" w:themeColor="accent6"/>
+          <w:sz w:val="22"/>
+          <w:szCs w:val="22"/>
+          <w:lang w:val="en-US"/>
+        </w:rPr>
+        <w:t>Python SL/TP Histogram</w:t>
+      </w:r>
+    </w:p>
+    <w:p>
+      <w:pPr>
+        <w:pStyle w:val="Paragraphedeliste"/>
+        <w:numPr>
+          <w:ilvl w:val="5"/>
+          <w:numId w:val="1"/>
+        </w:numPr>
+        <w:rPr>
+          <w:rFonts w:ascii="Arial" w:eastAsiaTheme="majorEastAsia" w:hAnsi="Arial" w:cs="Arial"/>
+          <w:color w:val="70AD47" w:themeColor="accent6"/>
+          <w:sz w:val="22"/>
+          <w:szCs w:val="22"/>
+          <w:lang w:val="en-US"/>
+        </w:rPr>
+      </w:pPr>
+      <w:r>
+        <w:rPr>
+          <w:rFonts w:ascii="Arial" w:eastAsiaTheme="majorEastAsia" w:hAnsi="Arial" w:cs="Arial"/>
+          <w:color w:val="70AD47" w:themeColor="accent6"/>
+          <w:sz w:val="22"/>
+          <w:szCs w:val="22"/>
+          <w:lang w:val="en-US"/>
+        </w:rPr>
+        <w:t>Python trade duration</w:t>
+      </w:r>
+    </w:p>
+    <w:p>
+      <w:pPr>
+        <w:pStyle w:val="Titre4"/>
+        <w:numPr>
+          <w:ilvl w:val="4"/>
+          <w:numId w:val="1"/>
+        </w:numPr>
+        <w:rPr>
+          <w:rFonts w:ascii="Arial" w:hAnsi="Arial" w:cs="Arial"/>
+          <w:lang w:val="en-US"/>
+        </w:rPr>
+      </w:pPr>
+      <w:r>
+        <w:rPr>
+          <w:rFonts w:ascii="Arial" w:hAnsi="Arial" w:cs="Arial"/>
+          <w:lang w:val="en-US"/>
+        </w:rPr>
+        <w:t>D1</w:t>
+      </w:r>
+    </w:p>
+    <w:p>
+      <w:pPr>
+        <w:pStyle w:val="Paragraphedeliste"/>
+        <w:numPr>
+          <w:ilvl w:val="5"/>
+          <w:numId w:val="1"/>
+        </w:numPr>
+        <w:rPr>
+          <w:rFonts w:ascii="Arial" w:eastAsiaTheme="majorEastAsia" w:hAnsi="Arial" w:cs="Arial"/>
+          <w:color w:val="70AD47" w:themeColor="accent6"/>
+          <w:sz w:val="22"/>
+          <w:szCs w:val="22"/>
+          <w:lang w:val="en-US"/>
+        </w:rPr>
+      </w:pPr>
+      <w:r>
+        <w:rPr>
+          <w:rFonts w:ascii="Arial" w:eastAsiaTheme="majorEastAsia" w:hAnsi="Arial" w:cs="Arial"/>
+          <w:color w:val="70AD47" w:themeColor="accent6"/>
+          <w:sz w:val="22"/>
+          <w:szCs w:val="22"/>
+          <w:lang w:val="en-US"/>
+        </w:rPr>
+        <w:t>Mql5 returns</w:t>
+      </w:r>
+    </w:p>
+    <w:p>
+      <w:pPr>
+        <w:pStyle w:val="Paragraphedeliste"/>
+        <w:numPr>
+          <w:ilvl w:val="5"/>
+          <w:numId w:val="1"/>
+        </w:numPr>
+        <w:rPr>
+          <w:rFonts w:ascii="Arial" w:eastAsiaTheme="majorEastAsia" w:hAnsi="Arial" w:cs="Arial"/>
+          <w:color w:val="70AD47" w:themeColor="accent6"/>
+          <w:sz w:val="22"/>
+          <w:szCs w:val="22"/>
+          <w:lang w:val="en-US"/>
+        </w:rPr>
+      </w:pPr>
+      <w:r>
+        <w:rPr>
+          <w:rFonts w:ascii="Arial" w:eastAsiaTheme="majorEastAsia" w:hAnsi="Arial" w:cs="Arial"/>
+          <w:color w:val="70AD47" w:themeColor="accent6"/>
+          <w:sz w:val="22"/>
+          <w:szCs w:val="22"/>
+          <w:lang w:val="en-US"/>
+        </w:rPr>
+        <w:t>Python returns</w:t>
+      </w:r>
+    </w:p>
+    <w:p>
+      <w:pPr>
+        <w:pStyle w:val="Paragraphedeliste"/>
+        <w:numPr>
+          <w:ilvl w:val="5"/>
+          <w:numId w:val="1"/>
+        </w:numPr>
+        <w:rPr>
+          <w:rFonts w:ascii="Arial" w:eastAsiaTheme="majorEastAsia" w:hAnsi="Arial" w:cs="Arial"/>
+          <w:color w:val="70AD47" w:themeColor="accent6"/>
+          <w:sz w:val="22"/>
+          <w:szCs w:val="22"/>
+          <w:lang w:val="en-US"/>
+        </w:rPr>
+      </w:pPr>
+      <w:r>
+        <w:rPr>
+          <w:rFonts w:ascii="Arial" w:eastAsiaTheme="majorEastAsia" w:hAnsi="Arial" w:cs="Arial"/>
+          <w:color w:val="70AD47" w:themeColor="accent6"/>
+          <w:sz w:val="22"/>
+          <w:szCs w:val="22"/>
+          <w:lang w:val="en-US"/>
+        </w:rPr>
+        <w:t>Python correlations</w:t>
+      </w:r>
+    </w:p>
+    <w:p>
+      <w:pPr>
+        <w:pStyle w:val="Paragraphedeliste"/>
+        <w:numPr>
+          <w:ilvl w:val="5"/>
+          <w:numId w:val="1"/>
+        </w:numPr>
+        <w:rPr>
+          <w:rFonts w:ascii="Arial" w:eastAsiaTheme="majorEastAsia" w:hAnsi="Arial" w:cs="Arial"/>
+          <w:color w:val="70AD47" w:themeColor="accent6"/>
+          <w:sz w:val="22"/>
+          <w:szCs w:val="22"/>
+          <w:lang w:val="en-US"/>
+        </w:rPr>
+      </w:pPr>
+      <w:r>
+        <w:rPr>
+          <w:rFonts w:ascii="Arial" w:eastAsiaTheme="majorEastAsia" w:hAnsi="Arial" w:cs="Arial"/>
+          <w:color w:val="70AD47" w:themeColor="accent6"/>
+          <w:sz w:val="22"/>
+          <w:szCs w:val="22"/>
+          <w:lang w:val="en-US"/>
+        </w:rPr>
+        <w:t>Python SL/TP Histogram</w:t>
+      </w:r>
+    </w:p>
+    <w:p>
+      <w:pPr>
+        <w:pStyle w:val="Paragraphedeliste"/>
+        <w:numPr>
+          <w:ilvl w:val="5"/>
+          <w:numId w:val="1"/>
+        </w:numPr>
+        <w:rPr>
+          <w:rFonts w:ascii="Arial" w:eastAsiaTheme="majorEastAsia" w:hAnsi="Arial" w:cs="Arial"/>
+          <w:color w:val="70AD47" w:themeColor="accent6"/>
+          <w:sz w:val="22"/>
+          <w:szCs w:val="22"/>
+          <w:lang w:val="en-US"/>
+        </w:rPr>
+      </w:pPr>
+      <w:r>
+        <w:rPr>
+          <w:rFonts w:ascii="Arial" w:eastAsiaTheme="majorEastAsia" w:hAnsi="Arial" w:cs="Arial"/>
+          <w:color w:val="70AD47" w:themeColor="accent6"/>
+          <w:sz w:val="22"/>
+          <w:szCs w:val="22"/>
+          <w:lang w:val="en-US"/>
+        </w:rPr>
+        <w:t>Python trade duration</w:t>
+      </w:r>
+    </w:p>
+    <w:p>
+      <w:pPr>
+        <w:pStyle w:val="Titre4"/>
+        <w:numPr>
+          <w:ilvl w:val="4"/>
+          <w:numId w:val="1"/>
+        </w:numPr>
+        <w:rPr>
+          <w:rFonts w:ascii="Arial" w:hAnsi="Arial" w:cs="Arial"/>
+          <w:lang w:val="en-US"/>
+        </w:rPr>
+      </w:pPr>
+      <w:r>
+        <w:rPr>
+          <w:rFonts w:ascii="Arial" w:hAnsi="Arial" w:cs="Arial"/>
+          <w:lang w:val="en-US"/>
+        </w:rPr>
+        <w:t>W1</w:t>
+      </w:r>
+    </w:p>
+    <w:p>
+      <w:pPr>
+        <w:pStyle w:val="Paragraphedeliste"/>
+        <w:numPr>
+          <w:ilvl w:val="5"/>
+          <w:numId w:val="1"/>
+        </w:numPr>
+        <w:rPr>
+          <w:rFonts w:ascii="Arial" w:eastAsiaTheme="majorEastAsia" w:hAnsi="Arial" w:cs="Arial"/>
+          <w:color w:val="70AD47" w:themeColor="accent6"/>
+          <w:sz w:val="22"/>
+          <w:szCs w:val="22"/>
+          <w:lang w:val="en-US"/>
+        </w:rPr>
+      </w:pPr>
+      <w:r>
+        <w:rPr>
+          <w:rFonts w:ascii="Arial" w:eastAsiaTheme="majorEastAsia" w:hAnsi="Arial" w:cs="Arial"/>
+          <w:color w:val="70AD47" w:themeColor="accent6"/>
+          <w:sz w:val="22"/>
+          <w:szCs w:val="22"/>
+          <w:lang w:val="en-US"/>
+        </w:rPr>
+        <w:t>Mql5 returns</w:t>
+      </w:r>
+    </w:p>
+    <w:p>
+      <w:pPr>
+        <w:pStyle w:val="Paragraphedeliste"/>
+        <w:numPr>
+          <w:ilvl w:val="5"/>
+          <w:numId w:val="1"/>
+        </w:numPr>
+        <w:rPr>
+          <w:rFonts w:ascii="Arial" w:eastAsiaTheme="majorEastAsia" w:hAnsi="Arial" w:cs="Arial"/>
+          <w:color w:val="70AD47" w:themeColor="accent6"/>
+          <w:sz w:val="22"/>
+          <w:szCs w:val="22"/>
+          <w:lang w:val="en-US"/>
+        </w:rPr>
+      </w:pPr>
+      <w:r>
+        <w:rPr>
+          <w:rFonts w:ascii="Arial" w:eastAsiaTheme="majorEastAsia" w:hAnsi="Arial" w:cs="Arial"/>
+          <w:color w:val="70AD47" w:themeColor="accent6"/>
+          <w:sz w:val="22"/>
+          <w:szCs w:val="22"/>
+          <w:lang w:val="en-US"/>
+        </w:rPr>
+        <w:t>Python returns</w:t>
+      </w:r>
+    </w:p>
+    <w:p>
+      <w:pPr>
+        <w:pStyle w:val="Paragraphedeliste"/>
+        <w:numPr>
+          <w:ilvl w:val="5"/>
+          <w:numId w:val="1"/>
+        </w:numPr>
+        <w:rPr>
+          <w:rFonts w:ascii="Arial" w:eastAsiaTheme="majorEastAsia" w:hAnsi="Arial" w:cs="Arial"/>
+          <w:color w:val="70AD47" w:themeColor="accent6"/>
+          <w:sz w:val="22"/>
+          <w:szCs w:val="22"/>
+          <w:lang w:val="en-US"/>
+        </w:rPr>
+      </w:pPr>
+      <w:r>
+        <w:rPr>
+          <w:rFonts w:ascii="Arial" w:eastAsiaTheme="majorEastAsia" w:hAnsi="Arial" w:cs="Arial"/>
+          <w:color w:val="70AD47" w:themeColor="accent6"/>
+          <w:sz w:val="22"/>
+          <w:szCs w:val="22"/>
+          <w:lang w:val="en-US"/>
+        </w:rPr>
+        <w:t>Python correlations</w:t>
+      </w:r>
+    </w:p>
+    <w:p>
+      <w:pPr>
+        <w:pStyle w:val="Paragraphedeliste"/>
+        <w:numPr>
+          <w:ilvl w:val="5"/>
+          <w:numId w:val="1"/>
+        </w:numPr>
+        <w:rPr>
+          <w:rFonts w:ascii="Arial" w:eastAsiaTheme="majorEastAsia" w:hAnsi="Arial" w:cs="Arial"/>
+          <w:color w:val="70AD47" w:themeColor="accent6"/>
+          <w:sz w:val="22"/>
+          <w:szCs w:val="22"/>
+          <w:lang w:val="en-US"/>
+        </w:rPr>
+      </w:pPr>
+      <w:r>
+        <w:rPr>
+          <w:rFonts w:ascii="Arial" w:eastAsiaTheme="majorEastAsia" w:hAnsi="Arial" w:cs="Arial"/>
+          <w:color w:val="70AD47" w:themeColor="accent6"/>
+          <w:sz w:val="22"/>
+          <w:szCs w:val="22"/>
+          <w:lang w:val="en-US"/>
+        </w:rPr>
+        <w:t>Python SL/TP Histogram</w:t>
+      </w:r>
+    </w:p>
+    <w:p>
+      <w:pPr>
+        <w:pStyle w:val="Paragraphedeliste"/>
+        <w:numPr>
+          <w:ilvl w:val="5"/>
+          <w:numId w:val="1"/>
+        </w:numPr>
+        <w:rPr>
+          <w:rFonts w:ascii="Arial" w:eastAsiaTheme="majorEastAsia" w:hAnsi="Arial" w:cs="Arial"/>
+          <w:color w:val="70AD47" w:themeColor="accent6"/>
+          <w:sz w:val="22"/>
+          <w:szCs w:val="22"/>
+          <w:lang w:val="en-US"/>
+        </w:rPr>
+      </w:pPr>
+      <w:r>
+        <w:rPr>
+          <w:rFonts w:ascii="Arial" w:eastAsiaTheme="majorEastAsia" w:hAnsi="Arial" w:cs="Arial"/>
+          <w:color w:val="70AD47" w:themeColor="accent6"/>
+          <w:sz w:val="22"/>
+          <w:szCs w:val="22"/>
+          <w:lang w:val="en-US"/>
+        </w:rPr>
+        <w:t>Python trade duration</w:t>
+      </w:r>
+    </w:p>
+    <w:p>
+      <w:pPr>
+        <w:pStyle w:val="Titre4"/>
+        <w:numPr>
+          <w:ilvl w:val="3"/>
+          <w:numId w:val="1"/>
+        </w:numPr>
+        <w:rPr>
+          <w:rFonts w:ascii="Arial" w:hAnsi="Arial" w:cs="Arial"/>
+          <w:lang w:val="en-US"/>
+        </w:rPr>
+      </w:pPr>
+      <w:r>
+        <w:rPr>
+          <w:rFonts w:ascii="Arial" w:hAnsi="Arial" w:cs="Arial"/>
+          <w:lang w:val="en-US"/>
+        </w:rPr>
+        <w:t>15/30</w:t>
+      </w:r>
+    </w:p>
+    <w:p>
+      <w:pPr>
+        <w:pStyle w:val="Titre4"/>
+        <w:numPr>
+          <w:ilvl w:val="4"/>
+          <w:numId w:val="1"/>
+        </w:numPr>
+        <w:rPr>
+          <w:rFonts w:ascii="Arial" w:hAnsi="Arial" w:cs="Arial"/>
+          <w:lang w:val="en-US"/>
+        </w:rPr>
+      </w:pPr>
+      <w:r>
+        <w:rPr>
+          <w:rFonts w:ascii="Arial" w:hAnsi="Arial" w:cs="Arial"/>
+          <w:lang w:val="en-US"/>
+        </w:rPr>
+        <w:t>H1</w:t>
+      </w:r>
+    </w:p>
+    <w:p>
+      <w:pPr>
+        <w:pStyle w:val="Paragraphedeliste"/>
+        <w:numPr>
+          <w:ilvl w:val="5"/>
+          <w:numId w:val="1"/>
+        </w:numPr>
+        <w:rPr>
+          <w:rFonts w:ascii="Arial" w:eastAsiaTheme="majorEastAsia" w:hAnsi="Arial" w:cs="Arial"/>
+          <w:color w:val="70AD47" w:themeColor="accent6"/>
+          <w:sz w:val="22"/>
+          <w:szCs w:val="22"/>
+          <w:lang w:val="en-US"/>
+        </w:rPr>
+      </w:pPr>
+      <w:r>
+        <w:rPr>
+          <w:rFonts w:ascii="Arial" w:eastAsiaTheme="majorEastAsia" w:hAnsi="Arial" w:cs="Arial"/>
+          <w:color w:val="70AD47" w:themeColor="accent6"/>
+          <w:sz w:val="22"/>
+          <w:szCs w:val="22"/>
+          <w:lang w:val="en-US"/>
+        </w:rPr>
+        <w:t>Mql5 returns</w:t>
+      </w:r>
+    </w:p>
+    <w:p>
+      <w:pPr>
+        <w:pStyle w:val="Paragraphedeliste"/>
+        <w:numPr>
+          <w:ilvl w:val="5"/>
+          <w:numId w:val="1"/>
+        </w:numPr>
+        <w:rPr>
+          <w:rFonts w:ascii="Arial" w:eastAsiaTheme="majorEastAsia" w:hAnsi="Arial" w:cs="Arial"/>
+          <w:color w:val="70AD47" w:themeColor="accent6"/>
+          <w:sz w:val="22"/>
+          <w:szCs w:val="22"/>
+          <w:lang w:val="en-US"/>
+        </w:rPr>
+      </w:pPr>
+      <w:r>
+        <w:rPr>
+          <w:rFonts w:ascii="Arial" w:eastAsiaTheme="majorEastAsia" w:hAnsi="Arial" w:cs="Arial"/>
+          <w:color w:val="70AD47" w:themeColor="accent6"/>
+          <w:sz w:val="22"/>
+          <w:szCs w:val="22"/>
+          <w:lang w:val="en-US"/>
+        </w:rPr>
+        <w:lastRenderedPageBreak/>
+        <w:t>Python returns</w:t>
+      </w:r>
+    </w:p>
+    <w:p>
+      <w:pPr>
+        <w:pStyle w:val="Paragraphedeliste"/>
+        <w:numPr>
+          <w:ilvl w:val="5"/>
+          <w:numId w:val="1"/>
+        </w:numPr>
+        <w:rPr>
+          <w:rFonts w:ascii="Arial" w:eastAsiaTheme="majorEastAsia" w:hAnsi="Arial" w:cs="Arial"/>
+          <w:color w:val="70AD47" w:themeColor="accent6"/>
+          <w:sz w:val="22"/>
+          <w:szCs w:val="22"/>
+          <w:lang w:val="en-US"/>
+        </w:rPr>
+      </w:pPr>
+      <w:r>
+        <w:rPr>
+          <w:rFonts w:ascii="Arial" w:eastAsiaTheme="majorEastAsia" w:hAnsi="Arial" w:cs="Arial"/>
+          <w:color w:val="70AD47" w:themeColor="accent6"/>
+          <w:sz w:val="22"/>
+          <w:szCs w:val="22"/>
+          <w:lang w:val="en-US"/>
+        </w:rPr>
+        <w:t>Python correlations</w:t>
+      </w:r>
+    </w:p>
+    <w:p>
+      <w:pPr>
+        <w:pStyle w:val="Paragraphedeliste"/>
+        <w:numPr>
+          <w:ilvl w:val="5"/>
+          <w:numId w:val="1"/>
+        </w:numPr>
+        <w:rPr>
+          <w:rFonts w:ascii="Arial" w:eastAsiaTheme="majorEastAsia" w:hAnsi="Arial" w:cs="Arial"/>
+          <w:color w:val="70AD47" w:themeColor="accent6"/>
+          <w:sz w:val="22"/>
+          <w:szCs w:val="22"/>
+          <w:lang w:val="en-US"/>
+        </w:rPr>
+      </w:pPr>
+      <w:r>
+        <w:rPr>
+          <w:rFonts w:ascii="Arial" w:eastAsiaTheme="majorEastAsia" w:hAnsi="Arial" w:cs="Arial"/>
+          <w:color w:val="70AD47" w:themeColor="accent6"/>
+          <w:sz w:val="22"/>
+          <w:szCs w:val="22"/>
+          <w:lang w:val="en-US"/>
+        </w:rPr>
+        <w:t>Python SL/TP Histogram</w:t>
+      </w:r>
+    </w:p>
+    <w:p>
+      <w:pPr>
+        <w:pStyle w:val="Paragraphedeliste"/>
+        <w:numPr>
+          <w:ilvl w:val="6"/>
+          <w:numId w:val="1"/>
+        </w:numPr>
+        <w:rPr>
+          <w:rFonts w:ascii="Arial" w:eastAsiaTheme="majorEastAsia" w:hAnsi="Arial" w:cs="Arial"/>
+          <w:color w:val="70AD47" w:themeColor="accent6"/>
+          <w:sz w:val="22"/>
+          <w:szCs w:val="22"/>
+          <w:lang w:val="en-US"/>
+        </w:rPr>
+      </w:pPr>
+      <w:r>
+        <w:rPr>
+          <w:rFonts w:ascii="Arial" w:eastAsiaTheme="majorEastAsia" w:hAnsi="Arial" w:cs="Arial"/>
+          <w:color w:val="70AD47" w:themeColor="accent6"/>
+          <w:sz w:val="22"/>
+          <w:szCs w:val="22"/>
+          <w:lang w:val="en-US"/>
+        </w:rPr>
+        <w:t>Python trade duration</w:t>
+      </w:r>
+    </w:p>
+    <w:p>
+      <w:pPr>
+        <w:pStyle w:val="Titre4"/>
+        <w:numPr>
+          <w:ilvl w:val="4"/>
+          <w:numId w:val="1"/>
+        </w:numPr>
+        <w:rPr>
+          <w:rFonts w:ascii="Arial" w:hAnsi="Arial" w:cs="Arial"/>
+          <w:lang w:val="en-US"/>
+        </w:rPr>
+      </w:pPr>
+      <w:r>
+        <w:rPr>
+          <w:rFonts w:ascii="Arial" w:hAnsi="Arial" w:cs="Arial"/>
+          <w:lang w:val="en-US"/>
+        </w:rPr>
+        <w:t>H4</w:t>
+      </w:r>
+    </w:p>
+    <w:p>
+      <w:pPr>
+        <w:pStyle w:val="Paragraphedeliste"/>
+        <w:numPr>
+          <w:ilvl w:val="5"/>
+          <w:numId w:val="1"/>
+        </w:numPr>
+        <w:rPr>
+          <w:rFonts w:ascii="Arial" w:eastAsiaTheme="majorEastAsia" w:hAnsi="Arial" w:cs="Arial"/>
+          <w:color w:val="70AD47" w:themeColor="accent6"/>
+          <w:sz w:val="22"/>
+          <w:szCs w:val="22"/>
+          <w:lang w:val="en-US"/>
+        </w:rPr>
+      </w:pPr>
+      <w:r>
+        <w:rPr>
+          <w:rFonts w:ascii="Arial" w:eastAsiaTheme="majorEastAsia" w:hAnsi="Arial" w:cs="Arial"/>
+          <w:color w:val="70AD47" w:themeColor="accent6"/>
+          <w:sz w:val="22"/>
+          <w:szCs w:val="22"/>
+          <w:lang w:val="en-US"/>
+        </w:rPr>
+        <w:t>Mql5 returns</w:t>
+      </w:r>
+    </w:p>
+    <w:p>
+      <w:pPr>
+        <w:pStyle w:val="Paragraphedeliste"/>
+        <w:numPr>
+          <w:ilvl w:val="5"/>
+          <w:numId w:val="1"/>
+        </w:numPr>
+        <w:rPr>
+          <w:rFonts w:ascii="Arial" w:eastAsiaTheme="majorEastAsia" w:hAnsi="Arial" w:cs="Arial"/>
+          <w:color w:val="70AD47" w:themeColor="accent6"/>
+          <w:sz w:val="22"/>
+          <w:szCs w:val="22"/>
+          <w:lang w:val="en-US"/>
+        </w:rPr>
+      </w:pPr>
+      <w:r>
+        <w:rPr>
+          <w:rFonts w:ascii="Arial" w:eastAsiaTheme="majorEastAsia" w:hAnsi="Arial" w:cs="Arial"/>
+          <w:color w:val="70AD47" w:themeColor="accent6"/>
+          <w:sz w:val="22"/>
+          <w:szCs w:val="22"/>
+          <w:lang w:val="en-US"/>
+        </w:rPr>
+        <w:t>Python returns</w:t>
+      </w:r>
+    </w:p>
+    <w:p>
+      <w:pPr>
+        <w:pStyle w:val="Paragraphedeliste"/>
+        <w:numPr>
+          <w:ilvl w:val="5"/>
+          <w:numId w:val="1"/>
+        </w:numPr>
+        <w:rPr>
+          <w:rFonts w:ascii="Arial" w:eastAsiaTheme="majorEastAsia" w:hAnsi="Arial" w:cs="Arial"/>
+          <w:color w:val="70AD47" w:themeColor="accent6"/>
+          <w:sz w:val="22"/>
+          <w:szCs w:val="22"/>
+          <w:lang w:val="en-US"/>
+        </w:rPr>
+      </w:pPr>
+      <w:r>
+        <w:rPr>
+          <w:rFonts w:ascii="Arial" w:eastAsiaTheme="majorEastAsia" w:hAnsi="Arial" w:cs="Arial"/>
+          <w:color w:val="70AD47" w:themeColor="accent6"/>
+          <w:sz w:val="22"/>
+          <w:szCs w:val="22"/>
+          <w:lang w:val="en-US"/>
+        </w:rPr>
+        <w:t>Python correlations</w:t>
+      </w:r>
+    </w:p>
+    <w:p>
+      <w:pPr>
+        <w:pStyle w:val="Paragraphedeliste"/>
+        <w:numPr>
+          <w:ilvl w:val="5"/>
+          <w:numId w:val="1"/>
+        </w:numPr>
+        <w:rPr>
+          <w:rFonts w:ascii="Arial" w:eastAsiaTheme="majorEastAsia" w:hAnsi="Arial" w:cs="Arial"/>
+          <w:color w:val="70AD47" w:themeColor="accent6"/>
+          <w:sz w:val="22"/>
+          <w:szCs w:val="22"/>
+          <w:lang w:val="en-US"/>
+        </w:rPr>
+      </w:pPr>
+      <w:r>
+        <w:rPr>
+          <w:rFonts w:ascii="Arial" w:eastAsiaTheme="majorEastAsia" w:hAnsi="Arial" w:cs="Arial"/>
+          <w:color w:val="70AD47" w:themeColor="accent6"/>
+          <w:sz w:val="22"/>
+          <w:szCs w:val="22"/>
+          <w:lang w:val="en-US"/>
+        </w:rPr>
+        <w:t>Python SL/TP Histogram</w:t>
+      </w:r>
+    </w:p>
+    <w:p>
+      <w:pPr>
+        <w:pStyle w:val="Paragraphedeliste"/>
+        <w:numPr>
+          <w:ilvl w:val="5"/>
+          <w:numId w:val="1"/>
+        </w:numPr>
+        <w:rPr>
+          <w:rFonts w:ascii="Arial" w:eastAsiaTheme="majorEastAsia" w:hAnsi="Arial" w:cs="Arial"/>
+          <w:color w:val="70AD47" w:themeColor="accent6"/>
+          <w:sz w:val="22"/>
+          <w:szCs w:val="22"/>
+          <w:lang w:val="en-US"/>
+        </w:rPr>
+      </w:pPr>
+      <w:r>
+        <w:rPr>
+          <w:rFonts w:ascii="Arial" w:eastAsiaTheme="majorEastAsia" w:hAnsi="Arial" w:cs="Arial"/>
+          <w:color w:val="70AD47" w:themeColor="accent6"/>
+          <w:sz w:val="22"/>
+          <w:szCs w:val="22"/>
+          <w:lang w:val="en-US"/>
+        </w:rPr>
+        <w:t>Python trade duration</w:t>
+      </w:r>
+    </w:p>
+    <w:p>
+      <w:pPr>
+        <w:pStyle w:val="Titre4"/>
+        <w:numPr>
+          <w:ilvl w:val="4"/>
+          <w:numId w:val="1"/>
+        </w:numPr>
+        <w:rPr>
+          <w:rFonts w:ascii="Arial" w:hAnsi="Arial" w:cs="Arial"/>
+          <w:lang w:val="en-US"/>
+        </w:rPr>
+      </w:pPr>
+      <w:r>
+        <w:rPr>
+          <w:rFonts w:ascii="Arial" w:hAnsi="Arial" w:cs="Arial"/>
+          <w:lang w:val="en-US"/>
+        </w:rPr>
+        <w:t>D1</w:t>
+      </w:r>
+    </w:p>
+    <w:p>
+      <w:pPr>
+        <w:pStyle w:val="Paragraphedeliste"/>
+        <w:numPr>
+          <w:ilvl w:val="5"/>
+          <w:numId w:val="1"/>
+        </w:numPr>
+        <w:rPr>
+          <w:rFonts w:ascii="Arial" w:eastAsiaTheme="majorEastAsia" w:hAnsi="Arial" w:cs="Arial"/>
+          <w:color w:val="70AD47" w:themeColor="accent6"/>
+          <w:sz w:val="22"/>
+          <w:szCs w:val="22"/>
+          <w:lang w:val="en-US"/>
+        </w:rPr>
+      </w:pPr>
+      <w:r>
+        <w:rPr>
+          <w:rFonts w:ascii="Arial" w:eastAsiaTheme="majorEastAsia" w:hAnsi="Arial" w:cs="Arial"/>
+          <w:color w:val="70AD47" w:themeColor="accent6"/>
+          <w:sz w:val="22"/>
+          <w:szCs w:val="22"/>
+          <w:lang w:val="en-US"/>
+        </w:rPr>
+        <w:t>Mql5 returns</w:t>
+      </w:r>
+    </w:p>
+    <w:p>
+      <w:pPr>
+        <w:pStyle w:val="Paragraphedeliste"/>
+        <w:numPr>
+          <w:ilvl w:val="5"/>
+          <w:numId w:val="1"/>
+        </w:numPr>
+        <w:rPr>
+          <w:rFonts w:ascii="Arial" w:eastAsiaTheme="majorEastAsia" w:hAnsi="Arial" w:cs="Arial"/>
+          <w:color w:val="70AD47" w:themeColor="accent6"/>
+          <w:sz w:val="22"/>
+          <w:szCs w:val="22"/>
+          <w:lang w:val="en-US"/>
+        </w:rPr>
+      </w:pPr>
+      <w:r>
+        <w:rPr>
+          <w:rFonts w:ascii="Arial" w:eastAsiaTheme="majorEastAsia" w:hAnsi="Arial" w:cs="Arial"/>
+          <w:color w:val="70AD47" w:themeColor="accent6"/>
+          <w:sz w:val="22"/>
+          <w:szCs w:val="22"/>
+          <w:lang w:val="en-US"/>
+        </w:rPr>
+        <w:t>Python returns</w:t>
+      </w:r>
+    </w:p>
+    <w:p>
+      <w:pPr>
+        <w:pStyle w:val="Paragraphedeliste"/>
+        <w:numPr>
+          <w:ilvl w:val="5"/>
+          <w:numId w:val="1"/>
+        </w:numPr>
+        <w:rPr>
+          <w:rFonts w:ascii="Arial" w:eastAsiaTheme="majorEastAsia" w:hAnsi="Arial" w:cs="Arial"/>
+          <w:color w:val="70AD47" w:themeColor="accent6"/>
+          <w:sz w:val="22"/>
+          <w:szCs w:val="22"/>
+          <w:lang w:val="en-US"/>
+        </w:rPr>
+      </w:pPr>
+      <w:r>
+        <w:rPr>
+          <w:rFonts w:ascii="Arial" w:eastAsiaTheme="majorEastAsia" w:hAnsi="Arial" w:cs="Arial"/>
+          <w:color w:val="70AD47" w:themeColor="accent6"/>
+          <w:sz w:val="22"/>
+          <w:szCs w:val="22"/>
+          <w:lang w:val="en-US"/>
+        </w:rPr>
+        <w:t>Python correlations</w:t>
+      </w:r>
+    </w:p>
+    <w:p>
+      <w:pPr>
+        <w:pStyle w:val="Paragraphedeliste"/>
+        <w:numPr>
+          <w:ilvl w:val="5"/>
+          <w:numId w:val="1"/>
+        </w:numPr>
+        <w:rPr>
+          <w:rFonts w:ascii="Arial" w:eastAsiaTheme="majorEastAsia" w:hAnsi="Arial" w:cs="Arial"/>
+          <w:color w:val="70AD47" w:themeColor="accent6"/>
+          <w:sz w:val="22"/>
+          <w:szCs w:val="22"/>
+          <w:lang w:val="en-US"/>
+        </w:rPr>
+      </w:pPr>
+      <w:r>
+        <w:rPr>
+          <w:rFonts w:ascii="Arial" w:eastAsiaTheme="majorEastAsia" w:hAnsi="Arial" w:cs="Arial"/>
+          <w:color w:val="70AD47" w:themeColor="accent6"/>
+          <w:sz w:val="22"/>
+          <w:szCs w:val="22"/>
+          <w:lang w:val="en-US"/>
+        </w:rPr>
+        <w:t>Python SL/TP Histogram</w:t>
+      </w:r>
+    </w:p>
+    <w:p>
+      <w:pPr>
+        <w:pStyle w:val="Paragraphedeliste"/>
+        <w:numPr>
+          <w:ilvl w:val="5"/>
+          <w:numId w:val="1"/>
+        </w:numPr>
+        <w:rPr>
+          <w:rFonts w:ascii="Arial" w:eastAsiaTheme="majorEastAsia" w:hAnsi="Arial" w:cs="Arial"/>
+          <w:color w:val="70AD47" w:themeColor="accent6"/>
+          <w:sz w:val="22"/>
+          <w:szCs w:val="22"/>
+          <w:lang w:val="en-US"/>
+        </w:rPr>
+      </w:pPr>
+      <w:r>
+        <w:rPr>
+          <w:rFonts w:ascii="Arial" w:eastAsiaTheme="majorEastAsia" w:hAnsi="Arial" w:cs="Arial"/>
+          <w:color w:val="70AD47" w:themeColor="accent6"/>
+          <w:sz w:val="22"/>
+          <w:szCs w:val="22"/>
+          <w:lang w:val="en-US"/>
+        </w:rPr>
+        <w:t>Python trade duration</w:t>
+      </w:r>
+    </w:p>
+    <w:p>
+      <w:pPr>
+        <w:pStyle w:val="Titre4"/>
+        <w:numPr>
+          <w:ilvl w:val="4"/>
+          <w:numId w:val="1"/>
+        </w:numPr>
+        <w:rPr>
+          <w:rFonts w:ascii="Arial" w:hAnsi="Arial" w:cs="Arial"/>
+          <w:lang w:val="en-US"/>
+        </w:rPr>
+      </w:pPr>
+      <w:r>
+        <w:rPr>
+          <w:rFonts w:ascii="Arial" w:hAnsi="Arial" w:cs="Arial"/>
+          <w:lang w:val="en-US"/>
+        </w:rPr>
+        <w:t>W1</w:t>
+      </w:r>
+    </w:p>
+    <w:p>
+      <w:pPr>
+        <w:pStyle w:val="Paragraphedeliste"/>
+        <w:numPr>
+          <w:ilvl w:val="5"/>
+          <w:numId w:val="1"/>
+        </w:numPr>
+        <w:rPr>
+          <w:rFonts w:ascii="Arial" w:eastAsiaTheme="majorEastAsia" w:hAnsi="Arial" w:cs="Arial"/>
+          <w:color w:val="70AD47" w:themeColor="accent6"/>
+          <w:sz w:val="22"/>
+          <w:szCs w:val="22"/>
+          <w:lang w:val="en-US"/>
+        </w:rPr>
+      </w:pPr>
+      <w:r>
+        <w:rPr>
+          <w:rFonts w:ascii="Arial" w:eastAsiaTheme="majorEastAsia" w:hAnsi="Arial" w:cs="Arial"/>
+          <w:color w:val="70AD47" w:themeColor="accent6"/>
+          <w:sz w:val="22"/>
+          <w:szCs w:val="22"/>
+          <w:lang w:val="en-US"/>
+        </w:rPr>
+        <w:t>Mql5 returns</w:t>
+      </w:r>
+    </w:p>
+    <w:p>
+      <w:pPr>
+        <w:pStyle w:val="Paragraphedeliste"/>
+        <w:numPr>
+          <w:ilvl w:val="5"/>
+          <w:numId w:val="1"/>
+        </w:numPr>
+        <w:rPr>
+          <w:rFonts w:ascii="Arial" w:eastAsiaTheme="majorEastAsia" w:hAnsi="Arial" w:cs="Arial"/>
+          <w:color w:val="70AD47" w:themeColor="accent6"/>
+          <w:sz w:val="22"/>
+          <w:szCs w:val="22"/>
+          <w:lang w:val="en-US"/>
+        </w:rPr>
+      </w:pPr>
+      <w:r>
+        <w:rPr>
+          <w:rFonts w:ascii="Arial" w:eastAsiaTheme="majorEastAsia" w:hAnsi="Arial" w:cs="Arial"/>
+          <w:color w:val="70AD47" w:themeColor="accent6"/>
+          <w:sz w:val="22"/>
+          <w:szCs w:val="22"/>
+          <w:lang w:val="en-US"/>
+        </w:rPr>
+        <w:t>Python returns</w:t>
+      </w:r>
+    </w:p>
+    <w:p>
+      <w:pPr>
+        <w:pStyle w:val="Paragraphedeliste"/>
+        <w:numPr>
+          <w:ilvl w:val="5"/>
+          <w:numId w:val="1"/>
+        </w:numPr>
+        <w:rPr>
+          <w:rFonts w:ascii="Arial" w:eastAsiaTheme="majorEastAsia" w:hAnsi="Arial" w:cs="Arial"/>
+          <w:color w:val="70AD47" w:themeColor="accent6"/>
+          <w:sz w:val="22"/>
+          <w:szCs w:val="22"/>
+          <w:lang w:val="en-US"/>
+        </w:rPr>
+      </w:pPr>
+      <w:r>
+        <w:rPr>
+          <w:rFonts w:ascii="Arial" w:eastAsiaTheme="majorEastAsia" w:hAnsi="Arial" w:cs="Arial"/>
+          <w:color w:val="70AD47" w:themeColor="accent6"/>
+          <w:sz w:val="22"/>
+          <w:szCs w:val="22"/>
+          <w:lang w:val="en-US"/>
+        </w:rPr>
+        <w:t>Python correlations</w:t>
+      </w:r>
+    </w:p>
+    <w:p>
+      <w:pPr>
+        <w:pStyle w:val="Paragraphedeliste"/>
+        <w:numPr>
+          <w:ilvl w:val="5"/>
+          <w:numId w:val="1"/>
+        </w:numPr>
+        <w:rPr>
+          <w:rFonts w:ascii="Arial" w:eastAsiaTheme="majorEastAsia" w:hAnsi="Arial" w:cs="Arial"/>
+          <w:color w:val="70AD47" w:themeColor="accent6"/>
+          <w:sz w:val="22"/>
+          <w:szCs w:val="22"/>
+          <w:lang w:val="en-US"/>
+        </w:rPr>
+      </w:pPr>
+      <w:r>
+        <w:rPr>
+          <w:rFonts w:ascii="Arial" w:eastAsiaTheme="majorEastAsia" w:hAnsi="Arial" w:cs="Arial"/>
+          <w:color w:val="70AD47" w:themeColor="accent6"/>
+          <w:sz w:val="22"/>
+          <w:szCs w:val="22"/>
+          <w:lang w:val="en-US"/>
+        </w:rPr>
+        <w:t>Python SL/TP Histogram</w:t>
+      </w:r>
+    </w:p>
+    <w:p>
+      <w:pPr>
+        <w:pStyle w:val="Paragraphedeliste"/>
+        <w:numPr>
+          <w:ilvl w:val="5"/>
+          <w:numId w:val="1"/>
+        </w:numPr>
+        <w:rPr>
+          <w:rFonts w:ascii="Arial" w:eastAsiaTheme="majorEastAsia" w:hAnsi="Arial" w:cs="Arial"/>
+          <w:color w:val="70AD47" w:themeColor="accent6"/>
+          <w:sz w:val="22"/>
+          <w:szCs w:val="22"/>
+          <w:lang w:val="en-US"/>
+        </w:rPr>
+      </w:pPr>
+      <w:r>
+        <w:rPr>
+          <w:rFonts w:ascii="Arial" w:eastAsiaTheme="majorEastAsia" w:hAnsi="Arial" w:cs="Arial"/>
+          <w:color w:val="70AD47" w:themeColor="accent6"/>
+          <w:sz w:val="22"/>
+          <w:szCs w:val="22"/>
+          <w:lang w:val="en-US"/>
+        </w:rPr>
+        <w:t>Python trade duration</w:t>
+      </w:r>
+    </w:p>
+    <w:p>
+      <w:pPr>
+        <w:pStyle w:val="Titre4"/>
+        <w:numPr>
+          <w:ilvl w:val="3"/>
+          <w:numId w:val="1"/>
+        </w:numPr>
+        <w:rPr>
+          <w:rFonts w:ascii="Arial" w:hAnsi="Arial" w:cs="Arial"/>
+          <w:lang w:val="en-US"/>
+        </w:rPr>
+      </w:pPr>
+      <w:r>
+        <w:rPr>
+          <w:rFonts w:ascii="Arial" w:hAnsi="Arial" w:cs="Arial"/>
+          <w:lang w:val="en-US"/>
+        </w:rPr>
+        <w:t>21</w:t>
+      </w:r>
+      <w:r>
+        <w:rPr>
+          <w:rFonts w:ascii="Arial" w:hAnsi="Arial" w:cs="Arial"/>
+          <w:lang w:val="en-US"/>
+        </w:rPr>
+        <w:t>/</w:t>
+      </w:r>
+      <w:r>
+        <w:rPr>
+          <w:rFonts w:ascii="Arial" w:hAnsi="Arial" w:cs="Arial"/>
+          <w:lang w:val="en-US"/>
+        </w:rPr>
+        <w:t>50</w:t>
+      </w:r>
+    </w:p>
+    <w:p>
+      <w:pPr>
+        <w:pStyle w:val="Titre4"/>
+        <w:numPr>
+          <w:ilvl w:val="4"/>
+          <w:numId w:val="1"/>
+        </w:numPr>
+        <w:rPr>
+          <w:rFonts w:ascii="Arial" w:hAnsi="Arial" w:cs="Arial"/>
+          <w:lang w:val="en-US"/>
+        </w:rPr>
+      </w:pPr>
+      <w:r>
+        <w:rPr>
+          <w:rFonts w:ascii="Arial" w:hAnsi="Arial" w:cs="Arial"/>
+          <w:lang w:val="en-US"/>
+        </w:rPr>
+        <w:t>H1</w:t>
+      </w:r>
+    </w:p>
+    <w:p>
+      <w:pPr>
+        <w:pStyle w:val="Paragraphedeliste"/>
+        <w:numPr>
+          <w:ilvl w:val="5"/>
+          <w:numId w:val="1"/>
+        </w:numPr>
+        <w:rPr>
+          <w:rFonts w:ascii="Arial" w:eastAsiaTheme="majorEastAsia" w:hAnsi="Arial" w:cs="Arial"/>
+          <w:color w:val="70AD47" w:themeColor="accent6"/>
+          <w:sz w:val="22"/>
+          <w:szCs w:val="22"/>
+          <w:lang w:val="en-US"/>
+        </w:rPr>
+      </w:pPr>
+      <w:r>
+        <w:rPr>
+          <w:rFonts w:ascii="Arial" w:eastAsiaTheme="majorEastAsia" w:hAnsi="Arial" w:cs="Arial"/>
+          <w:color w:val="70AD47" w:themeColor="accent6"/>
+          <w:sz w:val="22"/>
+          <w:szCs w:val="22"/>
+          <w:lang w:val="en-US"/>
+        </w:rPr>
+        <w:t>Mql5 returns</w:t>
+      </w:r>
+    </w:p>
+    <w:p>
+      <w:pPr>
+        <w:pStyle w:val="Paragraphedeliste"/>
+        <w:numPr>
+          <w:ilvl w:val="5"/>
+          <w:numId w:val="1"/>
+        </w:numPr>
+        <w:rPr>
+          <w:rFonts w:ascii="Arial" w:eastAsiaTheme="majorEastAsia" w:hAnsi="Arial" w:cs="Arial"/>
+          <w:color w:val="70AD47" w:themeColor="accent6"/>
+          <w:sz w:val="22"/>
+          <w:szCs w:val="22"/>
+          <w:lang w:val="en-US"/>
+        </w:rPr>
+      </w:pPr>
+      <w:r>
+        <w:rPr>
+          <w:rFonts w:ascii="Arial" w:eastAsiaTheme="majorEastAsia" w:hAnsi="Arial" w:cs="Arial"/>
+          <w:color w:val="70AD47" w:themeColor="accent6"/>
+          <w:sz w:val="22"/>
+          <w:szCs w:val="22"/>
+          <w:lang w:val="en-US"/>
+        </w:rPr>
+        <w:t>Python returns</w:t>
+      </w:r>
+    </w:p>
+    <w:p>
+      <w:pPr>
+        <w:pStyle w:val="Paragraphedeliste"/>
+        <w:numPr>
+          <w:ilvl w:val="5"/>
+          <w:numId w:val="1"/>
+        </w:numPr>
+        <w:rPr>
+          <w:rFonts w:ascii="Arial" w:eastAsiaTheme="majorEastAsia" w:hAnsi="Arial" w:cs="Arial"/>
+          <w:color w:val="70AD47" w:themeColor="accent6"/>
+          <w:sz w:val="22"/>
+          <w:szCs w:val="22"/>
+          <w:lang w:val="en-US"/>
+        </w:rPr>
+      </w:pPr>
+      <w:r>
+        <w:rPr>
+          <w:rFonts w:ascii="Arial" w:eastAsiaTheme="majorEastAsia" w:hAnsi="Arial" w:cs="Arial"/>
+          <w:color w:val="70AD47" w:themeColor="accent6"/>
+          <w:sz w:val="22"/>
+          <w:szCs w:val="22"/>
+          <w:lang w:val="en-US"/>
+        </w:rPr>
+        <w:t>Python correlations</w:t>
+      </w:r>
+    </w:p>
+    <w:p>
+      <w:pPr>
+        <w:pStyle w:val="Paragraphedeliste"/>
+        <w:numPr>
+          <w:ilvl w:val="5"/>
+          <w:numId w:val="1"/>
+        </w:numPr>
+        <w:rPr>
+          <w:rFonts w:ascii="Arial" w:eastAsiaTheme="majorEastAsia" w:hAnsi="Arial" w:cs="Arial"/>
+          <w:color w:val="70AD47" w:themeColor="accent6"/>
+          <w:sz w:val="22"/>
+          <w:szCs w:val="22"/>
+          <w:lang w:val="en-US"/>
+        </w:rPr>
+      </w:pPr>
+      <w:r>
+        <w:rPr>
+          <w:rFonts w:ascii="Arial" w:eastAsiaTheme="majorEastAsia" w:hAnsi="Arial" w:cs="Arial"/>
+          <w:color w:val="70AD47" w:themeColor="accent6"/>
+          <w:sz w:val="22"/>
+          <w:szCs w:val="22"/>
+          <w:lang w:val="en-US"/>
+        </w:rPr>
+        <w:t>Python SL/TP Histogram</w:t>
+      </w:r>
+    </w:p>
+    <w:p>
+      <w:pPr>
+        <w:pStyle w:val="Paragraphedeliste"/>
+        <w:numPr>
+          <w:ilvl w:val="6"/>
+          <w:numId w:val="1"/>
+        </w:numPr>
+        <w:rPr>
+          <w:rFonts w:ascii="Arial" w:eastAsiaTheme="majorEastAsia" w:hAnsi="Arial" w:cs="Arial"/>
+          <w:color w:val="70AD47" w:themeColor="accent6"/>
+          <w:sz w:val="22"/>
+          <w:szCs w:val="22"/>
+          <w:lang w:val="en-US"/>
+        </w:rPr>
+      </w:pPr>
+      <w:r>
+        <w:rPr>
+          <w:rFonts w:ascii="Arial" w:eastAsiaTheme="majorEastAsia" w:hAnsi="Arial" w:cs="Arial"/>
+          <w:color w:val="70AD47" w:themeColor="accent6"/>
+          <w:sz w:val="22"/>
+          <w:szCs w:val="22"/>
+          <w:lang w:val="en-US"/>
+        </w:rPr>
+        <w:t>Python trade duration</w:t>
+      </w:r>
+    </w:p>
+    <w:p>
+      <w:pPr>
+        <w:pStyle w:val="Titre4"/>
+        <w:numPr>
+          <w:ilvl w:val="4"/>
+          <w:numId w:val="1"/>
+        </w:numPr>
+        <w:rPr>
+          <w:rFonts w:ascii="Arial" w:hAnsi="Arial" w:cs="Arial"/>
+          <w:lang w:val="en-US"/>
+        </w:rPr>
+      </w:pPr>
+      <w:r>
+        <w:rPr>
+          <w:rFonts w:ascii="Arial" w:hAnsi="Arial" w:cs="Arial"/>
+          <w:lang w:val="en-US"/>
+        </w:rPr>
+        <w:t>H4</w:t>
+      </w:r>
+    </w:p>
+    <w:p>
+      <w:pPr>
+        <w:pStyle w:val="Paragraphedeliste"/>
+        <w:numPr>
+          <w:ilvl w:val="5"/>
+          <w:numId w:val="1"/>
+        </w:numPr>
+        <w:rPr>
+          <w:rFonts w:ascii="Arial" w:eastAsiaTheme="majorEastAsia" w:hAnsi="Arial" w:cs="Arial"/>
+          <w:color w:val="70AD47" w:themeColor="accent6"/>
+          <w:sz w:val="22"/>
+          <w:szCs w:val="22"/>
+          <w:lang w:val="en-US"/>
+        </w:rPr>
+      </w:pPr>
+      <w:r>
+        <w:rPr>
+          <w:rFonts w:ascii="Arial" w:eastAsiaTheme="majorEastAsia" w:hAnsi="Arial" w:cs="Arial"/>
+          <w:color w:val="70AD47" w:themeColor="accent6"/>
+          <w:sz w:val="22"/>
+          <w:szCs w:val="22"/>
+          <w:lang w:val="en-US"/>
+        </w:rPr>
+        <w:t>Mql5 returns</w:t>
+      </w:r>
+    </w:p>
+    <w:p>
+      <w:pPr>
+        <w:pStyle w:val="Paragraphedeliste"/>
+        <w:numPr>
+          <w:ilvl w:val="5"/>
+          <w:numId w:val="1"/>
+        </w:numPr>
+        <w:rPr>
+          <w:rFonts w:ascii="Arial" w:eastAsiaTheme="majorEastAsia" w:hAnsi="Arial" w:cs="Arial"/>
+          <w:color w:val="70AD47" w:themeColor="accent6"/>
+          <w:sz w:val="22"/>
+          <w:szCs w:val="22"/>
+          <w:lang w:val="en-US"/>
+        </w:rPr>
+      </w:pPr>
+      <w:r>
+        <w:rPr>
+          <w:rFonts w:ascii="Arial" w:eastAsiaTheme="majorEastAsia" w:hAnsi="Arial" w:cs="Arial"/>
+          <w:color w:val="70AD47" w:themeColor="accent6"/>
+          <w:sz w:val="22"/>
+          <w:szCs w:val="22"/>
+          <w:lang w:val="en-US"/>
+        </w:rPr>
+        <w:t>Python returns</w:t>
+      </w:r>
+    </w:p>
+    <w:p>
+      <w:pPr>
+        <w:pStyle w:val="Paragraphedeliste"/>
+        <w:numPr>
+          <w:ilvl w:val="5"/>
+          <w:numId w:val="1"/>
+        </w:numPr>
+        <w:rPr>
+          <w:rFonts w:ascii="Arial" w:eastAsiaTheme="majorEastAsia" w:hAnsi="Arial" w:cs="Arial"/>
+          <w:color w:val="70AD47" w:themeColor="accent6"/>
+          <w:sz w:val="22"/>
+          <w:szCs w:val="22"/>
+          <w:lang w:val="en-US"/>
+        </w:rPr>
+      </w:pPr>
+      <w:r>
+        <w:rPr>
+          <w:rFonts w:ascii="Arial" w:eastAsiaTheme="majorEastAsia" w:hAnsi="Arial" w:cs="Arial"/>
+          <w:color w:val="70AD47" w:themeColor="accent6"/>
+          <w:sz w:val="22"/>
+          <w:szCs w:val="22"/>
+          <w:lang w:val="en-US"/>
+        </w:rPr>
+        <w:t>Python correlations</w:t>
+      </w:r>
+    </w:p>
+    <w:p>
+      <w:pPr>
+        <w:pStyle w:val="Paragraphedeliste"/>
+        <w:numPr>
+          <w:ilvl w:val="5"/>
+          <w:numId w:val="1"/>
+        </w:numPr>
+        <w:rPr>
+          <w:rFonts w:ascii="Arial" w:eastAsiaTheme="majorEastAsia" w:hAnsi="Arial" w:cs="Arial"/>
+          <w:color w:val="70AD47" w:themeColor="accent6"/>
+          <w:sz w:val="22"/>
+          <w:szCs w:val="22"/>
+          <w:lang w:val="en-US"/>
+        </w:rPr>
+      </w:pPr>
+      <w:r>
+        <w:rPr>
+          <w:rFonts w:ascii="Arial" w:eastAsiaTheme="majorEastAsia" w:hAnsi="Arial" w:cs="Arial"/>
+          <w:color w:val="70AD47" w:themeColor="accent6"/>
+          <w:sz w:val="22"/>
+          <w:szCs w:val="22"/>
+          <w:lang w:val="en-US"/>
+        </w:rPr>
+        <w:t>Python SL/TP Histogram</w:t>
+      </w:r>
+    </w:p>
+    <w:p>
+      <w:pPr>
+        <w:pStyle w:val="Paragraphedeliste"/>
+        <w:numPr>
+          <w:ilvl w:val="5"/>
+          <w:numId w:val="1"/>
+        </w:numPr>
+        <w:rPr>
+          <w:rFonts w:ascii="Arial" w:eastAsiaTheme="majorEastAsia" w:hAnsi="Arial" w:cs="Arial"/>
+          <w:color w:val="70AD47" w:themeColor="accent6"/>
+          <w:sz w:val="22"/>
+          <w:szCs w:val="22"/>
+          <w:lang w:val="en-US"/>
+        </w:rPr>
+      </w:pPr>
+      <w:r>
+        <w:rPr>
+          <w:rFonts w:ascii="Arial" w:eastAsiaTheme="majorEastAsia" w:hAnsi="Arial" w:cs="Arial"/>
+          <w:color w:val="70AD47" w:themeColor="accent6"/>
+          <w:sz w:val="22"/>
+          <w:szCs w:val="22"/>
+          <w:lang w:val="en-US"/>
+        </w:rPr>
+        <w:t>Python trade duration</w:t>
+      </w:r>
+    </w:p>
+    <w:p>
+      <w:pPr>
+        <w:pStyle w:val="Titre4"/>
+        <w:numPr>
+          <w:ilvl w:val="4"/>
+          <w:numId w:val="1"/>
+        </w:numPr>
+        <w:rPr>
+          <w:rFonts w:ascii="Arial" w:hAnsi="Arial" w:cs="Arial"/>
+          <w:lang w:val="en-US"/>
+        </w:rPr>
+      </w:pPr>
+      <w:r>
+        <w:rPr>
+          <w:rFonts w:ascii="Arial" w:hAnsi="Arial" w:cs="Arial"/>
+          <w:lang w:val="en-US"/>
+        </w:rPr>
+        <w:t>D1</w:t>
+      </w:r>
+    </w:p>
+    <w:p>
+      <w:pPr>
+        <w:pStyle w:val="Paragraphedeliste"/>
+        <w:numPr>
+          <w:ilvl w:val="5"/>
+          <w:numId w:val="1"/>
+        </w:numPr>
+        <w:rPr>
+          <w:rFonts w:ascii="Arial" w:eastAsiaTheme="majorEastAsia" w:hAnsi="Arial" w:cs="Arial"/>
+          <w:color w:val="70AD47" w:themeColor="accent6"/>
+          <w:sz w:val="22"/>
+          <w:szCs w:val="22"/>
+          <w:lang w:val="en-US"/>
+        </w:rPr>
+      </w:pPr>
+      <w:r>
+        <w:rPr>
+          <w:rFonts w:ascii="Arial" w:eastAsiaTheme="majorEastAsia" w:hAnsi="Arial" w:cs="Arial"/>
+          <w:color w:val="70AD47" w:themeColor="accent6"/>
+          <w:sz w:val="22"/>
+          <w:szCs w:val="22"/>
+          <w:lang w:val="en-US"/>
+        </w:rPr>
+        <w:t>Mql5 returns</w:t>
+      </w:r>
+    </w:p>
+    <w:p>
+      <w:pPr>
+        <w:pStyle w:val="Paragraphedeliste"/>
+        <w:numPr>
+          <w:ilvl w:val="5"/>
+          <w:numId w:val="1"/>
+        </w:numPr>
+        <w:rPr>
+          <w:rFonts w:ascii="Arial" w:eastAsiaTheme="majorEastAsia" w:hAnsi="Arial" w:cs="Arial"/>
+          <w:color w:val="70AD47" w:themeColor="accent6"/>
+          <w:sz w:val="22"/>
+          <w:szCs w:val="22"/>
+          <w:lang w:val="en-US"/>
+        </w:rPr>
+      </w:pPr>
+      <w:r>
+        <w:rPr>
+          <w:rFonts w:ascii="Arial" w:eastAsiaTheme="majorEastAsia" w:hAnsi="Arial" w:cs="Arial"/>
+          <w:color w:val="70AD47" w:themeColor="accent6"/>
+          <w:sz w:val="22"/>
+          <w:szCs w:val="22"/>
+          <w:lang w:val="en-US"/>
+        </w:rPr>
+        <w:t>Python returns</w:t>
+      </w:r>
+    </w:p>
+    <w:p>
+      <w:pPr>
+        <w:pStyle w:val="Paragraphedeliste"/>
+        <w:numPr>
+          <w:ilvl w:val="5"/>
+          <w:numId w:val="1"/>
+        </w:numPr>
+        <w:rPr>
+          <w:rFonts w:ascii="Arial" w:eastAsiaTheme="majorEastAsia" w:hAnsi="Arial" w:cs="Arial"/>
+          <w:color w:val="70AD47" w:themeColor="accent6"/>
+          <w:sz w:val="22"/>
+          <w:szCs w:val="22"/>
+          <w:lang w:val="en-US"/>
+        </w:rPr>
+      </w:pPr>
+      <w:r>
+        <w:rPr>
+          <w:rFonts w:ascii="Arial" w:eastAsiaTheme="majorEastAsia" w:hAnsi="Arial" w:cs="Arial"/>
+          <w:color w:val="70AD47" w:themeColor="accent6"/>
+          <w:sz w:val="22"/>
+          <w:szCs w:val="22"/>
+          <w:lang w:val="en-US"/>
+        </w:rPr>
+        <w:t>Python correlations</w:t>
+      </w:r>
+    </w:p>
+    <w:p>
+      <w:pPr>
+        <w:pStyle w:val="Paragraphedeliste"/>
+        <w:numPr>
+          <w:ilvl w:val="5"/>
+          <w:numId w:val="1"/>
+        </w:numPr>
+        <w:rPr>
+          <w:rFonts w:ascii="Arial" w:eastAsiaTheme="majorEastAsia" w:hAnsi="Arial" w:cs="Arial"/>
+          <w:color w:val="70AD47" w:themeColor="accent6"/>
+          <w:sz w:val="22"/>
+          <w:szCs w:val="22"/>
+          <w:lang w:val="en-US"/>
+        </w:rPr>
+      </w:pPr>
+      <w:r>
+        <w:rPr>
+          <w:rFonts w:ascii="Arial" w:eastAsiaTheme="majorEastAsia" w:hAnsi="Arial" w:cs="Arial"/>
+          <w:color w:val="70AD47" w:themeColor="accent6"/>
+          <w:sz w:val="22"/>
+          <w:szCs w:val="22"/>
+          <w:lang w:val="en-US"/>
+        </w:rPr>
+        <w:t>Python SL/TP Histogram</w:t>
+      </w:r>
+    </w:p>
+    <w:p>
+      <w:pPr>
+        <w:pStyle w:val="Paragraphedeliste"/>
+        <w:numPr>
+          <w:ilvl w:val="5"/>
+          <w:numId w:val="1"/>
+        </w:numPr>
+        <w:rPr>
+          <w:rFonts w:ascii="Arial" w:eastAsiaTheme="majorEastAsia" w:hAnsi="Arial" w:cs="Arial"/>
+          <w:color w:val="70AD47" w:themeColor="accent6"/>
+          <w:sz w:val="22"/>
+          <w:szCs w:val="22"/>
+          <w:lang w:val="en-US"/>
+        </w:rPr>
+      </w:pPr>
+      <w:r>
+        <w:rPr>
+          <w:rFonts w:ascii="Arial" w:eastAsiaTheme="majorEastAsia" w:hAnsi="Arial" w:cs="Arial"/>
+          <w:color w:val="70AD47" w:themeColor="accent6"/>
+          <w:sz w:val="22"/>
+          <w:szCs w:val="22"/>
+          <w:lang w:val="en-US"/>
+        </w:rPr>
+        <w:t>Python trade duration</w:t>
+      </w:r>
+    </w:p>
+    <w:p>
+      <w:pPr>
+        <w:pStyle w:val="Titre4"/>
+        <w:numPr>
+          <w:ilvl w:val="4"/>
+          <w:numId w:val="1"/>
+        </w:numPr>
+        <w:rPr>
+          <w:rFonts w:ascii="Arial" w:hAnsi="Arial" w:cs="Arial"/>
+          <w:lang w:val="en-US"/>
+        </w:rPr>
+      </w:pPr>
+      <w:r>
+        <w:rPr>
+          <w:rFonts w:ascii="Arial" w:hAnsi="Arial" w:cs="Arial"/>
+          <w:lang w:val="en-US"/>
+        </w:rPr>
+        <w:lastRenderedPageBreak/>
+        <w:t>W1</w:t>
+      </w:r>
+    </w:p>
+    <w:p>
+      <w:pPr>
+        <w:pStyle w:val="Paragraphedeliste"/>
+        <w:numPr>
+          <w:ilvl w:val="5"/>
+          <w:numId w:val="1"/>
+        </w:numPr>
+        <w:rPr>
+          <w:rFonts w:ascii="Arial" w:eastAsiaTheme="majorEastAsia" w:hAnsi="Arial" w:cs="Arial"/>
+          <w:color w:val="70AD47" w:themeColor="accent6"/>
+          <w:sz w:val="22"/>
+          <w:szCs w:val="22"/>
+          <w:lang w:val="en-US"/>
+        </w:rPr>
+      </w:pPr>
+      <w:r>
+        <w:rPr>
+          <w:rFonts w:ascii="Arial" w:eastAsiaTheme="majorEastAsia" w:hAnsi="Arial" w:cs="Arial"/>
+          <w:color w:val="70AD47" w:themeColor="accent6"/>
+          <w:sz w:val="22"/>
+          <w:szCs w:val="22"/>
+          <w:lang w:val="en-US"/>
+        </w:rPr>
+        <w:t>Mql5 returns</w:t>
+      </w:r>
+    </w:p>
+    <w:p>
+      <w:pPr>
+        <w:pStyle w:val="Paragraphedeliste"/>
+        <w:numPr>
+          <w:ilvl w:val="5"/>
+          <w:numId w:val="1"/>
+        </w:numPr>
+        <w:rPr>
+          <w:rFonts w:ascii="Arial" w:eastAsiaTheme="majorEastAsia" w:hAnsi="Arial" w:cs="Arial"/>
+          <w:color w:val="70AD47" w:themeColor="accent6"/>
+          <w:sz w:val="22"/>
+          <w:szCs w:val="22"/>
+          <w:lang w:val="en-US"/>
+        </w:rPr>
+      </w:pPr>
+      <w:r>
+        <w:rPr>
+          <w:rFonts w:ascii="Arial" w:eastAsiaTheme="majorEastAsia" w:hAnsi="Arial" w:cs="Arial"/>
+          <w:color w:val="70AD47" w:themeColor="accent6"/>
+          <w:sz w:val="22"/>
+          <w:szCs w:val="22"/>
+          <w:lang w:val="en-US"/>
+        </w:rPr>
+        <w:t>Python returns</w:t>
+      </w:r>
+    </w:p>
+    <w:p>
+      <w:pPr>
+        <w:pStyle w:val="Paragraphedeliste"/>
+        <w:numPr>
+          <w:ilvl w:val="5"/>
+          <w:numId w:val="1"/>
+        </w:numPr>
+        <w:rPr>
+          <w:rFonts w:ascii="Arial" w:eastAsiaTheme="majorEastAsia" w:hAnsi="Arial" w:cs="Arial"/>
+          <w:color w:val="70AD47" w:themeColor="accent6"/>
+          <w:sz w:val="22"/>
+          <w:szCs w:val="22"/>
+          <w:lang w:val="en-US"/>
+        </w:rPr>
+      </w:pPr>
+      <w:r>
+        <w:rPr>
+          <w:rFonts w:ascii="Arial" w:eastAsiaTheme="majorEastAsia" w:hAnsi="Arial" w:cs="Arial"/>
+          <w:color w:val="70AD47" w:themeColor="accent6"/>
+          <w:sz w:val="22"/>
+          <w:szCs w:val="22"/>
+          <w:lang w:val="en-US"/>
+        </w:rPr>
+        <w:t>Python correlations</w:t>
+      </w:r>
+    </w:p>
+    <w:p>
+      <w:pPr>
+        <w:pStyle w:val="Paragraphedeliste"/>
+        <w:numPr>
+          <w:ilvl w:val="5"/>
+          <w:numId w:val="1"/>
+        </w:numPr>
+        <w:rPr>
+          <w:rFonts w:ascii="Arial" w:eastAsiaTheme="majorEastAsia" w:hAnsi="Arial" w:cs="Arial"/>
+          <w:color w:val="70AD47" w:themeColor="accent6"/>
+          <w:sz w:val="22"/>
+          <w:szCs w:val="22"/>
+          <w:lang w:val="en-US"/>
+        </w:rPr>
+      </w:pPr>
+      <w:r>
+        <w:rPr>
+          <w:rFonts w:ascii="Arial" w:eastAsiaTheme="majorEastAsia" w:hAnsi="Arial" w:cs="Arial"/>
+          <w:color w:val="70AD47" w:themeColor="accent6"/>
+          <w:sz w:val="22"/>
+          <w:szCs w:val="22"/>
+          <w:lang w:val="en-US"/>
+        </w:rPr>
+        <w:t>Python SL/TP Histogram</w:t>
+      </w:r>
+    </w:p>
+    <w:p>
+      <w:pPr>
+        <w:pStyle w:val="Paragraphedeliste"/>
+        <w:numPr>
+          <w:ilvl w:val="5"/>
+          <w:numId w:val="1"/>
+        </w:numPr>
+        <w:rPr>
+          <w:rFonts w:ascii="Arial" w:eastAsiaTheme="majorEastAsia" w:hAnsi="Arial" w:cs="Arial"/>
+          <w:color w:val="70AD47" w:themeColor="accent6"/>
+          <w:sz w:val="22"/>
+          <w:szCs w:val="22"/>
+          <w:lang w:val="en-US"/>
+        </w:rPr>
+      </w:pPr>
+      <w:r>
+        <w:rPr>
+          <w:rFonts w:ascii="Arial" w:eastAsiaTheme="majorEastAsia" w:hAnsi="Arial" w:cs="Arial"/>
+          <w:color w:val="70AD47" w:themeColor="accent6"/>
+          <w:sz w:val="22"/>
+          <w:szCs w:val="22"/>
+          <w:lang w:val="en-US"/>
+        </w:rPr>
+        <w:t>Python trade duration</w:t>
+      </w:r>
+    </w:p>
+    <w:p>
+      <w:pPr>
+        <w:rPr>
+          <w:lang w:val="en-US"/>
+        </w:rPr>
+      </w:pPr>
+    </w:p>
+    <w:p>
+      <w:pPr>
+        <w:pStyle w:val="Titre4"/>
+        <w:numPr>
+          <w:ilvl w:val="3"/>
+          <w:numId w:val="1"/>
+        </w:numPr>
+        <w:rPr>
+          <w:rFonts w:ascii="Arial" w:hAnsi="Arial" w:cs="Arial"/>
+          <w:lang w:val="en-US"/>
+        </w:rPr>
+      </w:pPr>
+      <w:r>
+        <w:rPr>
+          <w:rFonts w:ascii="Arial" w:hAnsi="Arial" w:cs="Arial"/>
+          <w:lang w:val="en-US"/>
+        </w:rPr>
+        <w:t>50/160</w:t>
+      </w:r>
+    </w:p>
+    <w:p>
+      <w:pPr>
+        <w:pStyle w:val="Titre4"/>
+        <w:numPr>
+          <w:ilvl w:val="4"/>
+          <w:numId w:val="1"/>
+        </w:numPr>
+        <w:rPr>
+          <w:rFonts w:ascii="Arial" w:hAnsi="Arial" w:cs="Arial"/>
+          <w:lang w:val="en-US"/>
+        </w:rPr>
+      </w:pPr>
+      <w:r>
+        <w:rPr>
+          <w:rFonts w:ascii="Arial" w:hAnsi="Arial" w:cs="Arial"/>
+          <w:lang w:val="en-US"/>
+        </w:rPr>
+        <w:t>H1</w:t>
+      </w:r>
+    </w:p>
+    <w:p>
+      <w:pPr>
+        <w:pStyle w:val="Paragraphedeliste"/>
+        <w:numPr>
+          <w:ilvl w:val="5"/>
+          <w:numId w:val="1"/>
+        </w:numPr>
+        <w:rPr>
+          <w:rFonts w:ascii="Arial" w:eastAsiaTheme="majorEastAsia" w:hAnsi="Arial" w:cs="Arial"/>
+          <w:color w:val="70AD47" w:themeColor="accent6"/>
+          <w:sz w:val="22"/>
+          <w:szCs w:val="22"/>
+          <w:lang w:val="en-US"/>
+        </w:rPr>
+      </w:pPr>
+      <w:r>
+        <w:rPr>
+          <w:rFonts w:ascii="Arial" w:eastAsiaTheme="majorEastAsia" w:hAnsi="Arial" w:cs="Arial"/>
+          <w:color w:val="70AD47" w:themeColor="accent6"/>
+          <w:sz w:val="22"/>
+          <w:szCs w:val="22"/>
+          <w:lang w:val="en-US"/>
+        </w:rPr>
+        <w:t>Mql5 returns</w:t>
+      </w:r>
+    </w:p>
+    <w:p>
+      <w:pPr>
+        <w:pStyle w:val="Paragraphedeliste"/>
+        <w:numPr>
+          <w:ilvl w:val="5"/>
+          <w:numId w:val="1"/>
+        </w:numPr>
+        <w:rPr>
+          <w:rFonts w:ascii="Arial" w:eastAsiaTheme="majorEastAsia" w:hAnsi="Arial" w:cs="Arial"/>
+          <w:color w:val="70AD47" w:themeColor="accent6"/>
+          <w:sz w:val="22"/>
+          <w:szCs w:val="22"/>
+          <w:lang w:val="en-US"/>
+        </w:rPr>
+      </w:pPr>
+      <w:r>
+        <w:rPr>
+          <w:rFonts w:ascii="Arial" w:eastAsiaTheme="majorEastAsia" w:hAnsi="Arial" w:cs="Arial"/>
+          <w:color w:val="70AD47" w:themeColor="accent6"/>
+          <w:sz w:val="22"/>
+          <w:szCs w:val="22"/>
+          <w:lang w:val="en-US"/>
+        </w:rPr>
+        <w:t>Python returns</w:t>
+      </w:r>
+    </w:p>
+    <w:p>
+      <w:pPr>
+        <w:pStyle w:val="Paragraphedeliste"/>
+        <w:numPr>
+          <w:ilvl w:val="5"/>
+          <w:numId w:val="1"/>
+        </w:numPr>
+        <w:rPr>
+          <w:rFonts w:ascii="Arial" w:eastAsiaTheme="majorEastAsia" w:hAnsi="Arial" w:cs="Arial"/>
+          <w:color w:val="70AD47" w:themeColor="accent6"/>
+          <w:sz w:val="22"/>
+          <w:szCs w:val="22"/>
+          <w:lang w:val="en-US"/>
+        </w:rPr>
+      </w:pPr>
+      <w:r>
+        <w:rPr>
+          <w:rFonts w:ascii="Arial" w:eastAsiaTheme="majorEastAsia" w:hAnsi="Arial" w:cs="Arial"/>
+          <w:color w:val="70AD47" w:themeColor="accent6"/>
+          <w:sz w:val="22"/>
+          <w:szCs w:val="22"/>
+          <w:lang w:val="en-US"/>
+        </w:rPr>
+        <w:t>Python correlations</w:t>
+      </w:r>
+    </w:p>
+    <w:p>
+      <w:pPr>
+        <w:pStyle w:val="Paragraphedeliste"/>
+        <w:numPr>
+          <w:ilvl w:val="5"/>
+          <w:numId w:val="1"/>
+        </w:numPr>
+        <w:rPr>
+          <w:rFonts w:ascii="Arial" w:eastAsiaTheme="majorEastAsia" w:hAnsi="Arial" w:cs="Arial"/>
+          <w:color w:val="70AD47" w:themeColor="accent6"/>
+          <w:sz w:val="22"/>
+          <w:szCs w:val="22"/>
+          <w:lang w:val="en-US"/>
+        </w:rPr>
+      </w:pPr>
+      <w:r>
+        <w:rPr>
+          <w:rFonts w:ascii="Arial" w:eastAsiaTheme="majorEastAsia" w:hAnsi="Arial" w:cs="Arial"/>
+          <w:color w:val="70AD47" w:themeColor="accent6"/>
+          <w:sz w:val="22"/>
+          <w:szCs w:val="22"/>
+          <w:lang w:val="en-US"/>
+        </w:rPr>
+        <w:t>Python SL/TP Histogram</w:t>
+      </w:r>
+    </w:p>
+    <w:p>
+      <w:pPr>
+        <w:pStyle w:val="Paragraphedeliste"/>
+        <w:numPr>
+          <w:ilvl w:val="6"/>
+          <w:numId w:val="1"/>
+        </w:numPr>
+        <w:rPr>
+          <w:rFonts w:ascii="Arial" w:eastAsiaTheme="majorEastAsia" w:hAnsi="Arial" w:cs="Arial"/>
+          <w:color w:val="70AD47" w:themeColor="accent6"/>
+          <w:sz w:val="22"/>
+          <w:szCs w:val="22"/>
+          <w:lang w:val="en-US"/>
+        </w:rPr>
+      </w:pPr>
+      <w:r>
+        <w:rPr>
+          <w:rFonts w:ascii="Arial" w:eastAsiaTheme="majorEastAsia" w:hAnsi="Arial" w:cs="Arial"/>
+          <w:color w:val="70AD47" w:themeColor="accent6"/>
+          <w:sz w:val="22"/>
+          <w:szCs w:val="22"/>
+          <w:lang w:val="en-US"/>
+        </w:rPr>
+        <w:t>Python trade duration</w:t>
+      </w:r>
+    </w:p>
+    <w:p>
+      <w:pPr>
+        <w:pStyle w:val="Titre4"/>
+        <w:numPr>
+          <w:ilvl w:val="4"/>
+          <w:numId w:val="1"/>
+        </w:numPr>
+        <w:rPr>
+          <w:rFonts w:ascii="Arial" w:hAnsi="Arial" w:cs="Arial"/>
+          <w:lang w:val="en-US"/>
+        </w:rPr>
+      </w:pPr>
+      <w:r>
+        <w:rPr>
+          <w:rFonts w:ascii="Arial" w:hAnsi="Arial" w:cs="Arial"/>
+          <w:lang w:val="en-US"/>
+        </w:rPr>
+        <w:t>H4</w:t>
+      </w:r>
+    </w:p>
+    <w:p>
+      <w:pPr>
+        <w:pStyle w:val="Paragraphedeliste"/>
+        <w:numPr>
+          <w:ilvl w:val="5"/>
+          <w:numId w:val="1"/>
+        </w:numPr>
+        <w:rPr>
+          <w:rFonts w:ascii="Arial" w:eastAsiaTheme="majorEastAsia" w:hAnsi="Arial" w:cs="Arial"/>
+          <w:color w:val="70AD47" w:themeColor="accent6"/>
+          <w:sz w:val="22"/>
+          <w:szCs w:val="22"/>
+          <w:lang w:val="en-US"/>
+        </w:rPr>
+      </w:pPr>
+      <w:r>
+        <w:rPr>
+          <w:rFonts w:ascii="Arial" w:eastAsiaTheme="majorEastAsia" w:hAnsi="Arial" w:cs="Arial"/>
+          <w:color w:val="70AD47" w:themeColor="accent6"/>
+          <w:sz w:val="22"/>
+          <w:szCs w:val="22"/>
+          <w:lang w:val="en-US"/>
+        </w:rPr>
+        <w:t>Mql5 returns</w:t>
+      </w:r>
+    </w:p>
+    <w:p>
+      <w:pPr>
+        <w:pStyle w:val="Paragraphedeliste"/>
+        <w:numPr>
+          <w:ilvl w:val="5"/>
+          <w:numId w:val="1"/>
+        </w:numPr>
+        <w:rPr>
+          <w:rFonts w:ascii="Arial" w:eastAsiaTheme="majorEastAsia" w:hAnsi="Arial" w:cs="Arial"/>
+          <w:color w:val="70AD47" w:themeColor="accent6"/>
+          <w:sz w:val="22"/>
+          <w:szCs w:val="22"/>
+          <w:lang w:val="en-US"/>
+        </w:rPr>
+      </w:pPr>
+      <w:r>
+        <w:rPr>
+          <w:rFonts w:ascii="Arial" w:eastAsiaTheme="majorEastAsia" w:hAnsi="Arial" w:cs="Arial"/>
+          <w:color w:val="70AD47" w:themeColor="accent6"/>
+          <w:sz w:val="22"/>
+          <w:szCs w:val="22"/>
+          <w:lang w:val="en-US"/>
+        </w:rPr>
+        <w:t>Python returns</w:t>
+      </w:r>
+    </w:p>
+    <w:p>
+      <w:pPr>
+        <w:pStyle w:val="Paragraphedeliste"/>
+        <w:numPr>
+          <w:ilvl w:val="5"/>
+          <w:numId w:val="1"/>
+        </w:numPr>
+        <w:rPr>
+          <w:rFonts w:ascii="Arial" w:eastAsiaTheme="majorEastAsia" w:hAnsi="Arial" w:cs="Arial"/>
+          <w:color w:val="70AD47" w:themeColor="accent6"/>
+          <w:sz w:val="22"/>
+          <w:szCs w:val="22"/>
+          <w:lang w:val="en-US"/>
+        </w:rPr>
+      </w:pPr>
+      <w:r>
+        <w:rPr>
+          <w:rFonts w:ascii="Arial" w:eastAsiaTheme="majorEastAsia" w:hAnsi="Arial" w:cs="Arial"/>
+          <w:color w:val="70AD47" w:themeColor="accent6"/>
+          <w:sz w:val="22"/>
+          <w:szCs w:val="22"/>
+          <w:lang w:val="en-US"/>
+        </w:rPr>
+        <w:t>Python correlations</w:t>
+      </w:r>
+    </w:p>
+    <w:p>
+      <w:pPr>
+        <w:pStyle w:val="Paragraphedeliste"/>
+        <w:numPr>
+          <w:ilvl w:val="5"/>
+          <w:numId w:val="1"/>
+        </w:numPr>
+        <w:rPr>
+          <w:rFonts w:ascii="Arial" w:eastAsiaTheme="majorEastAsia" w:hAnsi="Arial" w:cs="Arial"/>
+          <w:color w:val="70AD47" w:themeColor="accent6"/>
+          <w:sz w:val="22"/>
+          <w:szCs w:val="22"/>
+          <w:lang w:val="en-US"/>
+        </w:rPr>
+      </w:pPr>
+      <w:r>
+        <w:rPr>
+          <w:rFonts w:ascii="Arial" w:eastAsiaTheme="majorEastAsia" w:hAnsi="Arial" w:cs="Arial"/>
+          <w:color w:val="70AD47" w:themeColor="accent6"/>
+          <w:sz w:val="22"/>
+          <w:szCs w:val="22"/>
+          <w:lang w:val="en-US"/>
+        </w:rPr>
+        <w:t>Python SL/TP Histogram</w:t>
+      </w:r>
+    </w:p>
+    <w:p>
+      <w:pPr>
+        <w:pStyle w:val="Paragraphedeliste"/>
+        <w:numPr>
+          <w:ilvl w:val="5"/>
+          <w:numId w:val="1"/>
+        </w:numPr>
+        <w:rPr>
+          <w:rFonts w:ascii="Arial" w:eastAsiaTheme="majorEastAsia" w:hAnsi="Arial" w:cs="Arial"/>
+          <w:color w:val="70AD47" w:themeColor="accent6"/>
+          <w:sz w:val="22"/>
+          <w:szCs w:val="22"/>
+          <w:lang w:val="en-US"/>
+        </w:rPr>
+      </w:pPr>
+      <w:r>
+        <w:rPr>
+          <w:rFonts w:ascii="Arial" w:eastAsiaTheme="majorEastAsia" w:hAnsi="Arial" w:cs="Arial"/>
+          <w:color w:val="70AD47" w:themeColor="accent6"/>
+          <w:sz w:val="22"/>
+          <w:szCs w:val="22"/>
+          <w:lang w:val="en-US"/>
+        </w:rPr>
+        <w:t>Python trade duration</w:t>
+      </w:r>
+    </w:p>
+    <w:p>
+      <w:pPr>
+        <w:pStyle w:val="Titre4"/>
+        <w:numPr>
+          <w:ilvl w:val="4"/>
+          <w:numId w:val="1"/>
+        </w:numPr>
+        <w:rPr>
+          <w:rFonts w:ascii="Arial" w:hAnsi="Arial" w:cs="Arial"/>
+          <w:lang w:val="en-US"/>
+        </w:rPr>
+      </w:pPr>
+      <w:r>
+        <w:rPr>
+          <w:rFonts w:ascii="Arial" w:hAnsi="Arial" w:cs="Arial"/>
+          <w:lang w:val="en-US"/>
+        </w:rPr>
+        <w:t>D1</w:t>
+      </w:r>
+    </w:p>
+    <w:p>
+      <w:pPr>
+        <w:pStyle w:val="Paragraphedeliste"/>
+        <w:numPr>
+          <w:ilvl w:val="5"/>
+          <w:numId w:val="1"/>
+        </w:numPr>
+        <w:rPr>
+          <w:rFonts w:ascii="Arial" w:eastAsiaTheme="majorEastAsia" w:hAnsi="Arial" w:cs="Arial"/>
+          <w:color w:val="70AD47" w:themeColor="accent6"/>
+          <w:sz w:val="22"/>
+          <w:szCs w:val="22"/>
+          <w:lang w:val="en-US"/>
+        </w:rPr>
+      </w:pPr>
+      <w:r>
+        <w:rPr>
+          <w:rFonts w:ascii="Arial" w:eastAsiaTheme="majorEastAsia" w:hAnsi="Arial" w:cs="Arial"/>
+          <w:color w:val="70AD47" w:themeColor="accent6"/>
+          <w:sz w:val="22"/>
+          <w:szCs w:val="22"/>
+          <w:lang w:val="en-US"/>
+        </w:rPr>
+        <w:t>Mql5 returns</w:t>
+      </w:r>
+    </w:p>
+    <w:p>
+      <w:pPr>
+        <w:pStyle w:val="Paragraphedeliste"/>
+        <w:numPr>
+          <w:ilvl w:val="5"/>
+          <w:numId w:val="1"/>
+        </w:numPr>
+        <w:rPr>
+          <w:rFonts w:ascii="Arial" w:eastAsiaTheme="majorEastAsia" w:hAnsi="Arial" w:cs="Arial"/>
+          <w:color w:val="70AD47" w:themeColor="accent6"/>
+          <w:sz w:val="22"/>
+          <w:szCs w:val="22"/>
+          <w:lang w:val="en-US"/>
+        </w:rPr>
+      </w:pPr>
+      <w:r>
+        <w:rPr>
+          <w:rFonts w:ascii="Arial" w:eastAsiaTheme="majorEastAsia" w:hAnsi="Arial" w:cs="Arial"/>
+          <w:color w:val="70AD47" w:themeColor="accent6"/>
+          <w:sz w:val="22"/>
+          <w:szCs w:val="22"/>
+          <w:lang w:val="en-US"/>
+        </w:rPr>
+        <w:t>Python returns</w:t>
+      </w:r>
+    </w:p>
+    <w:p>
+      <w:pPr>
+        <w:pStyle w:val="Paragraphedeliste"/>
+        <w:numPr>
+          <w:ilvl w:val="5"/>
+          <w:numId w:val="1"/>
+        </w:numPr>
+        <w:rPr>
+          <w:rFonts w:ascii="Arial" w:eastAsiaTheme="majorEastAsia" w:hAnsi="Arial" w:cs="Arial"/>
+          <w:color w:val="70AD47" w:themeColor="accent6"/>
+          <w:sz w:val="22"/>
+          <w:szCs w:val="22"/>
+          <w:lang w:val="en-US"/>
+        </w:rPr>
+      </w:pPr>
+      <w:r>
+        <w:rPr>
+          <w:rFonts w:ascii="Arial" w:eastAsiaTheme="majorEastAsia" w:hAnsi="Arial" w:cs="Arial"/>
+          <w:color w:val="70AD47" w:themeColor="accent6"/>
+          <w:sz w:val="22"/>
+          <w:szCs w:val="22"/>
+          <w:lang w:val="en-US"/>
+        </w:rPr>
+        <w:t>Python correlations</w:t>
+      </w:r>
+    </w:p>
+    <w:p>
+      <w:pPr>
+        <w:pStyle w:val="Paragraphedeliste"/>
+        <w:numPr>
+          <w:ilvl w:val="5"/>
+          <w:numId w:val="1"/>
+        </w:numPr>
+        <w:rPr>
+          <w:rFonts w:ascii="Arial" w:eastAsiaTheme="majorEastAsia" w:hAnsi="Arial" w:cs="Arial"/>
+          <w:color w:val="70AD47" w:themeColor="accent6"/>
+          <w:sz w:val="22"/>
+          <w:szCs w:val="22"/>
+          <w:lang w:val="en-US"/>
+        </w:rPr>
+      </w:pPr>
+      <w:r>
+        <w:rPr>
+          <w:rFonts w:ascii="Arial" w:eastAsiaTheme="majorEastAsia" w:hAnsi="Arial" w:cs="Arial"/>
+          <w:color w:val="70AD47" w:themeColor="accent6"/>
+          <w:sz w:val="22"/>
+          <w:szCs w:val="22"/>
+          <w:lang w:val="en-US"/>
+        </w:rPr>
+        <w:t>Python SL/TP Histogram</w:t>
+      </w:r>
+    </w:p>
+    <w:p>
+      <w:pPr>
+        <w:pStyle w:val="Paragraphedeliste"/>
+        <w:numPr>
+          <w:ilvl w:val="5"/>
+          <w:numId w:val="1"/>
+        </w:numPr>
+        <w:rPr>
+          <w:rFonts w:ascii="Arial" w:eastAsiaTheme="majorEastAsia" w:hAnsi="Arial" w:cs="Arial"/>
+          <w:color w:val="70AD47" w:themeColor="accent6"/>
+          <w:sz w:val="22"/>
+          <w:szCs w:val="22"/>
+          <w:lang w:val="en-US"/>
+        </w:rPr>
+      </w:pPr>
+      <w:r>
+        <w:rPr>
+          <w:rFonts w:ascii="Arial" w:eastAsiaTheme="majorEastAsia" w:hAnsi="Arial" w:cs="Arial"/>
+          <w:color w:val="70AD47" w:themeColor="accent6"/>
+          <w:sz w:val="22"/>
+          <w:szCs w:val="22"/>
+          <w:lang w:val="en-US"/>
+        </w:rPr>
+        <w:t>Python trade duration</w:t>
+      </w:r>
+    </w:p>
+    <w:p>
+      <w:pPr>
+        <w:pStyle w:val="Titre4"/>
+        <w:numPr>
+          <w:ilvl w:val="4"/>
+          <w:numId w:val="1"/>
+        </w:numPr>
+        <w:rPr>
+          <w:rFonts w:ascii="Arial" w:hAnsi="Arial" w:cs="Arial"/>
+          <w:lang w:val="en-US"/>
+        </w:rPr>
+      </w:pPr>
+      <w:r>
+        <w:rPr>
+          <w:rFonts w:ascii="Arial" w:hAnsi="Arial" w:cs="Arial"/>
+          <w:lang w:val="en-US"/>
+        </w:rPr>
+        <w:t>W1</w:t>
+      </w:r>
+    </w:p>
+    <w:p>
+      <w:pPr>
+        <w:pStyle w:val="Paragraphedeliste"/>
+        <w:numPr>
+          <w:ilvl w:val="5"/>
+          <w:numId w:val="1"/>
+        </w:numPr>
+        <w:rPr>
+          <w:rFonts w:ascii="Arial" w:eastAsiaTheme="majorEastAsia" w:hAnsi="Arial" w:cs="Arial"/>
+          <w:color w:val="70AD47" w:themeColor="accent6"/>
+          <w:sz w:val="22"/>
+          <w:szCs w:val="22"/>
+          <w:lang w:val="en-US"/>
+        </w:rPr>
+      </w:pPr>
+      <w:r>
+        <w:rPr>
+          <w:rFonts w:ascii="Arial" w:eastAsiaTheme="majorEastAsia" w:hAnsi="Arial" w:cs="Arial"/>
+          <w:color w:val="70AD47" w:themeColor="accent6"/>
+          <w:sz w:val="22"/>
+          <w:szCs w:val="22"/>
+          <w:lang w:val="en-US"/>
+        </w:rPr>
+        <w:t>Mql5 returns</w:t>
+      </w:r>
+    </w:p>
+    <w:p>
+      <w:pPr>
+        <w:pStyle w:val="Paragraphedeliste"/>
+        <w:numPr>
+          <w:ilvl w:val="5"/>
+          <w:numId w:val="1"/>
+        </w:numPr>
+        <w:rPr>
+          <w:rFonts w:ascii="Arial" w:eastAsiaTheme="majorEastAsia" w:hAnsi="Arial" w:cs="Arial"/>
+          <w:color w:val="70AD47" w:themeColor="accent6"/>
+          <w:sz w:val="22"/>
+          <w:szCs w:val="22"/>
+          <w:lang w:val="en-US"/>
+        </w:rPr>
+      </w:pPr>
+      <w:r>
+        <w:rPr>
+          <w:rFonts w:ascii="Arial" w:eastAsiaTheme="majorEastAsia" w:hAnsi="Arial" w:cs="Arial"/>
+          <w:color w:val="70AD47" w:themeColor="accent6"/>
+          <w:sz w:val="22"/>
+          <w:szCs w:val="22"/>
+          <w:lang w:val="en-US"/>
+        </w:rPr>
+        <w:t>Python returns</w:t>
+      </w:r>
+    </w:p>
+    <w:p>
+      <w:pPr>
+        <w:pStyle w:val="Paragraphedeliste"/>
+        <w:numPr>
+          <w:ilvl w:val="5"/>
+          <w:numId w:val="1"/>
+        </w:numPr>
+        <w:rPr>
+          <w:rFonts w:ascii="Arial" w:eastAsiaTheme="majorEastAsia" w:hAnsi="Arial" w:cs="Arial"/>
+          <w:color w:val="70AD47" w:themeColor="accent6"/>
+          <w:sz w:val="22"/>
+          <w:szCs w:val="22"/>
+          <w:lang w:val="en-US"/>
+        </w:rPr>
+      </w:pPr>
+      <w:r>
+        <w:rPr>
+          <w:rFonts w:ascii="Arial" w:eastAsiaTheme="majorEastAsia" w:hAnsi="Arial" w:cs="Arial"/>
+          <w:color w:val="70AD47" w:themeColor="accent6"/>
+          <w:sz w:val="22"/>
+          <w:szCs w:val="22"/>
+          <w:lang w:val="en-US"/>
+        </w:rPr>
+        <w:t>Python correlations</w:t>
+      </w:r>
+    </w:p>
+    <w:p>
+      <w:pPr>
+        <w:pStyle w:val="Paragraphedeliste"/>
+        <w:numPr>
+          <w:ilvl w:val="5"/>
+          <w:numId w:val="1"/>
+        </w:numPr>
+        <w:rPr>
+          <w:rFonts w:ascii="Arial" w:eastAsiaTheme="majorEastAsia" w:hAnsi="Arial" w:cs="Arial"/>
+          <w:color w:val="70AD47" w:themeColor="accent6"/>
+          <w:sz w:val="22"/>
+          <w:szCs w:val="22"/>
+          <w:lang w:val="en-US"/>
+        </w:rPr>
+      </w:pPr>
+      <w:r>
+        <w:rPr>
+          <w:rFonts w:ascii="Arial" w:eastAsiaTheme="majorEastAsia" w:hAnsi="Arial" w:cs="Arial"/>
+          <w:color w:val="70AD47" w:themeColor="accent6"/>
+          <w:sz w:val="22"/>
+          <w:szCs w:val="22"/>
+          <w:lang w:val="en-US"/>
+        </w:rPr>
+        <w:t>Python SL/TP Histogram</w:t>
+      </w:r>
+    </w:p>
+    <w:p>
+      <w:pPr>
+        <w:pStyle w:val="Paragraphedeliste"/>
+        <w:numPr>
+          <w:ilvl w:val="5"/>
+          <w:numId w:val="1"/>
+        </w:numPr>
+        <w:rPr>
+          <w:rFonts w:ascii="Arial" w:eastAsiaTheme="majorEastAsia" w:hAnsi="Arial" w:cs="Arial"/>
+          <w:color w:val="70AD47" w:themeColor="accent6"/>
+          <w:sz w:val="22"/>
+          <w:szCs w:val="22"/>
+          <w:lang w:val="en-US"/>
+        </w:rPr>
+      </w:pPr>
+      <w:r>
+        <w:rPr>
+          <w:rFonts w:ascii="Arial" w:eastAsiaTheme="majorEastAsia" w:hAnsi="Arial" w:cs="Arial"/>
+          <w:color w:val="70AD47" w:themeColor="accent6"/>
+          <w:sz w:val="22"/>
+          <w:szCs w:val="22"/>
+          <w:lang w:val="en-US"/>
+        </w:rPr>
+        <w:t>Python trade duration</w:t>
+      </w:r>
+    </w:p>
+    <w:p/>
+    <w:p>
+      <w:pPr>
+        <w:rPr>
+          <w:lang w:val="en-US"/>
+        </w:rPr>
+      </w:pPr>
+    </w:p>
+    <w:p>
+      <w:pPr>
+        <w:rPr>
+          <w:lang w:val="en-US"/>
+        </w:rPr>
+      </w:pPr>
+    </w:p>
+    <w:p>
+      <w:pPr>
+        <w:pStyle w:val="Titre2"/>
+        <w:numPr>
+          <w:ilvl w:val="1"/>
+          <w:numId w:val="1"/>
+        </w:numPr>
+        <w:rPr>
+          <w:lang w:val="en-US"/>
+        </w:rPr>
+      </w:pPr>
+      <w:r>
+        <w:rPr>
+          <w:lang w:val="en-US"/>
+        </w:rPr>
+        <w:lastRenderedPageBreak/>
+        <w:t>EMA crossover no hysteresis with no stop loss, no take profits</w:t>
+      </w:r>
+    </w:p>
+    <w:p>
+      <w:pPr>
+        <w:pStyle w:val="Titre4"/>
+        <w:numPr>
+          <w:ilvl w:val="2"/>
+          <w:numId w:val="1"/>
+        </w:numPr>
+        <w:rPr>
+          <w:lang w:val="en-US"/>
+        </w:rPr>
+      </w:pPr>
+      <w:r>
+        <w:rPr>
+          <w:lang w:val="en-US"/>
+        </w:rPr>
+        <w:t>Implementation</w:t>
+      </w:r>
+    </w:p>
+    <w:p>
+      <w:pPr>
+        <w:pStyle w:val="Titre4"/>
+        <w:numPr>
+          <w:ilvl w:val="3"/>
+          <w:numId w:val="1"/>
+        </w:numPr>
+        <w:rPr>
+          <w:lang w:val="en-US"/>
+        </w:rPr>
+      </w:pPr>
+      <w:r>
+        <w:rPr>
+          <w:lang w:val="en-US"/>
+        </w:rPr>
+        <w:t>Long</w:t>
+      </w:r>
+    </w:p>
+    <w:p>
+      <w:pPr>
+        <w:pStyle w:val="Titre4"/>
+        <w:numPr>
+          <w:ilvl w:val="4"/>
+          <w:numId w:val="1"/>
+        </w:numPr>
+        <w:rPr>
+          <w:lang w:val="en-US"/>
+        </w:rPr>
+      </w:pPr>
+      <w:r>
+        <w:rPr>
+          <w:lang w:val="en-US"/>
+        </w:rPr>
+        <w:t>Open Long</w:t>
+      </w:r>
+    </w:p>
+    <w:p>
+      <w:pPr>
+        <w:ind w:left="1800"/>
+        <w:rPr>
+          <w:rFonts w:ascii="Arial" w:hAnsi="Arial" w:cs="Arial"/>
+          <w:lang w:val="en-US"/>
+        </w:rPr>
+      </w:pPr>
+      <w:r>
+        <w:rPr>
+          <w:rFonts w:ascii="Arial" w:hAnsi="Arial" w:cs="Arial"/>
+          <w:lang w:val="en-US"/>
+        </w:rPr>
+        <w:t>Open long if :</w:t>
+      </w:r>
+      <w:r>
+        <w:rPr>
+          <w:lang w:val="en-US"/>
+        </w:rPr>
+        <w:t xml:space="preserve"> </w:t>
+      </w:r>
+      <m:oMath>
+        <m:r>
+          <w:rPr>
+            <w:rFonts w:ascii="Cambria Math" w:hAnsi="Cambria Math" w:cs="Arial"/>
+            <w:lang w:val="en-US"/>
+          </w:rPr>
+          <m:t>(EM</m:t>
+        </m:r>
+        <m:sSub>
+          <m:sSubPr>
+            <m:ctrlPr>
+              <w:rPr>
+                <w:rFonts w:ascii="Cambria Math" w:hAnsi="Cambria Math" w:cs="Arial"/>
+                <w:i/>
+                <w:lang w:val="en-US"/>
+              </w:rPr>
+            </m:ctrlPr>
+          </m:sSubPr>
+          <m:e>
+            <m:r>
+              <w:rPr>
+                <w:rFonts w:ascii="Cambria Math" w:hAnsi="Cambria Math" w:cs="Arial"/>
+                <w:lang w:val="en-US"/>
+              </w:rPr>
+              <m:t>A</m:t>
+            </m:r>
+          </m:e>
+          <m:sub>
+            <m:r>
+              <w:rPr>
+                <w:rFonts w:ascii="Cambria Math" w:hAnsi="Cambria Math" w:cs="Arial"/>
+                <w:lang w:val="en-US"/>
+              </w:rPr>
+              <m:t xml:space="preserve">short </m:t>
+            </m:r>
+          </m:sub>
+        </m:sSub>
+        <m:r>
+          <w:rPr>
+            <w:rFonts w:ascii="Cambria Math" w:hAnsi="Cambria Math" w:cs="Arial"/>
+            <w:lang w:val="en-US"/>
+          </w:rPr>
+          <m:t>&gt;</m:t>
+        </m:r>
+        <m:d>
+          <m:dPr>
+            <m:ctrlPr>
+              <w:rPr>
+                <w:rFonts w:ascii="Cambria Math" w:hAnsi="Cambria Math" w:cs="Arial"/>
+                <w:i/>
+                <w:lang w:val="en-US"/>
+              </w:rPr>
+            </m:ctrlPr>
+          </m:dPr>
+          <m:e>
+            <m:r>
+              <w:rPr>
+                <w:rFonts w:ascii="Cambria Math" w:hAnsi="Cambria Math" w:cs="Arial"/>
+                <w:lang w:val="en-US"/>
+              </w:rPr>
+              <m:t>EM</m:t>
+            </m:r>
+            <m:sSub>
+              <m:sSubPr>
+                <m:ctrlPr>
+                  <w:rPr>
+                    <w:rFonts w:ascii="Cambria Math" w:hAnsi="Cambria Math" w:cs="Arial"/>
+                    <w:i/>
+                    <w:lang w:val="en-US"/>
+                  </w:rPr>
+                </m:ctrlPr>
+              </m:sSubPr>
+              <m:e>
+                <m:r>
+                  <w:rPr>
+                    <w:rFonts w:ascii="Cambria Math" w:hAnsi="Cambria Math" w:cs="Arial"/>
+                    <w:lang w:val="en-US"/>
+                  </w:rPr>
+                  <m:t>A</m:t>
+                </m:r>
+              </m:e>
+              <m:sub>
+                <m:r>
+                  <w:rPr>
+                    <w:rFonts w:ascii="Cambria Math" w:hAnsi="Cambria Math" w:cs="Arial"/>
+                    <w:lang w:val="en-US"/>
+                  </w:rPr>
+                  <m:t>long</m:t>
+                </m:r>
+              </m:sub>
+            </m:sSub>
+          </m:e>
+        </m:d>
+        <m:r>
+          <w:rPr>
+            <w:rFonts w:ascii="Cambria Math" w:hAnsi="Cambria Math" w:cs="Arial"/>
+            <w:lang w:val="en-US"/>
+          </w:rPr>
+          <m:t>)</m:t>
+        </m:r>
+      </m:oMath>
+      <w:r>
+        <w:rPr>
+          <w:rFonts w:ascii="Arial" w:hAnsi="Arial" w:cs="Arial"/>
+          <w:lang w:val="en-US"/>
+        </w:rPr>
+        <w:t xml:space="preserve">  </w:t>
+      </w:r>
+    </w:p>
+    <w:p>
+      <w:pPr>
+        <w:pStyle w:val="Titre4"/>
+        <w:numPr>
+          <w:ilvl w:val="4"/>
+          <w:numId w:val="1"/>
+        </w:numPr>
+        <w:rPr>
+          <w:lang w:val="en-US"/>
+        </w:rPr>
+      </w:pPr>
+      <w:r>
+        <w:rPr>
+          <w:lang w:val="en-US"/>
+        </w:rPr>
+        <w:t>Close Long</w:t>
+      </w:r>
+    </w:p>
+    <w:p>
+      <w:pPr>
+        <w:ind w:left="1440" w:firstLine="288"/>
+        <w:rPr>
+          <w:lang w:val="en-US"/>
+        </w:rPr>
+      </w:pPr>
+      <w:r>
+        <w:rPr>
+          <w:rFonts w:ascii="Arial" w:hAnsi="Arial" w:cs="Arial"/>
+          <w:lang w:val="en-US"/>
+        </w:rPr>
+        <w:t xml:space="preserve">Close Long if </w:t>
+      </w:r>
+      <m:oMath>
+        <m:r>
+          <w:rPr>
+            <w:rFonts w:ascii="Cambria Math" w:hAnsi="Cambria Math" w:cs="Arial"/>
+            <w:lang w:val="en-US"/>
+          </w:rPr>
+          <m:t xml:space="preserve">( </m:t>
+        </m:r>
+        <m:d>
+          <m:dPr>
+            <m:ctrlPr>
+              <w:rPr>
+                <w:rFonts w:ascii="Cambria Math" w:hAnsi="Cambria Math" w:cs="Arial"/>
+                <w:i/>
+                <w:lang w:val="en-US"/>
+              </w:rPr>
+            </m:ctrlPr>
+          </m:dPr>
+          <m:e>
+            <m:r>
+              <w:rPr>
+                <w:rFonts w:ascii="Cambria Math" w:hAnsi="Cambria Math" w:cs="Arial"/>
+                <w:lang w:val="en-US"/>
+              </w:rPr>
+              <m:t>EM</m:t>
+            </m:r>
+            <m:sSub>
+              <m:sSubPr>
+                <m:ctrlPr>
+                  <w:rPr>
+                    <w:rFonts w:ascii="Cambria Math" w:hAnsi="Cambria Math" w:cs="Arial"/>
+                    <w:i/>
+                    <w:lang w:val="en-US"/>
+                  </w:rPr>
+                </m:ctrlPr>
+              </m:sSubPr>
+              <m:e>
+                <m:r>
+                  <w:rPr>
+                    <w:rFonts w:ascii="Cambria Math" w:hAnsi="Cambria Math" w:cs="Arial"/>
+                    <w:lang w:val="en-US"/>
+                  </w:rPr>
+                  <m:t>A</m:t>
+                </m:r>
+              </m:e>
+              <m:sub>
+                <m:r>
+                  <w:rPr>
+                    <w:rFonts w:ascii="Cambria Math" w:hAnsi="Cambria Math" w:cs="Arial"/>
+                    <w:lang w:val="en-US"/>
+                  </w:rPr>
+                  <m:t xml:space="preserve">short </m:t>
+                </m:r>
+              </m:sub>
+            </m:sSub>
+          </m:e>
+        </m:d>
+        <m:r>
+          <w:rPr>
+            <w:rFonts w:ascii="Cambria Math" w:hAnsi="Cambria Math" w:cs="Arial"/>
+            <w:lang w:val="en-US"/>
+          </w:rPr>
+          <m:t>)&lt; EM</m:t>
+        </m:r>
+        <m:sSub>
+          <m:sSubPr>
+            <m:ctrlPr>
+              <w:rPr>
+                <w:rFonts w:ascii="Cambria Math" w:hAnsi="Cambria Math" w:cs="Arial"/>
+                <w:i/>
+                <w:lang w:val="en-US"/>
+              </w:rPr>
+            </m:ctrlPr>
+          </m:sSubPr>
+          <m:e>
+            <m:r>
+              <w:rPr>
+                <w:rFonts w:ascii="Cambria Math" w:hAnsi="Cambria Math" w:cs="Arial"/>
+                <w:lang w:val="en-US"/>
+              </w:rPr>
+              <m:t>A</m:t>
+            </m:r>
+          </m:e>
+          <m:sub>
+            <m:r>
+              <w:rPr>
+                <w:rFonts w:ascii="Cambria Math" w:hAnsi="Cambria Math" w:cs="Arial"/>
+                <w:lang w:val="en-US"/>
+              </w:rPr>
+              <m:t>long</m:t>
+            </m:r>
+          </m:sub>
+        </m:sSub>
+        <m:r>
+          <w:rPr>
+            <w:rFonts w:ascii="Cambria Math" w:hAnsi="Cambria Math" w:cs="Arial"/>
+            <w:lang w:val="en-US"/>
+          </w:rPr>
+          <m:t>)</m:t>
+        </m:r>
+        <m:r>
+          <w:rPr>
+            <w:rFonts w:ascii="Cambria Math" w:hAnsi="Cambria Math" w:cs="Arial"/>
+            <w:lang w:val="en-US"/>
+          </w:rPr>
+          <m:t xml:space="preserve"> </m:t>
+        </m:r>
+        <m:r>
+          <m:rPr>
+            <m:sty m:val="p"/>
+          </m:rPr>
+          <w:rPr>
+            <w:rFonts w:ascii="Cambria Math" w:hAnsi="Cambria Math" w:cs="Arial"/>
+            <w:lang w:val="en-US"/>
+          </w:rPr>
+          <m:t xml:space="preserve">or </m:t>
+        </m:r>
+        <m:sSub>
+          <m:sSubPr>
+            <m:ctrlPr>
+              <w:rPr>
+                <w:rFonts w:ascii="Cambria Math" w:hAnsi="Cambria Math" w:cs="Arial"/>
+                <w:lang w:val="en-US"/>
+              </w:rPr>
+            </m:ctrlPr>
+          </m:sSubPr>
+          <m:e>
+            <m:r>
+              <w:rPr>
+                <w:rFonts w:ascii="Cambria Math" w:hAnsi="Cambria Math" w:cs="Arial"/>
+                <w:lang w:val="en-US"/>
+              </w:rPr>
+              <m:t>P</m:t>
+            </m:r>
+          </m:e>
+          <m:sub>
+            <m:r>
+              <w:rPr>
+                <w:rFonts w:ascii="Cambria Math" w:hAnsi="Cambria Math" w:cs="Arial"/>
+                <w:lang w:val="en-US"/>
+              </w:rPr>
+              <m:t>t</m:t>
+            </m:r>
+          </m:sub>
+        </m:sSub>
+        <m:r>
+          <w:rPr>
+            <w:rFonts w:ascii="Cambria Math" w:hAnsi="Cambria Math" w:cs="Arial"/>
+            <w:lang w:val="en-US"/>
+          </w:rPr>
+          <m:t xml:space="preserve">&gt;TP </m:t>
+        </m:r>
+        <m:r>
+          <m:rPr>
+            <m:sty m:val="p"/>
+          </m:rPr>
+          <w:rPr>
+            <w:rFonts w:ascii="Cambria Math" w:hAnsi="Cambria Math" w:cs="Arial"/>
+            <w:lang w:val="en-US"/>
+          </w:rPr>
+          <m:t xml:space="preserve">or </m:t>
+        </m:r>
+        <m:sSub>
+          <m:sSubPr>
+            <m:ctrlPr>
+              <w:rPr>
+                <w:rFonts w:ascii="Cambria Math" w:hAnsi="Cambria Math" w:cs="Arial"/>
+                <w:lang w:val="en-US"/>
+              </w:rPr>
+            </m:ctrlPr>
+          </m:sSubPr>
+          <m:e>
+            <m:r>
+              <w:rPr>
+                <w:rFonts w:ascii="Cambria Math" w:hAnsi="Cambria Math" w:cs="Arial"/>
+                <w:lang w:val="en-US"/>
+              </w:rPr>
+              <m:t>P</m:t>
+            </m:r>
+          </m:e>
+          <m:sub>
+            <m:r>
+              <w:rPr>
+                <w:rFonts w:ascii="Cambria Math" w:hAnsi="Cambria Math" w:cs="Arial"/>
+                <w:lang w:val="en-US"/>
+              </w:rPr>
+              <m:t>t</m:t>
+            </m:r>
+          </m:sub>
+        </m:sSub>
+        <m:r>
+          <w:rPr>
+            <w:rFonts w:ascii="Cambria Math" w:hAnsi="Cambria Math" w:cs="Arial"/>
+            <w:lang w:val="en-US"/>
+          </w:rPr>
+          <m:t>&lt;SL</m:t>
+        </m:r>
+        <m:r>
+          <w:rPr>
+            <w:rFonts w:ascii="Cambria Math" w:hAnsi="Cambria Math" w:cs="Arial"/>
+            <w:lang w:val="en-US"/>
+          </w:rPr>
+          <m:t xml:space="preserve"> </m:t>
+        </m:r>
+        <m:r>
+          <m:rPr>
+            <m:sty m:val="p"/>
+          </m:rPr>
+          <w:rPr>
+            <w:rFonts w:ascii="Cambria Math" w:hAnsi="Cambria Math" w:cs="Arial"/>
+            <w:lang w:val="en-US"/>
+          </w:rPr>
+          <m:t xml:space="preserve">  </m:t>
+        </m:r>
+        <m:r>
+          <w:rPr>
+            <w:rFonts w:ascii="Cambria Math" w:hAnsi="Cambria Math" w:cs="Arial"/>
+            <w:lang w:val="en-US"/>
+          </w:rPr>
+          <m:t xml:space="preserve"> </m:t>
+        </m:r>
+      </m:oMath>
+      <w:r>
+        <w:rPr>
+          <w:rFonts w:ascii="Arial" w:hAnsi="Arial" w:cs="Arial"/>
+          <w:lang w:val="en-US"/>
+        </w:rPr>
+        <w:t xml:space="preserve">  </w:t>
+      </w:r>
+    </w:p>
+    <w:p>
+      <w:pPr>
+        <w:pStyle w:val="Titre4"/>
+        <w:numPr>
+          <w:ilvl w:val="3"/>
+          <w:numId w:val="1"/>
+        </w:numPr>
+        <w:rPr>
+          <w:lang w:val="en-US"/>
+        </w:rPr>
+      </w:pPr>
+      <w:r>
+        <w:rPr>
+          <w:lang w:val="en-US"/>
+        </w:rPr>
+        <w:t>Short</w:t>
+      </w:r>
+    </w:p>
+    <w:p>
+      <w:pPr>
+        <w:pStyle w:val="Paragraphedeliste"/>
+        <w:numPr>
+          <w:ilvl w:val="4"/>
+          <w:numId w:val="1"/>
+        </w:numPr>
+        <w:rPr>
+          <w:rFonts w:asciiTheme="majorHAnsi" w:eastAsiaTheme="majorEastAsia" w:hAnsiTheme="majorHAnsi" w:cstheme="majorBidi"/>
+          <w:color w:val="70AD47" w:themeColor="accent6"/>
+          <w:sz w:val="22"/>
+          <w:szCs w:val="22"/>
+          <w:lang w:val="en-US"/>
+        </w:rPr>
+      </w:pPr>
+      <w:r>
+        <w:rPr>
+          <w:rFonts w:asciiTheme="majorHAnsi" w:eastAsiaTheme="majorEastAsia" w:hAnsiTheme="majorHAnsi" w:cstheme="majorBidi"/>
+          <w:color w:val="70AD47" w:themeColor="accent6"/>
+          <w:sz w:val="22"/>
+          <w:szCs w:val="22"/>
+          <w:lang w:val="en-US"/>
+        </w:rPr>
+        <w:t>Open Short</w:t>
+      </w:r>
+    </w:p>
+    <w:p>
+      <w:pPr>
+        <w:ind w:left="1800"/>
+        <w:rPr>
+          <w:lang w:val="en-US"/>
+        </w:rPr>
+      </w:pPr>
+      <w:r>
+        <w:rPr>
+          <w:lang w:val="en-US"/>
+        </w:rPr>
+        <w:t>Open Short</w:t>
+      </w:r>
+      <w:r>
+        <w:rPr>
+          <w:rFonts w:ascii="Arial" w:hAnsi="Arial" w:cs="Arial"/>
+          <w:lang w:val="en-US"/>
+        </w:rPr>
+        <w:t xml:space="preserve"> if </w:t>
+      </w:r>
+      <m:oMath>
+        <m:r>
+          <w:rPr>
+            <w:rFonts w:ascii="Cambria Math" w:hAnsi="Cambria Math" w:cs="Arial"/>
+            <w:lang w:val="en-US"/>
+          </w:rPr>
+          <m:t xml:space="preserve">( </m:t>
+        </m:r>
+        <m:d>
+          <m:dPr>
+            <m:ctrlPr>
+              <w:rPr>
+                <w:rFonts w:ascii="Cambria Math" w:hAnsi="Cambria Math" w:cs="Arial"/>
+                <w:i/>
+                <w:lang w:val="en-US"/>
+              </w:rPr>
+            </m:ctrlPr>
+          </m:dPr>
+          <m:e>
+            <m:r>
+              <w:rPr>
+                <w:rFonts w:ascii="Cambria Math" w:hAnsi="Cambria Math" w:cs="Arial"/>
+                <w:lang w:val="en-US"/>
+              </w:rPr>
+              <m:t>EM</m:t>
+            </m:r>
+            <m:sSub>
+              <m:sSubPr>
+                <m:ctrlPr>
+                  <w:rPr>
+                    <w:rFonts w:ascii="Cambria Math" w:hAnsi="Cambria Math" w:cs="Arial"/>
+                    <w:i/>
+                    <w:lang w:val="en-US"/>
+                  </w:rPr>
+                </m:ctrlPr>
+              </m:sSubPr>
+              <m:e>
+                <m:r>
+                  <w:rPr>
+                    <w:rFonts w:ascii="Cambria Math" w:hAnsi="Cambria Math" w:cs="Arial"/>
+                    <w:lang w:val="en-US"/>
+                  </w:rPr>
+                  <m:t>A</m:t>
+                </m:r>
+              </m:e>
+              <m:sub>
+                <m:r>
+                  <w:rPr>
+                    <w:rFonts w:ascii="Cambria Math" w:hAnsi="Cambria Math" w:cs="Arial"/>
+                    <w:lang w:val="en-US"/>
+                  </w:rPr>
+                  <m:t xml:space="preserve">short </m:t>
+                </m:r>
+              </m:sub>
+            </m:sSub>
+          </m:e>
+        </m:d>
+        <m:r>
+          <w:rPr>
+            <w:rFonts w:ascii="Cambria Math" w:hAnsi="Cambria Math" w:cs="Arial"/>
+            <w:lang w:val="en-US"/>
+          </w:rPr>
+          <m:t>)&lt; EM</m:t>
+        </m:r>
+        <m:sSub>
+          <m:sSubPr>
+            <m:ctrlPr>
+              <w:rPr>
+                <w:rFonts w:ascii="Cambria Math" w:hAnsi="Cambria Math" w:cs="Arial"/>
+                <w:i/>
+                <w:lang w:val="en-US"/>
+              </w:rPr>
+            </m:ctrlPr>
+          </m:sSubPr>
+          <m:e>
+            <m:r>
+              <w:rPr>
+                <w:rFonts w:ascii="Cambria Math" w:hAnsi="Cambria Math" w:cs="Arial"/>
+                <w:lang w:val="en-US"/>
+              </w:rPr>
+              <m:t>A</m:t>
+            </m:r>
+          </m:e>
+          <m:sub>
+            <m:r>
+              <w:rPr>
+                <w:rFonts w:ascii="Cambria Math" w:hAnsi="Cambria Math" w:cs="Arial"/>
+                <w:lang w:val="en-US"/>
+              </w:rPr>
+              <m:t>long</m:t>
+            </m:r>
+          </m:sub>
+        </m:sSub>
+        <m:r>
+          <w:rPr>
+            <w:rFonts w:ascii="Cambria Math" w:hAnsi="Cambria Math" w:cs="Arial"/>
+            <w:lang w:val="en-US"/>
+          </w:rPr>
+          <m:t>)</m:t>
+        </m:r>
+      </m:oMath>
+      <w:r>
+        <w:rPr>
+          <w:rFonts w:ascii="Arial" w:hAnsi="Arial" w:cs="Arial"/>
+          <w:lang w:val="en-US"/>
+        </w:rPr>
+        <w:t xml:space="preserve">  </w:t>
+      </w:r>
+    </w:p>
+    <w:p>
+      <w:pPr>
+        <w:pStyle w:val="Paragraphedeliste"/>
+        <w:numPr>
+          <w:ilvl w:val="4"/>
+          <w:numId w:val="1"/>
+        </w:numPr>
+        <w:rPr>
+          <w:lang w:val="en-US"/>
+        </w:rPr>
+      </w:pPr>
+      <w:r>
+        <w:rPr>
+          <w:rFonts w:asciiTheme="majorHAnsi" w:eastAsiaTheme="majorEastAsia" w:hAnsiTheme="majorHAnsi" w:cstheme="majorBidi"/>
+          <w:color w:val="70AD47" w:themeColor="accent6"/>
+          <w:sz w:val="22"/>
+          <w:szCs w:val="22"/>
+          <w:lang w:val="en-US"/>
+        </w:rPr>
+        <w:t>Close Short</w:t>
+      </w:r>
+    </w:p>
+    <w:p>
+      <w:pPr>
+        <w:ind w:left="1800"/>
+        <w:rPr>
+          <w:rFonts w:ascii="Arial" w:hAnsi="Arial" w:cs="Arial"/>
+          <w:lang w:val="en-US"/>
+        </w:rPr>
+      </w:pPr>
+      <w:r>
+        <w:rPr>
+          <w:rFonts w:ascii="Arial" w:hAnsi="Arial" w:cs="Arial"/>
+          <w:lang w:val="en-US"/>
+        </w:rPr>
+        <w:t>Close</w:t>
+      </w:r>
+      <w:r>
+        <w:rPr>
+          <w:rFonts w:ascii="Arial" w:hAnsi="Arial" w:cs="Arial"/>
+          <w:lang w:val="en-US"/>
+        </w:rPr>
+        <w:t xml:space="preserve"> </w:t>
+      </w:r>
+      <w:r>
+        <w:rPr>
+          <w:rFonts w:ascii="Arial" w:hAnsi="Arial" w:cs="Arial"/>
+          <w:lang w:val="en-US"/>
+        </w:rPr>
+        <w:t>Short</w:t>
+      </w:r>
+      <w:r>
+        <w:rPr>
+          <w:rFonts w:ascii="Arial" w:hAnsi="Arial" w:cs="Arial"/>
+          <w:lang w:val="en-US"/>
+        </w:rPr>
+        <w:t xml:space="preserve"> if :</w:t>
+      </w:r>
+      <w:r>
+        <w:rPr>
+          <w:lang w:val="en-US"/>
+        </w:rPr>
+        <w:t xml:space="preserve"> </w:t>
+      </w:r>
+      <m:oMath>
+        <m:d>
+          <m:dPr>
+            <m:ctrlPr>
+              <w:rPr>
+                <w:rFonts w:ascii="Cambria Math" w:hAnsi="Cambria Math" w:cs="Arial"/>
+                <w:i/>
+                <w:lang w:val="en-US"/>
+              </w:rPr>
+            </m:ctrlPr>
+          </m:dPr>
+          <m:e>
+            <m:r>
+              <w:rPr>
+                <w:rFonts w:ascii="Cambria Math" w:hAnsi="Cambria Math" w:cs="Arial"/>
+                <w:lang w:val="en-US"/>
+              </w:rPr>
+              <m:t>EM</m:t>
+            </m:r>
+            <m:sSub>
+              <m:sSubPr>
+                <m:ctrlPr>
+                  <w:rPr>
+                    <w:rFonts w:ascii="Cambria Math" w:hAnsi="Cambria Math" w:cs="Arial"/>
+                    <w:i/>
+                    <w:lang w:val="en-US"/>
+                  </w:rPr>
+                </m:ctrlPr>
+              </m:sSubPr>
+              <m:e>
+                <m:r>
+                  <w:rPr>
+                    <w:rFonts w:ascii="Cambria Math" w:hAnsi="Cambria Math" w:cs="Arial"/>
+                    <w:lang w:val="en-US"/>
+                  </w:rPr>
+                  <m:t>A</m:t>
+                </m:r>
+              </m:e>
+              <m:sub>
+                <m:r>
+                  <w:rPr>
+                    <w:rFonts w:ascii="Cambria Math" w:hAnsi="Cambria Math" w:cs="Arial"/>
+                    <w:lang w:val="en-US"/>
+                  </w:rPr>
+                  <m:t xml:space="preserve">short </m:t>
+                </m:r>
+              </m:sub>
+            </m:sSub>
+            <m:r>
+              <w:rPr>
+                <w:rFonts w:ascii="Cambria Math" w:hAnsi="Cambria Math" w:cs="Arial"/>
+                <w:lang w:val="en-US"/>
+              </w:rPr>
+              <m:t>&gt;</m:t>
+            </m:r>
+            <m:d>
+              <m:dPr>
+                <m:ctrlPr>
+                  <w:rPr>
+                    <w:rFonts w:ascii="Cambria Math" w:hAnsi="Cambria Math" w:cs="Arial"/>
+                    <w:i/>
+                    <w:lang w:val="en-US"/>
+                  </w:rPr>
+                </m:ctrlPr>
+              </m:dPr>
+              <m:e>
+                <m:r>
+                  <w:rPr>
+                    <w:rFonts w:ascii="Cambria Math" w:hAnsi="Cambria Math" w:cs="Arial"/>
+                    <w:lang w:val="en-US"/>
+                  </w:rPr>
+                  <m:t>EM</m:t>
+                </m:r>
+                <m:sSub>
+                  <m:sSubPr>
+                    <m:ctrlPr>
+                      <w:rPr>
+                        <w:rFonts w:ascii="Cambria Math" w:hAnsi="Cambria Math" w:cs="Arial"/>
+                        <w:i/>
+                        <w:lang w:val="en-US"/>
+                      </w:rPr>
+                    </m:ctrlPr>
+                  </m:sSubPr>
+                  <m:e>
+                    <m:r>
+                      <w:rPr>
+                        <w:rFonts w:ascii="Cambria Math" w:hAnsi="Cambria Math" w:cs="Arial"/>
+                        <w:lang w:val="en-US"/>
+                      </w:rPr>
+                      <m:t>A</m:t>
+                    </m:r>
+                  </m:e>
+                  <m:sub>
+                    <m:r>
+                      <w:rPr>
+                        <w:rFonts w:ascii="Cambria Math" w:hAnsi="Cambria Math" w:cs="Arial"/>
+                        <w:lang w:val="en-US"/>
+                      </w:rPr>
+                      <m:t>long</m:t>
+                    </m:r>
+                  </m:sub>
+                </m:sSub>
+              </m:e>
+            </m:d>
+          </m:e>
+        </m:d>
+        <m:r>
+          <w:rPr>
+            <w:rFonts w:ascii="Cambria Math" w:hAnsi="Cambria Math" w:cs="Arial"/>
+            <w:lang w:val="en-US"/>
+          </w:rPr>
+          <m:t xml:space="preserve"> </m:t>
+        </m:r>
+        <m:r>
+          <m:rPr>
+            <m:sty m:val="p"/>
+          </m:rPr>
+          <w:rPr>
+            <w:rFonts w:ascii="Cambria Math" w:hAnsi="Cambria Math" w:cs="Arial"/>
+            <w:lang w:val="en-US"/>
+          </w:rPr>
+          <m:t xml:space="preserve">or </m:t>
+        </m:r>
+        <m:sSub>
+          <m:sSubPr>
+            <m:ctrlPr>
+              <w:rPr>
+                <w:rFonts w:ascii="Cambria Math" w:hAnsi="Cambria Math" w:cs="Arial"/>
+                <w:lang w:val="en-US"/>
+              </w:rPr>
+            </m:ctrlPr>
+          </m:sSubPr>
+          <m:e>
+            <m:r>
+              <w:rPr>
+                <w:rFonts w:ascii="Cambria Math" w:hAnsi="Cambria Math" w:cs="Arial"/>
+                <w:lang w:val="en-US"/>
+              </w:rPr>
+              <m:t>P</m:t>
+            </m:r>
+          </m:e>
+          <m:sub>
+            <m:r>
+              <w:rPr>
+                <w:rFonts w:ascii="Cambria Math" w:hAnsi="Cambria Math" w:cs="Arial"/>
+                <w:lang w:val="en-US"/>
+              </w:rPr>
+              <m:t>t</m:t>
+            </m:r>
+          </m:sub>
+        </m:sSub>
+        <m:r>
+          <w:rPr>
+            <w:rFonts w:ascii="Cambria Math" w:hAnsi="Cambria Math" w:cs="Arial"/>
+            <w:lang w:val="en-US"/>
+          </w:rPr>
+          <m:t>&lt;</m:t>
+        </m:r>
+        <m:r>
+          <w:rPr>
+            <w:rFonts w:ascii="Cambria Math" w:hAnsi="Cambria Math" w:cs="Arial"/>
+            <w:lang w:val="en-US"/>
+          </w:rPr>
+          <m:t xml:space="preserve">TP </m:t>
+        </m:r>
+        <m:r>
+          <m:rPr>
+            <m:sty m:val="p"/>
+          </m:rPr>
+          <w:rPr>
+            <w:rFonts w:ascii="Cambria Math" w:hAnsi="Cambria Math" w:cs="Arial"/>
+            <w:lang w:val="en-US"/>
+          </w:rPr>
+          <m:t xml:space="preserve">or </m:t>
+        </m:r>
+        <m:sSub>
+          <m:sSubPr>
+            <m:ctrlPr>
+              <w:rPr>
+                <w:rFonts w:ascii="Cambria Math" w:hAnsi="Cambria Math" w:cs="Arial"/>
+                <w:lang w:val="en-US"/>
+              </w:rPr>
+            </m:ctrlPr>
+          </m:sSubPr>
+          <m:e>
+            <m:r>
+              <w:rPr>
+                <w:rFonts w:ascii="Cambria Math" w:hAnsi="Cambria Math" w:cs="Arial"/>
+                <w:lang w:val="en-US"/>
+              </w:rPr>
+              <m:t>P</m:t>
+            </m:r>
+          </m:e>
+          <m:sub>
+            <m:r>
+              <w:rPr>
+                <w:rFonts w:ascii="Cambria Math" w:hAnsi="Cambria Math" w:cs="Arial"/>
+                <w:lang w:val="en-US"/>
+              </w:rPr>
+              <m:t>t</m:t>
+            </m:r>
+          </m:sub>
+        </m:sSub>
+        <m:r>
+          <w:rPr>
+            <w:rFonts w:ascii="Cambria Math" w:hAnsi="Cambria Math" w:cs="Arial"/>
+            <w:lang w:val="en-US"/>
+          </w:rPr>
+          <m:t>&gt;</m:t>
+        </m:r>
+        <m:r>
+          <w:rPr>
+            <w:rFonts w:ascii="Cambria Math" w:hAnsi="Cambria Math" w:cs="Arial"/>
+            <w:lang w:val="en-US"/>
+          </w:rPr>
+          <m:t>SL</m:t>
+        </m:r>
+        <m:r>
+          <w:rPr>
+            <w:rFonts w:ascii="Cambria Math" w:hAnsi="Cambria Math" w:cs="Arial"/>
+            <w:lang w:val="en-US"/>
+          </w:rPr>
+          <m:t xml:space="preserve"> </m:t>
+        </m:r>
+      </m:oMath>
+      <w:r>
+        <w:rPr>
+          <w:rFonts w:ascii="Arial" w:hAnsi="Arial" w:cs="Arial"/>
+          <w:lang w:val="en-US"/>
+        </w:rPr>
+        <w:t xml:space="preserve"> </w:t>
+      </w:r>
+    </w:p>
+    <w:p>
+      <w:pPr>
+        <w:pStyle w:val="Titre4"/>
+        <w:numPr>
+          <w:ilvl w:val="3"/>
+          <w:numId w:val="1"/>
+        </w:numPr>
+        <w:rPr>
+          <w:lang w:val="en-US"/>
+        </w:rPr>
+      </w:pPr>
+      <w:r>
+        <w:rPr>
+          <w:lang w:val="en-US"/>
+        </w:rPr>
+        <w:t xml:space="preserve"> Misc</w:t>
+      </w:r>
+    </w:p>
+    <w:p>
+      <w:pPr>
+        <w:ind w:left="1440"/>
+        <w:rPr>
+          <w:rFonts w:ascii="Arial" w:hAnsi="Arial" w:cs="Arial"/>
+          <w:lang w:val="en-US"/>
+        </w:rPr>
+      </w:pPr>
+      <w:r>
+        <w:rPr>
+          <w:rFonts w:ascii="Arial" w:hAnsi="Arial" w:cs="Arial"/>
+          <w:lang w:val="en-US"/>
+        </w:rPr>
+        <w:t xml:space="preserve">Always active on the market as : </w:t>
+      </w:r>
+    </w:p>
+    <w:p>
+      <w:pPr>
+        <w:pStyle w:val="Paragraphedeliste"/>
+        <w:numPr>
+          <w:ilvl w:val="0"/>
+          <w:numId w:val="4"/>
+        </w:numPr>
+        <w:rPr>
+          <w:rFonts w:ascii="Arial" w:hAnsi="Arial" w:cs="Arial"/>
+          <w:lang w:val="en-US"/>
+        </w:rPr>
+      </w:pPr>
+      <w:r>
+        <w:rPr>
+          <w:rFonts w:ascii="Arial" w:hAnsi="Arial" w:cs="Arial"/>
+          <w:lang w:val="en-US"/>
+        </w:rPr>
+        <w:t>Close Long =&gt; Open Short</w:t>
+      </w:r>
+      <w:bookmarkStart w:id="0" w:name="_GoBack"/>
+      <w:bookmarkEnd w:id="0"/>
+    </w:p>
+    <w:p>
+      <w:pPr>
+        <w:pStyle w:val="Paragraphedeliste"/>
+        <w:numPr>
+          <w:ilvl w:val="0"/>
+          <w:numId w:val="4"/>
+        </w:numPr>
+        <w:rPr>
+          <w:rFonts w:ascii="Arial" w:hAnsi="Arial" w:cs="Arial"/>
+          <w:lang w:val="en-US"/>
+        </w:rPr>
+      </w:pPr>
+      <w:r>
+        <w:rPr>
+          <w:rFonts w:ascii="Arial" w:hAnsi="Arial" w:cs="Arial"/>
+          <w:lang w:val="en-US"/>
+        </w:rPr>
+        <w:t>Close Short =&gt; Open Long</w:t>
+      </w:r>
+    </w:p>
+    <w:p>
+      <w:pPr>
+        <w:rPr>
+          <w:lang w:val="en-US"/>
+        </w:rPr>
+      </w:pPr>
+    </w:p>
+    <w:p>
+      <w:pPr>
+        <w:pStyle w:val="Titre2"/>
+        <w:numPr>
+          <w:ilvl w:val="1"/>
+          <w:numId w:val="1"/>
+        </w:numPr>
+        <w:rPr>
+          <w:lang w:val="en-US"/>
+        </w:rPr>
+      </w:pPr>
+      <w:r>
+        <w:rPr>
+          <w:lang w:val="en-US"/>
+        </w:rPr>
+        <w:t>SMA crossover no hysteresis with ATR stoploss, takeprofits</w:t>
+      </w:r>
+    </w:p>
+    <w:p>
+      <w:pPr>
+        <w:pStyle w:val="Titre2"/>
+        <w:numPr>
+          <w:ilvl w:val="1"/>
+          <w:numId w:val="1"/>
+        </w:numPr>
+        <w:rPr>
+          <w:lang w:val="en-US"/>
+        </w:rPr>
+      </w:pPr>
+      <w:r>
+        <w:rPr>
+          <w:lang w:val="en-US"/>
+        </w:rPr>
+        <w:t>EMA crossover no hysteresis with ATR stop loss, no take profits</w:t>
+      </w:r>
+    </w:p>
+    <w:p>
+      <w:pPr>
+        <w:pStyle w:val="Titre2"/>
+        <w:numPr>
+          <w:ilvl w:val="1"/>
+          <w:numId w:val="1"/>
+        </w:numPr>
+        <w:rPr>
+          <w:lang w:val="en-US"/>
+        </w:rPr>
+      </w:pPr>
+      <w:r>
+        <w:rPr>
+          <w:lang w:val="en-US"/>
+        </w:rPr>
+        <w:t xml:space="preserve"> </w:t>
+      </w:r>
       <w:r>
         <w:rPr>
           <w:lang w:val="en-US"/>
@@ -1756,8 +6191,8 @@
           <w:lang w:val="en-US"/>
         </w:rPr>
       </w:pPr>
-      <w:bookmarkStart w:id="0" w:name="_Implementation"/>
-      <w:bookmarkEnd w:id="0"/>
+      <w:bookmarkStart w:id="1" w:name="_Implementation"/>
+      <w:bookmarkEnd w:id="1"/>
       <w:r>
         <w:rPr>
           <w:lang w:val="en-US"/>
@@ -2481,6 +6916,7 @@
         <w:rPr>
           <w:lang w:val="en-US"/>
         </w:rPr>
+        <w:lastRenderedPageBreak/>
         <w:t xml:space="preserve"> Misc</w:t>
       </w:r>
     </w:p>
@@ -2635,7 +7071,6 @@
           <w:noProof/>
           <w:lang w:val="en-US"/>
         </w:rPr>
-        <w:lastRenderedPageBreak/>
         <w:drawing>
           <wp:inline distT="0" distB="0" distL="0" distR="0" wp14:anchorId="497F1911" wp14:editId="49BC3845">
             <wp:extent cx="3493530" cy="2763981"/>
@@ -2654,7 +7089,7 @@
                     </pic:cNvPicPr>
                   </pic:nvPicPr>
                   <pic:blipFill>
-                    <a:blip r:embed="rId11" cstate="print">
+                    <a:blip r:embed="rId12" cstate="print">
                       <a:extLst>
                         <a:ext uri="{28A0092B-C50C-407E-A947-70E740481C1C}">
                           <a14:useLocalDpi xmlns:a14="http://schemas.microsoft.com/office/drawing/2010/main" val="0"/>
@@ -2724,7 +7159,7 @@
           <w:rFonts w:ascii="Arial" w:hAnsi="Arial" w:cs="Arial"/>
           <w:noProof/>
         </w:rPr>
-        <w:t>2</w:t>
+        <w:t>3</w:t>
       </w:r>
       <w:r>
         <w:rPr>
@@ -2770,7 +7205,7 @@
                     <pic:cNvPicPr/>
                   </pic:nvPicPr>
                   <pic:blipFill>
-                    <a:blip r:embed="rId12" cstate="print">
+                    <a:blip r:embed="rId13" cstate="print">
                       <a:extLst>
                         <a:ext uri="{28A0092B-C50C-407E-A947-70E740481C1C}">
                           <a14:useLocalDpi xmlns:a14="http://schemas.microsoft.com/office/drawing/2010/main" val="0"/>
@@ -2835,7 +7270,7 @@
           <w:rFonts w:ascii="Arial" w:hAnsi="Arial" w:cs="Arial"/>
           <w:noProof/>
         </w:rPr>
-        <w:t>3</w:t>
+        <w:t>4</w:t>
       </w:r>
       <w:r>
         <w:rPr>
@@ -2872,6 +7307,7 @@
           <w:noProof/>
           <w:lang w:val="en-US"/>
         </w:rPr>
+        <w:lastRenderedPageBreak/>
         <w:drawing>
           <wp:inline distT="0" distB="0" distL="0" distR="0" wp14:anchorId="362495BB" wp14:editId="2A70901C">
             <wp:extent cx="3919910" cy="2251364"/>
@@ -2888,7 +7324,7 @@
                     <pic:cNvPicPr/>
                   </pic:nvPicPr>
                   <pic:blipFill>
-                    <a:blip r:embed="rId13" cstate="print">
+                    <a:blip r:embed="rId14" cstate="print">
                       <a:extLst>
                         <a:ext uri="{28A0092B-C50C-407E-A947-70E740481C1C}">
                           <a14:useLocalDpi xmlns:a14="http://schemas.microsoft.com/office/drawing/2010/main" val="0"/>
@@ -2953,7 +7389,7 @@
           <w:rFonts w:ascii="Arial" w:hAnsi="Arial" w:cs="Arial"/>
           <w:noProof/>
         </w:rPr>
-        <w:t>4</w:t>
+        <w:t>5</w:t>
       </w:r>
       <w:r>
         <w:rPr>
@@ -2998,7 +7434,6 @@
           <w:noProof/>
           <w:lang w:val="en-US"/>
         </w:rPr>
-        <w:lastRenderedPageBreak/>
         <w:drawing>
           <wp:inline distT="0" distB="0" distL="0" distR="0" wp14:anchorId="76887AD0" wp14:editId="2733F0EE">
             <wp:extent cx="3710482" cy="2238375"/>
@@ -3015,7 +7450,7 @@
                     <pic:cNvPicPr/>
                   </pic:nvPicPr>
                   <pic:blipFill>
-                    <a:blip r:embed="rId14" cstate="print">
+                    <a:blip r:embed="rId15" cstate="print">
                       <a:extLst>
                         <a:ext uri="{28A0092B-C50C-407E-A947-70E740481C1C}">
                           <a14:useLocalDpi xmlns:a14="http://schemas.microsoft.com/office/drawing/2010/main" val="0"/>
@@ -3087,7 +7522,7 @@
           <w:rFonts w:ascii="Arial" w:hAnsi="Arial" w:cs="Arial"/>
           <w:noProof/>
         </w:rPr>
-        <w:t>5</w:t>
+        <w:t>6</w:t>
       </w:r>
       <w:r>
         <w:rPr>
@@ -3140,7 +7575,7 @@
                     <pic:cNvPicPr/>
                   </pic:nvPicPr>
                   <pic:blipFill>
-                    <a:blip r:embed="rId15" cstate="print">
+                    <a:blip r:embed="rId16" cstate="print">
                       <a:extLst>
                         <a:ext uri="{28A0092B-C50C-407E-A947-70E740481C1C}">
                           <a14:useLocalDpi xmlns:a14="http://schemas.microsoft.com/office/drawing/2010/main" val="0"/>
@@ -3206,7 +7641,7 @@
           <w:rFonts w:ascii="Arial" w:hAnsi="Arial" w:cs="Arial"/>
           <w:noProof/>
         </w:rPr>
-        <w:t>6</w:t>
+        <w:t>7</w:t>
       </w:r>
       <w:r>
         <w:rPr>
@@ -3239,6 +7674,7 @@
           <w:rFonts w:ascii="Arial" w:hAnsi="Arial" w:cs="Arial"/>
           <w:lang w:val="en-US"/>
         </w:rPr>
+        <w:lastRenderedPageBreak/>
         <w:t>Returns</w:t>
       </w:r>
     </w:p>
@@ -3315,7 +7751,6 @@
           <w:rFonts w:ascii="Arial" w:hAnsi="Arial" w:cs="Arial"/>
           <w:lang w:val="en-US"/>
         </w:rPr>
-        <w:lastRenderedPageBreak/>
         <w:t>Python returns</w:t>
       </w:r>
     </w:p>
@@ -3367,7 +7802,7 @@
                     <pic:cNvPicPr/>
                   </pic:nvPicPr>
                   <pic:blipFill>
-                    <a:blip r:embed="rId16">
+                    <a:blip r:embed="rId17">
                       <a:extLst>
                         <a:ext uri="{28A0092B-C50C-407E-A947-70E740481C1C}">
                           <a14:useLocalDpi xmlns:a14="http://schemas.microsoft.com/office/drawing/2010/main" val="0"/>
@@ -3431,7 +7866,7 @@
           <w:rFonts w:ascii="Arial" w:hAnsi="Arial" w:cs="Arial"/>
           <w:noProof/>
         </w:rPr>
-        <w:t>7</w:t>
+        <w:t>8</w:t>
       </w:r>
       <w:r>
         <w:rPr>
@@ -3487,6 +7922,7 @@
           <w:rFonts w:ascii="Arial" w:hAnsi="Arial" w:cs="Arial"/>
           <w:lang w:val="en-US"/>
         </w:rPr>
+        <w:lastRenderedPageBreak/>
         <w:t>Python correlations</w:t>
       </w:r>
     </w:p>
@@ -3520,7 +7956,7 @@
                     <pic:cNvPicPr/>
                   </pic:nvPicPr>
                   <pic:blipFill>
-                    <a:blip r:embed="rId17">
+                    <a:blip r:embed="rId18">
                       <a:extLst>
                         <a:ext uri="{28A0092B-C50C-407E-A947-70E740481C1C}">
                           <a14:useLocalDpi xmlns:a14="http://schemas.microsoft.com/office/drawing/2010/main" val="0"/>
@@ -3584,7 +8020,7 @@
           <w:rFonts w:ascii="Arial" w:hAnsi="Arial" w:cs="Arial"/>
           <w:noProof/>
         </w:rPr>
-        <w:t>8</w:t>
+        <w:t>9</w:t>
       </w:r>
       <w:r>
         <w:rPr>
@@ -3636,7 +8072,6 @@
         <w:rPr>
           <w:lang w:val="en-US"/>
         </w:rPr>
-        <w:lastRenderedPageBreak/>
         <w:t>Python SL/TP Histogram</w:t>
       </w:r>
     </w:p>
@@ -3706,7 +8141,7 @@
                     <pic:cNvPicPr/>
                   </pic:nvPicPr>
                   <pic:blipFill>
-                    <a:blip r:embed="rId18">
+                    <a:blip r:embed="rId19">
                       <a:extLst>
                         <a:ext uri="{28A0092B-C50C-407E-A947-70E740481C1C}">
                           <a14:useLocalDpi xmlns:a14="http://schemas.microsoft.com/office/drawing/2010/main" val="0"/>
@@ -3777,7 +8212,7 @@
           <w:rFonts w:ascii="Arial" w:hAnsi="Arial" w:cs="Arial"/>
           <w:noProof/>
         </w:rPr>
-        <w:t>9</w:t>
+        <w:t>10</w:t>
       </w:r>
       <w:r>
         <w:rPr>
@@ -3910,6 +8345,7 @@
           <w:rFonts w:ascii="Arial" w:hAnsi="Arial" w:cs="Arial"/>
           <w:lang w:val="en-US"/>
         </w:rPr>
+        <w:lastRenderedPageBreak/>
         <w:t>Hours/Period</w:t>
       </w:r>
     </w:p>
@@ -4131,7 +8567,7 @@
                     <pic:cNvPicPr/>
                   </pic:nvPicPr>
                   <pic:blipFill>
-                    <a:blip r:embed="rId19">
+                    <a:blip r:embed="rId20">
                       <a:extLst>
                         <a:ext uri="{28A0092B-C50C-407E-A947-70E740481C1C}">
                           <a14:useLocalDpi xmlns:a14="http://schemas.microsoft.com/office/drawing/2010/main" val="0"/>
@@ -4166,14 +8602,27 @@
       <w:r>
         <w:t xml:space="preserve">Figure </w:t>
       </w:r>
-      <w:fldSimple w:instr=" SEQ Figure \* ARABIC ">
-        <w:r>
-          <w:rPr>
-            <w:noProof/>
-          </w:rPr>
-          <w:t>10</w:t>
-        </w:r>
-      </w:fldSimple>
+      <w:r>
+        <w:fldChar w:fldCharType="begin"/>
+      </w:r>
+      <w:r>
+        <w:instrText xml:space="preserve"> SEQ Figure \* ARABIC </w:instrText>
+      </w:r>
+      <w:r>
+        <w:fldChar w:fldCharType="separate"/>
+      </w:r>
+      <w:r>
+        <w:rPr>
+          <w:noProof/>
+        </w:rPr>
+        <w:t>11</w:t>
+      </w:r>
+      <w:r>
+        <w:rPr>
+          <w:noProof/>
+        </w:rPr>
+        <w:fldChar w:fldCharType="end"/>
+      </w:r>
       <w:r>
         <w:t>SMA HYSTERESIS _NOSLTP  H4 RETURNS</w:t>
       </w:r>
@@ -4523,7 +8972,7 @@
                     <pic:cNvPicPr/>
                   </pic:nvPicPr>
                   <pic:blipFill>
-                    <a:blip r:embed="rId20">
+                    <a:blip r:embed="rId21">
                       <a:extLst>
                         <a:ext uri="{28A0092B-C50C-407E-A947-70E740481C1C}">
                           <a14:useLocalDpi xmlns:a14="http://schemas.microsoft.com/office/drawing/2010/main" val="0"/>
@@ -4589,7 +9038,7 @@
           <w:rFonts w:ascii="Arial" w:hAnsi="Arial" w:cs="Arial"/>
           <w:noProof/>
         </w:rPr>
-        <w:t>11</w:t>
+        <w:t>12</w:t>
       </w:r>
       <w:r>
         <w:rPr>
@@ -4709,7 +9158,7 @@
                     <pic:cNvPicPr/>
                   </pic:nvPicPr>
                   <pic:blipFill>
-                    <a:blip r:embed="rId21" cstate="print">
+                    <a:blip r:embed="rId22" cstate="print">
                       <a:extLst>
                         <a:ext uri="{28A0092B-C50C-407E-A947-70E740481C1C}">
                           <a14:useLocalDpi xmlns:a14="http://schemas.microsoft.com/office/drawing/2010/main" val="0"/>
@@ -4897,7 +9346,7 @@
                     <pic:cNvPicPr/>
                   </pic:nvPicPr>
                   <pic:blipFill>
-                    <a:blip r:embed="rId22">
+                    <a:blip r:embed="rId23">
                       <a:extLst>
                         <a:ext uri="{28A0092B-C50C-407E-A947-70E740481C1C}">
                           <a14:useLocalDpi xmlns:a14="http://schemas.microsoft.com/office/drawing/2010/main" val="0"/>
@@ -5115,7 +9564,7 @@
                     <pic:cNvPicPr/>
                   </pic:nvPicPr>
                   <pic:blipFill>
-                    <a:blip r:embed="rId23">
+                    <a:blip r:embed="rId24">
                       <a:extLst>
                         <a:ext uri="{28A0092B-C50C-407E-A947-70E740481C1C}">
                           <a14:useLocalDpi xmlns:a14="http://schemas.microsoft.com/office/drawing/2010/main" val="0"/>
@@ -5151,7 +9600,7 @@
           <w:lang w:val="en-US"/>
         </w:rPr>
       </w:pPr>
-      <w:bookmarkStart w:id="1" w:name="_Ref118323701"/>
+      <w:bookmarkStart w:id="2" w:name="_Ref118323701"/>
       <w:r>
         <w:rPr>
           <w:rFonts w:ascii="Arial" w:hAnsi="Arial" w:cs="Arial"/>
@@ -5189,7 +9638,7 @@
         </w:rPr>
         <w:fldChar w:fldCharType="end"/>
       </w:r>
-      <w:bookmarkEnd w:id="1"/>
+      <w:bookmarkEnd w:id="2"/>
       <w:r>
         <w:rPr>
           <w:rFonts w:ascii="Arial" w:hAnsi="Arial" w:cs="Arial"/>
@@ -5286,6 +9735,7 @@
           <w:noProof/>
           <w:lang w:val="en-US"/>
         </w:rPr>
+        <w:lastRenderedPageBreak/>
         <w:drawing>
           <wp:inline distT="0" distB="0" distL="0" distR="0" wp14:anchorId="7E49818B" wp14:editId="2C49455D">
             <wp:extent cx="5731510" cy="1543050"/>
@@ -5302,7 +9752,7 @@
                     <pic:cNvPicPr/>
                   </pic:nvPicPr>
                   <pic:blipFill>
-                    <a:blip r:embed="rId24">
+                    <a:blip r:embed="rId25">
                       <a:extLst>
                         <a:ext uri="{28A0092B-C50C-407E-A947-70E740481C1C}">
                           <a14:useLocalDpi xmlns:a14="http://schemas.microsoft.com/office/drawing/2010/main" val="0"/>
@@ -5632,7 +10082,6 @@
           <w:noProof/>
           <w:lang w:val="en-US"/>
         </w:rPr>
-        <w:lastRenderedPageBreak/>
         <w:drawing>
           <wp:inline distT="0" distB="0" distL="0" distR="0" wp14:anchorId="6779FA93" wp14:editId="545D2D9B">
             <wp:extent cx="4131310" cy="1921476"/>
@@ -5649,7 +10098,7 @@
                     <pic:cNvPicPr/>
                   </pic:nvPicPr>
                   <pic:blipFill>
-                    <a:blip r:embed="rId25" cstate="print">
+                    <a:blip r:embed="rId26" cstate="print">
                       <a:extLst>
                         <a:ext uri="{28A0092B-C50C-407E-A947-70E740481C1C}">
                           <a14:useLocalDpi xmlns:a14="http://schemas.microsoft.com/office/drawing/2010/main" val="0"/>
@@ -5694,14 +10143,27 @@
         <w:tab/>
         <w:t xml:space="preserve">Figure </w:t>
       </w:r>
-      <w:fldSimple w:instr=" SEQ Figure \* ARABIC ">
-        <w:r>
-          <w:rPr>
-            <w:noProof/>
-          </w:rPr>
-          <w:t>17</w:t>
-        </w:r>
-      </w:fldSimple>
+      <w:r>
+        <w:fldChar w:fldCharType="begin"/>
+      </w:r>
+      <w:r>
+        <w:instrText xml:space="preserve"> SEQ Figure \* ARABIC </w:instrText>
+      </w:r>
+      <w:r>
+        <w:fldChar w:fldCharType="separate"/>
+      </w:r>
+      <w:r>
+        <w:rPr>
+          <w:noProof/>
+        </w:rPr>
+        <w:t>17</w:t>
+      </w:r>
+      <w:r>
+        <w:rPr>
+          <w:noProof/>
+        </w:rPr>
+        <w:fldChar w:fldCharType="end"/>
+      </w:r>
       <w:r>
         <w:t xml:space="preserve">: SMA HYSTERESIS _NOSLTP  </w:t>
       </w:r>
@@ -5767,7 +10229,7 @@
                     <pic:cNvPicPr/>
                   </pic:nvPicPr>
                   <pic:blipFill>
-                    <a:blip r:embed="rId26" cstate="print">
+                    <a:blip r:embed="rId27" cstate="print">
                       <a:extLst>
                         <a:ext uri="{28A0092B-C50C-407E-A947-70E740481C1C}">
                           <a14:useLocalDpi xmlns:a14="http://schemas.microsoft.com/office/drawing/2010/main" val="0"/>
@@ -5813,14 +10275,27 @@
       <w:r>
         <w:t xml:space="preserve">Figure </w:t>
       </w:r>
-      <w:fldSimple w:instr=" SEQ Figure \* ARABIC ">
-        <w:r>
-          <w:rPr>
-            <w:noProof/>
-          </w:rPr>
-          <w:t>18</w:t>
-        </w:r>
-      </w:fldSimple>
+      <w:r>
+        <w:fldChar w:fldCharType="begin"/>
+      </w:r>
+      <w:r>
+        <w:instrText xml:space="preserve"> SEQ Figure \* ARABIC </w:instrText>
+      </w:r>
+      <w:r>
+        <w:fldChar w:fldCharType="separate"/>
+      </w:r>
+      <w:r>
+        <w:rPr>
+          <w:noProof/>
+        </w:rPr>
+        <w:t>18</w:t>
+      </w:r>
+      <w:r>
+        <w:rPr>
+          <w:noProof/>
+        </w:rPr>
+        <w:fldChar w:fldCharType="end"/>
+      </w:r>
       <w:r>
         <w:rPr>
           <w:lang w:val="en-US"/>
@@ -5942,7 +10417,7 @@
                     <pic:cNvPicPr/>
                   </pic:nvPicPr>
                   <pic:blipFill>
-                    <a:blip r:embed="rId27">
+                    <a:blip r:embed="rId28">
                       <a:extLst>
                         <a:ext uri="{28A0092B-C50C-407E-A947-70E740481C1C}">
                           <a14:useLocalDpi xmlns:a14="http://schemas.microsoft.com/office/drawing/2010/main" val="0"/>
@@ -6160,7 +10635,7 @@
                     <pic:cNvPicPr/>
                   </pic:nvPicPr>
                   <pic:blipFill>
-                    <a:blip r:embed="rId28" cstate="print">
+                    <a:blip r:embed="rId29" cstate="print">
                       <a:extLst>
                         <a:ext uri="{28A0092B-C50C-407E-A947-70E740481C1C}">
                           <a14:useLocalDpi xmlns:a14="http://schemas.microsoft.com/office/drawing/2010/main" val="0"/>
@@ -6294,7 +10769,7 @@
                     <pic:cNvPicPr/>
                   </pic:nvPicPr>
                   <pic:blipFill>
-                    <a:blip r:embed="rId29" cstate="print">
+                    <a:blip r:embed="rId30" cstate="print">
                       <a:extLst>
                         <a:ext uri="{28A0092B-C50C-407E-A947-70E740481C1C}">
                           <a14:useLocalDpi xmlns:a14="http://schemas.microsoft.com/office/drawing/2010/main" val="0"/>
@@ -6730,7 +11205,7 @@
                     <pic:cNvPicPr/>
                   </pic:nvPicPr>
                   <pic:blipFill>
-                    <a:blip r:embed="rId30">
+                    <a:blip r:embed="rId31">
                       <a:extLst>
                         <a:ext uri="{28A0092B-C50C-407E-A947-70E740481C1C}">
                           <a14:useLocalDpi xmlns:a14="http://schemas.microsoft.com/office/drawing/2010/main" val="0"/>
@@ -6967,7 +11442,7 @@
                     <pic:cNvPicPr/>
                   </pic:nvPicPr>
                   <pic:blipFill>
-                    <a:blip r:embed="rId31">
+                    <a:blip r:embed="rId32">
                       <a:extLst>
                         <a:ext uri="{28A0092B-C50C-407E-A947-70E740481C1C}">
                           <a14:useLocalDpi xmlns:a14="http://schemas.microsoft.com/office/drawing/2010/main" val="0"/>
@@ -7005,14 +11480,27 @@
       <w:r>
         <w:t xml:space="preserve">Figure </w:t>
       </w:r>
-      <w:fldSimple w:instr=" SEQ Figure \* ARABIC ">
-        <w:r>
-          <w:rPr>
-            <w:noProof/>
-          </w:rPr>
-          <w:t>23</w:t>
-        </w:r>
-      </w:fldSimple>
+      <w:r>
+        <w:fldChar w:fldCharType="begin"/>
+      </w:r>
+      <w:r>
+        <w:instrText xml:space="preserve"> SEQ Figure \* ARABIC </w:instrText>
+      </w:r>
+      <w:r>
+        <w:fldChar w:fldCharType="separate"/>
+      </w:r>
+      <w:r>
+        <w:rPr>
+          <w:noProof/>
+        </w:rPr>
+        <w:t>23</w:t>
+      </w:r>
+      <w:r>
+        <w:rPr>
+          <w:noProof/>
+        </w:rPr>
+        <w:fldChar w:fldCharType="end"/>
+      </w:r>
       <w:r>
         <w:rPr>
           <w:lang w:val="en-US"/>
@@ -7249,7 +11737,7 @@
         </w:rPr>
         <w:t>Because an exponential moving average (EMA) uses an exponentially weighted multiplier to give more weight to recent prices, some believe it is a better indicator of a </w:t>
       </w:r>
-      <w:hyperlink r:id="rId32" w:history="1">
+      <w:hyperlink r:id="rId33" w:history="1">
         <w:r>
           <w:rPr>
             <w:rFonts w:ascii="Arial" w:hAnsi="Arial" w:cs="Arial"/>
@@ -7265,7 +11753,7 @@
         </w:rPr>
         <w:t> compared to a WMA or SMA. Some believe that the EMA is more responsive to changes in </w:t>
       </w:r>
-      <w:hyperlink r:id="rId33" w:history="1">
+      <w:hyperlink r:id="rId34" w:history="1">
         <w:r>
           <w:rPr>
             <w:rFonts w:ascii="Arial" w:hAnsi="Arial" w:cs="Arial"/>
@@ -7281,7 +11769,7 @@
         </w:rPr>
         <w:t>. On the other hand, the more basic smoothing provided by the SMA may render it more effective for finding simple support and resistance areas on a chart. In general, moving averages smooth price data that can otherwise be visually </w:t>
       </w:r>
-      <w:hyperlink r:id="rId34" w:history="1">
+      <w:hyperlink r:id="rId35" w:history="1">
         <w:r>
           <w:rPr>
             <w:rFonts w:ascii="Arial" w:hAnsi="Arial" w:cs="Arial"/>
@@ -7426,7 +11914,6 @@
           <w:lang w:val="en-US"/>
         </w:rPr>
       </w:pPr>
-      <w:bookmarkStart w:id="2" w:name="_GoBack"/>
       <w:r>
         <w:rPr>
           <w:rFonts w:ascii="Arial" w:eastAsiaTheme="majorEastAsia" w:hAnsi="Arial" w:cs="Arial"/>
@@ -7454,7 +11941,7 @@
                     </pic:cNvPicPr>
                   </pic:nvPicPr>
                   <pic:blipFill>
-                    <a:blip r:embed="rId35">
+                    <a:blip r:embed="rId36">
                       <a:extLst>
                         <a:ext uri="{28A0092B-C50C-407E-A947-70E740481C1C}">
                           <a14:useLocalDpi xmlns:a14="http://schemas.microsoft.com/office/drawing/2010/main" val="0"/>
@@ -7485,7 +11972,6 @@
           </wp:inline>
         </w:drawing>
       </w:r>
-      <w:bookmarkEnd w:id="2"/>
     </w:p>
     <w:p>
       <w:pPr>
@@ -7552,7 +12038,7 @@
                     </pic:cNvPicPr>
                   </pic:nvPicPr>
                   <pic:blipFill>
-                    <a:blip r:embed="rId36" cstate="print">
+                    <a:blip r:embed="rId37" cstate="print">
                       <a:extLst>
                         <a:ext uri="{28A0092B-C50C-407E-A947-70E740481C1C}">
                           <a14:useLocalDpi xmlns:a14="http://schemas.microsoft.com/office/drawing/2010/main" val="0"/>
@@ -7748,7 +12234,7 @@
                     </pic:cNvPicPr>
                   </pic:nvPicPr>
                   <pic:blipFill>
-                    <a:blip r:embed="rId37">
+                    <a:blip r:embed="rId38">
                       <a:extLst>
                         <a:ext uri="{28A0092B-C50C-407E-A947-70E740481C1C}">
                           <a14:useLocalDpi xmlns:a14="http://schemas.microsoft.com/office/drawing/2010/main" val="0"/>
@@ -7845,7 +12331,7 @@
                     </pic:cNvPicPr>
                   </pic:nvPicPr>
                   <pic:blipFill>
-                    <a:blip r:embed="rId38" cstate="print">
+                    <a:blip r:embed="rId39" cstate="print">
                       <a:extLst>
                         <a:ext uri="{28A0092B-C50C-407E-A947-70E740481C1C}">
                           <a14:useLocalDpi xmlns:a14="http://schemas.microsoft.com/office/drawing/2010/main" val="0"/>
@@ -8041,7 +12527,7 @@
                     </pic:cNvPicPr>
                   </pic:nvPicPr>
                   <pic:blipFill>
-                    <a:blip r:embed="rId39">
+                    <a:blip r:embed="rId40">
                       <a:extLst>
                         <a:ext uri="{28A0092B-C50C-407E-A947-70E740481C1C}">
                           <a14:useLocalDpi xmlns:a14="http://schemas.microsoft.com/office/drawing/2010/main" val="0"/>
@@ -8137,7 +12623,7 @@
                     </pic:cNvPicPr>
                   </pic:nvPicPr>
                   <pic:blipFill>
-                    <a:blip r:embed="rId40" cstate="print">
+                    <a:blip r:embed="rId41" cstate="print">
                       <a:extLst>
                         <a:ext uri="{28A0092B-C50C-407E-A947-70E740481C1C}">
                           <a14:useLocalDpi xmlns:a14="http://schemas.microsoft.com/office/drawing/2010/main" val="0"/>
@@ -8466,7 +12952,7 @@
                     <pic:cNvPicPr/>
                   </pic:nvPicPr>
                   <pic:blipFill>
-                    <a:blip r:embed="rId27">
+                    <a:blip r:embed="rId28">
                       <a:extLst>
                         <a:ext uri="{28A0092B-C50C-407E-A947-70E740481C1C}">
                           <a14:useLocalDpi xmlns:a14="http://schemas.microsoft.com/office/drawing/2010/main" val="0"/>
@@ -9034,7 +13520,7 @@
                     <pic:cNvPicPr/>
                   </pic:nvPicPr>
                   <pic:blipFill>
-                    <a:blip r:embed="rId41">
+                    <a:blip r:embed="rId42">
                       <a:extLst>
                         <a:ext uri="{28A0092B-C50C-407E-A947-70E740481C1C}">
                           <a14:useLocalDpi xmlns:a14="http://schemas.microsoft.com/office/drawing/2010/main" val="0"/>
@@ -9072,14 +13558,27 @@
       <w:r>
         <w:t xml:space="preserve">Figure </w:t>
       </w:r>
-      <w:fldSimple w:instr=" SEQ Figure \* ARABIC ">
-        <w:r>
-          <w:rPr>
-            <w:noProof/>
-          </w:rPr>
-          <w:t>25</w:t>
-        </w:r>
-      </w:fldSimple>
+      <w:r>
+        <w:fldChar w:fldCharType="begin"/>
+      </w:r>
+      <w:r>
+        <w:instrText xml:space="preserve"> SEQ Figure \* ARABIC </w:instrText>
+      </w:r>
+      <w:r>
+        <w:fldChar w:fldCharType="separate"/>
+      </w:r>
+      <w:r>
+        <w:rPr>
+          <w:noProof/>
+        </w:rPr>
+        <w:t>25</w:t>
+      </w:r>
+      <w:r>
+        <w:rPr>
+          <w:noProof/>
+        </w:rPr>
+        <w:fldChar w:fldCharType="end"/>
+      </w:r>
       <w:r>
         <w:rPr>
           <w:lang w:val="en-US"/>
@@ -9495,7 +13994,7 @@
                     <pic:cNvPicPr/>
                   </pic:nvPicPr>
                   <pic:blipFill>
-                    <a:blip r:embed="rId42"/>
+                    <a:blip r:embed="rId43"/>
                     <a:stretch>
                       <a:fillRect/>
                     </a:stretch>
@@ -9527,14 +14026,27 @@
       <w:r>
         <w:t xml:space="preserve">Figure </w:t>
       </w:r>
-      <w:fldSimple w:instr=" SEQ Figure \* ARABIC ">
-        <w:r>
-          <w:rPr>
-            <w:noProof/>
-          </w:rPr>
-          <w:t>26</w:t>
-        </w:r>
-      </w:fldSimple>
+      <w:r>
+        <w:fldChar w:fldCharType="begin"/>
+      </w:r>
+      <w:r>
+        <w:instrText xml:space="preserve"> SEQ Figure \* ARABIC </w:instrText>
+      </w:r>
+      <w:r>
+        <w:fldChar w:fldCharType="separate"/>
+      </w:r>
+      <w:r>
+        <w:rPr>
+          <w:noProof/>
+        </w:rPr>
+        <w:t>26</w:t>
+      </w:r>
+      <w:r>
+        <w:rPr>
+          <w:noProof/>
+        </w:rPr>
+        <w:fldChar w:fldCharType="end"/>
+      </w:r>
       <w:r>
         <w:rPr>
           <w:lang w:val="en-US"/>
@@ -9563,129 +14075,6 @@
             <wp:extent cx="5731510" cy="2133600"/>
             <wp:effectExtent l="0" t="0" r="2540" b="0"/>
             <wp:docPr id="22" name="Image 22"/>
-            <wp:cNvGraphicFramePr>
-              <a:graphicFrameLocks xmlns:a="http://schemas.openxmlformats.org/drawingml/2006/main" noChangeAspect="1"/>
-            </wp:cNvGraphicFramePr>
-            <a:graphic xmlns:a="http://schemas.openxmlformats.org/drawingml/2006/main">
-              <a:graphicData uri="http://schemas.openxmlformats.org/drawingml/2006/picture">
-                <pic:pic xmlns:pic="http://schemas.openxmlformats.org/drawingml/2006/picture">
-                  <pic:nvPicPr>
-                    <pic:cNvPr id="1" name=""/>
-                    <pic:cNvPicPr/>
-                  </pic:nvPicPr>
-                  <pic:blipFill>
-                    <a:blip r:embed="rId43"/>
-                    <a:stretch>
-                      <a:fillRect/>
-                    </a:stretch>
-                  </pic:blipFill>
-                  <pic:spPr>
-                    <a:xfrm>
-                      <a:off x="0" y="0"/>
-                      <a:ext cx="5731510" cy="2133600"/>
-                    </a:xfrm>
-                    <a:prstGeom prst="rect">
-                      <a:avLst/>
-                    </a:prstGeom>
-                  </pic:spPr>
-                </pic:pic>
-              </a:graphicData>
-            </a:graphic>
-          </wp:inline>
-        </w:drawing>
-      </w:r>
-    </w:p>
-    <w:p>
-      <w:pPr>
-        <w:pStyle w:val="Lgende"/>
-        <w:ind w:left="2160" w:firstLine="720"/>
-        <w:rPr>
-          <w:lang w:val="en-US"/>
-        </w:rPr>
-      </w:pPr>
-      <w:r>
-        <w:t xml:space="preserve">Figure </w:t>
-      </w:r>
-      <w:fldSimple w:instr=" SEQ Figure \* ARABIC ">
-        <w:r>
-          <w:rPr>
-            <w:noProof/>
-          </w:rPr>
-          <w:t>27</w:t>
-        </w:r>
-      </w:fldSimple>
-      <w:r>
-        <w:rPr>
-          <w:lang w:val="en-US"/>
-        </w:rPr>
-        <w:t xml:space="preserve"> how i lose my returns</w:t>
-      </w:r>
-      <w:r>
-        <w:rPr>
-          <w:lang w:val="en-US"/>
-        </w:rPr>
-        <w:t xml:space="preserve"> with severe whispays</w:t>
-      </w:r>
-    </w:p>
-    <w:p>
-      <w:pPr>
-        <w:pStyle w:val="Paragraphedeliste"/>
-        <w:numPr>
-          <w:ilvl w:val="4"/>
-          <w:numId w:val="1"/>
-        </w:numPr>
-        <w:ind w:left="2448"/>
-        <w:rPr>
-          <w:rFonts w:ascii="Arial" w:eastAsiaTheme="majorEastAsia" w:hAnsi="Arial" w:cs="Arial"/>
-          <w:color w:val="70AD47" w:themeColor="accent6"/>
-          <w:sz w:val="22"/>
-          <w:szCs w:val="22"/>
-          <w:lang w:val="en-US"/>
-        </w:rPr>
-      </w:pPr>
-      <w:r>
-        <w:rPr>
-          <w:rFonts w:ascii="Arial" w:eastAsiaTheme="majorEastAsia" w:hAnsi="Arial" w:cs="Arial"/>
-          <w:color w:val="70AD47" w:themeColor="accent6"/>
-          <w:sz w:val="22"/>
-          <w:szCs w:val="22"/>
-          <w:lang w:val="en-US"/>
-        </w:rPr>
-        <w:t>Mql5 returns</w:t>
-      </w:r>
-    </w:p>
-    <w:p>
-      <w:pPr>
-        <w:pStyle w:val="Paragraphedeliste"/>
-        <w:ind w:left="2448"/>
-        <w:rPr>
-          <w:rFonts w:ascii="Arial" w:eastAsiaTheme="majorEastAsia" w:hAnsi="Arial" w:cs="Arial"/>
-          <w:color w:val="70AD47" w:themeColor="accent6"/>
-          <w:sz w:val="22"/>
-          <w:szCs w:val="22"/>
-          <w:lang w:val="en-US"/>
-        </w:rPr>
-      </w:pPr>
-    </w:p>
-    <w:p>
-      <w:pPr>
-        <w:pStyle w:val="Paragraphedeliste"/>
-        <w:keepNext/>
-      </w:pPr>
-      <w:r>
-        <w:rPr>
-          <w:rFonts w:ascii="Arial" w:eastAsiaTheme="majorEastAsia" w:hAnsi="Arial" w:cs="Arial"/>
-          <w:noProof/>
-          <w:color w:val="70AD47" w:themeColor="accent6"/>
-          <w:sz w:val="22"/>
-          <w:szCs w:val="22"/>
-          <w:lang w:val="en-US"/>
-        </w:rPr>
-        <w:drawing>
-          <wp:inline distT="0" distB="0" distL="0" distR="0" wp14:anchorId="20C93A8A" wp14:editId="626BB06F">
-            <wp:extent cx="5731510" cy="1399540"/>
-            <wp:effectExtent l="0" t="0" r="2540" b="0"/>
-            <wp:docPr id="10" name="Image 10"/>
             <wp:cNvGraphicFramePr>
               <a:graphicFrameLocks xmlns:a="http://schemas.openxmlformats.org/drawingml/2006/main" noChangeAspect="1"/>
             </wp:cNvGraphicFramePr>
@@ -9705,6 +14094,142 @@
                   <pic:spPr>
                     <a:xfrm>
                       <a:off x="0" y="0"/>
+                      <a:ext cx="5731510" cy="2133600"/>
+                    </a:xfrm>
+                    <a:prstGeom prst="rect">
+                      <a:avLst/>
+                    </a:prstGeom>
+                  </pic:spPr>
+                </pic:pic>
+              </a:graphicData>
+            </a:graphic>
+          </wp:inline>
+        </w:drawing>
+      </w:r>
+    </w:p>
+    <w:p>
+      <w:pPr>
+        <w:pStyle w:val="Lgende"/>
+        <w:ind w:left="2160" w:firstLine="720"/>
+        <w:rPr>
+          <w:lang w:val="en-US"/>
+        </w:rPr>
+      </w:pPr>
+      <w:r>
+        <w:t xml:space="preserve">Figure </w:t>
+      </w:r>
+      <w:r>
+        <w:fldChar w:fldCharType="begin"/>
+      </w:r>
+      <w:r>
+        <w:instrText xml:space="preserve"> SEQ Figure \* ARABIC </w:instrText>
+      </w:r>
+      <w:r>
+        <w:fldChar w:fldCharType="separate"/>
+      </w:r>
+      <w:r>
+        <w:rPr>
+          <w:noProof/>
+        </w:rPr>
+        <w:t>27</w:t>
+      </w:r>
+      <w:r>
+        <w:rPr>
+          <w:noProof/>
+        </w:rPr>
+        <w:fldChar w:fldCharType="end"/>
+      </w:r>
+      <w:r>
+        <w:rPr>
+          <w:lang w:val="en-US"/>
+        </w:rPr>
+        <w:t xml:space="preserve"> how i lose my returns</w:t>
+      </w:r>
+      <w:r>
+        <w:rPr>
+          <w:lang w:val="en-US"/>
+        </w:rPr>
+        <w:t xml:space="preserve"> with severe whispays</w:t>
+      </w:r>
+    </w:p>
+    <w:p>
+      <w:pPr>
+        <w:pStyle w:val="Paragraphedeliste"/>
+        <w:numPr>
+          <w:ilvl w:val="4"/>
+          <w:numId w:val="1"/>
+        </w:numPr>
+        <w:ind w:left="2448"/>
+        <w:rPr>
+          <w:rFonts w:ascii="Arial" w:eastAsiaTheme="majorEastAsia" w:hAnsi="Arial" w:cs="Arial"/>
+          <w:color w:val="70AD47" w:themeColor="accent6"/>
+          <w:sz w:val="22"/>
+          <w:szCs w:val="22"/>
+          <w:lang w:val="en-US"/>
+        </w:rPr>
+      </w:pPr>
+      <w:r>
+        <w:rPr>
+          <w:rFonts w:ascii="Arial" w:eastAsiaTheme="majorEastAsia" w:hAnsi="Arial" w:cs="Arial"/>
+          <w:color w:val="70AD47" w:themeColor="accent6"/>
+          <w:sz w:val="22"/>
+          <w:szCs w:val="22"/>
+          <w:lang w:val="en-US"/>
+        </w:rPr>
+        <w:t>Mql5 returns</w:t>
+      </w:r>
+    </w:p>
+    <w:p>
+      <w:pPr>
+        <w:pStyle w:val="Paragraphedeliste"/>
+        <w:ind w:left="2448"/>
+        <w:rPr>
+          <w:rFonts w:ascii="Arial" w:eastAsiaTheme="majorEastAsia" w:hAnsi="Arial" w:cs="Arial"/>
+          <w:color w:val="70AD47" w:themeColor="accent6"/>
+          <w:sz w:val="22"/>
+          <w:szCs w:val="22"/>
+          <w:lang w:val="en-US"/>
+        </w:rPr>
+      </w:pPr>
+    </w:p>
+    <w:p>
+      <w:pPr>
+        <w:pStyle w:val="Paragraphedeliste"/>
+        <w:keepNext/>
+      </w:pPr>
+      <w:r>
+        <w:rPr>
+          <w:rFonts w:ascii="Arial" w:eastAsiaTheme="majorEastAsia" w:hAnsi="Arial" w:cs="Arial"/>
+          <w:noProof/>
+          <w:color w:val="70AD47" w:themeColor="accent6"/>
+          <w:sz w:val="22"/>
+          <w:szCs w:val="22"/>
+          <w:lang w:val="en-US"/>
+        </w:rPr>
+        <w:drawing>
+          <wp:inline distT="0" distB="0" distL="0" distR="0" wp14:anchorId="20C93A8A" wp14:editId="626BB06F">
+            <wp:extent cx="5731510" cy="1399540"/>
+            <wp:effectExtent l="0" t="0" r="2540" b="0"/>
+            <wp:docPr id="10" name="Image 10"/>
+            <wp:cNvGraphicFramePr>
+              <a:graphicFrameLocks xmlns:a="http://schemas.openxmlformats.org/drawingml/2006/main" noChangeAspect="1"/>
+            </wp:cNvGraphicFramePr>
+            <a:graphic xmlns:a="http://schemas.openxmlformats.org/drawingml/2006/main">
+              <a:graphicData uri="http://schemas.openxmlformats.org/drawingml/2006/picture">
+                <pic:pic xmlns:pic="http://schemas.openxmlformats.org/drawingml/2006/picture">
+                  <pic:nvPicPr>
+                    <pic:cNvPr id="1" name=""/>
+                    <pic:cNvPicPr/>
+                  </pic:nvPicPr>
+                  <pic:blipFill>
+                    <a:blip r:embed="rId45"/>
+                    <a:stretch>
+                      <a:fillRect/>
+                    </a:stretch>
+                  </pic:blipFill>
+                  <pic:spPr>
+                    <a:xfrm>
+                      <a:off x="0" y="0"/>
                       <a:ext cx="5731510" cy="1399540"/>
                     </a:xfrm>
                     <a:prstGeom prst="rect">
@@ -9733,14 +14258,27 @@
       <w:r>
         <w:t xml:space="preserve">Figure </w:t>
       </w:r>
-      <w:fldSimple w:instr=" SEQ Figure \* ARABIC ">
-        <w:r>
-          <w:rPr>
-            <w:noProof/>
-          </w:rPr>
-          <w:t>28</w:t>
-        </w:r>
-      </w:fldSimple>
+      <w:r>
+        <w:fldChar w:fldCharType="begin"/>
+      </w:r>
+      <w:r>
+        <w:instrText xml:space="preserve"> SEQ Figure \* ARABIC </w:instrText>
+      </w:r>
+      <w:r>
+        <w:fldChar w:fldCharType="separate"/>
+      </w:r>
+      <w:r>
+        <w:rPr>
+          <w:noProof/>
+        </w:rPr>
+        <w:t>28</w:t>
+      </w:r>
+      <w:r>
+        <w:rPr>
+          <w:noProof/>
+        </w:rPr>
+        <w:fldChar w:fldCharType="end"/>
+      </w:r>
       <w:r>
         <w:rPr>
           <w:lang w:val="en-US"/>
@@ -9883,7 +14421,7 @@
                     </pic:cNvPicPr>
                   </pic:nvPicPr>
                   <pic:blipFill>
-                    <a:blip r:embed="rId45">
+                    <a:blip r:embed="rId46">
                       <a:extLst>
                         <a:ext uri="{28A0092B-C50C-407E-A947-70E740481C1C}">
                           <a14:useLocalDpi xmlns:a14="http://schemas.microsoft.com/office/drawing/2010/main" val="0"/>
@@ -9930,14 +14468,27 @@
       <w:r>
         <w:t xml:space="preserve">Figure </w:t>
       </w:r>
-      <w:fldSimple w:instr=" SEQ Figure \* ARABIC ">
-        <w:r>
-          <w:rPr>
-            <w:noProof/>
-          </w:rPr>
-          <w:t>29</w:t>
-        </w:r>
-      </w:fldSimple>
+      <w:r>
+        <w:fldChar w:fldCharType="begin"/>
+      </w:r>
+      <w:r>
+        <w:instrText xml:space="preserve"> SEQ Figure \* ARABIC </w:instrText>
+      </w:r>
+      <w:r>
+        <w:fldChar w:fldCharType="separate"/>
+      </w:r>
+      <w:r>
+        <w:rPr>
+          <w:noProof/>
+        </w:rPr>
+        <w:t>29</w:t>
+      </w:r>
+      <w:r>
+        <w:rPr>
+          <w:noProof/>
+        </w:rPr>
+        <w:fldChar w:fldCharType="end"/>
+      </w:r>
       <w:r>
         <w:rPr>
           <w:lang w:val="en-US"/>
@@ -10026,7 +14577,7 @@
                     </pic:cNvPicPr>
                   </pic:nvPicPr>
                   <pic:blipFill>
-                    <a:blip r:embed="rId46" cstate="print">
+                    <a:blip r:embed="rId47" cstate="print">
                       <a:extLst>
                         <a:ext uri="{28A0092B-C50C-407E-A947-70E740481C1C}">
                           <a14:useLocalDpi xmlns:a14="http://schemas.microsoft.com/office/drawing/2010/main" val="0"/>
@@ -10073,14 +14624,27 @@
       <w:r>
         <w:t xml:space="preserve">Figure </w:t>
       </w:r>
-      <w:fldSimple w:instr=" SEQ Figure \* ARABIC ">
-        <w:r>
-          <w:rPr>
-            <w:noProof/>
-          </w:rPr>
-          <w:t>30</w:t>
-        </w:r>
-      </w:fldSimple>
+      <w:r>
+        <w:fldChar w:fldCharType="begin"/>
+      </w:r>
+      <w:r>
+        <w:instrText xml:space="preserve"> SEQ Figure \* ARABIC </w:instrText>
+      </w:r>
+      <w:r>
+        <w:fldChar w:fldCharType="separate"/>
+      </w:r>
+      <w:r>
+        <w:rPr>
+          <w:noProof/>
+        </w:rPr>
+        <w:t>30</w:t>
+      </w:r>
+      <w:r>
+        <w:rPr>
+          <w:noProof/>
+        </w:rPr>
+        <w:fldChar w:fldCharType="end"/>
+      </w:r>
       <w:r>
         <w:t>H1 60% REJECT WITH PREVIOUS YE</w:t>
       </w:r>
@@ -10180,7 +14744,7 @@
                     </pic:cNvPicPr>
                   </pic:nvPicPr>
                   <pic:blipFill>
-                    <a:blip r:embed="rId47">
+                    <a:blip r:embed="rId48">
                       <a:extLst>
                         <a:ext uri="{28A0092B-C50C-407E-A947-70E740481C1C}">
                           <a14:useLocalDpi xmlns:a14="http://schemas.microsoft.com/office/drawing/2010/main" val="0"/>
@@ -10227,14 +14791,27 @@
         <w:tab/>
         <w:t xml:space="preserve">Figure </w:t>
       </w:r>
-      <w:fldSimple w:instr=" SEQ Figure \* ARABIC ">
-        <w:r>
-          <w:rPr>
-            <w:noProof/>
-          </w:rPr>
-          <w:t>31</w:t>
-        </w:r>
-      </w:fldSimple>
+      <w:r>
+        <w:fldChar w:fldCharType="begin"/>
+      </w:r>
+      <w:r>
+        <w:instrText xml:space="preserve"> SEQ Figure \* ARABIC </w:instrText>
+      </w:r>
+      <w:r>
+        <w:fldChar w:fldCharType="separate"/>
+      </w:r>
+      <w:r>
+        <w:rPr>
+          <w:noProof/>
+        </w:rPr>
+        <w:t>31</w:t>
+      </w:r>
+      <w:r>
+        <w:rPr>
+          <w:noProof/>
+        </w:rPr>
+        <w:fldChar w:fldCharType="end"/>
+      </w:r>
       <w:bookmarkEnd w:id="3"/>
       <w:r>
         <w:rPr>
@@ -10465,7 +15042,7 @@
                     <pic:cNvPicPr/>
                   </pic:nvPicPr>
                   <pic:blipFill>
-                    <a:blip r:embed="rId48"/>
+                    <a:blip r:embed="rId49"/>
                     <a:stretch>
                       <a:fillRect/>
                     </a:stretch>
@@ -10501,14 +15078,27 @@
       <w:r>
         <w:t xml:space="preserve">Figure </w:t>
       </w:r>
-      <w:fldSimple w:instr=" SEQ Figure \* ARABIC ">
-        <w:r>
-          <w:rPr>
-            <w:noProof/>
-          </w:rPr>
-          <w:t>32</w:t>
-        </w:r>
-      </w:fldSimple>
+      <w:r>
+        <w:fldChar w:fldCharType="begin"/>
+      </w:r>
+      <w:r>
+        <w:instrText xml:space="preserve"> SEQ Figure \* ARABIC </w:instrText>
+      </w:r>
+      <w:r>
+        <w:fldChar w:fldCharType="separate"/>
+      </w:r>
+      <w:r>
+        <w:rPr>
+          <w:noProof/>
+        </w:rPr>
+        <w:t>32</w:t>
+      </w:r>
+      <w:r>
+        <w:rPr>
+          <w:noProof/>
+        </w:rPr>
+        <w:fldChar w:fldCharType="end"/>
+      </w:r>
       <w:r>
         <w:t>MQL5 RETURNS : H</w:t>
       </w:r>
@@ -10947,7 +15537,7 @@
                     </pic:cNvPicPr>
                   </pic:nvPicPr>
                   <pic:blipFill>
-                    <a:blip r:embed="rId49">
+                    <a:blip r:embed="rId50">
                       <a:extLst>
                         <a:ext uri="{28A0092B-C50C-407E-A947-70E740481C1C}">
                           <a14:useLocalDpi xmlns:a14="http://schemas.microsoft.com/office/drawing/2010/main" val="0"/>
@@ -10994,14 +15584,27 @@
       <w:r>
         <w:t xml:space="preserve">Figure </w:t>
       </w:r>
-      <w:fldSimple w:instr=" SEQ Figure \* ARABIC ">
-        <w:r>
-          <w:rPr>
-            <w:noProof/>
-          </w:rPr>
-          <w:t>33</w:t>
-        </w:r>
-      </w:fldSimple>
+      <w:r>
+        <w:fldChar w:fldCharType="begin"/>
+      </w:r>
+      <w:r>
+        <w:instrText xml:space="preserve"> SEQ Figure \* ARABIC </w:instrText>
+      </w:r>
+      <w:r>
+        <w:fldChar w:fldCharType="separate"/>
+      </w:r>
+      <w:r>
+        <w:rPr>
+          <w:noProof/>
+        </w:rPr>
+        <w:t>33</w:t>
+      </w:r>
+      <w:r>
+        <w:rPr>
+          <w:noProof/>
+        </w:rPr>
+        <w:fldChar w:fldCharType="end"/>
+      </w:r>
       <w:r>
         <w:t xml:space="preserve">MQL5 </w:t>
       </w:r>
@@ -11076,7 +15679,7 @@
                     </pic:cNvPicPr>
                   </pic:nvPicPr>
                   <pic:blipFill>
-                    <a:blip r:embed="rId50" cstate="print">
+                    <a:blip r:embed="rId51" cstate="print">
                       <a:extLst>
                         <a:ext uri="{28A0092B-C50C-407E-A947-70E740481C1C}">
                           <a14:useLocalDpi xmlns:a14="http://schemas.microsoft.com/office/drawing/2010/main" val="0"/>
@@ -11123,14 +15726,27 @@
       <w:r>
         <w:t xml:space="preserve">Figure </w:t>
       </w:r>
-      <w:fldSimple w:instr=" SEQ Figure \* ARABIC ">
-        <w:r>
-          <w:rPr>
-            <w:noProof/>
-          </w:rPr>
-          <w:t>34</w:t>
-        </w:r>
-      </w:fldSimple>
+      <w:r>
+        <w:fldChar w:fldCharType="begin"/>
+      </w:r>
+      <w:r>
+        <w:instrText xml:space="preserve"> SEQ Figure \* ARABIC </w:instrText>
+      </w:r>
+      <w:r>
+        <w:fldChar w:fldCharType="separate"/>
+      </w:r>
+      <w:r>
+        <w:rPr>
+          <w:noProof/>
+        </w:rPr>
+        <w:t>34</w:t>
+      </w:r>
+      <w:r>
+        <w:rPr>
+          <w:noProof/>
+        </w:rPr>
+        <w:fldChar w:fldCharType="end"/>
+      </w:r>
       <w:r>
         <w:t xml:space="preserve"> H4 60% REJECT WITH PREVIOUS YEAR</w:t>
       </w:r>
@@ -11228,7 +15844,7 @@
                     </pic:cNvPicPr>
                   </pic:nvPicPr>
                   <pic:blipFill>
-                    <a:blip r:embed="rId51">
+                    <a:blip r:embed="rId52">
                       <a:extLst>
                         <a:ext uri="{28A0092B-C50C-407E-A947-70E740481C1C}">
                           <a14:useLocalDpi xmlns:a14="http://schemas.microsoft.com/office/drawing/2010/main" val="0"/>
@@ -11278,14 +15894,27 @@
         <w:tab/>
         <w:t xml:space="preserve">Figure </w:t>
       </w:r>
-      <w:fldSimple w:instr=" SEQ Figure \* ARABIC ">
-        <w:r>
-          <w:rPr>
-            <w:noProof/>
-          </w:rPr>
-          <w:t>35</w:t>
-        </w:r>
-      </w:fldSimple>
+      <w:r>
+        <w:fldChar w:fldCharType="begin"/>
+      </w:r>
+      <w:r>
+        <w:instrText xml:space="preserve"> SEQ Figure \* ARABIC </w:instrText>
+      </w:r>
+      <w:r>
+        <w:fldChar w:fldCharType="separate"/>
+      </w:r>
+      <w:r>
+        <w:rPr>
+          <w:noProof/>
+        </w:rPr>
+        <w:t>35</w:t>
+      </w:r>
+      <w:r>
+        <w:rPr>
+          <w:noProof/>
+        </w:rPr>
+        <w:fldChar w:fldCharType="end"/>
+      </w:r>
       <w:r>
         <w:rPr>
           <w:lang w:val="en-US"/>
@@ -11387,105 +16016,6 @@
             <wp:extent cx="4808637" cy="2484335"/>
             <wp:effectExtent l="0" t="0" r="0" b="0"/>
             <wp:docPr id="29" name="Image 29"/>
-            <wp:cNvGraphicFramePr>
-              <a:graphicFrameLocks xmlns:a="http://schemas.openxmlformats.org/drawingml/2006/main" noChangeAspect="1"/>
-            </wp:cNvGraphicFramePr>
-            <a:graphic xmlns:a="http://schemas.openxmlformats.org/drawingml/2006/main">
-              <a:graphicData uri="http://schemas.openxmlformats.org/drawingml/2006/picture">
-                <pic:pic xmlns:pic="http://schemas.openxmlformats.org/drawingml/2006/picture">
-                  <pic:nvPicPr>
-                    <pic:cNvPr id="1" name=""/>
-                    <pic:cNvPicPr/>
-                  </pic:nvPicPr>
-                  <pic:blipFill>
-                    <a:blip r:embed="rId52"/>
-                    <a:stretch>
-                      <a:fillRect/>
-                    </a:stretch>
-                  </pic:blipFill>
-                  <pic:spPr>
-                    <a:xfrm>
-                      <a:off x="0" y="0"/>
-                      <a:ext cx="4808637" cy="2484335"/>
-                    </a:xfrm>
-                    <a:prstGeom prst="rect">
-                      <a:avLst/>
-                    </a:prstGeom>
-                  </pic:spPr>
-                </pic:pic>
-              </a:graphicData>
-            </a:graphic>
-          </wp:inline>
-        </w:drawing>
-      </w:r>
-    </w:p>
-    <w:p>
-      <w:pPr>
-        <w:pStyle w:val="Lgende"/>
-        <w:ind w:left="2880" w:firstLine="720"/>
-        <w:rPr>
-          <w:lang w:val="en-US"/>
-        </w:rPr>
-      </w:pPr>
-      <w:r>
-        <w:t xml:space="preserve">Figure </w:t>
-      </w:r>
-      <w:fldSimple w:instr=" SEQ Figure \* ARABIC ">
-        <w:r>
-          <w:rPr>
-            <w:noProof/>
-          </w:rPr>
-          <w:t>36</w:t>
-        </w:r>
-      </w:fldSimple>
-      <w:r>
-        <w:rPr>
-          <w:lang w:val="fr-BE"/>
-        </w:rPr>
-        <w:t xml:space="preserve"> Unforgivable Loss</w:t>
-      </w:r>
-    </w:p>
-    <w:p>
-      <w:pPr>
-        <w:pStyle w:val="Titre4"/>
-        <w:numPr>
-          <w:ilvl w:val="4"/>
-          <w:numId w:val="1"/>
-        </w:numPr>
-        <w:rPr>
-          <w:rFonts w:ascii="Arial" w:hAnsi="Arial" w:cs="Arial"/>
-          <w:lang w:val="en-US"/>
-        </w:rPr>
-      </w:pPr>
-      <w:r>
-        <w:rPr>
-          <w:rFonts w:ascii="Arial" w:hAnsi="Arial" w:cs="Arial"/>
-          <w:lang w:val="en-US"/>
-        </w:rPr>
-        <w:t xml:space="preserve">MQL5 </w:t>
-      </w:r>
-      <w:r>
-        <w:rPr>
-          <w:rFonts w:ascii="Arial" w:hAnsi="Arial" w:cs="Arial"/>
-          <w:lang w:val="en-US"/>
-        </w:rPr>
-        <w:t>Returns</w:t>
-      </w:r>
-    </w:p>
-    <w:p>
-      <w:pPr>
-        <w:keepNext/>
-      </w:pPr>
-      <w:r>
-        <w:rPr>
-          <w:noProof/>
-          <w:lang w:val="en-US"/>
-        </w:rPr>
-        <w:drawing>
-          <wp:inline distT="0" distB="0" distL="0" distR="0" wp14:anchorId="2C7B3B03" wp14:editId="02018638">
-            <wp:extent cx="5731510" cy="835660"/>
-            <wp:effectExtent l="0" t="0" r="2540" b="2540"/>
-            <wp:docPr id="30" name="Image 30"/>
             <wp:cNvGraphicFramePr>
               <a:graphicFrameLocks xmlns:a="http://schemas.openxmlformats.org/drawingml/2006/main" noChangeAspect="1"/>
             </wp:cNvGraphicFramePr>
@@ -11505,6 +16035,118 @@
                   <pic:spPr>
                     <a:xfrm>
                       <a:off x="0" y="0"/>
+                      <a:ext cx="4808637" cy="2484335"/>
+                    </a:xfrm>
+                    <a:prstGeom prst="rect">
+                      <a:avLst/>
+                    </a:prstGeom>
+                  </pic:spPr>
+                </pic:pic>
+              </a:graphicData>
+            </a:graphic>
+          </wp:inline>
+        </w:drawing>
+      </w:r>
+    </w:p>
+    <w:p>
+      <w:pPr>
+        <w:pStyle w:val="Lgende"/>
+        <w:ind w:left="2880" w:firstLine="720"/>
+        <w:rPr>
+          <w:lang w:val="en-US"/>
+        </w:rPr>
+      </w:pPr>
+      <w:r>
+        <w:t xml:space="preserve">Figure </w:t>
+      </w:r>
+      <w:r>
+        <w:fldChar w:fldCharType="begin"/>
+      </w:r>
+      <w:r>
+        <w:instrText xml:space="preserve"> SEQ Figure \* ARABIC </w:instrText>
+      </w:r>
+      <w:r>
+        <w:fldChar w:fldCharType="separate"/>
+      </w:r>
+      <w:r>
+        <w:rPr>
+          <w:noProof/>
+        </w:rPr>
+        <w:t>36</w:t>
+      </w:r>
+      <w:r>
+        <w:rPr>
+          <w:noProof/>
+        </w:rPr>
+        <w:fldChar w:fldCharType="end"/>
+      </w:r>
+      <w:r>
+        <w:rPr>
+          <w:lang w:val="fr-BE"/>
+        </w:rPr>
+        <w:t xml:space="preserve"> Unforgivable Loss</w:t>
+      </w:r>
+    </w:p>
+    <w:p>
+      <w:pPr>
+        <w:pStyle w:val="Titre4"/>
+        <w:numPr>
+          <w:ilvl w:val="4"/>
+          <w:numId w:val="1"/>
+        </w:numPr>
+        <w:rPr>
+          <w:rFonts w:ascii="Arial" w:hAnsi="Arial" w:cs="Arial"/>
+          <w:lang w:val="en-US"/>
+        </w:rPr>
+      </w:pPr>
+      <w:r>
+        <w:rPr>
+          <w:rFonts w:ascii="Arial" w:hAnsi="Arial" w:cs="Arial"/>
+          <w:lang w:val="en-US"/>
+        </w:rPr>
+        <w:t xml:space="preserve">MQL5 </w:t>
+      </w:r>
+      <w:r>
+        <w:rPr>
+          <w:rFonts w:ascii="Arial" w:hAnsi="Arial" w:cs="Arial"/>
+          <w:lang w:val="en-US"/>
+        </w:rPr>
+        <w:t>Returns</w:t>
+      </w:r>
+    </w:p>
+    <w:p>
+      <w:pPr>
+        <w:keepNext/>
+      </w:pPr>
+      <w:r>
+        <w:rPr>
+          <w:noProof/>
+          <w:lang w:val="en-US"/>
+        </w:rPr>
+        <w:drawing>
+          <wp:inline distT="0" distB="0" distL="0" distR="0" wp14:anchorId="2C7B3B03" wp14:editId="02018638">
+            <wp:extent cx="5731510" cy="835660"/>
+            <wp:effectExtent l="0" t="0" r="2540" b="2540"/>
+            <wp:docPr id="30" name="Image 30"/>
+            <wp:cNvGraphicFramePr>
+              <a:graphicFrameLocks xmlns:a="http://schemas.openxmlformats.org/drawingml/2006/main" noChangeAspect="1"/>
+            </wp:cNvGraphicFramePr>
+            <a:graphic xmlns:a="http://schemas.openxmlformats.org/drawingml/2006/main">
+              <a:graphicData uri="http://schemas.openxmlformats.org/drawingml/2006/picture">
+                <pic:pic xmlns:pic="http://schemas.openxmlformats.org/drawingml/2006/picture">
+                  <pic:nvPicPr>
+                    <pic:cNvPr id="1" name=""/>
+                    <pic:cNvPicPr/>
+                  </pic:nvPicPr>
+                  <pic:blipFill>
+                    <a:blip r:embed="rId54"/>
+                    <a:stretch>
+                      <a:fillRect/>
+                    </a:stretch>
+                  </pic:blipFill>
+                  <pic:spPr>
+                    <a:xfrm>
+                      <a:off x="0" y="0"/>
                       <a:ext cx="5731510" cy="835660"/>
                     </a:xfrm>
                     <a:prstGeom prst="rect">
@@ -11529,14 +16171,27 @@
       <w:r>
         <w:t xml:space="preserve">Figure </w:t>
       </w:r>
-      <w:fldSimple w:instr=" SEQ Figure \* ARABIC ">
-        <w:r>
-          <w:rPr>
-            <w:noProof/>
-          </w:rPr>
-          <w:t>37</w:t>
-        </w:r>
-      </w:fldSimple>
+      <w:r>
+        <w:fldChar w:fldCharType="begin"/>
+      </w:r>
+      <w:r>
+        <w:instrText xml:space="preserve"> SEQ Figure \* ARABIC </w:instrText>
+      </w:r>
+      <w:r>
+        <w:fldChar w:fldCharType="separate"/>
+      </w:r>
+      <w:r>
+        <w:rPr>
+          <w:noProof/>
+        </w:rPr>
+        <w:t>37</w:t>
+      </w:r>
+      <w:r>
+        <w:rPr>
+          <w:noProof/>
+        </w:rPr>
+        <w:fldChar w:fldCharType="end"/>
+      </w:r>
       <w:r>
         <w:t xml:space="preserve">MQL5 RETURNS : </w:t>
       </w:r>
@@ -11868,7 +16523,7 @@
                     </pic:cNvPicPr>
                   </pic:nvPicPr>
                   <pic:blipFill>
-                    <a:blip r:embed="rId54">
+                    <a:blip r:embed="rId55">
                       <a:extLst>
                         <a:ext uri="{28A0092B-C50C-407E-A947-70E740481C1C}">
                           <a14:useLocalDpi xmlns:a14="http://schemas.microsoft.com/office/drawing/2010/main" val="0"/>
@@ -11915,14 +16570,27 @@
       <w:r>
         <w:t xml:space="preserve">Figure </w:t>
       </w:r>
-      <w:fldSimple w:instr=" SEQ Figure \* ARABIC ">
-        <w:r>
-          <w:rPr>
-            <w:noProof/>
-          </w:rPr>
-          <w:t>38</w:t>
-        </w:r>
-      </w:fldSimple>
+      <w:r>
+        <w:fldChar w:fldCharType="begin"/>
+      </w:r>
+      <w:r>
+        <w:instrText xml:space="preserve"> SEQ Figure \* ARABIC </w:instrText>
+      </w:r>
+      <w:r>
+        <w:fldChar w:fldCharType="separate"/>
+      </w:r>
+      <w:r>
+        <w:rPr>
+          <w:noProof/>
+        </w:rPr>
+        <w:t>38</w:t>
+      </w:r>
+      <w:r>
+        <w:rPr>
+          <w:noProof/>
+        </w:rPr>
+        <w:fldChar w:fldCharType="end"/>
+      </w:r>
       <w:r>
         <w:t xml:space="preserve">EXCURSIONS : </w:t>
       </w:r>
@@ -12057,7 +16725,7 @@
                     </pic:cNvPicPr>
                   </pic:nvPicPr>
                   <pic:blipFill>
-                    <a:blip r:embed="rId55">
+                    <a:blip r:embed="rId56">
                       <a:extLst>
                         <a:ext uri="{28A0092B-C50C-407E-A947-70E740481C1C}">
                           <a14:useLocalDpi xmlns:a14="http://schemas.microsoft.com/office/drawing/2010/main" val="0"/>
@@ -12478,14 +17146,27 @@
       <w:r>
         <w:t xml:space="preserve">Figure </w:t>
       </w:r>
-      <w:fldSimple w:instr=" SEQ Figure \* ARABIC ">
-        <w:r>
-          <w:rPr>
-            <w:noProof/>
-          </w:rPr>
-          <w:t>39</w:t>
-        </w:r>
-      </w:fldSimple>
+      <w:r>
+        <w:fldChar w:fldCharType="begin"/>
+      </w:r>
+      <w:r>
+        <w:instrText xml:space="preserve"> SEQ Figure \* ARABIC </w:instrText>
+      </w:r>
+      <w:r>
+        <w:fldChar w:fldCharType="separate"/>
+      </w:r>
+      <w:r>
+        <w:rPr>
+          <w:noProof/>
+        </w:rPr>
+        <w:t>39</w:t>
+      </w:r>
+      <w:r>
+        <w:rPr>
+          <w:noProof/>
+        </w:rPr>
+        <w:fldChar w:fldCharType="end"/>
+      </w:r>
       <w:r>
         <w:rPr>
           <w:lang w:val="en-US"/>
@@ -12541,14 +17222,27 @@
       <w:r>
         <w:t xml:space="preserve">Figure </w:t>
       </w:r>
-      <w:fldSimple w:instr=" SEQ Figure \* ARABIC ">
-        <w:r>
-          <w:rPr>
-            <w:noProof/>
-          </w:rPr>
-          <w:t>40</w:t>
-        </w:r>
-      </w:fldSimple>
+      <w:r>
+        <w:fldChar w:fldCharType="begin"/>
+      </w:r>
+      <w:r>
+        <w:instrText xml:space="preserve"> SEQ Figure \* ARABIC </w:instrText>
+      </w:r>
+      <w:r>
+        <w:fldChar w:fldCharType="separate"/>
+      </w:r>
+      <w:r>
+        <w:rPr>
+          <w:noProof/>
+        </w:rPr>
+        <w:t>40</w:t>
+      </w:r>
+      <w:r>
+        <w:rPr>
+          <w:noProof/>
+        </w:rPr>
+        <w:fldChar w:fldCharType="end"/>
+      </w:r>
       <w:r>
         <w:rPr>
           <w:lang w:val="en-US"/>
@@ -12650,14 +17344,27 @@
       <w:r>
         <w:t xml:space="preserve">Figure </w:t>
       </w:r>
-      <w:fldSimple w:instr=" SEQ Figure \* ARABIC ">
-        <w:r>
-          <w:rPr>
-            <w:noProof/>
-          </w:rPr>
-          <w:t>41</w:t>
-        </w:r>
-      </w:fldSimple>
+      <w:r>
+        <w:fldChar w:fldCharType="begin"/>
+      </w:r>
+      <w:r>
+        <w:instrText xml:space="preserve"> SEQ Figure \* ARABIC </w:instrText>
+      </w:r>
+      <w:r>
+        <w:fldChar w:fldCharType="separate"/>
+      </w:r>
+      <w:r>
+        <w:rPr>
+          <w:noProof/>
+        </w:rPr>
+        <w:t>41</w:t>
+      </w:r>
+      <w:r>
+        <w:rPr>
+          <w:noProof/>
+        </w:rPr>
+        <w:fldChar w:fldCharType="end"/>
+      </w:r>
       <w:r>
         <w:t xml:space="preserve"> </w:t>
       </w:r>
@@ -16345,6 +21052,92 @@
     </w:lvl>
   </w:abstractNum>
   <w:abstractNum w:abstractNumId="2" w15:restartNumberingAfterBreak="0">
+    <w:nsid w:val="115D43DC"/>
+    <w:multiLevelType w:val="multilevel"/>
+    <w:tmpl w:val="0409001F"/>
+    <w:lvl w:ilvl="0">
+      <w:start w:val="1"/>
+      <w:numFmt w:val="decimal"/>
+      <w:lvlText w:val="%1."/>
+      <w:lvlJc w:val="left"/>
+      <w:pPr>
+        <w:ind w:left="360" w:hanging="360"/>
+      </w:pPr>
+    </w:lvl>
+    <w:lvl w:ilvl="1">
+      <w:start w:val="1"/>
+      <w:numFmt w:val="decimal"/>
+      <w:lvlText w:val="%1.%2."/>
+      <w:lvlJc w:val="left"/>
+      <w:pPr>
+        <w:ind w:left="792" w:hanging="432"/>
+      </w:pPr>
+    </w:lvl>
+    <w:lvl w:ilvl="2">
+      <w:start w:val="1"/>
+      <w:numFmt w:val="decimal"/>
+      <w:lvlText w:val="%1.%2.%3."/>
+      <w:lvlJc w:val="left"/>
+      <w:pPr>
+        <w:ind w:left="1224" w:hanging="504"/>
+      </w:pPr>
+    </w:lvl>
+    <w:lvl w:ilvl="3">
+      <w:start w:val="1"/>
+      <w:numFmt w:val="decimal"/>
+      <w:lvlText w:val="%1.%2.%3.%4."/>
+      <w:lvlJc w:val="left"/>
+      <w:pPr>
+        <w:ind w:left="1728" w:hanging="648"/>
+      </w:pPr>
+    </w:lvl>
+    <w:lvl w:ilvl="4">
+      <w:start w:val="1"/>
+      <w:numFmt w:val="decimal"/>
+      <w:lvlText w:val="%1.%2.%3.%4.%5."/>
+      <w:lvlJc w:val="left"/>
+      <w:pPr>
+        <w:ind w:left="2232" w:hanging="792"/>
+      </w:pPr>
+    </w:lvl>
+    <w:lvl w:ilvl="5">
+      <w:start w:val="1"/>
+      <w:numFmt w:val="decimal"/>
+      <w:lvlText w:val="%1.%2.%3.%4.%5.%6."/>
+      <w:lvlJc w:val="left"/>
+      <w:pPr>
+        <w:ind w:left="2736" w:hanging="936"/>
+      </w:pPr>
+    </w:lvl>
+    <w:lvl w:ilvl="6">
+      <w:start w:val="1"/>
+      <w:numFmt w:val="decimal"/>
+      <w:lvlText w:val="%1.%2.%3.%4.%5.%6.%7."/>
+      <w:lvlJc w:val="left"/>
+      <w:pPr>
+        <w:ind w:left="3240" w:hanging="1080"/>
+      </w:pPr>
+    </w:lvl>
+    <w:lvl w:ilvl="7">
+      <w:start w:val="1"/>
+      <w:numFmt w:val="decimal"/>
+      <w:lvlText w:val="%1.%2.%3.%4.%5.%6.%7.%8."/>
+      <w:lvlJc w:val="left"/>
+      <w:pPr>
+        <w:ind w:left="3744" w:hanging="1224"/>
+      </w:pPr>
+    </w:lvl>
+    <w:lvl w:ilvl="8">
+      <w:start w:val="1"/>
+      <w:numFmt w:val="decimal"/>
+      <w:lvlText w:val="%1.%2.%3.%4.%5.%6.%7.%8.%9."/>
+      <w:lvlJc w:val="left"/>
+      <w:pPr>
+        <w:ind w:left="4320" w:hanging="1440"/>
+      </w:pPr>
+    </w:lvl>
+  </w:abstractNum>
+  <w:abstractNum w:abstractNumId="3" w15:restartNumberingAfterBreak="0">
     <w:nsid w:val="11B62B1B"/>
     <w:multiLevelType w:val="hybridMultilevel"/>
     <w:tmpl w:val="1E5C1182"/>
@@ -16457,7 +21250,93 @@
       </w:rPr>
     </w:lvl>
   </w:abstractNum>
-  <w:abstractNum w:abstractNumId="3" w15:restartNumberingAfterBreak="0">
+  <w:abstractNum w:abstractNumId="4" w15:restartNumberingAfterBreak="0">
+    <w:nsid w:val="1E4874D8"/>
+    <w:multiLevelType w:val="hybridMultilevel"/>
+    <w:tmpl w:val="9968BF4E"/>
+    <w:lvl w:ilvl="0" w:tplc="0409000F">
+      <w:start w:val="1"/>
+      <w:numFmt w:val="decimal"/>
+      <w:lvlText w:val="%1."/>
+      <w:lvlJc w:val="left"/>
+      <w:pPr>
+        <w:ind w:left="720" w:hanging="360"/>
+      </w:pPr>
+    </w:lvl>
+    <w:lvl w:ilvl="1" w:tplc="04090019" w:tentative="1">
+      <w:start w:val="1"/>
+      <w:numFmt w:val="lowerLetter"/>
+      <w:lvlText w:val="%2."/>
+      <w:lvlJc w:val="left"/>
+      <w:pPr>
+        <w:ind w:left="1440" w:hanging="360"/>
+      </w:pPr>
+    </w:lvl>
+    <w:lvl w:ilvl="2" w:tplc="0409001B" w:tentative="1">
+      <w:start w:val="1"/>
+      <w:numFmt w:val="lowerRoman"/>
+      <w:lvlText w:val="%3."/>
+      <w:lvlJc w:val="right"/>
+      <w:pPr>
+        <w:ind w:left="2160" w:hanging="180"/>
+      </w:pPr>
+    </w:lvl>
+    <w:lvl w:ilvl="3" w:tplc="0409000F" w:tentative="1">
+      <w:start w:val="1"/>
+      <w:numFmt w:val="decimal"/>
+      <w:lvlText w:val="%4."/>
+      <w:lvlJc w:val="left"/>
+      <w:pPr>
+        <w:ind w:left="2880" w:hanging="360"/>
+      </w:pPr>
+    </w:lvl>
+    <w:lvl w:ilvl="4" w:tplc="04090019" w:tentative="1">
+      <w:start w:val="1"/>
+      <w:numFmt w:val="lowerLetter"/>
+      <w:lvlText w:val="%5."/>
+      <w:lvlJc w:val="left"/>
+      <w:pPr>
+        <w:ind w:left="3600" w:hanging="360"/>
+      </w:pPr>
+    </w:lvl>
+    <w:lvl w:ilvl="5" w:tplc="0409001B" w:tentative="1">
+      <w:start w:val="1"/>
+      <w:numFmt w:val="lowerRoman"/>
+      <w:lvlText w:val="%6."/>
+      <w:lvlJc w:val="right"/>
+      <w:pPr>
+        <w:ind w:left="4320" w:hanging="180"/>
+      </w:pPr>
+    </w:lvl>
+    <w:lvl w:ilvl="6" w:tplc="0409000F" w:tentative="1">
+      <w:start w:val="1"/>
+      <w:numFmt w:val="decimal"/>
+      <w:lvlText w:val="%7."/>
+      <w:lvlJc w:val="left"/>
+      <w:pPr>
+        <w:ind w:left="5040" w:hanging="360"/>
+      </w:pPr>
+    </w:lvl>
+    <w:lvl w:ilvl="7" w:tplc="04090019" w:tentative="1">
+      <w:start w:val="1"/>
+      <w:numFmt w:val="lowerLetter"/>
+      <w:lvlText w:val="%8."/>
+      <w:lvlJc w:val="left"/>
+      <w:pPr>
+        <w:ind w:left="5760" w:hanging="360"/>
+      </w:pPr>
+    </w:lvl>
+    <w:lvl w:ilvl="8" w:tplc="0409001B" w:tentative="1">
+      <w:start w:val="1"/>
+      <w:numFmt w:val="lowerRoman"/>
+      <w:lvlText w:val="%9."/>
+      <w:lvlJc w:val="right"/>
+      <w:pPr>
+        <w:ind w:left="6480" w:hanging="180"/>
+      </w:pPr>
+    </w:lvl>
+  </w:abstractNum>
+  <w:abstractNum w:abstractNumId="5" w15:restartNumberingAfterBreak="0">
     <w:nsid w:val="2B550BA2"/>
     <w:multiLevelType w:val="hybridMultilevel"/>
     <w:tmpl w:val="F8B275BA"/>
@@ -16570,7 +21449,93 @@
       </w:rPr>
     </w:lvl>
   </w:abstractNum>
-  <w:abstractNum w:abstractNumId="4" w15:restartNumberingAfterBreak="0">
+  <w:abstractNum w:abstractNumId="6" w15:restartNumberingAfterBreak="0">
+    <w:nsid w:val="2F045AAE"/>
+    <w:multiLevelType w:val="hybridMultilevel"/>
+    <w:tmpl w:val="3920E5D0"/>
+    <w:lvl w:ilvl="0" w:tplc="0409000F">
+      <w:start w:val="1"/>
+      <w:numFmt w:val="decimal"/>
+      <w:lvlText w:val="%1."/>
+      <w:lvlJc w:val="left"/>
+      <w:pPr>
+        <w:ind w:left="720" w:hanging="360"/>
+      </w:pPr>
+    </w:lvl>
+    <w:lvl w:ilvl="1" w:tplc="04090019" w:tentative="1">
+      <w:start w:val="1"/>
+      <w:numFmt w:val="lowerLetter"/>
+      <w:lvlText w:val="%2."/>
+      <w:lvlJc w:val="left"/>
+      <w:pPr>
+        <w:ind w:left="1440" w:hanging="360"/>
+      </w:pPr>
+    </w:lvl>
+    <w:lvl w:ilvl="2" w:tplc="0409001B" w:tentative="1">
+      <w:start w:val="1"/>
+      <w:numFmt w:val="lowerRoman"/>
+      <w:lvlText w:val="%3."/>
+      <w:lvlJc w:val="right"/>
+      <w:pPr>
+        <w:ind w:left="2160" w:hanging="180"/>
+      </w:pPr>
+    </w:lvl>
+    <w:lvl w:ilvl="3" w:tplc="0409000F" w:tentative="1">
+      <w:start w:val="1"/>
+      <w:numFmt w:val="decimal"/>
+      <w:lvlText w:val="%4."/>
+      <w:lvlJc w:val="left"/>
+      <w:pPr>
+        <w:ind w:left="2880" w:hanging="360"/>
+      </w:pPr>
+    </w:lvl>
+    <w:lvl w:ilvl="4" w:tplc="04090019" w:tentative="1">
+      <w:start w:val="1"/>
+      <w:numFmt w:val="lowerLetter"/>
+      <w:lvlText w:val="%5."/>
+      <w:lvlJc w:val="left"/>
+      <w:pPr>
+        <w:ind w:left="3600" w:hanging="360"/>
+      </w:pPr>
+    </w:lvl>
+    <w:lvl w:ilvl="5" w:tplc="0409001B" w:tentative="1">
+      <w:start w:val="1"/>
+      <w:numFmt w:val="lowerRoman"/>
+      <w:lvlText w:val="%6."/>
+      <w:lvlJc w:val="right"/>
+      <w:pPr>
+        <w:ind w:left="4320" w:hanging="180"/>
+      </w:pPr>
+    </w:lvl>
+    <w:lvl w:ilvl="6" w:tplc="0409000F" w:tentative="1">
+      <w:start w:val="1"/>
+      <w:numFmt w:val="decimal"/>
+      <w:lvlText w:val="%7."/>
+      <w:lvlJc w:val="left"/>
+      <w:pPr>
+        <w:ind w:left="5040" w:hanging="360"/>
+      </w:pPr>
+    </w:lvl>
+    <w:lvl w:ilvl="7" w:tplc="04090019" w:tentative="1">
+      <w:start w:val="1"/>
+      <w:numFmt w:val="lowerLetter"/>
+      <w:lvlText w:val="%8."/>
+      <w:lvlJc w:val="left"/>
+      <w:pPr>
+        <w:ind w:left="5760" w:hanging="360"/>
+      </w:pPr>
+    </w:lvl>
+    <w:lvl w:ilvl="8" w:tplc="0409001B" w:tentative="1">
+      <w:start w:val="1"/>
+      <w:numFmt w:val="lowerRoman"/>
+      <w:lvlText w:val="%9."/>
+      <w:lvlJc w:val="right"/>
+      <w:pPr>
+        <w:ind w:left="6480" w:hanging="180"/>
+      </w:pPr>
+    </w:lvl>
+  </w:abstractNum>
+  <w:abstractNum w:abstractNumId="7" w15:restartNumberingAfterBreak="0">
     <w:nsid w:val="334D5A4E"/>
     <w:multiLevelType w:val="multilevel"/>
     <w:tmpl w:val="0409001F"/>
@@ -16656,7 +21621,7 @@
       </w:pPr>
     </w:lvl>
   </w:abstractNum>
-  <w:abstractNum w:abstractNumId="5" w15:restartNumberingAfterBreak="0">
+  <w:abstractNum w:abstractNumId="8" w15:restartNumberingAfterBreak="0">
     <w:nsid w:val="352A5B4E"/>
     <w:multiLevelType w:val="hybridMultilevel"/>
     <w:tmpl w:val="205E3692"/>
@@ -16769,7 +21734,7 @@
       </w:rPr>
     </w:lvl>
   </w:abstractNum>
-  <w:abstractNum w:abstractNumId="6" w15:restartNumberingAfterBreak="0">
+  <w:abstractNum w:abstractNumId="9" w15:restartNumberingAfterBreak="0">
     <w:nsid w:val="3B85171D"/>
     <w:multiLevelType w:val="multilevel"/>
     <w:tmpl w:val="76C277AA"/>
@@ -16858,7 +21823,7 @@
       </w:pPr>
     </w:lvl>
   </w:abstractNum>
-  <w:abstractNum w:abstractNumId="7" w15:restartNumberingAfterBreak="0">
+  <w:abstractNum w:abstractNumId="10" w15:restartNumberingAfterBreak="0">
     <w:nsid w:val="441C1B65"/>
     <w:multiLevelType w:val="multilevel"/>
     <w:tmpl w:val="0409001F"/>
@@ -16944,7 +21909,7 @@
       </w:pPr>
     </w:lvl>
   </w:abstractNum>
-  <w:abstractNum w:abstractNumId="8" w15:restartNumberingAfterBreak="0">
+  <w:abstractNum w:abstractNumId="11" w15:restartNumberingAfterBreak="0">
     <w:nsid w:val="5F145C64"/>
     <w:multiLevelType w:val="hybridMultilevel"/>
     <w:tmpl w:val="46A4604A"/>
@@ -17057,7 +22022,7 @@
       </w:rPr>
     </w:lvl>
   </w:abstractNum>
-  <w:abstractNum w:abstractNumId="9" w15:restartNumberingAfterBreak="0">
+  <w:abstractNum w:abstractNumId="12" w15:restartNumberingAfterBreak="0">
     <w:nsid w:val="6C973C59"/>
     <w:multiLevelType w:val="hybridMultilevel"/>
     <w:tmpl w:val="B05C5888"/>
@@ -17170,7 +22135,7 @@
       </w:rPr>
     </w:lvl>
   </w:abstractNum>
-  <w:abstractNum w:abstractNumId="10" w15:restartNumberingAfterBreak="0">
+  <w:abstractNum w:abstractNumId="13" w15:restartNumberingAfterBreak="0">
     <w:nsid w:val="73170FAB"/>
     <w:multiLevelType w:val="hybridMultilevel"/>
     <w:tmpl w:val="8C74E3EE"/>
@@ -17283,7 +22248,7 @@
       </w:rPr>
     </w:lvl>
   </w:abstractNum>
-  <w:abstractNum w:abstractNumId="11" w15:restartNumberingAfterBreak="0">
+  <w:abstractNum w:abstractNumId="14" w15:restartNumberingAfterBreak="0">
     <w:nsid w:val="75A76386"/>
     <w:multiLevelType w:val="hybridMultilevel"/>
     <w:tmpl w:val="B824E27C"/>
@@ -17396,7 +22361,7 @@
       </w:rPr>
     </w:lvl>
   </w:abstractNum>
-  <w:abstractNum w:abstractNumId="12" w15:restartNumberingAfterBreak="0">
+  <w:abstractNum w:abstractNumId="15" w15:restartNumberingAfterBreak="0">
     <w:nsid w:val="7A77077D"/>
     <w:multiLevelType w:val="hybridMultilevel"/>
     <w:tmpl w:val="04BA9700"/>
@@ -17510,43 +22475,52 @@
     </w:lvl>
   </w:abstractNum>
   <w:num w:numId="1">
-    <w:abstractNumId w:val="4"/>
+    <w:abstractNumId w:val="7"/>
   </w:num>
   <w:num w:numId="2">
-    <w:abstractNumId w:val="2"/>
+    <w:abstractNumId w:val="3"/>
   </w:num>
   <w:num w:numId="3">
-    <w:abstractNumId w:val="6"/>
+    <w:abstractNumId w:val="9"/>
   </w:num>
   <w:num w:numId="4">
-    <w:abstractNumId w:val="5"/>
+    <w:abstractNumId w:val="8"/>
   </w:num>
   <w:num w:numId="5">
-    <w:abstractNumId w:val="10"/>
+    <w:abstractNumId w:val="13"/>
   </w:num>
   <w:num w:numId="6">
-    <w:abstractNumId w:val="9"/>
+    <w:abstractNumId w:val="12"/>
   </w:num>
   <w:num w:numId="7">
-    <w:abstractNumId w:val="3"/>
+    <w:abstractNumId w:val="5"/>
   </w:num>
   <w:num w:numId="8">
     <w:abstractNumId w:val="0"/>
   </w:num>
   <w:num w:numId="9">
-    <w:abstractNumId w:val="8"/>
+    <w:abstractNumId w:val="11"/>
   </w:num>
   <w:num w:numId="10">
-    <w:abstractNumId w:val="7"/>
+    <w:abstractNumId w:val="10"/>
   </w:num>
   <w:num w:numId="11">
     <w:abstractNumId w:val="1"/>
   </w:num>
   <w:num w:numId="12">
-    <w:abstractNumId w:val="11"/>
+    <w:abstractNumId w:val="14"/>
   </w:num>
   <w:num w:numId="13">
-    <w:abstractNumId w:val="12"/>
+    <w:abstractNumId w:val="15"/>
+  </w:num>
+  <w:num w:numId="14">
+    <w:abstractNumId w:val="6"/>
+  </w:num>
+  <w:num w:numId="15">
+    <w:abstractNumId w:val="4"/>
+  </w:num>
+  <w:num w:numId="16">
+    <w:abstractNumId w:val="2"/>
   </w:num>
   <w:numIdMacAtCleanup w:val="5"/>
 </w:numbering>
@@ -19083,7 +24057,7 @@
 </file>
 
 <file path=customXml/itemProps1.xml><?xml version="1.0" encoding="utf-8"?>
-<ds:datastoreItem xmlns:ds="http://schemas.openxmlformats.org/officeDocument/2006/customXml" ds:itemID="{02D80263-F840-4244-8E20-9FBFFC7A633E}">
+<ds:datastoreItem xmlns:ds="http://schemas.openxmlformats.org/officeDocument/2006/customXml" ds:itemID="{0D2ED98D-EBDA-4441-A06E-0A5E15B5F04B}">
   <ds:schemaRefs>
     <ds:schemaRef ds:uri="http://schemas.openxmlformats.org/officeDocument/2006/bibliography"/>
   </ds:schemaRefs>

--- a/Strategies/Report_Strategy_1_MM_Hysteresis_v2.docx
+++ b/Strategies/Report_Strategy_1_MM_Hysteresis_v2.docx
@@ -2559,6 +2559,7 @@
       </w:pPr>
       <w:r>
         <w:rPr>
+          <w:noProof/>
           <w:lang w:val="en-US"/>
         </w:rPr>
         <w:drawing>
@@ -2667,6 +2668,18 @@
           <w:szCs w:val="22"/>
           <w:lang w:val="en-US"/>
         </w:rPr>
+        <w:t>0</w:t>
+      </w:r>
+      <w:bookmarkStart w:id="0" w:name="_GoBack"/>
+      <w:bookmarkEnd w:id="0"/>
+      <w:r>
+        <w:rPr>
+          <w:rFonts w:ascii="Arial" w:eastAsiaTheme="majorEastAsia" w:hAnsi="Arial" w:cs="Arial"/>
+          <w:color w:val="70AD47" w:themeColor="accent6"/>
+          <w:sz w:val="22"/>
+          <w:szCs w:val="22"/>
+          <w:lang w:val="en-US"/>
+        </w:rPr>
         <w:t>Python returns</w:t>
       </w:r>
     </w:p>
@@ -3836,21 +3849,7 @@
           <w:rFonts w:ascii="Arial" w:hAnsi="Arial" w:cs="Arial"/>
           <w:lang w:val="en-US"/>
         </w:rPr>
-        <w:t>21</w:t>
-      </w:r>
-      <w:r>
-        <w:rPr>
-          <w:rFonts w:ascii="Arial" w:hAnsi="Arial" w:cs="Arial"/>
-          <w:lang w:val="en-US"/>
-        </w:rPr>
-        <w:t>/</w:t>
-      </w:r>
-      <w:r>
-        <w:rPr>
-          <w:rFonts w:ascii="Arial" w:hAnsi="Arial" w:cs="Arial"/>
-          <w:lang w:val="en-US"/>
-        </w:rPr>
-        <w:t>50</w:t>
+        <w:t>21/50</w:t>
       </w:r>
     </w:p>
     <w:p>
@@ -5429,14 +5428,7 @@
             <w:rFonts w:ascii="Cambria Math" w:hAnsi="Cambria Math" w:cs="Arial"/>
             <w:lang w:val="en-US"/>
           </w:rPr>
-          <m:t>)</m:t>
-        </m:r>
-        <m:r>
-          <w:rPr>
-            <w:rFonts w:ascii="Cambria Math" w:hAnsi="Cambria Math" w:cs="Arial"/>
-            <w:lang w:val="en-US"/>
-          </w:rPr>
-          <m:t xml:space="preserve"> </m:t>
+          <m:t xml:space="preserve">) </m:t>
         </m:r>
         <m:r>
           <m:rPr>
@@ -5526,14 +5518,7 @@
             <w:rFonts w:ascii="Cambria Math" w:hAnsi="Cambria Math" w:cs="Arial"/>
             <w:lang w:val="en-US"/>
           </w:rPr>
-          <m:t>&lt;SL</m:t>
-        </m:r>
-        <m:r>
-          <w:rPr>
-            <w:rFonts w:ascii="Cambria Math" w:hAnsi="Cambria Math" w:cs="Arial"/>
-            <w:lang w:val="en-US"/>
-          </w:rPr>
-          <m:t xml:space="preserve"> </m:t>
+          <m:t xml:space="preserve">&lt;SL </m:t>
         </m:r>
         <m:r>
           <m:rPr>
@@ -5954,14 +5939,7 @@
             <w:rFonts w:ascii="Cambria Math" w:hAnsi="Cambria Math" w:cs="Arial"/>
             <w:lang w:val="en-US"/>
           </w:rPr>
-          <m:t>&lt;</m:t>
-        </m:r>
-        <m:r>
-          <w:rPr>
-            <w:rFonts w:ascii="Cambria Math" w:hAnsi="Cambria Math" w:cs="Arial"/>
-            <w:lang w:val="en-US"/>
-          </w:rPr>
-          <m:t xml:space="preserve">TP </m:t>
+          <m:t xml:space="preserve">&lt;TP </m:t>
         </m:r>
         <m:r>
           <m:rPr>
@@ -6006,21 +5984,7 @@
             <w:rFonts w:ascii="Cambria Math" w:hAnsi="Cambria Math" w:cs="Arial"/>
             <w:lang w:val="en-US"/>
           </w:rPr>
-          <m:t>&gt;</m:t>
-        </m:r>
-        <m:r>
-          <w:rPr>
-            <w:rFonts w:ascii="Cambria Math" w:hAnsi="Cambria Math" w:cs="Arial"/>
-            <w:lang w:val="en-US"/>
-          </w:rPr>
-          <m:t>SL</m:t>
-        </m:r>
-        <m:r>
-          <w:rPr>
-            <w:rFonts w:ascii="Cambria Math" w:hAnsi="Cambria Math" w:cs="Arial"/>
-            <w:lang w:val="en-US"/>
-          </w:rPr>
-          <m:t xml:space="preserve"> </m:t>
+          <m:t xml:space="preserve">&gt;SL </m:t>
         </m:r>
       </m:oMath>
       <w:r>
@@ -6084,8 +6048,6 @@
         </w:rPr>
         <w:t>Close Long =&gt; Open Short</w:t>
       </w:r>
-      <w:bookmarkStart w:id="0" w:name="_GoBack"/>
-      <w:bookmarkEnd w:id="0"/>
     </w:p>
     <w:p>
       <w:pPr>
@@ -8602,27 +8564,14 @@
       <w:r>
         <w:t xml:space="preserve">Figure </w:t>
       </w:r>
-      <w:r>
-        <w:fldChar w:fldCharType="begin"/>
-      </w:r>
-      <w:r>
-        <w:instrText xml:space="preserve"> SEQ Figure \* ARABIC </w:instrText>
-      </w:r>
-      <w:r>
-        <w:fldChar w:fldCharType="separate"/>
-      </w:r>
-      <w:r>
-        <w:rPr>
-          <w:noProof/>
-        </w:rPr>
-        <w:t>11</w:t>
-      </w:r>
-      <w:r>
-        <w:rPr>
-          <w:noProof/>
-        </w:rPr>
-        <w:fldChar w:fldCharType="end"/>
-      </w:r>
+      <w:fldSimple w:instr=" SEQ Figure \* ARABIC ">
+        <w:r>
+          <w:rPr>
+            <w:noProof/>
+          </w:rPr>
+          <w:t>11</w:t>
+        </w:r>
+      </w:fldSimple>
       <w:r>
         <w:t>SMA HYSTERESIS _NOSLTP  H4 RETURNS</w:t>
       </w:r>
@@ -10143,27 +10092,14 @@
         <w:tab/>
         <w:t xml:space="preserve">Figure </w:t>
       </w:r>
-      <w:r>
-        <w:fldChar w:fldCharType="begin"/>
-      </w:r>
-      <w:r>
-        <w:instrText xml:space="preserve"> SEQ Figure \* ARABIC </w:instrText>
-      </w:r>
-      <w:r>
-        <w:fldChar w:fldCharType="separate"/>
-      </w:r>
-      <w:r>
-        <w:rPr>
-          <w:noProof/>
-        </w:rPr>
-        <w:t>17</w:t>
-      </w:r>
-      <w:r>
-        <w:rPr>
-          <w:noProof/>
-        </w:rPr>
-        <w:fldChar w:fldCharType="end"/>
-      </w:r>
+      <w:fldSimple w:instr=" SEQ Figure \* ARABIC ">
+        <w:r>
+          <w:rPr>
+            <w:noProof/>
+          </w:rPr>
+          <w:t>17</w:t>
+        </w:r>
+      </w:fldSimple>
       <w:r>
         <w:t xml:space="preserve">: SMA HYSTERESIS _NOSLTP  </w:t>
       </w:r>
@@ -10275,27 +10211,14 @@
       <w:r>
         <w:t xml:space="preserve">Figure </w:t>
       </w:r>
-      <w:r>
-        <w:fldChar w:fldCharType="begin"/>
-      </w:r>
-      <w:r>
-        <w:instrText xml:space="preserve"> SEQ Figure \* ARABIC </w:instrText>
-      </w:r>
-      <w:r>
-        <w:fldChar w:fldCharType="separate"/>
-      </w:r>
-      <w:r>
-        <w:rPr>
-          <w:noProof/>
-        </w:rPr>
-        <w:t>18</w:t>
-      </w:r>
-      <w:r>
-        <w:rPr>
-          <w:noProof/>
-        </w:rPr>
-        <w:fldChar w:fldCharType="end"/>
-      </w:r>
+      <w:fldSimple w:instr=" SEQ Figure \* ARABIC ">
+        <w:r>
+          <w:rPr>
+            <w:noProof/>
+          </w:rPr>
+          <w:t>18</w:t>
+        </w:r>
+      </w:fldSimple>
       <w:r>
         <w:rPr>
           <w:lang w:val="en-US"/>
@@ -11480,27 +11403,14 @@
       <w:r>
         <w:t xml:space="preserve">Figure </w:t>
       </w:r>
-      <w:r>
-        <w:fldChar w:fldCharType="begin"/>
-      </w:r>
-      <w:r>
-        <w:instrText xml:space="preserve"> SEQ Figure \* ARABIC </w:instrText>
-      </w:r>
-      <w:r>
-        <w:fldChar w:fldCharType="separate"/>
-      </w:r>
-      <w:r>
-        <w:rPr>
-          <w:noProof/>
-        </w:rPr>
-        <w:t>23</w:t>
-      </w:r>
-      <w:r>
-        <w:rPr>
-          <w:noProof/>
-        </w:rPr>
-        <w:fldChar w:fldCharType="end"/>
-      </w:r>
+      <w:fldSimple w:instr=" SEQ Figure \* ARABIC ">
+        <w:r>
+          <w:rPr>
+            <w:noProof/>
+          </w:rPr>
+          <w:t>23</w:t>
+        </w:r>
+      </w:fldSimple>
       <w:r>
         <w:rPr>
           <w:lang w:val="en-US"/>
@@ -13558,27 +13468,14 @@
       <w:r>
         <w:t xml:space="preserve">Figure </w:t>
       </w:r>
-      <w:r>
-        <w:fldChar w:fldCharType="begin"/>
-      </w:r>
-      <w:r>
-        <w:instrText xml:space="preserve"> SEQ Figure \* ARABIC </w:instrText>
-      </w:r>
-      <w:r>
-        <w:fldChar w:fldCharType="separate"/>
-      </w:r>
-      <w:r>
-        <w:rPr>
-          <w:noProof/>
-        </w:rPr>
-        <w:t>25</w:t>
-      </w:r>
-      <w:r>
-        <w:rPr>
-          <w:noProof/>
-        </w:rPr>
-        <w:fldChar w:fldCharType="end"/>
-      </w:r>
+      <w:fldSimple w:instr=" SEQ Figure \* ARABIC ">
+        <w:r>
+          <w:rPr>
+            <w:noProof/>
+          </w:rPr>
+          <w:t>25</w:t>
+        </w:r>
+      </w:fldSimple>
       <w:r>
         <w:rPr>
           <w:lang w:val="en-US"/>
@@ -14026,27 +13923,14 @@
       <w:r>
         <w:t xml:space="preserve">Figure </w:t>
       </w:r>
-      <w:r>
-        <w:fldChar w:fldCharType="begin"/>
-      </w:r>
-      <w:r>
-        <w:instrText xml:space="preserve"> SEQ Figure \* ARABIC </w:instrText>
-      </w:r>
-      <w:r>
-        <w:fldChar w:fldCharType="separate"/>
-      </w:r>
-      <w:r>
-        <w:rPr>
-          <w:noProof/>
-        </w:rPr>
-        <w:t>26</w:t>
-      </w:r>
-      <w:r>
-        <w:rPr>
-          <w:noProof/>
-        </w:rPr>
-        <w:fldChar w:fldCharType="end"/>
-      </w:r>
+      <w:fldSimple w:instr=" SEQ Figure \* ARABIC ">
+        <w:r>
+          <w:rPr>
+            <w:noProof/>
+          </w:rPr>
+          <w:t>26</w:t>
+        </w:r>
+      </w:fldSimple>
       <w:r>
         <w:rPr>
           <w:lang w:val="en-US"/>
@@ -14118,27 +14002,14 @@
       <w:r>
         <w:t xml:space="preserve">Figure </w:t>
       </w:r>
-      <w:r>
-        <w:fldChar w:fldCharType="begin"/>
-      </w:r>
-      <w:r>
-        <w:instrText xml:space="preserve"> SEQ Figure \* ARABIC </w:instrText>
-      </w:r>
-      <w:r>
-        <w:fldChar w:fldCharType="separate"/>
-      </w:r>
-      <w:r>
-        <w:rPr>
-          <w:noProof/>
-        </w:rPr>
-        <w:t>27</w:t>
-      </w:r>
-      <w:r>
-        <w:rPr>
-          <w:noProof/>
-        </w:rPr>
-        <w:fldChar w:fldCharType="end"/>
-      </w:r>
+      <w:fldSimple w:instr=" SEQ Figure \* ARABIC ">
+        <w:r>
+          <w:rPr>
+            <w:noProof/>
+          </w:rPr>
+          <w:t>27</w:t>
+        </w:r>
+      </w:fldSimple>
       <w:r>
         <w:rPr>
           <w:lang w:val="en-US"/>
@@ -14258,27 +14129,14 @@
       <w:r>
         <w:t xml:space="preserve">Figure </w:t>
       </w:r>
-      <w:r>
-        <w:fldChar w:fldCharType="begin"/>
-      </w:r>
-      <w:r>
-        <w:instrText xml:space="preserve"> SEQ Figure \* ARABIC </w:instrText>
-      </w:r>
-      <w:r>
-        <w:fldChar w:fldCharType="separate"/>
-      </w:r>
-      <w:r>
-        <w:rPr>
-          <w:noProof/>
-        </w:rPr>
-        <w:t>28</w:t>
-      </w:r>
-      <w:r>
-        <w:rPr>
-          <w:noProof/>
-        </w:rPr>
-        <w:fldChar w:fldCharType="end"/>
-      </w:r>
+      <w:fldSimple w:instr=" SEQ Figure \* ARABIC ">
+        <w:r>
+          <w:rPr>
+            <w:noProof/>
+          </w:rPr>
+          <w:t>28</w:t>
+        </w:r>
+      </w:fldSimple>
       <w:r>
         <w:rPr>
           <w:lang w:val="en-US"/>
@@ -14468,27 +14326,14 @@
       <w:r>
         <w:t xml:space="preserve">Figure </w:t>
       </w:r>
-      <w:r>
-        <w:fldChar w:fldCharType="begin"/>
-      </w:r>
-      <w:r>
-        <w:instrText xml:space="preserve"> SEQ Figure \* ARABIC </w:instrText>
-      </w:r>
-      <w:r>
-        <w:fldChar w:fldCharType="separate"/>
-      </w:r>
-      <w:r>
-        <w:rPr>
-          <w:noProof/>
-        </w:rPr>
-        <w:t>29</w:t>
-      </w:r>
-      <w:r>
-        <w:rPr>
-          <w:noProof/>
-        </w:rPr>
-        <w:fldChar w:fldCharType="end"/>
-      </w:r>
+      <w:fldSimple w:instr=" SEQ Figure \* ARABIC ">
+        <w:r>
+          <w:rPr>
+            <w:noProof/>
+          </w:rPr>
+          <w:t>29</w:t>
+        </w:r>
+      </w:fldSimple>
       <w:r>
         <w:rPr>
           <w:lang w:val="en-US"/>
@@ -14624,27 +14469,14 @@
       <w:r>
         <w:t xml:space="preserve">Figure </w:t>
       </w:r>
-      <w:r>
-        <w:fldChar w:fldCharType="begin"/>
-      </w:r>
-      <w:r>
-        <w:instrText xml:space="preserve"> SEQ Figure \* ARABIC </w:instrText>
-      </w:r>
-      <w:r>
-        <w:fldChar w:fldCharType="separate"/>
-      </w:r>
-      <w:r>
-        <w:rPr>
-          <w:noProof/>
-        </w:rPr>
-        <w:t>30</w:t>
-      </w:r>
-      <w:r>
-        <w:rPr>
-          <w:noProof/>
-        </w:rPr>
-        <w:fldChar w:fldCharType="end"/>
-      </w:r>
+      <w:fldSimple w:instr=" SEQ Figure \* ARABIC ">
+        <w:r>
+          <w:rPr>
+            <w:noProof/>
+          </w:rPr>
+          <w:t>30</w:t>
+        </w:r>
+      </w:fldSimple>
       <w:r>
         <w:t>H1 60% REJECT WITH PREVIOUS YE</w:t>
       </w:r>
@@ -14791,27 +14623,14 @@
         <w:tab/>
         <w:t xml:space="preserve">Figure </w:t>
       </w:r>
-      <w:r>
-        <w:fldChar w:fldCharType="begin"/>
-      </w:r>
-      <w:r>
-        <w:instrText xml:space="preserve"> SEQ Figure \* ARABIC </w:instrText>
-      </w:r>
-      <w:r>
-        <w:fldChar w:fldCharType="separate"/>
-      </w:r>
-      <w:r>
-        <w:rPr>
-          <w:noProof/>
-        </w:rPr>
-        <w:t>31</w:t>
-      </w:r>
-      <w:r>
-        <w:rPr>
-          <w:noProof/>
-        </w:rPr>
-        <w:fldChar w:fldCharType="end"/>
-      </w:r>
+      <w:fldSimple w:instr=" SEQ Figure \* ARABIC ">
+        <w:r>
+          <w:rPr>
+            <w:noProof/>
+          </w:rPr>
+          <w:t>31</w:t>
+        </w:r>
+      </w:fldSimple>
       <w:bookmarkEnd w:id="3"/>
       <w:r>
         <w:rPr>
@@ -15078,27 +14897,14 @@
       <w:r>
         <w:t xml:space="preserve">Figure </w:t>
       </w:r>
-      <w:r>
-        <w:fldChar w:fldCharType="begin"/>
-      </w:r>
-      <w:r>
-        <w:instrText xml:space="preserve"> SEQ Figure \* ARABIC </w:instrText>
-      </w:r>
-      <w:r>
-        <w:fldChar w:fldCharType="separate"/>
-      </w:r>
-      <w:r>
-        <w:rPr>
-          <w:noProof/>
-        </w:rPr>
-        <w:t>32</w:t>
-      </w:r>
-      <w:r>
-        <w:rPr>
-          <w:noProof/>
-        </w:rPr>
-        <w:fldChar w:fldCharType="end"/>
-      </w:r>
+      <w:fldSimple w:instr=" SEQ Figure \* ARABIC ">
+        <w:r>
+          <w:rPr>
+            <w:noProof/>
+          </w:rPr>
+          <w:t>32</w:t>
+        </w:r>
+      </w:fldSimple>
       <w:r>
         <w:t>MQL5 RETURNS : H</w:t>
       </w:r>
@@ -15584,27 +15390,14 @@
       <w:r>
         <w:t xml:space="preserve">Figure </w:t>
       </w:r>
-      <w:r>
-        <w:fldChar w:fldCharType="begin"/>
-      </w:r>
-      <w:r>
-        <w:instrText xml:space="preserve"> SEQ Figure \* ARABIC </w:instrText>
-      </w:r>
-      <w:r>
-        <w:fldChar w:fldCharType="separate"/>
-      </w:r>
-      <w:r>
-        <w:rPr>
-          <w:noProof/>
-        </w:rPr>
-        <w:t>33</w:t>
-      </w:r>
-      <w:r>
-        <w:rPr>
-          <w:noProof/>
-        </w:rPr>
-        <w:fldChar w:fldCharType="end"/>
-      </w:r>
+      <w:fldSimple w:instr=" SEQ Figure \* ARABIC ">
+        <w:r>
+          <w:rPr>
+            <w:noProof/>
+          </w:rPr>
+          <w:t>33</w:t>
+        </w:r>
+      </w:fldSimple>
       <w:r>
         <w:t xml:space="preserve">MQL5 </w:t>
       </w:r>
@@ -15726,27 +15519,14 @@
       <w:r>
         <w:t xml:space="preserve">Figure </w:t>
       </w:r>
-      <w:r>
-        <w:fldChar w:fldCharType="begin"/>
-      </w:r>
-      <w:r>
-        <w:instrText xml:space="preserve"> SEQ Figure \* ARABIC </w:instrText>
-      </w:r>
-      <w:r>
-        <w:fldChar w:fldCharType="separate"/>
-      </w:r>
-      <w:r>
-        <w:rPr>
-          <w:noProof/>
-        </w:rPr>
-        <w:t>34</w:t>
-      </w:r>
-      <w:r>
-        <w:rPr>
-          <w:noProof/>
-        </w:rPr>
-        <w:fldChar w:fldCharType="end"/>
-      </w:r>
+      <w:fldSimple w:instr=" SEQ Figure \* ARABIC ">
+        <w:r>
+          <w:rPr>
+            <w:noProof/>
+          </w:rPr>
+          <w:t>34</w:t>
+        </w:r>
+      </w:fldSimple>
       <w:r>
         <w:t xml:space="preserve"> H4 60% REJECT WITH PREVIOUS YEAR</w:t>
       </w:r>
@@ -15894,27 +15674,14 @@
         <w:tab/>
         <w:t xml:space="preserve">Figure </w:t>
       </w:r>
-      <w:r>
-        <w:fldChar w:fldCharType="begin"/>
-      </w:r>
-      <w:r>
-        <w:instrText xml:space="preserve"> SEQ Figure \* ARABIC </w:instrText>
-      </w:r>
-      <w:r>
-        <w:fldChar w:fldCharType="separate"/>
-      </w:r>
-      <w:r>
-        <w:rPr>
-          <w:noProof/>
-        </w:rPr>
-        <w:t>35</w:t>
-      </w:r>
-      <w:r>
-        <w:rPr>
-          <w:noProof/>
-        </w:rPr>
-        <w:fldChar w:fldCharType="end"/>
-      </w:r>
+      <w:fldSimple w:instr=" SEQ Figure \* ARABIC ">
+        <w:r>
+          <w:rPr>
+            <w:noProof/>
+          </w:rPr>
+          <w:t>35</w:t>
+        </w:r>
+      </w:fldSimple>
       <w:r>
         <w:rPr>
           <w:lang w:val="en-US"/>
@@ -16059,27 +15826,14 @@
       <w:r>
         <w:t xml:space="preserve">Figure </w:t>
       </w:r>
-      <w:r>
-        <w:fldChar w:fldCharType="begin"/>
-      </w:r>
-      <w:r>
-        <w:instrText xml:space="preserve"> SEQ Figure \* ARABIC </w:instrText>
-      </w:r>
-      <w:r>
-        <w:fldChar w:fldCharType="separate"/>
-      </w:r>
-      <w:r>
-        <w:rPr>
-          <w:noProof/>
-        </w:rPr>
-        <w:t>36</w:t>
-      </w:r>
-      <w:r>
-        <w:rPr>
-          <w:noProof/>
-        </w:rPr>
-        <w:fldChar w:fldCharType="end"/>
-      </w:r>
+      <w:fldSimple w:instr=" SEQ Figure \* ARABIC ">
+        <w:r>
+          <w:rPr>
+            <w:noProof/>
+          </w:rPr>
+          <w:t>36</w:t>
+        </w:r>
+      </w:fldSimple>
       <w:r>
         <w:rPr>
           <w:lang w:val="fr-BE"/>
@@ -16171,27 +15925,14 @@
       <w:r>
         <w:t xml:space="preserve">Figure </w:t>
       </w:r>
-      <w:r>
-        <w:fldChar w:fldCharType="begin"/>
-      </w:r>
-      <w:r>
-        <w:instrText xml:space="preserve"> SEQ Figure \* ARABIC </w:instrText>
-      </w:r>
-      <w:r>
-        <w:fldChar w:fldCharType="separate"/>
-      </w:r>
-      <w:r>
-        <w:rPr>
-          <w:noProof/>
-        </w:rPr>
-        <w:t>37</w:t>
-      </w:r>
-      <w:r>
-        <w:rPr>
-          <w:noProof/>
-        </w:rPr>
-        <w:fldChar w:fldCharType="end"/>
-      </w:r>
+      <w:fldSimple w:instr=" SEQ Figure \* ARABIC ">
+        <w:r>
+          <w:rPr>
+            <w:noProof/>
+          </w:rPr>
+          <w:t>37</w:t>
+        </w:r>
+      </w:fldSimple>
       <w:r>
         <w:t xml:space="preserve">MQL5 RETURNS : </w:t>
       </w:r>
@@ -16570,27 +16311,14 @@
       <w:r>
         <w:t xml:space="preserve">Figure </w:t>
       </w:r>
-      <w:r>
-        <w:fldChar w:fldCharType="begin"/>
-      </w:r>
-      <w:r>
-        <w:instrText xml:space="preserve"> SEQ Figure \* ARABIC </w:instrText>
-      </w:r>
-      <w:r>
-        <w:fldChar w:fldCharType="separate"/>
-      </w:r>
-      <w:r>
-        <w:rPr>
-          <w:noProof/>
-        </w:rPr>
-        <w:t>38</w:t>
-      </w:r>
-      <w:r>
-        <w:rPr>
-          <w:noProof/>
-        </w:rPr>
-        <w:fldChar w:fldCharType="end"/>
-      </w:r>
+      <w:fldSimple w:instr=" SEQ Figure \* ARABIC ">
+        <w:r>
+          <w:rPr>
+            <w:noProof/>
+          </w:rPr>
+          <w:t>38</w:t>
+        </w:r>
+      </w:fldSimple>
       <w:r>
         <w:t xml:space="preserve">EXCURSIONS : </w:t>
       </w:r>
@@ -17146,27 +16874,14 @@
       <w:r>
         <w:t xml:space="preserve">Figure </w:t>
       </w:r>
-      <w:r>
-        <w:fldChar w:fldCharType="begin"/>
-      </w:r>
-      <w:r>
-        <w:instrText xml:space="preserve"> SEQ Figure \* ARABIC </w:instrText>
-      </w:r>
-      <w:r>
-        <w:fldChar w:fldCharType="separate"/>
-      </w:r>
-      <w:r>
-        <w:rPr>
-          <w:noProof/>
-        </w:rPr>
-        <w:t>39</w:t>
-      </w:r>
-      <w:r>
-        <w:rPr>
-          <w:noProof/>
-        </w:rPr>
-        <w:fldChar w:fldCharType="end"/>
-      </w:r>
+      <w:fldSimple w:instr=" SEQ Figure \* ARABIC ">
+        <w:r>
+          <w:rPr>
+            <w:noProof/>
+          </w:rPr>
+          <w:t>39</w:t>
+        </w:r>
+      </w:fldSimple>
       <w:r>
         <w:rPr>
           <w:lang w:val="en-US"/>
@@ -17222,27 +16937,14 @@
       <w:r>
         <w:t xml:space="preserve">Figure </w:t>
       </w:r>
-      <w:r>
-        <w:fldChar w:fldCharType="begin"/>
-      </w:r>
-      <w:r>
-        <w:instrText xml:space="preserve"> SEQ Figure \* ARABIC </w:instrText>
-      </w:r>
-      <w:r>
-        <w:fldChar w:fldCharType="separate"/>
-      </w:r>
-      <w:r>
-        <w:rPr>
-          <w:noProof/>
-        </w:rPr>
-        <w:t>40</w:t>
-      </w:r>
-      <w:r>
-        <w:rPr>
-          <w:noProof/>
-        </w:rPr>
-        <w:fldChar w:fldCharType="end"/>
-      </w:r>
+      <w:fldSimple w:instr=" SEQ Figure \* ARABIC ">
+        <w:r>
+          <w:rPr>
+            <w:noProof/>
+          </w:rPr>
+          <w:t>40</w:t>
+        </w:r>
+      </w:fldSimple>
       <w:r>
         <w:rPr>
           <w:lang w:val="en-US"/>
@@ -17344,27 +17046,14 @@
       <w:r>
         <w:t xml:space="preserve">Figure </w:t>
       </w:r>
-      <w:r>
-        <w:fldChar w:fldCharType="begin"/>
-      </w:r>
-      <w:r>
-        <w:instrText xml:space="preserve"> SEQ Figure \* ARABIC </w:instrText>
-      </w:r>
-      <w:r>
-        <w:fldChar w:fldCharType="separate"/>
-      </w:r>
-      <w:r>
-        <w:rPr>
-          <w:noProof/>
-        </w:rPr>
-        <w:t>41</w:t>
-      </w:r>
-      <w:r>
-        <w:rPr>
-          <w:noProof/>
-        </w:rPr>
-        <w:fldChar w:fldCharType="end"/>
-      </w:r>
+      <w:fldSimple w:instr=" SEQ Figure \* ARABIC ">
+        <w:r>
+          <w:rPr>
+            <w:noProof/>
+          </w:rPr>
+          <w:t>41</w:t>
+        </w:r>
+      </w:fldSimple>
       <w:r>
         <w:t xml:space="preserve"> </w:t>
       </w:r>
@@ -24057,7 +23746,7 @@
 </file>
 
 <file path=customXml/itemProps1.xml><?xml version="1.0" encoding="utf-8"?>
-<ds:datastoreItem xmlns:ds="http://schemas.openxmlformats.org/officeDocument/2006/customXml" ds:itemID="{0D2ED98D-EBDA-4441-A06E-0A5E15B5F04B}">
+<ds:datastoreItem xmlns:ds="http://schemas.openxmlformats.org/officeDocument/2006/customXml" ds:itemID="{CDF17206-4FD5-4B01-9C8B-E3AD37C0EE62}">
   <ds:schemaRefs>
     <ds:schemaRef ds:uri="http://schemas.openxmlformats.org/officeDocument/2006/bibliography"/>
   </ds:schemaRefs>

--- a/Strategies/Report_Strategy_1_MM_Hysteresis_v2.docx
+++ b/Strategies/Report_Strategy_1_MM_Hysteresis_v2.docx
@@ -1291,8 +1291,31 @@
         <w:t>;</w:t>
       </w:r>
       <w:r>
-        <w:t xml:space="preserve"> </w:t>
-      </w:r>
+        <w:rPr>
+          <w:rFonts w:ascii="Arial" w:hAnsi="Arial" w:cs="Arial"/>
+          <w:sz w:val="18"/>
+          <w:szCs w:val="18"/>
+          <w:lang w:val="en-US"/>
+        </w:rPr>
+        <w:t>GBPJPY</w:t>
+      </w:r>
+      <w:bookmarkStart w:id="0" w:name="_GoBack"/>
+      <w:bookmarkEnd w:id="0"/>
+    </w:p>
+    <w:p>
+      <w:pPr>
+        <w:pStyle w:val="Paragraphedeliste"/>
+        <w:numPr>
+          <w:ilvl w:val="0"/>
+          <w:numId w:val="7"/>
+        </w:numPr>
+        <w:rPr>
+          <w:rFonts w:ascii="Arial" w:hAnsi="Arial" w:cs="Arial"/>
+          <w:sz w:val="18"/>
+          <w:szCs w:val="18"/>
+          <w:lang w:val="en-US"/>
+        </w:rPr>
+      </w:pPr>
       <w:r>
         <w:rPr>
           <w:rFonts w:ascii="Arial" w:hAnsi="Arial" w:cs="Arial"/>
@@ -2541,14 +2564,36 @@
     <w:p>
       <w:pPr>
         <w:rPr>
-          <w:lang w:val="en-US"/>
-        </w:rPr>
-      </w:pPr>
-      <w:r>
-        <w:rPr>
+          <w:rFonts w:ascii="Arial" w:hAnsi="Arial" w:cs="Arial"/>
+          <w:lang w:val="en-US"/>
+        </w:rPr>
+      </w:pPr>
+      <w:r>
+        <w:rPr>
+          <w:rFonts w:ascii="Arial" w:hAnsi="Arial" w:cs="Arial"/>
           <w:lang w:val="en-US"/>
         </w:rPr>
         <w:t>We go here for a “fast” MA calibration. This will resolve in a lot of intermediairies trades, only reaping significant profits on very sharp trends</w:t>
+      </w:r>
+    </w:p>
+    <w:p>
+      <w:pPr>
+        <w:pStyle w:val="Paragraphedeliste"/>
+        <w:numPr>
+          <w:ilvl w:val="0"/>
+          <w:numId w:val="17"/>
+        </w:numPr>
+        <w:rPr>
+          <w:rFonts w:ascii="Arial" w:hAnsi="Arial" w:cs="Arial"/>
+          <w:lang w:val="en-US"/>
+        </w:rPr>
+      </w:pPr>
+      <w:r>
+        <w:rPr>
+          <w:rFonts w:ascii="Arial" w:hAnsi="Arial" w:cs="Arial"/>
+          <w:lang w:val="en-US"/>
+        </w:rPr>
+        <w:t>Plot me duration graphs</w:t>
       </w:r>
     </w:p>
     <w:p>
@@ -2670,8 +2715,6 @@
         </w:rPr>
         <w:t>0</w:t>
       </w:r>
-      <w:bookmarkStart w:id="0" w:name="_GoBack"/>
-      <w:bookmarkEnd w:id="0"/>
       <w:r>
         <w:rPr>
           <w:rFonts w:ascii="Arial" w:eastAsiaTheme="majorEastAsia" w:hAnsi="Arial" w:cs="Arial"/>
@@ -2739,6 +2782,1247 @@
       <w:pPr>
         <w:pStyle w:val="Paragraphedeliste"/>
         <w:numPr>
+          <w:ilvl w:val="5"/>
+          <w:numId w:val="1"/>
+        </w:numPr>
+        <w:rPr>
+          <w:rFonts w:ascii="Arial" w:eastAsiaTheme="majorEastAsia" w:hAnsi="Arial" w:cs="Arial"/>
+          <w:color w:val="70AD47" w:themeColor="accent6"/>
+          <w:sz w:val="22"/>
+          <w:szCs w:val="22"/>
+          <w:lang w:val="en-US"/>
+        </w:rPr>
+      </w:pPr>
+      <w:r>
+        <w:rPr>
+          <w:rFonts w:ascii="Arial" w:eastAsiaTheme="majorEastAsia" w:hAnsi="Arial" w:cs="Arial"/>
+          <w:color w:val="70AD47" w:themeColor="accent6"/>
+          <w:sz w:val="22"/>
+          <w:szCs w:val="22"/>
+          <w:lang w:val="en-US"/>
+        </w:rPr>
+        <w:t>Python trade duration</w:t>
+      </w:r>
+    </w:p>
+    <w:p>
+      <w:pPr>
+        <w:pStyle w:val="Titre4"/>
+        <w:numPr>
+          <w:ilvl w:val="4"/>
+          <w:numId w:val="1"/>
+        </w:numPr>
+        <w:rPr>
+          <w:rFonts w:ascii="Arial" w:hAnsi="Arial" w:cs="Arial"/>
+          <w:lang w:val="en-US"/>
+        </w:rPr>
+      </w:pPr>
+      <w:r>
+        <w:rPr>
+          <w:rFonts w:ascii="Arial" w:hAnsi="Arial" w:cs="Arial"/>
+          <w:lang w:val="en-US"/>
+        </w:rPr>
+        <w:t>H4</w:t>
+      </w:r>
+    </w:p>
+    <w:p>
+      <w:pPr>
+        <w:pStyle w:val="Paragraphedeliste"/>
+        <w:numPr>
+          <w:ilvl w:val="5"/>
+          <w:numId w:val="1"/>
+        </w:numPr>
+        <w:rPr>
+          <w:rFonts w:ascii="Arial" w:eastAsiaTheme="majorEastAsia" w:hAnsi="Arial" w:cs="Arial"/>
+          <w:color w:val="70AD47" w:themeColor="accent6"/>
+          <w:sz w:val="22"/>
+          <w:szCs w:val="22"/>
+          <w:lang w:val="en-US"/>
+        </w:rPr>
+      </w:pPr>
+      <w:r>
+        <w:rPr>
+          <w:rFonts w:ascii="Arial" w:eastAsiaTheme="majorEastAsia" w:hAnsi="Arial" w:cs="Arial"/>
+          <w:color w:val="70AD47" w:themeColor="accent6"/>
+          <w:sz w:val="22"/>
+          <w:szCs w:val="22"/>
+          <w:lang w:val="en-US"/>
+        </w:rPr>
+        <w:t>Mql5 returns</w:t>
+      </w:r>
+    </w:p>
+    <w:p>
+      <w:pPr>
+        <w:pStyle w:val="Paragraphedeliste"/>
+        <w:numPr>
+          <w:ilvl w:val="5"/>
+          <w:numId w:val="1"/>
+        </w:numPr>
+        <w:rPr>
+          <w:rFonts w:ascii="Arial" w:eastAsiaTheme="majorEastAsia" w:hAnsi="Arial" w:cs="Arial"/>
+          <w:color w:val="70AD47" w:themeColor="accent6"/>
+          <w:sz w:val="22"/>
+          <w:szCs w:val="22"/>
+          <w:lang w:val="en-US"/>
+        </w:rPr>
+      </w:pPr>
+      <w:r>
+        <w:rPr>
+          <w:rFonts w:ascii="Arial" w:eastAsiaTheme="majorEastAsia" w:hAnsi="Arial" w:cs="Arial"/>
+          <w:color w:val="70AD47" w:themeColor="accent6"/>
+          <w:sz w:val="22"/>
+          <w:szCs w:val="22"/>
+          <w:lang w:val="en-US"/>
+        </w:rPr>
+        <w:t>Python returns</w:t>
+      </w:r>
+    </w:p>
+    <w:p>
+      <w:pPr>
+        <w:pStyle w:val="Paragraphedeliste"/>
+        <w:numPr>
+          <w:ilvl w:val="5"/>
+          <w:numId w:val="1"/>
+        </w:numPr>
+        <w:rPr>
+          <w:rFonts w:ascii="Arial" w:eastAsiaTheme="majorEastAsia" w:hAnsi="Arial" w:cs="Arial"/>
+          <w:color w:val="70AD47" w:themeColor="accent6"/>
+          <w:sz w:val="22"/>
+          <w:szCs w:val="22"/>
+          <w:lang w:val="en-US"/>
+        </w:rPr>
+      </w:pPr>
+      <w:r>
+        <w:rPr>
+          <w:rFonts w:ascii="Arial" w:eastAsiaTheme="majorEastAsia" w:hAnsi="Arial" w:cs="Arial"/>
+          <w:color w:val="70AD47" w:themeColor="accent6"/>
+          <w:sz w:val="22"/>
+          <w:szCs w:val="22"/>
+          <w:lang w:val="en-US"/>
+        </w:rPr>
+        <w:t>Python correlations</w:t>
+      </w:r>
+    </w:p>
+    <w:p>
+      <w:pPr>
+        <w:pStyle w:val="Paragraphedeliste"/>
+        <w:numPr>
+          <w:ilvl w:val="5"/>
+          <w:numId w:val="1"/>
+        </w:numPr>
+        <w:rPr>
+          <w:rFonts w:ascii="Arial" w:eastAsiaTheme="majorEastAsia" w:hAnsi="Arial" w:cs="Arial"/>
+          <w:color w:val="70AD47" w:themeColor="accent6"/>
+          <w:sz w:val="22"/>
+          <w:szCs w:val="22"/>
+          <w:lang w:val="en-US"/>
+        </w:rPr>
+      </w:pPr>
+      <w:r>
+        <w:rPr>
+          <w:rFonts w:ascii="Arial" w:eastAsiaTheme="majorEastAsia" w:hAnsi="Arial" w:cs="Arial"/>
+          <w:color w:val="70AD47" w:themeColor="accent6"/>
+          <w:sz w:val="22"/>
+          <w:szCs w:val="22"/>
+          <w:lang w:val="en-US"/>
+        </w:rPr>
+        <w:t>Python SL/TP Histogram</w:t>
+      </w:r>
+    </w:p>
+    <w:p>
+      <w:pPr>
+        <w:pStyle w:val="Paragraphedeliste"/>
+        <w:numPr>
+          <w:ilvl w:val="5"/>
+          <w:numId w:val="1"/>
+        </w:numPr>
+        <w:rPr>
+          <w:rFonts w:ascii="Arial" w:eastAsiaTheme="majorEastAsia" w:hAnsi="Arial" w:cs="Arial"/>
+          <w:color w:val="70AD47" w:themeColor="accent6"/>
+          <w:sz w:val="22"/>
+          <w:szCs w:val="22"/>
+          <w:lang w:val="en-US"/>
+        </w:rPr>
+      </w:pPr>
+      <w:r>
+        <w:rPr>
+          <w:rFonts w:ascii="Arial" w:eastAsiaTheme="majorEastAsia" w:hAnsi="Arial" w:cs="Arial"/>
+          <w:color w:val="70AD47" w:themeColor="accent6"/>
+          <w:sz w:val="22"/>
+          <w:szCs w:val="22"/>
+          <w:lang w:val="en-US"/>
+        </w:rPr>
+        <w:t>Python trade duration</w:t>
+      </w:r>
+    </w:p>
+    <w:p>
+      <w:pPr>
+        <w:pStyle w:val="Titre4"/>
+        <w:numPr>
+          <w:ilvl w:val="4"/>
+          <w:numId w:val="1"/>
+        </w:numPr>
+        <w:rPr>
+          <w:rFonts w:ascii="Arial" w:hAnsi="Arial" w:cs="Arial"/>
+          <w:lang w:val="en-US"/>
+        </w:rPr>
+      </w:pPr>
+      <w:r>
+        <w:rPr>
+          <w:rFonts w:ascii="Arial" w:hAnsi="Arial" w:cs="Arial"/>
+          <w:lang w:val="en-US"/>
+        </w:rPr>
+        <w:t>D1</w:t>
+      </w:r>
+    </w:p>
+    <w:p>
+      <w:pPr>
+        <w:pStyle w:val="Paragraphedeliste"/>
+        <w:numPr>
+          <w:ilvl w:val="5"/>
+          <w:numId w:val="1"/>
+        </w:numPr>
+        <w:rPr>
+          <w:rFonts w:ascii="Arial" w:eastAsiaTheme="majorEastAsia" w:hAnsi="Arial" w:cs="Arial"/>
+          <w:color w:val="70AD47" w:themeColor="accent6"/>
+          <w:sz w:val="22"/>
+          <w:szCs w:val="22"/>
+          <w:lang w:val="en-US"/>
+        </w:rPr>
+      </w:pPr>
+      <w:r>
+        <w:rPr>
+          <w:rFonts w:ascii="Arial" w:eastAsiaTheme="majorEastAsia" w:hAnsi="Arial" w:cs="Arial"/>
+          <w:color w:val="70AD47" w:themeColor="accent6"/>
+          <w:sz w:val="22"/>
+          <w:szCs w:val="22"/>
+          <w:lang w:val="en-US"/>
+        </w:rPr>
+        <w:t>Mql5 returns</w:t>
+      </w:r>
+    </w:p>
+    <w:p>
+      <w:pPr>
+        <w:pStyle w:val="Paragraphedeliste"/>
+        <w:numPr>
+          <w:ilvl w:val="5"/>
+          <w:numId w:val="1"/>
+        </w:numPr>
+        <w:rPr>
+          <w:rFonts w:ascii="Arial" w:eastAsiaTheme="majorEastAsia" w:hAnsi="Arial" w:cs="Arial"/>
+          <w:color w:val="70AD47" w:themeColor="accent6"/>
+          <w:sz w:val="22"/>
+          <w:szCs w:val="22"/>
+          <w:lang w:val="en-US"/>
+        </w:rPr>
+      </w:pPr>
+      <w:r>
+        <w:rPr>
+          <w:rFonts w:ascii="Arial" w:eastAsiaTheme="majorEastAsia" w:hAnsi="Arial" w:cs="Arial"/>
+          <w:color w:val="70AD47" w:themeColor="accent6"/>
+          <w:sz w:val="22"/>
+          <w:szCs w:val="22"/>
+          <w:lang w:val="en-US"/>
+        </w:rPr>
+        <w:t>Python returns</w:t>
+      </w:r>
+    </w:p>
+    <w:p>
+      <w:pPr>
+        <w:pStyle w:val="Paragraphedeliste"/>
+        <w:numPr>
+          <w:ilvl w:val="5"/>
+          <w:numId w:val="1"/>
+        </w:numPr>
+        <w:rPr>
+          <w:rFonts w:ascii="Arial" w:eastAsiaTheme="majorEastAsia" w:hAnsi="Arial" w:cs="Arial"/>
+          <w:color w:val="70AD47" w:themeColor="accent6"/>
+          <w:sz w:val="22"/>
+          <w:szCs w:val="22"/>
+          <w:lang w:val="en-US"/>
+        </w:rPr>
+      </w:pPr>
+      <w:r>
+        <w:rPr>
+          <w:rFonts w:ascii="Arial" w:eastAsiaTheme="majorEastAsia" w:hAnsi="Arial" w:cs="Arial"/>
+          <w:color w:val="70AD47" w:themeColor="accent6"/>
+          <w:sz w:val="22"/>
+          <w:szCs w:val="22"/>
+          <w:lang w:val="en-US"/>
+        </w:rPr>
+        <w:t>Python correlations</w:t>
+      </w:r>
+    </w:p>
+    <w:p>
+      <w:pPr>
+        <w:pStyle w:val="Paragraphedeliste"/>
+        <w:numPr>
+          <w:ilvl w:val="5"/>
+          <w:numId w:val="1"/>
+        </w:numPr>
+        <w:rPr>
+          <w:rFonts w:ascii="Arial" w:eastAsiaTheme="majorEastAsia" w:hAnsi="Arial" w:cs="Arial"/>
+          <w:color w:val="70AD47" w:themeColor="accent6"/>
+          <w:sz w:val="22"/>
+          <w:szCs w:val="22"/>
+          <w:lang w:val="en-US"/>
+        </w:rPr>
+      </w:pPr>
+      <w:r>
+        <w:rPr>
+          <w:rFonts w:ascii="Arial" w:eastAsiaTheme="majorEastAsia" w:hAnsi="Arial" w:cs="Arial"/>
+          <w:color w:val="70AD47" w:themeColor="accent6"/>
+          <w:sz w:val="22"/>
+          <w:szCs w:val="22"/>
+          <w:lang w:val="en-US"/>
+        </w:rPr>
+        <w:t>Python SL/TP Histogram</w:t>
+      </w:r>
+    </w:p>
+    <w:p>
+      <w:pPr>
+        <w:pStyle w:val="Paragraphedeliste"/>
+        <w:numPr>
+          <w:ilvl w:val="5"/>
+          <w:numId w:val="1"/>
+        </w:numPr>
+        <w:rPr>
+          <w:rFonts w:ascii="Arial" w:eastAsiaTheme="majorEastAsia" w:hAnsi="Arial" w:cs="Arial"/>
+          <w:color w:val="70AD47" w:themeColor="accent6"/>
+          <w:sz w:val="22"/>
+          <w:szCs w:val="22"/>
+          <w:lang w:val="en-US"/>
+        </w:rPr>
+      </w:pPr>
+      <w:r>
+        <w:rPr>
+          <w:rFonts w:ascii="Arial" w:eastAsiaTheme="majorEastAsia" w:hAnsi="Arial" w:cs="Arial"/>
+          <w:color w:val="70AD47" w:themeColor="accent6"/>
+          <w:sz w:val="22"/>
+          <w:szCs w:val="22"/>
+          <w:lang w:val="en-US"/>
+        </w:rPr>
+        <w:t>Python trade duration</w:t>
+      </w:r>
+    </w:p>
+    <w:p>
+      <w:pPr>
+        <w:pStyle w:val="Titre4"/>
+        <w:numPr>
+          <w:ilvl w:val="4"/>
+          <w:numId w:val="1"/>
+        </w:numPr>
+        <w:rPr>
+          <w:rFonts w:ascii="Arial" w:hAnsi="Arial" w:cs="Arial"/>
+          <w:lang w:val="en-US"/>
+        </w:rPr>
+      </w:pPr>
+      <w:r>
+        <w:rPr>
+          <w:rFonts w:ascii="Arial" w:hAnsi="Arial" w:cs="Arial"/>
+          <w:lang w:val="en-US"/>
+        </w:rPr>
+        <w:t>W1</w:t>
+      </w:r>
+    </w:p>
+    <w:p>
+      <w:pPr>
+        <w:pStyle w:val="Paragraphedeliste"/>
+        <w:numPr>
+          <w:ilvl w:val="5"/>
+          <w:numId w:val="1"/>
+        </w:numPr>
+        <w:rPr>
+          <w:rFonts w:ascii="Arial" w:eastAsiaTheme="majorEastAsia" w:hAnsi="Arial" w:cs="Arial"/>
+          <w:color w:val="70AD47" w:themeColor="accent6"/>
+          <w:sz w:val="22"/>
+          <w:szCs w:val="22"/>
+          <w:lang w:val="en-US"/>
+        </w:rPr>
+      </w:pPr>
+      <w:r>
+        <w:rPr>
+          <w:rFonts w:ascii="Arial" w:eastAsiaTheme="majorEastAsia" w:hAnsi="Arial" w:cs="Arial"/>
+          <w:color w:val="70AD47" w:themeColor="accent6"/>
+          <w:sz w:val="22"/>
+          <w:szCs w:val="22"/>
+          <w:lang w:val="en-US"/>
+        </w:rPr>
+        <w:t>Mql5 returns</w:t>
+      </w:r>
+    </w:p>
+    <w:p>
+      <w:pPr>
+        <w:pStyle w:val="Paragraphedeliste"/>
+        <w:numPr>
+          <w:ilvl w:val="5"/>
+          <w:numId w:val="1"/>
+        </w:numPr>
+        <w:rPr>
+          <w:rFonts w:ascii="Arial" w:eastAsiaTheme="majorEastAsia" w:hAnsi="Arial" w:cs="Arial"/>
+          <w:color w:val="70AD47" w:themeColor="accent6"/>
+          <w:sz w:val="22"/>
+          <w:szCs w:val="22"/>
+          <w:lang w:val="en-US"/>
+        </w:rPr>
+      </w:pPr>
+      <w:r>
+        <w:rPr>
+          <w:rFonts w:ascii="Arial" w:eastAsiaTheme="majorEastAsia" w:hAnsi="Arial" w:cs="Arial"/>
+          <w:color w:val="70AD47" w:themeColor="accent6"/>
+          <w:sz w:val="22"/>
+          <w:szCs w:val="22"/>
+          <w:lang w:val="en-US"/>
+        </w:rPr>
+        <w:t>Python returns</w:t>
+      </w:r>
+    </w:p>
+    <w:p>
+      <w:pPr>
+        <w:pStyle w:val="Paragraphedeliste"/>
+        <w:numPr>
+          <w:ilvl w:val="5"/>
+          <w:numId w:val="1"/>
+        </w:numPr>
+        <w:rPr>
+          <w:rFonts w:ascii="Arial" w:eastAsiaTheme="majorEastAsia" w:hAnsi="Arial" w:cs="Arial"/>
+          <w:color w:val="70AD47" w:themeColor="accent6"/>
+          <w:sz w:val="22"/>
+          <w:szCs w:val="22"/>
+          <w:lang w:val="en-US"/>
+        </w:rPr>
+      </w:pPr>
+      <w:r>
+        <w:rPr>
+          <w:rFonts w:ascii="Arial" w:eastAsiaTheme="majorEastAsia" w:hAnsi="Arial" w:cs="Arial"/>
+          <w:color w:val="70AD47" w:themeColor="accent6"/>
+          <w:sz w:val="22"/>
+          <w:szCs w:val="22"/>
+          <w:lang w:val="en-US"/>
+        </w:rPr>
+        <w:t>Python correlations</w:t>
+      </w:r>
+    </w:p>
+    <w:p>
+      <w:pPr>
+        <w:pStyle w:val="Paragraphedeliste"/>
+        <w:numPr>
+          <w:ilvl w:val="5"/>
+          <w:numId w:val="1"/>
+        </w:numPr>
+        <w:rPr>
+          <w:rFonts w:ascii="Arial" w:eastAsiaTheme="majorEastAsia" w:hAnsi="Arial" w:cs="Arial"/>
+          <w:color w:val="70AD47" w:themeColor="accent6"/>
+          <w:sz w:val="22"/>
+          <w:szCs w:val="22"/>
+          <w:lang w:val="en-US"/>
+        </w:rPr>
+      </w:pPr>
+      <w:r>
+        <w:rPr>
+          <w:rFonts w:ascii="Arial" w:eastAsiaTheme="majorEastAsia" w:hAnsi="Arial" w:cs="Arial"/>
+          <w:color w:val="70AD47" w:themeColor="accent6"/>
+          <w:sz w:val="22"/>
+          <w:szCs w:val="22"/>
+          <w:lang w:val="en-US"/>
+        </w:rPr>
+        <w:t>Python SL/TP Histogram</w:t>
+      </w:r>
+    </w:p>
+    <w:p>
+      <w:pPr>
+        <w:pStyle w:val="Paragraphedeliste"/>
+        <w:numPr>
+          <w:ilvl w:val="5"/>
+          <w:numId w:val="1"/>
+        </w:numPr>
+        <w:rPr>
+          <w:rFonts w:ascii="Arial" w:eastAsiaTheme="majorEastAsia" w:hAnsi="Arial" w:cs="Arial"/>
+          <w:color w:val="70AD47" w:themeColor="accent6"/>
+          <w:sz w:val="22"/>
+          <w:szCs w:val="22"/>
+          <w:lang w:val="en-US"/>
+        </w:rPr>
+      </w:pPr>
+      <w:r>
+        <w:rPr>
+          <w:rFonts w:ascii="Arial" w:eastAsiaTheme="majorEastAsia" w:hAnsi="Arial" w:cs="Arial"/>
+          <w:color w:val="70AD47" w:themeColor="accent6"/>
+          <w:sz w:val="22"/>
+          <w:szCs w:val="22"/>
+          <w:lang w:val="en-US"/>
+        </w:rPr>
+        <w:t>Python trade duration</w:t>
+      </w:r>
+    </w:p>
+    <w:p>
+      <w:pPr>
+        <w:pStyle w:val="Titre4"/>
+        <w:numPr>
+          <w:ilvl w:val="3"/>
+          <w:numId w:val="1"/>
+        </w:numPr>
+        <w:rPr>
+          <w:rFonts w:ascii="Arial" w:hAnsi="Arial" w:cs="Arial"/>
+          <w:lang w:val="en-US"/>
+        </w:rPr>
+      </w:pPr>
+      <w:r>
+        <w:rPr>
+          <w:rFonts w:ascii="Arial" w:hAnsi="Arial" w:cs="Arial"/>
+          <w:lang w:val="en-US"/>
+        </w:rPr>
+        <w:lastRenderedPageBreak/>
+        <w:t>15/30</w:t>
+      </w:r>
+    </w:p>
+    <w:p>
+      <w:pPr>
+        <w:pStyle w:val="Titre4"/>
+        <w:numPr>
+          <w:ilvl w:val="4"/>
+          <w:numId w:val="1"/>
+        </w:numPr>
+        <w:rPr>
+          <w:rFonts w:ascii="Arial" w:hAnsi="Arial" w:cs="Arial"/>
+          <w:lang w:val="en-US"/>
+        </w:rPr>
+      </w:pPr>
+      <w:r>
+        <w:rPr>
+          <w:rFonts w:ascii="Arial" w:hAnsi="Arial" w:cs="Arial"/>
+          <w:lang w:val="en-US"/>
+        </w:rPr>
+        <w:t>H1</w:t>
+      </w:r>
+    </w:p>
+    <w:p>
+      <w:pPr>
+        <w:pStyle w:val="Paragraphedeliste"/>
+        <w:numPr>
+          <w:ilvl w:val="5"/>
+          <w:numId w:val="1"/>
+        </w:numPr>
+        <w:rPr>
+          <w:rFonts w:ascii="Arial" w:eastAsiaTheme="majorEastAsia" w:hAnsi="Arial" w:cs="Arial"/>
+          <w:color w:val="70AD47" w:themeColor="accent6"/>
+          <w:sz w:val="22"/>
+          <w:szCs w:val="22"/>
+          <w:lang w:val="en-US"/>
+        </w:rPr>
+      </w:pPr>
+      <w:r>
+        <w:rPr>
+          <w:rFonts w:ascii="Arial" w:eastAsiaTheme="majorEastAsia" w:hAnsi="Arial" w:cs="Arial"/>
+          <w:color w:val="70AD47" w:themeColor="accent6"/>
+          <w:sz w:val="22"/>
+          <w:szCs w:val="22"/>
+          <w:lang w:val="en-US"/>
+        </w:rPr>
+        <w:t>Mql5 returns</w:t>
+      </w:r>
+    </w:p>
+    <w:p>
+      <w:pPr>
+        <w:pStyle w:val="Paragraphedeliste"/>
+        <w:numPr>
+          <w:ilvl w:val="5"/>
+          <w:numId w:val="1"/>
+        </w:numPr>
+        <w:rPr>
+          <w:rFonts w:ascii="Arial" w:eastAsiaTheme="majorEastAsia" w:hAnsi="Arial" w:cs="Arial"/>
+          <w:color w:val="70AD47" w:themeColor="accent6"/>
+          <w:sz w:val="22"/>
+          <w:szCs w:val="22"/>
+          <w:lang w:val="en-US"/>
+        </w:rPr>
+      </w:pPr>
+      <w:r>
+        <w:rPr>
+          <w:rFonts w:ascii="Arial" w:eastAsiaTheme="majorEastAsia" w:hAnsi="Arial" w:cs="Arial"/>
+          <w:color w:val="70AD47" w:themeColor="accent6"/>
+          <w:sz w:val="22"/>
+          <w:szCs w:val="22"/>
+          <w:lang w:val="en-US"/>
+        </w:rPr>
+        <w:t>Python returns</w:t>
+      </w:r>
+    </w:p>
+    <w:p>
+      <w:pPr>
+        <w:pStyle w:val="Paragraphedeliste"/>
+        <w:numPr>
+          <w:ilvl w:val="5"/>
+          <w:numId w:val="1"/>
+        </w:numPr>
+        <w:rPr>
+          <w:rFonts w:ascii="Arial" w:eastAsiaTheme="majorEastAsia" w:hAnsi="Arial" w:cs="Arial"/>
+          <w:color w:val="70AD47" w:themeColor="accent6"/>
+          <w:sz w:val="22"/>
+          <w:szCs w:val="22"/>
+          <w:lang w:val="en-US"/>
+        </w:rPr>
+      </w:pPr>
+      <w:r>
+        <w:rPr>
+          <w:rFonts w:ascii="Arial" w:eastAsiaTheme="majorEastAsia" w:hAnsi="Arial" w:cs="Arial"/>
+          <w:color w:val="70AD47" w:themeColor="accent6"/>
+          <w:sz w:val="22"/>
+          <w:szCs w:val="22"/>
+          <w:lang w:val="en-US"/>
+        </w:rPr>
+        <w:t>Python correlations</w:t>
+      </w:r>
+    </w:p>
+    <w:p>
+      <w:pPr>
+        <w:pStyle w:val="Paragraphedeliste"/>
+        <w:numPr>
+          <w:ilvl w:val="5"/>
+          <w:numId w:val="1"/>
+        </w:numPr>
+        <w:rPr>
+          <w:rFonts w:ascii="Arial" w:eastAsiaTheme="majorEastAsia" w:hAnsi="Arial" w:cs="Arial"/>
+          <w:color w:val="70AD47" w:themeColor="accent6"/>
+          <w:sz w:val="22"/>
+          <w:szCs w:val="22"/>
+          <w:lang w:val="en-US"/>
+        </w:rPr>
+      </w:pPr>
+      <w:r>
+        <w:rPr>
+          <w:rFonts w:ascii="Arial" w:eastAsiaTheme="majorEastAsia" w:hAnsi="Arial" w:cs="Arial"/>
+          <w:color w:val="70AD47" w:themeColor="accent6"/>
+          <w:sz w:val="22"/>
+          <w:szCs w:val="22"/>
+          <w:lang w:val="en-US"/>
+        </w:rPr>
+        <w:t>Python SL/TP Histogram</w:t>
+      </w:r>
+    </w:p>
+    <w:p>
+      <w:pPr>
+        <w:pStyle w:val="Paragraphedeliste"/>
+        <w:numPr>
+          <w:ilvl w:val="5"/>
+          <w:numId w:val="1"/>
+        </w:numPr>
+        <w:rPr>
+          <w:rFonts w:ascii="Arial" w:eastAsiaTheme="majorEastAsia" w:hAnsi="Arial" w:cs="Arial"/>
+          <w:color w:val="70AD47" w:themeColor="accent6"/>
+          <w:sz w:val="22"/>
+          <w:szCs w:val="22"/>
+          <w:lang w:val="en-US"/>
+        </w:rPr>
+      </w:pPr>
+      <w:r>
+        <w:rPr>
+          <w:rFonts w:ascii="Arial" w:eastAsiaTheme="majorEastAsia" w:hAnsi="Arial" w:cs="Arial"/>
+          <w:color w:val="70AD47" w:themeColor="accent6"/>
+          <w:sz w:val="22"/>
+          <w:szCs w:val="22"/>
+          <w:lang w:val="en-US"/>
+        </w:rPr>
+        <w:t>Python trade duration</w:t>
+      </w:r>
+    </w:p>
+    <w:p>
+      <w:pPr>
+        <w:pStyle w:val="Titre4"/>
+        <w:numPr>
+          <w:ilvl w:val="4"/>
+          <w:numId w:val="1"/>
+        </w:numPr>
+        <w:rPr>
+          <w:rFonts w:ascii="Arial" w:hAnsi="Arial" w:cs="Arial"/>
+          <w:lang w:val="en-US"/>
+        </w:rPr>
+      </w:pPr>
+      <w:r>
+        <w:rPr>
+          <w:rFonts w:ascii="Arial" w:hAnsi="Arial" w:cs="Arial"/>
+          <w:lang w:val="en-US"/>
+        </w:rPr>
+        <w:t>H4</w:t>
+      </w:r>
+    </w:p>
+    <w:p>
+      <w:pPr>
+        <w:pStyle w:val="Paragraphedeliste"/>
+        <w:numPr>
+          <w:ilvl w:val="5"/>
+          <w:numId w:val="1"/>
+        </w:numPr>
+        <w:rPr>
+          <w:rFonts w:ascii="Arial" w:eastAsiaTheme="majorEastAsia" w:hAnsi="Arial" w:cs="Arial"/>
+          <w:color w:val="70AD47" w:themeColor="accent6"/>
+          <w:sz w:val="22"/>
+          <w:szCs w:val="22"/>
+          <w:lang w:val="en-US"/>
+        </w:rPr>
+      </w:pPr>
+      <w:r>
+        <w:rPr>
+          <w:rFonts w:ascii="Arial" w:eastAsiaTheme="majorEastAsia" w:hAnsi="Arial" w:cs="Arial"/>
+          <w:color w:val="70AD47" w:themeColor="accent6"/>
+          <w:sz w:val="22"/>
+          <w:szCs w:val="22"/>
+          <w:lang w:val="en-US"/>
+        </w:rPr>
+        <w:t>Mql5 returns</w:t>
+      </w:r>
+    </w:p>
+    <w:p>
+      <w:pPr>
+        <w:pStyle w:val="Paragraphedeliste"/>
+        <w:numPr>
+          <w:ilvl w:val="5"/>
+          <w:numId w:val="1"/>
+        </w:numPr>
+        <w:rPr>
+          <w:rFonts w:ascii="Arial" w:eastAsiaTheme="majorEastAsia" w:hAnsi="Arial" w:cs="Arial"/>
+          <w:color w:val="70AD47" w:themeColor="accent6"/>
+          <w:sz w:val="22"/>
+          <w:szCs w:val="22"/>
+          <w:lang w:val="en-US"/>
+        </w:rPr>
+      </w:pPr>
+      <w:r>
+        <w:rPr>
+          <w:rFonts w:ascii="Arial" w:eastAsiaTheme="majorEastAsia" w:hAnsi="Arial" w:cs="Arial"/>
+          <w:color w:val="70AD47" w:themeColor="accent6"/>
+          <w:sz w:val="22"/>
+          <w:szCs w:val="22"/>
+          <w:lang w:val="en-US"/>
+        </w:rPr>
+        <w:t>Python returns</w:t>
+      </w:r>
+    </w:p>
+    <w:p>
+      <w:pPr>
+        <w:pStyle w:val="Paragraphedeliste"/>
+        <w:numPr>
+          <w:ilvl w:val="5"/>
+          <w:numId w:val="1"/>
+        </w:numPr>
+        <w:rPr>
+          <w:rFonts w:ascii="Arial" w:eastAsiaTheme="majorEastAsia" w:hAnsi="Arial" w:cs="Arial"/>
+          <w:color w:val="70AD47" w:themeColor="accent6"/>
+          <w:sz w:val="22"/>
+          <w:szCs w:val="22"/>
+          <w:lang w:val="en-US"/>
+        </w:rPr>
+      </w:pPr>
+      <w:r>
+        <w:rPr>
+          <w:rFonts w:ascii="Arial" w:eastAsiaTheme="majorEastAsia" w:hAnsi="Arial" w:cs="Arial"/>
+          <w:color w:val="70AD47" w:themeColor="accent6"/>
+          <w:sz w:val="22"/>
+          <w:szCs w:val="22"/>
+          <w:lang w:val="en-US"/>
+        </w:rPr>
+        <w:t>Python correlations</w:t>
+      </w:r>
+    </w:p>
+    <w:p>
+      <w:pPr>
+        <w:pStyle w:val="Paragraphedeliste"/>
+        <w:numPr>
+          <w:ilvl w:val="5"/>
+          <w:numId w:val="1"/>
+        </w:numPr>
+        <w:rPr>
+          <w:rFonts w:ascii="Arial" w:eastAsiaTheme="majorEastAsia" w:hAnsi="Arial" w:cs="Arial"/>
+          <w:color w:val="70AD47" w:themeColor="accent6"/>
+          <w:sz w:val="22"/>
+          <w:szCs w:val="22"/>
+          <w:lang w:val="en-US"/>
+        </w:rPr>
+      </w:pPr>
+      <w:r>
+        <w:rPr>
+          <w:rFonts w:ascii="Arial" w:eastAsiaTheme="majorEastAsia" w:hAnsi="Arial" w:cs="Arial"/>
+          <w:color w:val="70AD47" w:themeColor="accent6"/>
+          <w:sz w:val="22"/>
+          <w:szCs w:val="22"/>
+          <w:lang w:val="en-US"/>
+        </w:rPr>
+        <w:t>Python SL/TP Histogram</w:t>
+      </w:r>
+    </w:p>
+    <w:p>
+      <w:pPr>
+        <w:pStyle w:val="Paragraphedeliste"/>
+        <w:numPr>
+          <w:ilvl w:val="5"/>
+          <w:numId w:val="1"/>
+        </w:numPr>
+        <w:rPr>
+          <w:rFonts w:ascii="Arial" w:eastAsiaTheme="majorEastAsia" w:hAnsi="Arial" w:cs="Arial"/>
+          <w:color w:val="70AD47" w:themeColor="accent6"/>
+          <w:sz w:val="22"/>
+          <w:szCs w:val="22"/>
+          <w:lang w:val="en-US"/>
+        </w:rPr>
+      </w:pPr>
+      <w:r>
+        <w:rPr>
+          <w:rFonts w:ascii="Arial" w:eastAsiaTheme="majorEastAsia" w:hAnsi="Arial" w:cs="Arial"/>
+          <w:color w:val="70AD47" w:themeColor="accent6"/>
+          <w:sz w:val="22"/>
+          <w:szCs w:val="22"/>
+          <w:lang w:val="en-US"/>
+        </w:rPr>
+        <w:t>Python trade duration</w:t>
+      </w:r>
+    </w:p>
+    <w:p>
+      <w:pPr>
+        <w:pStyle w:val="Titre4"/>
+        <w:numPr>
+          <w:ilvl w:val="4"/>
+          <w:numId w:val="1"/>
+        </w:numPr>
+        <w:rPr>
+          <w:rFonts w:ascii="Arial" w:hAnsi="Arial" w:cs="Arial"/>
+          <w:lang w:val="en-US"/>
+        </w:rPr>
+      </w:pPr>
+      <w:r>
+        <w:rPr>
+          <w:rFonts w:ascii="Arial" w:hAnsi="Arial" w:cs="Arial"/>
+          <w:lang w:val="en-US"/>
+        </w:rPr>
+        <w:t>D1</w:t>
+      </w:r>
+    </w:p>
+    <w:p>
+      <w:pPr>
+        <w:pStyle w:val="Paragraphedeliste"/>
+        <w:numPr>
+          <w:ilvl w:val="5"/>
+          <w:numId w:val="1"/>
+        </w:numPr>
+        <w:rPr>
+          <w:rFonts w:ascii="Arial" w:eastAsiaTheme="majorEastAsia" w:hAnsi="Arial" w:cs="Arial"/>
+          <w:color w:val="70AD47" w:themeColor="accent6"/>
+          <w:sz w:val="22"/>
+          <w:szCs w:val="22"/>
+          <w:lang w:val="en-US"/>
+        </w:rPr>
+      </w:pPr>
+      <w:r>
+        <w:rPr>
+          <w:rFonts w:ascii="Arial" w:eastAsiaTheme="majorEastAsia" w:hAnsi="Arial" w:cs="Arial"/>
+          <w:color w:val="70AD47" w:themeColor="accent6"/>
+          <w:sz w:val="22"/>
+          <w:szCs w:val="22"/>
+          <w:lang w:val="en-US"/>
+        </w:rPr>
+        <w:t>Mql5 returns</w:t>
+      </w:r>
+    </w:p>
+    <w:p>
+      <w:pPr>
+        <w:pStyle w:val="Paragraphedeliste"/>
+        <w:numPr>
+          <w:ilvl w:val="5"/>
+          <w:numId w:val="1"/>
+        </w:numPr>
+        <w:rPr>
+          <w:rFonts w:ascii="Arial" w:eastAsiaTheme="majorEastAsia" w:hAnsi="Arial" w:cs="Arial"/>
+          <w:color w:val="70AD47" w:themeColor="accent6"/>
+          <w:sz w:val="22"/>
+          <w:szCs w:val="22"/>
+          <w:lang w:val="en-US"/>
+        </w:rPr>
+      </w:pPr>
+      <w:r>
+        <w:rPr>
+          <w:rFonts w:ascii="Arial" w:eastAsiaTheme="majorEastAsia" w:hAnsi="Arial" w:cs="Arial"/>
+          <w:color w:val="70AD47" w:themeColor="accent6"/>
+          <w:sz w:val="22"/>
+          <w:szCs w:val="22"/>
+          <w:lang w:val="en-US"/>
+        </w:rPr>
+        <w:t>Python returns</w:t>
+      </w:r>
+    </w:p>
+    <w:p>
+      <w:pPr>
+        <w:pStyle w:val="Paragraphedeliste"/>
+        <w:numPr>
+          <w:ilvl w:val="5"/>
+          <w:numId w:val="1"/>
+        </w:numPr>
+        <w:rPr>
+          <w:rFonts w:ascii="Arial" w:eastAsiaTheme="majorEastAsia" w:hAnsi="Arial" w:cs="Arial"/>
+          <w:color w:val="70AD47" w:themeColor="accent6"/>
+          <w:sz w:val="22"/>
+          <w:szCs w:val="22"/>
+          <w:lang w:val="en-US"/>
+        </w:rPr>
+      </w:pPr>
+      <w:r>
+        <w:rPr>
+          <w:rFonts w:ascii="Arial" w:eastAsiaTheme="majorEastAsia" w:hAnsi="Arial" w:cs="Arial"/>
+          <w:color w:val="70AD47" w:themeColor="accent6"/>
+          <w:sz w:val="22"/>
+          <w:szCs w:val="22"/>
+          <w:lang w:val="en-US"/>
+        </w:rPr>
+        <w:t>Python correlations</w:t>
+      </w:r>
+    </w:p>
+    <w:p>
+      <w:pPr>
+        <w:pStyle w:val="Paragraphedeliste"/>
+        <w:numPr>
+          <w:ilvl w:val="5"/>
+          <w:numId w:val="1"/>
+        </w:numPr>
+        <w:rPr>
+          <w:rFonts w:ascii="Arial" w:eastAsiaTheme="majorEastAsia" w:hAnsi="Arial" w:cs="Arial"/>
+          <w:color w:val="70AD47" w:themeColor="accent6"/>
+          <w:sz w:val="22"/>
+          <w:szCs w:val="22"/>
+          <w:lang w:val="en-US"/>
+        </w:rPr>
+      </w:pPr>
+      <w:r>
+        <w:rPr>
+          <w:rFonts w:ascii="Arial" w:eastAsiaTheme="majorEastAsia" w:hAnsi="Arial" w:cs="Arial"/>
+          <w:color w:val="70AD47" w:themeColor="accent6"/>
+          <w:sz w:val="22"/>
+          <w:szCs w:val="22"/>
+          <w:lang w:val="en-US"/>
+        </w:rPr>
+        <w:t>Python SL/TP Histogram</w:t>
+      </w:r>
+    </w:p>
+    <w:p>
+      <w:pPr>
+        <w:pStyle w:val="Paragraphedeliste"/>
+        <w:numPr>
+          <w:ilvl w:val="5"/>
+          <w:numId w:val="1"/>
+        </w:numPr>
+        <w:rPr>
+          <w:rFonts w:ascii="Arial" w:eastAsiaTheme="majorEastAsia" w:hAnsi="Arial" w:cs="Arial"/>
+          <w:color w:val="70AD47" w:themeColor="accent6"/>
+          <w:sz w:val="22"/>
+          <w:szCs w:val="22"/>
+          <w:lang w:val="en-US"/>
+        </w:rPr>
+      </w:pPr>
+      <w:r>
+        <w:rPr>
+          <w:rFonts w:ascii="Arial" w:eastAsiaTheme="majorEastAsia" w:hAnsi="Arial" w:cs="Arial"/>
+          <w:color w:val="70AD47" w:themeColor="accent6"/>
+          <w:sz w:val="22"/>
+          <w:szCs w:val="22"/>
+          <w:lang w:val="en-US"/>
+        </w:rPr>
+        <w:t>Python trade duration</w:t>
+      </w:r>
+    </w:p>
+    <w:p>
+      <w:pPr>
+        <w:pStyle w:val="Titre4"/>
+        <w:numPr>
+          <w:ilvl w:val="4"/>
+          <w:numId w:val="1"/>
+        </w:numPr>
+        <w:rPr>
+          <w:rFonts w:ascii="Arial" w:hAnsi="Arial" w:cs="Arial"/>
+          <w:lang w:val="en-US"/>
+        </w:rPr>
+      </w:pPr>
+      <w:r>
+        <w:rPr>
+          <w:rFonts w:ascii="Arial" w:hAnsi="Arial" w:cs="Arial"/>
+          <w:lang w:val="en-US"/>
+        </w:rPr>
+        <w:t>W1</w:t>
+      </w:r>
+    </w:p>
+    <w:p>
+      <w:pPr>
+        <w:pStyle w:val="Paragraphedeliste"/>
+        <w:numPr>
+          <w:ilvl w:val="5"/>
+          <w:numId w:val="1"/>
+        </w:numPr>
+        <w:rPr>
+          <w:rFonts w:ascii="Arial" w:eastAsiaTheme="majorEastAsia" w:hAnsi="Arial" w:cs="Arial"/>
+          <w:color w:val="70AD47" w:themeColor="accent6"/>
+          <w:sz w:val="22"/>
+          <w:szCs w:val="22"/>
+          <w:lang w:val="en-US"/>
+        </w:rPr>
+      </w:pPr>
+      <w:r>
+        <w:rPr>
+          <w:rFonts w:ascii="Arial" w:eastAsiaTheme="majorEastAsia" w:hAnsi="Arial" w:cs="Arial"/>
+          <w:color w:val="70AD47" w:themeColor="accent6"/>
+          <w:sz w:val="22"/>
+          <w:szCs w:val="22"/>
+          <w:lang w:val="en-US"/>
+        </w:rPr>
+        <w:t>Mql5 returns</w:t>
+      </w:r>
+    </w:p>
+    <w:p>
+      <w:pPr>
+        <w:pStyle w:val="Paragraphedeliste"/>
+        <w:numPr>
+          <w:ilvl w:val="5"/>
+          <w:numId w:val="1"/>
+        </w:numPr>
+        <w:rPr>
+          <w:rFonts w:ascii="Arial" w:eastAsiaTheme="majorEastAsia" w:hAnsi="Arial" w:cs="Arial"/>
+          <w:color w:val="70AD47" w:themeColor="accent6"/>
+          <w:sz w:val="22"/>
+          <w:szCs w:val="22"/>
+          <w:lang w:val="en-US"/>
+        </w:rPr>
+      </w:pPr>
+      <w:r>
+        <w:rPr>
+          <w:rFonts w:ascii="Arial" w:eastAsiaTheme="majorEastAsia" w:hAnsi="Arial" w:cs="Arial"/>
+          <w:color w:val="70AD47" w:themeColor="accent6"/>
+          <w:sz w:val="22"/>
+          <w:szCs w:val="22"/>
+          <w:lang w:val="en-US"/>
+        </w:rPr>
+        <w:t>Python returns</w:t>
+      </w:r>
+    </w:p>
+    <w:p>
+      <w:pPr>
+        <w:pStyle w:val="Paragraphedeliste"/>
+        <w:numPr>
+          <w:ilvl w:val="5"/>
+          <w:numId w:val="1"/>
+        </w:numPr>
+        <w:rPr>
+          <w:rFonts w:ascii="Arial" w:eastAsiaTheme="majorEastAsia" w:hAnsi="Arial" w:cs="Arial"/>
+          <w:color w:val="70AD47" w:themeColor="accent6"/>
+          <w:sz w:val="22"/>
+          <w:szCs w:val="22"/>
+          <w:lang w:val="en-US"/>
+        </w:rPr>
+      </w:pPr>
+      <w:r>
+        <w:rPr>
+          <w:rFonts w:ascii="Arial" w:eastAsiaTheme="majorEastAsia" w:hAnsi="Arial" w:cs="Arial"/>
+          <w:color w:val="70AD47" w:themeColor="accent6"/>
+          <w:sz w:val="22"/>
+          <w:szCs w:val="22"/>
+          <w:lang w:val="en-US"/>
+        </w:rPr>
+        <w:t>Python correlations</w:t>
+      </w:r>
+    </w:p>
+    <w:p>
+      <w:pPr>
+        <w:pStyle w:val="Paragraphedeliste"/>
+        <w:numPr>
+          <w:ilvl w:val="5"/>
+          <w:numId w:val="1"/>
+        </w:numPr>
+        <w:rPr>
+          <w:rFonts w:ascii="Arial" w:eastAsiaTheme="majorEastAsia" w:hAnsi="Arial" w:cs="Arial"/>
+          <w:color w:val="70AD47" w:themeColor="accent6"/>
+          <w:sz w:val="22"/>
+          <w:szCs w:val="22"/>
+          <w:lang w:val="en-US"/>
+        </w:rPr>
+      </w:pPr>
+      <w:r>
+        <w:rPr>
+          <w:rFonts w:ascii="Arial" w:eastAsiaTheme="majorEastAsia" w:hAnsi="Arial" w:cs="Arial"/>
+          <w:color w:val="70AD47" w:themeColor="accent6"/>
+          <w:sz w:val="22"/>
+          <w:szCs w:val="22"/>
+          <w:lang w:val="en-US"/>
+        </w:rPr>
+        <w:t>Python SL/TP Histogram</w:t>
+      </w:r>
+    </w:p>
+    <w:p>
+      <w:pPr>
+        <w:pStyle w:val="Paragraphedeliste"/>
+        <w:numPr>
+          <w:ilvl w:val="5"/>
+          <w:numId w:val="1"/>
+        </w:numPr>
+        <w:rPr>
+          <w:rFonts w:ascii="Arial" w:eastAsiaTheme="majorEastAsia" w:hAnsi="Arial" w:cs="Arial"/>
+          <w:color w:val="70AD47" w:themeColor="accent6"/>
+          <w:sz w:val="22"/>
+          <w:szCs w:val="22"/>
+          <w:lang w:val="en-US"/>
+        </w:rPr>
+      </w:pPr>
+      <w:r>
+        <w:rPr>
+          <w:rFonts w:ascii="Arial" w:eastAsiaTheme="majorEastAsia" w:hAnsi="Arial" w:cs="Arial"/>
+          <w:color w:val="70AD47" w:themeColor="accent6"/>
+          <w:sz w:val="22"/>
+          <w:szCs w:val="22"/>
+          <w:lang w:val="en-US"/>
+        </w:rPr>
+        <w:t>Python trade duration</w:t>
+      </w:r>
+    </w:p>
+    <w:p>
+      <w:pPr>
+        <w:pStyle w:val="Titre4"/>
+        <w:numPr>
+          <w:ilvl w:val="3"/>
+          <w:numId w:val="1"/>
+        </w:numPr>
+        <w:rPr>
+          <w:rFonts w:ascii="Arial" w:hAnsi="Arial" w:cs="Arial"/>
+          <w:lang w:val="en-US"/>
+        </w:rPr>
+      </w:pPr>
+      <w:r>
+        <w:rPr>
+          <w:rFonts w:ascii="Arial" w:hAnsi="Arial" w:cs="Arial"/>
+          <w:lang w:val="en-US"/>
+        </w:rPr>
+        <w:t>21/50</w:t>
+      </w:r>
+    </w:p>
+    <w:p>
+      <w:pPr>
+        <w:pStyle w:val="Titre4"/>
+        <w:numPr>
+          <w:ilvl w:val="4"/>
+          <w:numId w:val="1"/>
+        </w:numPr>
+        <w:rPr>
+          <w:rFonts w:ascii="Arial" w:hAnsi="Arial" w:cs="Arial"/>
+          <w:lang w:val="en-US"/>
+        </w:rPr>
+      </w:pPr>
+      <w:r>
+        <w:rPr>
+          <w:rFonts w:ascii="Arial" w:hAnsi="Arial" w:cs="Arial"/>
+          <w:lang w:val="en-US"/>
+        </w:rPr>
+        <w:t>H1</w:t>
+      </w:r>
+    </w:p>
+    <w:p>
+      <w:pPr>
+        <w:pStyle w:val="Paragraphedeliste"/>
+        <w:numPr>
+          <w:ilvl w:val="5"/>
+          <w:numId w:val="1"/>
+        </w:numPr>
+        <w:rPr>
+          <w:rFonts w:ascii="Arial" w:eastAsiaTheme="majorEastAsia" w:hAnsi="Arial" w:cs="Arial"/>
+          <w:color w:val="70AD47" w:themeColor="accent6"/>
+          <w:sz w:val="22"/>
+          <w:szCs w:val="22"/>
+          <w:lang w:val="en-US"/>
+        </w:rPr>
+      </w:pPr>
+      <w:r>
+        <w:rPr>
+          <w:rFonts w:ascii="Arial" w:eastAsiaTheme="majorEastAsia" w:hAnsi="Arial" w:cs="Arial"/>
+          <w:color w:val="70AD47" w:themeColor="accent6"/>
+          <w:sz w:val="22"/>
+          <w:szCs w:val="22"/>
+          <w:lang w:val="en-US"/>
+        </w:rPr>
+        <w:t>Mql5 returns</w:t>
+      </w:r>
+    </w:p>
+    <w:p>
+      <w:pPr>
+        <w:pStyle w:val="Paragraphedeliste"/>
+        <w:numPr>
+          <w:ilvl w:val="5"/>
+          <w:numId w:val="1"/>
+        </w:numPr>
+        <w:rPr>
+          <w:rFonts w:ascii="Arial" w:eastAsiaTheme="majorEastAsia" w:hAnsi="Arial" w:cs="Arial"/>
+          <w:color w:val="70AD47" w:themeColor="accent6"/>
+          <w:sz w:val="22"/>
+          <w:szCs w:val="22"/>
+          <w:lang w:val="en-US"/>
+        </w:rPr>
+      </w:pPr>
+      <w:r>
+        <w:rPr>
+          <w:rFonts w:ascii="Arial" w:eastAsiaTheme="majorEastAsia" w:hAnsi="Arial" w:cs="Arial"/>
+          <w:color w:val="70AD47" w:themeColor="accent6"/>
+          <w:sz w:val="22"/>
+          <w:szCs w:val="22"/>
+          <w:lang w:val="en-US"/>
+        </w:rPr>
+        <w:t>Python returns</w:t>
+      </w:r>
+    </w:p>
+    <w:p>
+      <w:pPr>
+        <w:pStyle w:val="Paragraphedeliste"/>
+        <w:numPr>
+          <w:ilvl w:val="5"/>
+          <w:numId w:val="1"/>
+        </w:numPr>
+        <w:rPr>
+          <w:rFonts w:ascii="Arial" w:eastAsiaTheme="majorEastAsia" w:hAnsi="Arial" w:cs="Arial"/>
+          <w:color w:val="70AD47" w:themeColor="accent6"/>
+          <w:sz w:val="22"/>
+          <w:szCs w:val="22"/>
+          <w:lang w:val="en-US"/>
+        </w:rPr>
+      </w:pPr>
+      <w:r>
+        <w:rPr>
+          <w:rFonts w:ascii="Arial" w:eastAsiaTheme="majorEastAsia" w:hAnsi="Arial" w:cs="Arial"/>
+          <w:color w:val="70AD47" w:themeColor="accent6"/>
+          <w:sz w:val="22"/>
+          <w:szCs w:val="22"/>
+          <w:lang w:val="en-US"/>
+        </w:rPr>
+        <w:t>Python correlations</w:t>
+      </w:r>
+    </w:p>
+    <w:p>
+      <w:pPr>
+        <w:pStyle w:val="Paragraphedeliste"/>
+        <w:numPr>
+          <w:ilvl w:val="5"/>
+          <w:numId w:val="1"/>
+        </w:numPr>
+        <w:rPr>
+          <w:rFonts w:ascii="Arial" w:eastAsiaTheme="majorEastAsia" w:hAnsi="Arial" w:cs="Arial"/>
+          <w:color w:val="70AD47" w:themeColor="accent6"/>
+          <w:sz w:val="22"/>
+          <w:szCs w:val="22"/>
+          <w:lang w:val="en-US"/>
+        </w:rPr>
+      </w:pPr>
+      <w:r>
+        <w:rPr>
+          <w:rFonts w:ascii="Arial" w:eastAsiaTheme="majorEastAsia" w:hAnsi="Arial" w:cs="Arial"/>
+          <w:color w:val="70AD47" w:themeColor="accent6"/>
+          <w:sz w:val="22"/>
+          <w:szCs w:val="22"/>
+          <w:lang w:val="en-US"/>
+        </w:rPr>
+        <w:t>Python SL/TP Histogram</w:t>
+      </w:r>
+    </w:p>
+    <w:p>
+      <w:pPr>
+        <w:pStyle w:val="Paragraphedeliste"/>
+        <w:numPr>
           <w:ilvl w:val="6"/>
           <w:numId w:val="1"/>
         </w:numPr>
@@ -3006,6 +4290,7 @@
           <w:szCs w:val="22"/>
           <w:lang w:val="en-US"/>
         </w:rPr>
+        <w:lastRenderedPageBreak/>
         <w:t>Python correlations</w:t>
       </w:r>
     </w:p>
@@ -3213,6 +4498,13 @@
     </w:p>
     <w:p>
       <w:pPr>
+        <w:rPr>
+          <w:lang w:val="en-US"/>
+        </w:rPr>
+      </w:pPr>
+    </w:p>
+    <w:p>
+      <w:pPr>
         <w:pStyle w:val="Titre4"/>
         <w:numPr>
           <w:ilvl w:val="3"/>
@@ -3228,7 +4520,7 @@
           <w:rFonts w:ascii="Arial" w:hAnsi="Arial" w:cs="Arial"/>
           <w:lang w:val="en-US"/>
         </w:rPr>
-        <w:t>15/30</w:t>
+        <w:t>50/160</w:t>
       </w:r>
     </w:p>
     <w:p>
@@ -3300,7 +4592,635 @@
           <w:szCs w:val="22"/>
           <w:lang w:val="en-US"/>
         </w:rPr>
+        <w:t>Python returns</w:t>
+      </w:r>
+    </w:p>
+    <w:p>
+      <w:pPr>
+        <w:pStyle w:val="Paragraphedeliste"/>
+        <w:numPr>
+          <w:ilvl w:val="5"/>
+          <w:numId w:val="1"/>
+        </w:numPr>
+        <w:rPr>
+          <w:rFonts w:ascii="Arial" w:eastAsiaTheme="majorEastAsia" w:hAnsi="Arial" w:cs="Arial"/>
+          <w:color w:val="70AD47" w:themeColor="accent6"/>
+          <w:sz w:val="22"/>
+          <w:szCs w:val="22"/>
+          <w:lang w:val="en-US"/>
+        </w:rPr>
+      </w:pPr>
+      <w:r>
+        <w:rPr>
+          <w:rFonts w:ascii="Arial" w:eastAsiaTheme="majorEastAsia" w:hAnsi="Arial" w:cs="Arial"/>
+          <w:color w:val="70AD47" w:themeColor="accent6"/>
+          <w:sz w:val="22"/>
+          <w:szCs w:val="22"/>
+          <w:lang w:val="en-US"/>
+        </w:rPr>
+        <w:t>Python correlations</w:t>
+      </w:r>
+    </w:p>
+    <w:p>
+      <w:pPr>
+        <w:pStyle w:val="Paragraphedeliste"/>
+        <w:numPr>
+          <w:ilvl w:val="5"/>
+          <w:numId w:val="1"/>
+        </w:numPr>
+        <w:rPr>
+          <w:rFonts w:ascii="Arial" w:eastAsiaTheme="majorEastAsia" w:hAnsi="Arial" w:cs="Arial"/>
+          <w:color w:val="70AD47" w:themeColor="accent6"/>
+          <w:sz w:val="22"/>
+          <w:szCs w:val="22"/>
+          <w:lang w:val="en-US"/>
+        </w:rPr>
+      </w:pPr>
+      <w:r>
+        <w:rPr>
+          <w:rFonts w:ascii="Arial" w:eastAsiaTheme="majorEastAsia" w:hAnsi="Arial" w:cs="Arial"/>
+          <w:color w:val="70AD47" w:themeColor="accent6"/>
+          <w:sz w:val="22"/>
+          <w:szCs w:val="22"/>
+          <w:lang w:val="en-US"/>
+        </w:rPr>
+        <w:t>Python SL/TP Histogram</w:t>
+      </w:r>
+    </w:p>
+    <w:p>
+      <w:pPr>
+        <w:pStyle w:val="Paragraphedeliste"/>
+        <w:numPr>
+          <w:ilvl w:val="6"/>
+          <w:numId w:val="1"/>
+        </w:numPr>
+        <w:rPr>
+          <w:rFonts w:ascii="Arial" w:eastAsiaTheme="majorEastAsia" w:hAnsi="Arial" w:cs="Arial"/>
+          <w:color w:val="70AD47" w:themeColor="accent6"/>
+          <w:sz w:val="22"/>
+          <w:szCs w:val="22"/>
+          <w:lang w:val="en-US"/>
+        </w:rPr>
+      </w:pPr>
+      <w:r>
+        <w:rPr>
+          <w:rFonts w:ascii="Arial" w:eastAsiaTheme="majorEastAsia" w:hAnsi="Arial" w:cs="Arial"/>
+          <w:color w:val="70AD47" w:themeColor="accent6"/>
+          <w:sz w:val="22"/>
+          <w:szCs w:val="22"/>
+          <w:lang w:val="en-US"/>
+        </w:rPr>
+        <w:t>Python trade duration</w:t>
+      </w:r>
+    </w:p>
+    <w:p>
+      <w:pPr>
+        <w:pStyle w:val="Titre4"/>
+        <w:numPr>
+          <w:ilvl w:val="4"/>
+          <w:numId w:val="1"/>
+        </w:numPr>
+        <w:rPr>
+          <w:rFonts w:ascii="Arial" w:hAnsi="Arial" w:cs="Arial"/>
+          <w:lang w:val="en-US"/>
+        </w:rPr>
+      </w:pPr>
+      <w:r>
+        <w:rPr>
+          <w:rFonts w:ascii="Arial" w:hAnsi="Arial" w:cs="Arial"/>
+          <w:lang w:val="en-US"/>
+        </w:rPr>
+        <w:t>H4</w:t>
+      </w:r>
+    </w:p>
+    <w:p>
+      <w:pPr>
+        <w:pStyle w:val="Paragraphedeliste"/>
+        <w:numPr>
+          <w:ilvl w:val="5"/>
+          <w:numId w:val="1"/>
+        </w:numPr>
+        <w:rPr>
+          <w:rFonts w:ascii="Arial" w:eastAsiaTheme="majorEastAsia" w:hAnsi="Arial" w:cs="Arial"/>
+          <w:color w:val="70AD47" w:themeColor="accent6"/>
+          <w:sz w:val="22"/>
+          <w:szCs w:val="22"/>
+          <w:lang w:val="en-US"/>
+        </w:rPr>
+      </w:pPr>
+      <w:r>
+        <w:rPr>
+          <w:rFonts w:ascii="Arial" w:eastAsiaTheme="majorEastAsia" w:hAnsi="Arial" w:cs="Arial"/>
+          <w:color w:val="70AD47" w:themeColor="accent6"/>
+          <w:sz w:val="22"/>
+          <w:szCs w:val="22"/>
+          <w:lang w:val="en-US"/>
+        </w:rPr>
+        <w:t>Mql5 returns</w:t>
+      </w:r>
+    </w:p>
+    <w:p>
+      <w:pPr>
+        <w:pStyle w:val="Paragraphedeliste"/>
+        <w:numPr>
+          <w:ilvl w:val="5"/>
+          <w:numId w:val="1"/>
+        </w:numPr>
+        <w:rPr>
+          <w:rFonts w:ascii="Arial" w:eastAsiaTheme="majorEastAsia" w:hAnsi="Arial" w:cs="Arial"/>
+          <w:color w:val="70AD47" w:themeColor="accent6"/>
+          <w:sz w:val="22"/>
+          <w:szCs w:val="22"/>
+          <w:lang w:val="en-US"/>
+        </w:rPr>
+      </w:pPr>
+      <w:r>
+        <w:rPr>
+          <w:rFonts w:ascii="Arial" w:eastAsiaTheme="majorEastAsia" w:hAnsi="Arial" w:cs="Arial"/>
+          <w:color w:val="70AD47" w:themeColor="accent6"/>
+          <w:sz w:val="22"/>
+          <w:szCs w:val="22"/>
+          <w:lang w:val="en-US"/>
+        </w:rPr>
+        <w:t>Python returns</w:t>
+      </w:r>
+    </w:p>
+    <w:p>
+      <w:pPr>
+        <w:pStyle w:val="Paragraphedeliste"/>
+        <w:numPr>
+          <w:ilvl w:val="5"/>
+          <w:numId w:val="1"/>
+        </w:numPr>
+        <w:rPr>
+          <w:rFonts w:ascii="Arial" w:eastAsiaTheme="majorEastAsia" w:hAnsi="Arial" w:cs="Arial"/>
+          <w:color w:val="70AD47" w:themeColor="accent6"/>
+          <w:sz w:val="22"/>
+          <w:szCs w:val="22"/>
+          <w:lang w:val="en-US"/>
+        </w:rPr>
+      </w:pPr>
+      <w:r>
+        <w:rPr>
+          <w:rFonts w:ascii="Arial" w:eastAsiaTheme="majorEastAsia" w:hAnsi="Arial" w:cs="Arial"/>
+          <w:color w:val="70AD47" w:themeColor="accent6"/>
+          <w:sz w:val="22"/>
+          <w:szCs w:val="22"/>
+          <w:lang w:val="en-US"/>
+        </w:rPr>
+        <w:t>Python correlations</w:t>
+      </w:r>
+    </w:p>
+    <w:p>
+      <w:pPr>
+        <w:pStyle w:val="Paragraphedeliste"/>
+        <w:numPr>
+          <w:ilvl w:val="5"/>
+          <w:numId w:val="1"/>
+        </w:numPr>
+        <w:rPr>
+          <w:rFonts w:ascii="Arial" w:eastAsiaTheme="majorEastAsia" w:hAnsi="Arial" w:cs="Arial"/>
+          <w:color w:val="70AD47" w:themeColor="accent6"/>
+          <w:sz w:val="22"/>
+          <w:szCs w:val="22"/>
+          <w:lang w:val="en-US"/>
+        </w:rPr>
+      </w:pPr>
+      <w:r>
+        <w:rPr>
+          <w:rFonts w:ascii="Arial" w:eastAsiaTheme="majorEastAsia" w:hAnsi="Arial" w:cs="Arial"/>
+          <w:color w:val="70AD47" w:themeColor="accent6"/>
+          <w:sz w:val="22"/>
+          <w:szCs w:val="22"/>
+          <w:lang w:val="en-US"/>
+        </w:rPr>
+        <w:t>Python SL/TP Histogram</w:t>
+      </w:r>
+    </w:p>
+    <w:p>
+      <w:pPr>
+        <w:pStyle w:val="Paragraphedeliste"/>
+        <w:numPr>
+          <w:ilvl w:val="5"/>
+          <w:numId w:val="1"/>
+        </w:numPr>
+        <w:rPr>
+          <w:rFonts w:ascii="Arial" w:eastAsiaTheme="majorEastAsia" w:hAnsi="Arial" w:cs="Arial"/>
+          <w:color w:val="70AD47" w:themeColor="accent6"/>
+          <w:sz w:val="22"/>
+          <w:szCs w:val="22"/>
+          <w:lang w:val="en-US"/>
+        </w:rPr>
+      </w:pPr>
+      <w:r>
+        <w:rPr>
+          <w:rFonts w:ascii="Arial" w:eastAsiaTheme="majorEastAsia" w:hAnsi="Arial" w:cs="Arial"/>
+          <w:color w:val="70AD47" w:themeColor="accent6"/>
+          <w:sz w:val="22"/>
+          <w:szCs w:val="22"/>
+          <w:lang w:val="en-US"/>
+        </w:rPr>
+        <w:t>Python trade duration</w:t>
+      </w:r>
+    </w:p>
+    <w:p>
+      <w:pPr>
+        <w:pStyle w:val="Titre4"/>
+        <w:numPr>
+          <w:ilvl w:val="4"/>
+          <w:numId w:val="1"/>
+        </w:numPr>
+        <w:rPr>
+          <w:rFonts w:ascii="Arial" w:hAnsi="Arial" w:cs="Arial"/>
+          <w:lang w:val="en-US"/>
+        </w:rPr>
+      </w:pPr>
+      <w:r>
+        <w:rPr>
+          <w:rFonts w:ascii="Arial" w:hAnsi="Arial" w:cs="Arial"/>
+          <w:lang w:val="en-US"/>
+        </w:rPr>
+        <w:t>D1</w:t>
+      </w:r>
+    </w:p>
+    <w:p>
+      <w:pPr>
+        <w:pStyle w:val="Paragraphedeliste"/>
+        <w:numPr>
+          <w:ilvl w:val="5"/>
+          <w:numId w:val="1"/>
+        </w:numPr>
+        <w:rPr>
+          <w:rFonts w:ascii="Arial" w:eastAsiaTheme="majorEastAsia" w:hAnsi="Arial" w:cs="Arial"/>
+          <w:color w:val="70AD47" w:themeColor="accent6"/>
+          <w:sz w:val="22"/>
+          <w:szCs w:val="22"/>
+          <w:lang w:val="en-US"/>
+        </w:rPr>
+      </w:pPr>
+      <w:r>
+        <w:rPr>
+          <w:rFonts w:ascii="Arial" w:eastAsiaTheme="majorEastAsia" w:hAnsi="Arial" w:cs="Arial"/>
+          <w:color w:val="70AD47" w:themeColor="accent6"/>
+          <w:sz w:val="22"/>
+          <w:szCs w:val="22"/>
+          <w:lang w:val="en-US"/>
+        </w:rPr>
+        <w:t>Mql5 returns</w:t>
+      </w:r>
+    </w:p>
+    <w:p>
+      <w:pPr>
+        <w:pStyle w:val="Paragraphedeliste"/>
+        <w:numPr>
+          <w:ilvl w:val="5"/>
+          <w:numId w:val="1"/>
+        </w:numPr>
+        <w:rPr>
+          <w:rFonts w:ascii="Arial" w:eastAsiaTheme="majorEastAsia" w:hAnsi="Arial" w:cs="Arial"/>
+          <w:color w:val="70AD47" w:themeColor="accent6"/>
+          <w:sz w:val="22"/>
+          <w:szCs w:val="22"/>
+          <w:lang w:val="en-US"/>
+        </w:rPr>
+      </w:pPr>
+      <w:r>
+        <w:rPr>
+          <w:rFonts w:ascii="Arial" w:eastAsiaTheme="majorEastAsia" w:hAnsi="Arial" w:cs="Arial"/>
+          <w:color w:val="70AD47" w:themeColor="accent6"/>
+          <w:sz w:val="22"/>
+          <w:szCs w:val="22"/>
+          <w:lang w:val="en-US"/>
+        </w:rPr>
+        <w:t>Python returns</w:t>
+      </w:r>
+    </w:p>
+    <w:p>
+      <w:pPr>
+        <w:pStyle w:val="Paragraphedeliste"/>
+        <w:numPr>
+          <w:ilvl w:val="5"/>
+          <w:numId w:val="1"/>
+        </w:numPr>
+        <w:rPr>
+          <w:rFonts w:ascii="Arial" w:eastAsiaTheme="majorEastAsia" w:hAnsi="Arial" w:cs="Arial"/>
+          <w:color w:val="70AD47" w:themeColor="accent6"/>
+          <w:sz w:val="22"/>
+          <w:szCs w:val="22"/>
+          <w:lang w:val="en-US"/>
+        </w:rPr>
+      </w:pPr>
+      <w:r>
+        <w:rPr>
+          <w:rFonts w:ascii="Arial" w:eastAsiaTheme="majorEastAsia" w:hAnsi="Arial" w:cs="Arial"/>
+          <w:color w:val="70AD47" w:themeColor="accent6"/>
+          <w:sz w:val="22"/>
+          <w:szCs w:val="22"/>
+          <w:lang w:val="en-US"/>
+        </w:rPr>
+        <w:t>Python correlations</w:t>
+      </w:r>
+    </w:p>
+    <w:p>
+      <w:pPr>
+        <w:pStyle w:val="Paragraphedeliste"/>
+        <w:numPr>
+          <w:ilvl w:val="5"/>
+          <w:numId w:val="1"/>
+        </w:numPr>
+        <w:rPr>
+          <w:rFonts w:ascii="Arial" w:eastAsiaTheme="majorEastAsia" w:hAnsi="Arial" w:cs="Arial"/>
+          <w:color w:val="70AD47" w:themeColor="accent6"/>
+          <w:sz w:val="22"/>
+          <w:szCs w:val="22"/>
+          <w:lang w:val="en-US"/>
+        </w:rPr>
+      </w:pPr>
+      <w:r>
+        <w:rPr>
+          <w:rFonts w:ascii="Arial" w:eastAsiaTheme="majorEastAsia" w:hAnsi="Arial" w:cs="Arial"/>
+          <w:color w:val="70AD47" w:themeColor="accent6"/>
+          <w:sz w:val="22"/>
+          <w:szCs w:val="22"/>
+          <w:lang w:val="en-US"/>
+        </w:rPr>
+        <w:t>Python SL/TP Histogram</w:t>
+      </w:r>
+    </w:p>
+    <w:p>
+      <w:pPr>
+        <w:pStyle w:val="Paragraphedeliste"/>
+        <w:numPr>
+          <w:ilvl w:val="5"/>
+          <w:numId w:val="1"/>
+        </w:numPr>
+        <w:rPr>
+          <w:rFonts w:ascii="Arial" w:eastAsiaTheme="majorEastAsia" w:hAnsi="Arial" w:cs="Arial"/>
+          <w:color w:val="70AD47" w:themeColor="accent6"/>
+          <w:sz w:val="22"/>
+          <w:szCs w:val="22"/>
+          <w:lang w:val="en-US"/>
+        </w:rPr>
+      </w:pPr>
+      <w:r>
+        <w:rPr>
+          <w:rFonts w:ascii="Arial" w:eastAsiaTheme="majorEastAsia" w:hAnsi="Arial" w:cs="Arial"/>
+          <w:color w:val="70AD47" w:themeColor="accent6"/>
+          <w:sz w:val="22"/>
+          <w:szCs w:val="22"/>
+          <w:lang w:val="en-US"/>
+        </w:rPr>
+        <w:t>Python trade duration</w:t>
+      </w:r>
+    </w:p>
+    <w:p>
+      <w:pPr>
+        <w:pStyle w:val="Titre4"/>
+        <w:numPr>
+          <w:ilvl w:val="4"/>
+          <w:numId w:val="1"/>
+        </w:numPr>
+        <w:rPr>
+          <w:rFonts w:ascii="Arial" w:hAnsi="Arial" w:cs="Arial"/>
+          <w:lang w:val="en-US"/>
+        </w:rPr>
+      </w:pPr>
+      <w:r>
+        <w:rPr>
+          <w:rFonts w:ascii="Arial" w:hAnsi="Arial" w:cs="Arial"/>
+          <w:lang w:val="en-US"/>
+        </w:rPr>
+        <w:t>W1</w:t>
+      </w:r>
+    </w:p>
+    <w:p>
+      <w:pPr>
+        <w:pStyle w:val="Paragraphedeliste"/>
+        <w:numPr>
+          <w:ilvl w:val="5"/>
+          <w:numId w:val="1"/>
+        </w:numPr>
+        <w:rPr>
+          <w:rFonts w:ascii="Arial" w:eastAsiaTheme="majorEastAsia" w:hAnsi="Arial" w:cs="Arial"/>
+          <w:color w:val="70AD47" w:themeColor="accent6"/>
+          <w:sz w:val="22"/>
+          <w:szCs w:val="22"/>
+          <w:lang w:val="en-US"/>
+        </w:rPr>
+      </w:pPr>
+      <w:r>
+        <w:rPr>
+          <w:rFonts w:ascii="Arial" w:eastAsiaTheme="majorEastAsia" w:hAnsi="Arial" w:cs="Arial"/>
+          <w:color w:val="70AD47" w:themeColor="accent6"/>
+          <w:sz w:val="22"/>
+          <w:szCs w:val="22"/>
+          <w:lang w:val="en-US"/>
+        </w:rPr>
+        <w:t>Mql5 returns</w:t>
+      </w:r>
+    </w:p>
+    <w:p>
+      <w:pPr>
+        <w:pStyle w:val="Paragraphedeliste"/>
+        <w:numPr>
+          <w:ilvl w:val="5"/>
+          <w:numId w:val="1"/>
+        </w:numPr>
+        <w:rPr>
+          <w:rFonts w:ascii="Arial" w:eastAsiaTheme="majorEastAsia" w:hAnsi="Arial" w:cs="Arial"/>
+          <w:color w:val="70AD47" w:themeColor="accent6"/>
+          <w:sz w:val="22"/>
+          <w:szCs w:val="22"/>
+          <w:lang w:val="en-US"/>
+        </w:rPr>
+      </w:pPr>
+      <w:r>
+        <w:rPr>
+          <w:rFonts w:ascii="Arial" w:eastAsiaTheme="majorEastAsia" w:hAnsi="Arial" w:cs="Arial"/>
+          <w:color w:val="70AD47" w:themeColor="accent6"/>
+          <w:sz w:val="22"/>
+          <w:szCs w:val="22"/>
+          <w:lang w:val="en-US"/>
+        </w:rPr>
+        <w:t>Python returns</w:t>
+      </w:r>
+    </w:p>
+    <w:p>
+      <w:pPr>
+        <w:pStyle w:val="Paragraphedeliste"/>
+        <w:numPr>
+          <w:ilvl w:val="5"/>
+          <w:numId w:val="1"/>
+        </w:numPr>
+        <w:rPr>
+          <w:rFonts w:ascii="Arial" w:eastAsiaTheme="majorEastAsia" w:hAnsi="Arial" w:cs="Arial"/>
+          <w:color w:val="70AD47" w:themeColor="accent6"/>
+          <w:sz w:val="22"/>
+          <w:szCs w:val="22"/>
+          <w:lang w:val="en-US"/>
+        </w:rPr>
+      </w:pPr>
+      <w:r>
+        <w:rPr>
+          <w:rFonts w:ascii="Arial" w:eastAsiaTheme="majorEastAsia" w:hAnsi="Arial" w:cs="Arial"/>
+          <w:color w:val="70AD47" w:themeColor="accent6"/>
+          <w:sz w:val="22"/>
+          <w:szCs w:val="22"/>
+          <w:lang w:val="en-US"/>
+        </w:rPr>
+        <w:t>Python correlations</w:t>
+      </w:r>
+    </w:p>
+    <w:p>
+      <w:pPr>
+        <w:pStyle w:val="Paragraphedeliste"/>
+        <w:numPr>
+          <w:ilvl w:val="5"/>
+          <w:numId w:val="1"/>
+        </w:numPr>
+        <w:rPr>
+          <w:rFonts w:ascii="Arial" w:eastAsiaTheme="majorEastAsia" w:hAnsi="Arial" w:cs="Arial"/>
+          <w:color w:val="70AD47" w:themeColor="accent6"/>
+          <w:sz w:val="22"/>
+          <w:szCs w:val="22"/>
+          <w:lang w:val="en-US"/>
+        </w:rPr>
+      </w:pPr>
+      <w:r>
+        <w:rPr>
+          <w:rFonts w:ascii="Arial" w:eastAsiaTheme="majorEastAsia" w:hAnsi="Arial" w:cs="Arial"/>
+          <w:color w:val="70AD47" w:themeColor="accent6"/>
+          <w:sz w:val="22"/>
+          <w:szCs w:val="22"/>
+          <w:lang w:val="en-US"/>
+        </w:rPr>
+        <w:t>Python SL/TP Histogram</w:t>
+      </w:r>
+    </w:p>
+    <w:p>
+      <w:pPr>
+        <w:pStyle w:val="Paragraphedeliste"/>
+        <w:numPr>
+          <w:ilvl w:val="5"/>
+          <w:numId w:val="1"/>
+        </w:numPr>
+        <w:rPr>
+          <w:rFonts w:ascii="Arial" w:eastAsiaTheme="majorEastAsia" w:hAnsi="Arial" w:cs="Arial"/>
+          <w:color w:val="70AD47" w:themeColor="accent6"/>
+          <w:sz w:val="22"/>
+          <w:szCs w:val="22"/>
+          <w:lang w:val="en-US"/>
+        </w:rPr>
+      </w:pPr>
+      <w:r>
+        <w:rPr>
+          <w:rFonts w:ascii="Arial" w:eastAsiaTheme="majorEastAsia" w:hAnsi="Arial" w:cs="Arial"/>
+          <w:color w:val="70AD47" w:themeColor="accent6"/>
+          <w:sz w:val="22"/>
+          <w:szCs w:val="22"/>
+          <w:lang w:val="en-US"/>
+        </w:rPr>
+        <w:t>Python trade duration</w:t>
+      </w:r>
+    </w:p>
+    <w:p/>
+    <w:p>
+      <w:pPr>
+        <w:rPr>
+          <w:lang w:val="en-US"/>
+        </w:rPr>
+      </w:pPr>
+    </w:p>
+    <w:p>
+      <w:pPr>
+        <w:pStyle w:val="Titre4"/>
+        <w:numPr>
+          <w:ilvl w:val="3"/>
+          <w:numId w:val="1"/>
+        </w:numPr>
+        <w:rPr>
+          <w:rFonts w:ascii="Arial" w:hAnsi="Arial" w:cs="Arial"/>
+          <w:lang w:val="en-US"/>
+        </w:rPr>
+      </w:pPr>
+      <w:r>
+        <w:rPr>
+          <w:rFonts w:ascii="Arial" w:hAnsi="Arial" w:cs="Arial"/>
+          <w:lang w:val="en-US"/>
+        </w:rPr>
         <w:lastRenderedPageBreak/>
+        <w:t>50/200</w:t>
+      </w:r>
+    </w:p>
+    <w:p>
+      <w:pPr>
+        <w:pStyle w:val="Titre4"/>
+        <w:numPr>
+          <w:ilvl w:val="4"/>
+          <w:numId w:val="1"/>
+        </w:numPr>
+        <w:rPr>
+          <w:rFonts w:ascii="Arial" w:hAnsi="Arial" w:cs="Arial"/>
+          <w:lang w:val="en-US"/>
+        </w:rPr>
+      </w:pPr>
+      <w:r>
+        <w:rPr>
+          <w:rFonts w:ascii="Arial" w:hAnsi="Arial" w:cs="Arial"/>
+          <w:lang w:val="en-US"/>
+        </w:rPr>
+        <w:t>H1</w:t>
+      </w:r>
+    </w:p>
+    <w:p>
+      <w:pPr>
+        <w:pStyle w:val="Paragraphedeliste"/>
+        <w:numPr>
+          <w:ilvl w:val="5"/>
+          <w:numId w:val="1"/>
+        </w:numPr>
+        <w:rPr>
+          <w:rFonts w:ascii="Arial" w:eastAsiaTheme="majorEastAsia" w:hAnsi="Arial" w:cs="Arial"/>
+          <w:color w:val="70AD47" w:themeColor="accent6"/>
+          <w:sz w:val="22"/>
+          <w:szCs w:val="22"/>
+          <w:lang w:val="en-US"/>
+        </w:rPr>
+      </w:pPr>
+      <w:r>
+        <w:rPr>
+          <w:rFonts w:ascii="Arial" w:eastAsiaTheme="majorEastAsia" w:hAnsi="Arial" w:cs="Arial"/>
+          <w:color w:val="70AD47" w:themeColor="accent6"/>
+          <w:sz w:val="22"/>
+          <w:szCs w:val="22"/>
+          <w:lang w:val="en-US"/>
+        </w:rPr>
+        <w:t>Mql5 returns</w:t>
+      </w:r>
+    </w:p>
+    <w:p>
+      <w:pPr>
+        <w:pStyle w:val="Paragraphedeliste"/>
+        <w:numPr>
+          <w:ilvl w:val="5"/>
+          <w:numId w:val="1"/>
+        </w:numPr>
+        <w:rPr>
+          <w:rFonts w:ascii="Arial" w:eastAsiaTheme="majorEastAsia" w:hAnsi="Arial" w:cs="Arial"/>
+          <w:color w:val="70AD47" w:themeColor="accent6"/>
+          <w:sz w:val="22"/>
+          <w:szCs w:val="22"/>
+          <w:lang w:val="en-US"/>
+        </w:rPr>
+      </w:pPr>
+      <w:r>
+        <w:rPr>
+          <w:rFonts w:ascii="Arial" w:eastAsiaTheme="majorEastAsia" w:hAnsi="Arial" w:cs="Arial"/>
+          <w:color w:val="70AD47" w:themeColor="accent6"/>
+          <w:sz w:val="22"/>
+          <w:szCs w:val="22"/>
+          <w:lang w:val="en-US"/>
+        </w:rPr>
         <w:t>Python returns</w:t>
       </w:r>
     </w:p>
@@ -3360,7 +5280,147 @@
       <w:pPr>
         <w:pStyle w:val="Paragraphedeliste"/>
         <w:numPr>
-          <w:ilvl w:val="6"/>
+          <w:ilvl w:val="5"/>
+          <w:numId w:val="1"/>
+        </w:numPr>
+        <w:rPr>
+          <w:rFonts w:ascii="Arial" w:eastAsiaTheme="majorEastAsia" w:hAnsi="Arial" w:cs="Arial"/>
+          <w:color w:val="70AD47" w:themeColor="accent6"/>
+          <w:sz w:val="22"/>
+          <w:szCs w:val="22"/>
+          <w:lang w:val="en-US"/>
+        </w:rPr>
+      </w:pPr>
+    </w:p>
+    <w:p>
+      <w:pPr>
+        <w:pStyle w:val="Titre4"/>
+        <w:numPr>
+          <w:ilvl w:val="4"/>
+          <w:numId w:val="1"/>
+        </w:numPr>
+        <w:rPr>
+          <w:rFonts w:ascii="Arial" w:hAnsi="Arial" w:cs="Arial"/>
+          <w:lang w:val="en-US"/>
+        </w:rPr>
+      </w:pPr>
+      <w:r>
+        <w:rPr>
+          <w:rFonts w:ascii="Arial" w:hAnsi="Arial" w:cs="Arial"/>
+          <w:lang w:val="en-US"/>
+        </w:rPr>
+        <w:t>H4</w:t>
+      </w:r>
+    </w:p>
+    <w:p>
+      <w:pPr>
+        <w:pStyle w:val="Paragraphedeliste"/>
+        <w:numPr>
+          <w:ilvl w:val="5"/>
+          <w:numId w:val="1"/>
+        </w:numPr>
+        <w:rPr>
+          <w:rFonts w:ascii="Arial" w:eastAsiaTheme="majorEastAsia" w:hAnsi="Arial" w:cs="Arial"/>
+          <w:color w:val="70AD47" w:themeColor="accent6"/>
+          <w:sz w:val="22"/>
+          <w:szCs w:val="22"/>
+          <w:lang w:val="en-US"/>
+        </w:rPr>
+      </w:pPr>
+      <w:r>
+        <w:rPr>
+          <w:rFonts w:ascii="Arial" w:eastAsiaTheme="majorEastAsia" w:hAnsi="Arial" w:cs="Arial"/>
+          <w:color w:val="70AD47" w:themeColor="accent6"/>
+          <w:sz w:val="22"/>
+          <w:szCs w:val="22"/>
+          <w:lang w:val="en-US"/>
+        </w:rPr>
+        <w:t>Mql5 returns</w:t>
+      </w:r>
+    </w:p>
+    <w:p>
+      <w:pPr>
+        <w:pStyle w:val="Paragraphedeliste"/>
+        <w:numPr>
+          <w:ilvl w:val="5"/>
+          <w:numId w:val="1"/>
+        </w:numPr>
+        <w:rPr>
+          <w:rFonts w:ascii="Arial" w:eastAsiaTheme="majorEastAsia" w:hAnsi="Arial" w:cs="Arial"/>
+          <w:color w:val="70AD47" w:themeColor="accent6"/>
+          <w:sz w:val="22"/>
+          <w:szCs w:val="22"/>
+          <w:lang w:val="en-US"/>
+        </w:rPr>
+      </w:pPr>
+      <w:r>
+        <w:rPr>
+          <w:rFonts w:ascii="Arial" w:eastAsiaTheme="majorEastAsia" w:hAnsi="Arial" w:cs="Arial"/>
+          <w:color w:val="70AD47" w:themeColor="accent6"/>
+          <w:sz w:val="22"/>
+          <w:szCs w:val="22"/>
+          <w:lang w:val="en-US"/>
+        </w:rPr>
+        <w:t>Python returns</w:t>
+      </w:r>
+    </w:p>
+    <w:p>
+      <w:pPr>
+        <w:pStyle w:val="Paragraphedeliste"/>
+        <w:numPr>
+          <w:ilvl w:val="5"/>
+          <w:numId w:val="1"/>
+        </w:numPr>
+        <w:rPr>
+          <w:rFonts w:ascii="Arial" w:eastAsiaTheme="majorEastAsia" w:hAnsi="Arial" w:cs="Arial"/>
+          <w:color w:val="70AD47" w:themeColor="accent6"/>
+          <w:sz w:val="22"/>
+          <w:szCs w:val="22"/>
+          <w:lang w:val="en-US"/>
+        </w:rPr>
+      </w:pPr>
+      <w:r>
+        <w:rPr>
+          <w:rFonts w:ascii="Arial" w:eastAsiaTheme="majorEastAsia" w:hAnsi="Arial" w:cs="Arial"/>
+          <w:color w:val="70AD47" w:themeColor="accent6"/>
+          <w:sz w:val="22"/>
+          <w:szCs w:val="22"/>
+          <w:lang w:val="en-US"/>
+        </w:rPr>
+        <w:t>Python correlations</w:t>
+      </w:r>
+    </w:p>
+    <w:p>
+      <w:pPr>
+        <w:pStyle w:val="Paragraphedeliste"/>
+        <w:numPr>
+          <w:ilvl w:val="5"/>
+          <w:numId w:val="1"/>
+        </w:numPr>
+        <w:rPr>
+          <w:rFonts w:ascii="Arial" w:eastAsiaTheme="majorEastAsia" w:hAnsi="Arial" w:cs="Arial"/>
+          <w:color w:val="70AD47" w:themeColor="accent6"/>
+          <w:sz w:val="22"/>
+          <w:szCs w:val="22"/>
+          <w:lang w:val="en-US"/>
+        </w:rPr>
+      </w:pPr>
+      <w:r>
+        <w:rPr>
+          <w:rFonts w:ascii="Arial" w:eastAsiaTheme="majorEastAsia" w:hAnsi="Arial" w:cs="Arial"/>
+          <w:color w:val="70AD47" w:themeColor="accent6"/>
+          <w:sz w:val="22"/>
+          <w:szCs w:val="22"/>
+          <w:lang w:val="en-US"/>
+        </w:rPr>
+        <w:t>Python SL/TP Histogram</w:t>
+      </w:r>
+    </w:p>
+    <w:p>
+      <w:pPr>
+        <w:pStyle w:val="Paragraphedeliste"/>
+        <w:numPr>
+          <w:ilvl w:val="5"/>
           <w:numId w:val="1"/>
         </w:numPr>
         <w:rPr>
@@ -3399,7 +5459,7 @@
           <w:rFonts w:ascii="Arial" w:hAnsi="Arial" w:cs="Arial"/>
           <w:lang w:val="en-US"/>
         </w:rPr>
-        <w:t>H4</w:t>
+        <w:t>D1</w:t>
       </w:r>
     </w:p>
     <w:p>
@@ -3549,7 +5609,7 @@
           <w:rFonts w:ascii="Arial" w:hAnsi="Arial" w:cs="Arial"/>
           <w:lang w:val="en-US"/>
         </w:rPr>
-        <w:t>D1</w:t>
+        <w:t>W1</w:t>
       </w:r>
     </w:p>
     <w:p>
@@ -3684,1412 +5744,6 @@
     </w:p>
     <w:p>
       <w:pPr>
-        <w:pStyle w:val="Titre4"/>
-        <w:numPr>
-          <w:ilvl w:val="4"/>
-          <w:numId w:val="1"/>
-        </w:numPr>
-        <w:rPr>
-          <w:rFonts w:ascii="Arial" w:hAnsi="Arial" w:cs="Arial"/>
-          <w:lang w:val="en-US"/>
-        </w:rPr>
-      </w:pPr>
-      <w:r>
-        <w:rPr>
-          <w:rFonts w:ascii="Arial" w:hAnsi="Arial" w:cs="Arial"/>
-          <w:lang w:val="en-US"/>
-        </w:rPr>
-        <w:t>W1</w:t>
-      </w:r>
-    </w:p>
-    <w:p>
-      <w:pPr>
-        <w:pStyle w:val="Paragraphedeliste"/>
-        <w:numPr>
-          <w:ilvl w:val="5"/>
-          <w:numId w:val="1"/>
-        </w:numPr>
-        <w:rPr>
-          <w:rFonts w:ascii="Arial" w:eastAsiaTheme="majorEastAsia" w:hAnsi="Arial" w:cs="Arial"/>
-          <w:color w:val="70AD47" w:themeColor="accent6"/>
-          <w:sz w:val="22"/>
-          <w:szCs w:val="22"/>
-          <w:lang w:val="en-US"/>
-        </w:rPr>
-      </w:pPr>
-      <w:r>
-        <w:rPr>
-          <w:rFonts w:ascii="Arial" w:eastAsiaTheme="majorEastAsia" w:hAnsi="Arial" w:cs="Arial"/>
-          <w:color w:val="70AD47" w:themeColor="accent6"/>
-          <w:sz w:val="22"/>
-          <w:szCs w:val="22"/>
-          <w:lang w:val="en-US"/>
-        </w:rPr>
-        <w:t>Mql5 returns</w:t>
-      </w:r>
-    </w:p>
-    <w:p>
-      <w:pPr>
-        <w:pStyle w:val="Paragraphedeliste"/>
-        <w:numPr>
-          <w:ilvl w:val="5"/>
-          <w:numId w:val="1"/>
-        </w:numPr>
-        <w:rPr>
-          <w:rFonts w:ascii="Arial" w:eastAsiaTheme="majorEastAsia" w:hAnsi="Arial" w:cs="Arial"/>
-          <w:color w:val="70AD47" w:themeColor="accent6"/>
-          <w:sz w:val="22"/>
-          <w:szCs w:val="22"/>
-          <w:lang w:val="en-US"/>
-        </w:rPr>
-      </w:pPr>
-      <w:r>
-        <w:rPr>
-          <w:rFonts w:ascii="Arial" w:eastAsiaTheme="majorEastAsia" w:hAnsi="Arial" w:cs="Arial"/>
-          <w:color w:val="70AD47" w:themeColor="accent6"/>
-          <w:sz w:val="22"/>
-          <w:szCs w:val="22"/>
-          <w:lang w:val="en-US"/>
-        </w:rPr>
-        <w:t>Python returns</w:t>
-      </w:r>
-    </w:p>
-    <w:p>
-      <w:pPr>
-        <w:pStyle w:val="Paragraphedeliste"/>
-        <w:numPr>
-          <w:ilvl w:val="5"/>
-          <w:numId w:val="1"/>
-        </w:numPr>
-        <w:rPr>
-          <w:rFonts w:ascii="Arial" w:eastAsiaTheme="majorEastAsia" w:hAnsi="Arial" w:cs="Arial"/>
-          <w:color w:val="70AD47" w:themeColor="accent6"/>
-          <w:sz w:val="22"/>
-          <w:szCs w:val="22"/>
-          <w:lang w:val="en-US"/>
-        </w:rPr>
-      </w:pPr>
-      <w:r>
-        <w:rPr>
-          <w:rFonts w:ascii="Arial" w:eastAsiaTheme="majorEastAsia" w:hAnsi="Arial" w:cs="Arial"/>
-          <w:color w:val="70AD47" w:themeColor="accent6"/>
-          <w:sz w:val="22"/>
-          <w:szCs w:val="22"/>
-          <w:lang w:val="en-US"/>
-        </w:rPr>
-        <w:t>Python correlations</w:t>
-      </w:r>
-    </w:p>
-    <w:p>
-      <w:pPr>
-        <w:pStyle w:val="Paragraphedeliste"/>
-        <w:numPr>
-          <w:ilvl w:val="5"/>
-          <w:numId w:val="1"/>
-        </w:numPr>
-        <w:rPr>
-          <w:rFonts w:ascii="Arial" w:eastAsiaTheme="majorEastAsia" w:hAnsi="Arial" w:cs="Arial"/>
-          <w:color w:val="70AD47" w:themeColor="accent6"/>
-          <w:sz w:val="22"/>
-          <w:szCs w:val="22"/>
-          <w:lang w:val="en-US"/>
-        </w:rPr>
-      </w:pPr>
-      <w:r>
-        <w:rPr>
-          <w:rFonts w:ascii="Arial" w:eastAsiaTheme="majorEastAsia" w:hAnsi="Arial" w:cs="Arial"/>
-          <w:color w:val="70AD47" w:themeColor="accent6"/>
-          <w:sz w:val="22"/>
-          <w:szCs w:val="22"/>
-          <w:lang w:val="en-US"/>
-        </w:rPr>
-        <w:t>Python SL/TP Histogram</w:t>
-      </w:r>
-    </w:p>
-    <w:p>
-      <w:pPr>
-        <w:pStyle w:val="Paragraphedeliste"/>
-        <w:numPr>
-          <w:ilvl w:val="5"/>
-          <w:numId w:val="1"/>
-        </w:numPr>
-        <w:rPr>
-          <w:rFonts w:ascii="Arial" w:eastAsiaTheme="majorEastAsia" w:hAnsi="Arial" w:cs="Arial"/>
-          <w:color w:val="70AD47" w:themeColor="accent6"/>
-          <w:sz w:val="22"/>
-          <w:szCs w:val="22"/>
-          <w:lang w:val="en-US"/>
-        </w:rPr>
-      </w:pPr>
-      <w:r>
-        <w:rPr>
-          <w:rFonts w:ascii="Arial" w:eastAsiaTheme="majorEastAsia" w:hAnsi="Arial" w:cs="Arial"/>
-          <w:color w:val="70AD47" w:themeColor="accent6"/>
-          <w:sz w:val="22"/>
-          <w:szCs w:val="22"/>
-          <w:lang w:val="en-US"/>
-        </w:rPr>
-        <w:t>Python trade duration</w:t>
-      </w:r>
-    </w:p>
-    <w:p>
-      <w:pPr>
-        <w:pStyle w:val="Titre4"/>
-        <w:numPr>
-          <w:ilvl w:val="3"/>
-          <w:numId w:val="1"/>
-        </w:numPr>
-        <w:rPr>
-          <w:rFonts w:ascii="Arial" w:hAnsi="Arial" w:cs="Arial"/>
-          <w:lang w:val="en-US"/>
-        </w:rPr>
-      </w:pPr>
-      <w:r>
-        <w:rPr>
-          <w:rFonts w:ascii="Arial" w:hAnsi="Arial" w:cs="Arial"/>
-          <w:lang w:val="en-US"/>
-        </w:rPr>
-        <w:t>21/50</w:t>
-      </w:r>
-    </w:p>
-    <w:p>
-      <w:pPr>
-        <w:pStyle w:val="Titre4"/>
-        <w:numPr>
-          <w:ilvl w:val="4"/>
-          <w:numId w:val="1"/>
-        </w:numPr>
-        <w:rPr>
-          <w:rFonts w:ascii="Arial" w:hAnsi="Arial" w:cs="Arial"/>
-          <w:lang w:val="en-US"/>
-        </w:rPr>
-      </w:pPr>
-      <w:r>
-        <w:rPr>
-          <w:rFonts w:ascii="Arial" w:hAnsi="Arial" w:cs="Arial"/>
-          <w:lang w:val="en-US"/>
-        </w:rPr>
-        <w:t>H1</w:t>
-      </w:r>
-    </w:p>
-    <w:p>
-      <w:pPr>
-        <w:pStyle w:val="Paragraphedeliste"/>
-        <w:numPr>
-          <w:ilvl w:val="5"/>
-          <w:numId w:val="1"/>
-        </w:numPr>
-        <w:rPr>
-          <w:rFonts w:ascii="Arial" w:eastAsiaTheme="majorEastAsia" w:hAnsi="Arial" w:cs="Arial"/>
-          <w:color w:val="70AD47" w:themeColor="accent6"/>
-          <w:sz w:val="22"/>
-          <w:szCs w:val="22"/>
-          <w:lang w:val="en-US"/>
-        </w:rPr>
-      </w:pPr>
-      <w:r>
-        <w:rPr>
-          <w:rFonts w:ascii="Arial" w:eastAsiaTheme="majorEastAsia" w:hAnsi="Arial" w:cs="Arial"/>
-          <w:color w:val="70AD47" w:themeColor="accent6"/>
-          <w:sz w:val="22"/>
-          <w:szCs w:val="22"/>
-          <w:lang w:val="en-US"/>
-        </w:rPr>
-        <w:t>Mql5 returns</w:t>
-      </w:r>
-    </w:p>
-    <w:p>
-      <w:pPr>
-        <w:pStyle w:val="Paragraphedeliste"/>
-        <w:numPr>
-          <w:ilvl w:val="5"/>
-          <w:numId w:val="1"/>
-        </w:numPr>
-        <w:rPr>
-          <w:rFonts w:ascii="Arial" w:eastAsiaTheme="majorEastAsia" w:hAnsi="Arial" w:cs="Arial"/>
-          <w:color w:val="70AD47" w:themeColor="accent6"/>
-          <w:sz w:val="22"/>
-          <w:szCs w:val="22"/>
-          <w:lang w:val="en-US"/>
-        </w:rPr>
-      </w:pPr>
-      <w:r>
-        <w:rPr>
-          <w:rFonts w:ascii="Arial" w:eastAsiaTheme="majorEastAsia" w:hAnsi="Arial" w:cs="Arial"/>
-          <w:color w:val="70AD47" w:themeColor="accent6"/>
-          <w:sz w:val="22"/>
-          <w:szCs w:val="22"/>
-          <w:lang w:val="en-US"/>
-        </w:rPr>
-        <w:t>Python returns</w:t>
-      </w:r>
-    </w:p>
-    <w:p>
-      <w:pPr>
-        <w:pStyle w:val="Paragraphedeliste"/>
-        <w:numPr>
-          <w:ilvl w:val="5"/>
-          <w:numId w:val="1"/>
-        </w:numPr>
-        <w:rPr>
-          <w:rFonts w:ascii="Arial" w:eastAsiaTheme="majorEastAsia" w:hAnsi="Arial" w:cs="Arial"/>
-          <w:color w:val="70AD47" w:themeColor="accent6"/>
-          <w:sz w:val="22"/>
-          <w:szCs w:val="22"/>
-          <w:lang w:val="en-US"/>
-        </w:rPr>
-      </w:pPr>
-      <w:r>
-        <w:rPr>
-          <w:rFonts w:ascii="Arial" w:eastAsiaTheme="majorEastAsia" w:hAnsi="Arial" w:cs="Arial"/>
-          <w:color w:val="70AD47" w:themeColor="accent6"/>
-          <w:sz w:val="22"/>
-          <w:szCs w:val="22"/>
-          <w:lang w:val="en-US"/>
-        </w:rPr>
-        <w:t>Python correlations</w:t>
-      </w:r>
-    </w:p>
-    <w:p>
-      <w:pPr>
-        <w:pStyle w:val="Paragraphedeliste"/>
-        <w:numPr>
-          <w:ilvl w:val="5"/>
-          <w:numId w:val="1"/>
-        </w:numPr>
-        <w:rPr>
-          <w:rFonts w:ascii="Arial" w:eastAsiaTheme="majorEastAsia" w:hAnsi="Arial" w:cs="Arial"/>
-          <w:color w:val="70AD47" w:themeColor="accent6"/>
-          <w:sz w:val="22"/>
-          <w:szCs w:val="22"/>
-          <w:lang w:val="en-US"/>
-        </w:rPr>
-      </w:pPr>
-      <w:r>
-        <w:rPr>
-          <w:rFonts w:ascii="Arial" w:eastAsiaTheme="majorEastAsia" w:hAnsi="Arial" w:cs="Arial"/>
-          <w:color w:val="70AD47" w:themeColor="accent6"/>
-          <w:sz w:val="22"/>
-          <w:szCs w:val="22"/>
-          <w:lang w:val="en-US"/>
-        </w:rPr>
-        <w:t>Python SL/TP Histogram</w:t>
-      </w:r>
-    </w:p>
-    <w:p>
-      <w:pPr>
-        <w:pStyle w:val="Paragraphedeliste"/>
-        <w:numPr>
-          <w:ilvl w:val="6"/>
-          <w:numId w:val="1"/>
-        </w:numPr>
-        <w:rPr>
-          <w:rFonts w:ascii="Arial" w:eastAsiaTheme="majorEastAsia" w:hAnsi="Arial" w:cs="Arial"/>
-          <w:color w:val="70AD47" w:themeColor="accent6"/>
-          <w:sz w:val="22"/>
-          <w:szCs w:val="22"/>
-          <w:lang w:val="en-US"/>
-        </w:rPr>
-      </w:pPr>
-      <w:r>
-        <w:rPr>
-          <w:rFonts w:ascii="Arial" w:eastAsiaTheme="majorEastAsia" w:hAnsi="Arial" w:cs="Arial"/>
-          <w:color w:val="70AD47" w:themeColor="accent6"/>
-          <w:sz w:val="22"/>
-          <w:szCs w:val="22"/>
-          <w:lang w:val="en-US"/>
-        </w:rPr>
-        <w:t>Python trade duration</w:t>
-      </w:r>
-    </w:p>
-    <w:p>
-      <w:pPr>
-        <w:pStyle w:val="Titre4"/>
-        <w:numPr>
-          <w:ilvl w:val="4"/>
-          <w:numId w:val="1"/>
-        </w:numPr>
-        <w:rPr>
-          <w:rFonts w:ascii="Arial" w:hAnsi="Arial" w:cs="Arial"/>
-          <w:lang w:val="en-US"/>
-        </w:rPr>
-      </w:pPr>
-      <w:r>
-        <w:rPr>
-          <w:rFonts w:ascii="Arial" w:hAnsi="Arial" w:cs="Arial"/>
-          <w:lang w:val="en-US"/>
-        </w:rPr>
-        <w:t>H4</w:t>
-      </w:r>
-    </w:p>
-    <w:p>
-      <w:pPr>
-        <w:pStyle w:val="Paragraphedeliste"/>
-        <w:numPr>
-          <w:ilvl w:val="5"/>
-          <w:numId w:val="1"/>
-        </w:numPr>
-        <w:rPr>
-          <w:rFonts w:ascii="Arial" w:eastAsiaTheme="majorEastAsia" w:hAnsi="Arial" w:cs="Arial"/>
-          <w:color w:val="70AD47" w:themeColor="accent6"/>
-          <w:sz w:val="22"/>
-          <w:szCs w:val="22"/>
-          <w:lang w:val="en-US"/>
-        </w:rPr>
-      </w:pPr>
-      <w:r>
-        <w:rPr>
-          <w:rFonts w:ascii="Arial" w:eastAsiaTheme="majorEastAsia" w:hAnsi="Arial" w:cs="Arial"/>
-          <w:color w:val="70AD47" w:themeColor="accent6"/>
-          <w:sz w:val="22"/>
-          <w:szCs w:val="22"/>
-          <w:lang w:val="en-US"/>
-        </w:rPr>
-        <w:t>Mql5 returns</w:t>
-      </w:r>
-    </w:p>
-    <w:p>
-      <w:pPr>
-        <w:pStyle w:val="Paragraphedeliste"/>
-        <w:numPr>
-          <w:ilvl w:val="5"/>
-          <w:numId w:val="1"/>
-        </w:numPr>
-        <w:rPr>
-          <w:rFonts w:ascii="Arial" w:eastAsiaTheme="majorEastAsia" w:hAnsi="Arial" w:cs="Arial"/>
-          <w:color w:val="70AD47" w:themeColor="accent6"/>
-          <w:sz w:val="22"/>
-          <w:szCs w:val="22"/>
-          <w:lang w:val="en-US"/>
-        </w:rPr>
-      </w:pPr>
-      <w:r>
-        <w:rPr>
-          <w:rFonts w:ascii="Arial" w:eastAsiaTheme="majorEastAsia" w:hAnsi="Arial" w:cs="Arial"/>
-          <w:color w:val="70AD47" w:themeColor="accent6"/>
-          <w:sz w:val="22"/>
-          <w:szCs w:val="22"/>
-          <w:lang w:val="en-US"/>
-        </w:rPr>
-        <w:t>Python returns</w:t>
-      </w:r>
-    </w:p>
-    <w:p>
-      <w:pPr>
-        <w:pStyle w:val="Paragraphedeliste"/>
-        <w:numPr>
-          <w:ilvl w:val="5"/>
-          <w:numId w:val="1"/>
-        </w:numPr>
-        <w:rPr>
-          <w:rFonts w:ascii="Arial" w:eastAsiaTheme="majorEastAsia" w:hAnsi="Arial" w:cs="Arial"/>
-          <w:color w:val="70AD47" w:themeColor="accent6"/>
-          <w:sz w:val="22"/>
-          <w:szCs w:val="22"/>
-          <w:lang w:val="en-US"/>
-        </w:rPr>
-      </w:pPr>
-      <w:r>
-        <w:rPr>
-          <w:rFonts w:ascii="Arial" w:eastAsiaTheme="majorEastAsia" w:hAnsi="Arial" w:cs="Arial"/>
-          <w:color w:val="70AD47" w:themeColor="accent6"/>
-          <w:sz w:val="22"/>
-          <w:szCs w:val="22"/>
-          <w:lang w:val="en-US"/>
-        </w:rPr>
-        <w:t>Python correlations</w:t>
-      </w:r>
-    </w:p>
-    <w:p>
-      <w:pPr>
-        <w:pStyle w:val="Paragraphedeliste"/>
-        <w:numPr>
-          <w:ilvl w:val="5"/>
-          <w:numId w:val="1"/>
-        </w:numPr>
-        <w:rPr>
-          <w:rFonts w:ascii="Arial" w:eastAsiaTheme="majorEastAsia" w:hAnsi="Arial" w:cs="Arial"/>
-          <w:color w:val="70AD47" w:themeColor="accent6"/>
-          <w:sz w:val="22"/>
-          <w:szCs w:val="22"/>
-          <w:lang w:val="en-US"/>
-        </w:rPr>
-      </w:pPr>
-      <w:r>
-        <w:rPr>
-          <w:rFonts w:ascii="Arial" w:eastAsiaTheme="majorEastAsia" w:hAnsi="Arial" w:cs="Arial"/>
-          <w:color w:val="70AD47" w:themeColor="accent6"/>
-          <w:sz w:val="22"/>
-          <w:szCs w:val="22"/>
-          <w:lang w:val="en-US"/>
-        </w:rPr>
-        <w:t>Python SL/TP Histogram</w:t>
-      </w:r>
-    </w:p>
-    <w:p>
-      <w:pPr>
-        <w:pStyle w:val="Paragraphedeliste"/>
-        <w:numPr>
-          <w:ilvl w:val="5"/>
-          <w:numId w:val="1"/>
-        </w:numPr>
-        <w:rPr>
-          <w:rFonts w:ascii="Arial" w:eastAsiaTheme="majorEastAsia" w:hAnsi="Arial" w:cs="Arial"/>
-          <w:color w:val="70AD47" w:themeColor="accent6"/>
-          <w:sz w:val="22"/>
-          <w:szCs w:val="22"/>
-          <w:lang w:val="en-US"/>
-        </w:rPr>
-      </w:pPr>
-      <w:r>
-        <w:rPr>
-          <w:rFonts w:ascii="Arial" w:eastAsiaTheme="majorEastAsia" w:hAnsi="Arial" w:cs="Arial"/>
-          <w:color w:val="70AD47" w:themeColor="accent6"/>
-          <w:sz w:val="22"/>
-          <w:szCs w:val="22"/>
-          <w:lang w:val="en-US"/>
-        </w:rPr>
-        <w:t>Python trade duration</w:t>
-      </w:r>
-    </w:p>
-    <w:p>
-      <w:pPr>
-        <w:pStyle w:val="Titre4"/>
-        <w:numPr>
-          <w:ilvl w:val="4"/>
-          <w:numId w:val="1"/>
-        </w:numPr>
-        <w:rPr>
-          <w:rFonts w:ascii="Arial" w:hAnsi="Arial" w:cs="Arial"/>
-          <w:lang w:val="en-US"/>
-        </w:rPr>
-      </w:pPr>
-      <w:r>
-        <w:rPr>
-          <w:rFonts w:ascii="Arial" w:hAnsi="Arial" w:cs="Arial"/>
-          <w:lang w:val="en-US"/>
-        </w:rPr>
-        <w:t>D1</w:t>
-      </w:r>
-    </w:p>
-    <w:p>
-      <w:pPr>
-        <w:pStyle w:val="Paragraphedeliste"/>
-        <w:numPr>
-          <w:ilvl w:val="5"/>
-          <w:numId w:val="1"/>
-        </w:numPr>
-        <w:rPr>
-          <w:rFonts w:ascii="Arial" w:eastAsiaTheme="majorEastAsia" w:hAnsi="Arial" w:cs="Arial"/>
-          <w:color w:val="70AD47" w:themeColor="accent6"/>
-          <w:sz w:val="22"/>
-          <w:szCs w:val="22"/>
-          <w:lang w:val="en-US"/>
-        </w:rPr>
-      </w:pPr>
-      <w:r>
-        <w:rPr>
-          <w:rFonts w:ascii="Arial" w:eastAsiaTheme="majorEastAsia" w:hAnsi="Arial" w:cs="Arial"/>
-          <w:color w:val="70AD47" w:themeColor="accent6"/>
-          <w:sz w:val="22"/>
-          <w:szCs w:val="22"/>
-          <w:lang w:val="en-US"/>
-        </w:rPr>
-        <w:t>Mql5 returns</w:t>
-      </w:r>
-    </w:p>
-    <w:p>
-      <w:pPr>
-        <w:pStyle w:val="Paragraphedeliste"/>
-        <w:numPr>
-          <w:ilvl w:val="5"/>
-          <w:numId w:val="1"/>
-        </w:numPr>
-        <w:rPr>
-          <w:rFonts w:ascii="Arial" w:eastAsiaTheme="majorEastAsia" w:hAnsi="Arial" w:cs="Arial"/>
-          <w:color w:val="70AD47" w:themeColor="accent6"/>
-          <w:sz w:val="22"/>
-          <w:szCs w:val="22"/>
-          <w:lang w:val="en-US"/>
-        </w:rPr>
-      </w:pPr>
-      <w:r>
-        <w:rPr>
-          <w:rFonts w:ascii="Arial" w:eastAsiaTheme="majorEastAsia" w:hAnsi="Arial" w:cs="Arial"/>
-          <w:color w:val="70AD47" w:themeColor="accent6"/>
-          <w:sz w:val="22"/>
-          <w:szCs w:val="22"/>
-          <w:lang w:val="en-US"/>
-        </w:rPr>
-        <w:t>Python returns</w:t>
-      </w:r>
-    </w:p>
-    <w:p>
-      <w:pPr>
-        <w:pStyle w:val="Paragraphedeliste"/>
-        <w:numPr>
-          <w:ilvl w:val="5"/>
-          <w:numId w:val="1"/>
-        </w:numPr>
-        <w:rPr>
-          <w:rFonts w:ascii="Arial" w:eastAsiaTheme="majorEastAsia" w:hAnsi="Arial" w:cs="Arial"/>
-          <w:color w:val="70AD47" w:themeColor="accent6"/>
-          <w:sz w:val="22"/>
-          <w:szCs w:val="22"/>
-          <w:lang w:val="en-US"/>
-        </w:rPr>
-      </w:pPr>
-      <w:r>
-        <w:rPr>
-          <w:rFonts w:ascii="Arial" w:eastAsiaTheme="majorEastAsia" w:hAnsi="Arial" w:cs="Arial"/>
-          <w:color w:val="70AD47" w:themeColor="accent6"/>
-          <w:sz w:val="22"/>
-          <w:szCs w:val="22"/>
-          <w:lang w:val="en-US"/>
-        </w:rPr>
-        <w:t>Python correlations</w:t>
-      </w:r>
-    </w:p>
-    <w:p>
-      <w:pPr>
-        <w:pStyle w:val="Paragraphedeliste"/>
-        <w:numPr>
-          <w:ilvl w:val="5"/>
-          <w:numId w:val="1"/>
-        </w:numPr>
-        <w:rPr>
-          <w:rFonts w:ascii="Arial" w:eastAsiaTheme="majorEastAsia" w:hAnsi="Arial" w:cs="Arial"/>
-          <w:color w:val="70AD47" w:themeColor="accent6"/>
-          <w:sz w:val="22"/>
-          <w:szCs w:val="22"/>
-          <w:lang w:val="en-US"/>
-        </w:rPr>
-      </w:pPr>
-      <w:r>
-        <w:rPr>
-          <w:rFonts w:ascii="Arial" w:eastAsiaTheme="majorEastAsia" w:hAnsi="Arial" w:cs="Arial"/>
-          <w:color w:val="70AD47" w:themeColor="accent6"/>
-          <w:sz w:val="22"/>
-          <w:szCs w:val="22"/>
-          <w:lang w:val="en-US"/>
-        </w:rPr>
-        <w:t>Python SL/TP Histogram</w:t>
-      </w:r>
-    </w:p>
-    <w:p>
-      <w:pPr>
-        <w:pStyle w:val="Paragraphedeliste"/>
-        <w:numPr>
-          <w:ilvl w:val="5"/>
-          <w:numId w:val="1"/>
-        </w:numPr>
-        <w:rPr>
-          <w:rFonts w:ascii="Arial" w:eastAsiaTheme="majorEastAsia" w:hAnsi="Arial" w:cs="Arial"/>
-          <w:color w:val="70AD47" w:themeColor="accent6"/>
-          <w:sz w:val="22"/>
-          <w:szCs w:val="22"/>
-          <w:lang w:val="en-US"/>
-        </w:rPr>
-      </w:pPr>
-      <w:r>
-        <w:rPr>
-          <w:rFonts w:ascii="Arial" w:eastAsiaTheme="majorEastAsia" w:hAnsi="Arial" w:cs="Arial"/>
-          <w:color w:val="70AD47" w:themeColor="accent6"/>
-          <w:sz w:val="22"/>
-          <w:szCs w:val="22"/>
-          <w:lang w:val="en-US"/>
-        </w:rPr>
-        <w:t>Python trade duration</w:t>
-      </w:r>
-    </w:p>
-    <w:p>
-      <w:pPr>
-        <w:pStyle w:val="Titre4"/>
-        <w:numPr>
-          <w:ilvl w:val="4"/>
-          <w:numId w:val="1"/>
-        </w:numPr>
-        <w:rPr>
-          <w:rFonts w:ascii="Arial" w:hAnsi="Arial" w:cs="Arial"/>
-          <w:lang w:val="en-US"/>
-        </w:rPr>
-      </w:pPr>
-      <w:r>
-        <w:rPr>
-          <w:rFonts w:ascii="Arial" w:hAnsi="Arial" w:cs="Arial"/>
-          <w:lang w:val="en-US"/>
-        </w:rPr>
-        <w:lastRenderedPageBreak/>
-        <w:t>W1</w:t>
-      </w:r>
-    </w:p>
-    <w:p>
-      <w:pPr>
-        <w:pStyle w:val="Paragraphedeliste"/>
-        <w:numPr>
-          <w:ilvl w:val="5"/>
-          <w:numId w:val="1"/>
-        </w:numPr>
-        <w:rPr>
-          <w:rFonts w:ascii="Arial" w:eastAsiaTheme="majorEastAsia" w:hAnsi="Arial" w:cs="Arial"/>
-          <w:color w:val="70AD47" w:themeColor="accent6"/>
-          <w:sz w:val="22"/>
-          <w:szCs w:val="22"/>
-          <w:lang w:val="en-US"/>
-        </w:rPr>
-      </w:pPr>
-      <w:r>
-        <w:rPr>
-          <w:rFonts w:ascii="Arial" w:eastAsiaTheme="majorEastAsia" w:hAnsi="Arial" w:cs="Arial"/>
-          <w:color w:val="70AD47" w:themeColor="accent6"/>
-          <w:sz w:val="22"/>
-          <w:szCs w:val="22"/>
-          <w:lang w:val="en-US"/>
-        </w:rPr>
-        <w:t>Mql5 returns</w:t>
-      </w:r>
-    </w:p>
-    <w:p>
-      <w:pPr>
-        <w:pStyle w:val="Paragraphedeliste"/>
-        <w:numPr>
-          <w:ilvl w:val="5"/>
-          <w:numId w:val="1"/>
-        </w:numPr>
-        <w:rPr>
-          <w:rFonts w:ascii="Arial" w:eastAsiaTheme="majorEastAsia" w:hAnsi="Arial" w:cs="Arial"/>
-          <w:color w:val="70AD47" w:themeColor="accent6"/>
-          <w:sz w:val="22"/>
-          <w:szCs w:val="22"/>
-          <w:lang w:val="en-US"/>
-        </w:rPr>
-      </w:pPr>
-      <w:r>
-        <w:rPr>
-          <w:rFonts w:ascii="Arial" w:eastAsiaTheme="majorEastAsia" w:hAnsi="Arial" w:cs="Arial"/>
-          <w:color w:val="70AD47" w:themeColor="accent6"/>
-          <w:sz w:val="22"/>
-          <w:szCs w:val="22"/>
-          <w:lang w:val="en-US"/>
-        </w:rPr>
-        <w:t>Python returns</w:t>
-      </w:r>
-    </w:p>
-    <w:p>
-      <w:pPr>
-        <w:pStyle w:val="Paragraphedeliste"/>
-        <w:numPr>
-          <w:ilvl w:val="5"/>
-          <w:numId w:val="1"/>
-        </w:numPr>
-        <w:rPr>
-          <w:rFonts w:ascii="Arial" w:eastAsiaTheme="majorEastAsia" w:hAnsi="Arial" w:cs="Arial"/>
-          <w:color w:val="70AD47" w:themeColor="accent6"/>
-          <w:sz w:val="22"/>
-          <w:szCs w:val="22"/>
-          <w:lang w:val="en-US"/>
-        </w:rPr>
-      </w:pPr>
-      <w:r>
-        <w:rPr>
-          <w:rFonts w:ascii="Arial" w:eastAsiaTheme="majorEastAsia" w:hAnsi="Arial" w:cs="Arial"/>
-          <w:color w:val="70AD47" w:themeColor="accent6"/>
-          <w:sz w:val="22"/>
-          <w:szCs w:val="22"/>
-          <w:lang w:val="en-US"/>
-        </w:rPr>
-        <w:t>Python correlations</w:t>
-      </w:r>
-    </w:p>
-    <w:p>
-      <w:pPr>
-        <w:pStyle w:val="Paragraphedeliste"/>
-        <w:numPr>
-          <w:ilvl w:val="5"/>
-          <w:numId w:val="1"/>
-        </w:numPr>
-        <w:rPr>
-          <w:rFonts w:ascii="Arial" w:eastAsiaTheme="majorEastAsia" w:hAnsi="Arial" w:cs="Arial"/>
-          <w:color w:val="70AD47" w:themeColor="accent6"/>
-          <w:sz w:val="22"/>
-          <w:szCs w:val="22"/>
-          <w:lang w:val="en-US"/>
-        </w:rPr>
-      </w:pPr>
-      <w:r>
-        <w:rPr>
-          <w:rFonts w:ascii="Arial" w:eastAsiaTheme="majorEastAsia" w:hAnsi="Arial" w:cs="Arial"/>
-          <w:color w:val="70AD47" w:themeColor="accent6"/>
-          <w:sz w:val="22"/>
-          <w:szCs w:val="22"/>
-          <w:lang w:val="en-US"/>
-        </w:rPr>
-        <w:t>Python SL/TP Histogram</w:t>
-      </w:r>
-    </w:p>
-    <w:p>
-      <w:pPr>
-        <w:pStyle w:val="Paragraphedeliste"/>
-        <w:numPr>
-          <w:ilvl w:val="5"/>
-          <w:numId w:val="1"/>
-        </w:numPr>
-        <w:rPr>
-          <w:rFonts w:ascii="Arial" w:eastAsiaTheme="majorEastAsia" w:hAnsi="Arial" w:cs="Arial"/>
-          <w:color w:val="70AD47" w:themeColor="accent6"/>
-          <w:sz w:val="22"/>
-          <w:szCs w:val="22"/>
-          <w:lang w:val="en-US"/>
-        </w:rPr>
-      </w:pPr>
-      <w:r>
-        <w:rPr>
-          <w:rFonts w:ascii="Arial" w:eastAsiaTheme="majorEastAsia" w:hAnsi="Arial" w:cs="Arial"/>
-          <w:color w:val="70AD47" w:themeColor="accent6"/>
-          <w:sz w:val="22"/>
-          <w:szCs w:val="22"/>
-          <w:lang w:val="en-US"/>
-        </w:rPr>
-        <w:t>Python trade duration</w:t>
-      </w:r>
-    </w:p>
-    <w:p>
-      <w:pPr>
-        <w:rPr>
-          <w:lang w:val="en-US"/>
-        </w:rPr>
-      </w:pPr>
-    </w:p>
-    <w:p>
-      <w:pPr>
-        <w:pStyle w:val="Titre4"/>
-        <w:numPr>
-          <w:ilvl w:val="3"/>
-          <w:numId w:val="1"/>
-        </w:numPr>
-        <w:rPr>
-          <w:rFonts w:ascii="Arial" w:hAnsi="Arial" w:cs="Arial"/>
-          <w:lang w:val="en-US"/>
-        </w:rPr>
-      </w:pPr>
-      <w:r>
-        <w:rPr>
-          <w:rFonts w:ascii="Arial" w:hAnsi="Arial" w:cs="Arial"/>
-          <w:lang w:val="en-US"/>
-        </w:rPr>
-        <w:t>50/160</w:t>
-      </w:r>
-    </w:p>
-    <w:p>
-      <w:pPr>
-        <w:pStyle w:val="Titre4"/>
-        <w:numPr>
-          <w:ilvl w:val="4"/>
-          <w:numId w:val="1"/>
-        </w:numPr>
-        <w:rPr>
-          <w:rFonts w:ascii="Arial" w:hAnsi="Arial" w:cs="Arial"/>
-          <w:lang w:val="en-US"/>
-        </w:rPr>
-      </w:pPr>
-      <w:r>
-        <w:rPr>
-          <w:rFonts w:ascii="Arial" w:hAnsi="Arial" w:cs="Arial"/>
-          <w:lang w:val="en-US"/>
-        </w:rPr>
-        <w:t>H1</w:t>
-      </w:r>
-    </w:p>
-    <w:p>
-      <w:pPr>
-        <w:pStyle w:val="Paragraphedeliste"/>
-        <w:numPr>
-          <w:ilvl w:val="5"/>
-          <w:numId w:val="1"/>
-        </w:numPr>
-        <w:rPr>
-          <w:rFonts w:ascii="Arial" w:eastAsiaTheme="majorEastAsia" w:hAnsi="Arial" w:cs="Arial"/>
-          <w:color w:val="70AD47" w:themeColor="accent6"/>
-          <w:sz w:val="22"/>
-          <w:szCs w:val="22"/>
-          <w:lang w:val="en-US"/>
-        </w:rPr>
-      </w:pPr>
-      <w:r>
-        <w:rPr>
-          <w:rFonts w:ascii="Arial" w:eastAsiaTheme="majorEastAsia" w:hAnsi="Arial" w:cs="Arial"/>
-          <w:color w:val="70AD47" w:themeColor="accent6"/>
-          <w:sz w:val="22"/>
-          <w:szCs w:val="22"/>
-          <w:lang w:val="en-US"/>
-        </w:rPr>
-        <w:t>Mql5 returns</w:t>
-      </w:r>
-    </w:p>
-    <w:p>
-      <w:pPr>
-        <w:pStyle w:val="Paragraphedeliste"/>
-        <w:numPr>
-          <w:ilvl w:val="5"/>
-          <w:numId w:val="1"/>
-        </w:numPr>
-        <w:rPr>
-          <w:rFonts w:ascii="Arial" w:eastAsiaTheme="majorEastAsia" w:hAnsi="Arial" w:cs="Arial"/>
-          <w:color w:val="70AD47" w:themeColor="accent6"/>
-          <w:sz w:val="22"/>
-          <w:szCs w:val="22"/>
-          <w:lang w:val="en-US"/>
-        </w:rPr>
-      </w:pPr>
-      <w:r>
-        <w:rPr>
-          <w:rFonts w:ascii="Arial" w:eastAsiaTheme="majorEastAsia" w:hAnsi="Arial" w:cs="Arial"/>
-          <w:color w:val="70AD47" w:themeColor="accent6"/>
-          <w:sz w:val="22"/>
-          <w:szCs w:val="22"/>
-          <w:lang w:val="en-US"/>
-        </w:rPr>
-        <w:t>Python returns</w:t>
-      </w:r>
-    </w:p>
-    <w:p>
-      <w:pPr>
-        <w:pStyle w:val="Paragraphedeliste"/>
-        <w:numPr>
-          <w:ilvl w:val="5"/>
-          <w:numId w:val="1"/>
-        </w:numPr>
-        <w:rPr>
-          <w:rFonts w:ascii="Arial" w:eastAsiaTheme="majorEastAsia" w:hAnsi="Arial" w:cs="Arial"/>
-          <w:color w:val="70AD47" w:themeColor="accent6"/>
-          <w:sz w:val="22"/>
-          <w:szCs w:val="22"/>
-          <w:lang w:val="en-US"/>
-        </w:rPr>
-      </w:pPr>
-      <w:r>
-        <w:rPr>
-          <w:rFonts w:ascii="Arial" w:eastAsiaTheme="majorEastAsia" w:hAnsi="Arial" w:cs="Arial"/>
-          <w:color w:val="70AD47" w:themeColor="accent6"/>
-          <w:sz w:val="22"/>
-          <w:szCs w:val="22"/>
-          <w:lang w:val="en-US"/>
-        </w:rPr>
-        <w:t>Python correlations</w:t>
-      </w:r>
-    </w:p>
-    <w:p>
-      <w:pPr>
-        <w:pStyle w:val="Paragraphedeliste"/>
-        <w:numPr>
-          <w:ilvl w:val="5"/>
-          <w:numId w:val="1"/>
-        </w:numPr>
-        <w:rPr>
-          <w:rFonts w:ascii="Arial" w:eastAsiaTheme="majorEastAsia" w:hAnsi="Arial" w:cs="Arial"/>
-          <w:color w:val="70AD47" w:themeColor="accent6"/>
-          <w:sz w:val="22"/>
-          <w:szCs w:val="22"/>
-          <w:lang w:val="en-US"/>
-        </w:rPr>
-      </w:pPr>
-      <w:r>
-        <w:rPr>
-          <w:rFonts w:ascii="Arial" w:eastAsiaTheme="majorEastAsia" w:hAnsi="Arial" w:cs="Arial"/>
-          <w:color w:val="70AD47" w:themeColor="accent6"/>
-          <w:sz w:val="22"/>
-          <w:szCs w:val="22"/>
-          <w:lang w:val="en-US"/>
-        </w:rPr>
-        <w:t>Python SL/TP Histogram</w:t>
-      </w:r>
-    </w:p>
-    <w:p>
-      <w:pPr>
-        <w:pStyle w:val="Paragraphedeliste"/>
-        <w:numPr>
-          <w:ilvl w:val="6"/>
-          <w:numId w:val="1"/>
-        </w:numPr>
-        <w:rPr>
-          <w:rFonts w:ascii="Arial" w:eastAsiaTheme="majorEastAsia" w:hAnsi="Arial" w:cs="Arial"/>
-          <w:color w:val="70AD47" w:themeColor="accent6"/>
-          <w:sz w:val="22"/>
-          <w:szCs w:val="22"/>
-          <w:lang w:val="en-US"/>
-        </w:rPr>
-      </w:pPr>
-      <w:r>
-        <w:rPr>
-          <w:rFonts w:ascii="Arial" w:eastAsiaTheme="majorEastAsia" w:hAnsi="Arial" w:cs="Arial"/>
-          <w:color w:val="70AD47" w:themeColor="accent6"/>
-          <w:sz w:val="22"/>
-          <w:szCs w:val="22"/>
-          <w:lang w:val="en-US"/>
-        </w:rPr>
-        <w:t>Python trade duration</w:t>
-      </w:r>
-    </w:p>
-    <w:p>
-      <w:pPr>
-        <w:pStyle w:val="Titre4"/>
-        <w:numPr>
-          <w:ilvl w:val="4"/>
-          <w:numId w:val="1"/>
-        </w:numPr>
-        <w:rPr>
-          <w:rFonts w:ascii="Arial" w:hAnsi="Arial" w:cs="Arial"/>
-          <w:lang w:val="en-US"/>
-        </w:rPr>
-      </w:pPr>
-      <w:r>
-        <w:rPr>
-          <w:rFonts w:ascii="Arial" w:hAnsi="Arial" w:cs="Arial"/>
-          <w:lang w:val="en-US"/>
-        </w:rPr>
-        <w:t>H4</w:t>
-      </w:r>
-    </w:p>
-    <w:p>
-      <w:pPr>
-        <w:pStyle w:val="Paragraphedeliste"/>
-        <w:numPr>
-          <w:ilvl w:val="5"/>
-          <w:numId w:val="1"/>
-        </w:numPr>
-        <w:rPr>
-          <w:rFonts w:ascii="Arial" w:eastAsiaTheme="majorEastAsia" w:hAnsi="Arial" w:cs="Arial"/>
-          <w:color w:val="70AD47" w:themeColor="accent6"/>
-          <w:sz w:val="22"/>
-          <w:szCs w:val="22"/>
-          <w:lang w:val="en-US"/>
-        </w:rPr>
-      </w:pPr>
-      <w:r>
-        <w:rPr>
-          <w:rFonts w:ascii="Arial" w:eastAsiaTheme="majorEastAsia" w:hAnsi="Arial" w:cs="Arial"/>
-          <w:color w:val="70AD47" w:themeColor="accent6"/>
-          <w:sz w:val="22"/>
-          <w:szCs w:val="22"/>
-          <w:lang w:val="en-US"/>
-        </w:rPr>
-        <w:t>Mql5 returns</w:t>
-      </w:r>
-    </w:p>
-    <w:p>
-      <w:pPr>
-        <w:pStyle w:val="Paragraphedeliste"/>
-        <w:numPr>
-          <w:ilvl w:val="5"/>
-          <w:numId w:val="1"/>
-        </w:numPr>
-        <w:rPr>
-          <w:rFonts w:ascii="Arial" w:eastAsiaTheme="majorEastAsia" w:hAnsi="Arial" w:cs="Arial"/>
-          <w:color w:val="70AD47" w:themeColor="accent6"/>
-          <w:sz w:val="22"/>
-          <w:szCs w:val="22"/>
-          <w:lang w:val="en-US"/>
-        </w:rPr>
-      </w:pPr>
-      <w:r>
-        <w:rPr>
-          <w:rFonts w:ascii="Arial" w:eastAsiaTheme="majorEastAsia" w:hAnsi="Arial" w:cs="Arial"/>
-          <w:color w:val="70AD47" w:themeColor="accent6"/>
-          <w:sz w:val="22"/>
-          <w:szCs w:val="22"/>
-          <w:lang w:val="en-US"/>
-        </w:rPr>
-        <w:t>Python returns</w:t>
-      </w:r>
-    </w:p>
-    <w:p>
-      <w:pPr>
-        <w:pStyle w:val="Paragraphedeliste"/>
-        <w:numPr>
-          <w:ilvl w:val="5"/>
-          <w:numId w:val="1"/>
-        </w:numPr>
-        <w:rPr>
-          <w:rFonts w:ascii="Arial" w:eastAsiaTheme="majorEastAsia" w:hAnsi="Arial" w:cs="Arial"/>
-          <w:color w:val="70AD47" w:themeColor="accent6"/>
-          <w:sz w:val="22"/>
-          <w:szCs w:val="22"/>
-          <w:lang w:val="en-US"/>
-        </w:rPr>
-      </w:pPr>
-      <w:r>
-        <w:rPr>
-          <w:rFonts w:ascii="Arial" w:eastAsiaTheme="majorEastAsia" w:hAnsi="Arial" w:cs="Arial"/>
-          <w:color w:val="70AD47" w:themeColor="accent6"/>
-          <w:sz w:val="22"/>
-          <w:szCs w:val="22"/>
-          <w:lang w:val="en-US"/>
-        </w:rPr>
-        <w:t>Python correlations</w:t>
-      </w:r>
-    </w:p>
-    <w:p>
-      <w:pPr>
-        <w:pStyle w:val="Paragraphedeliste"/>
-        <w:numPr>
-          <w:ilvl w:val="5"/>
-          <w:numId w:val="1"/>
-        </w:numPr>
-        <w:rPr>
-          <w:rFonts w:ascii="Arial" w:eastAsiaTheme="majorEastAsia" w:hAnsi="Arial" w:cs="Arial"/>
-          <w:color w:val="70AD47" w:themeColor="accent6"/>
-          <w:sz w:val="22"/>
-          <w:szCs w:val="22"/>
-          <w:lang w:val="en-US"/>
-        </w:rPr>
-      </w:pPr>
-      <w:r>
-        <w:rPr>
-          <w:rFonts w:ascii="Arial" w:eastAsiaTheme="majorEastAsia" w:hAnsi="Arial" w:cs="Arial"/>
-          <w:color w:val="70AD47" w:themeColor="accent6"/>
-          <w:sz w:val="22"/>
-          <w:szCs w:val="22"/>
-          <w:lang w:val="en-US"/>
-        </w:rPr>
-        <w:t>Python SL/TP Histogram</w:t>
-      </w:r>
-    </w:p>
-    <w:p>
-      <w:pPr>
-        <w:pStyle w:val="Paragraphedeliste"/>
-        <w:numPr>
-          <w:ilvl w:val="5"/>
-          <w:numId w:val="1"/>
-        </w:numPr>
-        <w:rPr>
-          <w:rFonts w:ascii="Arial" w:eastAsiaTheme="majorEastAsia" w:hAnsi="Arial" w:cs="Arial"/>
-          <w:color w:val="70AD47" w:themeColor="accent6"/>
-          <w:sz w:val="22"/>
-          <w:szCs w:val="22"/>
-          <w:lang w:val="en-US"/>
-        </w:rPr>
-      </w:pPr>
-      <w:r>
-        <w:rPr>
-          <w:rFonts w:ascii="Arial" w:eastAsiaTheme="majorEastAsia" w:hAnsi="Arial" w:cs="Arial"/>
-          <w:color w:val="70AD47" w:themeColor="accent6"/>
-          <w:sz w:val="22"/>
-          <w:szCs w:val="22"/>
-          <w:lang w:val="en-US"/>
-        </w:rPr>
-        <w:t>Python trade duration</w:t>
-      </w:r>
-    </w:p>
-    <w:p>
-      <w:pPr>
-        <w:pStyle w:val="Titre4"/>
-        <w:numPr>
-          <w:ilvl w:val="4"/>
-          <w:numId w:val="1"/>
-        </w:numPr>
-        <w:rPr>
-          <w:rFonts w:ascii="Arial" w:hAnsi="Arial" w:cs="Arial"/>
-          <w:lang w:val="en-US"/>
-        </w:rPr>
-      </w:pPr>
-      <w:r>
-        <w:rPr>
-          <w:rFonts w:ascii="Arial" w:hAnsi="Arial" w:cs="Arial"/>
-          <w:lang w:val="en-US"/>
-        </w:rPr>
-        <w:t>D1</w:t>
-      </w:r>
-    </w:p>
-    <w:p>
-      <w:pPr>
-        <w:pStyle w:val="Paragraphedeliste"/>
-        <w:numPr>
-          <w:ilvl w:val="5"/>
-          <w:numId w:val="1"/>
-        </w:numPr>
-        <w:rPr>
-          <w:rFonts w:ascii="Arial" w:eastAsiaTheme="majorEastAsia" w:hAnsi="Arial" w:cs="Arial"/>
-          <w:color w:val="70AD47" w:themeColor="accent6"/>
-          <w:sz w:val="22"/>
-          <w:szCs w:val="22"/>
-          <w:lang w:val="en-US"/>
-        </w:rPr>
-      </w:pPr>
-      <w:r>
-        <w:rPr>
-          <w:rFonts w:ascii="Arial" w:eastAsiaTheme="majorEastAsia" w:hAnsi="Arial" w:cs="Arial"/>
-          <w:color w:val="70AD47" w:themeColor="accent6"/>
-          <w:sz w:val="22"/>
-          <w:szCs w:val="22"/>
-          <w:lang w:val="en-US"/>
-        </w:rPr>
-        <w:t>Mql5 returns</w:t>
-      </w:r>
-    </w:p>
-    <w:p>
-      <w:pPr>
-        <w:pStyle w:val="Paragraphedeliste"/>
-        <w:numPr>
-          <w:ilvl w:val="5"/>
-          <w:numId w:val="1"/>
-        </w:numPr>
-        <w:rPr>
-          <w:rFonts w:ascii="Arial" w:eastAsiaTheme="majorEastAsia" w:hAnsi="Arial" w:cs="Arial"/>
-          <w:color w:val="70AD47" w:themeColor="accent6"/>
-          <w:sz w:val="22"/>
-          <w:szCs w:val="22"/>
-          <w:lang w:val="en-US"/>
-        </w:rPr>
-      </w:pPr>
-      <w:r>
-        <w:rPr>
-          <w:rFonts w:ascii="Arial" w:eastAsiaTheme="majorEastAsia" w:hAnsi="Arial" w:cs="Arial"/>
-          <w:color w:val="70AD47" w:themeColor="accent6"/>
-          <w:sz w:val="22"/>
-          <w:szCs w:val="22"/>
-          <w:lang w:val="en-US"/>
-        </w:rPr>
-        <w:t>Python returns</w:t>
-      </w:r>
-    </w:p>
-    <w:p>
-      <w:pPr>
-        <w:pStyle w:val="Paragraphedeliste"/>
-        <w:numPr>
-          <w:ilvl w:val="5"/>
-          <w:numId w:val="1"/>
-        </w:numPr>
-        <w:rPr>
-          <w:rFonts w:ascii="Arial" w:eastAsiaTheme="majorEastAsia" w:hAnsi="Arial" w:cs="Arial"/>
-          <w:color w:val="70AD47" w:themeColor="accent6"/>
-          <w:sz w:val="22"/>
-          <w:szCs w:val="22"/>
-          <w:lang w:val="en-US"/>
-        </w:rPr>
-      </w:pPr>
-      <w:r>
-        <w:rPr>
-          <w:rFonts w:ascii="Arial" w:eastAsiaTheme="majorEastAsia" w:hAnsi="Arial" w:cs="Arial"/>
-          <w:color w:val="70AD47" w:themeColor="accent6"/>
-          <w:sz w:val="22"/>
-          <w:szCs w:val="22"/>
-          <w:lang w:val="en-US"/>
-        </w:rPr>
-        <w:t>Python correlations</w:t>
-      </w:r>
-    </w:p>
-    <w:p>
-      <w:pPr>
-        <w:pStyle w:val="Paragraphedeliste"/>
-        <w:numPr>
-          <w:ilvl w:val="5"/>
-          <w:numId w:val="1"/>
-        </w:numPr>
-        <w:rPr>
-          <w:rFonts w:ascii="Arial" w:eastAsiaTheme="majorEastAsia" w:hAnsi="Arial" w:cs="Arial"/>
-          <w:color w:val="70AD47" w:themeColor="accent6"/>
-          <w:sz w:val="22"/>
-          <w:szCs w:val="22"/>
-          <w:lang w:val="en-US"/>
-        </w:rPr>
-      </w:pPr>
-      <w:r>
-        <w:rPr>
-          <w:rFonts w:ascii="Arial" w:eastAsiaTheme="majorEastAsia" w:hAnsi="Arial" w:cs="Arial"/>
-          <w:color w:val="70AD47" w:themeColor="accent6"/>
-          <w:sz w:val="22"/>
-          <w:szCs w:val="22"/>
-          <w:lang w:val="en-US"/>
-        </w:rPr>
-        <w:t>Python SL/TP Histogram</w:t>
-      </w:r>
-    </w:p>
-    <w:p>
-      <w:pPr>
-        <w:pStyle w:val="Paragraphedeliste"/>
-        <w:numPr>
-          <w:ilvl w:val="5"/>
-          <w:numId w:val="1"/>
-        </w:numPr>
-        <w:rPr>
-          <w:rFonts w:ascii="Arial" w:eastAsiaTheme="majorEastAsia" w:hAnsi="Arial" w:cs="Arial"/>
-          <w:color w:val="70AD47" w:themeColor="accent6"/>
-          <w:sz w:val="22"/>
-          <w:szCs w:val="22"/>
-          <w:lang w:val="en-US"/>
-        </w:rPr>
-      </w:pPr>
-      <w:r>
-        <w:rPr>
-          <w:rFonts w:ascii="Arial" w:eastAsiaTheme="majorEastAsia" w:hAnsi="Arial" w:cs="Arial"/>
-          <w:color w:val="70AD47" w:themeColor="accent6"/>
-          <w:sz w:val="22"/>
-          <w:szCs w:val="22"/>
-          <w:lang w:val="en-US"/>
-        </w:rPr>
-        <w:t>Python trade duration</w:t>
-      </w:r>
-    </w:p>
-    <w:p>
-      <w:pPr>
-        <w:pStyle w:val="Titre4"/>
-        <w:numPr>
-          <w:ilvl w:val="4"/>
-          <w:numId w:val="1"/>
-        </w:numPr>
-        <w:rPr>
-          <w:rFonts w:ascii="Arial" w:hAnsi="Arial" w:cs="Arial"/>
-          <w:lang w:val="en-US"/>
-        </w:rPr>
-      </w:pPr>
-      <w:r>
-        <w:rPr>
-          <w:rFonts w:ascii="Arial" w:hAnsi="Arial" w:cs="Arial"/>
-          <w:lang w:val="en-US"/>
-        </w:rPr>
-        <w:t>W1</w:t>
-      </w:r>
-    </w:p>
-    <w:p>
-      <w:pPr>
-        <w:pStyle w:val="Paragraphedeliste"/>
-        <w:numPr>
-          <w:ilvl w:val="5"/>
-          <w:numId w:val="1"/>
-        </w:numPr>
-        <w:rPr>
-          <w:rFonts w:ascii="Arial" w:eastAsiaTheme="majorEastAsia" w:hAnsi="Arial" w:cs="Arial"/>
-          <w:color w:val="70AD47" w:themeColor="accent6"/>
-          <w:sz w:val="22"/>
-          <w:szCs w:val="22"/>
-          <w:lang w:val="en-US"/>
-        </w:rPr>
-      </w:pPr>
-      <w:r>
-        <w:rPr>
-          <w:rFonts w:ascii="Arial" w:eastAsiaTheme="majorEastAsia" w:hAnsi="Arial" w:cs="Arial"/>
-          <w:color w:val="70AD47" w:themeColor="accent6"/>
-          <w:sz w:val="22"/>
-          <w:szCs w:val="22"/>
-          <w:lang w:val="en-US"/>
-        </w:rPr>
-        <w:t>Mql5 returns</w:t>
-      </w:r>
-    </w:p>
-    <w:p>
-      <w:pPr>
-        <w:pStyle w:val="Paragraphedeliste"/>
-        <w:numPr>
-          <w:ilvl w:val="5"/>
-          <w:numId w:val="1"/>
-        </w:numPr>
-        <w:rPr>
-          <w:rFonts w:ascii="Arial" w:eastAsiaTheme="majorEastAsia" w:hAnsi="Arial" w:cs="Arial"/>
-          <w:color w:val="70AD47" w:themeColor="accent6"/>
-          <w:sz w:val="22"/>
-          <w:szCs w:val="22"/>
-          <w:lang w:val="en-US"/>
-        </w:rPr>
-      </w:pPr>
-      <w:r>
-        <w:rPr>
-          <w:rFonts w:ascii="Arial" w:eastAsiaTheme="majorEastAsia" w:hAnsi="Arial" w:cs="Arial"/>
-          <w:color w:val="70AD47" w:themeColor="accent6"/>
-          <w:sz w:val="22"/>
-          <w:szCs w:val="22"/>
-          <w:lang w:val="en-US"/>
-        </w:rPr>
-        <w:t>Python returns</w:t>
-      </w:r>
-    </w:p>
-    <w:p>
-      <w:pPr>
-        <w:pStyle w:val="Paragraphedeliste"/>
-        <w:numPr>
-          <w:ilvl w:val="5"/>
-          <w:numId w:val="1"/>
-        </w:numPr>
-        <w:rPr>
-          <w:rFonts w:ascii="Arial" w:eastAsiaTheme="majorEastAsia" w:hAnsi="Arial" w:cs="Arial"/>
-          <w:color w:val="70AD47" w:themeColor="accent6"/>
-          <w:sz w:val="22"/>
-          <w:szCs w:val="22"/>
-          <w:lang w:val="en-US"/>
-        </w:rPr>
-      </w:pPr>
-      <w:r>
-        <w:rPr>
-          <w:rFonts w:ascii="Arial" w:eastAsiaTheme="majorEastAsia" w:hAnsi="Arial" w:cs="Arial"/>
-          <w:color w:val="70AD47" w:themeColor="accent6"/>
-          <w:sz w:val="22"/>
-          <w:szCs w:val="22"/>
-          <w:lang w:val="en-US"/>
-        </w:rPr>
-        <w:t>Python correlations</w:t>
-      </w:r>
-    </w:p>
-    <w:p>
-      <w:pPr>
-        <w:pStyle w:val="Paragraphedeliste"/>
-        <w:numPr>
-          <w:ilvl w:val="5"/>
-          <w:numId w:val="1"/>
-        </w:numPr>
-        <w:rPr>
-          <w:rFonts w:ascii="Arial" w:eastAsiaTheme="majorEastAsia" w:hAnsi="Arial" w:cs="Arial"/>
-          <w:color w:val="70AD47" w:themeColor="accent6"/>
-          <w:sz w:val="22"/>
-          <w:szCs w:val="22"/>
-          <w:lang w:val="en-US"/>
-        </w:rPr>
-      </w:pPr>
-      <w:r>
-        <w:rPr>
-          <w:rFonts w:ascii="Arial" w:eastAsiaTheme="majorEastAsia" w:hAnsi="Arial" w:cs="Arial"/>
-          <w:color w:val="70AD47" w:themeColor="accent6"/>
-          <w:sz w:val="22"/>
-          <w:szCs w:val="22"/>
-          <w:lang w:val="en-US"/>
-        </w:rPr>
-        <w:t>Python SL/TP Histogram</w:t>
-      </w:r>
-    </w:p>
-    <w:p>
-      <w:pPr>
-        <w:pStyle w:val="Paragraphedeliste"/>
-        <w:numPr>
-          <w:ilvl w:val="5"/>
-          <w:numId w:val="1"/>
-        </w:numPr>
-        <w:rPr>
-          <w:rFonts w:ascii="Arial" w:eastAsiaTheme="majorEastAsia" w:hAnsi="Arial" w:cs="Arial"/>
-          <w:color w:val="70AD47" w:themeColor="accent6"/>
-          <w:sz w:val="22"/>
-          <w:szCs w:val="22"/>
-          <w:lang w:val="en-US"/>
-        </w:rPr>
-      </w:pPr>
-      <w:r>
-        <w:rPr>
-          <w:rFonts w:ascii="Arial" w:eastAsiaTheme="majorEastAsia" w:hAnsi="Arial" w:cs="Arial"/>
-          <w:color w:val="70AD47" w:themeColor="accent6"/>
-          <w:sz w:val="22"/>
-          <w:szCs w:val="22"/>
-          <w:lang w:val="en-US"/>
-        </w:rPr>
-        <w:t>Python trade duration</w:t>
-      </w:r>
-    </w:p>
-    <w:p/>
-    <w:p>
-      <w:pPr>
-        <w:rPr>
-          <w:lang w:val="en-US"/>
-        </w:rPr>
-      </w:pPr>
-    </w:p>
-    <w:p>
-      <w:pPr>
         <w:rPr>
           <w:lang w:val="en-US"/>
         </w:rPr>
@@ -5110,7 +5764,6 @@
         <w:rPr>
           <w:lang w:val="en-US"/>
         </w:rPr>
-        <w:lastRenderedPageBreak/>
         <w:t>EMA crossover no hysteresis with no stop loss, no take profits</w:t>
       </w:r>
     </w:p>
@@ -5754,6 +6407,7 @@
           <w:rFonts w:ascii="Arial" w:hAnsi="Arial" w:cs="Arial"/>
           <w:lang w:val="en-US"/>
         </w:rPr>
+        <w:lastRenderedPageBreak/>
         <w:t>Close</w:t>
       </w:r>
       <w:r>
@@ -6878,7 +7532,6 @@
         <w:rPr>
           <w:lang w:val="en-US"/>
         </w:rPr>
-        <w:lastRenderedPageBreak/>
         <w:t xml:space="preserve"> Misc</w:t>
       </w:r>
     </w:p>
@@ -7033,6 +7686,7 @@
           <w:noProof/>
           <w:lang w:val="en-US"/>
         </w:rPr>
+        <w:lastRenderedPageBreak/>
         <w:drawing>
           <wp:inline distT="0" distB="0" distL="0" distR="0" wp14:anchorId="497F1911" wp14:editId="49BC3845">
             <wp:extent cx="3493530" cy="2763981"/>
@@ -7269,7 +7923,6 @@
           <w:noProof/>
           <w:lang w:val="en-US"/>
         </w:rPr>
-        <w:lastRenderedPageBreak/>
         <w:drawing>
           <wp:inline distT="0" distB="0" distL="0" distR="0" wp14:anchorId="362495BB" wp14:editId="2A70901C">
             <wp:extent cx="3919910" cy="2251364"/>
@@ -7396,6 +8049,7 @@
           <w:noProof/>
           <w:lang w:val="en-US"/>
         </w:rPr>
+        <w:lastRenderedPageBreak/>
         <w:drawing>
           <wp:inline distT="0" distB="0" distL="0" distR="0" wp14:anchorId="76887AD0" wp14:editId="2733F0EE">
             <wp:extent cx="3710482" cy="2238375"/>
@@ -7636,83 +8290,83 @@
           <w:rFonts w:ascii="Arial" w:hAnsi="Arial" w:cs="Arial"/>
           <w:lang w:val="en-US"/>
         </w:rPr>
+        <w:t>Returns</w:t>
+      </w:r>
+    </w:p>
+    <w:p>
+      <w:pPr>
+        <w:pStyle w:val="Titre4"/>
+        <w:numPr>
+          <w:ilvl w:val="3"/>
+          <w:numId w:val="1"/>
+        </w:numPr>
+        <w:rPr>
+          <w:rFonts w:ascii="Arial" w:hAnsi="Arial" w:cs="Arial"/>
+          <w:lang w:val="en-US"/>
+        </w:rPr>
+      </w:pPr>
+      <w:r>
+        <w:rPr>
+          <w:rFonts w:ascii="Arial" w:hAnsi="Arial" w:cs="Arial"/>
+          <w:lang w:val="en-US"/>
+        </w:rPr>
+        <w:t>H1</w:t>
+      </w:r>
+    </w:p>
+    <w:p>
+      <w:pPr>
+        <w:pStyle w:val="Titre4"/>
+        <w:numPr>
+          <w:ilvl w:val="4"/>
+          <w:numId w:val="1"/>
+        </w:numPr>
+        <w:rPr>
+          <w:rFonts w:ascii="Arial" w:hAnsi="Arial" w:cs="Arial"/>
+          <w:lang w:val="en-US"/>
+        </w:rPr>
+      </w:pPr>
+      <w:r>
+        <w:rPr>
+          <w:rFonts w:ascii="Arial" w:hAnsi="Arial" w:cs="Arial"/>
+          <w:lang w:val="en-US"/>
+        </w:rPr>
+        <w:t>Mql5 returns</w:t>
+      </w:r>
+    </w:p>
+    <w:p>
+      <w:pPr>
+        <w:ind w:left="1440"/>
+        <w:rPr>
+          <w:rFonts w:ascii="Arial" w:hAnsi="Arial" w:cs="Arial"/>
+          <w:lang w:val="en-US"/>
+        </w:rPr>
+      </w:pPr>
+      <w:r>
+        <w:rPr>
+          <w:rFonts w:ascii="Arial" w:hAnsi="Arial" w:cs="Arial"/>
+          <w:lang w:val="en-US"/>
+        </w:rPr>
+        <w:t>Not available</w:t>
+      </w:r>
+    </w:p>
+    <w:p>
+      <w:pPr>
+        <w:pStyle w:val="Titre4"/>
+        <w:numPr>
+          <w:ilvl w:val="4"/>
+          <w:numId w:val="1"/>
+        </w:numPr>
+        <w:rPr>
+          <w:rFonts w:ascii="Arial" w:hAnsi="Arial" w:cs="Arial"/>
+          <w:lang w:val="en-US"/>
+        </w:rPr>
+      </w:pPr>
+      <w:r>
+        <w:rPr>
+          <w:rFonts w:ascii="Arial" w:hAnsi="Arial" w:cs="Arial"/>
+          <w:lang w:val="en-US"/>
+        </w:rPr>
         <w:lastRenderedPageBreak/>
-        <w:t>Returns</w:t>
-      </w:r>
-    </w:p>
-    <w:p>
-      <w:pPr>
-        <w:pStyle w:val="Titre4"/>
-        <w:numPr>
-          <w:ilvl w:val="3"/>
-          <w:numId w:val="1"/>
-        </w:numPr>
-        <w:rPr>
-          <w:rFonts w:ascii="Arial" w:hAnsi="Arial" w:cs="Arial"/>
-          <w:lang w:val="en-US"/>
-        </w:rPr>
-      </w:pPr>
-      <w:r>
-        <w:rPr>
-          <w:rFonts w:ascii="Arial" w:hAnsi="Arial" w:cs="Arial"/>
-          <w:lang w:val="en-US"/>
-        </w:rPr>
-        <w:t>H1</w:t>
-      </w:r>
-    </w:p>
-    <w:p>
-      <w:pPr>
-        <w:pStyle w:val="Titre4"/>
-        <w:numPr>
-          <w:ilvl w:val="4"/>
-          <w:numId w:val="1"/>
-        </w:numPr>
-        <w:rPr>
-          <w:rFonts w:ascii="Arial" w:hAnsi="Arial" w:cs="Arial"/>
-          <w:lang w:val="en-US"/>
-        </w:rPr>
-      </w:pPr>
-      <w:r>
-        <w:rPr>
-          <w:rFonts w:ascii="Arial" w:hAnsi="Arial" w:cs="Arial"/>
-          <w:lang w:val="en-US"/>
-        </w:rPr>
-        <w:t>Mql5 returns</w:t>
-      </w:r>
-    </w:p>
-    <w:p>
-      <w:pPr>
-        <w:ind w:left="1440"/>
-        <w:rPr>
-          <w:rFonts w:ascii="Arial" w:hAnsi="Arial" w:cs="Arial"/>
-          <w:lang w:val="en-US"/>
-        </w:rPr>
-      </w:pPr>
-      <w:r>
-        <w:rPr>
-          <w:rFonts w:ascii="Arial" w:hAnsi="Arial" w:cs="Arial"/>
-          <w:lang w:val="en-US"/>
-        </w:rPr>
-        <w:t>Not available</w:t>
-      </w:r>
-    </w:p>
-    <w:p>
-      <w:pPr>
-        <w:pStyle w:val="Titre4"/>
-        <w:numPr>
-          <w:ilvl w:val="4"/>
-          <w:numId w:val="1"/>
-        </w:numPr>
-        <w:rPr>
-          <w:rFonts w:ascii="Arial" w:hAnsi="Arial" w:cs="Arial"/>
-          <w:lang w:val="en-US"/>
-        </w:rPr>
-      </w:pPr>
-      <w:r>
-        <w:rPr>
-          <w:rFonts w:ascii="Arial" w:hAnsi="Arial" w:cs="Arial"/>
-          <w:lang w:val="en-US"/>
-        </w:rPr>
         <w:t>Python returns</w:t>
       </w:r>
     </w:p>
@@ -7884,7 +8538,6 @@
           <w:rFonts w:ascii="Arial" w:hAnsi="Arial" w:cs="Arial"/>
           <w:lang w:val="en-US"/>
         </w:rPr>
-        <w:lastRenderedPageBreak/>
         <w:t>Python correlations</w:t>
       </w:r>
     </w:p>
@@ -8034,6 +8687,7 @@
         <w:rPr>
           <w:lang w:val="en-US"/>
         </w:rPr>
+        <w:lastRenderedPageBreak/>
         <w:t>Python SL/TP Histogram</w:t>
       </w:r>
     </w:p>
@@ -8307,7 +8961,6 @@
           <w:rFonts w:ascii="Arial" w:hAnsi="Arial" w:cs="Arial"/>
           <w:lang w:val="en-US"/>
         </w:rPr>
-        <w:lastRenderedPageBreak/>
         <w:t>Hours/Period</w:t>
       </w:r>
     </w:p>
@@ -9684,7 +10337,6 @@
           <w:noProof/>
           <w:lang w:val="en-US"/>
         </w:rPr>
-        <w:lastRenderedPageBreak/>
         <w:drawing>
           <wp:inline distT="0" distB="0" distL="0" distR="0" wp14:anchorId="7E49818B" wp14:editId="2C49455D">
             <wp:extent cx="5731510" cy="1543050"/>
@@ -10031,6 +10683,7 @@
           <w:noProof/>
           <w:lang w:val="en-US"/>
         </w:rPr>
+        <w:lastRenderedPageBreak/>
         <w:drawing>
           <wp:inline distT="0" distB="0" distL="0" distR="0" wp14:anchorId="6779FA93" wp14:editId="545D2D9B">
             <wp:extent cx="4131310" cy="1921476"/>
@@ -21225,102 +21878,16 @@
     </w:lvl>
   </w:abstractNum>
   <w:abstractNum w:abstractNumId="7" w15:restartNumberingAfterBreak="0">
-    <w:nsid w:val="334D5A4E"/>
-    <w:multiLevelType w:val="multilevel"/>
-    <w:tmpl w:val="0409001F"/>
-    <w:lvl w:ilvl="0">
-      <w:start w:val="1"/>
-      <w:numFmt w:val="decimal"/>
-      <w:lvlText w:val="%1."/>
-      <w:lvlJc w:val="left"/>
-      <w:pPr>
-        <w:ind w:left="360" w:hanging="360"/>
-      </w:pPr>
-    </w:lvl>
-    <w:lvl w:ilvl="1">
-      <w:start w:val="1"/>
-      <w:numFmt w:val="decimal"/>
-      <w:lvlText w:val="%1.%2."/>
-      <w:lvlJc w:val="left"/>
-      <w:pPr>
-        <w:ind w:left="792" w:hanging="432"/>
-      </w:pPr>
-    </w:lvl>
-    <w:lvl w:ilvl="2">
-      <w:start w:val="1"/>
-      <w:numFmt w:val="decimal"/>
-      <w:lvlText w:val="%1.%2.%3."/>
-      <w:lvlJc w:val="left"/>
-      <w:pPr>
-        <w:ind w:left="504" w:hanging="504"/>
-      </w:pPr>
-    </w:lvl>
-    <w:lvl w:ilvl="3">
-      <w:start w:val="1"/>
-      <w:numFmt w:val="decimal"/>
-      <w:lvlText w:val="%1.%2.%3.%4."/>
-      <w:lvlJc w:val="left"/>
-      <w:pPr>
-        <w:ind w:left="1728" w:hanging="648"/>
-      </w:pPr>
-    </w:lvl>
-    <w:lvl w:ilvl="4">
-      <w:start w:val="1"/>
-      <w:numFmt w:val="decimal"/>
-      <w:lvlText w:val="%1.%2.%3.%4.%5."/>
-      <w:lvlJc w:val="left"/>
-      <w:pPr>
-        <w:ind w:left="2232" w:hanging="792"/>
-      </w:pPr>
-    </w:lvl>
-    <w:lvl w:ilvl="5">
-      <w:start w:val="1"/>
-      <w:numFmt w:val="decimal"/>
-      <w:lvlText w:val="%1.%2.%3.%4.%5.%6."/>
-      <w:lvlJc w:val="left"/>
-      <w:pPr>
-        <w:ind w:left="2736" w:hanging="936"/>
-      </w:pPr>
-    </w:lvl>
-    <w:lvl w:ilvl="6">
-      <w:start w:val="1"/>
-      <w:numFmt w:val="decimal"/>
-      <w:lvlText w:val="%1.%2.%3.%4.%5.%6.%7."/>
-      <w:lvlJc w:val="left"/>
-      <w:pPr>
-        <w:ind w:left="3240" w:hanging="1080"/>
-      </w:pPr>
-    </w:lvl>
-    <w:lvl w:ilvl="7">
-      <w:start w:val="1"/>
-      <w:numFmt w:val="decimal"/>
-      <w:lvlText w:val="%1.%2.%3.%4.%5.%6.%7.%8."/>
-      <w:lvlJc w:val="left"/>
-      <w:pPr>
-        <w:ind w:left="3744" w:hanging="1224"/>
-      </w:pPr>
-    </w:lvl>
-    <w:lvl w:ilvl="8">
-      <w:start w:val="1"/>
-      <w:numFmt w:val="decimal"/>
-      <w:lvlText w:val="%1.%2.%3.%4.%5.%6.%7.%8.%9."/>
-      <w:lvlJc w:val="left"/>
-      <w:pPr>
-        <w:ind w:left="4320" w:hanging="1440"/>
-      </w:pPr>
-    </w:lvl>
-  </w:abstractNum>
-  <w:abstractNum w:abstractNumId="8" w15:restartNumberingAfterBreak="0">
-    <w:nsid w:val="352A5B4E"/>
+    <w:nsid w:val="31AC5FAA"/>
     <w:multiLevelType w:val="hybridMultilevel"/>
-    <w:tmpl w:val="205E3692"/>
+    <w:tmpl w:val="74CE6612"/>
     <w:lvl w:ilvl="0" w:tplc="04090001">
       <w:start w:val="1"/>
       <w:numFmt w:val="bullet"/>
       <w:lvlText w:val=""/>
       <w:lvlJc w:val="left"/>
       <w:pPr>
-        <w:ind w:left="2160" w:hanging="360"/>
+        <w:ind w:left="720" w:hanging="360"/>
       </w:pPr>
       <w:rPr>
         <w:rFonts w:ascii="Symbol" w:hAnsi="Symbol" w:hint="default"/>
@@ -21332,7 +21899,7 @@
       <w:lvlText w:val="o"/>
       <w:lvlJc w:val="left"/>
       <w:pPr>
-        <w:ind w:left="2880" w:hanging="360"/>
+        <w:ind w:left="1440" w:hanging="360"/>
       </w:pPr>
       <w:rPr>
         <w:rFonts w:ascii="Courier New" w:hAnsi="Courier New" w:cs="Courier New" w:hint="default"/>
@@ -21344,7 +21911,7 @@
       <w:lvlText w:val=""/>
       <w:lvlJc w:val="left"/>
       <w:pPr>
-        <w:ind w:left="3600" w:hanging="360"/>
+        <w:ind w:left="2160" w:hanging="360"/>
       </w:pPr>
       <w:rPr>
         <w:rFonts w:ascii="Wingdings" w:hAnsi="Wingdings" w:hint="default"/>
@@ -21356,7 +21923,7 @@
       <w:lvlText w:val=""/>
       <w:lvlJc w:val="left"/>
       <w:pPr>
-        <w:ind w:left="4320" w:hanging="360"/>
+        <w:ind w:left="2880" w:hanging="360"/>
       </w:pPr>
       <w:rPr>
         <w:rFonts w:ascii="Symbol" w:hAnsi="Symbol" w:hint="default"/>
@@ -21368,7 +21935,7 @@
       <w:lvlText w:val="o"/>
       <w:lvlJc w:val="left"/>
       <w:pPr>
-        <w:ind w:left="5040" w:hanging="360"/>
+        <w:ind w:left="3600" w:hanging="360"/>
       </w:pPr>
       <w:rPr>
         <w:rFonts w:ascii="Courier New" w:hAnsi="Courier New" w:cs="Courier New" w:hint="default"/>
@@ -21380,7 +21947,7 @@
       <w:lvlText w:val=""/>
       <w:lvlJc w:val="left"/>
       <w:pPr>
-        <w:ind w:left="5760" w:hanging="360"/>
+        <w:ind w:left="4320" w:hanging="360"/>
       </w:pPr>
       <w:rPr>
         <w:rFonts w:ascii="Wingdings" w:hAnsi="Wingdings" w:hint="default"/>
@@ -21392,7 +21959,7 @@
       <w:lvlText w:val=""/>
       <w:lvlJc w:val="left"/>
       <w:pPr>
-        <w:ind w:left="6480" w:hanging="360"/>
+        <w:ind w:left="5040" w:hanging="360"/>
       </w:pPr>
       <w:rPr>
         <w:rFonts w:ascii="Symbol" w:hAnsi="Symbol" w:hint="default"/>
@@ -21404,7 +21971,7 @@
       <w:lvlText w:val="o"/>
       <w:lvlJc w:val="left"/>
       <w:pPr>
-        <w:ind w:left="7200" w:hanging="360"/>
+        <w:ind w:left="5760" w:hanging="360"/>
       </w:pPr>
       <w:rPr>
         <w:rFonts w:ascii="Courier New" w:hAnsi="Courier New" w:cs="Courier New" w:hint="default"/>
@@ -21416,14 +21983,213 @@
       <w:lvlText w:val=""/>
       <w:lvlJc w:val="left"/>
       <w:pPr>
-        <w:ind w:left="7920" w:hanging="360"/>
+        <w:ind w:left="6480" w:hanging="360"/>
       </w:pPr>
       <w:rPr>
         <w:rFonts w:ascii="Wingdings" w:hAnsi="Wingdings" w:hint="default"/>
       </w:rPr>
     </w:lvl>
   </w:abstractNum>
+  <w:abstractNum w:abstractNumId="8" w15:restartNumberingAfterBreak="0">
+    <w:nsid w:val="334D5A4E"/>
+    <w:multiLevelType w:val="multilevel"/>
+    <w:tmpl w:val="0409001F"/>
+    <w:lvl w:ilvl="0">
+      <w:start w:val="1"/>
+      <w:numFmt w:val="decimal"/>
+      <w:lvlText w:val="%1."/>
+      <w:lvlJc w:val="left"/>
+      <w:pPr>
+        <w:ind w:left="360" w:hanging="360"/>
+      </w:pPr>
+    </w:lvl>
+    <w:lvl w:ilvl="1">
+      <w:start w:val="1"/>
+      <w:numFmt w:val="decimal"/>
+      <w:lvlText w:val="%1.%2."/>
+      <w:lvlJc w:val="left"/>
+      <w:pPr>
+        <w:ind w:left="792" w:hanging="432"/>
+      </w:pPr>
+    </w:lvl>
+    <w:lvl w:ilvl="2">
+      <w:start w:val="1"/>
+      <w:numFmt w:val="decimal"/>
+      <w:lvlText w:val="%1.%2.%3."/>
+      <w:lvlJc w:val="left"/>
+      <w:pPr>
+        <w:ind w:left="504" w:hanging="504"/>
+      </w:pPr>
+    </w:lvl>
+    <w:lvl w:ilvl="3">
+      <w:start w:val="1"/>
+      <w:numFmt w:val="decimal"/>
+      <w:lvlText w:val="%1.%2.%3.%4."/>
+      <w:lvlJc w:val="left"/>
+      <w:pPr>
+        <w:ind w:left="1728" w:hanging="648"/>
+      </w:pPr>
+    </w:lvl>
+    <w:lvl w:ilvl="4">
+      <w:start w:val="1"/>
+      <w:numFmt w:val="decimal"/>
+      <w:lvlText w:val="%1.%2.%3.%4.%5."/>
+      <w:lvlJc w:val="left"/>
+      <w:pPr>
+        <w:ind w:left="2232" w:hanging="792"/>
+      </w:pPr>
+    </w:lvl>
+    <w:lvl w:ilvl="5">
+      <w:start w:val="1"/>
+      <w:numFmt w:val="decimal"/>
+      <w:lvlText w:val="%1.%2.%3.%4.%5.%6."/>
+      <w:lvlJc w:val="left"/>
+      <w:pPr>
+        <w:ind w:left="2736" w:hanging="936"/>
+      </w:pPr>
+    </w:lvl>
+    <w:lvl w:ilvl="6">
+      <w:start w:val="1"/>
+      <w:numFmt w:val="decimal"/>
+      <w:lvlText w:val="%1.%2.%3.%4.%5.%6.%7."/>
+      <w:lvlJc w:val="left"/>
+      <w:pPr>
+        <w:ind w:left="3240" w:hanging="1080"/>
+      </w:pPr>
+    </w:lvl>
+    <w:lvl w:ilvl="7">
+      <w:start w:val="1"/>
+      <w:numFmt w:val="decimal"/>
+      <w:lvlText w:val="%1.%2.%3.%4.%5.%6.%7.%8."/>
+      <w:lvlJc w:val="left"/>
+      <w:pPr>
+        <w:ind w:left="3744" w:hanging="1224"/>
+      </w:pPr>
+    </w:lvl>
+    <w:lvl w:ilvl="8">
+      <w:start w:val="1"/>
+      <w:numFmt w:val="decimal"/>
+      <w:lvlText w:val="%1.%2.%3.%4.%5.%6.%7.%8.%9."/>
+      <w:lvlJc w:val="left"/>
+      <w:pPr>
+        <w:ind w:left="4320" w:hanging="1440"/>
+      </w:pPr>
+    </w:lvl>
+  </w:abstractNum>
   <w:abstractNum w:abstractNumId="9" w15:restartNumberingAfterBreak="0">
+    <w:nsid w:val="352A5B4E"/>
+    <w:multiLevelType w:val="hybridMultilevel"/>
+    <w:tmpl w:val="205E3692"/>
+    <w:lvl w:ilvl="0" w:tplc="04090001">
+      <w:start w:val="1"/>
+      <w:numFmt w:val="bullet"/>
+      <w:lvlText w:val=""/>
+      <w:lvlJc w:val="left"/>
+      <w:pPr>
+        <w:ind w:left="2160" w:hanging="360"/>
+      </w:pPr>
+      <w:rPr>
+        <w:rFonts w:ascii="Symbol" w:hAnsi="Symbol" w:hint="default"/>
+      </w:rPr>
+    </w:lvl>
+    <w:lvl w:ilvl="1" w:tplc="04090003" w:tentative="1">
+      <w:start w:val="1"/>
+      <w:numFmt w:val="bullet"/>
+      <w:lvlText w:val="o"/>
+      <w:lvlJc w:val="left"/>
+      <w:pPr>
+        <w:ind w:left="2880" w:hanging="360"/>
+      </w:pPr>
+      <w:rPr>
+        <w:rFonts w:ascii="Courier New" w:hAnsi="Courier New" w:cs="Courier New" w:hint="default"/>
+      </w:rPr>
+    </w:lvl>
+    <w:lvl w:ilvl="2" w:tplc="04090005" w:tentative="1">
+      <w:start w:val="1"/>
+      <w:numFmt w:val="bullet"/>
+      <w:lvlText w:val=""/>
+      <w:lvlJc w:val="left"/>
+      <w:pPr>
+        <w:ind w:left="3600" w:hanging="360"/>
+      </w:pPr>
+      <w:rPr>
+        <w:rFonts w:ascii="Wingdings" w:hAnsi="Wingdings" w:hint="default"/>
+      </w:rPr>
+    </w:lvl>
+    <w:lvl w:ilvl="3" w:tplc="04090001" w:tentative="1">
+      <w:start w:val="1"/>
+      <w:numFmt w:val="bullet"/>
+      <w:lvlText w:val=""/>
+      <w:lvlJc w:val="left"/>
+      <w:pPr>
+        <w:ind w:left="4320" w:hanging="360"/>
+      </w:pPr>
+      <w:rPr>
+        <w:rFonts w:ascii="Symbol" w:hAnsi="Symbol" w:hint="default"/>
+      </w:rPr>
+    </w:lvl>
+    <w:lvl w:ilvl="4" w:tplc="04090003" w:tentative="1">
+      <w:start w:val="1"/>
+      <w:numFmt w:val="bullet"/>
+      <w:lvlText w:val="o"/>
+      <w:lvlJc w:val="left"/>
+      <w:pPr>
+        <w:ind w:left="5040" w:hanging="360"/>
+      </w:pPr>
+      <w:rPr>
+        <w:rFonts w:ascii="Courier New" w:hAnsi="Courier New" w:cs="Courier New" w:hint="default"/>
+      </w:rPr>
+    </w:lvl>
+    <w:lvl w:ilvl="5" w:tplc="04090005" w:tentative="1">
+      <w:start w:val="1"/>
+      <w:numFmt w:val="bullet"/>
+      <w:lvlText w:val=""/>
+      <w:lvlJc w:val="left"/>
+      <w:pPr>
+        <w:ind w:left="5760" w:hanging="360"/>
+      </w:pPr>
+      <w:rPr>
+        <w:rFonts w:ascii="Wingdings" w:hAnsi="Wingdings" w:hint="default"/>
+      </w:rPr>
+    </w:lvl>
+    <w:lvl w:ilvl="6" w:tplc="04090001" w:tentative="1">
+      <w:start w:val="1"/>
+      <w:numFmt w:val="bullet"/>
+      <w:lvlText w:val=""/>
+      <w:lvlJc w:val="left"/>
+      <w:pPr>
+        <w:ind w:left="6480" w:hanging="360"/>
+      </w:pPr>
+      <w:rPr>
+        <w:rFonts w:ascii="Symbol" w:hAnsi="Symbol" w:hint="default"/>
+      </w:rPr>
+    </w:lvl>
+    <w:lvl w:ilvl="7" w:tplc="04090003" w:tentative="1">
+      <w:start w:val="1"/>
+      <w:numFmt w:val="bullet"/>
+      <w:lvlText w:val="o"/>
+      <w:lvlJc w:val="left"/>
+      <w:pPr>
+        <w:ind w:left="7200" w:hanging="360"/>
+      </w:pPr>
+      <w:rPr>
+        <w:rFonts w:ascii="Courier New" w:hAnsi="Courier New" w:cs="Courier New" w:hint="default"/>
+      </w:rPr>
+    </w:lvl>
+    <w:lvl w:ilvl="8" w:tplc="04090005" w:tentative="1">
+      <w:start w:val="1"/>
+      <w:numFmt w:val="bullet"/>
+      <w:lvlText w:val=""/>
+      <w:lvlJc w:val="left"/>
+      <w:pPr>
+        <w:ind w:left="7920" w:hanging="360"/>
+      </w:pPr>
+      <w:rPr>
+        <w:rFonts w:ascii="Wingdings" w:hAnsi="Wingdings" w:hint="default"/>
+      </w:rPr>
+    </w:lvl>
+  </w:abstractNum>
+  <w:abstractNum w:abstractNumId="10" w15:restartNumberingAfterBreak="0">
     <w:nsid w:val="3B85171D"/>
     <w:multiLevelType w:val="multilevel"/>
     <w:tmpl w:val="76C277AA"/>
@@ -21512,7 +22278,7 @@
       </w:pPr>
     </w:lvl>
   </w:abstractNum>
-  <w:abstractNum w:abstractNumId="10" w15:restartNumberingAfterBreak="0">
+  <w:abstractNum w:abstractNumId="11" w15:restartNumberingAfterBreak="0">
     <w:nsid w:val="441C1B65"/>
     <w:multiLevelType w:val="multilevel"/>
     <w:tmpl w:val="0409001F"/>
@@ -21598,7 +22364,7 @@
       </w:pPr>
     </w:lvl>
   </w:abstractNum>
-  <w:abstractNum w:abstractNumId="11" w15:restartNumberingAfterBreak="0">
+  <w:abstractNum w:abstractNumId="12" w15:restartNumberingAfterBreak="0">
     <w:nsid w:val="5F145C64"/>
     <w:multiLevelType w:val="hybridMultilevel"/>
     <w:tmpl w:val="46A4604A"/>
@@ -21711,7 +22477,7 @@
       </w:rPr>
     </w:lvl>
   </w:abstractNum>
-  <w:abstractNum w:abstractNumId="12" w15:restartNumberingAfterBreak="0">
+  <w:abstractNum w:abstractNumId="13" w15:restartNumberingAfterBreak="0">
     <w:nsid w:val="6C973C59"/>
     <w:multiLevelType w:val="hybridMultilevel"/>
     <w:tmpl w:val="B05C5888"/>
@@ -21824,7 +22590,7 @@
       </w:rPr>
     </w:lvl>
   </w:abstractNum>
-  <w:abstractNum w:abstractNumId="13" w15:restartNumberingAfterBreak="0">
+  <w:abstractNum w:abstractNumId="14" w15:restartNumberingAfterBreak="0">
     <w:nsid w:val="73170FAB"/>
     <w:multiLevelType w:val="hybridMultilevel"/>
     <w:tmpl w:val="8C74E3EE"/>
@@ -21937,7 +22703,7 @@
       </w:rPr>
     </w:lvl>
   </w:abstractNum>
-  <w:abstractNum w:abstractNumId="14" w15:restartNumberingAfterBreak="0">
+  <w:abstractNum w:abstractNumId="15" w15:restartNumberingAfterBreak="0">
     <w:nsid w:val="75A76386"/>
     <w:multiLevelType w:val="hybridMultilevel"/>
     <w:tmpl w:val="B824E27C"/>
@@ -22050,7 +22816,7 @@
       </w:rPr>
     </w:lvl>
   </w:abstractNum>
-  <w:abstractNum w:abstractNumId="15" w15:restartNumberingAfterBreak="0">
+  <w:abstractNum w:abstractNumId="16" w15:restartNumberingAfterBreak="0">
     <w:nsid w:val="7A77077D"/>
     <w:multiLevelType w:val="hybridMultilevel"/>
     <w:tmpl w:val="04BA9700"/>
@@ -22164,22 +22930,22 @@
     </w:lvl>
   </w:abstractNum>
   <w:num w:numId="1">
-    <w:abstractNumId w:val="7"/>
+    <w:abstractNumId w:val="8"/>
   </w:num>
   <w:num w:numId="2">
     <w:abstractNumId w:val="3"/>
   </w:num>
   <w:num w:numId="3">
+    <w:abstractNumId w:val="10"/>
+  </w:num>
+  <w:num w:numId="4">
     <w:abstractNumId w:val="9"/>
   </w:num>
-  <w:num w:numId="4">
-    <w:abstractNumId w:val="8"/>
-  </w:num>
   <w:num w:numId="5">
-    <w:abstractNumId w:val="13"/>
+    <w:abstractNumId w:val="14"/>
   </w:num>
   <w:num w:numId="6">
-    <w:abstractNumId w:val="12"/>
+    <w:abstractNumId w:val="13"/>
   </w:num>
   <w:num w:numId="7">
     <w:abstractNumId w:val="5"/>
@@ -22188,19 +22954,19 @@
     <w:abstractNumId w:val="0"/>
   </w:num>
   <w:num w:numId="9">
-    <w:abstractNumId w:val="11"/>
+    <w:abstractNumId w:val="12"/>
   </w:num>
   <w:num w:numId="10">
-    <w:abstractNumId w:val="10"/>
+    <w:abstractNumId w:val="11"/>
   </w:num>
   <w:num w:numId="11">
     <w:abstractNumId w:val="1"/>
   </w:num>
   <w:num w:numId="12">
-    <w:abstractNumId w:val="14"/>
+    <w:abstractNumId w:val="15"/>
   </w:num>
   <w:num w:numId="13">
-    <w:abstractNumId w:val="15"/>
+    <w:abstractNumId w:val="16"/>
   </w:num>
   <w:num w:numId="14">
     <w:abstractNumId w:val="6"/>
@@ -22210,6 +22976,9 @@
   </w:num>
   <w:num w:numId="16">
     <w:abstractNumId w:val="2"/>
+  </w:num>
+  <w:num w:numId="17">
+    <w:abstractNumId w:val="7"/>
   </w:num>
   <w:numIdMacAtCleanup w:val="5"/>
 </w:numbering>
@@ -23746,7 +24515,7 @@
 </file>
 
 <file path=customXml/itemProps1.xml><?xml version="1.0" encoding="utf-8"?>
-<ds:datastoreItem xmlns:ds="http://schemas.openxmlformats.org/officeDocument/2006/customXml" ds:itemID="{CDF17206-4FD5-4B01-9C8B-E3AD37C0EE62}">
+<ds:datastoreItem xmlns:ds="http://schemas.openxmlformats.org/officeDocument/2006/customXml" ds:itemID="{CA8FB58A-BF60-4D4D-AF0E-D63C1E551611}">
   <ds:schemaRefs>
     <ds:schemaRef ds:uri="http://schemas.openxmlformats.org/officeDocument/2006/bibliography"/>
   </ds:schemaRefs>

--- a/Strategies/Report_Strategy_1_MM_Hysteresis_v2.docx
+++ b/Strategies/Report_Strategy_1_MM_Hysteresis_v2.docx
@@ -1116,7 +1116,6 @@
           <w:szCs w:val="18"/>
           <w:lang w:val="en-US"/>
         </w:rPr>
-        <w:lastRenderedPageBreak/>
         <w:t>GBPUSD</w:t>
       </w:r>
     </w:p>
@@ -1141,6 +1140,7 @@
           <w:szCs w:val="18"/>
           <w:lang w:val="en-US"/>
         </w:rPr>
+        <w:lastRenderedPageBreak/>
         <w:t>AUDUSD</w:t>
       </w:r>
     </w:p>
@@ -1299,8 +1299,6 @@
         </w:rPr>
         <w:t>GBPJPY</w:t>
       </w:r>
-      <w:bookmarkStart w:id="0" w:name="_GoBack"/>
-      <w:bookmarkEnd w:id="0"/>
     </w:p>
     <w:p>
       <w:pPr>
@@ -2573,7 +2571,35 @@
           <w:rFonts w:ascii="Arial" w:hAnsi="Arial" w:cs="Arial"/>
           <w:lang w:val="en-US"/>
         </w:rPr>
-        <w:t>We go here for a “fast” MA calibration. This will resolve in a lot of intermediairies trades, only reaping significant profits on very sharp trends</w:t>
+        <w:t xml:space="preserve">We go here for a “fast” MA calibration. </w:t>
+      </w:r>
+      <w:r>
+        <w:rPr>
+          <w:rFonts w:ascii="Arial" w:hAnsi="Arial" w:cs="Arial"/>
+          <w:lang w:val="en-US"/>
+        </w:rPr>
+        <w:t xml:space="preserve">The goal would be to catch short trend moves, but </w:t>
+      </w:r>
+      <w:r>
+        <w:rPr>
+          <w:rFonts w:ascii="Arial" w:hAnsi="Arial" w:cs="Arial"/>
+          <w:lang w:val="en-US"/>
+        </w:rPr>
+        <w:t>resolve in a</w:t>
+      </w:r>
+      <w:r>
+        <w:rPr>
+          <w:rFonts w:ascii="Arial" w:hAnsi="Arial" w:cs="Arial"/>
+          <w:lang w:val="en-US"/>
+        </w:rPr>
+        <w:t xml:space="preserve"> lot of intermediairies trades. We will </w:t>
+      </w:r>
+      <w:r>
+        <w:rPr>
+          <w:rFonts w:ascii="Arial" w:hAnsi="Arial" w:cs="Arial"/>
+          <w:lang w:val="en-US"/>
+        </w:rPr>
+        <w:t>only reaping significant profits on very sharp trends</w:t>
       </w:r>
     </w:p>
     <w:p>
@@ -2693,6 +2719,188 @@
     <w:p>
       <w:pPr>
         <w:pStyle w:val="Paragraphedeliste"/>
+        <w:keepNext/>
+      </w:pPr>
+      <w:r>
+        <w:rPr>
+          <w:rFonts w:ascii="Arial" w:eastAsiaTheme="majorEastAsia" w:hAnsi="Arial" w:cs="Arial"/>
+          <w:noProof/>
+          <w:color w:val="70AD47" w:themeColor="accent6"/>
+          <w:sz w:val="22"/>
+          <w:szCs w:val="22"/>
+          <w:lang w:val="en-US"/>
+        </w:rPr>
+        <w:drawing>
+          <wp:inline distT="0" distB="0" distL="0" distR="0" wp14:anchorId="63CBB6AD" wp14:editId="5DEAFA24">
+            <wp:extent cx="5731510" cy="1361731"/>
+            <wp:effectExtent l="0" t="0" r="2540" b="0"/>
+            <wp:docPr id="38" name="Image 38" descr="C:\Users\franc\Documents\MetaTrader_tests\Strategy_1_MM_crossover_Hysteresis\12_11_Run1_No_SL_No_TP_SMA\Run_1.1_8_21\H1\Reports\TesterGraphReport2022.11.22.png"/>
+            <wp:cNvGraphicFramePr>
+              <a:graphicFrameLocks xmlns:a="http://schemas.openxmlformats.org/drawingml/2006/main" noChangeAspect="1"/>
+            </wp:cNvGraphicFramePr>
+            <a:graphic xmlns:a="http://schemas.openxmlformats.org/drawingml/2006/main">
+              <a:graphicData uri="http://schemas.openxmlformats.org/drawingml/2006/picture">
+                <pic:pic xmlns:pic="http://schemas.openxmlformats.org/drawingml/2006/picture">
+                  <pic:nvPicPr>
+                    <pic:cNvPr id="0" name="Picture 4" descr="C:\Users\franc\Documents\MetaTrader_tests\Strategy_1_MM_crossover_Hysteresis\12_11_Run1_No_SL_No_TP_SMA\Run_1.1_8_21\H1\Reports\TesterGraphReport2022.11.22.png"/>
+                    <pic:cNvPicPr>
+                      <a:picLocks noChangeAspect="1" noChangeArrowheads="1"/>
+                    </pic:cNvPicPr>
+                  </pic:nvPicPr>
+                  <pic:blipFill>
+                    <a:blip r:embed="rId12" cstate="print">
+                      <a:extLst>
+                        <a:ext uri="{28A0092B-C50C-407E-A947-70E740481C1C}">
+                          <a14:useLocalDpi xmlns:a14="http://schemas.microsoft.com/office/drawing/2010/main" val="0"/>
+                        </a:ext>
+                      </a:extLst>
+                    </a:blip>
+                    <a:srcRect/>
+                    <a:stretch>
+                      <a:fillRect/>
+                    </a:stretch>
+                  </pic:blipFill>
+                  <pic:spPr bwMode="auto">
+                    <a:xfrm>
+                      <a:off x="0" y="0"/>
+                      <a:ext cx="5731510" cy="1361731"/>
+                    </a:xfrm>
+                    <a:prstGeom prst="rect">
+                      <a:avLst/>
+                    </a:prstGeom>
+                    <a:noFill/>
+                    <a:ln>
+                      <a:noFill/>
+                    </a:ln>
+                  </pic:spPr>
+                </pic:pic>
+              </a:graphicData>
+            </a:graphic>
+          </wp:inline>
+        </w:drawing>
+      </w:r>
+    </w:p>
+    <w:p>
+      <w:pPr>
+        <w:pStyle w:val="Lgende"/>
+        <w:jc w:val="center"/>
+        <w:rPr>
+          <w:rFonts w:ascii="Arial" w:eastAsiaTheme="majorEastAsia" w:hAnsi="Arial" w:cs="Arial"/>
+          <w:color w:val="70AD47" w:themeColor="accent6"/>
+          <w:sz w:val="22"/>
+          <w:szCs w:val="22"/>
+          <w:lang w:val="en-US"/>
+        </w:rPr>
+      </w:pPr>
+      <w:r>
+        <w:t xml:space="preserve">Figure </w:t>
+      </w:r>
+      <w:fldSimple w:instr=" SEQ Figure \* ARABIC ">
+        <w:r>
+          <w:rPr>
+            <w:noProof/>
+          </w:rPr>
+          <w:t>2</w:t>
+        </w:r>
+      </w:fldSimple>
+      <w:r>
+        <w:rPr>
+          <w:lang w:val="en-US"/>
+        </w:rPr>
+        <w:t xml:space="preserve"> 8/21 crossover H1 return</w:t>
+      </w:r>
+    </w:p>
+    <w:p>
+      <w:pPr>
+        <w:pStyle w:val="Paragraphedeliste"/>
+        <w:keepNext/>
+      </w:pPr>
+      <w:r>
+        <w:rPr>
+          <w:rFonts w:ascii="Arial" w:eastAsiaTheme="majorEastAsia" w:hAnsi="Arial" w:cs="Arial"/>
+          <w:noProof/>
+          <w:color w:val="70AD47" w:themeColor="accent6"/>
+          <w:sz w:val="22"/>
+          <w:szCs w:val="22"/>
+          <w:lang w:val="en-US"/>
+        </w:rPr>
+        <w:drawing>
+          <wp:inline distT="0" distB="0" distL="0" distR="0" wp14:anchorId="4DC85A5A" wp14:editId="3C2CC114">
+            <wp:extent cx="5731510" cy="2665819"/>
+            <wp:effectExtent l="0" t="0" r="2540" b="1270"/>
+            <wp:docPr id="51" name="Image 51" descr="C:\Users\franc\Documents\MetaTrader_tests\Strategy_1_MM_crossover_Hysteresis\12_11_Run1_No_SL_No_TP_SMA\Run_1.1_8_21\H1\Reports\ReportTester-64022759-mfemae.png"/>
+            <wp:cNvGraphicFramePr>
+              <a:graphicFrameLocks xmlns:a="http://schemas.openxmlformats.org/drawingml/2006/main" noChangeAspect="1"/>
+            </wp:cNvGraphicFramePr>
+            <a:graphic xmlns:a="http://schemas.openxmlformats.org/drawingml/2006/main">
+              <a:graphicData uri="http://schemas.openxmlformats.org/drawingml/2006/picture">
+                <pic:pic xmlns:pic="http://schemas.openxmlformats.org/drawingml/2006/picture">
+                  <pic:nvPicPr>
+                    <pic:cNvPr id="0" name="Picture 6" descr="C:\Users\franc\Documents\MetaTrader_tests\Strategy_1_MM_crossover_Hysteresis\12_11_Run1_No_SL_No_TP_SMA\Run_1.1_8_21\H1\Reports\ReportTester-64022759-mfemae.png"/>
+                    <pic:cNvPicPr>
+                      <a:picLocks noChangeAspect="1" noChangeArrowheads="1"/>
+                    </pic:cNvPicPr>
+                  </pic:nvPicPr>
+                  <pic:blipFill>
+                    <a:blip r:embed="rId13">
+                      <a:extLst>
+                        <a:ext uri="{28A0092B-C50C-407E-A947-70E740481C1C}">
+                          <a14:useLocalDpi xmlns:a14="http://schemas.microsoft.com/office/drawing/2010/main" val="0"/>
+                        </a:ext>
+                      </a:extLst>
+                    </a:blip>
+                    <a:srcRect/>
+                    <a:stretch>
+                      <a:fillRect/>
+                    </a:stretch>
+                  </pic:blipFill>
+                  <pic:spPr bwMode="auto">
+                    <a:xfrm>
+                      <a:off x="0" y="0"/>
+                      <a:ext cx="5731510" cy="2665819"/>
+                    </a:xfrm>
+                    <a:prstGeom prst="rect">
+                      <a:avLst/>
+                    </a:prstGeom>
+                    <a:noFill/>
+                    <a:ln>
+                      <a:noFill/>
+                    </a:ln>
+                  </pic:spPr>
+                </pic:pic>
+              </a:graphicData>
+            </a:graphic>
+          </wp:inline>
+        </w:drawing>
+      </w:r>
+    </w:p>
+    <w:p>
+      <w:pPr>
+        <w:pStyle w:val="Lgende"/>
+        <w:jc w:val="center"/>
+        <w:rPr>
+          <w:rFonts w:ascii="Arial" w:eastAsiaTheme="majorEastAsia" w:hAnsi="Arial" w:cs="Arial"/>
+          <w:color w:val="70AD47" w:themeColor="accent6"/>
+          <w:sz w:val="22"/>
+          <w:szCs w:val="22"/>
+          <w:lang w:val="en-US"/>
+        </w:rPr>
+      </w:pPr>
+      <w:r>
+        <w:t xml:space="preserve">Figure </w:t>
+      </w:r>
+      <w:fldSimple w:instr=" SEQ Figure \* ARABIC ">
+        <w:r>
+          <w:t>3</w:t>
+        </w:r>
+      </w:fldSimple>
+      <w:r>
+        <w:t xml:space="preserve"> 8/21 CROSSOVER H1 MAE/MFE</w:t>
+      </w:r>
+    </w:p>
+    <w:p>
+      <w:pPr>
+        <w:pStyle w:val="Paragraphedeliste"/>
         <w:numPr>
           <w:ilvl w:val="5"/>
           <w:numId w:val="1"/>
@@ -2713,21 +2921,44 @@
           <w:szCs w:val="22"/>
           <w:lang w:val="en-US"/>
         </w:rPr>
-        <w:t>0</w:t>
-      </w:r>
-      <w:r>
-        <w:rPr>
-          <w:rFonts w:ascii="Arial" w:eastAsiaTheme="majorEastAsia" w:hAnsi="Arial" w:cs="Arial"/>
-          <w:color w:val="70AD47" w:themeColor="accent6"/>
-          <w:sz w:val="22"/>
-          <w:szCs w:val="22"/>
-          <w:lang w:val="en-US"/>
-        </w:rPr>
         <w:t>Python returns</w:t>
       </w:r>
     </w:p>
     <w:p>
       <w:pPr>
+        <w:ind w:left="2160"/>
+        <w:rPr>
+          <w:rFonts w:ascii="Arial" w:eastAsiaTheme="majorEastAsia" w:hAnsi="Arial" w:cs="Arial"/>
+          <w:lang w:val="en-US"/>
+        </w:rPr>
+      </w:pPr>
+      <w:r>
+        <w:rPr>
+          <w:rFonts w:ascii="Arial" w:eastAsiaTheme="majorEastAsia" w:hAnsi="Arial" w:cs="Arial"/>
+          <w:lang w:val="en-US"/>
+        </w:rPr>
+        <w:lastRenderedPageBreak/>
+        <w:t>We can see the performance is awful, mainly driven by the huge number of trades occurring, resulting in awesome fees</w:t>
+      </w:r>
+    </w:p>
+    <w:p>
+      <w:pPr>
+        <w:ind w:left="2160"/>
+        <w:rPr>
+          <w:rFonts w:ascii="Arial" w:eastAsiaTheme="majorEastAsia" w:hAnsi="Arial" w:cs="Arial"/>
+          <w:lang w:val="en-US"/>
+        </w:rPr>
+      </w:pPr>
+      <w:r>
+        <w:rPr>
+          <w:rFonts w:ascii="Arial" w:eastAsiaTheme="majorEastAsia" w:hAnsi="Arial" w:cs="Arial"/>
+          <w:lang w:val="en-US"/>
+        </w:rPr>
+        <w:t xml:space="preserve">We conclude there is not enough trend (too much randomness) on a short term horizon to collect recurring profits. </w:t>
+      </w:r>
+    </w:p>
+    <w:p>
+      <w:pPr>
         <w:pStyle w:val="Paragraphedeliste"/>
         <w:numPr>
           <w:ilvl w:val="5"/>
@@ -2806,6 +3037,29 @@
     </w:p>
     <w:p>
       <w:pPr>
+        <w:pStyle w:val="Paragraphedeliste"/>
+        <w:ind w:left="2160"/>
+        <w:rPr>
+          <w:rFonts w:ascii="Arial" w:eastAsiaTheme="majorEastAsia" w:hAnsi="Arial" w:cs="Arial"/>
+          <w:color w:val="70AD47" w:themeColor="accent6"/>
+          <w:sz w:val="22"/>
+          <w:szCs w:val="22"/>
+          <w:lang w:val="en-US"/>
+        </w:rPr>
+      </w:pPr>
+      <w:r>
+        <w:rPr>
+          <w:rFonts w:ascii="Arial" w:eastAsiaTheme="majorEastAsia" w:hAnsi="Arial" w:cs="Arial"/>
+          <w:color w:val="70AD47" w:themeColor="accent6"/>
+          <w:sz w:val="22"/>
+          <w:szCs w:val="22"/>
+          <w:lang w:val="en-US"/>
+        </w:rPr>
+        <w:t>We can obviously see lot of trades happening</w:t>
+      </w:r>
+    </w:p>
+    <w:p>
+      <w:pPr>
         <w:pStyle w:val="Titre4"/>
         <w:numPr>
           <w:ilvl w:val="4"/>
@@ -2853,6 +3107,200 @@
     <w:p>
       <w:pPr>
         <w:pStyle w:val="Paragraphedeliste"/>
+        <w:keepNext/>
+      </w:pPr>
+      <w:r>
+        <w:rPr>
+          <w:rFonts w:ascii="Arial" w:eastAsiaTheme="majorEastAsia" w:hAnsi="Arial" w:cs="Arial"/>
+          <w:noProof/>
+          <w:color w:val="70AD47" w:themeColor="accent6"/>
+          <w:sz w:val="22"/>
+          <w:szCs w:val="22"/>
+          <w:lang w:val="en-US"/>
+        </w:rPr>
+        <w:drawing>
+          <wp:inline distT="0" distB="0" distL="0" distR="0" wp14:anchorId="179BA56C" wp14:editId="69759A9F">
+            <wp:extent cx="5731510" cy="1361731"/>
+            <wp:effectExtent l="0" t="0" r="2540" b="0"/>
+            <wp:docPr id="37" name="Image 37" descr="C:\Users\franc\Documents\MetaTrader_tests\Strategy_1_MM_crossover_Hysteresis\12_11_Run1_No_SL_No_TP_SMA\Run_1.1_8_21\H4\Reports\TesterGraphReport2022.11.22.png"/>
+            <wp:cNvGraphicFramePr>
+              <a:graphicFrameLocks xmlns:a="http://schemas.openxmlformats.org/drawingml/2006/main" noChangeAspect="1"/>
+            </wp:cNvGraphicFramePr>
+            <a:graphic xmlns:a="http://schemas.openxmlformats.org/drawingml/2006/main">
+              <a:graphicData uri="http://schemas.openxmlformats.org/drawingml/2006/picture">
+                <pic:pic xmlns:pic="http://schemas.openxmlformats.org/drawingml/2006/picture">
+                  <pic:nvPicPr>
+                    <pic:cNvPr id="0" name="Picture 3" descr="C:\Users\franc\Documents\MetaTrader_tests\Strategy_1_MM_crossover_Hysteresis\12_11_Run1_No_SL_No_TP_SMA\Run_1.1_8_21\H4\Reports\TesterGraphReport2022.11.22.png"/>
+                    <pic:cNvPicPr>
+                      <a:picLocks noChangeAspect="1" noChangeArrowheads="1"/>
+                    </pic:cNvPicPr>
+                  </pic:nvPicPr>
+                  <pic:blipFill>
+                    <a:blip r:embed="rId14" cstate="print">
+                      <a:extLst>
+                        <a:ext uri="{28A0092B-C50C-407E-A947-70E740481C1C}">
+                          <a14:useLocalDpi xmlns:a14="http://schemas.microsoft.com/office/drawing/2010/main" val="0"/>
+                        </a:ext>
+                      </a:extLst>
+                    </a:blip>
+                    <a:srcRect/>
+                    <a:stretch>
+                      <a:fillRect/>
+                    </a:stretch>
+                  </pic:blipFill>
+                  <pic:spPr bwMode="auto">
+                    <a:xfrm>
+                      <a:off x="0" y="0"/>
+                      <a:ext cx="5731510" cy="1361731"/>
+                    </a:xfrm>
+                    <a:prstGeom prst="rect">
+                      <a:avLst/>
+                    </a:prstGeom>
+                    <a:noFill/>
+                    <a:ln>
+                      <a:noFill/>
+                    </a:ln>
+                  </pic:spPr>
+                </pic:pic>
+              </a:graphicData>
+            </a:graphic>
+          </wp:inline>
+        </w:drawing>
+      </w:r>
+    </w:p>
+    <w:p>
+      <w:pPr>
+        <w:pStyle w:val="Lgende"/>
+        <w:jc w:val="center"/>
+        <w:rPr>
+          <w:rFonts w:ascii="Arial" w:eastAsiaTheme="majorEastAsia" w:hAnsi="Arial" w:cs="Arial"/>
+          <w:color w:val="70AD47" w:themeColor="accent6"/>
+          <w:sz w:val="22"/>
+          <w:szCs w:val="22"/>
+          <w:lang w:val="en-US"/>
+        </w:rPr>
+      </w:pPr>
+      <w:r>
+        <w:t xml:space="preserve">Figure </w:t>
+      </w:r>
+      <w:fldSimple w:instr=" SEQ Figure \* ARABIC ">
+        <w:r>
+          <w:rPr>
+            <w:noProof/>
+          </w:rPr>
+          <w:t>4</w:t>
+        </w:r>
+      </w:fldSimple>
+      <w:r>
+        <w:t>8/21 CROSSOVER H4</w:t>
+      </w:r>
+      <w:r>
+        <w:t xml:space="preserve"> RETURN</w:t>
+      </w:r>
+    </w:p>
+    <w:p>
+      <w:pPr>
+        <w:pStyle w:val="Paragraphedeliste"/>
+        <w:keepNext/>
+      </w:pPr>
+      <w:r>
+        <w:rPr>
+          <w:rFonts w:ascii="Arial" w:eastAsiaTheme="majorEastAsia" w:hAnsi="Arial" w:cs="Arial"/>
+          <w:noProof/>
+          <w:color w:val="70AD47" w:themeColor="accent6"/>
+          <w:sz w:val="22"/>
+          <w:szCs w:val="22"/>
+          <w:lang w:val="en-US"/>
+        </w:rPr>
+        <w:drawing>
+          <wp:inline distT="0" distB="0" distL="0" distR="0" wp14:anchorId="49D8411C" wp14:editId="732B2571">
+            <wp:extent cx="5731510" cy="2665819"/>
+            <wp:effectExtent l="0" t="0" r="2540" b="1270"/>
+            <wp:docPr id="52" name="Image 52" descr="C:\Users\franc\Documents\MetaTrader_tests\Strategy_1_MM_crossover_Hysteresis\12_11_Run1_No_SL_No_TP_SMA\Run_1.1_8_21\H4\Reports\ReportTester-64022759-mfemae.png"/>
+            <wp:cNvGraphicFramePr>
+              <a:graphicFrameLocks xmlns:a="http://schemas.openxmlformats.org/drawingml/2006/main" noChangeAspect="1"/>
+            </wp:cNvGraphicFramePr>
+            <a:graphic xmlns:a="http://schemas.openxmlformats.org/drawingml/2006/main">
+              <a:graphicData uri="http://schemas.openxmlformats.org/drawingml/2006/picture">
+                <pic:pic xmlns:pic="http://schemas.openxmlformats.org/drawingml/2006/picture">
+                  <pic:nvPicPr>
+                    <pic:cNvPr id="0" name="Picture 7" descr="C:\Users\franc\Documents\MetaTrader_tests\Strategy_1_MM_crossover_Hysteresis\12_11_Run1_No_SL_No_TP_SMA\Run_1.1_8_21\H4\Reports\ReportTester-64022759-mfemae.png"/>
+                    <pic:cNvPicPr>
+                      <a:picLocks noChangeAspect="1" noChangeArrowheads="1"/>
+                    </pic:cNvPicPr>
+                  </pic:nvPicPr>
+                  <pic:blipFill>
+                    <a:blip r:embed="rId15">
+                      <a:extLst>
+                        <a:ext uri="{28A0092B-C50C-407E-A947-70E740481C1C}">
+                          <a14:useLocalDpi xmlns:a14="http://schemas.microsoft.com/office/drawing/2010/main" val="0"/>
+                        </a:ext>
+                      </a:extLst>
+                    </a:blip>
+                    <a:srcRect/>
+                    <a:stretch>
+                      <a:fillRect/>
+                    </a:stretch>
+                  </pic:blipFill>
+                  <pic:spPr bwMode="auto">
+                    <a:xfrm>
+                      <a:off x="0" y="0"/>
+                      <a:ext cx="5731510" cy="2665819"/>
+                    </a:xfrm>
+                    <a:prstGeom prst="rect">
+                      <a:avLst/>
+                    </a:prstGeom>
+                    <a:noFill/>
+                    <a:ln>
+                      <a:noFill/>
+                    </a:ln>
+                  </pic:spPr>
+                </pic:pic>
+              </a:graphicData>
+            </a:graphic>
+          </wp:inline>
+        </w:drawing>
+      </w:r>
+    </w:p>
+    <w:p>
+      <w:pPr>
+        <w:pStyle w:val="Lgende"/>
+        <w:jc w:val="center"/>
+        <w:rPr>
+          <w:rFonts w:ascii="Arial" w:eastAsiaTheme="majorEastAsia" w:hAnsi="Arial" w:cs="Arial"/>
+          <w:color w:val="70AD47" w:themeColor="accent6"/>
+          <w:sz w:val="22"/>
+          <w:szCs w:val="22"/>
+          <w:lang w:val="en-US"/>
+        </w:rPr>
+      </w:pPr>
+      <w:r>
+        <w:t xml:space="preserve">Figure </w:t>
+      </w:r>
+      <w:fldSimple w:instr=" SEQ Figure \* ARABIC ">
+        <w:r>
+          <w:rPr>
+            <w:noProof/>
+          </w:rPr>
+          <w:t>5</w:t>
+        </w:r>
+      </w:fldSimple>
+      <w:r>
+        <w:rPr>
+          <w:lang w:val="en-US"/>
+        </w:rPr>
+        <w:t xml:space="preserve"> 8/21 CROSSOVER H4</w:t>
+      </w:r>
+      <w:r>
+        <w:rPr>
+          <w:lang w:val="en-US"/>
+        </w:rPr>
+        <w:t xml:space="preserve"> MAE/MFE</w:t>
+      </w:r>
+    </w:p>
+    <w:p>
+      <w:pPr>
+        <w:pStyle w:val="Paragraphedeliste"/>
         <w:numPr>
           <w:ilvl w:val="5"/>
           <w:numId w:val="1"/>
@@ -2878,6 +3326,67 @@
     </w:p>
     <w:p>
       <w:pPr>
+        <w:ind w:left="2160"/>
+        <w:rPr>
+          <w:rFonts w:ascii="Arial" w:eastAsiaTheme="majorEastAsia" w:hAnsi="Arial" w:cs="Arial"/>
+          <w:lang w:val="en-US"/>
+        </w:rPr>
+      </w:pPr>
+      <w:r>
+        <w:rPr>
+          <w:rFonts w:ascii="Arial" w:eastAsiaTheme="majorEastAsia" w:hAnsi="Arial" w:cs="Arial"/>
+          <w:lang w:val="en-US"/>
+        </w:rPr>
+        <w:t>We can see the performance a non concluding performance, mainly driven by the huge number of trades occurring, resulting in awesome fees</w:t>
+      </w:r>
+    </w:p>
+    <w:p>
+      <w:pPr>
+        <w:ind w:left="2160"/>
+        <w:rPr>
+          <w:rFonts w:ascii="Arial" w:eastAsiaTheme="majorEastAsia" w:hAnsi="Arial" w:cs="Arial"/>
+          <w:lang w:val="en-US"/>
+        </w:rPr>
+      </w:pPr>
+      <w:r>
+        <w:rPr>
+          <w:rFonts w:ascii="Arial" w:eastAsiaTheme="majorEastAsia" w:hAnsi="Arial" w:cs="Arial"/>
+          <w:lang w:val="en-US"/>
+        </w:rPr>
+        <w:t xml:space="preserve">We conclude there is not enough trend (too much randomness) on a short term horizon to collect recurring profits. </w:t>
+      </w:r>
+    </w:p>
+    <w:p>
+      <w:pPr>
+        <w:ind w:left="2160"/>
+        <w:rPr>
+          <w:rFonts w:ascii="Arial" w:eastAsiaTheme="majorEastAsia" w:hAnsi="Arial" w:cs="Arial"/>
+          <w:lang w:val="en-US"/>
+        </w:rPr>
+      </w:pPr>
+      <w:r>
+        <w:rPr>
+          <w:rFonts w:ascii="Arial" w:eastAsiaTheme="majorEastAsia" w:hAnsi="Arial" w:cs="Arial"/>
+          <w:lang w:val="en-US"/>
+        </w:rPr>
+        <w:t>We can also see being really sensitive to one=off event (Brexit, etc). The algorithm scored very well in the turbulent 2020 year, but the overall trend remain backwards</w:t>
+      </w:r>
+    </w:p>
+    <w:p>
+      <w:pPr>
+        <w:pStyle w:val="Paragraphedeliste"/>
+        <w:ind w:left="2736"/>
+        <w:rPr>
+          <w:rFonts w:ascii="Arial" w:eastAsiaTheme="majorEastAsia" w:hAnsi="Arial" w:cs="Arial"/>
+          <w:color w:val="70AD47" w:themeColor="accent6"/>
+          <w:sz w:val="22"/>
+          <w:szCs w:val="22"/>
+          <w:lang w:val="en-US"/>
+        </w:rPr>
+      </w:pPr>
+    </w:p>
+    <w:p>
+      <w:pPr>
         <w:pStyle w:val="Paragraphedeliste"/>
         <w:numPr>
           <w:ilvl w:val="5"/>
@@ -3003,6 +3512,229 @@
     <w:p>
       <w:pPr>
         <w:pStyle w:val="Paragraphedeliste"/>
+        <w:ind w:left="2736"/>
+        <w:rPr>
+          <w:rFonts w:ascii="Arial" w:eastAsiaTheme="majorEastAsia" w:hAnsi="Arial" w:cs="Arial"/>
+          <w:color w:val="70AD47" w:themeColor="accent6"/>
+          <w:sz w:val="22"/>
+          <w:szCs w:val="22"/>
+          <w:lang w:val="en-US"/>
+        </w:rPr>
+      </w:pPr>
+      <w:r>
+        <w:rPr>
+          <w:rFonts w:ascii="Arial" w:eastAsiaTheme="majorEastAsia" w:hAnsi="Arial" w:cs="Arial"/>
+          <w:color w:val="70AD47" w:themeColor="accent6"/>
+          <w:sz w:val="22"/>
+          <w:szCs w:val="22"/>
+          <w:lang w:val="en-US"/>
+        </w:rPr>
+        <w:t>The overall trend remains backward, with no period where we can found profitability. We conclude the MA calibration is too fast, meaning we do not catch any big underlying trend</w:t>
+      </w:r>
+    </w:p>
+    <w:p>
+      <w:pPr>
+        <w:pStyle w:val="Paragraphedeliste"/>
+        <w:keepNext/>
+      </w:pPr>
+      <w:r>
+        <w:rPr>
+          <w:rFonts w:ascii="Arial" w:eastAsiaTheme="majorEastAsia" w:hAnsi="Arial" w:cs="Arial"/>
+          <w:noProof/>
+          <w:color w:val="70AD47" w:themeColor="accent6"/>
+          <w:sz w:val="22"/>
+          <w:szCs w:val="22"/>
+          <w:lang w:val="en-US"/>
+        </w:rPr>
+        <w:drawing>
+          <wp:inline distT="0" distB="0" distL="0" distR="0" wp14:anchorId="1162DE73" wp14:editId="53862A88">
+            <wp:extent cx="5731510" cy="1423037"/>
+            <wp:effectExtent l="0" t="0" r="2540" b="5715"/>
+            <wp:docPr id="36" name="Image 36" descr="C:\Users\franc\Documents\MetaTrader_tests\Strategy_1_MM_crossover_Hysteresis\12_11_Run1_No_SL_No_TP_SMA\Run_1.1_8_21\D1\Reports\Screenshot 2022-11-22 182105.png"/>
+            <wp:cNvGraphicFramePr>
+              <a:graphicFrameLocks xmlns:a="http://schemas.openxmlformats.org/drawingml/2006/main" noChangeAspect="1"/>
+            </wp:cNvGraphicFramePr>
+            <a:graphic xmlns:a="http://schemas.openxmlformats.org/drawingml/2006/main">
+              <a:graphicData uri="http://schemas.openxmlformats.org/drawingml/2006/picture">
+                <pic:pic xmlns:pic="http://schemas.openxmlformats.org/drawingml/2006/picture">
+                  <pic:nvPicPr>
+                    <pic:cNvPr id="0" name="Picture 2" descr="C:\Users\franc\Documents\MetaTrader_tests\Strategy_1_MM_crossover_Hysteresis\12_11_Run1_No_SL_No_TP_SMA\Run_1.1_8_21\D1\Reports\Screenshot 2022-11-22 182105.png"/>
+                    <pic:cNvPicPr>
+                      <a:picLocks noChangeAspect="1" noChangeArrowheads="1"/>
+                    </pic:cNvPicPr>
+                  </pic:nvPicPr>
+                  <pic:blipFill>
+                    <a:blip r:embed="rId16" cstate="print">
+                      <a:extLst>
+                        <a:ext uri="{28A0092B-C50C-407E-A947-70E740481C1C}">
+                          <a14:useLocalDpi xmlns:a14="http://schemas.microsoft.com/office/drawing/2010/main" val="0"/>
+                        </a:ext>
+                      </a:extLst>
+                    </a:blip>
+                    <a:srcRect/>
+                    <a:stretch>
+                      <a:fillRect/>
+                    </a:stretch>
+                  </pic:blipFill>
+                  <pic:spPr bwMode="auto">
+                    <a:xfrm>
+                      <a:off x="0" y="0"/>
+                      <a:ext cx="5731510" cy="1423037"/>
+                    </a:xfrm>
+                    <a:prstGeom prst="rect">
+                      <a:avLst/>
+                    </a:prstGeom>
+                    <a:noFill/>
+                    <a:ln>
+                      <a:noFill/>
+                    </a:ln>
+                  </pic:spPr>
+                </pic:pic>
+              </a:graphicData>
+            </a:graphic>
+          </wp:inline>
+        </w:drawing>
+      </w:r>
+    </w:p>
+    <w:p>
+      <w:pPr>
+        <w:pStyle w:val="Lgende"/>
+        <w:jc w:val="center"/>
+        <w:rPr>
+          <w:rFonts w:ascii="Arial" w:eastAsiaTheme="majorEastAsia" w:hAnsi="Arial" w:cs="Arial"/>
+          <w:color w:val="70AD47" w:themeColor="accent6"/>
+          <w:sz w:val="22"/>
+          <w:szCs w:val="22"/>
+          <w:lang w:val="en-US"/>
+        </w:rPr>
+      </w:pPr>
+      <w:r>
+        <w:t xml:space="preserve">Figure </w:t>
+      </w:r>
+      <w:fldSimple w:instr=" SEQ Figure \* ARABIC ">
+        <w:r>
+          <w:rPr>
+            <w:noProof/>
+          </w:rPr>
+          <w:t>6</w:t>
+        </w:r>
+      </w:fldSimple>
+      <w:r>
+        <w:t xml:space="preserve">8/21 CROSSOVER </w:t>
+      </w:r>
+      <w:r>
+        <w:rPr>
+          <w:lang w:val="en-US"/>
+        </w:rPr>
+        <w:t>D</w:t>
+      </w:r>
+      <w:r>
+        <w:t>1 RETURN</w:t>
+      </w:r>
+    </w:p>
+    <w:p>
+      <w:pPr>
+        <w:pStyle w:val="Paragraphedeliste"/>
+        <w:keepNext/>
+      </w:pPr>
+      <w:r>
+        <w:rPr>
+          <w:rFonts w:ascii="Arial" w:eastAsiaTheme="majorEastAsia" w:hAnsi="Arial" w:cs="Arial"/>
+          <w:noProof/>
+          <w:color w:val="70AD47" w:themeColor="accent6"/>
+          <w:sz w:val="22"/>
+          <w:szCs w:val="22"/>
+          <w:lang w:val="en-US"/>
+        </w:rPr>
+        <w:drawing>
+          <wp:inline distT="0" distB="0" distL="0" distR="0" wp14:anchorId="306C0E34" wp14:editId="3FB80C37">
+            <wp:extent cx="5731510" cy="2665819"/>
+            <wp:effectExtent l="0" t="0" r="2540" b="1270"/>
+            <wp:docPr id="53" name="Image 53" descr="C:\Users\franc\Documents\MetaTrader_tests\Strategy_1_MM_crossover_Hysteresis\12_11_Run1_No_SL_No_TP_SMA\Run_1.1_8_21\D1\Reports\ReportTester-64022759-mfemae.png"/>
+            <wp:cNvGraphicFramePr>
+              <a:graphicFrameLocks xmlns:a="http://schemas.openxmlformats.org/drawingml/2006/main" noChangeAspect="1"/>
+            </wp:cNvGraphicFramePr>
+            <a:graphic xmlns:a="http://schemas.openxmlformats.org/drawingml/2006/main">
+              <a:graphicData uri="http://schemas.openxmlformats.org/drawingml/2006/picture">
+                <pic:pic xmlns:pic="http://schemas.openxmlformats.org/drawingml/2006/picture">
+                  <pic:nvPicPr>
+                    <pic:cNvPr id="0" name="Picture 8" descr="C:\Users\franc\Documents\MetaTrader_tests\Strategy_1_MM_crossover_Hysteresis\12_11_Run1_No_SL_No_TP_SMA\Run_1.1_8_21\D1\Reports\ReportTester-64022759-mfemae.png"/>
+                    <pic:cNvPicPr>
+                      <a:picLocks noChangeAspect="1" noChangeArrowheads="1"/>
+                    </pic:cNvPicPr>
+                  </pic:nvPicPr>
+                  <pic:blipFill>
+                    <a:blip r:embed="rId17">
+                      <a:extLst>
+                        <a:ext uri="{28A0092B-C50C-407E-A947-70E740481C1C}">
+                          <a14:useLocalDpi xmlns:a14="http://schemas.microsoft.com/office/drawing/2010/main" val="0"/>
+                        </a:ext>
+                      </a:extLst>
+                    </a:blip>
+                    <a:srcRect/>
+                    <a:stretch>
+                      <a:fillRect/>
+                    </a:stretch>
+                  </pic:blipFill>
+                  <pic:spPr bwMode="auto">
+                    <a:xfrm>
+                      <a:off x="0" y="0"/>
+                      <a:ext cx="5731510" cy="2665819"/>
+                    </a:xfrm>
+                    <a:prstGeom prst="rect">
+                      <a:avLst/>
+                    </a:prstGeom>
+                    <a:noFill/>
+                    <a:ln>
+                      <a:noFill/>
+                    </a:ln>
+                  </pic:spPr>
+                </pic:pic>
+              </a:graphicData>
+            </a:graphic>
+          </wp:inline>
+        </w:drawing>
+      </w:r>
+    </w:p>
+    <w:p>
+      <w:pPr>
+        <w:pStyle w:val="Lgende"/>
+        <w:jc w:val="center"/>
+        <w:rPr>
+          <w:rFonts w:ascii="Arial" w:eastAsiaTheme="majorEastAsia" w:hAnsi="Arial" w:cs="Arial"/>
+          <w:color w:val="70AD47" w:themeColor="accent6"/>
+          <w:sz w:val="22"/>
+          <w:szCs w:val="22"/>
+          <w:lang w:val="en-US"/>
+        </w:rPr>
+      </w:pPr>
+      <w:r>
+        <w:t xml:space="preserve">Figure </w:t>
+      </w:r>
+      <w:fldSimple w:instr=" SEQ Figure \* ARABIC ">
+        <w:r>
+          <w:rPr>
+            <w:noProof/>
+          </w:rPr>
+          <w:t>7</w:t>
+        </w:r>
+      </w:fldSimple>
+      <w:r>
+        <w:rPr>
+          <w:lang w:val="en-US"/>
+        </w:rPr>
+        <w:t xml:space="preserve"> 8/21 CROSSOVER D</w:t>
+      </w:r>
+      <w:r>
+        <w:rPr>
+          <w:lang w:val="en-US"/>
+        </w:rPr>
+        <w:t>1 MAE/MFE</w:t>
+      </w:r>
+    </w:p>
+    <w:p>
+      <w:pPr>
+        <w:pStyle w:val="Paragraphedeliste"/>
         <w:numPr>
           <w:ilvl w:val="5"/>
           <w:numId w:val="1"/>
@@ -3153,6 +3885,207 @@
     <w:p>
       <w:pPr>
         <w:pStyle w:val="Paragraphedeliste"/>
+        <w:keepNext/>
+      </w:pPr>
+      <w:r>
+        <w:rPr>
+          <w:rFonts w:ascii="Arial" w:eastAsiaTheme="majorEastAsia" w:hAnsi="Arial" w:cs="Arial"/>
+          <w:noProof/>
+          <w:color w:val="70AD47" w:themeColor="accent6"/>
+          <w:sz w:val="22"/>
+          <w:szCs w:val="22"/>
+          <w:lang w:val="en-US"/>
+        </w:rPr>
+        <w:lastRenderedPageBreak/>
+        <w:drawing>
+          <wp:inline distT="0" distB="0" distL="0" distR="0" wp14:anchorId="69A29B45" wp14:editId="255CDAE9">
+            <wp:extent cx="5731510" cy="1361489"/>
+            <wp:effectExtent l="0" t="0" r="2540" b="0"/>
+            <wp:docPr id="40" name="Image 40" descr="C:\Users\franc\Documents\MetaTrader_tests\Strategy_1_MM_crossover_Hysteresis\12_11_Run1_No_SL_No_TP_SMA\Run_1.1_8_21\W1\Reports\TesterGraphReport2022.11.22.png"/>
+            <wp:cNvGraphicFramePr>
+              <a:graphicFrameLocks xmlns:a="http://schemas.openxmlformats.org/drawingml/2006/main" noChangeAspect="1"/>
+            </wp:cNvGraphicFramePr>
+            <a:graphic xmlns:a="http://schemas.openxmlformats.org/drawingml/2006/main">
+              <a:graphicData uri="http://schemas.openxmlformats.org/drawingml/2006/picture">
+                <pic:pic xmlns:pic="http://schemas.openxmlformats.org/drawingml/2006/picture">
+                  <pic:nvPicPr>
+                    <pic:cNvPr id="0" name="Picture 5" descr="C:\Users\franc\Documents\MetaTrader_tests\Strategy_1_MM_crossover_Hysteresis\12_11_Run1_No_SL_No_TP_SMA\Run_1.1_8_21\W1\Reports\TesterGraphReport2022.11.22.png"/>
+                    <pic:cNvPicPr>
+                      <a:picLocks noChangeAspect="1" noChangeArrowheads="1"/>
+                    </pic:cNvPicPr>
+                  </pic:nvPicPr>
+                  <pic:blipFill>
+                    <a:blip r:embed="rId18" cstate="print">
+                      <a:extLst>
+                        <a:ext uri="{28A0092B-C50C-407E-A947-70E740481C1C}">
+                          <a14:useLocalDpi xmlns:a14="http://schemas.microsoft.com/office/drawing/2010/main" val="0"/>
+                        </a:ext>
+                      </a:extLst>
+                    </a:blip>
+                    <a:srcRect/>
+                    <a:stretch>
+                      <a:fillRect/>
+                    </a:stretch>
+                  </pic:blipFill>
+                  <pic:spPr bwMode="auto">
+                    <a:xfrm>
+                      <a:off x="0" y="0"/>
+                      <a:ext cx="5731510" cy="1361489"/>
+                    </a:xfrm>
+                    <a:prstGeom prst="rect">
+                      <a:avLst/>
+                    </a:prstGeom>
+                    <a:noFill/>
+                    <a:ln>
+                      <a:noFill/>
+                    </a:ln>
+                  </pic:spPr>
+                </pic:pic>
+              </a:graphicData>
+            </a:graphic>
+          </wp:inline>
+        </w:drawing>
+      </w:r>
+    </w:p>
+    <w:p>
+      <w:pPr>
+        <w:pStyle w:val="Lgende"/>
+        <w:jc w:val="center"/>
+        <w:rPr>
+          <w:rFonts w:ascii="Arial" w:eastAsiaTheme="majorEastAsia" w:hAnsi="Arial" w:cs="Arial"/>
+          <w:color w:val="70AD47" w:themeColor="accent6"/>
+          <w:sz w:val="22"/>
+          <w:szCs w:val="22"/>
+          <w:lang w:val="en-US"/>
+        </w:rPr>
+      </w:pPr>
+      <w:r>
+        <w:t xml:space="preserve">Figure </w:t>
+      </w:r>
+      <w:fldSimple w:instr=" SEQ Figure \* ARABIC ">
+        <w:r>
+          <w:rPr>
+            <w:noProof/>
+          </w:rPr>
+          <w:t>8</w:t>
+        </w:r>
+      </w:fldSimple>
+      <w:r>
+        <w:t xml:space="preserve">8/21 CROSSOVER </w:t>
+      </w:r>
+      <w:r>
+        <w:rPr>
+          <w:lang w:val="en-US"/>
+        </w:rPr>
+        <w:t>W</w:t>
+      </w:r>
+      <w:r>
+        <w:t>1 RETURN</w:t>
+      </w:r>
+    </w:p>
+    <w:p>
+      <w:pPr>
+        <w:pStyle w:val="Paragraphedeliste"/>
+        <w:keepNext/>
+      </w:pPr>
+      <w:r>
+        <w:rPr>
+          <w:rFonts w:ascii="Arial" w:eastAsiaTheme="majorEastAsia" w:hAnsi="Arial" w:cs="Arial"/>
+          <w:noProof/>
+          <w:color w:val="70AD47" w:themeColor="accent6"/>
+          <w:sz w:val="22"/>
+          <w:szCs w:val="22"/>
+          <w:lang w:val="en-US"/>
+        </w:rPr>
+        <w:drawing>
+          <wp:inline distT="0" distB="0" distL="0" distR="0" wp14:anchorId="6DFC2254" wp14:editId="5CCBC412">
+            <wp:extent cx="5731510" cy="2665819"/>
+            <wp:effectExtent l="0" t="0" r="2540" b="1270"/>
+            <wp:docPr id="54" name="Image 54" descr="C:\Users\franc\Documents\MetaTrader_tests\Strategy_1_MM_crossover_Hysteresis\12_11_Run1_No_SL_No_TP_SMA\Run_1.1_8_21\W1\Reports\ReportTester-64022759-mfemae.png"/>
+            <wp:cNvGraphicFramePr>
+              <a:graphicFrameLocks xmlns:a="http://schemas.openxmlformats.org/drawingml/2006/main" noChangeAspect="1"/>
+            </wp:cNvGraphicFramePr>
+            <a:graphic xmlns:a="http://schemas.openxmlformats.org/drawingml/2006/main">
+              <a:graphicData uri="http://schemas.openxmlformats.org/drawingml/2006/picture">
+                <pic:pic xmlns:pic="http://schemas.openxmlformats.org/drawingml/2006/picture">
+                  <pic:nvPicPr>
+                    <pic:cNvPr id="0" name="Picture 9" descr="C:\Users\franc\Documents\MetaTrader_tests\Strategy_1_MM_crossover_Hysteresis\12_11_Run1_No_SL_No_TP_SMA\Run_1.1_8_21\W1\Reports\ReportTester-64022759-mfemae.png"/>
+                    <pic:cNvPicPr>
+                      <a:picLocks noChangeAspect="1" noChangeArrowheads="1"/>
+                    </pic:cNvPicPr>
+                  </pic:nvPicPr>
+                  <pic:blipFill>
+                    <a:blip r:embed="rId19">
+                      <a:extLst>
+                        <a:ext uri="{28A0092B-C50C-407E-A947-70E740481C1C}">
+                          <a14:useLocalDpi xmlns:a14="http://schemas.microsoft.com/office/drawing/2010/main" val="0"/>
+                        </a:ext>
+                      </a:extLst>
+                    </a:blip>
+                    <a:srcRect/>
+                    <a:stretch>
+                      <a:fillRect/>
+                    </a:stretch>
+                  </pic:blipFill>
+                  <pic:spPr bwMode="auto">
+                    <a:xfrm>
+                      <a:off x="0" y="0"/>
+                      <a:ext cx="5731510" cy="2665819"/>
+                    </a:xfrm>
+                    <a:prstGeom prst="rect">
+                      <a:avLst/>
+                    </a:prstGeom>
+                    <a:noFill/>
+                    <a:ln>
+                      <a:noFill/>
+                    </a:ln>
+                  </pic:spPr>
+                </pic:pic>
+              </a:graphicData>
+            </a:graphic>
+          </wp:inline>
+        </w:drawing>
+      </w:r>
+    </w:p>
+    <w:p>
+      <w:pPr>
+        <w:pStyle w:val="Lgende"/>
+        <w:jc w:val="center"/>
+        <w:rPr>
+          <w:rFonts w:ascii="Arial" w:eastAsiaTheme="majorEastAsia" w:hAnsi="Arial" w:cs="Arial"/>
+          <w:color w:val="70AD47" w:themeColor="accent6"/>
+          <w:sz w:val="22"/>
+          <w:szCs w:val="22"/>
+          <w:lang w:val="en-US"/>
+        </w:rPr>
+      </w:pPr>
+      <w:r>
+        <w:t xml:space="preserve">Figure </w:t>
+      </w:r>
+      <w:fldSimple w:instr=" SEQ Figure \* ARABIC ">
+        <w:r>
+          <w:rPr>
+            <w:noProof/>
+          </w:rPr>
+          <w:t>9</w:t>
+        </w:r>
+      </w:fldSimple>
+      <w:r>
+        <w:rPr>
+          <w:lang w:val="en-US"/>
+        </w:rPr>
+        <w:t xml:space="preserve"> 8/21 CROSSOVER W</w:t>
+      </w:r>
+      <w:r>
+        <w:rPr>
+          <w:lang w:val="en-US"/>
+        </w:rPr>
+        <w:t>1 MAE/MFE</w:t>
+      </w:r>
+    </w:p>
+    <w:p>
+      <w:pPr>
+        <w:pStyle w:val="Paragraphedeliste"/>
         <w:numPr>
           <w:ilvl w:val="5"/>
           <w:numId w:val="1"/>
@@ -3271,8 +4204,355 @@
           <w:rFonts w:ascii="Arial" w:hAnsi="Arial" w:cs="Arial"/>
           <w:lang w:val="en-US"/>
         </w:rPr>
+        <w:t>15/30</w:t>
+      </w:r>
+    </w:p>
+    <w:p>
+      <w:pPr>
+        <w:pStyle w:val="Titre4"/>
+        <w:numPr>
+          <w:ilvl w:val="4"/>
+          <w:numId w:val="1"/>
+        </w:numPr>
+        <w:rPr>
+          <w:rFonts w:ascii="Arial" w:hAnsi="Arial" w:cs="Arial"/>
+          <w:lang w:val="en-US"/>
+        </w:rPr>
+      </w:pPr>
+      <w:r>
+        <w:rPr>
+          <w:rFonts w:ascii="Arial" w:hAnsi="Arial" w:cs="Arial"/>
+          <w:lang w:val="en-US"/>
+        </w:rPr>
+        <w:t>H1</w:t>
+      </w:r>
+    </w:p>
+    <w:p>
+      <w:pPr>
+        <w:pStyle w:val="Paragraphedeliste"/>
+        <w:numPr>
+          <w:ilvl w:val="5"/>
+          <w:numId w:val="1"/>
+        </w:numPr>
+        <w:rPr>
+          <w:rFonts w:ascii="Arial" w:eastAsiaTheme="majorEastAsia" w:hAnsi="Arial" w:cs="Arial"/>
+          <w:color w:val="70AD47" w:themeColor="accent6"/>
+          <w:sz w:val="22"/>
+          <w:szCs w:val="22"/>
+          <w:lang w:val="en-US"/>
+        </w:rPr>
+      </w:pPr>
+      <w:r>
+        <w:rPr>
+          <w:rFonts w:ascii="Arial" w:eastAsiaTheme="majorEastAsia" w:hAnsi="Arial" w:cs="Arial"/>
+          <w:color w:val="70AD47" w:themeColor="accent6"/>
+          <w:sz w:val="22"/>
+          <w:szCs w:val="22"/>
+          <w:lang w:val="en-US"/>
+        </w:rPr>
+        <w:t>Mql5 returns</w:t>
+      </w:r>
+    </w:p>
+    <w:p>
+      <w:pPr>
+        <w:pStyle w:val="Paragraphedeliste"/>
+        <w:keepNext/>
+      </w:pPr>
+      <w:r>
+        <w:rPr>
+          <w:rFonts w:ascii="Arial" w:eastAsiaTheme="majorEastAsia" w:hAnsi="Arial" w:cs="Arial"/>
+          <w:noProof/>
+          <w:color w:val="70AD47" w:themeColor="accent6"/>
+          <w:sz w:val="22"/>
+          <w:szCs w:val="22"/>
+          <w:lang w:val="en-US"/>
+        </w:rPr>
+        <w:drawing>
+          <wp:inline distT="0" distB="0" distL="0" distR="0" wp14:anchorId="2C4F3E5F" wp14:editId="3733CA12">
+            <wp:extent cx="5731510" cy="1522879"/>
+            <wp:effectExtent l="0" t="0" r="2540" b="1270"/>
+            <wp:docPr id="55" name="Image 55" descr="C:\Users\franc\Documents\MetaTrader_tests\Strategy_1_MM_crossover_Hysteresis\12_11_Run1_No_SL_No_TP_SMA\Run_1.2_15_30\H1\Reports\TesterGraphReport2022.11.22.png"/>
+            <wp:cNvGraphicFramePr>
+              <a:graphicFrameLocks xmlns:a="http://schemas.openxmlformats.org/drawingml/2006/main" noChangeAspect="1"/>
+            </wp:cNvGraphicFramePr>
+            <a:graphic xmlns:a="http://schemas.openxmlformats.org/drawingml/2006/main">
+              <a:graphicData uri="http://schemas.openxmlformats.org/drawingml/2006/picture">
+                <pic:pic xmlns:pic="http://schemas.openxmlformats.org/drawingml/2006/picture">
+                  <pic:nvPicPr>
+                    <pic:cNvPr id="0" name="Picture 10" descr="C:\Users\franc\Documents\MetaTrader_tests\Strategy_1_MM_crossover_Hysteresis\12_11_Run1_No_SL_No_TP_SMA\Run_1.2_15_30\H1\Reports\TesterGraphReport2022.11.22.png"/>
+                    <pic:cNvPicPr>
+                      <a:picLocks noChangeAspect="1" noChangeArrowheads="1"/>
+                    </pic:cNvPicPr>
+                  </pic:nvPicPr>
+                  <pic:blipFill>
+                    <a:blip r:embed="rId20" cstate="print">
+                      <a:extLst>
+                        <a:ext uri="{28A0092B-C50C-407E-A947-70E740481C1C}">
+                          <a14:useLocalDpi xmlns:a14="http://schemas.microsoft.com/office/drawing/2010/main" val="0"/>
+                        </a:ext>
+                      </a:extLst>
+                    </a:blip>
+                    <a:srcRect/>
+                    <a:stretch>
+                      <a:fillRect/>
+                    </a:stretch>
+                  </pic:blipFill>
+                  <pic:spPr bwMode="auto">
+                    <a:xfrm>
+                      <a:off x="0" y="0"/>
+                      <a:ext cx="5731510" cy="1522879"/>
+                    </a:xfrm>
+                    <a:prstGeom prst="rect">
+                      <a:avLst/>
+                    </a:prstGeom>
+                    <a:noFill/>
+                    <a:ln>
+                      <a:noFill/>
+                    </a:ln>
+                  </pic:spPr>
+                </pic:pic>
+              </a:graphicData>
+            </a:graphic>
+          </wp:inline>
+        </w:drawing>
+      </w:r>
+    </w:p>
+    <w:p>
+      <w:pPr>
+        <w:pStyle w:val="Lgende"/>
+        <w:jc w:val="center"/>
+        <w:rPr>
+          <w:rFonts w:ascii="Arial" w:eastAsiaTheme="majorEastAsia" w:hAnsi="Arial" w:cs="Arial"/>
+          <w:color w:val="70AD47" w:themeColor="accent6"/>
+          <w:sz w:val="22"/>
+          <w:szCs w:val="22"/>
+          <w:lang w:val="en-US"/>
+        </w:rPr>
+      </w:pPr>
+      <w:r>
+        <w:t xml:space="preserve">Figure </w:t>
+      </w:r>
+      <w:fldSimple w:instr=" SEQ Figure \* ARABIC ">
+        <w:r>
+          <w:rPr>
+            <w:noProof/>
+          </w:rPr>
+          <w:t>10</w:t>
+        </w:r>
+      </w:fldSimple>
+      <w:r>
+        <w:rPr>
+          <w:lang w:val="en-US"/>
+        </w:rPr>
+        <w:t xml:space="preserve"> 15/30</w:t>
+      </w:r>
+      <w:r>
+        <w:t xml:space="preserve"> CROSSOVER H1 RETURN</w:t>
+      </w:r>
+    </w:p>
+    <w:p>
+      <w:pPr>
+        <w:pStyle w:val="Paragraphedeliste"/>
+        <w:keepNext/>
+      </w:pPr>
+      <w:r>
+        <w:rPr>
+          <w:rFonts w:ascii="Arial" w:eastAsiaTheme="majorEastAsia" w:hAnsi="Arial" w:cs="Arial"/>
+          <w:noProof/>
+          <w:color w:val="70AD47" w:themeColor="accent6"/>
+          <w:sz w:val="22"/>
+          <w:szCs w:val="22"/>
+          <w:lang w:val="en-US"/>
+        </w:rPr>
         <w:lastRenderedPageBreak/>
-        <w:t>15/30</w:t>
+        <w:drawing>
+          <wp:inline distT="0" distB="0" distL="0" distR="0" wp14:anchorId="02C08B25" wp14:editId="33488292">
+            <wp:extent cx="5731510" cy="2664373"/>
+            <wp:effectExtent l="0" t="0" r="2540" b="3175"/>
+            <wp:docPr id="56" name="Image 56" descr="C:\Users\franc\Documents\MetaTrader_tests\Strategy_1_MM_crossover_Hysteresis\12_11_Run1_No_SL_No_TP_SMA\Run_1.2_15_30\H1\Reports\ReportTester-64022759-mfemae.png"/>
+            <wp:cNvGraphicFramePr>
+              <a:graphicFrameLocks xmlns:a="http://schemas.openxmlformats.org/drawingml/2006/main" noChangeAspect="1"/>
+            </wp:cNvGraphicFramePr>
+            <a:graphic xmlns:a="http://schemas.openxmlformats.org/drawingml/2006/main">
+              <a:graphicData uri="http://schemas.openxmlformats.org/drawingml/2006/picture">
+                <pic:pic xmlns:pic="http://schemas.openxmlformats.org/drawingml/2006/picture">
+                  <pic:nvPicPr>
+                    <pic:cNvPr id="0" name="Picture 11" descr="C:\Users\franc\Documents\MetaTrader_tests\Strategy_1_MM_crossover_Hysteresis\12_11_Run1_No_SL_No_TP_SMA\Run_1.2_15_30\H1\Reports\ReportTester-64022759-mfemae.png"/>
+                    <pic:cNvPicPr>
+                      <a:picLocks noChangeAspect="1" noChangeArrowheads="1"/>
+                    </pic:cNvPicPr>
+                  </pic:nvPicPr>
+                  <pic:blipFill>
+                    <a:blip r:embed="rId21">
+                      <a:extLst>
+                        <a:ext uri="{28A0092B-C50C-407E-A947-70E740481C1C}">
+                          <a14:useLocalDpi xmlns:a14="http://schemas.microsoft.com/office/drawing/2010/main" val="0"/>
+                        </a:ext>
+                      </a:extLst>
+                    </a:blip>
+                    <a:srcRect/>
+                    <a:stretch>
+                      <a:fillRect/>
+                    </a:stretch>
+                  </pic:blipFill>
+                  <pic:spPr bwMode="auto">
+                    <a:xfrm>
+                      <a:off x="0" y="0"/>
+                      <a:ext cx="5731510" cy="2664373"/>
+                    </a:xfrm>
+                    <a:prstGeom prst="rect">
+                      <a:avLst/>
+                    </a:prstGeom>
+                    <a:noFill/>
+                    <a:ln>
+                      <a:noFill/>
+                    </a:ln>
+                  </pic:spPr>
+                </pic:pic>
+              </a:graphicData>
+            </a:graphic>
+          </wp:inline>
+        </w:drawing>
+      </w:r>
+    </w:p>
+    <w:p>
+      <w:pPr>
+        <w:pStyle w:val="Lgende"/>
+        <w:jc w:val="center"/>
+        <w:rPr>
+          <w:rFonts w:ascii="Arial" w:eastAsiaTheme="majorEastAsia" w:hAnsi="Arial" w:cs="Arial"/>
+          <w:color w:val="70AD47" w:themeColor="accent6"/>
+          <w:sz w:val="22"/>
+          <w:szCs w:val="22"/>
+          <w:lang w:val="en-US"/>
+        </w:rPr>
+      </w:pPr>
+      <w:r>
+        <w:t xml:space="preserve">Figure </w:t>
+      </w:r>
+      <w:fldSimple w:instr=" SEQ Figure \* ARABIC ">
+        <w:r>
+          <w:rPr>
+            <w:noProof/>
+          </w:rPr>
+          <w:t>11</w:t>
+        </w:r>
+      </w:fldSimple>
+      <w:r>
+        <w:rPr>
+          <w:lang w:val="en-US"/>
+        </w:rPr>
+        <w:t xml:space="preserve"> 15/30</w:t>
+      </w:r>
+      <w:r>
+        <w:rPr>
+          <w:lang w:val="en-US"/>
+        </w:rPr>
+        <w:t xml:space="preserve"> CROSSOVER H1 MAE/MFE</w:t>
+      </w:r>
+    </w:p>
+    <w:p>
+      <w:pPr>
+        <w:pStyle w:val="Paragraphedeliste"/>
+        <w:numPr>
+          <w:ilvl w:val="5"/>
+          <w:numId w:val="1"/>
+        </w:numPr>
+        <w:rPr>
+          <w:rFonts w:ascii="Arial" w:eastAsiaTheme="majorEastAsia" w:hAnsi="Arial" w:cs="Arial"/>
+          <w:color w:val="70AD47" w:themeColor="accent6"/>
+          <w:sz w:val="22"/>
+          <w:szCs w:val="22"/>
+          <w:lang w:val="en-US"/>
+        </w:rPr>
+      </w:pPr>
+      <w:r>
+        <w:rPr>
+          <w:rFonts w:ascii="Arial" w:eastAsiaTheme="majorEastAsia" w:hAnsi="Arial" w:cs="Arial"/>
+          <w:color w:val="70AD47" w:themeColor="accent6"/>
+          <w:sz w:val="22"/>
+          <w:szCs w:val="22"/>
+          <w:lang w:val="en-US"/>
+        </w:rPr>
+        <w:t>Python returns</w:t>
+      </w:r>
+    </w:p>
+    <w:p>
+      <w:pPr>
+        <w:pStyle w:val="Paragraphedeliste"/>
+        <w:numPr>
+          <w:ilvl w:val="5"/>
+          <w:numId w:val="1"/>
+        </w:numPr>
+        <w:rPr>
+          <w:rFonts w:ascii="Arial" w:eastAsiaTheme="majorEastAsia" w:hAnsi="Arial" w:cs="Arial"/>
+          <w:color w:val="70AD47" w:themeColor="accent6"/>
+          <w:sz w:val="22"/>
+          <w:szCs w:val="22"/>
+          <w:lang w:val="en-US"/>
+        </w:rPr>
+      </w:pPr>
+      <w:r>
+        <w:rPr>
+          <w:rFonts w:ascii="Arial" w:eastAsiaTheme="majorEastAsia" w:hAnsi="Arial" w:cs="Arial"/>
+          <w:color w:val="70AD47" w:themeColor="accent6"/>
+          <w:sz w:val="22"/>
+          <w:szCs w:val="22"/>
+          <w:lang w:val="en-US"/>
+        </w:rPr>
+        <w:t>Python correlations</w:t>
+      </w:r>
+    </w:p>
+    <w:p>
+      <w:pPr>
+        <w:pStyle w:val="Paragraphedeliste"/>
+        <w:numPr>
+          <w:ilvl w:val="5"/>
+          <w:numId w:val="1"/>
+        </w:numPr>
+        <w:rPr>
+          <w:rFonts w:ascii="Arial" w:eastAsiaTheme="majorEastAsia" w:hAnsi="Arial" w:cs="Arial"/>
+          <w:color w:val="70AD47" w:themeColor="accent6"/>
+          <w:sz w:val="22"/>
+          <w:szCs w:val="22"/>
+          <w:lang w:val="en-US"/>
+        </w:rPr>
+      </w:pPr>
+      <w:r>
+        <w:rPr>
+          <w:rFonts w:ascii="Arial" w:eastAsiaTheme="majorEastAsia" w:hAnsi="Arial" w:cs="Arial"/>
+          <w:color w:val="70AD47" w:themeColor="accent6"/>
+          <w:sz w:val="22"/>
+          <w:szCs w:val="22"/>
+          <w:lang w:val="en-US"/>
+        </w:rPr>
+        <w:t>Python SL/TP Histogram</w:t>
+      </w:r>
+    </w:p>
+    <w:p>
+      <w:pPr>
+        <w:pStyle w:val="Paragraphedeliste"/>
+        <w:numPr>
+          <w:ilvl w:val="5"/>
+          <w:numId w:val="1"/>
+        </w:numPr>
+        <w:rPr>
+          <w:rFonts w:ascii="Arial" w:eastAsiaTheme="majorEastAsia" w:hAnsi="Arial" w:cs="Arial"/>
+          <w:color w:val="70AD47" w:themeColor="accent6"/>
+          <w:sz w:val="22"/>
+          <w:szCs w:val="22"/>
+          <w:lang w:val="en-US"/>
+        </w:rPr>
+      </w:pPr>
+      <w:r>
+        <w:rPr>
+          <w:rFonts w:ascii="Arial" w:eastAsiaTheme="majorEastAsia" w:hAnsi="Arial" w:cs="Arial"/>
+          <w:color w:val="70AD47" w:themeColor="accent6"/>
+          <w:sz w:val="22"/>
+          <w:szCs w:val="22"/>
+          <w:lang w:val="en-US"/>
+        </w:rPr>
+        <w:t>Python trade duration</w:t>
       </w:r>
     </w:p>
     <w:p>
@@ -3292,6 +4572,1079 @@
           <w:rFonts w:ascii="Arial" w:hAnsi="Arial" w:cs="Arial"/>
           <w:lang w:val="en-US"/>
         </w:rPr>
+        <w:t>H4</w:t>
+      </w:r>
+    </w:p>
+    <w:p>
+      <w:pPr>
+        <w:pStyle w:val="Paragraphedeliste"/>
+        <w:numPr>
+          <w:ilvl w:val="5"/>
+          <w:numId w:val="1"/>
+        </w:numPr>
+        <w:rPr>
+          <w:rFonts w:ascii="Arial" w:eastAsiaTheme="majorEastAsia" w:hAnsi="Arial" w:cs="Arial"/>
+          <w:color w:val="70AD47" w:themeColor="accent6"/>
+          <w:sz w:val="22"/>
+          <w:szCs w:val="22"/>
+          <w:lang w:val="en-US"/>
+        </w:rPr>
+      </w:pPr>
+      <w:r>
+        <w:rPr>
+          <w:rFonts w:ascii="Arial" w:eastAsiaTheme="majorEastAsia" w:hAnsi="Arial" w:cs="Arial"/>
+          <w:color w:val="70AD47" w:themeColor="accent6"/>
+          <w:sz w:val="22"/>
+          <w:szCs w:val="22"/>
+          <w:lang w:val="en-US"/>
+        </w:rPr>
+        <w:t>Mql5 returns</w:t>
+      </w:r>
+    </w:p>
+    <w:p>
+      <w:pPr>
+        <w:pStyle w:val="Paragraphedeliste"/>
+        <w:keepNext/>
+      </w:pPr>
+      <w:r>
+        <w:rPr>
+          <w:rFonts w:ascii="Arial" w:eastAsiaTheme="majorEastAsia" w:hAnsi="Arial" w:cs="Arial"/>
+          <w:noProof/>
+          <w:color w:val="70AD47" w:themeColor="accent6"/>
+          <w:sz w:val="22"/>
+          <w:szCs w:val="22"/>
+          <w:lang w:val="en-US"/>
+        </w:rPr>
+        <w:drawing>
+          <wp:inline distT="0" distB="0" distL="0" distR="0" wp14:anchorId="1C96875B" wp14:editId="110E4520">
+            <wp:extent cx="5731510" cy="1522879"/>
+            <wp:effectExtent l="0" t="0" r="2540" b="1270"/>
+            <wp:docPr id="58" name="Image 58" descr="C:\Users\franc\Documents\MetaTrader_tests\Strategy_1_MM_crossover_Hysteresis\12_11_Run1_No_SL_No_TP_SMA\Run_1.2_15_30\H4\Reports\TesterGraphReport2022.11.22.png"/>
+            <wp:cNvGraphicFramePr>
+              <a:graphicFrameLocks xmlns:a="http://schemas.openxmlformats.org/drawingml/2006/main" noChangeAspect="1"/>
+            </wp:cNvGraphicFramePr>
+            <a:graphic xmlns:a="http://schemas.openxmlformats.org/drawingml/2006/main">
+              <a:graphicData uri="http://schemas.openxmlformats.org/drawingml/2006/picture">
+                <pic:pic xmlns:pic="http://schemas.openxmlformats.org/drawingml/2006/picture">
+                  <pic:nvPicPr>
+                    <pic:cNvPr id="0" name="Picture 13" descr="C:\Users\franc\Documents\MetaTrader_tests\Strategy_1_MM_crossover_Hysteresis\12_11_Run1_No_SL_No_TP_SMA\Run_1.2_15_30\H4\Reports\TesterGraphReport2022.11.22.png"/>
+                    <pic:cNvPicPr>
+                      <a:picLocks noChangeAspect="1" noChangeArrowheads="1"/>
+                    </pic:cNvPicPr>
+                  </pic:nvPicPr>
+                  <pic:blipFill>
+                    <a:blip r:embed="rId22" cstate="print">
+                      <a:extLst>
+                        <a:ext uri="{28A0092B-C50C-407E-A947-70E740481C1C}">
+                          <a14:useLocalDpi xmlns:a14="http://schemas.microsoft.com/office/drawing/2010/main" val="0"/>
+                        </a:ext>
+                      </a:extLst>
+                    </a:blip>
+                    <a:srcRect/>
+                    <a:stretch>
+                      <a:fillRect/>
+                    </a:stretch>
+                  </pic:blipFill>
+                  <pic:spPr bwMode="auto">
+                    <a:xfrm>
+                      <a:off x="0" y="0"/>
+                      <a:ext cx="5731510" cy="1522879"/>
+                    </a:xfrm>
+                    <a:prstGeom prst="rect">
+                      <a:avLst/>
+                    </a:prstGeom>
+                    <a:noFill/>
+                    <a:ln>
+                      <a:noFill/>
+                    </a:ln>
+                  </pic:spPr>
+                </pic:pic>
+              </a:graphicData>
+            </a:graphic>
+          </wp:inline>
+        </w:drawing>
+      </w:r>
+    </w:p>
+    <w:p>
+      <w:pPr>
+        <w:pStyle w:val="Lgende"/>
+        <w:jc w:val="center"/>
+        <w:rPr>
+          <w:rFonts w:ascii="Arial" w:eastAsiaTheme="majorEastAsia" w:hAnsi="Arial" w:cs="Arial"/>
+          <w:color w:val="70AD47" w:themeColor="accent6"/>
+          <w:sz w:val="22"/>
+          <w:szCs w:val="22"/>
+          <w:lang w:val="en-US"/>
+        </w:rPr>
+      </w:pPr>
+      <w:r>
+        <w:t xml:space="preserve">Figure </w:t>
+      </w:r>
+      <w:fldSimple w:instr=" SEQ Figure \* ARABIC ">
+        <w:r>
+          <w:rPr>
+            <w:noProof/>
+          </w:rPr>
+          <w:t>12</w:t>
+        </w:r>
+      </w:fldSimple>
+      <w:r>
+        <w:t>15/30 CROSSOVER H</w:t>
+      </w:r>
+      <w:r>
+        <w:rPr>
+          <w:lang w:val="en-US"/>
+        </w:rPr>
+        <w:t>4</w:t>
+      </w:r>
+      <w:r>
+        <w:t xml:space="preserve"> RETURN</w:t>
+      </w:r>
+    </w:p>
+    <w:p>
+      <w:pPr>
+        <w:pStyle w:val="Paragraphedeliste"/>
+        <w:keepNext/>
+      </w:pPr>
+      <w:r>
+        <w:rPr>
+          <w:rFonts w:ascii="Arial" w:eastAsiaTheme="majorEastAsia" w:hAnsi="Arial" w:cs="Arial"/>
+          <w:noProof/>
+          <w:color w:val="70AD47" w:themeColor="accent6"/>
+          <w:sz w:val="22"/>
+          <w:szCs w:val="22"/>
+          <w:lang w:val="en-US"/>
+        </w:rPr>
+        <w:lastRenderedPageBreak/>
+        <w:drawing>
+          <wp:inline distT="0" distB="0" distL="0" distR="0" wp14:anchorId="23628F7C" wp14:editId="776C5802">
+            <wp:extent cx="5731510" cy="2664373"/>
+            <wp:effectExtent l="0" t="0" r="2540" b="3175"/>
+            <wp:docPr id="57" name="Image 57" descr="C:\Users\franc\Documents\MetaTrader_tests\Strategy_1_MM_crossover_Hysteresis\12_11_Run1_No_SL_No_TP_SMA\Run_1.2_15_30\H4\Reports\ReportTester-64022759-mfemae.png"/>
+            <wp:cNvGraphicFramePr>
+              <a:graphicFrameLocks xmlns:a="http://schemas.openxmlformats.org/drawingml/2006/main" noChangeAspect="1"/>
+            </wp:cNvGraphicFramePr>
+            <a:graphic xmlns:a="http://schemas.openxmlformats.org/drawingml/2006/main">
+              <a:graphicData uri="http://schemas.openxmlformats.org/drawingml/2006/picture">
+                <pic:pic xmlns:pic="http://schemas.openxmlformats.org/drawingml/2006/picture">
+                  <pic:nvPicPr>
+                    <pic:cNvPr id="0" name="Picture 12" descr="C:\Users\franc\Documents\MetaTrader_tests\Strategy_1_MM_crossover_Hysteresis\12_11_Run1_No_SL_No_TP_SMA\Run_1.2_15_30\H4\Reports\ReportTester-64022759-mfemae.png"/>
+                    <pic:cNvPicPr>
+                      <a:picLocks noChangeAspect="1" noChangeArrowheads="1"/>
+                    </pic:cNvPicPr>
+                  </pic:nvPicPr>
+                  <pic:blipFill>
+                    <a:blip r:embed="rId23">
+                      <a:extLst>
+                        <a:ext uri="{28A0092B-C50C-407E-A947-70E740481C1C}">
+                          <a14:useLocalDpi xmlns:a14="http://schemas.microsoft.com/office/drawing/2010/main" val="0"/>
+                        </a:ext>
+                      </a:extLst>
+                    </a:blip>
+                    <a:srcRect/>
+                    <a:stretch>
+                      <a:fillRect/>
+                    </a:stretch>
+                  </pic:blipFill>
+                  <pic:spPr bwMode="auto">
+                    <a:xfrm>
+                      <a:off x="0" y="0"/>
+                      <a:ext cx="5731510" cy="2664373"/>
+                    </a:xfrm>
+                    <a:prstGeom prst="rect">
+                      <a:avLst/>
+                    </a:prstGeom>
+                    <a:noFill/>
+                    <a:ln>
+                      <a:noFill/>
+                    </a:ln>
+                  </pic:spPr>
+                </pic:pic>
+              </a:graphicData>
+            </a:graphic>
+          </wp:inline>
+        </w:drawing>
+      </w:r>
+    </w:p>
+    <w:p>
+      <w:pPr>
+        <w:pStyle w:val="Lgende"/>
+        <w:jc w:val="center"/>
+        <w:rPr>
+          <w:rFonts w:ascii="Arial" w:eastAsiaTheme="majorEastAsia" w:hAnsi="Arial" w:cs="Arial"/>
+          <w:color w:val="70AD47" w:themeColor="accent6"/>
+          <w:sz w:val="22"/>
+          <w:szCs w:val="22"/>
+          <w:lang w:val="en-US"/>
+        </w:rPr>
+      </w:pPr>
+      <w:r>
+        <w:t xml:space="preserve">Figure </w:t>
+      </w:r>
+      <w:fldSimple w:instr=" SEQ Figure \* ARABIC ">
+        <w:r>
+          <w:rPr>
+            <w:noProof/>
+          </w:rPr>
+          <w:t>13</w:t>
+        </w:r>
+      </w:fldSimple>
+      <w:r>
+        <w:rPr>
+          <w:lang w:val="en-US"/>
+        </w:rPr>
+        <w:t xml:space="preserve"> 15/30 CROSSOVER H4</w:t>
+      </w:r>
+      <w:r>
+        <w:rPr>
+          <w:lang w:val="en-US"/>
+        </w:rPr>
+        <w:t xml:space="preserve"> MAE/MFE</w:t>
+      </w:r>
+    </w:p>
+    <w:p>
+      <w:pPr>
+        <w:pStyle w:val="Paragraphedeliste"/>
+        <w:numPr>
+          <w:ilvl w:val="5"/>
+          <w:numId w:val="1"/>
+        </w:numPr>
+        <w:rPr>
+          <w:rFonts w:ascii="Arial" w:eastAsiaTheme="majorEastAsia" w:hAnsi="Arial" w:cs="Arial"/>
+          <w:color w:val="70AD47" w:themeColor="accent6"/>
+          <w:sz w:val="22"/>
+          <w:szCs w:val="22"/>
+          <w:lang w:val="en-US"/>
+        </w:rPr>
+      </w:pPr>
+      <w:r>
+        <w:rPr>
+          <w:rFonts w:ascii="Arial" w:eastAsiaTheme="majorEastAsia" w:hAnsi="Arial" w:cs="Arial"/>
+          <w:color w:val="70AD47" w:themeColor="accent6"/>
+          <w:sz w:val="22"/>
+          <w:szCs w:val="22"/>
+          <w:lang w:val="en-US"/>
+        </w:rPr>
+        <w:t>Python returns</w:t>
+      </w:r>
+    </w:p>
+    <w:p>
+      <w:pPr>
+        <w:pStyle w:val="Paragraphedeliste"/>
+        <w:numPr>
+          <w:ilvl w:val="5"/>
+          <w:numId w:val="1"/>
+        </w:numPr>
+        <w:rPr>
+          <w:rFonts w:ascii="Arial" w:eastAsiaTheme="majorEastAsia" w:hAnsi="Arial" w:cs="Arial"/>
+          <w:color w:val="70AD47" w:themeColor="accent6"/>
+          <w:sz w:val="22"/>
+          <w:szCs w:val="22"/>
+          <w:lang w:val="en-US"/>
+        </w:rPr>
+      </w:pPr>
+      <w:r>
+        <w:rPr>
+          <w:rFonts w:ascii="Arial" w:eastAsiaTheme="majorEastAsia" w:hAnsi="Arial" w:cs="Arial"/>
+          <w:color w:val="70AD47" w:themeColor="accent6"/>
+          <w:sz w:val="22"/>
+          <w:szCs w:val="22"/>
+          <w:lang w:val="en-US"/>
+        </w:rPr>
+        <w:t>Python correlations</w:t>
+      </w:r>
+    </w:p>
+    <w:p>
+      <w:pPr>
+        <w:pStyle w:val="Paragraphedeliste"/>
+        <w:numPr>
+          <w:ilvl w:val="5"/>
+          <w:numId w:val="1"/>
+        </w:numPr>
+        <w:rPr>
+          <w:rFonts w:ascii="Arial" w:eastAsiaTheme="majorEastAsia" w:hAnsi="Arial" w:cs="Arial"/>
+          <w:color w:val="70AD47" w:themeColor="accent6"/>
+          <w:sz w:val="22"/>
+          <w:szCs w:val="22"/>
+          <w:lang w:val="en-US"/>
+        </w:rPr>
+      </w:pPr>
+      <w:r>
+        <w:rPr>
+          <w:rFonts w:ascii="Arial" w:eastAsiaTheme="majorEastAsia" w:hAnsi="Arial" w:cs="Arial"/>
+          <w:color w:val="70AD47" w:themeColor="accent6"/>
+          <w:sz w:val="22"/>
+          <w:szCs w:val="22"/>
+          <w:lang w:val="en-US"/>
+        </w:rPr>
+        <w:t>Python SL/TP Histogram</w:t>
+      </w:r>
+    </w:p>
+    <w:p>
+      <w:pPr>
+        <w:pStyle w:val="Paragraphedeliste"/>
+        <w:numPr>
+          <w:ilvl w:val="5"/>
+          <w:numId w:val="1"/>
+        </w:numPr>
+        <w:rPr>
+          <w:rFonts w:ascii="Arial" w:eastAsiaTheme="majorEastAsia" w:hAnsi="Arial" w:cs="Arial"/>
+          <w:color w:val="70AD47" w:themeColor="accent6"/>
+          <w:sz w:val="22"/>
+          <w:szCs w:val="22"/>
+          <w:lang w:val="en-US"/>
+        </w:rPr>
+      </w:pPr>
+      <w:r>
+        <w:rPr>
+          <w:rFonts w:ascii="Arial" w:eastAsiaTheme="majorEastAsia" w:hAnsi="Arial" w:cs="Arial"/>
+          <w:color w:val="70AD47" w:themeColor="accent6"/>
+          <w:sz w:val="22"/>
+          <w:szCs w:val="22"/>
+          <w:lang w:val="en-US"/>
+        </w:rPr>
+        <w:t>Python trade duration</w:t>
+      </w:r>
+    </w:p>
+    <w:p>
+      <w:pPr>
+        <w:pStyle w:val="Titre4"/>
+        <w:numPr>
+          <w:ilvl w:val="4"/>
+          <w:numId w:val="1"/>
+        </w:numPr>
+        <w:rPr>
+          <w:rFonts w:ascii="Arial" w:hAnsi="Arial" w:cs="Arial"/>
+          <w:lang w:val="en-US"/>
+        </w:rPr>
+      </w:pPr>
+      <w:r>
+        <w:rPr>
+          <w:rFonts w:ascii="Arial" w:hAnsi="Arial" w:cs="Arial"/>
+          <w:lang w:val="en-US"/>
+        </w:rPr>
+        <w:t>D1</w:t>
+      </w:r>
+    </w:p>
+    <w:p>
+      <w:pPr>
+        <w:pStyle w:val="Paragraphedeliste"/>
+        <w:numPr>
+          <w:ilvl w:val="5"/>
+          <w:numId w:val="1"/>
+        </w:numPr>
+        <w:rPr>
+          <w:rFonts w:ascii="Arial" w:eastAsiaTheme="majorEastAsia" w:hAnsi="Arial" w:cs="Arial"/>
+          <w:color w:val="70AD47" w:themeColor="accent6"/>
+          <w:sz w:val="22"/>
+          <w:szCs w:val="22"/>
+          <w:lang w:val="en-US"/>
+        </w:rPr>
+      </w:pPr>
+      <w:r>
+        <w:rPr>
+          <w:rFonts w:ascii="Arial" w:eastAsiaTheme="majorEastAsia" w:hAnsi="Arial" w:cs="Arial"/>
+          <w:color w:val="70AD47" w:themeColor="accent6"/>
+          <w:sz w:val="22"/>
+          <w:szCs w:val="22"/>
+          <w:lang w:val="en-US"/>
+        </w:rPr>
+        <w:t>Mql5 returns</w:t>
+      </w:r>
+    </w:p>
+    <w:p>
+      <w:pPr>
+        <w:pStyle w:val="Paragraphedeliste"/>
+        <w:keepNext/>
+      </w:pPr>
+      <w:r>
+        <w:rPr>
+          <w:rFonts w:ascii="Arial" w:eastAsiaTheme="majorEastAsia" w:hAnsi="Arial" w:cs="Arial"/>
+          <w:noProof/>
+          <w:color w:val="70AD47" w:themeColor="accent6"/>
+          <w:sz w:val="22"/>
+          <w:szCs w:val="22"/>
+          <w:lang w:val="en-US"/>
+        </w:rPr>
+        <w:drawing>
+          <wp:inline distT="0" distB="0" distL="0" distR="0" wp14:anchorId="4BFF90FA" wp14:editId="4BB1D969">
+            <wp:extent cx="5731510" cy="1522879"/>
+            <wp:effectExtent l="0" t="0" r="2540" b="1270"/>
+            <wp:docPr id="59" name="Image 59" descr="C:\Users\franc\Documents\MetaTrader_tests\Strategy_1_MM_crossover_Hysteresis\12_11_Run1_No_SL_No_TP_SMA\Run_1.2_15_30\D1\Reports\TesterGraphReport2022.11.22.png"/>
+            <wp:cNvGraphicFramePr>
+              <a:graphicFrameLocks xmlns:a="http://schemas.openxmlformats.org/drawingml/2006/main" noChangeAspect="1"/>
+            </wp:cNvGraphicFramePr>
+            <a:graphic xmlns:a="http://schemas.openxmlformats.org/drawingml/2006/main">
+              <a:graphicData uri="http://schemas.openxmlformats.org/drawingml/2006/picture">
+                <pic:pic xmlns:pic="http://schemas.openxmlformats.org/drawingml/2006/picture">
+                  <pic:nvPicPr>
+                    <pic:cNvPr id="0" name="Picture 14" descr="C:\Users\franc\Documents\MetaTrader_tests\Strategy_1_MM_crossover_Hysteresis\12_11_Run1_No_SL_No_TP_SMA\Run_1.2_15_30\D1\Reports\TesterGraphReport2022.11.22.png"/>
+                    <pic:cNvPicPr>
+                      <a:picLocks noChangeAspect="1" noChangeArrowheads="1"/>
+                    </pic:cNvPicPr>
+                  </pic:nvPicPr>
+                  <pic:blipFill>
+                    <a:blip r:embed="rId24" cstate="print">
+                      <a:extLst>
+                        <a:ext uri="{28A0092B-C50C-407E-A947-70E740481C1C}">
+                          <a14:useLocalDpi xmlns:a14="http://schemas.microsoft.com/office/drawing/2010/main" val="0"/>
+                        </a:ext>
+                      </a:extLst>
+                    </a:blip>
+                    <a:srcRect/>
+                    <a:stretch>
+                      <a:fillRect/>
+                    </a:stretch>
+                  </pic:blipFill>
+                  <pic:spPr bwMode="auto">
+                    <a:xfrm>
+                      <a:off x="0" y="0"/>
+                      <a:ext cx="5731510" cy="1522879"/>
+                    </a:xfrm>
+                    <a:prstGeom prst="rect">
+                      <a:avLst/>
+                    </a:prstGeom>
+                    <a:noFill/>
+                    <a:ln>
+                      <a:noFill/>
+                    </a:ln>
+                  </pic:spPr>
+                </pic:pic>
+              </a:graphicData>
+            </a:graphic>
+          </wp:inline>
+        </w:drawing>
+      </w:r>
+    </w:p>
+    <w:p>
+      <w:pPr>
+        <w:pStyle w:val="Lgende"/>
+        <w:jc w:val="center"/>
+        <w:rPr>
+          <w:rFonts w:ascii="Arial" w:eastAsiaTheme="majorEastAsia" w:hAnsi="Arial" w:cs="Arial"/>
+          <w:color w:val="70AD47" w:themeColor="accent6"/>
+          <w:sz w:val="22"/>
+          <w:szCs w:val="22"/>
+          <w:lang w:val="en-US"/>
+        </w:rPr>
+      </w:pPr>
+      <w:r>
+        <w:t xml:space="preserve">Figure </w:t>
+      </w:r>
+      <w:fldSimple w:instr=" SEQ Figure \* ARABIC ">
+        <w:r>
+          <w:rPr>
+            <w:noProof/>
+          </w:rPr>
+          <w:t>14</w:t>
+        </w:r>
+      </w:fldSimple>
+      <w:r>
+        <w:t xml:space="preserve">15/30 CROSSOVER </w:t>
+      </w:r>
+      <w:r>
+        <w:rPr>
+          <w:lang w:val="en-US"/>
+        </w:rPr>
+        <w:t>D</w:t>
+      </w:r>
+      <w:r>
+        <w:t>1 RETURN</w:t>
+      </w:r>
+    </w:p>
+    <w:p>
+      <w:pPr>
+        <w:pStyle w:val="Paragraphedeliste"/>
+        <w:keepNext/>
+      </w:pPr>
+      <w:r>
+        <w:rPr>
+          <w:rFonts w:ascii="Arial" w:eastAsiaTheme="majorEastAsia" w:hAnsi="Arial" w:cs="Arial"/>
+          <w:noProof/>
+          <w:color w:val="70AD47" w:themeColor="accent6"/>
+          <w:sz w:val="22"/>
+          <w:szCs w:val="22"/>
+          <w:lang w:val="en-US"/>
+        </w:rPr>
+        <w:lastRenderedPageBreak/>
+        <w:drawing>
+          <wp:inline distT="0" distB="0" distL="0" distR="0" wp14:anchorId="0318C98B" wp14:editId="69353268">
+            <wp:extent cx="5731510" cy="2664373"/>
+            <wp:effectExtent l="0" t="0" r="2540" b="3175"/>
+            <wp:docPr id="60" name="Image 60" descr="C:\Users\franc\Documents\MetaTrader_tests\Strategy_1_MM_crossover_Hysteresis\12_11_Run1_No_SL_No_TP_SMA\Run_1.2_15_30\D1\Reports\ReportTester-64022759-mfemae.png"/>
+            <wp:cNvGraphicFramePr>
+              <a:graphicFrameLocks xmlns:a="http://schemas.openxmlformats.org/drawingml/2006/main" noChangeAspect="1"/>
+            </wp:cNvGraphicFramePr>
+            <a:graphic xmlns:a="http://schemas.openxmlformats.org/drawingml/2006/main">
+              <a:graphicData uri="http://schemas.openxmlformats.org/drawingml/2006/picture">
+                <pic:pic xmlns:pic="http://schemas.openxmlformats.org/drawingml/2006/picture">
+                  <pic:nvPicPr>
+                    <pic:cNvPr id="0" name="Picture 15" descr="C:\Users\franc\Documents\MetaTrader_tests\Strategy_1_MM_crossover_Hysteresis\12_11_Run1_No_SL_No_TP_SMA\Run_1.2_15_30\D1\Reports\ReportTester-64022759-mfemae.png"/>
+                    <pic:cNvPicPr>
+                      <a:picLocks noChangeAspect="1" noChangeArrowheads="1"/>
+                    </pic:cNvPicPr>
+                  </pic:nvPicPr>
+                  <pic:blipFill>
+                    <a:blip r:embed="rId25">
+                      <a:extLst>
+                        <a:ext uri="{28A0092B-C50C-407E-A947-70E740481C1C}">
+                          <a14:useLocalDpi xmlns:a14="http://schemas.microsoft.com/office/drawing/2010/main" val="0"/>
+                        </a:ext>
+                      </a:extLst>
+                    </a:blip>
+                    <a:srcRect/>
+                    <a:stretch>
+                      <a:fillRect/>
+                    </a:stretch>
+                  </pic:blipFill>
+                  <pic:spPr bwMode="auto">
+                    <a:xfrm>
+                      <a:off x="0" y="0"/>
+                      <a:ext cx="5731510" cy="2664373"/>
+                    </a:xfrm>
+                    <a:prstGeom prst="rect">
+                      <a:avLst/>
+                    </a:prstGeom>
+                    <a:noFill/>
+                    <a:ln>
+                      <a:noFill/>
+                    </a:ln>
+                  </pic:spPr>
+                </pic:pic>
+              </a:graphicData>
+            </a:graphic>
+          </wp:inline>
+        </w:drawing>
+      </w:r>
+    </w:p>
+    <w:p>
+      <w:pPr>
+        <w:pStyle w:val="Lgende"/>
+        <w:jc w:val="center"/>
+        <w:rPr>
+          <w:rFonts w:ascii="Arial" w:eastAsiaTheme="majorEastAsia" w:hAnsi="Arial" w:cs="Arial"/>
+          <w:color w:val="70AD47" w:themeColor="accent6"/>
+          <w:sz w:val="22"/>
+          <w:szCs w:val="22"/>
+          <w:lang w:val="en-US"/>
+        </w:rPr>
+      </w:pPr>
+      <w:r>
+        <w:t xml:space="preserve">Figure </w:t>
+      </w:r>
+      <w:fldSimple w:instr=" SEQ Figure \* ARABIC ">
+        <w:r>
+          <w:rPr>
+            <w:noProof/>
+          </w:rPr>
+          <w:t>15</w:t>
+        </w:r>
+      </w:fldSimple>
+      <w:r>
+        <w:rPr>
+          <w:lang w:val="en-US"/>
+        </w:rPr>
+        <w:t xml:space="preserve"> 15/30 CROSSOVER D</w:t>
+      </w:r>
+      <w:r>
+        <w:rPr>
+          <w:lang w:val="en-US"/>
+        </w:rPr>
+        <w:t>1 MAE/MFE</w:t>
+      </w:r>
+    </w:p>
+    <w:p>
+      <w:pPr>
+        <w:pStyle w:val="Paragraphedeliste"/>
+        <w:numPr>
+          <w:ilvl w:val="5"/>
+          <w:numId w:val="1"/>
+        </w:numPr>
+        <w:rPr>
+          <w:rFonts w:ascii="Arial" w:eastAsiaTheme="majorEastAsia" w:hAnsi="Arial" w:cs="Arial"/>
+          <w:color w:val="70AD47" w:themeColor="accent6"/>
+          <w:sz w:val="22"/>
+          <w:szCs w:val="22"/>
+          <w:lang w:val="en-US"/>
+        </w:rPr>
+      </w:pPr>
+      <w:r>
+        <w:rPr>
+          <w:rFonts w:ascii="Arial" w:eastAsiaTheme="majorEastAsia" w:hAnsi="Arial" w:cs="Arial"/>
+          <w:color w:val="70AD47" w:themeColor="accent6"/>
+          <w:sz w:val="22"/>
+          <w:szCs w:val="22"/>
+          <w:lang w:val="en-US"/>
+        </w:rPr>
+        <w:t>Python returns</w:t>
+      </w:r>
+    </w:p>
+    <w:p>
+      <w:pPr>
+        <w:pStyle w:val="Paragraphedeliste"/>
+        <w:numPr>
+          <w:ilvl w:val="5"/>
+          <w:numId w:val="1"/>
+        </w:numPr>
+        <w:rPr>
+          <w:rFonts w:ascii="Arial" w:eastAsiaTheme="majorEastAsia" w:hAnsi="Arial" w:cs="Arial"/>
+          <w:color w:val="70AD47" w:themeColor="accent6"/>
+          <w:sz w:val="22"/>
+          <w:szCs w:val="22"/>
+          <w:lang w:val="en-US"/>
+        </w:rPr>
+      </w:pPr>
+      <w:r>
+        <w:rPr>
+          <w:rFonts w:ascii="Arial" w:eastAsiaTheme="majorEastAsia" w:hAnsi="Arial" w:cs="Arial"/>
+          <w:color w:val="70AD47" w:themeColor="accent6"/>
+          <w:sz w:val="22"/>
+          <w:szCs w:val="22"/>
+          <w:lang w:val="en-US"/>
+        </w:rPr>
+        <w:t>Python correlations</w:t>
+      </w:r>
+    </w:p>
+    <w:p>
+      <w:pPr>
+        <w:pStyle w:val="Paragraphedeliste"/>
+        <w:numPr>
+          <w:ilvl w:val="5"/>
+          <w:numId w:val="1"/>
+        </w:numPr>
+        <w:rPr>
+          <w:rFonts w:ascii="Arial" w:eastAsiaTheme="majorEastAsia" w:hAnsi="Arial" w:cs="Arial"/>
+          <w:color w:val="70AD47" w:themeColor="accent6"/>
+          <w:sz w:val="22"/>
+          <w:szCs w:val="22"/>
+          <w:lang w:val="en-US"/>
+        </w:rPr>
+      </w:pPr>
+      <w:r>
+        <w:rPr>
+          <w:rFonts w:ascii="Arial" w:eastAsiaTheme="majorEastAsia" w:hAnsi="Arial" w:cs="Arial"/>
+          <w:color w:val="70AD47" w:themeColor="accent6"/>
+          <w:sz w:val="22"/>
+          <w:szCs w:val="22"/>
+          <w:lang w:val="en-US"/>
+        </w:rPr>
+        <w:t>Python SL/TP Histogram</w:t>
+      </w:r>
+    </w:p>
+    <w:p>
+      <w:pPr>
+        <w:pStyle w:val="Paragraphedeliste"/>
+        <w:numPr>
+          <w:ilvl w:val="5"/>
+          <w:numId w:val="1"/>
+        </w:numPr>
+        <w:rPr>
+          <w:rFonts w:ascii="Arial" w:eastAsiaTheme="majorEastAsia" w:hAnsi="Arial" w:cs="Arial"/>
+          <w:color w:val="70AD47" w:themeColor="accent6"/>
+          <w:sz w:val="22"/>
+          <w:szCs w:val="22"/>
+          <w:lang w:val="en-US"/>
+        </w:rPr>
+      </w:pPr>
+      <w:r>
+        <w:rPr>
+          <w:rFonts w:ascii="Arial" w:eastAsiaTheme="majorEastAsia" w:hAnsi="Arial" w:cs="Arial"/>
+          <w:color w:val="70AD47" w:themeColor="accent6"/>
+          <w:sz w:val="22"/>
+          <w:szCs w:val="22"/>
+          <w:lang w:val="en-US"/>
+        </w:rPr>
+        <w:t>Python trade duration</w:t>
+      </w:r>
+    </w:p>
+    <w:p>
+      <w:pPr>
+        <w:pStyle w:val="Titre4"/>
+        <w:numPr>
+          <w:ilvl w:val="4"/>
+          <w:numId w:val="1"/>
+        </w:numPr>
+        <w:rPr>
+          <w:rFonts w:ascii="Arial" w:hAnsi="Arial" w:cs="Arial"/>
+          <w:lang w:val="en-US"/>
+        </w:rPr>
+      </w:pPr>
+      <w:r>
+        <w:rPr>
+          <w:rFonts w:ascii="Arial" w:hAnsi="Arial" w:cs="Arial"/>
+          <w:lang w:val="en-US"/>
+        </w:rPr>
+        <w:t>W1</w:t>
+      </w:r>
+    </w:p>
+    <w:p>
+      <w:pPr>
+        <w:pStyle w:val="Paragraphedeliste"/>
+        <w:numPr>
+          <w:ilvl w:val="5"/>
+          <w:numId w:val="1"/>
+        </w:numPr>
+        <w:rPr>
+          <w:rFonts w:ascii="Arial" w:eastAsiaTheme="majorEastAsia" w:hAnsi="Arial" w:cs="Arial"/>
+          <w:color w:val="70AD47" w:themeColor="accent6"/>
+          <w:sz w:val="22"/>
+          <w:szCs w:val="22"/>
+          <w:lang w:val="en-US"/>
+        </w:rPr>
+      </w:pPr>
+      <w:r>
+        <w:rPr>
+          <w:rFonts w:ascii="Arial" w:eastAsiaTheme="majorEastAsia" w:hAnsi="Arial" w:cs="Arial"/>
+          <w:color w:val="70AD47" w:themeColor="accent6"/>
+          <w:sz w:val="22"/>
+          <w:szCs w:val="22"/>
+          <w:lang w:val="en-US"/>
+        </w:rPr>
+        <w:t>Mql5 returns</w:t>
+      </w:r>
+    </w:p>
+    <w:p>
+      <w:pPr>
+        <w:pStyle w:val="Paragraphedeliste"/>
+        <w:keepNext/>
+      </w:pPr>
+      <w:r>
+        <w:rPr>
+          <w:rFonts w:ascii="Arial" w:eastAsiaTheme="majorEastAsia" w:hAnsi="Arial" w:cs="Arial"/>
+          <w:noProof/>
+          <w:color w:val="70AD47" w:themeColor="accent6"/>
+          <w:sz w:val="22"/>
+          <w:szCs w:val="22"/>
+          <w:lang w:val="en-US"/>
+        </w:rPr>
+        <w:drawing>
+          <wp:inline distT="0" distB="0" distL="0" distR="0" wp14:anchorId="0ED3B388" wp14:editId="6911AEDE">
+            <wp:extent cx="5731510" cy="1522879"/>
+            <wp:effectExtent l="0" t="0" r="2540" b="1270"/>
+            <wp:docPr id="61" name="Image 61" descr="C:\Users\franc\Documents\MetaTrader_tests\Strategy_1_MM_crossover_Hysteresis\12_11_Run1_No_SL_No_TP_SMA\Run_1.2_15_30\W1\Reports\TesterGraphReport2022.11.22.png"/>
+            <wp:cNvGraphicFramePr>
+              <a:graphicFrameLocks xmlns:a="http://schemas.openxmlformats.org/drawingml/2006/main" noChangeAspect="1"/>
+            </wp:cNvGraphicFramePr>
+            <a:graphic xmlns:a="http://schemas.openxmlformats.org/drawingml/2006/main">
+              <a:graphicData uri="http://schemas.openxmlformats.org/drawingml/2006/picture">
+                <pic:pic xmlns:pic="http://schemas.openxmlformats.org/drawingml/2006/picture">
+                  <pic:nvPicPr>
+                    <pic:cNvPr id="0" name="Picture 16" descr="C:\Users\franc\Documents\MetaTrader_tests\Strategy_1_MM_crossover_Hysteresis\12_11_Run1_No_SL_No_TP_SMA\Run_1.2_15_30\W1\Reports\TesterGraphReport2022.11.22.png"/>
+                    <pic:cNvPicPr>
+                      <a:picLocks noChangeAspect="1" noChangeArrowheads="1"/>
+                    </pic:cNvPicPr>
+                  </pic:nvPicPr>
+                  <pic:blipFill>
+                    <a:blip r:embed="rId26" cstate="print">
+                      <a:extLst>
+                        <a:ext uri="{28A0092B-C50C-407E-A947-70E740481C1C}">
+                          <a14:useLocalDpi xmlns:a14="http://schemas.microsoft.com/office/drawing/2010/main" val="0"/>
+                        </a:ext>
+                      </a:extLst>
+                    </a:blip>
+                    <a:srcRect/>
+                    <a:stretch>
+                      <a:fillRect/>
+                    </a:stretch>
+                  </pic:blipFill>
+                  <pic:spPr bwMode="auto">
+                    <a:xfrm>
+                      <a:off x="0" y="0"/>
+                      <a:ext cx="5731510" cy="1522879"/>
+                    </a:xfrm>
+                    <a:prstGeom prst="rect">
+                      <a:avLst/>
+                    </a:prstGeom>
+                    <a:noFill/>
+                    <a:ln>
+                      <a:noFill/>
+                    </a:ln>
+                  </pic:spPr>
+                </pic:pic>
+              </a:graphicData>
+            </a:graphic>
+          </wp:inline>
+        </w:drawing>
+      </w:r>
+    </w:p>
+    <w:p>
+      <w:pPr>
+        <w:pStyle w:val="Lgende"/>
+        <w:jc w:val="center"/>
+        <w:rPr>
+          <w:rFonts w:ascii="Arial" w:eastAsiaTheme="majorEastAsia" w:hAnsi="Arial" w:cs="Arial"/>
+          <w:color w:val="70AD47" w:themeColor="accent6"/>
+          <w:sz w:val="22"/>
+          <w:szCs w:val="22"/>
+          <w:lang w:val="en-US"/>
+        </w:rPr>
+      </w:pPr>
+      <w:r>
+        <w:t xml:space="preserve">Figure </w:t>
+      </w:r>
+      <w:fldSimple w:instr=" SEQ Figure \* ARABIC ">
+        <w:r>
+          <w:rPr>
+            <w:noProof/>
+          </w:rPr>
+          <w:t>16</w:t>
+        </w:r>
+      </w:fldSimple>
+      <w:r>
+        <w:t xml:space="preserve">15/30 CROSSOVER </w:t>
+      </w:r>
+      <w:r>
+        <w:rPr>
+          <w:lang w:val="en-US"/>
+        </w:rPr>
+        <w:t>W</w:t>
+      </w:r>
+      <w:r>
+        <w:t>1 RETURN</w:t>
+      </w:r>
+    </w:p>
+    <w:p>
+      <w:pPr>
+        <w:pStyle w:val="Paragraphedeliste"/>
+        <w:keepNext/>
+      </w:pPr>
+      <w:r>
+        <w:rPr>
+          <w:rFonts w:ascii="Arial" w:eastAsiaTheme="majorEastAsia" w:hAnsi="Arial" w:cs="Arial"/>
+          <w:noProof/>
+          <w:color w:val="70AD47" w:themeColor="accent6"/>
+          <w:sz w:val="22"/>
+          <w:szCs w:val="22"/>
+          <w:lang w:val="en-US"/>
+        </w:rPr>
+        <w:lastRenderedPageBreak/>
+        <w:drawing>
+          <wp:inline distT="0" distB="0" distL="0" distR="0" wp14:anchorId="1680D0F5" wp14:editId="24A376EA">
+            <wp:extent cx="5731510" cy="2664373"/>
+            <wp:effectExtent l="0" t="0" r="2540" b="3175"/>
+            <wp:docPr id="62" name="Image 62" descr="C:\Users\franc\Documents\MetaTrader_tests\Strategy_1_MM_crossover_Hysteresis\12_11_Run1_No_SL_No_TP_SMA\Run_1.2_15_30\W1\Reports\ReportTester-64022759-mfemae.png"/>
+            <wp:cNvGraphicFramePr>
+              <a:graphicFrameLocks xmlns:a="http://schemas.openxmlformats.org/drawingml/2006/main" noChangeAspect="1"/>
+            </wp:cNvGraphicFramePr>
+            <a:graphic xmlns:a="http://schemas.openxmlformats.org/drawingml/2006/main">
+              <a:graphicData uri="http://schemas.openxmlformats.org/drawingml/2006/picture">
+                <pic:pic xmlns:pic="http://schemas.openxmlformats.org/drawingml/2006/picture">
+                  <pic:nvPicPr>
+                    <pic:cNvPr id="0" name="Picture 17" descr="C:\Users\franc\Documents\MetaTrader_tests\Strategy_1_MM_crossover_Hysteresis\12_11_Run1_No_SL_No_TP_SMA\Run_1.2_15_30\W1\Reports\ReportTester-64022759-mfemae.png"/>
+                    <pic:cNvPicPr>
+                      <a:picLocks noChangeAspect="1" noChangeArrowheads="1"/>
+                    </pic:cNvPicPr>
+                  </pic:nvPicPr>
+                  <pic:blipFill>
+                    <a:blip r:embed="rId27">
+                      <a:extLst>
+                        <a:ext uri="{28A0092B-C50C-407E-A947-70E740481C1C}">
+                          <a14:useLocalDpi xmlns:a14="http://schemas.microsoft.com/office/drawing/2010/main" val="0"/>
+                        </a:ext>
+                      </a:extLst>
+                    </a:blip>
+                    <a:srcRect/>
+                    <a:stretch>
+                      <a:fillRect/>
+                    </a:stretch>
+                  </pic:blipFill>
+                  <pic:spPr bwMode="auto">
+                    <a:xfrm>
+                      <a:off x="0" y="0"/>
+                      <a:ext cx="5731510" cy="2664373"/>
+                    </a:xfrm>
+                    <a:prstGeom prst="rect">
+                      <a:avLst/>
+                    </a:prstGeom>
+                    <a:noFill/>
+                    <a:ln>
+                      <a:noFill/>
+                    </a:ln>
+                  </pic:spPr>
+                </pic:pic>
+              </a:graphicData>
+            </a:graphic>
+          </wp:inline>
+        </w:drawing>
+      </w:r>
+    </w:p>
+    <w:p>
+      <w:pPr>
+        <w:pStyle w:val="Lgende"/>
+        <w:jc w:val="center"/>
+        <w:rPr>
+          <w:rFonts w:ascii="Arial" w:eastAsiaTheme="majorEastAsia" w:hAnsi="Arial" w:cs="Arial"/>
+          <w:color w:val="70AD47" w:themeColor="accent6"/>
+          <w:sz w:val="22"/>
+          <w:szCs w:val="22"/>
+          <w:lang w:val="en-US"/>
+        </w:rPr>
+      </w:pPr>
+      <w:r>
+        <w:t xml:space="preserve">Figure </w:t>
+      </w:r>
+      <w:fldSimple w:instr=" SEQ Figure \* ARABIC ">
+        <w:r>
+          <w:rPr>
+            <w:noProof/>
+          </w:rPr>
+          <w:t>17</w:t>
+        </w:r>
+      </w:fldSimple>
+      <w:r>
+        <w:rPr>
+          <w:lang w:val="en-US"/>
+        </w:rPr>
+        <w:t xml:space="preserve"> 15/30 CROSSOVER W</w:t>
+      </w:r>
+      <w:r>
+        <w:rPr>
+          <w:lang w:val="en-US"/>
+        </w:rPr>
+        <w:t>1 MAE/MFE</w:t>
+      </w:r>
+    </w:p>
+    <w:p>
+      <w:pPr>
+        <w:pStyle w:val="Paragraphedeliste"/>
+        <w:numPr>
+          <w:ilvl w:val="5"/>
+          <w:numId w:val="1"/>
+        </w:numPr>
+        <w:rPr>
+          <w:rFonts w:ascii="Arial" w:eastAsiaTheme="majorEastAsia" w:hAnsi="Arial" w:cs="Arial"/>
+          <w:color w:val="70AD47" w:themeColor="accent6"/>
+          <w:sz w:val="22"/>
+          <w:szCs w:val="22"/>
+          <w:lang w:val="en-US"/>
+        </w:rPr>
+      </w:pPr>
+      <w:r>
+        <w:rPr>
+          <w:rFonts w:ascii="Arial" w:eastAsiaTheme="majorEastAsia" w:hAnsi="Arial" w:cs="Arial"/>
+          <w:color w:val="70AD47" w:themeColor="accent6"/>
+          <w:sz w:val="22"/>
+          <w:szCs w:val="22"/>
+          <w:lang w:val="en-US"/>
+        </w:rPr>
+        <w:t>Python returns</w:t>
+      </w:r>
+    </w:p>
+    <w:p>
+      <w:pPr>
+        <w:pStyle w:val="Paragraphedeliste"/>
+        <w:numPr>
+          <w:ilvl w:val="5"/>
+          <w:numId w:val="1"/>
+        </w:numPr>
+        <w:rPr>
+          <w:rFonts w:ascii="Arial" w:eastAsiaTheme="majorEastAsia" w:hAnsi="Arial" w:cs="Arial"/>
+          <w:color w:val="70AD47" w:themeColor="accent6"/>
+          <w:sz w:val="22"/>
+          <w:szCs w:val="22"/>
+          <w:lang w:val="en-US"/>
+        </w:rPr>
+      </w:pPr>
+      <w:r>
+        <w:rPr>
+          <w:rFonts w:ascii="Arial" w:eastAsiaTheme="majorEastAsia" w:hAnsi="Arial" w:cs="Arial"/>
+          <w:color w:val="70AD47" w:themeColor="accent6"/>
+          <w:sz w:val="22"/>
+          <w:szCs w:val="22"/>
+          <w:lang w:val="en-US"/>
+        </w:rPr>
+        <w:t>Python correlations</w:t>
+      </w:r>
+    </w:p>
+    <w:p>
+      <w:pPr>
+        <w:pStyle w:val="Paragraphedeliste"/>
+        <w:numPr>
+          <w:ilvl w:val="5"/>
+          <w:numId w:val="1"/>
+        </w:numPr>
+        <w:rPr>
+          <w:rFonts w:ascii="Arial" w:eastAsiaTheme="majorEastAsia" w:hAnsi="Arial" w:cs="Arial"/>
+          <w:color w:val="70AD47" w:themeColor="accent6"/>
+          <w:sz w:val="22"/>
+          <w:szCs w:val="22"/>
+          <w:lang w:val="en-US"/>
+        </w:rPr>
+      </w:pPr>
+      <w:r>
+        <w:rPr>
+          <w:rFonts w:ascii="Arial" w:eastAsiaTheme="majorEastAsia" w:hAnsi="Arial" w:cs="Arial"/>
+          <w:color w:val="70AD47" w:themeColor="accent6"/>
+          <w:sz w:val="22"/>
+          <w:szCs w:val="22"/>
+          <w:lang w:val="en-US"/>
+        </w:rPr>
+        <w:t>Python SL/TP Histogram</w:t>
+      </w:r>
+    </w:p>
+    <w:p>
+      <w:pPr>
+        <w:pStyle w:val="Paragraphedeliste"/>
+        <w:numPr>
+          <w:ilvl w:val="5"/>
+          <w:numId w:val="1"/>
+        </w:numPr>
+        <w:rPr>
+          <w:rFonts w:ascii="Arial" w:eastAsiaTheme="majorEastAsia" w:hAnsi="Arial" w:cs="Arial"/>
+          <w:color w:val="70AD47" w:themeColor="accent6"/>
+          <w:sz w:val="22"/>
+          <w:szCs w:val="22"/>
+          <w:lang w:val="en-US"/>
+        </w:rPr>
+      </w:pPr>
+      <w:r>
+        <w:rPr>
+          <w:rFonts w:ascii="Arial" w:eastAsiaTheme="majorEastAsia" w:hAnsi="Arial" w:cs="Arial"/>
+          <w:color w:val="70AD47" w:themeColor="accent6"/>
+          <w:sz w:val="22"/>
+          <w:szCs w:val="22"/>
+          <w:lang w:val="en-US"/>
+        </w:rPr>
+        <w:t>Python trade duration</w:t>
+      </w:r>
+    </w:p>
+    <w:p>
+      <w:pPr>
+        <w:pStyle w:val="Titre4"/>
+        <w:numPr>
+          <w:ilvl w:val="3"/>
+          <w:numId w:val="1"/>
+        </w:numPr>
+        <w:rPr>
+          <w:rFonts w:ascii="Arial" w:hAnsi="Arial" w:cs="Arial"/>
+          <w:lang w:val="en-US"/>
+        </w:rPr>
+      </w:pPr>
+      <w:r>
+        <w:rPr>
+          <w:rFonts w:ascii="Arial" w:hAnsi="Arial" w:cs="Arial"/>
+          <w:lang w:val="en-US"/>
+        </w:rPr>
+        <w:t>21/50</w:t>
+      </w:r>
+    </w:p>
+    <w:p>
+      <w:pPr>
+        <w:pStyle w:val="Titre4"/>
+        <w:numPr>
+          <w:ilvl w:val="4"/>
+          <w:numId w:val="1"/>
+        </w:numPr>
+        <w:rPr>
+          <w:rFonts w:ascii="Arial" w:hAnsi="Arial" w:cs="Arial"/>
+          <w:lang w:val="en-US"/>
+        </w:rPr>
+      </w:pPr>
+      <w:r>
+        <w:rPr>
+          <w:rFonts w:ascii="Arial" w:hAnsi="Arial" w:cs="Arial"/>
+          <w:lang w:val="en-US"/>
+        </w:rPr>
         <w:t>H1</w:t>
       </w:r>
     </w:p>
@@ -3324,6 +5677,233 @@
     <w:p>
       <w:pPr>
         <w:pStyle w:val="Paragraphedeliste"/>
+        <w:ind w:left="1440"/>
+        <w:rPr>
+          <w:rFonts w:ascii="Arial" w:eastAsiaTheme="majorEastAsia" w:hAnsi="Arial" w:cs="Arial"/>
+          <w:noProof/>
+          <w:color w:val="70AD47" w:themeColor="accent6"/>
+          <w:sz w:val="22"/>
+          <w:szCs w:val="22"/>
+          <w:lang w:val="en-US"/>
+        </w:rPr>
+      </w:pPr>
+    </w:p>
+    <w:p>
+      <w:pPr>
+        <w:pStyle w:val="Paragraphedeliste"/>
+        <w:keepNext/>
+      </w:pPr>
+      <w:r>
+        <w:rPr>
+          <w:rFonts w:ascii="Arial" w:eastAsiaTheme="majorEastAsia" w:hAnsi="Arial" w:cs="Arial"/>
+          <w:noProof/>
+          <w:color w:val="70AD47" w:themeColor="accent6"/>
+          <w:sz w:val="22"/>
+          <w:szCs w:val="22"/>
+          <w:lang w:val="en-US"/>
+        </w:rPr>
+        <w:drawing>
+          <wp:inline distT="0" distB="0" distL="0" distR="0" wp14:anchorId="1F65F2CA" wp14:editId="6255224D">
+            <wp:extent cx="5731510" cy="1522730"/>
+            <wp:effectExtent l="0" t="0" r="2540" b="1270"/>
+            <wp:docPr id="63" name="Image 63" descr="C:\Users\franc\Documents\MetaTrader_tests\Strategy_1_MM_crossover_Hysteresis\12_11_Run1_No_SL_No_TP_SMA\Run_1.3_20_50\H1\Reports\TesterGraphReport2022.11.23.png"/>
+            <wp:cNvGraphicFramePr>
+              <a:graphicFrameLocks xmlns:a="http://schemas.openxmlformats.org/drawingml/2006/main" noChangeAspect="1"/>
+            </wp:cNvGraphicFramePr>
+            <a:graphic xmlns:a="http://schemas.openxmlformats.org/drawingml/2006/main">
+              <a:graphicData uri="http://schemas.openxmlformats.org/drawingml/2006/picture">
+                <pic:pic xmlns:pic="http://schemas.openxmlformats.org/drawingml/2006/picture">
+                  <pic:nvPicPr>
+                    <pic:cNvPr id="0" name="Picture 18" descr="C:\Users\franc\Documents\MetaTrader_tests\Strategy_1_MM_crossover_Hysteresis\12_11_Run1_No_SL_No_TP_SMA\Run_1.3_20_50\H1\Reports\TesterGraphReport2022.11.23.png"/>
+                    <pic:cNvPicPr>
+                      <a:picLocks noChangeAspect="1" noChangeArrowheads="1"/>
+                    </pic:cNvPicPr>
+                  </pic:nvPicPr>
+                  <pic:blipFill>
+                    <a:blip r:embed="rId28" cstate="print">
+                      <a:extLst>
+                        <a:ext uri="{28A0092B-C50C-407E-A947-70E740481C1C}">
+                          <a14:useLocalDpi xmlns:a14="http://schemas.microsoft.com/office/drawing/2010/main" val="0"/>
+                        </a:ext>
+                      </a:extLst>
+                    </a:blip>
+                    <a:srcRect/>
+                    <a:stretch>
+                      <a:fillRect/>
+                    </a:stretch>
+                  </pic:blipFill>
+                  <pic:spPr bwMode="auto">
+                    <a:xfrm>
+                      <a:off x="0" y="0"/>
+                      <a:ext cx="5731510" cy="1522730"/>
+                    </a:xfrm>
+                    <a:prstGeom prst="rect">
+                      <a:avLst/>
+                    </a:prstGeom>
+                    <a:noFill/>
+                    <a:ln>
+                      <a:noFill/>
+                    </a:ln>
+                  </pic:spPr>
+                </pic:pic>
+              </a:graphicData>
+            </a:graphic>
+          </wp:inline>
+        </w:drawing>
+      </w:r>
+    </w:p>
+    <w:p>
+      <w:pPr>
+        <w:pStyle w:val="Lgende"/>
+        <w:jc w:val="center"/>
+        <w:rPr>
+          <w:rFonts w:ascii="Arial" w:eastAsiaTheme="majorEastAsia" w:hAnsi="Arial" w:cs="Arial"/>
+          <w:noProof/>
+          <w:color w:val="70AD47" w:themeColor="accent6"/>
+          <w:sz w:val="22"/>
+          <w:szCs w:val="22"/>
+          <w:lang w:val="en-US"/>
+        </w:rPr>
+      </w:pPr>
+      <w:r>
+        <w:t xml:space="preserve">Figure </w:t>
+      </w:r>
+      <w:fldSimple w:instr=" SEQ Figure \* ARABIC ">
+        <w:r>
+          <w:rPr>
+            <w:noProof/>
+          </w:rPr>
+          <w:t>18</w:t>
+        </w:r>
+      </w:fldSimple>
+      <w:r>
+        <w:rPr>
+          <w:lang w:val="en-US"/>
+        </w:rPr>
+        <w:t xml:space="preserve"> 21/50</w:t>
+      </w:r>
+      <w:r>
+        <w:t xml:space="preserve"> CROSSOVER H1 RETURN</w:t>
+      </w:r>
+    </w:p>
+    <w:p>
+      <w:pPr>
+        <w:pStyle w:val="Paragraphedeliste"/>
+        <w:ind w:left="1440"/>
+        <w:rPr>
+          <w:rFonts w:ascii="Arial" w:eastAsiaTheme="majorEastAsia" w:hAnsi="Arial" w:cs="Arial"/>
+          <w:color w:val="70AD47" w:themeColor="accent6"/>
+          <w:sz w:val="22"/>
+          <w:szCs w:val="22"/>
+          <w:lang w:val="en-US"/>
+        </w:rPr>
+      </w:pPr>
+    </w:p>
+    <w:p>
+      <w:pPr>
+        <w:pStyle w:val="Paragraphedeliste"/>
+        <w:keepNext/>
+        <w:ind w:left="0"/>
+      </w:pPr>
+      <w:r>
+        <w:rPr>
+          <w:rFonts w:ascii="Arial" w:eastAsiaTheme="majorEastAsia" w:hAnsi="Arial" w:cs="Arial"/>
+          <w:noProof/>
+          <w:color w:val="70AD47" w:themeColor="accent6"/>
+          <w:sz w:val="22"/>
+          <w:szCs w:val="22"/>
+          <w:lang w:val="en-US"/>
+        </w:rPr>
+        <w:lastRenderedPageBreak/>
+        <w:drawing>
+          <wp:inline distT="0" distB="0" distL="0" distR="0" wp14:anchorId="670394DC" wp14:editId="7F7DA989">
+            <wp:extent cx="5731510" cy="2664373"/>
+            <wp:effectExtent l="0" t="0" r="2540" b="3175"/>
+            <wp:docPr id="64" name="Image 64" descr="C:\Users\franc\Documents\MetaTrader_tests\Strategy_1_MM_crossover_Hysteresis\12_11_Run1_No_SL_No_TP_SMA\Run_1.3_20_50\H1\Reports\ReportTester-64022759-mfemae.png"/>
+            <wp:cNvGraphicFramePr>
+              <a:graphicFrameLocks xmlns:a="http://schemas.openxmlformats.org/drawingml/2006/main" noChangeAspect="1"/>
+            </wp:cNvGraphicFramePr>
+            <a:graphic xmlns:a="http://schemas.openxmlformats.org/drawingml/2006/main">
+              <a:graphicData uri="http://schemas.openxmlformats.org/drawingml/2006/picture">
+                <pic:pic xmlns:pic="http://schemas.openxmlformats.org/drawingml/2006/picture">
+                  <pic:nvPicPr>
+                    <pic:cNvPr id="0" name="Picture 19" descr="C:\Users\franc\Documents\MetaTrader_tests\Strategy_1_MM_crossover_Hysteresis\12_11_Run1_No_SL_No_TP_SMA\Run_1.3_20_50\H1\Reports\ReportTester-64022759-mfemae.png"/>
+                    <pic:cNvPicPr>
+                      <a:picLocks noChangeAspect="1" noChangeArrowheads="1"/>
+                    </pic:cNvPicPr>
+                  </pic:nvPicPr>
+                  <pic:blipFill>
+                    <a:blip r:embed="rId29">
+                      <a:extLst>
+                        <a:ext uri="{28A0092B-C50C-407E-A947-70E740481C1C}">
+                          <a14:useLocalDpi xmlns:a14="http://schemas.microsoft.com/office/drawing/2010/main" val="0"/>
+                        </a:ext>
+                      </a:extLst>
+                    </a:blip>
+                    <a:srcRect/>
+                    <a:stretch>
+                      <a:fillRect/>
+                    </a:stretch>
+                  </pic:blipFill>
+                  <pic:spPr bwMode="auto">
+                    <a:xfrm>
+                      <a:off x="0" y="0"/>
+                      <a:ext cx="5731510" cy="2664373"/>
+                    </a:xfrm>
+                    <a:prstGeom prst="rect">
+                      <a:avLst/>
+                    </a:prstGeom>
+                    <a:noFill/>
+                    <a:ln>
+                      <a:noFill/>
+                    </a:ln>
+                  </pic:spPr>
+                </pic:pic>
+              </a:graphicData>
+            </a:graphic>
+          </wp:inline>
+        </w:drawing>
+      </w:r>
+    </w:p>
+    <w:p>
+      <w:pPr>
+        <w:pStyle w:val="Lgende"/>
+        <w:jc w:val="center"/>
+        <w:rPr>
+          <w:rFonts w:ascii="Arial" w:eastAsiaTheme="majorEastAsia" w:hAnsi="Arial" w:cs="Arial"/>
+          <w:color w:val="70AD47" w:themeColor="accent6"/>
+          <w:sz w:val="22"/>
+          <w:szCs w:val="22"/>
+          <w:lang w:val="en-US"/>
+        </w:rPr>
+      </w:pPr>
+      <w:r>
+        <w:t xml:space="preserve">Figure </w:t>
+      </w:r>
+      <w:fldSimple w:instr=" SEQ Figure \* ARABIC ">
+        <w:r>
+          <w:rPr>
+            <w:noProof/>
+          </w:rPr>
+          <w:t>19</w:t>
+        </w:r>
+      </w:fldSimple>
+      <w:r>
+        <w:rPr>
+          <w:lang w:val="en-US"/>
+        </w:rPr>
+        <w:t xml:space="preserve"> 21/50</w:t>
+      </w:r>
+      <w:r>
+        <w:rPr>
+          <w:lang w:val="en-US"/>
+        </w:rPr>
+        <w:t xml:space="preserve"> CROSSOVER H1 MAE/MFE</w:t>
+      </w:r>
+    </w:p>
+    <w:p>
+      <w:pPr>
+        <w:pStyle w:val="Paragraphedeliste"/>
         <w:numPr>
           <w:ilvl w:val="5"/>
           <w:numId w:val="1"/>
@@ -3403,6 +5983,52 @@
       <w:pPr>
         <w:pStyle w:val="Paragraphedeliste"/>
         <w:numPr>
+          <w:ilvl w:val="6"/>
+          <w:numId w:val="1"/>
+        </w:numPr>
+        <w:rPr>
+          <w:rFonts w:ascii="Arial" w:eastAsiaTheme="majorEastAsia" w:hAnsi="Arial" w:cs="Arial"/>
+          <w:color w:val="70AD47" w:themeColor="accent6"/>
+          <w:sz w:val="22"/>
+          <w:szCs w:val="22"/>
+          <w:lang w:val="en-US"/>
+        </w:rPr>
+      </w:pPr>
+      <w:r>
+        <w:rPr>
+          <w:rFonts w:ascii="Arial" w:eastAsiaTheme="majorEastAsia" w:hAnsi="Arial" w:cs="Arial"/>
+          <w:color w:val="70AD47" w:themeColor="accent6"/>
+          <w:sz w:val="22"/>
+          <w:szCs w:val="22"/>
+          <w:lang w:val="en-US"/>
+        </w:rPr>
+        <w:t>Python trade duration</w:t>
+      </w:r>
+    </w:p>
+    <w:p>
+      <w:pPr>
+        <w:pStyle w:val="Titre4"/>
+        <w:numPr>
+          <w:ilvl w:val="4"/>
+          <w:numId w:val="1"/>
+        </w:numPr>
+        <w:rPr>
+          <w:rFonts w:ascii="Arial" w:hAnsi="Arial" w:cs="Arial"/>
+          <w:lang w:val="en-US"/>
+        </w:rPr>
+      </w:pPr>
+      <w:r>
+        <w:rPr>
+          <w:rFonts w:ascii="Arial" w:hAnsi="Arial" w:cs="Arial"/>
+          <w:lang w:val="en-US"/>
+        </w:rPr>
+        <w:t>H4</w:t>
+      </w:r>
+    </w:p>
+    <w:p>
+      <w:pPr>
+        <w:pStyle w:val="Paragraphedeliste"/>
+        <w:numPr>
           <w:ilvl w:val="5"/>
           <w:numId w:val="1"/>
         </w:numPr>
@@ -3422,6 +6048,311 @@
           <w:szCs w:val="22"/>
           <w:lang w:val="en-US"/>
         </w:rPr>
+        <w:t>Mql5 returns</w:t>
+      </w:r>
+    </w:p>
+    <w:p>
+      <w:pPr>
+        <w:pStyle w:val="Paragraphedeliste"/>
+        <w:keepNext/>
+      </w:pPr>
+      <w:r>
+        <w:rPr>
+          <w:rFonts w:ascii="Arial" w:eastAsiaTheme="majorEastAsia" w:hAnsi="Arial" w:cs="Arial"/>
+          <w:noProof/>
+          <w:color w:val="70AD47" w:themeColor="accent6"/>
+          <w:sz w:val="22"/>
+          <w:szCs w:val="22"/>
+          <w:lang w:val="en-US"/>
+        </w:rPr>
+        <w:drawing>
+          <wp:inline distT="0" distB="0" distL="0" distR="0" wp14:anchorId="463B7FDA" wp14:editId="18BBBA8A">
+            <wp:extent cx="5731510" cy="1522879"/>
+            <wp:effectExtent l="0" t="0" r="2540" b="1270"/>
+            <wp:docPr id="65" name="Image 65" descr="C:\Users\franc\Documents\MetaTrader_tests\Strategy_1_MM_crossover_Hysteresis\12_11_Run1_No_SL_No_TP_SMA\Run_1.3_20_50\H4\Reports\TesterGraphReport2022.11.23.png"/>
+            <wp:cNvGraphicFramePr>
+              <a:graphicFrameLocks xmlns:a="http://schemas.openxmlformats.org/drawingml/2006/main" noChangeAspect="1"/>
+            </wp:cNvGraphicFramePr>
+            <a:graphic xmlns:a="http://schemas.openxmlformats.org/drawingml/2006/main">
+              <a:graphicData uri="http://schemas.openxmlformats.org/drawingml/2006/picture">
+                <pic:pic xmlns:pic="http://schemas.openxmlformats.org/drawingml/2006/picture">
+                  <pic:nvPicPr>
+                    <pic:cNvPr id="0" name="Picture 20" descr="C:\Users\franc\Documents\MetaTrader_tests\Strategy_1_MM_crossover_Hysteresis\12_11_Run1_No_SL_No_TP_SMA\Run_1.3_20_50\H4\Reports\TesterGraphReport2022.11.23.png"/>
+                    <pic:cNvPicPr>
+                      <a:picLocks noChangeAspect="1" noChangeArrowheads="1"/>
+                    </pic:cNvPicPr>
+                  </pic:nvPicPr>
+                  <pic:blipFill>
+                    <a:blip r:embed="rId30" cstate="print">
+                      <a:extLst>
+                        <a:ext uri="{28A0092B-C50C-407E-A947-70E740481C1C}">
+                          <a14:useLocalDpi xmlns:a14="http://schemas.microsoft.com/office/drawing/2010/main" val="0"/>
+                        </a:ext>
+                      </a:extLst>
+                    </a:blip>
+                    <a:srcRect/>
+                    <a:stretch>
+                      <a:fillRect/>
+                    </a:stretch>
+                  </pic:blipFill>
+                  <pic:spPr bwMode="auto">
+                    <a:xfrm>
+                      <a:off x="0" y="0"/>
+                      <a:ext cx="5731510" cy="1522879"/>
+                    </a:xfrm>
+                    <a:prstGeom prst="rect">
+                      <a:avLst/>
+                    </a:prstGeom>
+                    <a:noFill/>
+                    <a:ln>
+                      <a:noFill/>
+                    </a:ln>
+                  </pic:spPr>
+                </pic:pic>
+              </a:graphicData>
+            </a:graphic>
+          </wp:inline>
+        </w:drawing>
+      </w:r>
+    </w:p>
+    <w:p>
+      <w:pPr>
+        <w:pStyle w:val="Lgende"/>
+        <w:jc w:val="center"/>
+        <w:rPr>
+          <w:rFonts w:ascii="Arial" w:eastAsiaTheme="majorEastAsia" w:hAnsi="Arial" w:cs="Arial"/>
+          <w:color w:val="70AD47" w:themeColor="accent6"/>
+          <w:sz w:val="22"/>
+          <w:szCs w:val="22"/>
+          <w:lang w:val="en-US"/>
+        </w:rPr>
+      </w:pPr>
+      <w:r>
+        <w:t xml:space="preserve">Figure </w:t>
+      </w:r>
+      <w:fldSimple w:instr=" SEQ Figure \* ARABIC ">
+        <w:r>
+          <w:rPr>
+            <w:noProof/>
+          </w:rPr>
+          <w:t>20</w:t>
+        </w:r>
+      </w:fldSimple>
+      <w:r>
+        <w:t>21/50 CROSSOVER H</w:t>
+      </w:r>
+      <w:r>
+        <w:rPr>
+          <w:lang w:val="en-US"/>
+        </w:rPr>
+        <w:t>4</w:t>
+      </w:r>
+      <w:r>
+        <w:t xml:space="preserve"> RETURN</w:t>
+      </w:r>
+    </w:p>
+    <w:p>
+      <w:pPr>
+        <w:pStyle w:val="Paragraphedeliste"/>
+        <w:keepNext/>
+      </w:pPr>
+      <w:r>
+        <w:rPr>
+          <w:rFonts w:ascii="Arial" w:eastAsiaTheme="majorEastAsia" w:hAnsi="Arial" w:cs="Arial"/>
+          <w:noProof/>
+          <w:color w:val="70AD47" w:themeColor="accent6"/>
+          <w:sz w:val="22"/>
+          <w:szCs w:val="22"/>
+          <w:lang w:val="en-US"/>
+        </w:rPr>
+        <w:lastRenderedPageBreak/>
+        <w:drawing>
+          <wp:inline distT="0" distB="0" distL="0" distR="0" wp14:anchorId="52E7121D" wp14:editId="0DD352CD">
+            <wp:extent cx="5731510" cy="2664373"/>
+            <wp:effectExtent l="0" t="0" r="2540" b="3175"/>
+            <wp:docPr id="66" name="Image 66" descr="C:\Users\franc\Documents\MetaTrader_tests\Strategy_1_MM_crossover_Hysteresis\12_11_Run1_No_SL_No_TP_SMA\Run_1.3_20_50\H4\Reports\ReportTester-64022759-mfemae.png"/>
+            <wp:cNvGraphicFramePr>
+              <a:graphicFrameLocks xmlns:a="http://schemas.openxmlformats.org/drawingml/2006/main" noChangeAspect="1"/>
+            </wp:cNvGraphicFramePr>
+            <a:graphic xmlns:a="http://schemas.openxmlformats.org/drawingml/2006/main">
+              <a:graphicData uri="http://schemas.openxmlformats.org/drawingml/2006/picture">
+                <pic:pic xmlns:pic="http://schemas.openxmlformats.org/drawingml/2006/picture">
+                  <pic:nvPicPr>
+                    <pic:cNvPr id="0" name="Picture 21" descr="C:\Users\franc\Documents\MetaTrader_tests\Strategy_1_MM_crossover_Hysteresis\12_11_Run1_No_SL_No_TP_SMA\Run_1.3_20_50\H4\Reports\ReportTester-64022759-mfemae.png"/>
+                    <pic:cNvPicPr>
+                      <a:picLocks noChangeAspect="1" noChangeArrowheads="1"/>
+                    </pic:cNvPicPr>
+                  </pic:nvPicPr>
+                  <pic:blipFill>
+                    <a:blip r:embed="rId31">
+                      <a:extLst>
+                        <a:ext uri="{28A0092B-C50C-407E-A947-70E740481C1C}">
+                          <a14:useLocalDpi xmlns:a14="http://schemas.microsoft.com/office/drawing/2010/main" val="0"/>
+                        </a:ext>
+                      </a:extLst>
+                    </a:blip>
+                    <a:srcRect/>
+                    <a:stretch>
+                      <a:fillRect/>
+                    </a:stretch>
+                  </pic:blipFill>
+                  <pic:spPr bwMode="auto">
+                    <a:xfrm>
+                      <a:off x="0" y="0"/>
+                      <a:ext cx="5731510" cy="2664373"/>
+                    </a:xfrm>
+                    <a:prstGeom prst="rect">
+                      <a:avLst/>
+                    </a:prstGeom>
+                    <a:noFill/>
+                    <a:ln>
+                      <a:noFill/>
+                    </a:ln>
+                  </pic:spPr>
+                </pic:pic>
+              </a:graphicData>
+            </a:graphic>
+          </wp:inline>
+        </w:drawing>
+      </w:r>
+    </w:p>
+    <w:p>
+      <w:pPr>
+        <w:pStyle w:val="Lgende"/>
+        <w:jc w:val="center"/>
+        <w:rPr>
+          <w:rFonts w:ascii="Arial" w:eastAsiaTheme="majorEastAsia" w:hAnsi="Arial" w:cs="Arial"/>
+          <w:color w:val="70AD47" w:themeColor="accent6"/>
+          <w:sz w:val="22"/>
+          <w:szCs w:val="22"/>
+          <w:lang w:val="en-US"/>
+        </w:rPr>
+      </w:pPr>
+      <w:r>
+        <w:t xml:space="preserve">Figure </w:t>
+      </w:r>
+      <w:fldSimple w:instr=" SEQ Figure \* ARABIC ">
+        <w:r>
+          <w:rPr>
+            <w:noProof/>
+          </w:rPr>
+          <w:t>21</w:t>
+        </w:r>
+      </w:fldSimple>
+      <w:r>
+        <w:rPr>
+          <w:lang w:val="en-US"/>
+        </w:rPr>
+        <w:t xml:space="preserve">  21/50 CROSSOVER H4</w:t>
+      </w:r>
+      <w:r>
+        <w:rPr>
+          <w:lang w:val="en-US"/>
+        </w:rPr>
+        <w:t xml:space="preserve"> MAE/MFE</w:t>
+      </w:r>
+    </w:p>
+    <w:p>
+      <w:pPr>
+        <w:pStyle w:val="Paragraphedeliste"/>
+        <w:numPr>
+          <w:ilvl w:val="5"/>
+          <w:numId w:val="1"/>
+        </w:numPr>
+        <w:rPr>
+          <w:rFonts w:ascii="Arial" w:eastAsiaTheme="majorEastAsia" w:hAnsi="Arial" w:cs="Arial"/>
+          <w:color w:val="70AD47" w:themeColor="accent6"/>
+          <w:sz w:val="22"/>
+          <w:szCs w:val="22"/>
+          <w:lang w:val="en-US"/>
+        </w:rPr>
+      </w:pPr>
+      <w:r>
+        <w:rPr>
+          <w:rFonts w:ascii="Arial" w:eastAsiaTheme="majorEastAsia" w:hAnsi="Arial" w:cs="Arial"/>
+          <w:color w:val="70AD47" w:themeColor="accent6"/>
+          <w:sz w:val="22"/>
+          <w:szCs w:val="22"/>
+          <w:lang w:val="en-US"/>
+        </w:rPr>
+        <w:t>Python returns</w:t>
+      </w:r>
+    </w:p>
+    <w:p>
+      <w:pPr>
+        <w:pStyle w:val="Paragraphedeliste"/>
+        <w:numPr>
+          <w:ilvl w:val="5"/>
+          <w:numId w:val="1"/>
+        </w:numPr>
+        <w:rPr>
+          <w:rFonts w:ascii="Arial" w:eastAsiaTheme="majorEastAsia" w:hAnsi="Arial" w:cs="Arial"/>
+          <w:color w:val="70AD47" w:themeColor="accent6"/>
+          <w:sz w:val="22"/>
+          <w:szCs w:val="22"/>
+          <w:lang w:val="en-US"/>
+        </w:rPr>
+      </w:pPr>
+      <w:r>
+        <w:rPr>
+          <w:rFonts w:ascii="Arial" w:eastAsiaTheme="majorEastAsia" w:hAnsi="Arial" w:cs="Arial"/>
+          <w:color w:val="70AD47" w:themeColor="accent6"/>
+          <w:sz w:val="22"/>
+          <w:szCs w:val="22"/>
+          <w:lang w:val="en-US"/>
+        </w:rPr>
+        <w:t>Python correlations</w:t>
+      </w:r>
+    </w:p>
+    <w:p>
+      <w:pPr>
+        <w:pStyle w:val="Paragraphedeliste"/>
+        <w:numPr>
+          <w:ilvl w:val="5"/>
+          <w:numId w:val="1"/>
+        </w:numPr>
+        <w:rPr>
+          <w:rFonts w:ascii="Arial" w:eastAsiaTheme="majorEastAsia" w:hAnsi="Arial" w:cs="Arial"/>
+          <w:color w:val="70AD47" w:themeColor="accent6"/>
+          <w:sz w:val="22"/>
+          <w:szCs w:val="22"/>
+          <w:lang w:val="en-US"/>
+        </w:rPr>
+      </w:pPr>
+      <w:r>
+        <w:rPr>
+          <w:rFonts w:ascii="Arial" w:eastAsiaTheme="majorEastAsia" w:hAnsi="Arial" w:cs="Arial"/>
+          <w:color w:val="70AD47" w:themeColor="accent6"/>
+          <w:sz w:val="22"/>
+          <w:szCs w:val="22"/>
+          <w:lang w:val="en-US"/>
+        </w:rPr>
+        <w:t>Python SL/TP Histogram</w:t>
+      </w:r>
+    </w:p>
+    <w:p>
+      <w:pPr>
+        <w:pStyle w:val="Paragraphedeliste"/>
+        <w:numPr>
+          <w:ilvl w:val="5"/>
+          <w:numId w:val="1"/>
+        </w:numPr>
+        <w:rPr>
+          <w:rFonts w:ascii="Arial" w:eastAsiaTheme="majorEastAsia" w:hAnsi="Arial" w:cs="Arial"/>
+          <w:color w:val="70AD47" w:themeColor="accent6"/>
+          <w:sz w:val="22"/>
+          <w:szCs w:val="22"/>
+          <w:lang w:val="en-US"/>
+        </w:rPr>
+      </w:pPr>
+      <w:r>
+        <w:rPr>
+          <w:rFonts w:ascii="Arial" w:eastAsiaTheme="majorEastAsia" w:hAnsi="Arial" w:cs="Arial"/>
+          <w:color w:val="70AD47" w:themeColor="accent6"/>
+          <w:sz w:val="22"/>
+          <w:szCs w:val="22"/>
+          <w:lang w:val="en-US"/>
+        </w:rPr>
         <w:t>Python trade duration</w:t>
       </w:r>
     </w:p>
@@ -3442,6 +6373,1108 @@
           <w:rFonts w:ascii="Arial" w:hAnsi="Arial" w:cs="Arial"/>
           <w:lang w:val="en-US"/>
         </w:rPr>
+        <w:t>D1</w:t>
+      </w:r>
+    </w:p>
+    <w:p>
+      <w:pPr>
+        <w:pStyle w:val="Paragraphedeliste"/>
+        <w:numPr>
+          <w:ilvl w:val="5"/>
+          <w:numId w:val="1"/>
+        </w:numPr>
+        <w:rPr>
+          <w:rFonts w:ascii="Arial" w:eastAsiaTheme="majorEastAsia" w:hAnsi="Arial" w:cs="Arial"/>
+          <w:color w:val="70AD47" w:themeColor="accent6"/>
+          <w:sz w:val="22"/>
+          <w:szCs w:val="22"/>
+          <w:lang w:val="en-US"/>
+        </w:rPr>
+      </w:pPr>
+      <w:r>
+        <w:rPr>
+          <w:rFonts w:ascii="Arial" w:eastAsiaTheme="majorEastAsia" w:hAnsi="Arial" w:cs="Arial"/>
+          <w:color w:val="70AD47" w:themeColor="accent6"/>
+          <w:sz w:val="22"/>
+          <w:szCs w:val="22"/>
+          <w:lang w:val="en-US"/>
+        </w:rPr>
+        <w:t>Mql5 returns</w:t>
+      </w:r>
+    </w:p>
+    <w:p>
+      <w:pPr>
+        <w:pStyle w:val="Paragraphedeliste"/>
+        <w:keepNext/>
+      </w:pPr>
+      <w:r>
+        <w:rPr>
+          <w:rFonts w:ascii="Arial" w:eastAsiaTheme="majorEastAsia" w:hAnsi="Arial" w:cs="Arial"/>
+          <w:noProof/>
+          <w:color w:val="70AD47" w:themeColor="accent6"/>
+          <w:sz w:val="22"/>
+          <w:szCs w:val="22"/>
+          <w:lang w:val="en-US"/>
+        </w:rPr>
+        <w:drawing>
+          <wp:inline distT="0" distB="0" distL="0" distR="0" wp14:anchorId="4B8B1F83" wp14:editId="05A7E190">
+            <wp:extent cx="5731510" cy="1522879"/>
+            <wp:effectExtent l="0" t="0" r="2540" b="1270"/>
+            <wp:docPr id="67" name="Image 67" descr="C:\Users\franc\Documents\MetaTrader_tests\Strategy_1_MM_crossover_Hysteresis\12_11_Run1_No_SL_No_TP_SMA\Run_1.3_20_50\D1\Reports\TesterGraphReport2022.11.23.png"/>
+            <wp:cNvGraphicFramePr>
+              <a:graphicFrameLocks xmlns:a="http://schemas.openxmlformats.org/drawingml/2006/main" noChangeAspect="1"/>
+            </wp:cNvGraphicFramePr>
+            <a:graphic xmlns:a="http://schemas.openxmlformats.org/drawingml/2006/main">
+              <a:graphicData uri="http://schemas.openxmlformats.org/drawingml/2006/picture">
+                <pic:pic xmlns:pic="http://schemas.openxmlformats.org/drawingml/2006/picture">
+                  <pic:nvPicPr>
+                    <pic:cNvPr id="0" name="Picture 22" descr="C:\Users\franc\Documents\MetaTrader_tests\Strategy_1_MM_crossover_Hysteresis\12_11_Run1_No_SL_No_TP_SMA\Run_1.3_20_50\D1\Reports\TesterGraphReport2022.11.23.png"/>
+                    <pic:cNvPicPr>
+                      <a:picLocks noChangeAspect="1" noChangeArrowheads="1"/>
+                    </pic:cNvPicPr>
+                  </pic:nvPicPr>
+                  <pic:blipFill>
+                    <a:blip r:embed="rId32" cstate="print">
+                      <a:extLst>
+                        <a:ext uri="{28A0092B-C50C-407E-A947-70E740481C1C}">
+                          <a14:useLocalDpi xmlns:a14="http://schemas.microsoft.com/office/drawing/2010/main" val="0"/>
+                        </a:ext>
+                      </a:extLst>
+                    </a:blip>
+                    <a:srcRect/>
+                    <a:stretch>
+                      <a:fillRect/>
+                    </a:stretch>
+                  </pic:blipFill>
+                  <pic:spPr bwMode="auto">
+                    <a:xfrm>
+                      <a:off x="0" y="0"/>
+                      <a:ext cx="5731510" cy="1522879"/>
+                    </a:xfrm>
+                    <a:prstGeom prst="rect">
+                      <a:avLst/>
+                    </a:prstGeom>
+                    <a:noFill/>
+                    <a:ln>
+                      <a:noFill/>
+                    </a:ln>
+                  </pic:spPr>
+                </pic:pic>
+              </a:graphicData>
+            </a:graphic>
+          </wp:inline>
+        </w:drawing>
+      </w:r>
+    </w:p>
+    <w:p>
+      <w:pPr>
+        <w:pStyle w:val="Lgende"/>
+        <w:jc w:val="center"/>
+        <w:rPr>
+          <w:rFonts w:ascii="Arial" w:eastAsiaTheme="majorEastAsia" w:hAnsi="Arial" w:cs="Arial"/>
+          <w:color w:val="70AD47" w:themeColor="accent6"/>
+          <w:sz w:val="22"/>
+          <w:szCs w:val="22"/>
+          <w:lang w:val="en-US"/>
+        </w:rPr>
+      </w:pPr>
+      <w:r>
+        <w:t xml:space="preserve">Figure </w:t>
+      </w:r>
+      <w:fldSimple w:instr=" SEQ Figure \* ARABIC ">
+        <w:r>
+          <w:rPr>
+            <w:noProof/>
+          </w:rPr>
+          <w:t>22</w:t>
+        </w:r>
+      </w:fldSimple>
+      <w:r>
+        <w:rPr>
+          <w:lang w:val="en-US"/>
+        </w:rPr>
+        <w:t xml:space="preserve"> </w:t>
+      </w:r>
+      <w:r>
+        <w:t xml:space="preserve">21/50 CROSSOVER </w:t>
+      </w:r>
+      <w:r>
+        <w:rPr>
+          <w:lang w:val="en-US"/>
+        </w:rPr>
+        <w:t>D</w:t>
+      </w:r>
+      <w:r>
+        <w:t>1 RETURN</w:t>
+      </w:r>
+    </w:p>
+    <w:p>
+      <w:pPr>
+        <w:pStyle w:val="Paragraphedeliste"/>
+        <w:keepNext/>
+        <w:ind w:left="0"/>
+      </w:pPr>
+      <w:r>
+        <w:rPr>
+          <w:rFonts w:ascii="Arial" w:eastAsiaTheme="majorEastAsia" w:hAnsi="Arial" w:cs="Arial"/>
+          <w:noProof/>
+          <w:color w:val="70AD47" w:themeColor="accent6"/>
+          <w:sz w:val="22"/>
+          <w:szCs w:val="22"/>
+          <w:lang w:val="en-US"/>
+        </w:rPr>
+        <w:lastRenderedPageBreak/>
+        <w:drawing>
+          <wp:inline distT="0" distB="0" distL="0" distR="0" wp14:anchorId="47CB6804" wp14:editId="07615F4A">
+            <wp:extent cx="5731510" cy="2664373"/>
+            <wp:effectExtent l="0" t="0" r="2540" b="3175"/>
+            <wp:docPr id="68" name="Image 68" descr="C:\Users\franc\Documents\MetaTrader_tests\Strategy_1_MM_crossover_Hysteresis\12_11_Run1_No_SL_No_TP_SMA\Run_1.3_20_50\D1\Reports\ReportTester-64022759-mfemae.png"/>
+            <wp:cNvGraphicFramePr>
+              <a:graphicFrameLocks xmlns:a="http://schemas.openxmlformats.org/drawingml/2006/main" noChangeAspect="1"/>
+            </wp:cNvGraphicFramePr>
+            <a:graphic xmlns:a="http://schemas.openxmlformats.org/drawingml/2006/main">
+              <a:graphicData uri="http://schemas.openxmlformats.org/drawingml/2006/picture">
+                <pic:pic xmlns:pic="http://schemas.openxmlformats.org/drawingml/2006/picture">
+                  <pic:nvPicPr>
+                    <pic:cNvPr id="0" name="Picture 23" descr="C:\Users\franc\Documents\MetaTrader_tests\Strategy_1_MM_crossover_Hysteresis\12_11_Run1_No_SL_No_TP_SMA\Run_1.3_20_50\D1\Reports\ReportTester-64022759-mfemae.png"/>
+                    <pic:cNvPicPr>
+                      <a:picLocks noChangeAspect="1" noChangeArrowheads="1"/>
+                    </pic:cNvPicPr>
+                  </pic:nvPicPr>
+                  <pic:blipFill>
+                    <a:blip r:embed="rId33">
+                      <a:extLst>
+                        <a:ext uri="{28A0092B-C50C-407E-A947-70E740481C1C}">
+                          <a14:useLocalDpi xmlns:a14="http://schemas.microsoft.com/office/drawing/2010/main" val="0"/>
+                        </a:ext>
+                      </a:extLst>
+                    </a:blip>
+                    <a:srcRect/>
+                    <a:stretch>
+                      <a:fillRect/>
+                    </a:stretch>
+                  </pic:blipFill>
+                  <pic:spPr bwMode="auto">
+                    <a:xfrm>
+                      <a:off x="0" y="0"/>
+                      <a:ext cx="5731510" cy="2664373"/>
+                    </a:xfrm>
+                    <a:prstGeom prst="rect">
+                      <a:avLst/>
+                    </a:prstGeom>
+                    <a:noFill/>
+                    <a:ln>
+                      <a:noFill/>
+                    </a:ln>
+                  </pic:spPr>
+                </pic:pic>
+              </a:graphicData>
+            </a:graphic>
+          </wp:inline>
+        </w:drawing>
+      </w:r>
+    </w:p>
+    <w:p>
+      <w:pPr>
+        <w:pStyle w:val="Lgende"/>
+        <w:jc w:val="center"/>
+        <w:rPr>
+          <w:rFonts w:ascii="Arial" w:eastAsiaTheme="majorEastAsia" w:hAnsi="Arial" w:cs="Arial"/>
+          <w:color w:val="70AD47" w:themeColor="accent6"/>
+          <w:sz w:val="22"/>
+          <w:szCs w:val="22"/>
+          <w:lang w:val="en-US"/>
+        </w:rPr>
+      </w:pPr>
+      <w:r>
+        <w:t xml:space="preserve">Figure </w:t>
+      </w:r>
+      <w:fldSimple w:instr=" SEQ Figure \* ARABIC ">
+        <w:r>
+          <w:rPr>
+            <w:noProof/>
+          </w:rPr>
+          <w:t>23</w:t>
+        </w:r>
+      </w:fldSimple>
+      <w:r>
+        <w:rPr>
+          <w:lang w:val="en-US"/>
+        </w:rPr>
+        <w:t xml:space="preserve"> </w:t>
+      </w:r>
+      <w:r>
+        <w:rPr>
+          <w:lang w:val="en-US"/>
+        </w:rPr>
+        <w:t xml:space="preserve"> 21/</w:t>
+      </w:r>
+      <w:r>
+        <w:rPr>
+          <w:lang w:val="en-US"/>
+        </w:rPr>
+        <w:t>50 CROSSOVER D</w:t>
+      </w:r>
+      <w:r>
+        <w:rPr>
+          <w:lang w:val="en-US"/>
+        </w:rPr>
+        <w:t>1 MAE/MFE</w:t>
+      </w:r>
+    </w:p>
+    <w:p>
+      <w:pPr>
+        <w:pStyle w:val="Paragraphedeliste"/>
+        <w:numPr>
+          <w:ilvl w:val="5"/>
+          <w:numId w:val="1"/>
+        </w:numPr>
+        <w:rPr>
+          <w:rFonts w:ascii="Arial" w:eastAsiaTheme="majorEastAsia" w:hAnsi="Arial" w:cs="Arial"/>
+          <w:color w:val="70AD47" w:themeColor="accent6"/>
+          <w:sz w:val="22"/>
+          <w:szCs w:val="22"/>
+          <w:lang w:val="en-US"/>
+        </w:rPr>
+      </w:pPr>
+      <w:r>
+        <w:rPr>
+          <w:rFonts w:ascii="Arial" w:eastAsiaTheme="majorEastAsia" w:hAnsi="Arial" w:cs="Arial"/>
+          <w:color w:val="70AD47" w:themeColor="accent6"/>
+          <w:sz w:val="22"/>
+          <w:szCs w:val="22"/>
+          <w:lang w:val="en-US"/>
+        </w:rPr>
+        <w:t>Python returns</w:t>
+      </w:r>
+    </w:p>
+    <w:p>
+      <w:pPr>
+        <w:pStyle w:val="Paragraphedeliste"/>
+        <w:numPr>
+          <w:ilvl w:val="5"/>
+          <w:numId w:val="1"/>
+        </w:numPr>
+        <w:rPr>
+          <w:rFonts w:ascii="Arial" w:eastAsiaTheme="majorEastAsia" w:hAnsi="Arial" w:cs="Arial"/>
+          <w:color w:val="70AD47" w:themeColor="accent6"/>
+          <w:sz w:val="22"/>
+          <w:szCs w:val="22"/>
+          <w:lang w:val="en-US"/>
+        </w:rPr>
+      </w:pPr>
+      <w:r>
+        <w:rPr>
+          <w:rFonts w:ascii="Arial" w:eastAsiaTheme="majorEastAsia" w:hAnsi="Arial" w:cs="Arial"/>
+          <w:color w:val="70AD47" w:themeColor="accent6"/>
+          <w:sz w:val="22"/>
+          <w:szCs w:val="22"/>
+          <w:lang w:val="en-US"/>
+        </w:rPr>
+        <w:t>Python correlations</w:t>
+      </w:r>
+    </w:p>
+    <w:p>
+      <w:pPr>
+        <w:pStyle w:val="Paragraphedeliste"/>
+        <w:numPr>
+          <w:ilvl w:val="5"/>
+          <w:numId w:val="1"/>
+        </w:numPr>
+        <w:rPr>
+          <w:rFonts w:ascii="Arial" w:eastAsiaTheme="majorEastAsia" w:hAnsi="Arial" w:cs="Arial"/>
+          <w:color w:val="70AD47" w:themeColor="accent6"/>
+          <w:sz w:val="22"/>
+          <w:szCs w:val="22"/>
+          <w:lang w:val="en-US"/>
+        </w:rPr>
+      </w:pPr>
+      <w:r>
+        <w:rPr>
+          <w:rFonts w:ascii="Arial" w:eastAsiaTheme="majorEastAsia" w:hAnsi="Arial" w:cs="Arial"/>
+          <w:color w:val="70AD47" w:themeColor="accent6"/>
+          <w:sz w:val="22"/>
+          <w:szCs w:val="22"/>
+          <w:lang w:val="en-US"/>
+        </w:rPr>
+        <w:t>Python SL/TP Histogram</w:t>
+      </w:r>
+    </w:p>
+    <w:p>
+      <w:pPr>
+        <w:pStyle w:val="Paragraphedeliste"/>
+        <w:numPr>
+          <w:ilvl w:val="5"/>
+          <w:numId w:val="1"/>
+        </w:numPr>
+        <w:rPr>
+          <w:rFonts w:ascii="Arial" w:eastAsiaTheme="majorEastAsia" w:hAnsi="Arial" w:cs="Arial"/>
+          <w:color w:val="70AD47" w:themeColor="accent6"/>
+          <w:sz w:val="22"/>
+          <w:szCs w:val="22"/>
+          <w:lang w:val="en-US"/>
+        </w:rPr>
+      </w:pPr>
+      <w:r>
+        <w:rPr>
+          <w:rFonts w:ascii="Arial" w:eastAsiaTheme="majorEastAsia" w:hAnsi="Arial" w:cs="Arial"/>
+          <w:color w:val="70AD47" w:themeColor="accent6"/>
+          <w:sz w:val="22"/>
+          <w:szCs w:val="22"/>
+          <w:lang w:val="en-US"/>
+        </w:rPr>
+        <w:t>Python trade duration</w:t>
+      </w:r>
+    </w:p>
+    <w:p>
+      <w:pPr>
+        <w:pStyle w:val="Titre4"/>
+        <w:numPr>
+          <w:ilvl w:val="4"/>
+          <w:numId w:val="1"/>
+        </w:numPr>
+        <w:rPr>
+          <w:rFonts w:ascii="Arial" w:hAnsi="Arial" w:cs="Arial"/>
+          <w:lang w:val="en-US"/>
+        </w:rPr>
+      </w:pPr>
+      <w:r>
+        <w:rPr>
+          <w:rFonts w:ascii="Arial" w:hAnsi="Arial" w:cs="Arial"/>
+          <w:lang w:val="en-US"/>
+        </w:rPr>
+        <w:t>W1</w:t>
+      </w:r>
+    </w:p>
+    <w:p>
+      <w:pPr>
+        <w:pStyle w:val="Paragraphedeliste"/>
+        <w:numPr>
+          <w:ilvl w:val="5"/>
+          <w:numId w:val="1"/>
+        </w:numPr>
+        <w:rPr>
+          <w:rFonts w:ascii="Arial" w:eastAsiaTheme="majorEastAsia" w:hAnsi="Arial" w:cs="Arial"/>
+          <w:color w:val="70AD47" w:themeColor="accent6"/>
+          <w:sz w:val="22"/>
+          <w:szCs w:val="22"/>
+          <w:lang w:val="en-US"/>
+        </w:rPr>
+      </w:pPr>
+      <w:r>
+        <w:rPr>
+          <w:rFonts w:ascii="Arial" w:eastAsiaTheme="majorEastAsia" w:hAnsi="Arial" w:cs="Arial"/>
+          <w:color w:val="70AD47" w:themeColor="accent6"/>
+          <w:sz w:val="22"/>
+          <w:szCs w:val="22"/>
+          <w:lang w:val="en-US"/>
+        </w:rPr>
+        <w:t>Mql5 returns</w:t>
+      </w:r>
+    </w:p>
+    <w:p>
+      <w:pPr>
+        <w:pStyle w:val="Paragraphedeliste"/>
+        <w:keepNext/>
+        <w:ind w:left="0"/>
+      </w:pPr>
+      <w:r>
+        <w:rPr>
+          <w:rFonts w:ascii="Arial" w:eastAsiaTheme="majorEastAsia" w:hAnsi="Arial" w:cs="Arial"/>
+          <w:noProof/>
+          <w:color w:val="70AD47" w:themeColor="accent6"/>
+          <w:sz w:val="22"/>
+          <w:szCs w:val="22"/>
+          <w:lang w:val="en-US"/>
+        </w:rPr>
+        <w:drawing>
+          <wp:inline distT="0" distB="0" distL="0" distR="0" wp14:anchorId="07248C83" wp14:editId="0E7196A9">
+            <wp:extent cx="5731510" cy="1522879"/>
+            <wp:effectExtent l="0" t="0" r="2540" b="1270"/>
+            <wp:docPr id="69" name="Image 69" descr="C:\Users\franc\Documents\MetaTrader_tests\Strategy_1_MM_crossover_Hysteresis\12_11_Run1_No_SL_No_TP_SMA\Run_1.3_20_50\W1\Reports\TesterGraphReport2022.11.23.png"/>
+            <wp:cNvGraphicFramePr>
+              <a:graphicFrameLocks xmlns:a="http://schemas.openxmlformats.org/drawingml/2006/main" noChangeAspect="1"/>
+            </wp:cNvGraphicFramePr>
+            <a:graphic xmlns:a="http://schemas.openxmlformats.org/drawingml/2006/main">
+              <a:graphicData uri="http://schemas.openxmlformats.org/drawingml/2006/picture">
+                <pic:pic xmlns:pic="http://schemas.openxmlformats.org/drawingml/2006/picture">
+                  <pic:nvPicPr>
+                    <pic:cNvPr id="0" name="Picture 24" descr="C:\Users\franc\Documents\MetaTrader_tests\Strategy_1_MM_crossover_Hysteresis\12_11_Run1_No_SL_No_TP_SMA\Run_1.3_20_50\W1\Reports\TesterGraphReport2022.11.23.png"/>
+                    <pic:cNvPicPr>
+                      <a:picLocks noChangeAspect="1" noChangeArrowheads="1"/>
+                    </pic:cNvPicPr>
+                  </pic:nvPicPr>
+                  <pic:blipFill>
+                    <a:blip r:embed="rId34" cstate="print">
+                      <a:extLst>
+                        <a:ext uri="{28A0092B-C50C-407E-A947-70E740481C1C}">
+                          <a14:useLocalDpi xmlns:a14="http://schemas.microsoft.com/office/drawing/2010/main" val="0"/>
+                        </a:ext>
+                      </a:extLst>
+                    </a:blip>
+                    <a:srcRect/>
+                    <a:stretch>
+                      <a:fillRect/>
+                    </a:stretch>
+                  </pic:blipFill>
+                  <pic:spPr bwMode="auto">
+                    <a:xfrm>
+                      <a:off x="0" y="0"/>
+                      <a:ext cx="5731510" cy="1522879"/>
+                    </a:xfrm>
+                    <a:prstGeom prst="rect">
+                      <a:avLst/>
+                    </a:prstGeom>
+                    <a:noFill/>
+                    <a:ln>
+                      <a:noFill/>
+                    </a:ln>
+                  </pic:spPr>
+                </pic:pic>
+              </a:graphicData>
+            </a:graphic>
+          </wp:inline>
+        </w:drawing>
+      </w:r>
+    </w:p>
+    <w:p>
+      <w:pPr>
+        <w:pStyle w:val="Lgende"/>
+        <w:jc w:val="center"/>
+        <w:rPr>
+          <w:rFonts w:ascii="Arial" w:eastAsiaTheme="majorEastAsia" w:hAnsi="Arial" w:cs="Arial"/>
+          <w:color w:val="70AD47" w:themeColor="accent6"/>
+          <w:sz w:val="22"/>
+          <w:szCs w:val="22"/>
+          <w:lang w:val="en-US"/>
+        </w:rPr>
+      </w:pPr>
+      <w:r>
+        <w:t xml:space="preserve">Figure </w:t>
+      </w:r>
+      <w:fldSimple w:instr=" SEQ Figure \* ARABIC ">
+        <w:r>
+          <w:rPr>
+            <w:noProof/>
+          </w:rPr>
+          <w:t>24</w:t>
+        </w:r>
+      </w:fldSimple>
+      <w:r>
+        <w:t xml:space="preserve">21/50 CROSSOVER </w:t>
+      </w:r>
+      <w:r>
+        <w:rPr>
+          <w:lang w:val="en-US"/>
+        </w:rPr>
+        <w:t>W</w:t>
+      </w:r>
+      <w:r>
+        <w:t>1 RETURN</w:t>
+      </w:r>
+    </w:p>
+    <w:p>
+      <w:pPr>
+        <w:pStyle w:val="Paragraphedeliste"/>
+        <w:keepNext/>
+      </w:pPr>
+      <w:r>
+        <w:rPr>
+          <w:rFonts w:ascii="Arial" w:eastAsiaTheme="majorEastAsia" w:hAnsi="Arial" w:cs="Arial"/>
+          <w:noProof/>
+          <w:color w:val="70AD47" w:themeColor="accent6"/>
+          <w:sz w:val="22"/>
+          <w:szCs w:val="22"/>
+          <w:lang w:val="en-US"/>
+        </w:rPr>
+        <w:lastRenderedPageBreak/>
+        <w:drawing>
+          <wp:inline distT="0" distB="0" distL="0" distR="0" wp14:anchorId="361D7858" wp14:editId="1194D4DE">
+            <wp:extent cx="5731510" cy="2664373"/>
+            <wp:effectExtent l="0" t="0" r="2540" b="3175"/>
+            <wp:docPr id="70" name="Image 70" descr="C:\Users\franc\Documents\MetaTrader_tests\Strategy_1_MM_crossover_Hysteresis\12_11_Run1_No_SL_No_TP_SMA\Run_1.3_20_50\W1\Reports\ReportTester-64022759-mfemae.png"/>
+            <wp:cNvGraphicFramePr>
+              <a:graphicFrameLocks xmlns:a="http://schemas.openxmlformats.org/drawingml/2006/main" noChangeAspect="1"/>
+            </wp:cNvGraphicFramePr>
+            <a:graphic xmlns:a="http://schemas.openxmlformats.org/drawingml/2006/main">
+              <a:graphicData uri="http://schemas.openxmlformats.org/drawingml/2006/picture">
+                <pic:pic xmlns:pic="http://schemas.openxmlformats.org/drawingml/2006/picture">
+                  <pic:nvPicPr>
+                    <pic:cNvPr id="0" name="Picture 25" descr="C:\Users\franc\Documents\MetaTrader_tests\Strategy_1_MM_crossover_Hysteresis\12_11_Run1_No_SL_No_TP_SMA\Run_1.3_20_50\W1\Reports\ReportTester-64022759-mfemae.png"/>
+                    <pic:cNvPicPr>
+                      <a:picLocks noChangeAspect="1" noChangeArrowheads="1"/>
+                    </pic:cNvPicPr>
+                  </pic:nvPicPr>
+                  <pic:blipFill>
+                    <a:blip r:embed="rId35">
+                      <a:extLst>
+                        <a:ext uri="{28A0092B-C50C-407E-A947-70E740481C1C}">
+                          <a14:useLocalDpi xmlns:a14="http://schemas.microsoft.com/office/drawing/2010/main" val="0"/>
+                        </a:ext>
+                      </a:extLst>
+                    </a:blip>
+                    <a:srcRect/>
+                    <a:stretch>
+                      <a:fillRect/>
+                    </a:stretch>
+                  </pic:blipFill>
+                  <pic:spPr bwMode="auto">
+                    <a:xfrm>
+                      <a:off x="0" y="0"/>
+                      <a:ext cx="5731510" cy="2664373"/>
+                    </a:xfrm>
+                    <a:prstGeom prst="rect">
+                      <a:avLst/>
+                    </a:prstGeom>
+                    <a:noFill/>
+                    <a:ln>
+                      <a:noFill/>
+                    </a:ln>
+                  </pic:spPr>
+                </pic:pic>
+              </a:graphicData>
+            </a:graphic>
+          </wp:inline>
+        </w:drawing>
+      </w:r>
+    </w:p>
+    <w:p>
+      <w:pPr>
+        <w:pStyle w:val="Lgende"/>
+        <w:jc w:val="center"/>
+        <w:rPr>
+          <w:rFonts w:ascii="Arial" w:eastAsiaTheme="majorEastAsia" w:hAnsi="Arial" w:cs="Arial"/>
+          <w:color w:val="70AD47" w:themeColor="accent6"/>
+          <w:sz w:val="22"/>
+          <w:szCs w:val="22"/>
+          <w:lang w:val="en-US"/>
+        </w:rPr>
+      </w:pPr>
+      <w:r>
+        <w:t xml:space="preserve">Figure </w:t>
+      </w:r>
+      <w:fldSimple w:instr=" SEQ Figure \* ARABIC ">
+        <w:r>
+          <w:rPr>
+            <w:noProof/>
+          </w:rPr>
+          <w:t>25</w:t>
+        </w:r>
+      </w:fldSimple>
+      <w:r>
+        <w:rPr>
+          <w:lang w:val="en-US"/>
+        </w:rPr>
+        <w:t xml:space="preserve"> 21/50 CROSSOVER W</w:t>
+      </w:r>
+      <w:r>
+        <w:rPr>
+          <w:lang w:val="en-US"/>
+        </w:rPr>
+        <w:t>1 MAE/MFE</w:t>
+      </w:r>
+    </w:p>
+    <w:p>
+      <w:pPr>
+        <w:pStyle w:val="Paragraphedeliste"/>
+        <w:numPr>
+          <w:ilvl w:val="5"/>
+          <w:numId w:val="1"/>
+        </w:numPr>
+        <w:rPr>
+          <w:rFonts w:ascii="Arial" w:eastAsiaTheme="majorEastAsia" w:hAnsi="Arial" w:cs="Arial"/>
+          <w:color w:val="70AD47" w:themeColor="accent6"/>
+          <w:sz w:val="22"/>
+          <w:szCs w:val="22"/>
+          <w:lang w:val="en-US"/>
+        </w:rPr>
+      </w:pPr>
+      <w:r>
+        <w:rPr>
+          <w:rFonts w:ascii="Arial" w:eastAsiaTheme="majorEastAsia" w:hAnsi="Arial" w:cs="Arial"/>
+          <w:color w:val="70AD47" w:themeColor="accent6"/>
+          <w:sz w:val="22"/>
+          <w:szCs w:val="22"/>
+          <w:lang w:val="en-US"/>
+        </w:rPr>
+        <w:t>Python returns</w:t>
+      </w:r>
+    </w:p>
+    <w:p>
+      <w:pPr>
+        <w:pStyle w:val="Paragraphedeliste"/>
+        <w:numPr>
+          <w:ilvl w:val="5"/>
+          <w:numId w:val="1"/>
+        </w:numPr>
+        <w:rPr>
+          <w:rFonts w:ascii="Arial" w:eastAsiaTheme="majorEastAsia" w:hAnsi="Arial" w:cs="Arial"/>
+          <w:color w:val="70AD47" w:themeColor="accent6"/>
+          <w:sz w:val="22"/>
+          <w:szCs w:val="22"/>
+          <w:lang w:val="en-US"/>
+        </w:rPr>
+      </w:pPr>
+      <w:r>
+        <w:rPr>
+          <w:rFonts w:ascii="Arial" w:eastAsiaTheme="majorEastAsia" w:hAnsi="Arial" w:cs="Arial"/>
+          <w:color w:val="70AD47" w:themeColor="accent6"/>
+          <w:sz w:val="22"/>
+          <w:szCs w:val="22"/>
+          <w:lang w:val="en-US"/>
+        </w:rPr>
+        <w:t>Python correlations</w:t>
+      </w:r>
+    </w:p>
+    <w:p>
+      <w:pPr>
+        <w:pStyle w:val="Paragraphedeliste"/>
+        <w:numPr>
+          <w:ilvl w:val="5"/>
+          <w:numId w:val="1"/>
+        </w:numPr>
+        <w:rPr>
+          <w:rFonts w:ascii="Arial" w:eastAsiaTheme="majorEastAsia" w:hAnsi="Arial" w:cs="Arial"/>
+          <w:color w:val="70AD47" w:themeColor="accent6"/>
+          <w:sz w:val="22"/>
+          <w:szCs w:val="22"/>
+          <w:lang w:val="en-US"/>
+        </w:rPr>
+      </w:pPr>
+      <w:r>
+        <w:rPr>
+          <w:rFonts w:ascii="Arial" w:eastAsiaTheme="majorEastAsia" w:hAnsi="Arial" w:cs="Arial"/>
+          <w:color w:val="70AD47" w:themeColor="accent6"/>
+          <w:sz w:val="22"/>
+          <w:szCs w:val="22"/>
+          <w:lang w:val="en-US"/>
+        </w:rPr>
+        <w:t>Python SL/TP Histogram</w:t>
+      </w:r>
+    </w:p>
+    <w:p>
+      <w:pPr>
+        <w:pStyle w:val="Paragraphedeliste"/>
+        <w:numPr>
+          <w:ilvl w:val="5"/>
+          <w:numId w:val="1"/>
+        </w:numPr>
+        <w:rPr>
+          <w:rFonts w:ascii="Arial" w:eastAsiaTheme="majorEastAsia" w:hAnsi="Arial" w:cs="Arial"/>
+          <w:color w:val="70AD47" w:themeColor="accent6"/>
+          <w:sz w:val="22"/>
+          <w:szCs w:val="22"/>
+          <w:lang w:val="en-US"/>
+        </w:rPr>
+      </w:pPr>
+      <w:r>
+        <w:rPr>
+          <w:rFonts w:ascii="Arial" w:eastAsiaTheme="majorEastAsia" w:hAnsi="Arial" w:cs="Arial"/>
+          <w:color w:val="70AD47" w:themeColor="accent6"/>
+          <w:sz w:val="22"/>
+          <w:szCs w:val="22"/>
+          <w:lang w:val="en-US"/>
+        </w:rPr>
+        <w:t>Python trade duration</w:t>
+      </w:r>
+    </w:p>
+    <w:p>
+      <w:pPr>
+        <w:rPr>
+          <w:lang w:val="en-US"/>
+        </w:rPr>
+      </w:pPr>
+    </w:p>
+    <w:p>
+      <w:pPr>
+        <w:pStyle w:val="Titre4"/>
+        <w:numPr>
+          <w:ilvl w:val="3"/>
+          <w:numId w:val="1"/>
+        </w:numPr>
+        <w:rPr>
+          <w:rFonts w:ascii="Arial" w:hAnsi="Arial" w:cs="Arial"/>
+          <w:lang w:val="en-US"/>
+        </w:rPr>
+      </w:pPr>
+      <w:r>
+        <w:rPr>
+          <w:rFonts w:ascii="Arial" w:hAnsi="Arial" w:cs="Arial"/>
+          <w:lang w:val="en-US"/>
+        </w:rPr>
+        <w:t>50/160</w:t>
+      </w:r>
+    </w:p>
+    <w:p>
+      <w:pPr>
+        <w:pStyle w:val="Titre4"/>
+        <w:numPr>
+          <w:ilvl w:val="4"/>
+          <w:numId w:val="1"/>
+        </w:numPr>
+        <w:rPr>
+          <w:rFonts w:ascii="Arial" w:hAnsi="Arial" w:cs="Arial"/>
+          <w:lang w:val="en-US"/>
+        </w:rPr>
+      </w:pPr>
+      <w:r>
+        <w:rPr>
+          <w:rFonts w:ascii="Arial" w:hAnsi="Arial" w:cs="Arial"/>
+          <w:lang w:val="en-US"/>
+        </w:rPr>
+        <w:t>H1</w:t>
+      </w:r>
+    </w:p>
+    <w:p>
+      <w:pPr>
+        <w:pStyle w:val="Paragraphedeliste"/>
+        <w:numPr>
+          <w:ilvl w:val="5"/>
+          <w:numId w:val="1"/>
+        </w:numPr>
+        <w:rPr>
+          <w:rFonts w:ascii="Arial" w:eastAsiaTheme="majorEastAsia" w:hAnsi="Arial" w:cs="Arial"/>
+          <w:color w:val="70AD47" w:themeColor="accent6"/>
+          <w:sz w:val="22"/>
+          <w:szCs w:val="22"/>
+          <w:lang w:val="en-US"/>
+        </w:rPr>
+      </w:pPr>
+      <w:r>
+        <w:rPr>
+          <w:rFonts w:ascii="Arial" w:eastAsiaTheme="majorEastAsia" w:hAnsi="Arial" w:cs="Arial"/>
+          <w:color w:val="70AD47" w:themeColor="accent6"/>
+          <w:sz w:val="22"/>
+          <w:szCs w:val="22"/>
+          <w:lang w:val="en-US"/>
+        </w:rPr>
+        <w:t>Mql5 returns</w:t>
+      </w:r>
+    </w:p>
+    <w:p>
+      <w:pPr>
+        <w:pStyle w:val="Paragraphedeliste"/>
+        <w:keepNext/>
+      </w:pPr>
+      <w:r>
+        <w:rPr>
+          <w:rFonts w:ascii="Arial" w:eastAsiaTheme="majorEastAsia" w:hAnsi="Arial" w:cs="Arial"/>
+          <w:noProof/>
+          <w:color w:val="70AD47" w:themeColor="accent6"/>
+          <w:sz w:val="22"/>
+          <w:szCs w:val="22"/>
+          <w:lang w:val="en-US"/>
+        </w:rPr>
+        <w:drawing>
+          <wp:inline distT="0" distB="0" distL="0" distR="0" wp14:anchorId="0AA6F8CB" wp14:editId="5B65CABB">
+            <wp:extent cx="5731510" cy="1522879"/>
+            <wp:effectExtent l="0" t="0" r="2540" b="1270"/>
+            <wp:docPr id="71" name="Image 71" descr="C:\Users\franc\Documents\MetaTrader_tests\Strategy_1_MM_crossover_Hysteresis\12_11_Run1_No_SL_No_TP_SMA\Run_1.4_50_160\H1\Reports\TesterGraphReport2022.11.23.png"/>
+            <wp:cNvGraphicFramePr>
+              <a:graphicFrameLocks xmlns:a="http://schemas.openxmlformats.org/drawingml/2006/main" noChangeAspect="1"/>
+            </wp:cNvGraphicFramePr>
+            <a:graphic xmlns:a="http://schemas.openxmlformats.org/drawingml/2006/main">
+              <a:graphicData uri="http://schemas.openxmlformats.org/drawingml/2006/picture">
+                <pic:pic xmlns:pic="http://schemas.openxmlformats.org/drawingml/2006/picture">
+                  <pic:nvPicPr>
+                    <pic:cNvPr id="0" name="Picture 26" descr="C:\Users\franc\Documents\MetaTrader_tests\Strategy_1_MM_crossover_Hysteresis\12_11_Run1_No_SL_No_TP_SMA\Run_1.4_50_160\H1\Reports\TesterGraphReport2022.11.23.png"/>
+                    <pic:cNvPicPr>
+                      <a:picLocks noChangeAspect="1" noChangeArrowheads="1"/>
+                    </pic:cNvPicPr>
+                  </pic:nvPicPr>
+                  <pic:blipFill>
+                    <a:blip r:embed="rId36" cstate="print">
+                      <a:extLst>
+                        <a:ext uri="{28A0092B-C50C-407E-A947-70E740481C1C}">
+                          <a14:useLocalDpi xmlns:a14="http://schemas.microsoft.com/office/drawing/2010/main" val="0"/>
+                        </a:ext>
+                      </a:extLst>
+                    </a:blip>
+                    <a:srcRect/>
+                    <a:stretch>
+                      <a:fillRect/>
+                    </a:stretch>
+                  </pic:blipFill>
+                  <pic:spPr bwMode="auto">
+                    <a:xfrm>
+                      <a:off x="0" y="0"/>
+                      <a:ext cx="5731510" cy="1522879"/>
+                    </a:xfrm>
+                    <a:prstGeom prst="rect">
+                      <a:avLst/>
+                    </a:prstGeom>
+                    <a:noFill/>
+                    <a:ln>
+                      <a:noFill/>
+                    </a:ln>
+                  </pic:spPr>
+                </pic:pic>
+              </a:graphicData>
+            </a:graphic>
+          </wp:inline>
+        </w:drawing>
+      </w:r>
+    </w:p>
+    <w:p>
+      <w:pPr>
+        <w:pStyle w:val="Lgende"/>
+        <w:jc w:val="center"/>
+      </w:pPr>
+      <w:r>
+        <w:t xml:space="preserve">Figure </w:t>
+      </w:r>
+      <w:fldSimple w:instr=" SEQ Figure \* ARABIC ">
+        <w:r>
+          <w:rPr>
+            <w:noProof/>
+          </w:rPr>
+          <w:t>26</w:t>
+        </w:r>
+      </w:fldSimple>
+      <w:r>
+        <w:t xml:space="preserve"> </w:t>
+      </w:r>
+      <w:r>
+        <w:rPr>
+          <w:lang w:val="en-US"/>
+        </w:rPr>
+        <w:t>50/160</w:t>
+      </w:r>
+      <w:r>
+        <w:t xml:space="preserve"> CROSSOVER </w:t>
+      </w:r>
+      <w:r>
+        <w:rPr>
+          <w:lang w:val="en-US"/>
+        </w:rPr>
+        <w:t>H</w:t>
+      </w:r>
+      <w:r>
+        <w:t>1 RETURN</w:t>
+      </w:r>
+    </w:p>
+    <w:p>
+      <w:pPr>
+        <w:pStyle w:val="Paragraphedeliste"/>
+        <w:keepNext/>
+      </w:pPr>
+      <w:r>
+        <w:rPr>
+          <w:rFonts w:ascii="Arial" w:eastAsiaTheme="majorEastAsia" w:hAnsi="Arial" w:cs="Arial"/>
+          <w:noProof/>
+          <w:color w:val="70AD47" w:themeColor="accent6"/>
+          <w:sz w:val="22"/>
+          <w:szCs w:val="22"/>
+          <w:lang w:val="en-US"/>
+        </w:rPr>
+        <w:lastRenderedPageBreak/>
+        <w:drawing>
+          <wp:inline distT="0" distB="0" distL="0" distR="0" wp14:anchorId="4E482BBA" wp14:editId="27ABC209">
+            <wp:extent cx="5731510" cy="2664373"/>
+            <wp:effectExtent l="0" t="0" r="2540" b="3175"/>
+            <wp:docPr id="72" name="Image 72" descr="C:\Users\franc\Documents\MetaTrader_tests\Strategy_1_MM_crossover_Hysteresis\12_11_Run1_No_SL_No_TP_SMA\Run_1.4_50_160\H1\Reports\ReportTester-64022759-mfemae.png"/>
+            <wp:cNvGraphicFramePr>
+              <a:graphicFrameLocks xmlns:a="http://schemas.openxmlformats.org/drawingml/2006/main" noChangeAspect="1"/>
+            </wp:cNvGraphicFramePr>
+            <a:graphic xmlns:a="http://schemas.openxmlformats.org/drawingml/2006/main">
+              <a:graphicData uri="http://schemas.openxmlformats.org/drawingml/2006/picture">
+                <pic:pic xmlns:pic="http://schemas.openxmlformats.org/drawingml/2006/picture">
+                  <pic:nvPicPr>
+                    <pic:cNvPr id="0" name="Picture 27" descr="C:\Users\franc\Documents\MetaTrader_tests\Strategy_1_MM_crossover_Hysteresis\12_11_Run1_No_SL_No_TP_SMA\Run_1.4_50_160\H1\Reports\ReportTester-64022759-mfemae.png"/>
+                    <pic:cNvPicPr>
+                      <a:picLocks noChangeAspect="1" noChangeArrowheads="1"/>
+                    </pic:cNvPicPr>
+                  </pic:nvPicPr>
+                  <pic:blipFill>
+                    <a:blip r:embed="rId37">
+                      <a:extLst>
+                        <a:ext uri="{28A0092B-C50C-407E-A947-70E740481C1C}">
+                          <a14:useLocalDpi xmlns:a14="http://schemas.microsoft.com/office/drawing/2010/main" val="0"/>
+                        </a:ext>
+                      </a:extLst>
+                    </a:blip>
+                    <a:srcRect/>
+                    <a:stretch>
+                      <a:fillRect/>
+                    </a:stretch>
+                  </pic:blipFill>
+                  <pic:spPr bwMode="auto">
+                    <a:xfrm>
+                      <a:off x="0" y="0"/>
+                      <a:ext cx="5731510" cy="2664373"/>
+                    </a:xfrm>
+                    <a:prstGeom prst="rect">
+                      <a:avLst/>
+                    </a:prstGeom>
+                    <a:noFill/>
+                    <a:ln>
+                      <a:noFill/>
+                    </a:ln>
+                  </pic:spPr>
+                </pic:pic>
+              </a:graphicData>
+            </a:graphic>
+          </wp:inline>
+        </w:drawing>
+      </w:r>
+    </w:p>
+    <w:p>
+      <w:pPr>
+        <w:pStyle w:val="Lgende"/>
+        <w:jc w:val="center"/>
+        <w:rPr>
+          <w:rFonts w:ascii="Arial" w:eastAsiaTheme="majorEastAsia" w:hAnsi="Arial" w:cs="Arial"/>
+          <w:color w:val="70AD47" w:themeColor="accent6"/>
+          <w:sz w:val="22"/>
+          <w:szCs w:val="22"/>
+          <w:lang w:val="en-US"/>
+        </w:rPr>
+      </w:pPr>
+      <w:r>
+        <w:t xml:space="preserve">Figure </w:t>
+      </w:r>
+      <w:fldSimple w:instr=" SEQ Figure \* ARABIC ">
+        <w:r>
+          <w:rPr>
+            <w:noProof/>
+          </w:rPr>
+          <w:t>27</w:t>
+        </w:r>
+      </w:fldSimple>
+      <w:r>
+        <w:rPr>
+          <w:lang w:val="en-US"/>
+        </w:rPr>
+        <w:t xml:space="preserve"> </w:t>
+      </w:r>
+      <w:r>
+        <w:rPr>
+          <w:lang w:val="en-US"/>
+        </w:rPr>
+        <w:t xml:space="preserve"> 50/160 CROSSOVER H1 MAE/MFE</w:t>
+      </w:r>
+    </w:p>
+    <w:p>
+      <w:pPr>
+        <w:pStyle w:val="Paragraphedeliste"/>
+        <w:numPr>
+          <w:ilvl w:val="5"/>
+          <w:numId w:val="1"/>
+        </w:numPr>
+        <w:rPr>
+          <w:rFonts w:ascii="Arial" w:eastAsiaTheme="majorEastAsia" w:hAnsi="Arial" w:cs="Arial"/>
+          <w:color w:val="70AD47" w:themeColor="accent6"/>
+          <w:sz w:val="22"/>
+          <w:szCs w:val="22"/>
+          <w:lang w:val="en-US"/>
+        </w:rPr>
+      </w:pPr>
+      <w:r>
+        <w:rPr>
+          <w:rFonts w:ascii="Arial" w:eastAsiaTheme="majorEastAsia" w:hAnsi="Arial" w:cs="Arial"/>
+          <w:color w:val="70AD47" w:themeColor="accent6"/>
+          <w:sz w:val="22"/>
+          <w:szCs w:val="22"/>
+          <w:lang w:val="en-US"/>
+        </w:rPr>
+        <w:t>Python returns</w:t>
+      </w:r>
+    </w:p>
+    <w:p>
+      <w:pPr>
+        <w:pStyle w:val="Paragraphedeliste"/>
+        <w:numPr>
+          <w:ilvl w:val="5"/>
+          <w:numId w:val="1"/>
+        </w:numPr>
+        <w:rPr>
+          <w:rFonts w:ascii="Arial" w:eastAsiaTheme="majorEastAsia" w:hAnsi="Arial" w:cs="Arial"/>
+          <w:color w:val="70AD47" w:themeColor="accent6"/>
+          <w:sz w:val="22"/>
+          <w:szCs w:val="22"/>
+          <w:lang w:val="en-US"/>
+        </w:rPr>
+      </w:pPr>
+      <w:r>
+        <w:rPr>
+          <w:rFonts w:ascii="Arial" w:eastAsiaTheme="majorEastAsia" w:hAnsi="Arial" w:cs="Arial"/>
+          <w:color w:val="70AD47" w:themeColor="accent6"/>
+          <w:sz w:val="22"/>
+          <w:szCs w:val="22"/>
+          <w:lang w:val="en-US"/>
+        </w:rPr>
+        <w:t>Python correlations</w:t>
+      </w:r>
+    </w:p>
+    <w:p>
+      <w:pPr>
+        <w:pStyle w:val="Paragraphedeliste"/>
+        <w:numPr>
+          <w:ilvl w:val="5"/>
+          <w:numId w:val="1"/>
+        </w:numPr>
+        <w:rPr>
+          <w:rFonts w:ascii="Arial" w:eastAsiaTheme="majorEastAsia" w:hAnsi="Arial" w:cs="Arial"/>
+          <w:color w:val="70AD47" w:themeColor="accent6"/>
+          <w:sz w:val="22"/>
+          <w:szCs w:val="22"/>
+          <w:lang w:val="en-US"/>
+        </w:rPr>
+      </w:pPr>
+      <w:r>
+        <w:rPr>
+          <w:rFonts w:ascii="Arial" w:eastAsiaTheme="majorEastAsia" w:hAnsi="Arial" w:cs="Arial"/>
+          <w:color w:val="70AD47" w:themeColor="accent6"/>
+          <w:sz w:val="22"/>
+          <w:szCs w:val="22"/>
+          <w:lang w:val="en-US"/>
+        </w:rPr>
+        <w:t>Python SL/TP Histogram</w:t>
+      </w:r>
+    </w:p>
+    <w:p>
+      <w:pPr>
+        <w:pStyle w:val="Paragraphedeliste"/>
+        <w:numPr>
+          <w:ilvl w:val="6"/>
+          <w:numId w:val="1"/>
+        </w:numPr>
+        <w:rPr>
+          <w:rFonts w:ascii="Arial" w:eastAsiaTheme="majorEastAsia" w:hAnsi="Arial" w:cs="Arial"/>
+          <w:color w:val="70AD47" w:themeColor="accent6"/>
+          <w:sz w:val="22"/>
+          <w:szCs w:val="22"/>
+          <w:lang w:val="en-US"/>
+        </w:rPr>
+      </w:pPr>
+      <w:r>
+        <w:rPr>
+          <w:rFonts w:ascii="Arial" w:eastAsiaTheme="majorEastAsia" w:hAnsi="Arial" w:cs="Arial"/>
+          <w:color w:val="70AD47" w:themeColor="accent6"/>
+          <w:sz w:val="22"/>
+          <w:szCs w:val="22"/>
+          <w:lang w:val="en-US"/>
+        </w:rPr>
+        <w:t>Python trade duration</w:t>
+      </w:r>
+    </w:p>
+    <w:p>
+      <w:pPr>
+        <w:pStyle w:val="Titre4"/>
+        <w:numPr>
+          <w:ilvl w:val="4"/>
+          <w:numId w:val="1"/>
+        </w:numPr>
+        <w:rPr>
+          <w:rFonts w:ascii="Arial" w:hAnsi="Arial" w:cs="Arial"/>
+          <w:lang w:val="en-US"/>
+        </w:rPr>
+      </w:pPr>
+      <w:r>
+        <w:rPr>
+          <w:rFonts w:ascii="Arial" w:hAnsi="Arial" w:cs="Arial"/>
+          <w:lang w:val="en-US"/>
+        </w:rPr>
         <w:t>H4</w:t>
       </w:r>
     </w:p>
@@ -3474,6 +7507,208 @@
     <w:p>
       <w:pPr>
         <w:pStyle w:val="Paragraphedeliste"/>
+        <w:keepNext/>
+      </w:pPr>
+      <w:r>
+        <w:rPr>
+          <w:rFonts w:ascii="Arial" w:eastAsiaTheme="majorEastAsia" w:hAnsi="Arial" w:cs="Arial"/>
+          <w:noProof/>
+          <w:color w:val="70AD47" w:themeColor="accent6"/>
+          <w:sz w:val="22"/>
+          <w:szCs w:val="22"/>
+          <w:lang w:val="en-US"/>
+        </w:rPr>
+        <w:drawing>
+          <wp:inline distT="0" distB="0" distL="0" distR="0" wp14:anchorId="05B1D944" wp14:editId="4961E2B2">
+            <wp:extent cx="5731510" cy="1522879"/>
+            <wp:effectExtent l="0" t="0" r="2540" b="1270"/>
+            <wp:docPr id="73" name="Image 73" descr="C:\Users\franc\Documents\MetaTrader_tests\Strategy_1_MM_crossover_Hysteresis\12_11_Run1_No_SL_No_TP_SMA\Run_1.4_50_160\H4\Reports\TesterGraphReport2022.11.24.png"/>
+            <wp:cNvGraphicFramePr>
+              <a:graphicFrameLocks xmlns:a="http://schemas.openxmlformats.org/drawingml/2006/main" noChangeAspect="1"/>
+            </wp:cNvGraphicFramePr>
+            <a:graphic xmlns:a="http://schemas.openxmlformats.org/drawingml/2006/main">
+              <a:graphicData uri="http://schemas.openxmlformats.org/drawingml/2006/picture">
+                <pic:pic xmlns:pic="http://schemas.openxmlformats.org/drawingml/2006/picture">
+                  <pic:nvPicPr>
+                    <pic:cNvPr id="0" name="Picture 28" descr="C:\Users\franc\Documents\MetaTrader_tests\Strategy_1_MM_crossover_Hysteresis\12_11_Run1_No_SL_No_TP_SMA\Run_1.4_50_160\H4\Reports\TesterGraphReport2022.11.24.png"/>
+                    <pic:cNvPicPr>
+                      <a:picLocks noChangeAspect="1" noChangeArrowheads="1"/>
+                    </pic:cNvPicPr>
+                  </pic:nvPicPr>
+                  <pic:blipFill>
+                    <a:blip r:embed="rId38" cstate="print">
+                      <a:extLst>
+                        <a:ext uri="{28A0092B-C50C-407E-A947-70E740481C1C}">
+                          <a14:useLocalDpi xmlns:a14="http://schemas.microsoft.com/office/drawing/2010/main" val="0"/>
+                        </a:ext>
+                      </a:extLst>
+                    </a:blip>
+                    <a:srcRect/>
+                    <a:stretch>
+                      <a:fillRect/>
+                    </a:stretch>
+                  </pic:blipFill>
+                  <pic:spPr bwMode="auto">
+                    <a:xfrm>
+                      <a:off x="0" y="0"/>
+                      <a:ext cx="5731510" cy="1522879"/>
+                    </a:xfrm>
+                    <a:prstGeom prst="rect">
+                      <a:avLst/>
+                    </a:prstGeom>
+                    <a:noFill/>
+                    <a:ln>
+                      <a:noFill/>
+                    </a:ln>
+                  </pic:spPr>
+                </pic:pic>
+              </a:graphicData>
+            </a:graphic>
+          </wp:inline>
+        </w:drawing>
+      </w:r>
+    </w:p>
+    <w:p>
+      <w:pPr>
+        <w:pStyle w:val="Lgende"/>
+        <w:jc w:val="center"/>
+        <w:rPr>
+          <w:rFonts w:ascii="Arial" w:eastAsiaTheme="majorEastAsia" w:hAnsi="Arial" w:cs="Arial"/>
+          <w:color w:val="70AD47" w:themeColor="accent6"/>
+          <w:sz w:val="22"/>
+          <w:szCs w:val="22"/>
+          <w:lang w:val="en-US"/>
+        </w:rPr>
+      </w:pPr>
+      <w:r>
+        <w:t xml:space="preserve">Figure </w:t>
+      </w:r>
+      <w:fldSimple w:instr=" SEQ Figure \* ARABIC ">
+        <w:r>
+          <w:rPr>
+            <w:noProof/>
+          </w:rPr>
+          <w:t>28</w:t>
+        </w:r>
+      </w:fldSimple>
+      <w:r>
+        <w:t>50/160 CROSSOVER H</w:t>
+      </w:r>
+      <w:r>
+        <w:rPr>
+          <w:lang w:val="en-US"/>
+        </w:rPr>
+        <w:t>4</w:t>
+      </w:r>
+      <w:r>
+        <w:t xml:space="preserve"> RETURN</w:t>
+      </w:r>
+    </w:p>
+    <w:p>
+      <w:pPr>
+        <w:pStyle w:val="Paragraphedeliste"/>
+        <w:keepNext/>
+        <w:ind w:left="0"/>
+      </w:pPr>
+      <w:r>
+        <w:rPr>
+          <w:rFonts w:ascii="Arial" w:eastAsiaTheme="majorEastAsia" w:hAnsi="Arial" w:cs="Arial"/>
+          <w:noProof/>
+          <w:color w:val="70AD47" w:themeColor="accent6"/>
+          <w:sz w:val="22"/>
+          <w:szCs w:val="22"/>
+          <w:lang w:val="en-US"/>
+        </w:rPr>
+        <w:lastRenderedPageBreak/>
+        <w:drawing>
+          <wp:inline distT="0" distB="0" distL="0" distR="0" wp14:anchorId="469DE210" wp14:editId="21F95B82">
+            <wp:extent cx="5731510" cy="2664373"/>
+            <wp:effectExtent l="0" t="0" r="2540" b="3175"/>
+            <wp:docPr id="74" name="Image 74" descr="C:\Users\franc\Documents\MetaTrader_tests\Strategy_1_MM_crossover_Hysteresis\12_11_Run1_No_SL_No_TP_SMA\Run_1.4_50_160\H4\Reports\ReportTester-64022759-mfemae.png"/>
+            <wp:cNvGraphicFramePr>
+              <a:graphicFrameLocks xmlns:a="http://schemas.openxmlformats.org/drawingml/2006/main" noChangeAspect="1"/>
+            </wp:cNvGraphicFramePr>
+            <a:graphic xmlns:a="http://schemas.openxmlformats.org/drawingml/2006/main">
+              <a:graphicData uri="http://schemas.openxmlformats.org/drawingml/2006/picture">
+                <pic:pic xmlns:pic="http://schemas.openxmlformats.org/drawingml/2006/picture">
+                  <pic:nvPicPr>
+                    <pic:cNvPr id="0" name="Picture 29" descr="C:\Users\franc\Documents\MetaTrader_tests\Strategy_1_MM_crossover_Hysteresis\12_11_Run1_No_SL_No_TP_SMA\Run_1.4_50_160\H4\Reports\ReportTester-64022759-mfemae.png"/>
+                    <pic:cNvPicPr>
+                      <a:picLocks noChangeAspect="1" noChangeArrowheads="1"/>
+                    </pic:cNvPicPr>
+                  </pic:nvPicPr>
+                  <pic:blipFill>
+                    <a:blip r:embed="rId39">
+                      <a:extLst>
+                        <a:ext uri="{28A0092B-C50C-407E-A947-70E740481C1C}">
+                          <a14:useLocalDpi xmlns:a14="http://schemas.microsoft.com/office/drawing/2010/main" val="0"/>
+                        </a:ext>
+                      </a:extLst>
+                    </a:blip>
+                    <a:srcRect/>
+                    <a:stretch>
+                      <a:fillRect/>
+                    </a:stretch>
+                  </pic:blipFill>
+                  <pic:spPr bwMode="auto">
+                    <a:xfrm>
+                      <a:off x="0" y="0"/>
+                      <a:ext cx="5731510" cy="2664373"/>
+                    </a:xfrm>
+                    <a:prstGeom prst="rect">
+                      <a:avLst/>
+                    </a:prstGeom>
+                    <a:noFill/>
+                    <a:ln>
+                      <a:noFill/>
+                    </a:ln>
+                  </pic:spPr>
+                </pic:pic>
+              </a:graphicData>
+            </a:graphic>
+          </wp:inline>
+        </w:drawing>
+      </w:r>
+    </w:p>
+    <w:p>
+      <w:pPr>
+        <w:pStyle w:val="Lgende"/>
+        <w:jc w:val="center"/>
+        <w:rPr>
+          <w:rFonts w:ascii="Arial" w:eastAsiaTheme="majorEastAsia" w:hAnsi="Arial" w:cs="Arial"/>
+          <w:color w:val="70AD47" w:themeColor="accent6"/>
+          <w:sz w:val="22"/>
+          <w:szCs w:val="22"/>
+          <w:lang w:val="en-US"/>
+        </w:rPr>
+      </w:pPr>
+      <w:r>
+        <w:t xml:space="preserve">Figure </w:t>
+      </w:r>
+      <w:fldSimple w:instr=" SEQ Figure \* ARABIC ">
+        <w:r>
+          <w:rPr>
+            <w:noProof/>
+          </w:rPr>
+          <w:t>29</w:t>
+        </w:r>
+      </w:fldSimple>
+      <w:r>
+        <w:rPr>
+          <w:lang w:val="en-US"/>
+        </w:rPr>
+        <w:t xml:space="preserve">  50/160 CROSSOVER H4</w:t>
+      </w:r>
+      <w:r>
+        <w:rPr>
+          <w:lang w:val="en-US"/>
+        </w:rPr>
+        <w:t xml:space="preserve"> MAE/MFE</w:t>
+      </w:r>
+    </w:p>
+    <w:p>
+      <w:pPr>
+        <w:pStyle w:val="Paragraphedeliste"/>
         <w:numPr>
           <w:ilvl w:val="5"/>
           <w:numId w:val="1"/>
@@ -3624,6 +7859,207 @@
     <w:p>
       <w:pPr>
         <w:pStyle w:val="Paragraphedeliste"/>
+        <w:keepNext/>
+      </w:pPr>
+      <w:r>
+        <w:rPr>
+          <w:rFonts w:ascii="Arial" w:eastAsiaTheme="majorEastAsia" w:hAnsi="Arial" w:cs="Arial"/>
+          <w:noProof/>
+          <w:color w:val="70AD47" w:themeColor="accent6"/>
+          <w:sz w:val="22"/>
+          <w:szCs w:val="22"/>
+          <w:lang w:val="en-US"/>
+        </w:rPr>
+        <w:drawing>
+          <wp:inline distT="0" distB="0" distL="0" distR="0" wp14:anchorId="18A7F43D" wp14:editId="1A573236">
+            <wp:extent cx="5731510" cy="1522879"/>
+            <wp:effectExtent l="0" t="0" r="2540" b="1270"/>
+            <wp:docPr id="75" name="Image 75" descr="C:\Users\franc\Documents\MetaTrader_tests\Strategy_1_MM_crossover_Hysteresis\12_11_Run1_No_SL_No_TP_SMA\Run_1.4_50_160\D1\Reports\TesterGraphReport2022.11.24.png"/>
+            <wp:cNvGraphicFramePr>
+              <a:graphicFrameLocks xmlns:a="http://schemas.openxmlformats.org/drawingml/2006/main" noChangeAspect="1"/>
+            </wp:cNvGraphicFramePr>
+            <a:graphic xmlns:a="http://schemas.openxmlformats.org/drawingml/2006/main">
+              <a:graphicData uri="http://schemas.openxmlformats.org/drawingml/2006/picture">
+                <pic:pic xmlns:pic="http://schemas.openxmlformats.org/drawingml/2006/picture">
+                  <pic:nvPicPr>
+                    <pic:cNvPr id="0" name="Picture 30" descr="C:\Users\franc\Documents\MetaTrader_tests\Strategy_1_MM_crossover_Hysteresis\12_11_Run1_No_SL_No_TP_SMA\Run_1.4_50_160\D1\Reports\TesterGraphReport2022.11.24.png"/>
+                    <pic:cNvPicPr>
+                      <a:picLocks noChangeAspect="1" noChangeArrowheads="1"/>
+                    </pic:cNvPicPr>
+                  </pic:nvPicPr>
+                  <pic:blipFill>
+                    <a:blip r:embed="rId40" cstate="print">
+                      <a:extLst>
+                        <a:ext uri="{28A0092B-C50C-407E-A947-70E740481C1C}">
+                          <a14:useLocalDpi xmlns:a14="http://schemas.microsoft.com/office/drawing/2010/main" val="0"/>
+                        </a:ext>
+                      </a:extLst>
+                    </a:blip>
+                    <a:srcRect/>
+                    <a:stretch>
+                      <a:fillRect/>
+                    </a:stretch>
+                  </pic:blipFill>
+                  <pic:spPr bwMode="auto">
+                    <a:xfrm>
+                      <a:off x="0" y="0"/>
+                      <a:ext cx="5731510" cy="1522879"/>
+                    </a:xfrm>
+                    <a:prstGeom prst="rect">
+                      <a:avLst/>
+                    </a:prstGeom>
+                    <a:noFill/>
+                    <a:ln>
+                      <a:noFill/>
+                    </a:ln>
+                  </pic:spPr>
+                </pic:pic>
+              </a:graphicData>
+            </a:graphic>
+          </wp:inline>
+        </w:drawing>
+      </w:r>
+    </w:p>
+    <w:p>
+      <w:pPr>
+        <w:pStyle w:val="Lgende"/>
+        <w:jc w:val="center"/>
+        <w:rPr>
+          <w:rFonts w:ascii="Arial" w:eastAsiaTheme="majorEastAsia" w:hAnsi="Arial" w:cs="Arial"/>
+          <w:color w:val="70AD47" w:themeColor="accent6"/>
+          <w:sz w:val="22"/>
+          <w:szCs w:val="22"/>
+          <w:lang w:val="en-US"/>
+        </w:rPr>
+      </w:pPr>
+      <w:r>
+        <w:t xml:space="preserve">Figure </w:t>
+      </w:r>
+      <w:fldSimple w:instr=" SEQ Figure \* ARABIC ">
+        <w:r>
+          <w:rPr>
+            <w:noProof/>
+          </w:rPr>
+          <w:t>30</w:t>
+        </w:r>
+      </w:fldSimple>
+      <w:r>
+        <w:t xml:space="preserve">50/160 CROSSOVER </w:t>
+      </w:r>
+      <w:r>
+        <w:rPr>
+          <w:lang w:val="en-US"/>
+        </w:rPr>
+        <w:t>D</w:t>
+      </w:r>
+      <w:r>
+        <w:t>1 RETURN</w:t>
+      </w:r>
+    </w:p>
+    <w:p>
+      <w:pPr>
+        <w:pStyle w:val="Paragraphedeliste"/>
+        <w:keepNext/>
+      </w:pPr>
+      <w:r>
+        <w:rPr>
+          <w:rFonts w:ascii="Arial" w:eastAsiaTheme="majorEastAsia" w:hAnsi="Arial" w:cs="Arial"/>
+          <w:noProof/>
+          <w:color w:val="70AD47" w:themeColor="accent6"/>
+          <w:sz w:val="22"/>
+          <w:szCs w:val="22"/>
+          <w:lang w:val="en-US"/>
+        </w:rPr>
+        <w:lastRenderedPageBreak/>
+        <w:drawing>
+          <wp:inline distT="0" distB="0" distL="0" distR="0" wp14:anchorId="27E35DC0" wp14:editId="71CBFE75">
+            <wp:extent cx="5731510" cy="2664373"/>
+            <wp:effectExtent l="0" t="0" r="2540" b="3175"/>
+            <wp:docPr id="76" name="Image 76" descr="C:\Users\franc\Documents\MetaTrader_tests\Strategy_1_MM_crossover_Hysteresis\12_11_Run1_No_SL_No_TP_SMA\Run_1.4_50_160\D1\Reports\ReportTester-64022759-mfemae.png"/>
+            <wp:cNvGraphicFramePr>
+              <a:graphicFrameLocks xmlns:a="http://schemas.openxmlformats.org/drawingml/2006/main" noChangeAspect="1"/>
+            </wp:cNvGraphicFramePr>
+            <a:graphic xmlns:a="http://schemas.openxmlformats.org/drawingml/2006/main">
+              <a:graphicData uri="http://schemas.openxmlformats.org/drawingml/2006/picture">
+                <pic:pic xmlns:pic="http://schemas.openxmlformats.org/drawingml/2006/picture">
+                  <pic:nvPicPr>
+                    <pic:cNvPr id="0" name="Picture 31" descr="C:\Users\franc\Documents\MetaTrader_tests\Strategy_1_MM_crossover_Hysteresis\12_11_Run1_No_SL_No_TP_SMA\Run_1.4_50_160\D1\Reports\ReportTester-64022759-mfemae.png"/>
+                    <pic:cNvPicPr>
+                      <a:picLocks noChangeAspect="1" noChangeArrowheads="1"/>
+                    </pic:cNvPicPr>
+                  </pic:nvPicPr>
+                  <pic:blipFill>
+                    <a:blip r:embed="rId41">
+                      <a:extLst>
+                        <a:ext uri="{28A0092B-C50C-407E-A947-70E740481C1C}">
+                          <a14:useLocalDpi xmlns:a14="http://schemas.microsoft.com/office/drawing/2010/main" val="0"/>
+                        </a:ext>
+                      </a:extLst>
+                    </a:blip>
+                    <a:srcRect/>
+                    <a:stretch>
+                      <a:fillRect/>
+                    </a:stretch>
+                  </pic:blipFill>
+                  <pic:spPr bwMode="auto">
+                    <a:xfrm>
+                      <a:off x="0" y="0"/>
+                      <a:ext cx="5731510" cy="2664373"/>
+                    </a:xfrm>
+                    <a:prstGeom prst="rect">
+                      <a:avLst/>
+                    </a:prstGeom>
+                    <a:noFill/>
+                    <a:ln>
+                      <a:noFill/>
+                    </a:ln>
+                  </pic:spPr>
+                </pic:pic>
+              </a:graphicData>
+            </a:graphic>
+          </wp:inline>
+        </w:drawing>
+      </w:r>
+    </w:p>
+    <w:p>
+      <w:pPr>
+        <w:pStyle w:val="Lgende"/>
+        <w:jc w:val="center"/>
+        <w:rPr>
+          <w:rFonts w:ascii="Arial" w:eastAsiaTheme="majorEastAsia" w:hAnsi="Arial" w:cs="Arial"/>
+          <w:color w:val="70AD47" w:themeColor="accent6"/>
+          <w:sz w:val="22"/>
+          <w:szCs w:val="22"/>
+          <w:lang w:val="en-US"/>
+        </w:rPr>
+      </w:pPr>
+      <w:r>
+        <w:t xml:space="preserve">Figure </w:t>
+      </w:r>
+      <w:fldSimple w:instr=" SEQ Figure \* ARABIC ">
+        <w:r>
+          <w:rPr>
+            <w:noProof/>
+          </w:rPr>
+          <w:t>31</w:t>
+        </w:r>
+      </w:fldSimple>
+      <w:r>
+        <w:rPr>
+          <w:lang w:val="en-US"/>
+        </w:rPr>
+        <w:t xml:space="preserve">  50/160 CROSSOVER D</w:t>
+      </w:r>
+      <w:r>
+        <w:rPr>
+          <w:lang w:val="en-US"/>
+        </w:rPr>
+        <w:t>1 MAE/MFE</w:t>
+      </w:r>
+    </w:p>
+    <w:p>
+      <w:pPr>
+        <w:pStyle w:val="Paragraphedeliste"/>
         <w:numPr>
           <w:ilvl w:val="5"/>
           <w:numId w:val="1"/>
@@ -3774,6 +8210,201 @@
     <w:p>
       <w:pPr>
         <w:pStyle w:val="Paragraphedeliste"/>
+        <w:keepNext/>
+      </w:pPr>
+      <w:r>
+        <w:rPr>
+          <w:rFonts w:ascii="Arial" w:eastAsiaTheme="majorEastAsia" w:hAnsi="Arial" w:cs="Arial"/>
+          <w:noProof/>
+          <w:color w:val="70AD47" w:themeColor="accent6"/>
+          <w:sz w:val="22"/>
+          <w:szCs w:val="22"/>
+          <w:lang w:val="en-US"/>
+        </w:rPr>
+        <w:drawing>
+          <wp:inline distT="0" distB="0" distL="0" distR="0" wp14:anchorId="04233E84" wp14:editId="5F736673">
+            <wp:extent cx="5731510" cy="1522879"/>
+            <wp:effectExtent l="0" t="0" r="2540" b="1270"/>
+            <wp:docPr id="77" name="Image 77" descr="C:\Users\franc\Documents\MetaTrader_tests\Strategy_1_MM_crossover_Hysteresis\12_11_Run1_No_SL_No_TP_SMA\Run_1.4_50_160\W1\Reports\TesterGraphReport2022.11.24.png"/>
+            <wp:cNvGraphicFramePr>
+              <a:graphicFrameLocks xmlns:a="http://schemas.openxmlformats.org/drawingml/2006/main" noChangeAspect="1"/>
+            </wp:cNvGraphicFramePr>
+            <a:graphic xmlns:a="http://schemas.openxmlformats.org/drawingml/2006/main">
+              <a:graphicData uri="http://schemas.openxmlformats.org/drawingml/2006/picture">
+                <pic:pic xmlns:pic="http://schemas.openxmlformats.org/drawingml/2006/picture">
+                  <pic:nvPicPr>
+                    <pic:cNvPr id="0" name="Picture 32" descr="C:\Users\franc\Documents\MetaTrader_tests\Strategy_1_MM_crossover_Hysteresis\12_11_Run1_No_SL_No_TP_SMA\Run_1.4_50_160\W1\Reports\TesterGraphReport2022.11.24.png"/>
+                    <pic:cNvPicPr>
+                      <a:picLocks noChangeAspect="1" noChangeArrowheads="1"/>
+                    </pic:cNvPicPr>
+                  </pic:nvPicPr>
+                  <pic:blipFill>
+                    <a:blip r:embed="rId42" cstate="print">
+                      <a:extLst>
+                        <a:ext uri="{28A0092B-C50C-407E-A947-70E740481C1C}">
+                          <a14:useLocalDpi xmlns:a14="http://schemas.microsoft.com/office/drawing/2010/main" val="0"/>
+                        </a:ext>
+                      </a:extLst>
+                    </a:blip>
+                    <a:srcRect/>
+                    <a:stretch>
+                      <a:fillRect/>
+                    </a:stretch>
+                  </pic:blipFill>
+                  <pic:spPr bwMode="auto">
+                    <a:xfrm>
+                      <a:off x="0" y="0"/>
+                      <a:ext cx="5731510" cy="1522879"/>
+                    </a:xfrm>
+                    <a:prstGeom prst="rect">
+                      <a:avLst/>
+                    </a:prstGeom>
+                    <a:noFill/>
+                    <a:ln>
+                      <a:noFill/>
+                    </a:ln>
+                  </pic:spPr>
+                </pic:pic>
+              </a:graphicData>
+            </a:graphic>
+          </wp:inline>
+        </w:drawing>
+      </w:r>
+    </w:p>
+    <w:p>
+      <w:pPr>
+        <w:pStyle w:val="Lgende"/>
+        <w:jc w:val="center"/>
+        <w:rPr>
+          <w:rFonts w:ascii="Arial" w:eastAsiaTheme="majorEastAsia" w:hAnsi="Arial" w:cs="Arial"/>
+          <w:color w:val="70AD47" w:themeColor="accent6"/>
+          <w:sz w:val="22"/>
+          <w:szCs w:val="22"/>
+          <w:lang w:val="en-US"/>
+        </w:rPr>
+      </w:pPr>
+      <w:r>
+        <w:t xml:space="preserve">Figure </w:t>
+      </w:r>
+      <w:fldSimple w:instr=" SEQ Figure \* ARABIC ">
+        <w:r>
+          <w:rPr>
+            <w:noProof/>
+          </w:rPr>
+          <w:t>32</w:t>
+        </w:r>
+      </w:fldSimple>
+      <w:r>
+        <w:rPr>
+          <w:lang w:val="en-US"/>
+        </w:rPr>
+        <w:t xml:space="preserve"> 50/160 CROSSOVER W1 return</w:t>
+      </w:r>
+    </w:p>
+    <w:p>
+      <w:pPr>
+        <w:pStyle w:val="Paragraphedeliste"/>
+        <w:keepNext/>
+      </w:pPr>
+      <w:r>
+        <w:rPr>
+          <w:rFonts w:ascii="Arial" w:eastAsiaTheme="majorEastAsia" w:hAnsi="Arial" w:cs="Arial"/>
+          <w:noProof/>
+          <w:color w:val="70AD47" w:themeColor="accent6"/>
+          <w:sz w:val="22"/>
+          <w:szCs w:val="22"/>
+          <w:lang w:val="en-US"/>
+        </w:rPr>
+        <w:lastRenderedPageBreak/>
+        <w:drawing>
+          <wp:inline distT="0" distB="0" distL="0" distR="0" wp14:anchorId="5F460CD4" wp14:editId="39FDA9FF">
+            <wp:extent cx="5731510" cy="2664373"/>
+            <wp:effectExtent l="0" t="0" r="2540" b="3175"/>
+            <wp:docPr id="78" name="Image 78" descr="C:\Users\franc\Documents\MetaTrader_tests\Strategy_1_MM_crossover_Hysteresis\12_11_Run1_No_SL_No_TP_SMA\Run_1.4_50_160\W1\Reports\ReportTester-64022759-mfemae.png"/>
+            <wp:cNvGraphicFramePr>
+              <a:graphicFrameLocks xmlns:a="http://schemas.openxmlformats.org/drawingml/2006/main" noChangeAspect="1"/>
+            </wp:cNvGraphicFramePr>
+            <a:graphic xmlns:a="http://schemas.openxmlformats.org/drawingml/2006/main">
+              <a:graphicData uri="http://schemas.openxmlformats.org/drawingml/2006/picture">
+                <pic:pic xmlns:pic="http://schemas.openxmlformats.org/drawingml/2006/picture">
+                  <pic:nvPicPr>
+                    <pic:cNvPr id="0" name="Picture 33" descr="C:\Users\franc\Documents\MetaTrader_tests\Strategy_1_MM_crossover_Hysteresis\12_11_Run1_No_SL_No_TP_SMA\Run_1.4_50_160\W1\Reports\ReportTester-64022759-mfemae.png"/>
+                    <pic:cNvPicPr>
+                      <a:picLocks noChangeAspect="1" noChangeArrowheads="1"/>
+                    </pic:cNvPicPr>
+                  </pic:nvPicPr>
+                  <pic:blipFill>
+                    <a:blip r:embed="rId43">
+                      <a:extLst>
+                        <a:ext uri="{28A0092B-C50C-407E-A947-70E740481C1C}">
+                          <a14:useLocalDpi xmlns:a14="http://schemas.microsoft.com/office/drawing/2010/main" val="0"/>
+                        </a:ext>
+                      </a:extLst>
+                    </a:blip>
+                    <a:srcRect/>
+                    <a:stretch>
+                      <a:fillRect/>
+                    </a:stretch>
+                  </pic:blipFill>
+                  <pic:spPr bwMode="auto">
+                    <a:xfrm>
+                      <a:off x="0" y="0"/>
+                      <a:ext cx="5731510" cy="2664373"/>
+                    </a:xfrm>
+                    <a:prstGeom prst="rect">
+                      <a:avLst/>
+                    </a:prstGeom>
+                    <a:noFill/>
+                    <a:ln>
+                      <a:noFill/>
+                    </a:ln>
+                  </pic:spPr>
+                </pic:pic>
+              </a:graphicData>
+            </a:graphic>
+          </wp:inline>
+        </w:drawing>
+      </w:r>
+    </w:p>
+    <w:p>
+      <w:pPr>
+        <w:pStyle w:val="Lgende"/>
+        <w:jc w:val="center"/>
+        <w:rPr>
+          <w:rFonts w:ascii="Arial" w:eastAsiaTheme="majorEastAsia" w:hAnsi="Arial" w:cs="Arial"/>
+          <w:color w:val="70AD47" w:themeColor="accent6"/>
+          <w:sz w:val="22"/>
+          <w:szCs w:val="22"/>
+          <w:lang w:val="en-US"/>
+        </w:rPr>
+      </w:pPr>
+      <w:r>
+        <w:t xml:space="preserve">Figure </w:t>
+      </w:r>
+      <w:fldSimple w:instr=" SEQ Figure \* ARABIC ">
+        <w:r>
+          <w:rPr>
+            <w:noProof/>
+          </w:rPr>
+          <w:t>33</w:t>
+        </w:r>
+      </w:fldSimple>
+      <w:r>
+        <w:rPr>
+          <w:lang w:val="en-US"/>
+        </w:rPr>
+        <w:t xml:space="preserve">  50/160 CROSSOVER W</w:t>
+      </w:r>
+      <w:r>
+        <w:rPr>
+          <w:lang w:val="en-US"/>
+        </w:rPr>
+        <w:t>1 MAE/MFE</w:t>
+      </w:r>
+    </w:p>
+    <w:p>
+      <w:pPr>
+        <w:pStyle w:val="Paragraphedeliste"/>
         <w:numPr>
           <w:ilvl w:val="5"/>
           <w:numId w:val="1"/>
@@ -3875,1254 +8506,6 @@
         <w:t>Python trade duration</w:t>
       </w:r>
     </w:p>
-    <w:p>
-      <w:pPr>
-        <w:pStyle w:val="Titre4"/>
-        <w:numPr>
-          <w:ilvl w:val="3"/>
-          <w:numId w:val="1"/>
-        </w:numPr>
-        <w:rPr>
-          <w:rFonts w:ascii="Arial" w:hAnsi="Arial" w:cs="Arial"/>
-          <w:lang w:val="en-US"/>
-        </w:rPr>
-      </w:pPr>
-      <w:r>
-        <w:rPr>
-          <w:rFonts w:ascii="Arial" w:hAnsi="Arial" w:cs="Arial"/>
-          <w:lang w:val="en-US"/>
-        </w:rPr>
-        <w:t>21/50</w:t>
-      </w:r>
-    </w:p>
-    <w:p>
-      <w:pPr>
-        <w:pStyle w:val="Titre4"/>
-        <w:numPr>
-          <w:ilvl w:val="4"/>
-          <w:numId w:val="1"/>
-        </w:numPr>
-        <w:rPr>
-          <w:rFonts w:ascii="Arial" w:hAnsi="Arial" w:cs="Arial"/>
-          <w:lang w:val="en-US"/>
-        </w:rPr>
-      </w:pPr>
-      <w:r>
-        <w:rPr>
-          <w:rFonts w:ascii="Arial" w:hAnsi="Arial" w:cs="Arial"/>
-          <w:lang w:val="en-US"/>
-        </w:rPr>
-        <w:t>H1</w:t>
-      </w:r>
-    </w:p>
-    <w:p>
-      <w:pPr>
-        <w:pStyle w:val="Paragraphedeliste"/>
-        <w:numPr>
-          <w:ilvl w:val="5"/>
-          <w:numId w:val="1"/>
-        </w:numPr>
-        <w:rPr>
-          <w:rFonts w:ascii="Arial" w:eastAsiaTheme="majorEastAsia" w:hAnsi="Arial" w:cs="Arial"/>
-          <w:color w:val="70AD47" w:themeColor="accent6"/>
-          <w:sz w:val="22"/>
-          <w:szCs w:val="22"/>
-          <w:lang w:val="en-US"/>
-        </w:rPr>
-      </w:pPr>
-      <w:r>
-        <w:rPr>
-          <w:rFonts w:ascii="Arial" w:eastAsiaTheme="majorEastAsia" w:hAnsi="Arial" w:cs="Arial"/>
-          <w:color w:val="70AD47" w:themeColor="accent6"/>
-          <w:sz w:val="22"/>
-          <w:szCs w:val="22"/>
-          <w:lang w:val="en-US"/>
-        </w:rPr>
-        <w:t>Mql5 returns</w:t>
-      </w:r>
-    </w:p>
-    <w:p>
-      <w:pPr>
-        <w:pStyle w:val="Paragraphedeliste"/>
-        <w:numPr>
-          <w:ilvl w:val="5"/>
-          <w:numId w:val="1"/>
-        </w:numPr>
-        <w:rPr>
-          <w:rFonts w:ascii="Arial" w:eastAsiaTheme="majorEastAsia" w:hAnsi="Arial" w:cs="Arial"/>
-          <w:color w:val="70AD47" w:themeColor="accent6"/>
-          <w:sz w:val="22"/>
-          <w:szCs w:val="22"/>
-          <w:lang w:val="en-US"/>
-        </w:rPr>
-      </w:pPr>
-      <w:r>
-        <w:rPr>
-          <w:rFonts w:ascii="Arial" w:eastAsiaTheme="majorEastAsia" w:hAnsi="Arial" w:cs="Arial"/>
-          <w:color w:val="70AD47" w:themeColor="accent6"/>
-          <w:sz w:val="22"/>
-          <w:szCs w:val="22"/>
-          <w:lang w:val="en-US"/>
-        </w:rPr>
-        <w:t>Python returns</w:t>
-      </w:r>
-    </w:p>
-    <w:p>
-      <w:pPr>
-        <w:pStyle w:val="Paragraphedeliste"/>
-        <w:numPr>
-          <w:ilvl w:val="5"/>
-          <w:numId w:val="1"/>
-        </w:numPr>
-        <w:rPr>
-          <w:rFonts w:ascii="Arial" w:eastAsiaTheme="majorEastAsia" w:hAnsi="Arial" w:cs="Arial"/>
-          <w:color w:val="70AD47" w:themeColor="accent6"/>
-          <w:sz w:val="22"/>
-          <w:szCs w:val="22"/>
-          <w:lang w:val="en-US"/>
-        </w:rPr>
-      </w:pPr>
-      <w:r>
-        <w:rPr>
-          <w:rFonts w:ascii="Arial" w:eastAsiaTheme="majorEastAsia" w:hAnsi="Arial" w:cs="Arial"/>
-          <w:color w:val="70AD47" w:themeColor="accent6"/>
-          <w:sz w:val="22"/>
-          <w:szCs w:val="22"/>
-          <w:lang w:val="en-US"/>
-        </w:rPr>
-        <w:t>Python correlations</w:t>
-      </w:r>
-    </w:p>
-    <w:p>
-      <w:pPr>
-        <w:pStyle w:val="Paragraphedeliste"/>
-        <w:numPr>
-          <w:ilvl w:val="5"/>
-          <w:numId w:val="1"/>
-        </w:numPr>
-        <w:rPr>
-          <w:rFonts w:ascii="Arial" w:eastAsiaTheme="majorEastAsia" w:hAnsi="Arial" w:cs="Arial"/>
-          <w:color w:val="70AD47" w:themeColor="accent6"/>
-          <w:sz w:val="22"/>
-          <w:szCs w:val="22"/>
-          <w:lang w:val="en-US"/>
-        </w:rPr>
-      </w:pPr>
-      <w:r>
-        <w:rPr>
-          <w:rFonts w:ascii="Arial" w:eastAsiaTheme="majorEastAsia" w:hAnsi="Arial" w:cs="Arial"/>
-          <w:color w:val="70AD47" w:themeColor="accent6"/>
-          <w:sz w:val="22"/>
-          <w:szCs w:val="22"/>
-          <w:lang w:val="en-US"/>
-        </w:rPr>
-        <w:t>Python SL/TP Histogram</w:t>
-      </w:r>
-    </w:p>
-    <w:p>
-      <w:pPr>
-        <w:pStyle w:val="Paragraphedeliste"/>
-        <w:numPr>
-          <w:ilvl w:val="6"/>
-          <w:numId w:val="1"/>
-        </w:numPr>
-        <w:rPr>
-          <w:rFonts w:ascii="Arial" w:eastAsiaTheme="majorEastAsia" w:hAnsi="Arial" w:cs="Arial"/>
-          <w:color w:val="70AD47" w:themeColor="accent6"/>
-          <w:sz w:val="22"/>
-          <w:szCs w:val="22"/>
-          <w:lang w:val="en-US"/>
-        </w:rPr>
-      </w:pPr>
-      <w:r>
-        <w:rPr>
-          <w:rFonts w:ascii="Arial" w:eastAsiaTheme="majorEastAsia" w:hAnsi="Arial" w:cs="Arial"/>
-          <w:color w:val="70AD47" w:themeColor="accent6"/>
-          <w:sz w:val="22"/>
-          <w:szCs w:val="22"/>
-          <w:lang w:val="en-US"/>
-        </w:rPr>
-        <w:t>Python trade duration</w:t>
-      </w:r>
-    </w:p>
-    <w:p>
-      <w:pPr>
-        <w:pStyle w:val="Titre4"/>
-        <w:numPr>
-          <w:ilvl w:val="4"/>
-          <w:numId w:val="1"/>
-        </w:numPr>
-        <w:rPr>
-          <w:rFonts w:ascii="Arial" w:hAnsi="Arial" w:cs="Arial"/>
-          <w:lang w:val="en-US"/>
-        </w:rPr>
-      </w:pPr>
-      <w:r>
-        <w:rPr>
-          <w:rFonts w:ascii="Arial" w:hAnsi="Arial" w:cs="Arial"/>
-          <w:lang w:val="en-US"/>
-        </w:rPr>
-        <w:t>H4</w:t>
-      </w:r>
-    </w:p>
-    <w:p>
-      <w:pPr>
-        <w:pStyle w:val="Paragraphedeliste"/>
-        <w:numPr>
-          <w:ilvl w:val="5"/>
-          <w:numId w:val="1"/>
-        </w:numPr>
-        <w:rPr>
-          <w:rFonts w:ascii="Arial" w:eastAsiaTheme="majorEastAsia" w:hAnsi="Arial" w:cs="Arial"/>
-          <w:color w:val="70AD47" w:themeColor="accent6"/>
-          <w:sz w:val="22"/>
-          <w:szCs w:val="22"/>
-          <w:lang w:val="en-US"/>
-        </w:rPr>
-      </w:pPr>
-      <w:r>
-        <w:rPr>
-          <w:rFonts w:ascii="Arial" w:eastAsiaTheme="majorEastAsia" w:hAnsi="Arial" w:cs="Arial"/>
-          <w:color w:val="70AD47" w:themeColor="accent6"/>
-          <w:sz w:val="22"/>
-          <w:szCs w:val="22"/>
-          <w:lang w:val="en-US"/>
-        </w:rPr>
-        <w:t>Mql5 returns</w:t>
-      </w:r>
-    </w:p>
-    <w:p>
-      <w:pPr>
-        <w:pStyle w:val="Paragraphedeliste"/>
-        <w:numPr>
-          <w:ilvl w:val="5"/>
-          <w:numId w:val="1"/>
-        </w:numPr>
-        <w:rPr>
-          <w:rFonts w:ascii="Arial" w:eastAsiaTheme="majorEastAsia" w:hAnsi="Arial" w:cs="Arial"/>
-          <w:color w:val="70AD47" w:themeColor="accent6"/>
-          <w:sz w:val="22"/>
-          <w:szCs w:val="22"/>
-          <w:lang w:val="en-US"/>
-        </w:rPr>
-      </w:pPr>
-      <w:r>
-        <w:rPr>
-          <w:rFonts w:ascii="Arial" w:eastAsiaTheme="majorEastAsia" w:hAnsi="Arial" w:cs="Arial"/>
-          <w:color w:val="70AD47" w:themeColor="accent6"/>
-          <w:sz w:val="22"/>
-          <w:szCs w:val="22"/>
-          <w:lang w:val="en-US"/>
-        </w:rPr>
-        <w:t>Python returns</w:t>
-      </w:r>
-    </w:p>
-    <w:p>
-      <w:pPr>
-        <w:pStyle w:val="Paragraphedeliste"/>
-        <w:numPr>
-          <w:ilvl w:val="5"/>
-          <w:numId w:val="1"/>
-        </w:numPr>
-        <w:rPr>
-          <w:rFonts w:ascii="Arial" w:eastAsiaTheme="majorEastAsia" w:hAnsi="Arial" w:cs="Arial"/>
-          <w:color w:val="70AD47" w:themeColor="accent6"/>
-          <w:sz w:val="22"/>
-          <w:szCs w:val="22"/>
-          <w:lang w:val="en-US"/>
-        </w:rPr>
-      </w:pPr>
-      <w:r>
-        <w:rPr>
-          <w:rFonts w:ascii="Arial" w:eastAsiaTheme="majorEastAsia" w:hAnsi="Arial" w:cs="Arial"/>
-          <w:color w:val="70AD47" w:themeColor="accent6"/>
-          <w:sz w:val="22"/>
-          <w:szCs w:val="22"/>
-          <w:lang w:val="en-US"/>
-        </w:rPr>
-        <w:t>Python correlations</w:t>
-      </w:r>
-    </w:p>
-    <w:p>
-      <w:pPr>
-        <w:pStyle w:val="Paragraphedeliste"/>
-        <w:numPr>
-          <w:ilvl w:val="5"/>
-          <w:numId w:val="1"/>
-        </w:numPr>
-        <w:rPr>
-          <w:rFonts w:ascii="Arial" w:eastAsiaTheme="majorEastAsia" w:hAnsi="Arial" w:cs="Arial"/>
-          <w:color w:val="70AD47" w:themeColor="accent6"/>
-          <w:sz w:val="22"/>
-          <w:szCs w:val="22"/>
-          <w:lang w:val="en-US"/>
-        </w:rPr>
-      </w:pPr>
-      <w:r>
-        <w:rPr>
-          <w:rFonts w:ascii="Arial" w:eastAsiaTheme="majorEastAsia" w:hAnsi="Arial" w:cs="Arial"/>
-          <w:color w:val="70AD47" w:themeColor="accent6"/>
-          <w:sz w:val="22"/>
-          <w:szCs w:val="22"/>
-          <w:lang w:val="en-US"/>
-        </w:rPr>
-        <w:t>Python SL/TP Histogram</w:t>
-      </w:r>
-    </w:p>
-    <w:p>
-      <w:pPr>
-        <w:pStyle w:val="Paragraphedeliste"/>
-        <w:numPr>
-          <w:ilvl w:val="5"/>
-          <w:numId w:val="1"/>
-        </w:numPr>
-        <w:rPr>
-          <w:rFonts w:ascii="Arial" w:eastAsiaTheme="majorEastAsia" w:hAnsi="Arial" w:cs="Arial"/>
-          <w:color w:val="70AD47" w:themeColor="accent6"/>
-          <w:sz w:val="22"/>
-          <w:szCs w:val="22"/>
-          <w:lang w:val="en-US"/>
-        </w:rPr>
-      </w:pPr>
-      <w:r>
-        <w:rPr>
-          <w:rFonts w:ascii="Arial" w:eastAsiaTheme="majorEastAsia" w:hAnsi="Arial" w:cs="Arial"/>
-          <w:color w:val="70AD47" w:themeColor="accent6"/>
-          <w:sz w:val="22"/>
-          <w:szCs w:val="22"/>
-          <w:lang w:val="en-US"/>
-        </w:rPr>
-        <w:t>Python trade duration</w:t>
-      </w:r>
-    </w:p>
-    <w:p>
-      <w:pPr>
-        <w:pStyle w:val="Titre4"/>
-        <w:numPr>
-          <w:ilvl w:val="4"/>
-          <w:numId w:val="1"/>
-        </w:numPr>
-        <w:rPr>
-          <w:rFonts w:ascii="Arial" w:hAnsi="Arial" w:cs="Arial"/>
-          <w:lang w:val="en-US"/>
-        </w:rPr>
-      </w:pPr>
-      <w:r>
-        <w:rPr>
-          <w:rFonts w:ascii="Arial" w:hAnsi="Arial" w:cs="Arial"/>
-          <w:lang w:val="en-US"/>
-        </w:rPr>
-        <w:t>D1</w:t>
-      </w:r>
-    </w:p>
-    <w:p>
-      <w:pPr>
-        <w:pStyle w:val="Paragraphedeliste"/>
-        <w:numPr>
-          <w:ilvl w:val="5"/>
-          <w:numId w:val="1"/>
-        </w:numPr>
-        <w:rPr>
-          <w:rFonts w:ascii="Arial" w:eastAsiaTheme="majorEastAsia" w:hAnsi="Arial" w:cs="Arial"/>
-          <w:color w:val="70AD47" w:themeColor="accent6"/>
-          <w:sz w:val="22"/>
-          <w:szCs w:val="22"/>
-          <w:lang w:val="en-US"/>
-        </w:rPr>
-      </w:pPr>
-      <w:r>
-        <w:rPr>
-          <w:rFonts w:ascii="Arial" w:eastAsiaTheme="majorEastAsia" w:hAnsi="Arial" w:cs="Arial"/>
-          <w:color w:val="70AD47" w:themeColor="accent6"/>
-          <w:sz w:val="22"/>
-          <w:szCs w:val="22"/>
-          <w:lang w:val="en-US"/>
-        </w:rPr>
-        <w:t>Mql5 returns</w:t>
-      </w:r>
-    </w:p>
-    <w:p>
-      <w:pPr>
-        <w:pStyle w:val="Paragraphedeliste"/>
-        <w:numPr>
-          <w:ilvl w:val="5"/>
-          <w:numId w:val="1"/>
-        </w:numPr>
-        <w:rPr>
-          <w:rFonts w:ascii="Arial" w:eastAsiaTheme="majorEastAsia" w:hAnsi="Arial" w:cs="Arial"/>
-          <w:color w:val="70AD47" w:themeColor="accent6"/>
-          <w:sz w:val="22"/>
-          <w:szCs w:val="22"/>
-          <w:lang w:val="en-US"/>
-        </w:rPr>
-      </w:pPr>
-      <w:r>
-        <w:rPr>
-          <w:rFonts w:ascii="Arial" w:eastAsiaTheme="majorEastAsia" w:hAnsi="Arial" w:cs="Arial"/>
-          <w:color w:val="70AD47" w:themeColor="accent6"/>
-          <w:sz w:val="22"/>
-          <w:szCs w:val="22"/>
-          <w:lang w:val="en-US"/>
-        </w:rPr>
-        <w:t>Python returns</w:t>
-      </w:r>
-    </w:p>
-    <w:p>
-      <w:pPr>
-        <w:pStyle w:val="Paragraphedeliste"/>
-        <w:numPr>
-          <w:ilvl w:val="5"/>
-          <w:numId w:val="1"/>
-        </w:numPr>
-        <w:rPr>
-          <w:rFonts w:ascii="Arial" w:eastAsiaTheme="majorEastAsia" w:hAnsi="Arial" w:cs="Arial"/>
-          <w:color w:val="70AD47" w:themeColor="accent6"/>
-          <w:sz w:val="22"/>
-          <w:szCs w:val="22"/>
-          <w:lang w:val="en-US"/>
-        </w:rPr>
-      </w:pPr>
-      <w:r>
-        <w:rPr>
-          <w:rFonts w:ascii="Arial" w:eastAsiaTheme="majorEastAsia" w:hAnsi="Arial" w:cs="Arial"/>
-          <w:color w:val="70AD47" w:themeColor="accent6"/>
-          <w:sz w:val="22"/>
-          <w:szCs w:val="22"/>
-          <w:lang w:val="en-US"/>
-        </w:rPr>
-        <w:lastRenderedPageBreak/>
-        <w:t>Python correlations</w:t>
-      </w:r>
-    </w:p>
-    <w:p>
-      <w:pPr>
-        <w:pStyle w:val="Paragraphedeliste"/>
-        <w:numPr>
-          <w:ilvl w:val="5"/>
-          <w:numId w:val="1"/>
-        </w:numPr>
-        <w:rPr>
-          <w:rFonts w:ascii="Arial" w:eastAsiaTheme="majorEastAsia" w:hAnsi="Arial" w:cs="Arial"/>
-          <w:color w:val="70AD47" w:themeColor="accent6"/>
-          <w:sz w:val="22"/>
-          <w:szCs w:val="22"/>
-          <w:lang w:val="en-US"/>
-        </w:rPr>
-      </w:pPr>
-      <w:r>
-        <w:rPr>
-          <w:rFonts w:ascii="Arial" w:eastAsiaTheme="majorEastAsia" w:hAnsi="Arial" w:cs="Arial"/>
-          <w:color w:val="70AD47" w:themeColor="accent6"/>
-          <w:sz w:val="22"/>
-          <w:szCs w:val="22"/>
-          <w:lang w:val="en-US"/>
-        </w:rPr>
-        <w:t>Python SL/TP Histogram</w:t>
-      </w:r>
-    </w:p>
-    <w:p>
-      <w:pPr>
-        <w:pStyle w:val="Paragraphedeliste"/>
-        <w:numPr>
-          <w:ilvl w:val="5"/>
-          <w:numId w:val="1"/>
-        </w:numPr>
-        <w:rPr>
-          <w:rFonts w:ascii="Arial" w:eastAsiaTheme="majorEastAsia" w:hAnsi="Arial" w:cs="Arial"/>
-          <w:color w:val="70AD47" w:themeColor="accent6"/>
-          <w:sz w:val="22"/>
-          <w:szCs w:val="22"/>
-          <w:lang w:val="en-US"/>
-        </w:rPr>
-      </w:pPr>
-      <w:r>
-        <w:rPr>
-          <w:rFonts w:ascii="Arial" w:eastAsiaTheme="majorEastAsia" w:hAnsi="Arial" w:cs="Arial"/>
-          <w:color w:val="70AD47" w:themeColor="accent6"/>
-          <w:sz w:val="22"/>
-          <w:szCs w:val="22"/>
-          <w:lang w:val="en-US"/>
-        </w:rPr>
-        <w:t>Python trade duration</w:t>
-      </w:r>
-    </w:p>
-    <w:p>
-      <w:pPr>
-        <w:pStyle w:val="Titre4"/>
-        <w:numPr>
-          <w:ilvl w:val="4"/>
-          <w:numId w:val="1"/>
-        </w:numPr>
-        <w:rPr>
-          <w:rFonts w:ascii="Arial" w:hAnsi="Arial" w:cs="Arial"/>
-          <w:lang w:val="en-US"/>
-        </w:rPr>
-      </w:pPr>
-      <w:r>
-        <w:rPr>
-          <w:rFonts w:ascii="Arial" w:hAnsi="Arial" w:cs="Arial"/>
-          <w:lang w:val="en-US"/>
-        </w:rPr>
-        <w:t>W1</w:t>
-      </w:r>
-    </w:p>
-    <w:p>
-      <w:pPr>
-        <w:pStyle w:val="Paragraphedeliste"/>
-        <w:numPr>
-          <w:ilvl w:val="5"/>
-          <w:numId w:val="1"/>
-        </w:numPr>
-        <w:rPr>
-          <w:rFonts w:ascii="Arial" w:eastAsiaTheme="majorEastAsia" w:hAnsi="Arial" w:cs="Arial"/>
-          <w:color w:val="70AD47" w:themeColor="accent6"/>
-          <w:sz w:val="22"/>
-          <w:szCs w:val="22"/>
-          <w:lang w:val="en-US"/>
-        </w:rPr>
-      </w:pPr>
-      <w:r>
-        <w:rPr>
-          <w:rFonts w:ascii="Arial" w:eastAsiaTheme="majorEastAsia" w:hAnsi="Arial" w:cs="Arial"/>
-          <w:color w:val="70AD47" w:themeColor="accent6"/>
-          <w:sz w:val="22"/>
-          <w:szCs w:val="22"/>
-          <w:lang w:val="en-US"/>
-        </w:rPr>
-        <w:t>Mql5 returns</w:t>
-      </w:r>
-    </w:p>
-    <w:p>
-      <w:pPr>
-        <w:pStyle w:val="Paragraphedeliste"/>
-        <w:numPr>
-          <w:ilvl w:val="5"/>
-          <w:numId w:val="1"/>
-        </w:numPr>
-        <w:rPr>
-          <w:rFonts w:ascii="Arial" w:eastAsiaTheme="majorEastAsia" w:hAnsi="Arial" w:cs="Arial"/>
-          <w:color w:val="70AD47" w:themeColor="accent6"/>
-          <w:sz w:val="22"/>
-          <w:szCs w:val="22"/>
-          <w:lang w:val="en-US"/>
-        </w:rPr>
-      </w:pPr>
-      <w:r>
-        <w:rPr>
-          <w:rFonts w:ascii="Arial" w:eastAsiaTheme="majorEastAsia" w:hAnsi="Arial" w:cs="Arial"/>
-          <w:color w:val="70AD47" w:themeColor="accent6"/>
-          <w:sz w:val="22"/>
-          <w:szCs w:val="22"/>
-          <w:lang w:val="en-US"/>
-        </w:rPr>
-        <w:t>Python returns</w:t>
-      </w:r>
-    </w:p>
-    <w:p>
-      <w:pPr>
-        <w:pStyle w:val="Paragraphedeliste"/>
-        <w:numPr>
-          <w:ilvl w:val="5"/>
-          <w:numId w:val="1"/>
-        </w:numPr>
-        <w:rPr>
-          <w:rFonts w:ascii="Arial" w:eastAsiaTheme="majorEastAsia" w:hAnsi="Arial" w:cs="Arial"/>
-          <w:color w:val="70AD47" w:themeColor="accent6"/>
-          <w:sz w:val="22"/>
-          <w:szCs w:val="22"/>
-          <w:lang w:val="en-US"/>
-        </w:rPr>
-      </w:pPr>
-      <w:r>
-        <w:rPr>
-          <w:rFonts w:ascii="Arial" w:eastAsiaTheme="majorEastAsia" w:hAnsi="Arial" w:cs="Arial"/>
-          <w:color w:val="70AD47" w:themeColor="accent6"/>
-          <w:sz w:val="22"/>
-          <w:szCs w:val="22"/>
-          <w:lang w:val="en-US"/>
-        </w:rPr>
-        <w:t>Python correlations</w:t>
-      </w:r>
-    </w:p>
-    <w:p>
-      <w:pPr>
-        <w:pStyle w:val="Paragraphedeliste"/>
-        <w:numPr>
-          <w:ilvl w:val="5"/>
-          <w:numId w:val="1"/>
-        </w:numPr>
-        <w:rPr>
-          <w:rFonts w:ascii="Arial" w:eastAsiaTheme="majorEastAsia" w:hAnsi="Arial" w:cs="Arial"/>
-          <w:color w:val="70AD47" w:themeColor="accent6"/>
-          <w:sz w:val="22"/>
-          <w:szCs w:val="22"/>
-          <w:lang w:val="en-US"/>
-        </w:rPr>
-      </w:pPr>
-      <w:r>
-        <w:rPr>
-          <w:rFonts w:ascii="Arial" w:eastAsiaTheme="majorEastAsia" w:hAnsi="Arial" w:cs="Arial"/>
-          <w:color w:val="70AD47" w:themeColor="accent6"/>
-          <w:sz w:val="22"/>
-          <w:szCs w:val="22"/>
-          <w:lang w:val="en-US"/>
-        </w:rPr>
-        <w:t>Python SL/TP Histogram</w:t>
-      </w:r>
-    </w:p>
-    <w:p>
-      <w:pPr>
-        <w:pStyle w:val="Paragraphedeliste"/>
-        <w:numPr>
-          <w:ilvl w:val="5"/>
-          <w:numId w:val="1"/>
-        </w:numPr>
-        <w:rPr>
-          <w:rFonts w:ascii="Arial" w:eastAsiaTheme="majorEastAsia" w:hAnsi="Arial" w:cs="Arial"/>
-          <w:color w:val="70AD47" w:themeColor="accent6"/>
-          <w:sz w:val="22"/>
-          <w:szCs w:val="22"/>
-          <w:lang w:val="en-US"/>
-        </w:rPr>
-      </w:pPr>
-      <w:r>
-        <w:rPr>
-          <w:rFonts w:ascii="Arial" w:eastAsiaTheme="majorEastAsia" w:hAnsi="Arial" w:cs="Arial"/>
-          <w:color w:val="70AD47" w:themeColor="accent6"/>
-          <w:sz w:val="22"/>
-          <w:szCs w:val="22"/>
-          <w:lang w:val="en-US"/>
-        </w:rPr>
-        <w:t>Python trade duration</w:t>
-      </w:r>
-    </w:p>
-    <w:p>
-      <w:pPr>
-        <w:rPr>
-          <w:lang w:val="en-US"/>
-        </w:rPr>
-      </w:pPr>
-    </w:p>
-    <w:p>
-      <w:pPr>
-        <w:pStyle w:val="Titre4"/>
-        <w:numPr>
-          <w:ilvl w:val="3"/>
-          <w:numId w:val="1"/>
-        </w:numPr>
-        <w:rPr>
-          <w:rFonts w:ascii="Arial" w:hAnsi="Arial" w:cs="Arial"/>
-          <w:lang w:val="en-US"/>
-        </w:rPr>
-      </w:pPr>
-      <w:r>
-        <w:rPr>
-          <w:rFonts w:ascii="Arial" w:hAnsi="Arial" w:cs="Arial"/>
-          <w:lang w:val="en-US"/>
-        </w:rPr>
-        <w:t>50/160</w:t>
-      </w:r>
-    </w:p>
-    <w:p>
-      <w:pPr>
-        <w:pStyle w:val="Titre4"/>
-        <w:numPr>
-          <w:ilvl w:val="4"/>
-          <w:numId w:val="1"/>
-        </w:numPr>
-        <w:rPr>
-          <w:rFonts w:ascii="Arial" w:hAnsi="Arial" w:cs="Arial"/>
-          <w:lang w:val="en-US"/>
-        </w:rPr>
-      </w:pPr>
-      <w:r>
-        <w:rPr>
-          <w:rFonts w:ascii="Arial" w:hAnsi="Arial" w:cs="Arial"/>
-          <w:lang w:val="en-US"/>
-        </w:rPr>
-        <w:t>H1</w:t>
-      </w:r>
-    </w:p>
-    <w:p>
-      <w:pPr>
-        <w:pStyle w:val="Paragraphedeliste"/>
-        <w:numPr>
-          <w:ilvl w:val="5"/>
-          <w:numId w:val="1"/>
-        </w:numPr>
-        <w:rPr>
-          <w:rFonts w:ascii="Arial" w:eastAsiaTheme="majorEastAsia" w:hAnsi="Arial" w:cs="Arial"/>
-          <w:color w:val="70AD47" w:themeColor="accent6"/>
-          <w:sz w:val="22"/>
-          <w:szCs w:val="22"/>
-          <w:lang w:val="en-US"/>
-        </w:rPr>
-      </w:pPr>
-      <w:r>
-        <w:rPr>
-          <w:rFonts w:ascii="Arial" w:eastAsiaTheme="majorEastAsia" w:hAnsi="Arial" w:cs="Arial"/>
-          <w:color w:val="70AD47" w:themeColor="accent6"/>
-          <w:sz w:val="22"/>
-          <w:szCs w:val="22"/>
-          <w:lang w:val="en-US"/>
-        </w:rPr>
-        <w:t>Mql5 returns</w:t>
-      </w:r>
-    </w:p>
-    <w:p>
-      <w:pPr>
-        <w:pStyle w:val="Paragraphedeliste"/>
-        <w:numPr>
-          <w:ilvl w:val="5"/>
-          <w:numId w:val="1"/>
-        </w:numPr>
-        <w:rPr>
-          <w:rFonts w:ascii="Arial" w:eastAsiaTheme="majorEastAsia" w:hAnsi="Arial" w:cs="Arial"/>
-          <w:color w:val="70AD47" w:themeColor="accent6"/>
-          <w:sz w:val="22"/>
-          <w:szCs w:val="22"/>
-          <w:lang w:val="en-US"/>
-        </w:rPr>
-      </w:pPr>
-      <w:r>
-        <w:rPr>
-          <w:rFonts w:ascii="Arial" w:eastAsiaTheme="majorEastAsia" w:hAnsi="Arial" w:cs="Arial"/>
-          <w:color w:val="70AD47" w:themeColor="accent6"/>
-          <w:sz w:val="22"/>
-          <w:szCs w:val="22"/>
-          <w:lang w:val="en-US"/>
-        </w:rPr>
-        <w:t>Python returns</w:t>
-      </w:r>
-    </w:p>
-    <w:p>
-      <w:pPr>
-        <w:pStyle w:val="Paragraphedeliste"/>
-        <w:numPr>
-          <w:ilvl w:val="5"/>
-          <w:numId w:val="1"/>
-        </w:numPr>
-        <w:rPr>
-          <w:rFonts w:ascii="Arial" w:eastAsiaTheme="majorEastAsia" w:hAnsi="Arial" w:cs="Arial"/>
-          <w:color w:val="70AD47" w:themeColor="accent6"/>
-          <w:sz w:val="22"/>
-          <w:szCs w:val="22"/>
-          <w:lang w:val="en-US"/>
-        </w:rPr>
-      </w:pPr>
-      <w:r>
-        <w:rPr>
-          <w:rFonts w:ascii="Arial" w:eastAsiaTheme="majorEastAsia" w:hAnsi="Arial" w:cs="Arial"/>
-          <w:color w:val="70AD47" w:themeColor="accent6"/>
-          <w:sz w:val="22"/>
-          <w:szCs w:val="22"/>
-          <w:lang w:val="en-US"/>
-        </w:rPr>
-        <w:t>Python correlations</w:t>
-      </w:r>
-    </w:p>
-    <w:p>
-      <w:pPr>
-        <w:pStyle w:val="Paragraphedeliste"/>
-        <w:numPr>
-          <w:ilvl w:val="5"/>
-          <w:numId w:val="1"/>
-        </w:numPr>
-        <w:rPr>
-          <w:rFonts w:ascii="Arial" w:eastAsiaTheme="majorEastAsia" w:hAnsi="Arial" w:cs="Arial"/>
-          <w:color w:val="70AD47" w:themeColor="accent6"/>
-          <w:sz w:val="22"/>
-          <w:szCs w:val="22"/>
-          <w:lang w:val="en-US"/>
-        </w:rPr>
-      </w:pPr>
-      <w:r>
-        <w:rPr>
-          <w:rFonts w:ascii="Arial" w:eastAsiaTheme="majorEastAsia" w:hAnsi="Arial" w:cs="Arial"/>
-          <w:color w:val="70AD47" w:themeColor="accent6"/>
-          <w:sz w:val="22"/>
-          <w:szCs w:val="22"/>
-          <w:lang w:val="en-US"/>
-        </w:rPr>
-        <w:t>Python SL/TP Histogram</w:t>
-      </w:r>
-    </w:p>
-    <w:p>
-      <w:pPr>
-        <w:pStyle w:val="Paragraphedeliste"/>
-        <w:numPr>
-          <w:ilvl w:val="6"/>
-          <w:numId w:val="1"/>
-        </w:numPr>
-        <w:rPr>
-          <w:rFonts w:ascii="Arial" w:eastAsiaTheme="majorEastAsia" w:hAnsi="Arial" w:cs="Arial"/>
-          <w:color w:val="70AD47" w:themeColor="accent6"/>
-          <w:sz w:val="22"/>
-          <w:szCs w:val="22"/>
-          <w:lang w:val="en-US"/>
-        </w:rPr>
-      </w:pPr>
-      <w:r>
-        <w:rPr>
-          <w:rFonts w:ascii="Arial" w:eastAsiaTheme="majorEastAsia" w:hAnsi="Arial" w:cs="Arial"/>
-          <w:color w:val="70AD47" w:themeColor="accent6"/>
-          <w:sz w:val="22"/>
-          <w:szCs w:val="22"/>
-          <w:lang w:val="en-US"/>
-        </w:rPr>
-        <w:t>Python trade duration</w:t>
-      </w:r>
-    </w:p>
-    <w:p>
-      <w:pPr>
-        <w:pStyle w:val="Titre4"/>
-        <w:numPr>
-          <w:ilvl w:val="4"/>
-          <w:numId w:val="1"/>
-        </w:numPr>
-        <w:rPr>
-          <w:rFonts w:ascii="Arial" w:hAnsi="Arial" w:cs="Arial"/>
-          <w:lang w:val="en-US"/>
-        </w:rPr>
-      </w:pPr>
-      <w:r>
-        <w:rPr>
-          <w:rFonts w:ascii="Arial" w:hAnsi="Arial" w:cs="Arial"/>
-          <w:lang w:val="en-US"/>
-        </w:rPr>
-        <w:t>H4</w:t>
-      </w:r>
-    </w:p>
-    <w:p>
-      <w:pPr>
-        <w:pStyle w:val="Paragraphedeliste"/>
-        <w:numPr>
-          <w:ilvl w:val="5"/>
-          <w:numId w:val="1"/>
-        </w:numPr>
-        <w:rPr>
-          <w:rFonts w:ascii="Arial" w:eastAsiaTheme="majorEastAsia" w:hAnsi="Arial" w:cs="Arial"/>
-          <w:color w:val="70AD47" w:themeColor="accent6"/>
-          <w:sz w:val="22"/>
-          <w:szCs w:val="22"/>
-          <w:lang w:val="en-US"/>
-        </w:rPr>
-      </w:pPr>
-      <w:r>
-        <w:rPr>
-          <w:rFonts w:ascii="Arial" w:eastAsiaTheme="majorEastAsia" w:hAnsi="Arial" w:cs="Arial"/>
-          <w:color w:val="70AD47" w:themeColor="accent6"/>
-          <w:sz w:val="22"/>
-          <w:szCs w:val="22"/>
-          <w:lang w:val="en-US"/>
-        </w:rPr>
-        <w:t>Mql5 returns</w:t>
-      </w:r>
-    </w:p>
-    <w:p>
-      <w:pPr>
-        <w:pStyle w:val="Paragraphedeliste"/>
-        <w:numPr>
-          <w:ilvl w:val="5"/>
-          <w:numId w:val="1"/>
-        </w:numPr>
-        <w:rPr>
-          <w:rFonts w:ascii="Arial" w:eastAsiaTheme="majorEastAsia" w:hAnsi="Arial" w:cs="Arial"/>
-          <w:color w:val="70AD47" w:themeColor="accent6"/>
-          <w:sz w:val="22"/>
-          <w:szCs w:val="22"/>
-          <w:lang w:val="en-US"/>
-        </w:rPr>
-      </w:pPr>
-      <w:r>
-        <w:rPr>
-          <w:rFonts w:ascii="Arial" w:eastAsiaTheme="majorEastAsia" w:hAnsi="Arial" w:cs="Arial"/>
-          <w:color w:val="70AD47" w:themeColor="accent6"/>
-          <w:sz w:val="22"/>
-          <w:szCs w:val="22"/>
-          <w:lang w:val="en-US"/>
-        </w:rPr>
-        <w:t>Python returns</w:t>
-      </w:r>
-    </w:p>
-    <w:p>
-      <w:pPr>
-        <w:pStyle w:val="Paragraphedeliste"/>
-        <w:numPr>
-          <w:ilvl w:val="5"/>
-          <w:numId w:val="1"/>
-        </w:numPr>
-        <w:rPr>
-          <w:rFonts w:ascii="Arial" w:eastAsiaTheme="majorEastAsia" w:hAnsi="Arial" w:cs="Arial"/>
-          <w:color w:val="70AD47" w:themeColor="accent6"/>
-          <w:sz w:val="22"/>
-          <w:szCs w:val="22"/>
-          <w:lang w:val="en-US"/>
-        </w:rPr>
-      </w:pPr>
-      <w:r>
-        <w:rPr>
-          <w:rFonts w:ascii="Arial" w:eastAsiaTheme="majorEastAsia" w:hAnsi="Arial" w:cs="Arial"/>
-          <w:color w:val="70AD47" w:themeColor="accent6"/>
-          <w:sz w:val="22"/>
-          <w:szCs w:val="22"/>
-          <w:lang w:val="en-US"/>
-        </w:rPr>
-        <w:t>Python correlations</w:t>
-      </w:r>
-    </w:p>
-    <w:p>
-      <w:pPr>
-        <w:pStyle w:val="Paragraphedeliste"/>
-        <w:numPr>
-          <w:ilvl w:val="5"/>
-          <w:numId w:val="1"/>
-        </w:numPr>
-        <w:rPr>
-          <w:rFonts w:ascii="Arial" w:eastAsiaTheme="majorEastAsia" w:hAnsi="Arial" w:cs="Arial"/>
-          <w:color w:val="70AD47" w:themeColor="accent6"/>
-          <w:sz w:val="22"/>
-          <w:szCs w:val="22"/>
-          <w:lang w:val="en-US"/>
-        </w:rPr>
-      </w:pPr>
-      <w:r>
-        <w:rPr>
-          <w:rFonts w:ascii="Arial" w:eastAsiaTheme="majorEastAsia" w:hAnsi="Arial" w:cs="Arial"/>
-          <w:color w:val="70AD47" w:themeColor="accent6"/>
-          <w:sz w:val="22"/>
-          <w:szCs w:val="22"/>
-          <w:lang w:val="en-US"/>
-        </w:rPr>
-        <w:t>Python SL/TP Histogram</w:t>
-      </w:r>
-    </w:p>
-    <w:p>
-      <w:pPr>
-        <w:pStyle w:val="Paragraphedeliste"/>
-        <w:numPr>
-          <w:ilvl w:val="5"/>
-          <w:numId w:val="1"/>
-        </w:numPr>
-        <w:rPr>
-          <w:rFonts w:ascii="Arial" w:eastAsiaTheme="majorEastAsia" w:hAnsi="Arial" w:cs="Arial"/>
-          <w:color w:val="70AD47" w:themeColor="accent6"/>
-          <w:sz w:val="22"/>
-          <w:szCs w:val="22"/>
-          <w:lang w:val="en-US"/>
-        </w:rPr>
-      </w:pPr>
-      <w:r>
-        <w:rPr>
-          <w:rFonts w:ascii="Arial" w:eastAsiaTheme="majorEastAsia" w:hAnsi="Arial" w:cs="Arial"/>
-          <w:color w:val="70AD47" w:themeColor="accent6"/>
-          <w:sz w:val="22"/>
-          <w:szCs w:val="22"/>
-          <w:lang w:val="en-US"/>
-        </w:rPr>
-        <w:t>Python trade duration</w:t>
-      </w:r>
-    </w:p>
-    <w:p>
-      <w:pPr>
-        <w:pStyle w:val="Titre4"/>
-        <w:numPr>
-          <w:ilvl w:val="4"/>
-          <w:numId w:val="1"/>
-        </w:numPr>
-        <w:rPr>
-          <w:rFonts w:ascii="Arial" w:hAnsi="Arial" w:cs="Arial"/>
-          <w:lang w:val="en-US"/>
-        </w:rPr>
-      </w:pPr>
-      <w:r>
-        <w:rPr>
-          <w:rFonts w:ascii="Arial" w:hAnsi="Arial" w:cs="Arial"/>
-          <w:lang w:val="en-US"/>
-        </w:rPr>
-        <w:t>D1</w:t>
-      </w:r>
-    </w:p>
-    <w:p>
-      <w:pPr>
-        <w:pStyle w:val="Paragraphedeliste"/>
-        <w:numPr>
-          <w:ilvl w:val="5"/>
-          <w:numId w:val="1"/>
-        </w:numPr>
-        <w:rPr>
-          <w:rFonts w:ascii="Arial" w:eastAsiaTheme="majorEastAsia" w:hAnsi="Arial" w:cs="Arial"/>
-          <w:color w:val="70AD47" w:themeColor="accent6"/>
-          <w:sz w:val="22"/>
-          <w:szCs w:val="22"/>
-          <w:lang w:val="en-US"/>
-        </w:rPr>
-      </w:pPr>
-      <w:r>
-        <w:rPr>
-          <w:rFonts w:ascii="Arial" w:eastAsiaTheme="majorEastAsia" w:hAnsi="Arial" w:cs="Arial"/>
-          <w:color w:val="70AD47" w:themeColor="accent6"/>
-          <w:sz w:val="22"/>
-          <w:szCs w:val="22"/>
-          <w:lang w:val="en-US"/>
-        </w:rPr>
-        <w:t>Mql5 returns</w:t>
-      </w:r>
-    </w:p>
-    <w:p>
-      <w:pPr>
-        <w:pStyle w:val="Paragraphedeliste"/>
-        <w:numPr>
-          <w:ilvl w:val="5"/>
-          <w:numId w:val="1"/>
-        </w:numPr>
-        <w:rPr>
-          <w:rFonts w:ascii="Arial" w:eastAsiaTheme="majorEastAsia" w:hAnsi="Arial" w:cs="Arial"/>
-          <w:color w:val="70AD47" w:themeColor="accent6"/>
-          <w:sz w:val="22"/>
-          <w:szCs w:val="22"/>
-          <w:lang w:val="en-US"/>
-        </w:rPr>
-      </w:pPr>
-      <w:r>
-        <w:rPr>
-          <w:rFonts w:ascii="Arial" w:eastAsiaTheme="majorEastAsia" w:hAnsi="Arial" w:cs="Arial"/>
-          <w:color w:val="70AD47" w:themeColor="accent6"/>
-          <w:sz w:val="22"/>
-          <w:szCs w:val="22"/>
-          <w:lang w:val="en-US"/>
-        </w:rPr>
-        <w:t>Python returns</w:t>
-      </w:r>
-    </w:p>
-    <w:p>
-      <w:pPr>
-        <w:pStyle w:val="Paragraphedeliste"/>
-        <w:numPr>
-          <w:ilvl w:val="5"/>
-          <w:numId w:val="1"/>
-        </w:numPr>
-        <w:rPr>
-          <w:rFonts w:ascii="Arial" w:eastAsiaTheme="majorEastAsia" w:hAnsi="Arial" w:cs="Arial"/>
-          <w:color w:val="70AD47" w:themeColor="accent6"/>
-          <w:sz w:val="22"/>
-          <w:szCs w:val="22"/>
-          <w:lang w:val="en-US"/>
-        </w:rPr>
-      </w:pPr>
-      <w:r>
-        <w:rPr>
-          <w:rFonts w:ascii="Arial" w:eastAsiaTheme="majorEastAsia" w:hAnsi="Arial" w:cs="Arial"/>
-          <w:color w:val="70AD47" w:themeColor="accent6"/>
-          <w:sz w:val="22"/>
-          <w:szCs w:val="22"/>
-          <w:lang w:val="en-US"/>
-        </w:rPr>
-        <w:t>Python correlations</w:t>
-      </w:r>
-    </w:p>
-    <w:p>
-      <w:pPr>
-        <w:pStyle w:val="Paragraphedeliste"/>
-        <w:numPr>
-          <w:ilvl w:val="5"/>
-          <w:numId w:val="1"/>
-        </w:numPr>
-        <w:rPr>
-          <w:rFonts w:ascii="Arial" w:eastAsiaTheme="majorEastAsia" w:hAnsi="Arial" w:cs="Arial"/>
-          <w:color w:val="70AD47" w:themeColor="accent6"/>
-          <w:sz w:val="22"/>
-          <w:szCs w:val="22"/>
-          <w:lang w:val="en-US"/>
-        </w:rPr>
-      </w:pPr>
-      <w:r>
-        <w:rPr>
-          <w:rFonts w:ascii="Arial" w:eastAsiaTheme="majorEastAsia" w:hAnsi="Arial" w:cs="Arial"/>
-          <w:color w:val="70AD47" w:themeColor="accent6"/>
-          <w:sz w:val="22"/>
-          <w:szCs w:val="22"/>
-          <w:lang w:val="en-US"/>
-        </w:rPr>
-        <w:t>Python SL/TP Histogram</w:t>
-      </w:r>
-    </w:p>
-    <w:p>
-      <w:pPr>
-        <w:pStyle w:val="Paragraphedeliste"/>
-        <w:numPr>
-          <w:ilvl w:val="5"/>
-          <w:numId w:val="1"/>
-        </w:numPr>
-        <w:rPr>
-          <w:rFonts w:ascii="Arial" w:eastAsiaTheme="majorEastAsia" w:hAnsi="Arial" w:cs="Arial"/>
-          <w:color w:val="70AD47" w:themeColor="accent6"/>
-          <w:sz w:val="22"/>
-          <w:szCs w:val="22"/>
-          <w:lang w:val="en-US"/>
-        </w:rPr>
-      </w:pPr>
-      <w:r>
-        <w:rPr>
-          <w:rFonts w:ascii="Arial" w:eastAsiaTheme="majorEastAsia" w:hAnsi="Arial" w:cs="Arial"/>
-          <w:color w:val="70AD47" w:themeColor="accent6"/>
-          <w:sz w:val="22"/>
-          <w:szCs w:val="22"/>
-          <w:lang w:val="en-US"/>
-        </w:rPr>
-        <w:t>Python trade duration</w:t>
-      </w:r>
-    </w:p>
-    <w:p>
-      <w:pPr>
-        <w:pStyle w:val="Titre4"/>
-        <w:numPr>
-          <w:ilvl w:val="4"/>
-          <w:numId w:val="1"/>
-        </w:numPr>
-        <w:rPr>
-          <w:rFonts w:ascii="Arial" w:hAnsi="Arial" w:cs="Arial"/>
-          <w:lang w:val="en-US"/>
-        </w:rPr>
-      </w:pPr>
-      <w:r>
-        <w:rPr>
-          <w:rFonts w:ascii="Arial" w:hAnsi="Arial" w:cs="Arial"/>
-          <w:lang w:val="en-US"/>
-        </w:rPr>
-        <w:t>W1</w:t>
-      </w:r>
-    </w:p>
-    <w:p>
-      <w:pPr>
-        <w:pStyle w:val="Paragraphedeliste"/>
-        <w:numPr>
-          <w:ilvl w:val="5"/>
-          <w:numId w:val="1"/>
-        </w:numPr>
-        <w:rPr>
-          <w:rFonts w:ascii="Arial" w:eastAsiaTheme="majorEastAsia" w:hAnsi="Arial" w:cs="Arial"/>
-          <w:color w:val="70AD47" w:themeColor="accent6"/>
-          <w:sz w:val="22"/>
-          <w:szCs w:val="22"/>
-          <w:lang w:val="en-US"/>
-        </w:rPr>
-      </w:pPr>
-      <w:r>
-        <w:rPr>
-          <w:rFonts w:ascii="Arial" w:eastAsiaTheme="majorEastAsia" w:hAnsi="Arial" w:cs="Arial"/>
-          <w:color w:val="70AD47" w:themeColor="accent6"/>
-          <w:sz w:val="22"/>
-          <w:szCs w:val="22"/>
-          <w:lang w:val="en-US"/>
-        </w:rPr>
-        <w:t>Mql5 returns</w:t>
-      </w:r>
-    </w:p>
-    <w:p>
-      <w:pPr>
-        <w:pStyle w:val="Paragraphedeliste"/>
-        <w:numPr>
-          <w:ilvl w:val="5"/>
-          <w:numId w:val="1"/>
-        </w:numPr>
-        <w:rPr>
-          <w:rFonts w:ascii="Arial" w:eastAsiaTheme="majorEastAsia" w:hAnsi="Arial" w:cs="Arial"/>
-          <w:color w:val="70AD47" w:themeColor="accent6"/>
-          <w:sz w:val="22"/>
-          <w:szCs w:val="22"/>
-          <w:lang w:val="en-US"/>
-        </w:rPr>
-      </w:pPr>
-      <w:r>
-        <w:rPr>
-          <w:rFonts w:ascii="Arial" w:eastAsiaTheme="majorEastAsia" w:hAnsi="Arial" w:cs="Arial"/>
-          <w:color w:val="70AD47" w:themeColor="accent6"/>
-          <w:sz w:val="22"/>
-          <w:szCs w:val="22"/>
-          <w:lang w:val="en-US"/>
-        </w:rPr>
-        <w:t>Python returns</w:t>
-      </w:r>
-    </w:p>
-    <w:p>
-      <w:pPr>
-        <w:pStyle w:val="Paragraphedeliste"/>
-        <w:numPr>
-          <w:ilvl w:val="5"/>
-          <w:numId w:val="1"/>
-        </w:numPr>
-        <w:rPr>
-          <w:rFonts w:ascii="Arial" w:eastAsiaTheme="majorEastAsia" w:hAnsi="Arial" w:cs="Arial"/>
-          <w:color w:val="70AD47" w:themeColor="accent6"/>
-          <w:sz w:val="22"/>
-          <w:szCs w:val="22"/>
-          <w:lang w:val="en-US"/>
-        </w:rPr>
-      </w:pPr>
-      <w:r>
-        <w:rPr>
-          <w:rFonts w:ascii="Arial" w:eastAsiaTheme="majorEastAsia" w:hAnsi="Arial" w:cs="Arial"/>
-          <w:color w:val="70AD47" w:themeColor="accent6"/>
-          <w:sz w:val="22"/>
-          <w:szCs w:val="22"/>
-          <w:lang w:val="en-US"/>
-        </w:rPr>
-        <w:t>Python correlations</w:t>
-      </w:r>
-    </w:p>
-    <w:p>
-      <w:pPr>
-        <w:pStyle w:val="Paragraphedeliste"/>
-        <w:numPr>
-          <w:ilvl w:val="5"/>
-          <w:numId w:val="1"/>
-        </w:numPr>
-        <w:rPr>
-          <w:rFonts w:ascii="Arial" w:eastAsiaTheme="majorEastAsia" w:hAnsi="Arial" w:cs="Arial"/>
-          <w:color w:val="70AD47" w:themeColor="accent6"/>
-          <w:sz w:val="22"/>
-          <w:szCs w:val="22"/>
-          <w:lang w:val="en-US"/>
-        </w:rPr>
-      </w:pPr>
-      <w:r>
-        <w:rPr>
-          <w:rFonts w:ascii="Arial" w:eastAsiaTheme="majorEastAsia" w:hAnsi="Arial" w:cs="Arial"/>
-          <w:color w:val="70AD47" w:themeColor="accent6"/>
-          <w:sz w:val="22"/>
-          <w:szCs w:val="22"/>
-          <w:lang w:val="en-US"/>
-        </w:rPr>
-        <w:t>Python SL/TP Histogram</w:t>
-      </w:r>
-    </w:p>
-    <w:p>
-      <w:pPr>
-        <w:pStyle w:val="Paragraphedeliste"/>
-        <w:numPr>
-          <w:ilvl w:val="5"/>
-          <w:numId w:val="1"/>
-        </w:numPr>
-        <w:rPr>
-          <w:rFonts w:ascii="Arial" w:eastAsiaTheme="majorEastAsia" w:hAnsi="Arial" w:cs="Arial"/>
-          <w:color w:val="70AD47" w:themeColor="accent6"/>
-          <w:sz w:val="22"/>
-          <w:szCs w:val="22"/>
-          <w:lang w:val="en-US"/>
-        </w:rPr>
-      </w:pPr>
-      <w:r>
-        <w:rPr>
-          <w:rFonts w:ascii="Arial" w:eastAsiaTheme="majorEastAsia" w:hAnsi="Arial" w:cs="Arial"/>
-          <w:color w:val="70AD47" w:themeColor="accent6"/>
-          <w:sz w:val="22"/>
-          <w:szCs w:val="22"/>
-          <w:lang w:val="en-US"/>
-        </w:rPr>
-        <w:t>Python trade duration</w:t>
-      </w:r>
-    </w:p>
     <w:p/>
     <w:p>
       <w:pPr>
@@ -5133,614 +8516,16 @@
     </w:p>
     <w:p>
       <w:pPr>
-        <w:pStyle w:val="Titre4"/>
-        <w:numPr>
-          <w:ilvl w:val="3"/>
-          <w:numId w:val="1"/>
-        </w:numPr>
-        <w:rPr>
-          <w:rFonts w:ascii="Arial" w:hAnsi="Arial" w:cs="Arial"/>
-          <w:lang w:val="en-US"/>
-        </w:rPr>
-      </w:pPr>
-      <w:r>
-        <w:rPr>
-          <w:rFonts w:ascii="Arial" w:hAnsi="Arial" w:cs="Arial"/>
-          <w:lang w:val="en-US"/>
-        </w:rPr>
-        <w:lastRenderedPageBreak/>
-        <w:t>50/200</w:t>
-      </w:r>
-    </w:p>
-    <w:p>
-      <w:pPr>
-        <w:pStyle w:val="Titre4"/>
-        <w:numPr>
-          <w:ilvl w:val="4"/>
-          <w:numId w:val="1"/>
-        </w:numPr>
-        <w:rPr>
-          <w:rFonts w:ascii="Arial" w:hAnsi="Arial" w:cs="Arial"/>
-          <w:lang w:val="en-US"/>
-        </w:rPr>
-      </w:pPr>
-      <w:r>
-        <w:rPr>
-          <w:rFonts w:ascii="Arial" w:hAnsi="Arial" w:cs="Arial"/>
-          <w:lang w:val="en-US"/>
-        </w:rPr>
-        <w:t>H1</w:t>
-      </w:r>
-    </w:p>
-    <w:p>
-      <w:pPr>
-        <w:pStyle w:val="Paragraphedeliste"/>
-        <w:numPr>
-          <w:ilvl w:val="5"/>
-          <w:numId w:val="1"/>
-        </w:numPr>
-        <w:rPr>
-          <w:rFonts w:ascii="Arial" w:eastAsiaTheme="majorEastAsia" w:hAnsi="Arial" w:cs="Arial"/>
-          <w:color w:val="70AD47" w:themeColor="accent6"/>
-          <w:sz w:val="22"/>
-          <w:szCs w:val="22"/>
-          <w:lang w:val="en-US"/>
-        </w:rPr>
-      </w:pPr>
-      <w:r>
-        <w:rPr>
-          <w:rFonts w:ascii="Arial" w:eastAsiaTheme="majorEastAsia" w:hAnsi="Arial" w:cs="Arial"/>
-          <w:color w:val="70AD47" w:themeColor="accent6"/>
-          <w:sz w:val="22"/>
-          <w:szCs w:val="22"/>
-          <w:lang w:val="en-US"/>
-        </w:rPr>
-        <w:t>Mql5 returns</w:t>
-      </w:r>
-    </w:p>
-    <w:p>
-      <w:pPr>
-        <w:pStyle w:val="Paragraphedeliste"/>
-        <w:numPr>
-          <w:ilvl w:val="5"/>
-          <w:numId w:val="1"/>
-        </w:numPr>
-        <w:rPr>
-          <w:rFonts w:ascii="Arial" w:eastAsiaTheme="majorEastAsia" w:hAnsi="Arial" w:cs="Arial"/>
-          <w:color w:val="70AD47" w:themeColor="accent6"/>
-          <w:sz w:val="22"/>
-          <w:szCs w:val="22"/>
-          <w:lang w:val="en-US"/>
-        </w:rPr>
-      </w:pPr>
-      <w:r>
-        <w:rPr>
-          <w:rFonts w:ascii="Arial" w:eastAsiaTheme="majorEastAsia" w:hAnsi="Arial" w:cs="Arial"/>
-          <w:color w:val="70AD47" w:themeColor="accent6"/>
-          <w:sz w:val="22"/>
-          <w:szCs w:val="22"/>
-          <w:lang w:val="en-US"/>
-        </w:rPr>
-        <w:t>Python returns</w:t>
-      </w:r>
-    </w:p>
-    <w:p>
-      <w:pPr>
-        <w:pStyle w:val="Paragraphedeliste"/>
-        <w:numPr>
-          <w:ilvl w:val="5"/>
-          <w:numId w:val="1"/>
-        </w:numPr>
-        <w:rPr>
-          <w:rFonts w:ascii="Arial" w:eastAsiaTheme="majorEastAsia" w:hAnsi="Arial" w:cs="Arial"/>
-          <w:color w:val="70AD47" w:themeColor="accent6"/>
-          <w:sz w:val="22"/>
-          <w:szCs w:val="22"/>
-          <w:lang w:val="en-US"/>
-        </w:rPr>
-      </w:pPr>
-      <w:r>
-        <w:rPr>
-          <w:rFonts w:ascii="Arial" w:eastAsiaTheme="majorEastAsia" w:hAnsi="Arial" w:cs="Arial"/>
-          <w:color w:val="70AD47" w:themeColor="accent6"/>
-          <w:sz w:val="22"/>
-          <w:szCs w:val="22"/>
-          <w:lang w:val="en-US"/>
-        </w:rPr>
-        <w:t>Python correlations</w:t>
-      </w:r>
-    </w:p>
-    <w:p>
-      <w:pPr>
-        <w:pStyle w:val="Paragraphedeliste"/>
-        <w:numPr>
-          <w:ilvl w:val="5"/>
-          <w:numId w:val="1"/>
-        </w:numPr>
-        <w:rPr>
-          <w:rFonts w:ascii="Arial" w:eastAsiaTheme="majorEastAsia" w:hAnsi="Arial" w:cs="Arial"/>
-          <w:color w:val="70AD47" w:themeColor="accent6"/>
-          <w:sz w:val="22"/>
-          <w:szCs w:val="22"/>
-          <w:lang w:val="en-US"/>
-        </w:rPr>
-      </w:pPr>
-      <w:r>
-        <w:rPr>
-          <w:rFonts w:ascii="Arial" w:eastAsiaTheme="majorEastAsia" w:hAnsi="Arial" w:cs="Arial"/>
-          <w:color w:val="70AD47" w:themeColor="accent6"/>
-          <w:sz w:val="22"/>
-          <w:szCs w:val="22"/>
-          <w:lang w:val="en-US"/>
-        </w:rPr>
-        <w:t>Python SL/TP Histogram</w:t>
-      </w:r>
-    </w:p>
-    <w:p>
-      <w:pPr>
-        <w:pStyle w:val="Paragraphedeliste"/>
-        <w:numPr>
-          <w:ilvl w:val="5"/>
-          <w:numId w:val="1"/>
-        </w:numPr>
-        <w:rPr>
-          <w:rFonts w:ascii="Arial" w:eastAsiaTheme="majorEastAsia" w:hAnsi="Arial" w:cs="Arial"/>
-          <w:color w:val="70AD47" w:themeColor="accent6"/>
-          <w:sz w:val="22"/>
-          <w:szCs w:val="22"/>
-          <w:lang w:val="en-US"/>
-        </w:rPr>
-      </w:pPr>
-    </w:p>
-    <w:p>
-      <w:pPr>
-        <w:pStyle w:val="Titre4"/>
-        <w:numPr>
-          <w:ilvl w:val="4"/>
-          <w:numId w:val="1"/>
-        </w:numPr>
-        <w:rPr>
-          <w:rFonts w:ascii="Arial" w:hAnsi="Arial" w:cs="Arial"/>
-          <w:lang w:val="en-US"/>
-        </w:rPr>
-      </w:pPr>
-      <w:r>
-        <w:rPr>
-          <w:rFonts w:ascii="Arial" w:hAnsi="Arial" w:cs="Arial"/>
-          <w:lang w:val="en-US"/>
-        </w:rPr>
-        <w:t>H4</w:t>
-      </w:r>
-    </w:p>
-    <w:p>
-      <w:pPr>
-        <w:pStyle w:val="Paragraphedeliste"/>
-        <w:numPr>
-          <w:ilvl w:val="5"/>
-          <w:numId w:val="1"/>
-        </w:numPr>
-        <w:rPr>
-          <w:rFonts w:ascii="Arial" w:eastAsiaTheme="majorEastAsia" w:hAnsi="Arial" w:cs="Arial"/>
-          <w:color w:val="70AD47" w:themeColor="accent6"/>
-          <w:sz w:val="22"/>
-          <w:szCs w:val="22"/>
-          <w:lang w:val="en-US"/>
-        </w:rPr>
-      </w:pPr>
-      <w:r>
-        <w:rPr>
-          <w:rFonts w:ascii="Arial" w:eastAsiaTheme="majorEastAsia" w:hAnsi="Arial" w:cs="Arial"/>
-          <w:color w:val="70AD47" w:themeColor="accent6"/>
-          <w:sz w:val="22"/>
-          <w:szCs w:val="22"/>
-          <w:lang w:val="en-US"/>
-        </w:rPr>
-        <w:t>Mql5 returns</w:t>
-      </w:r>
-    </w:p>
-    <w:p>
-      <w:pPr>
-        <w:pStyle w:val="Paragraphedeliste"/>
-        <w:numPr>
-          <w:ilvl w:val="5"/>
-          <w:numId w:val="1"/>
-        </w:numPr>
-        <w:rPr>
-          <w:rFonts w:ascii="Arial" w:eastAsiaTheme="majorEastAsia" w:hAnsi="Arial" w:cs="Arial"/>
-          <w:color w:val="70AD47" w:themeColor="accent6"/>
-          <w:sz w:val="22"/>
-          <w:szCs w:val="22"/>
-          <w:lang w:val="en-US"/>
-        </w:rPr>
-      </w:pPr>
-      <w:r>
-        <w:rPr>
-          <w:rFonts w:ascii="Arial" w:eastAsiaTheme="majorEastAsia" w:hAnsi="Arial" w:cs="Arial"/>
-          <w:color w:val="70AD47" w:themeColor="accent6"/>
-          <w:sz w:val="22"/>
-          <w:szCs w:val="22"/>
-          <w:lang w:val="en-US"/>
-        </w:rPr>
-        <w:t>Python returns</w:t>
-      </w:r>
-    </w:p>
-    <w:p>
-      <w:pPr>
-        <w:pStyle w:val="Paragraphedeliste"/>
-        <w:numPr>
-          <w:ilvl w:val="5"/>
-          <w:numId w:val="1"/>
-        </w:numPr>
-        <w:rPr>
-          <w:rFonts w:ascii="Arial" w:eastAsiaTheme="majorEastAsia" w:hAnsi="Arial" w:cs="Arial"/>
-          <w:color w:val="70AD47" w:themeColor="accent6"/>
-          <w:sz w:val="22"/>
-          <w:szCs w:val="22"/>
-          <w:lang w:val="en-US"/>
-        </w:rPr>
-      </w:pPr>
-      <w:r>
-        <w:rPr>
-          <w:rFonts w:ascii="Arial" w:eastAsiaTheme="majorEastAsia" w:hAnsi="Arial" w:cs="Arial"/>
-          <w:color w:val="70AD47" w:themeColor="accent6"/>
-          <w:sz w:val="22"/>
-          <w:szCs w:val="22"/>
-          <w:lang w:val="en-US"/>
-        </w:rPr>
-        <w:t>Python correlations</w:t>
-      </w:r>
-    </w:p>
-    <w:p>
-      <w:pPr>
-        <w:pStyle w:val="Paragraphedeliste"/>
-        <w:numPr>
-          <w:ilvl w:val="5"/>
-          <w:numId w:val="1"/>
-        </w:numPr>
-        <w:rPr>
-          <w:rFonts w:ascii="Arial" w:eastAsiaTheme="majorEastAsia" w:hAnsi="Arial" w:cs="Arial"/>
-          <w:color w:val="70AD47" w:themeColor="accent6"/>
-          <w:sz w:val="22"/>
-          <w:szCs w:val="22"/>
-          <w:lang w:val="en-US"/>
-        </w:rPr>
-      </w:pPr>
-      <w:r>
-        <w:rPr>
-          <w:rFonts w:ascii="Arial" w:eastAsiaTheme="majorEastAsia" w:hAnsi="Arial" w:cs="Arial"/>
-          <w:color w:val="70AD47" w:themeColor="accent6"/>
-          <w:sz w:val="22"/>
-          <w:szCs w:val="22"/>
-          <w:lang w:val="en-US"/>
-        </w:rPr>
-        <w:t>Python SL/TP Histogram</w:t>
-      </w:r>
-    </w:p>
-    <w:p>
-      <w:pPr>
-        <w:pStyle w:val="Paragraphedeliste"/>
-        <w:numPr>
-          <w:ilvl w:val="5"/>
-          <w:numId w:val="1"/>
-        </w:numPr>
-        <w:rPr>
-          <w:rFonts w:ascii="Arial" w:eastAsiaTheme="majorEastAsia" w:hAnsi="Arial" w:cs="Arial"/>
-          <w:color w:val="70AD47" w:themeColor="accent6"/>
-          <w:sz w:val="22"/>
-          <w:szCs w:val="22"/>
-          <w:lang w:val="en-US"/>
-        </w:rPr>
-      </w:pPr>
-      <w:r>
-        <w:rPr>
-          <w:rFonts w:ascii="Arial" w:eastAsiaTheme="majorEastAsia" w:hAnsi="Arial" w:cs="Arial"/>
-          <w:color w:val="70AD47" w:themeColor="accent6"/>
-          <w:sz w:val="22"/>
-          <w:szCs w:val="22"/>
-          <w:lang w:val="en-US"/>
-        </w:rPr>
-        <w:t>Python trade duration</w:t>
-      </w:r>
-    </w:p>
-    <w:p>
-      <w:pPr>
-        <w:pStyle w:val="Titre4"/>
-        <w:numPr>
-          <w:ilvl w:val="4"/>
-          <w:numId w:val="1"/>
-        </w:numPr>
-        <w:rPr>
-          <w:rFonts w:ascii="Arial" w:hAnsi="Arial" w:cs="Arial"/>
-          <w:lang w:val="en-US"/>
-        </w:rPr>
-      </w:pPr>
-      <w:r>
-        <w:rPr>
-          <w:rFonts w:ascii="Arial" w:hAnsi="Arial" w:cs="Arial"/>
-          <w:lang w:val="en-US"/>
-        </w:rPr>
-        <w:t>D1</w:t>
-      </w:r>
-    </w:p>
-    <w:p>
-      <w:pPr>
-        <w:pStyle w:val="Paragraphedeliste"/>
-        <w:numPr>
-          <w:ilvl w:val="5"/>
-          <w:numId w:val="1"/>
-        </w:numPr>
-        <w:rPr>
-          <w:rFonts w:ascii="Arial" w:eastAsiaTheme="majorEastAsia" w:hAnsi="Arial" w:cs="Arial"/>
-          <w:color w:val="70AD47" w:themeColor="accent6"/>
-          <w:sz w:val="22"/>
-          <w:szCs w:val="22"/>
-          <w:lang w:val="en-US"/>
-        </w:rPr>
-      </w:pPr>
-      <w:r>
-        <w:rPr>
-          <w:rFonts w:ascii="Arial" w:eastAsiaTheme="majorEastAsia" w:hAnsi="Arial" w:cs="Arial"/>
-          <w:color w:val="70AD47" w:themeColor="accent6"/>
-          <w:sz w:val="22"/>
-          <w:szCs w:val="22"/>
-          <w:lang w:val="en-US"/>
-        </w:rPr>
-        <w:t>Mql5 returns</w:t>
-      </w:r>
-    </w:p>
-    <w:p>
-      <w:pPr>
-        <w:pStyle w:val="Paragraphedeliste"/>
-        <w:numPr>
-          <w:ilvl w:val="5"/>
-          <w:numId w:val="1"/>
-        </w:numPr>
-        <w:rPr>
-          <w:rFonts w:ascii="Arial" w:eastAsiaTheme="majorEastAsia" w:hAnsi="Arial" w:cs="Arial"/>
-          <w:color w:val="70AD47" w:themeColor="accent6"/>
-          <w:sz w:val="22"/>
-          <w:szCs w:val="22"/>
-          <w:lang w:val="en-US"/>
-        </w:rPr>
-      </w:pPr>
-      <w:r>
-        <w:rPr>
-          <w:rFonts w:ascii="Arial" w:eastAsiaTheme="majorEastAsia" w:hAnsi="Arial" w:cs="Arial"/>
-          <w:color w:val="70AD47" w:themeColor="accent6"/>
-          <w:sz w:val="22"/>
-          <w:szCs w:val="22"/>
-          <w:lang w:val="en-US"/>
-        </w:rPr>
-        <w:t>Python returns</w:t>
-      </w:r>
-    </w:p>
-    <w:p>
-      <w:pPr>
-        <w:pStyle w:val="Paragraphedeliste"/>
-        <w:numPr>
-          <w:ilvl w:val="5"/>
-          <w:numId w:val="1"/>
-        </w:numPr>
-        <w:rPr>
-          <w:rFonts w:ascii="Arial" w:eastAsiaTheme="majorEastAsia" w:hAnsi="Arial" w:cs="Arial"/>
-          <w:color w:val="70AD47" w:themeColor="accent6"/>
-          <w:sz w:val="22"/>
-          <w:szCs w:val="22"/>
-          <w:lang w:val="en-US"/>
-        </w:rPr>
-      </w:pPr>
-      <w:r>
-        <w:rPr>
-          <w:rFonts w:ascii="Arial" w:eastAsiaTheme="majorEastAsia" w:hAnsi="Arial" w:cs="Arial"/>
-          <w:color w:val="70AD47" w:themeColor="accent6"/>
-          <w:sz w:val="22"/>
-          <w:szCs w:val="22"/>
-          <w:lang w:val="en-US"/>
-        </w:rPr>
-        <w:t>Python correlations</w:t>
-      </w:r>
-    </w:p>
-    <w:p>
-      <w:pPr>
-        <w:pStyle w:val="Paragraphedeliste"/>
-        <w:numPr>
-          <w:ilvl w:val="5"/>
-          <w:numId w:val="1"/>
-        </w:numPr>
-        <w:rPr>
-          <w:rFonts w:ascii="Arial" w:eastAsiaTheme="majorEastAsia" w:hAnsi="Arial" w:cs="Arial"/>
-          <w:color w:val="70AD47" w:themeColor="accent6"/>
-          <w:sz w:val="22"/>
-          <w:szCs w:val="22"/>
-          <w:lang w:val="en-US"/>
-        </w:rPr>
-      </w:pPr>
-      <w:r>
-        <w:rPr>
-          <w:rFonts w:ascii="Arial" w:eastAsiaTheme="majorEastAsia" w:hAnsi="Arial" w:cs="Arial"/>
-          <w:color w:val="70AD47" w:themeColor="accent6"/>
-          <w:sz w:val="22"/>
-          <w:szCs w:val="22"/>
-          <w:lang w:val="en-US"/>
-        </w:rPr>
-        <w:t>Python SL/TP Histogram</w:t>
-      </w:r>
-    </w:p>
-    <w:p>
-      <w:pPr>
-        <w:pStyle w:val="Paragraphedeliste"/>
-        <w:numPr>
-          <w:ilvl w:val="5"/>
-          <w:numId w:val="1"/>
-        </w:numPr>
-        <w:rPr>
-          <w:rFonts w:ascii="Arial" w:eastAsiaTheme="majorEastAsia" w:hAnsi="Arial" w:cs="Arial"/>
-          <w:color w:val="70AD47" w:themeColor="accent6"/>
-          <w:sz w:val="22"/>
-          <w:szCs w:val="22"/>
-          <w:lang w:val="en-US"/>
-        </w:rPr>
-      </w:pPr>
-      <w:r>
-        <w:rPr>
-          <w:rFonts w:ascii="Arial" w:eastAsiaTheme="majorEastAsia" w:hAnsi="Arial" w:cs="Arial"/>
-          <w:color w:val="70AD47" w:themeColor="accent6"/>
-          <w:sz w:val="22"/>
-          <w:szCs w:val="22"/>
-          <w:lang w:val="en-US"/>
-        </w:rPr>
-        <w:t>Python trade duration</w:t>
-      </w:r>
-    </w:p>
-    <w:p>
-      <w:pPr>
-        <w:pStyle w:val="Titre4"/>
-        <w:numPr>
-          <w:ilvl w:val="4"/>
-          <w:numId w:val="1"/>
-        </w:numPr>
-        <w:rPr>
-          <w:rFonts w:ascii="Arial" w:hAnsi="Arial" w:cs="Arial"/>
-          <w:lang w:val="en-US"/>
-        </w:rPr>
-      </w:pPr>
-      <w:r>
-        <w:rPr>
-          <w:rFonts w:ascii="Arial" w:hAnsi="Arial" w:cs="Arial"/>
-          <w:lang w:val="en-US"/>
-        </w:rPr>
-        <w:t>W1</w:t>
-      </w:r>
-    </w:p>
-    <w:p>
-      <w:pPr>
-        <w:pStyle w:val="Paragraphedeliste"/>
-        <w:numPr>
-          <w:ilvl w:val="5"/>
-          <w:numId w:val="1"/>
-        </w:numPr>
-        <w:rPr>
-          <w:rFonts w:ascii="Arial" w:eastAsiaTheme="majorEastAsia" w:hAnsi="Arial" w:cs="Arial"/>
-          <w:color w:val="70AD47" w:themeColor="accent6"/>
-          <w:sz w:val="22"/>
-          <w:szCs w:val="22"/>
-          <w:lang w:val="en-US"/>
-        </w:rPr>
-      </w:pPr>
-      <w:r>
-        <w:rPr>
-          <w:rFonts w:ascii="Arial" w:eastAsiaTheme="majorEastAsia" w:hAnsi="Arial" w:cs="Arial"/>
-          <w:color w:val="70AD47" w:themeColor="accent6"/>
-          <w:sz w:val="22"/>
-          <w:szCs w:val="22"/>
-          <w:lang w:val="en-US"/>
-        </w:rPr>
-        <w:t>Mql5 returns</w:t>
-      </w:r>
-    </w:p>
-    <w:p>
-      <w:pPr>
-        <w:pStyle w:val="Paragraphedeliste"/>
-        <w:numPr>
-          <w:ilvl w:val="5"/>
-          <w:numId w:val="1"/>
-        </w:numPr>
-        <w:rPr>
-          <w:rFonts w:ascii="Arial" w:eastAsiaTheme="majorEastAsia" w:hAnsi="Arial" w:cs="Arial"/>
-          <w:color w:val="70AD47" w:themeColor="accent6"/>
-          <w:sz w:val="22"/>
-          <w:szCs w:val="22"/>
-          <w:lang w:val="en-US"/>
-        </w:rPr>
-      </w:pPr>
-      <w:r>
-        <w:rPr>
-          <w:rFonts w:ascii="Arial" w:eastAsiaTheme="majorEastAsia" w:hAnsi="Arial" w:cs="Arial"/>
-          <w:color w:val="70AD47" w:themeColor="accent6"/>
-          <w:sz w:val="22"/>
-          <w:szCs w:val="22"/>
-          <w:lang w:val="en-US"/>
-        </w:rPr>
-        <w:t>Python returns</w:t>
-      </w:r>
-    </w:p>
-    <w:p>
-      <w:pPr>
-        <w:pStyle w:val="Paragraphedeliste"/>
-        <w:numPr>
-          <w:ilvl w:val="5"/>
-          <w:numId w:val="1"/>
-        </w:numPr>
-        <w:rPr>
-          <w:rFonts w:ascii="Arial" w:eastAsiaTheme="majorEastAsia" w:hAnsi="Arial" w:cs="Arial"/>
-          <w:color w:val="70AD47" w:themeColor="accent6"/>
-          <w:sz w:val="22"/>
-          <w:szCs w:val="22"/>
-          <w:lang w:val="en-US"/>
-        </w:rPr>
-      </w:pPr>
-      <w:r>
-        <w:rPr>
-          <w:rFonts w:ascii="Arial" w:eastAsiaTheme="majorEastAsia" w:hAnsi="Arial" w:cs="Arial"/>
-          <w:color w:val="70AD47" w:themeColor="accent6"/>
-          <w:sz w:val="22"/>
-          <w:szCs w:val="22"/>
-          <w:lang w:val="en-US"/>
-        </w:rPr>
-        <w:t>Python correlations</w:t>
-      </w:r>
-    </w:p>
-    <w:p>
-      <w:pPr>
-        <w:pStyle w:val="Paragraphedeliste"/>
-        <w:numPr>
-          <w:ilvl w:val="5"/>
-          <w:numId w:val="1"/>
-        </w:numPr>
-        <w:rPr>
-          <w:rFonts w:ascii="Arial" w:eastAsiaTheme="majorEastAsia" w:hAnsi="Arial" w:cs="Arial"/>
-          <w:color w:val="70AD47" w:themeColor="accent6"/>
-          <w:sz w:val="22"/>
-          <w:szCs w:val="22"/>
-          <w:lang w:val="en-US"/>
-        </w:rPr>
-      </w:pPr>
-      <w:r>
-        <w:rPr>
-          <w:rFonts w:ascii="Arial" w:eastAsiaTheme="majorEastAsia" w:hAnsi="Arial" w:cs="Arial"/>
-          <w:color w:val="70AD47" w:themeColor="accent6"/>
-          <w:sz w:val="22"/>
-          <w:szCs w:val="22"/>
-          <w:lang w:val="en-US"/>
-        </w:rPr>
-        <w:t>Python SL/TP Histogram</w:t>
-      </w:r>
-    </w:p>
-    <w:p>
-      <w:pPr>
-        <w:pStyle w:val="Paragraphedeliste"/>
-        <w:numPr>
-          <w:ilvl w:val="5"/>
-          <w:numId w:val="1"/>
-        </w:numPr>
-        <w:rPr>
-          <w:rFonts w:ascii="Arial" w:eastAsiaTheme="majorEastAsia" w:hAnsi="Arial" w:cs="Arial"/>
-          <w:color w:val="70AD47" w:themeColor="accent6"/>
-          <w:sz w:val="22"/>
-          <w:szCs w:val="22"/>
-          <w:lang w:val="en-US"/>
-        </w:rPr>
-      </w:pPr>
-      <w:r>
-        <w:rPr>
-          <w:rFonts w:ascii="Arial" w:eastAsiaTheme="majorEastAsia" w:hAnsi="Arial" w:cs="Arial"/>
-          <w:color w:val="70AD47" w:themeColor="accent6"/>
-          <w:sz w:val="22"/>
-          <w:szCs w:val="22"/>
-          <w:lang w:val="en-US"/>
-        </w:rPr>
-        <w:t>Python trade duration</w:t>
-      </w:r>
+        <w:pStyle w:val="Paragraphedeliste"/>
+        <w:ind w:left="2736"/>
+        <w:rPr>
+          <w:rFonts w:ascii="Arial" w:eastAsiaTheme="majorEastAsia" w:hAnsi="Arial" w:cs="Arial"/>
+          <w:color w:val="70AD47" w:themeColor="accent6"/>
+          <w:sz w:val="22"/>
+          <w:szCs w:val="22"/>
+          <w:lang w:val="en-US"/>
+        </w:rPr>
+      </w:pPr>
     </w:p>
     <w:p>
       <w:pPr>
@@ -6407,7 +9192,6 @@
           <w:rFonts w:ascii="Arial" w:hAnsi="Arial" w:cs="Arial"/>
           <w:lang w:val="en-US"/>
         </w:rPr>
-        <w:lastRenderedPageBreak/>
         <w:t>Close</w:t>
       </w:r>
       <w:r>
@@ -6664,6 +9448,7 @@
         <w:rPr>
           <w:lang w:val="en-US"/>
         </w:rPr>
+        <w:lastRenderedPageBreak/>
         <w:t xml:space="preserve"> Misc</w:t>
       </w:r>
     </w:p>
@@ -6729,6 +9514,8 @@
           <w:lang w:val="en-US"/>
         </w:rPr>
       </w:pPr>
+      <w:bookmarkStart w:id="0" w:name="_GoBack"/>
+      <w:bookmarkEnd w:id="0"/>
     </w:p>
     <w:p>
       <w:pPr>
@@ -7705,7 +10492,7 @@
                     </pic:cNvPicPr>
                   </pic:nvPicPr>
                   <pic:blipFill>
-                    <a:blip r:embed="rId12" cstate="print">
+                    <a:blip r:embed="rId44" cstate="print">
                       <a:extLst>
                         <a:ext uri="{28A0092B-C50C-407E-A947-70E740481C1C}">
                           <a14:useLocalDpi xmlns:a14="http://schemas.microsoft.com/office/drawing/2010/main" val="0"/>
@@ -7775,7 +10562,7 @@
           <w:rFonts w:ascii="Arial" w:hAnsi="Arial" w:cs="Arial"/>
           <w:noProof/>
         </w:rPr>
-        <w:t>3</w:t>
+        <w:t>34</w:t>
       </w:r>
       <w:r>
         <w:rPr>
@@ -7821,7 +10608,7 @@
                     <pic:cNvPicPr/>
                   </pic:nvPicPr>
                   <pic:blipFill>
-                    <a:blip r:embed="rId13" cstate="print">
+                    <a:blip r:embed="rId45" cstate="print">
                       <a:extLst>
                         <a:ext uri="{28A0092B-C50C-407E-A947-70E740481C1C}">
                           <a14:useLocalDpi xmlns:a14="http://schemas.microsoft.com/office/drawing/2010/main" val="0"/>
@@ -7886,7 +10673,7 @@
           <w:rFonts w:ascii="Arial" w:hAnsi="Arial" w:cs="Arial"/>
           <w:noProof/>
         </w:rPr>
-        <w:t>4</w:t>
+        <w:t>35</w:t>
       </w:r>
       <w:r>
         <w:rPr>
@@ -7939,7 +10726,7 @@
                     <pic:cNvPicPr/>
                   </pic:nvPicPr>
                   <pic:blipFill>
-                    <a:blip r:embed="rId14" cstate="print">
+                    <a:blip r:embed="rId46" cstate="print">
                       <a:extLst>
                         <a:ext uri="{28A0092B-C50C-407E-A947-70E740481C1C}">
                           <a14:useLocalDpi xmlns:a14="http://schemas.microsoft.com/office/drawing/2010/main" val="0"/>
@@ -8004,7 +10791,7 @@
           <w:rFonts w:ascii="Arial" w:hAnsi="Arial" w:cs="Arial"/>
           <w:noProof/>
         </w:rPr>
-        <w:t>5</w:t>
+        <w:t>36</w:t>
       </w:r>
       <w:r>
         <w:rPr>
@@ -8066,7 +10853,7 @@
                     <pic:cNvPicPr/>
                   </pic:nvPicPr>
                   <pic:blipFill>
-                    <a:blip r:embed="rId15" cstate="print">
+                    <a:blip r:embed="rId47" cstate="print">
                       <a:extLst>
                         <a:ext uri="{28A0092B-C50C-407E-A947-70E740481C1C}">
                           <a14:useLocalDpi xmlns:a14="http://schemas.microsoft.com/office/drawing/2010/main" val="0"/>
@@ -8138,7 +10925,7 @@
           <w:rFonts w:ascii="Arial" w:hAnsi="Arial" w:cs="Arial"/>
           <w:noProof/>
         </w:rPr>
-        <w:t>6</w:t>
+        <w:t>37</w:t>
       </w:r>
       <w:r>
         <w:rPr>
@@ -8191,7 +10978,7 @@
                     <pic:cNvPicPr/>
                   </pic:nvPicPr>
                   <pic:blipFill>
-                    <a:blip r:embed="rId16" cstate="print">
+                    <a:blip r:embed="rId48" cstate="print">
                       <a:extLst>
                         <a:ext uri="{28A0092B-C50C-407E-A947-70E740481C1C}">
                           <a14:useLocalDpi xmlns:a14="http://schemas.microsoft.com/office/drawing/2010/main" val="0"/>
@@ -8257,7 +11044,7 @@
           <w:rFonts w:ascii="Arial" w:hAnsi="Arial" w:cs="Arial"/>
           <w:noProof/>
         </w:rPr>
-        <w:t>7</w:t>
+        <w:t>38</w:t>
       </w:r>
       <w:r>
         <w:rPr>
@@ -8418,7 +11205,7 @@
                     <pic:cNvPicPr/>
                   </pic:nvPicPr>
                   <pic:blipFill>
-                    <a:blip r:embed="rId17">
+                    <a:blip r:embed="rId49">
                       <a:extLst>
                         <a:ext uri="{28A0092B-C50C-407E-A947-70E740481C1C}">
                           <a14:useLocalDpi xmlns:a14="http://schemas.microsoft.com/office/drawing/2010/main" val="0"/>
@@ -8482,7 +11269,7 @@
           <w:rFonts w:ascii="Arial" w:hAnsi="Arial" w:cs="Arial"/>
           <w:noProof/>
         </w:rPr>
-        <w:t>8</w:t>
+        <w:t>39</w:t>
       </w:r>
       <w:r>
         <w:rPr>
@@ -8571,7 +11358,7 @@
                     <pic:cNvPicPr/>
                   </pic:nvPicPr>
                   <pic:blipFill>
-                    <a:blip r:embed="rId18">
+                    <a:blip r:embed="rId50">
                       <a:extLst>
                         <a:ext uri="{28A0092B-C50C-407E-A947-70E740481C1C}">
                           <a14:useLocalDpi xmlns:a14="http://schemas.microsoft.com/office/drawing/2010/main" val="0"/>
@@ -8635,7 +11422,7 @@
           <w:rFonts w:ascii="Arial" w:hAnsi="Arial" w:cs="Arial"/>
           <w:noProof/>
         </w:rPr>
-        <w:t>9</w:t>
+        <w:t>40</w:t>
       </w:r>
       <w:r>
         <w:rPr>
@@ -8757,7 +11544,7 @@
                     <pic:cNvPicPr/>
                   </pic:nvPicPr>
                   <pic:blipFill>
-                    <a:blip r:embed="rId19">
+                    <a:blip r:embed="rId51">
                       <a:extLst>
                         <a:ext uri="{28A0092B-C50C-407E-A947-70E740481C1C}">
                           <a14:useLocalDpi xmlns:a14="http://schemas.microsoft.com/office/drawing/2010/main" val="0"/>
@@ -8828,7 +11615,7 @@
           <w:rFonts w:ascii="Arial" w:hAnsi="Arial" w:cs="Arial"/>
           <w:noProof/>
         </w:rPr>
-        <w:t>10</w:t>
+        <w:t>41</w:t>
       </w:r>
       <w:r>
         <w:rPr>
@@ -9182,7 +11969,7 @@
                     <pic:cNvPicPr/>
                   </pic:nvPicPr>
                   <pic:blipFill>
-                    <a:blip r:embed="rId20">
+                    <a:blip r:embed="rId52">
                       <a:extLst>
                         <a:ext uri="{28A0092B-C50C-407E-A947-70E740481C1C}">
                           <a14:useLocalDpi xmlns:a14="http://schemas.microsoft.com/office/drawing/2010/main" val="0"/>
@@ -9222,7 +12009,7 @@
           <w:rPr>
             <w:noProof/>
           </w:rPr>
-          <w:t>11</w:t>
+          <w:t>42</w:t>
         </w:r>
       </w:fldSimple>
       <w:r>
@@ -9574,7 +12361,7 @@
                     <pic:cNvPicPr/>
                   </pic:nvPicPr>
                   <pic:blipFill>
-                    <a:blip r:embed="rId21">
+                    <a:blip r:embed="rId53">
                       <a:extLst>
                         <a:ext uri="{28A0092B-C50C-407E-A947-70E740481C1C}">
                           <a14:useLocalDpi xmlns:a14="http://schemas.microsoft.com/office/drawing/2010/main" val="0"/>
@@ -9640,7 +12427,7 @@
           <w:rFonts w:ascii="Arial" w:hAnsi="Arial" w:cs="Arial"/>
           <w:noProof/>
         </w:rPr>
-        <w:t>12</w:t>
+        <w:t>43</w:t>
       </w:r>
       <w:r>
         <w:rPr>
@@ -9699,6 +12486,7 @@
           <w:rFonts w:ascii="Arial" w:hAnsi="Arial" w:cs="Arial"/>
           <w:lang w:val="en-US"/>
         </w:rPr>
+        <w:lastRenderedPageBreak/>
         <w:t>Python returns</w:t>
       </w:r>
     </w:p>
@@ -9760,7 +12548,7 @@
                     <pic:cNvPicPr/>
                   </pic:nvPicPr>
                   <pic:blipFill>
-                    <a:blip r:embed="rId22" cstate="print">
+                    <a:blip r:embed="rId54" cstate="print">
                       <a:extLst>
                         <a:ext uri="{28A0092B-C50C-407E-A947-70E740481C1C}">
                           <a14:useLocalDpi xmlns:a14="http://schemas.microsoft.com/office/drawing/2010/main" val="0"/>
@@ -9825,7 +12613,7 @@
           <w:rFonts w:ascii="Arial" w:hAnsi="Arial" w:cs="Arial"/>
           <w:noProof/>
         </w:rPr>
-        <w:t>13</w:t>
+        <w:t>44</w:t>
       </w:r>
       <w:r>
         <w:rPr>
@@ -9948,7 +12736,7 @@
                     <pic:cNvPicPr/>
                   </pic:nvPicPr>
                   <pic:blipFill>
-                    <a:blip r:embed="rId23">
+                    <a:blip r:embed="rId55">
                       <a:extLst>
                         <a:ext uri="{28A0092B-C50C-407E-A947-70E740481C1C}">
                           <a14:useLocalDpi xmlns:a14="http://schemas.microsoft.com/office/drawing/2010/main" val="0"/>
@@ -10013,7 +12801,7 @@
           <w:rFonts w:ascii="Arial" w:hAnsi="Arial" w:cs="Arial"/>
           <w:noProof/>
         </w:rPr>
-        <w:t>14</w:t>
+        <w:t>45</w:t>
       </w:r>
       <w:r>
         <w:rPr>
@@ -10133,6 +12921,7 @@
           <w:rFonts w:ascii="Arial" w:hAnsi="Arial" w:cs="Arial"/>
           <w:lang w:val="en-US"/>
         </w:rPr>
+        <w:lastRenderedPageBreak/>
         <w:t>Python returns</w:t>
       </w:r>
     </w:p>
@@ -10166,7 +12955,7 @@
                     <pic:cNvPicPr/>
                   </pic:nvPicPr>
                   <pic:blipFill>
-                    <a:blip r:embed="rId24">
+                    <a:blip r:embed="rId56">
                       <a:extLst>
                         <a:ext uri="{28A0092B-C50C-407E-A947-70E740481C1C}">
                           <a14:useLocalDpi xmlns:a14="http://schemas.microsoft.com/office/drawing/2010/main" val="0"/>
@@ -10232,7 +13021,7 @@
           <w:rFonts w:ascii="Arial" w:hAnsi="Arial" w:cs="Arial"/>
           <w:noProof/>
         </w:rPr>
-        <w:t>15</w:t>
+        <w:t>46</w:t>
       </w:r>
       <w:r>
         <w:rPr>
@@ -10353,7 +13142,7 @@
                     <pic:cNvPicPr/>
                   </pic:nvPicPr>
                   <pic:blipFill>
-                    <a:blip r:embed="rId25">
+                    <a:blip r:embed="rId57">
                       <a:extLst>
                         <a:ext uri="{28A0092B-C50C-407E-A947-70E740481C1C}">
                           <a14:useLocalDpi xmlns:a14="http://schemas.microsoft.com/office/drawing/2010/main" val="0"/>
@@ -10418,7 +13207,7 @@
           <w:rFonts w:ascii="Arial" w:hAnsi="Arial" w:cs="Arial"/>
           <w:noProof/>
         </w:rPr>
-        <w:t>16</w:t>
+        <w:t>47</w:t>
       </w:r>
       <w:r>
         <w:rPr>
@@ -10683,7 +13472,6 @@
           <w:noProof/>
           <w:lang w:val="en-US"/>
         </w:rPr>
-        <w:lastRenderedPageBreak/>
         <w:drawing>
           <wp:inline distT="0" distB="0" distL="0" distR="0" wp14:anchorId="6779FA93" wp14:editId="545D2D9B">
             <wp:extent cx="4131310" cy="1921476"/>
@@ -10700,7 +13488,7 @@
                     <pic:cNvPicPr/>
                   </pic:nvPicPr>
                   <pic:blipFill>
-                    <a:blip r:embed="rId26" cstate="print">
+                    <a:blip r:embed="rId58" cstate="print">
                       <a:extLst>
                         <a:ext uri="{28A0092B-C50C-407E-A947-70E740481C1C}">
                           <a14:useLocalDpi xmlns:a14="http://schemas.microsoft.com/office/drawing/2010/main" val="0"/>
@@ -10750,7 +13538,7 @@
           <w:rPr>
             <w:noProof/>
           </w:rPr>
-          <w:t>17</w:t>
+          <w:t>48</w:t>
         </w:r>
       </w:fldSimple>
       <w:r>
@@ -10789,6 +13577,7 @@
           <w:rFonts w:ascii="Arial" w:hAnsi="Arial" w:cs="Arial"/>
           <w:lang w:val="en-US"/>
         </w:rPr>
+        <w:lastRenderedPageBreak/>
         <w:t>Python correlations</w:t>
       </w:r>
     </w:p>
@@ -10818,7 +13607,7 @@
                     <pic:cNvPicPr/>
                   </pic:nvPicPr>
                   <pic:blipFill>
-                    <a:blip r:embed="rId27" cstate="print">
+                    <a:blip r:embed="rId59" cstate="print">
                       <a:extLst>
                         <a:ext uri="{28A0092B-C50C-407E-A947-70E740481C1C}">
                           <a14:useLocalDpi xmlns:a14="http://schemas.microsoft.com/office/drawing/2010/main" val="0"/>
@@ -10869,7 +13658,7 @@
           <w:rPr>
             <w:noProof/>
           </w:rPr>
-          <w:t>18</w:t>
+          <w:t>49</w:t>
         </w:r>
       </w:fldSimple>
       <w:r>
@@ -10958,7 +13747,6 @@
           <w:rFonts w:ascii="Arial" w:hAnsi="Arial" w:cs="Arial"/>
           <w:lang w:val="en-US"/>
         </w:rPr>
-        <w:lastRenderedPageBreak/>
         <w:t>Python trade duration</w:t>
       </w:r>
     </w:p>
@@ -10993,7 +13781,7 @@
                     <pic:cNvPicPr/>
                   </pic:nvPicPr>
                   <pic:blipFill>
-                    <a:blip r:embed="rId28">
+                    <a:blip r:embed="rId60">
                       <a:extLst>
                         <a:ext uri="{28A0092B-C50C-407E-A947-70E740481C1C}">
                           <a14:useLocalDpi xmlns:a14="http://schemas.microsoft.com/office/drawing/2010/main" val="0"/>
@@ -11058,7 +13846,7 @@
           <w:rFonts w:ascii="Arial" w:hAnsi="Arial" w:cs="Arial"/>
           <w:noProof/>
         </w:rPr>
-        <w:t>19</w:t>
+        <w:t>50</w:t>
       </w:r>
       <w:r>
         <w:rPr>
@@ -11211,7 +13999,7 @@
                     <pic:cNvPicPr/>
                   </pic:nvPicPr>
                   <pic:blipFill>
-                    <a:blip r:embed="rId29" cstate="print">
+                    <a:blip r:embed="rId61" cstate="print">
                       <a:extLst>
                         <a:ext uri="{28A0092B-C50C-407E-A947-70E740481C1C}">
                           <a14:useLocalDpi xmlns:a14="http://schemas.microsoft.com/office/drawing/2010/main" val="0"/>
@@ -11275,7 +14063,7 @@
           <w:rFonts w:ascii="Arial" w:hAnsi="Arial" w:cs="Arial"/>
           <w:noProof/>
         </w:rPr>
-        <w:t>20</w:t>
+        <w:t>51</w:t>
       </w:r>
       <w:r>
         <w:rPr>
@@ -11328,7 +14116,6 @@
           <w:szCs w:val="21"/>
           <w:lang w:val="en-US"/>
         </w:rPr>
-        <w:lastRenderedPageBreak/>
         <w:drawing>
           <wp:inline distT="0" distB="0" distL="0" distR="0" wp14:anchorId="6C4F0518" wp14:editId="3941B26D">
             <wp:extent cx="4546946" cy="2668925"/>
@@ -11345,7 +14132,7 @@
                     <pic:cNvPicPr/>
                   </pic:nvPicPr>
                   <pic:blipFill>
-                    <a:blip r:embed="rId30" cstate="print">
+                    <a:blip r:embed="rId62" cstate="print">
                       <a:extLst>
                         <a:ext uri="{28A0092B-C50C-407E-A947-70E740481C1C}">
                           <a14:useLocalDpi xmlns:a14="http://schemas.microsoft.com/office/drawing/2010/main" val="0"/>
@@ -11409,7 +14196,7 @@
           <w:noProof/>
           <w:lang w:val="en-US"/>
         </w:rPr>
-        <w:t>21</w:t>
+        <w:t>52</w:t>
       </w:r>
       <w:r>
         <w:rPr>
@@ -11765,6 +14552,7 @@
           <w:noProof/>
           <w:lang w:val="en-US"/>
         </w:rPr>
+        <w:lastRenderedPageBreak/>
         <w:drawing>
           <wp:inline distT="0" distB="0" distL="0" distR="0" wp14:anchorId="6E82D886" wp14:editId="408C9CCD">
             <wp:extent cx="5731510" cy="2665730"/>
@@ -11781,7 +14569,7 @@
                     <pic:cNvPicPr/>
                   </pic:nvPicPr>
                   <pic:blipFill>
-                    <a:blip r:embed="rId31">
+                    <a:blip r:embed="rId63">
                       <a:extLst>
                         <a:ext uri="{28A0092B-C50C-407E-A947-70E740481C1C}">
                           <a14:useLocalDpi xmlns:a14="http://schemas.microsoft.com/office/drawing/2010/main" val="0"/>
@@ -11845,7 +14633,7 @@
           <w:noProof/>
           <w:lang w:val="en-US"/>
         </w:rPr>
-        <w:t>22</w:t>
+        <w:t>53</w:t>
       </w:r>
       <w:r>
         <w:rPr>
@@ -11987,7 +14775,6 @@
           <w:rFonts w:ascii="Arial" w:hAnsi="Arial" w:cs="Arial"/>
           <w:lang w:val="en-US"/>
         </w:rPr>
-        <w:lastRenderedPageBreak/>
         <w:t>Conclusions</w:t>
       </w:r>
     </w:p>
@@ -12018,7 +14805,7 @@
                     <pic:cNvPicPr/>
                   </pic:nvPicPr>
                   <pic:blipFill>
-                    <a:blip r:embed="rId32">
+                    <a:blip r:embed="rId64">
                       <a:extLst>
                         <a:ext uri="{28A0092B-C50C-407E-A947-70E740481C1C}">
                           <a14:useLocalDpi xmlns:a14="http://schemas.microsoft.com/office/drawing/2010/main" val="0"/>
@@ -12061,7 +14848,7 @@
           <w:rPr>
             <w:noProof/>
           </w:rPr>
-          <w:t>23</w:t>
+          <w:t>54</w:t>
         </w:r>
       </w:fldSimple>
       <w:r>
@@ -12128,6 +14915,7 @@
           <w:rFonts w:ascii="Arial" w:hAnsi="Arial" w:cs="Arial"/>
           <w:lang w:val="en-US"/>
         </w:rPr>
+        <w:lastRenderedPageBreak/>
         <w:t>The strategy</w:t>
       </w:r>
       <w:r>
@@ -12300,7 +15088,7 @@
         </w:rPr>
         <w:t>Because an exponential moving average (EMA) uses an exponentially weighted multiplier to give more weight to recent prices, some believe it is a better indicator of a </w:t>
       </w:r>
-      <w:hyperlink r:id="rId33" w:history="1">
+      <w:hyperlink r:id="rId65" w:history="1">
         <w:r>
           <w:rPr>
             <w:rFonts w:ascii="Arial" w:hAnsi="Arial" w:cs="Arial"/>
@@ -12316,7 +15104,7 @@
         </w:rPr>
         <w:t> compared to a WMA or SMA. Some believe that the EMA is more responsive to changes in </w:t>
       </w:r>
-      <w:hyperlink r:id="rId34" w:history="1">
+      <w:hyperlink r:id="rId66" w:history="1">
         <w:r>
           <w:rPr>
             <w:rFonts w:ascii="Arial" w:hAnsi="Arial" w:cs="Arial"/>
@@ -12332,7 +15120,7 @@
         </w:rPr>
         <w:t>. On the other hand, the more basic smoothing provided by the SMA may render it more effective for finding simple support and resistance areas on a chart. In general, moving averages smooth price data that can otherwise be visually </w:t>
       </w:r>
-      <w:hyperlink r:id="rId35" w:history="1">
+      <w:hyperlink r:id="rId67" w:history="1">
         <w:r>
           <w:rPr>
             <w:rFonts w:ascii="Arial" w:hAnsi="Arial" w:cs="Arial"/>
@@ -12389,103 +15177,103 @@
           <w:rFonts w:ascii="Arial" w:hAnsi="Arial" w:cs="Arial"/>
           <w:lang w:val="en-US"/>
         </w:rPr>
+        <w:t>Implementation</w:t>
+      </w:r>
+    </w:p>
+    <w:p>
+      <w:pPr>
+        <w:pStyle w:val="Titre4"/>
+        <w:numPr>
+          <w:ilvl w:val="2"/>
+          <w:numId w:val="1"/>
+        </w:numPr>
+        <w:rPr>
+          <w:rFonts w:ascii="Arial" w:hAnsi="Arial" w:cs="Arial"/>
+          <w:lang w:val="en-US"/>
+        </w:rPr>
+      </w:pPr>
+      <w:r>
+        <w:rPr>
+          <w:rFonts w:ascii="Arial" w:hAnsi="Arial" w:cs="Arial"/>
+          <w:lang w:val="en-US"/>
+        </w:rPr>
+        <w:t>H1</w:t>
+      </w:r>
+    </w:p>
+    <w:p>
+      <w:pPr>
+        <w:pStyle w:val="Paragraphedeliste"/>
+        <w:numPr>
+          <w:ilvl w:val="3"/>
+          <w:numId w:val="1"/>
+        </w:numPr>
+        <w:rPr>
+          <w:rFonts w:ascii="Arial" w:eastAsiaTheme="majorEastAsia" w:hAnsi="Arial" w:cs="Arial"/>
+          <w:color w:val="70AD47" w:themeColor="accent6"/>
+          <w:sz w:val="22"/>
+          <w:szCs w:val="22"/>
+          <w:lang w:val="en-US"/>
+        </w:rPr>
+      </w:pPr>
+      <w:r>
+        <w:rPr>
+          <w:rFonts w:ascii="Arial" w:eastAsiaTheme="majorEastAsia" w:hAnsi="Arial" w:cs="Arial"/>
+          <w:color w:val="70AD47" w:themeColor="accent6"/>
+          <w:sz w:val="22"/>
+          <w:szCs w:val="22"/>
+          <w:lang w:val="en-US"/>
+        </w:rPr>
+        <w:t>Mql5 returns</w:t>
+      </w:r>
+    </w:p>
+    <w:p>
+      <w:pPr>
+        <w:pStyle w:val="Paragraphedeliste"/>
+        <w:numPr>
+          <w:ilvl w:val="3"/>
+          <w:numId w:val="1"/>
+        </w:numPr>
+        <w:rPr>
+          <w:rFonts w:ascii="Arial" w:eastAsiaTheme="majorEastAsia" w:hAnsi="Arial" w:cs="Arial"/>
+          <w:color w:val="70AD47" w:themeColor="accent6"/>
+          <w:sz w:val="22"/>
+          <w:szCs w:val="22"/>
+          <w:lang w:val="en-US"/>
+        </w:rPr>
+      </w:pPr>
+      <w:r>
+        <w:rPr>
+          <w:rFonts w:ascii="Arial" w:eastAsiaTheme="majorEastAsia" w:hAnsi="Arial" w:cs="Arial"/>
+          <w:color w:val="70AD47" w:themeColor="accent6"/>
+          <w:sz w:val="22"/>
+          <w:szCs w:val="22"/>
+          <w:lang w:val="en-US"/>
+        </w:rPr>
+        <w:t>Python returns</w:t>
+      </w:r>
+    </w:p>
+    <w:p>
+      <w:pPr>
+        <w:pStyle w:val="Paragraphedeliste"/>
+        <w:ind w:left="0"/>
+        <w:rPr>
+          <w:rFonts w:ascii="Arial" w:eastAsiaTheme="majorEastAsia" w:hAnsi="Arial" w:cs="Arial"/>
+          <w:color w:val="70AD47" w:themeColor="accent6"/>
+          <w:sz w:val="22"/>
+          <w:szCs w:val="22"/>
+          <w:lang w:val="en-US"/>
+        </w:rPr>
+      </w:pPr>
+      <w:r>
+        <w:rPr>
+          <w:rFonts w:ascii="Arial" w:eastAsiaTheme="majorEastAsia" w:hAnsi="Arial" w:cs="Arial"/>
+          <w:noProof/>
+          <w:color w:val="70AD47" w:themeColor="accent6"/>
+          <w:sz w:val="22"/>
+          <w:szCs w:val="22"/>
+          <w:lang w:val="en-US"/>
+        </w:rPr>
         <w:lastRenderedPageBreak/>
-        <w:t>Implementation</w:t>
-      </w:r>
-    </w:p>
-    <w:p>
-      <w:pPr>
-        <w:pStyle w:val="Titre4"/>
-        <w:numPr>
-          <w:ilvl w:val="2"/>
-          <w:numId w:val="1"/>
-        </w:numPr>
-        <w:rPr>
-          <w:rFonts w:ascii="Arial" w:hAnsi="Arial" w:cs="Arial"/>
-          <w:lang w:val="en-US"/>
-        </w:rPr>
-      </w:pPr>
-      <w:r>
-        <w:rPr>
-          <w:rFonts w:ascii="Arial" w:hAnsi="Arial" w:cs="Arial"/>
-          <w:lang w:val="en-US"/>
-        </w:rPr>
-        <w:t>H1</w:t>
-      </w:r>
-    </w:p>
-    <w:p>
-      <w:pPr>
-        <w:pStyle w:val="Paragraphedeliste"/>
-        <w:numPr>
-          <w:ilvl w:val="3"/>
-          <w:numId w:val="1"/>
-        </w:numPr>
-        <w:rPr>
-          <w:rFonts w:ascii="Arial" w:eastAsiaTheme="majorEastAsia" w:hAnsi="Arial" w:cs="Arial"/>
-          <w:color w:val="70AD47" w:themeColor="accent6"/>
-          <w:sz w:val="22"/>
-          <w:szCs w:val="22"/>
-          <w:lang w:val="en-US"/>
-        </w:rPr>
-      </w:pPr>
-      <w:r>
-        <w:rPr>
-          <w:rFonts w:ascii="Arial" w:eastAsiaTheme="majorEastAsia" w:hAnsi="Arial" w:cs="Arial"/>
-          <w:color w:val="70AD47" w:themeColor="accent6"/>
-          <w:sz w:val="22"/>
-          <w:szCs w:val="22"/>
-          <w:lang w:val="en-US"/>
-        </w:rPr>
-        <w:t>Mql5 returns</w:t>
-      </w:r>
-    </w:p>
-    <w:p>
-      <w:pPr>
-        <w:pStyle w:val="Paragraphedeliste"/>
-        <w:numPr>
-          <w:ilvl w:val="3"/>
-          <w:numId w:val="1"/>
-        </w:numPr>
-        <w:rPr>
-          <w:rFonts w:ascii="Arial" w:eastAsiaTheme="majorEastAsia" w:hAnsi="Arial" w:cs="Arial"/>
-          <w:color w:val="70AD47" w:themeColor="accent6"/>
-          <w:sz w:val="22"/>
-          <w:szCs w:val="22"/>
-          <w:lang w:val="en-US"/>
-        </w:rPr>
-      </w:pPr>
-      <w:r>
-        <w:rPr>
-          <w:rFonts w:ascii="Arial" w:eastAsiaTheme="majorEastAsia" w:hAnsi="Arial" w:cs="Arial"/>
-          <w:color w:val="70AD47" w:themeColor="accent6"/>
-          <w:sz w:val="22"/>
-          <w:szCs w:val="22"/>
-          <w:lang w:val="en-US"/>
-        </w:rPr>
-        <w:t>Python returns</w:t>
-      </w:r>
-    </w:p>
-    <w:p>
-      <w:pPr>
-        <w:pStyle w:val="Paragraphedeliste"/>
-        <w:ind w:left="0"/>
-        <w:rPr>
-          <w:rFonts w:ascii="Arial" w:eastAsiaTheme="majorEastAsia" w:hAnsi="Arial" w:cs="Arial"/>
-          <w:color w:val="70AD47" w:themeColor="accent6"/>
-          <w:sz w:val="22"/>
-          <w:szCs w:val="22"/>
-          <w:lang w:val="en-US"/>
-        </w:rPr>
-      </w:pPr>
-      <w:r>
-        <w:rPr>
-          <w:rFonts w:ascii="Arial" w:eastAsiaTheme="majorEastAsia" w:hAnsi="Arial" w:cs="Arial"/>
-          <w:noProof/>
-          <w:color w:val="70AD47" w:themeColor="accent6"/>
-          <w:sz w:val="22"/>
-          <w:szCs w:val="22"/>
-          <w:lang w:val="en-US"/>
-        </w:rPr>
         <w:drawing>
           <wp:inline distT="0" distB="0" distL="0" distR="0" wp14:anchorId="46C45610" wp14:editId="6BC38D78">
             <wp:extent cx="5731510" cy="4296922"/>
@@ -12504,7 +15292,7 @@
                     </pic:cNvPicPr>
                   </pic:nvPicPr>
                   <pic:blipFill>
-                    <a:blip r:embed="rId36">
+                    <a:blip r:embed="rId68">
                       <a:extLst>
                         <a:ext uri="{28A0092B-C50C-407E-A947-70E740481C1C}">
                           <a14:useLocalDpi xmlns:a14="http://schemas.microsoft.com/office/drawing/2010/main" val="0"/>
@@ -12601,7 +15389,7 @@
                     </pic:cNvPicPr>
                   </pic:nvPicPr>
                   <pic:blipFill>
-                    <a:blip r:embed="rId37" cstate="print">
+                    <a:blip r:embed="rId69" cstate="print">
                       <a:extLst>
                         <a:ext uri="{28A0092B-C50C-407E-A947-70E740481C1C}">
                           <a14:useLocalDpi xmlns:a14="http://schemas.microsoft.com/office/drawing/2010/main" val="0"/>
@@ -12702,83 +15490,83 @@
           <w:rFonts w:ascii="Arial" w:hAnsi="Arial" w:cs="Arial"/>
           <w:lang w:val="en-US"/>
         </w:rPr>
+        <w:t>H4</w:t>
+      </w:r>
+    </w:p>
+    <w:p>
+      <w:pPr>
+        <w:pStyle w:val="Paragraphedeliste"/>
+        <w:numPr>
+          <w:ilvl w:val="3"/>
+          <w:numId w:val="1"/>
+        </w:numPr>
+        <w:rPr>
+          <w:rFonts w:ascii="Arial" w:eastAsiaTheme="majorEastAsia" w:hAnsi="Arial" w:cs="Arial"/>
+          <w:color w:val="70AD47" w:themeColor="accent6"/>
+          <w:sz w:val="22"/>
+          <w:szCs w:val="22"/>
+          <w:lang w:val="en-US"/>
+        </w:rPr>
+      </w:pPr>
+      <w:r>
+        <w:rPr>
+          <w:rFonts w:ascii="Arial" w:eastAsiaTheme="majorEastAsia" w:hAnsi="Arial" w:cs="Arial"/>
+          <w:color w:val="70AD47" w:themeColor="accent6"/>
+          <w:sz w:val="22"/>
+          <w:szCs w:val="22"/>
+          <w:lang w:val="en-US"/>
+        </w:rPr>
+        <w:t>Mql5 returns</w:t>
+      </w:r>
+    </w:p>
+    <w:p>
+      <w:pPr>
+        <w:pStyle w:val="Paragraphedeliste"/>
+        <w:numPr>
+          <w:ilvl w:val="3"/>
+          <w:numId w:val="1"/>
+        </w:numPr>
+        <w:rPr>
+          <w:rFonts w:ascii="Arial" w:eastAsiaTheme="majorEastAsia" w:hAnsi="Arial" w:cs="Arial"/>
+          <w:color w:val="70AD47" w:themeColor="accent6"/>
+          <w:sz w:val="22"/>
+          <w:szCs w:val="22"/>
+          <w:lang w:val="en-US"/>
+        </w:rPr>
+      </w:pPr>
+      <w:r>
+        <w:rPr>
+          <w:rFonts w:ascii="Arial" w:eastAsiaTheme="majorEastAsia" w:hAnsi="Arial" w:cs="Arial"/>
+          <w:color w:val="70AD47" w:themeColor="accent6"/>
+          <w:sz w:val="22"/>
+          <w:szCs w:val="22"/>
+          <w:lang w:val="en-US"/>
+        </w:rPr>
+        <w:t>Python returns</w:t>
+      </w:r>
+    </w:p>
+    <w:p>
+      <w:pPr>
+        <w:pStyle w:val="Paragraphedeliste"/>
+        <w:ind w:left="0"/>
+        <w:rPr>
+          <w:rFonts w:ascii="Arial" w:eastAsiaTheme="majorEastAsia" w:hAnsi="Arial" w:cs="Arial"/>
+          <w:color w:val="70AD47" w:themeColor="accent6"/>
+          <w:sz w:val="22"/>
+          <w:szCs w:val="22"/>
+          <w:lang w:val="en-US"/>
+        </w:rPr>
+      </w:pPr>
+      <w:r>
+        <w:rPr>
+          <w:rFonts w:ascii="Arial" w:eastAsiaTheme="majorEastAsia" w:hAnsi="Arial" w:cs="Arial"/>
+          <w:noProof/>
+          <w:color w:val="70AD47" w:themeColor="accent6"/>
+          <w:sz w:val="22"/>
+          <w:szCs w:val="22"/>
+          <w:lang w:val="en-US"/>
+        </w:rPr>
         <w:lastRenderedPageBreak/>
-        <w:t>H4</w:t>
-      </w:r>
-    </w:p>
-    <w:p>
-      <w:pPr>
-        <w:pStyle w:val="Paragraphedeliste"/>
-        <w:numPr>
-          <w:ilvl w:val="3"/>
-          <w:numId w:val="1"/>
-        </w:numPr>
-        <w:rPr>
-          <w:rFonts w:ascii="Arial" w:eastAsiaTheme="majorEastAsia" w:hAnsi="Arial" w:cs="Arial"/>
-          <w:color w:val="70AD47" w:themeColor="accent6"/>
-          <w:sz w:val="22"/>
-          <w:szCs w:val="22"/>
-          <w:lang w:val="en-US"/>
-        </w:rPr>
-      </w:pPr>
-      <w:r>
-        <w:rPr>
-          <w:rFonts w:ascii="Arial" w:eastAsiaTheme="majorEastAsia" w:hAnsi="Arial" w:cs="Arial"/>
-          <w:color w:val="70AD47" w:themeColor="accent6"/>
-          <w:sz w:val="22"/>
-          <w:szCs w:val="22"/>
-          <w:lang w:val="en-US"/>
-        </w:rPr>
-        <w:t>Mql5 returns</w:t>
-      </w:r>
-    </w:p>
-    <w:p>
-      <w:pPr>
-        <w:pStyle w:val="Paragraphedeliste"/>
-        <w:numPr>
-          <w:ilvl w:val="3"/>
-          <w:numId w:val="1"/>
-        </w:numPr>
-        <w:rPr>
-          <w:rFonts w:ascii="Arial" w:eastAsiaTheme="majorEastAsia" w:hAnsi="Arial" w:cs="Arial"/>
-          <w:color w:val="70AD47" w:themeColor="accent6"/>
-          <w:sz w:val="22"/>
-          <w:szCs w:val="22"/>
-          <w:lang w:val="en-US"/>
-        </w:rPr>
-      </w:pPr>
-      <w:r>
-        <w:rPr>
-          <w:rFonts w:ascii="Arial" w:eastAsiaTheme="majorEastAsia" w:hAnsi="Arial" w:cs="Arial"/>
-          <w:color w:val="70AD47" w:themeColor="accent6"/>
-          <w:sz w:val="22"/>
-          <w:szCs w:val="22"/>
-          <w:lang w:val="en-US"/>
-        </w:rPr>
-        <w:t>Python returns</w:t>
-      </w:r>
-    </w:p>
-    <w:p>
-      <w:pPr>
-        <w:pStyle w:val="Paragraphedeliste"/>
-        <w:ind w:left="0"/>
-        <w:rPr>
-          <w:rFonts w:ascii="Arial" w:eastAsiaTheme="majorEastAsia" w:hAnsi="Arial" w:cs="Arial"/>
-          <w:color w:val="70AD47" w:themeColor="accent6"/>
-          <w:sz w:val="22"/>
-          <w:szCs w:val="22"/>
-          <w:lang w:val="en-US"/>
-        </w:rPr>
-      </w:pPr>
-      <w:r>
-        <w:rPr>
-          <w:rFonts w:ascii="Arial" w:eastAsiaTheme="majorEastAsia" w:hAnsi="Arial" w:cs="Arial"/>
-          <w:noProof/>
-          <w:color w:val="70AD47" w:themeColor="accent6"/>
-          <w:sz w:val="22"/>
-          <w:szCs w:val="22"/>
-          <w:lang w:val="en-US"/>
-        </w:rPr>
         <w:drawing>
           <wp:inline distT="0" distB="0" distL="0" distR="0" wp14:anchorId="1269542F" wp14:editId="32F594A3">
             <wp:extent cx="5731510" cy="4296922"/>
@@ -12797,7 +15585,7 @@
                     </pic:cNvPicPr>
                   </pic:nvPicPr>
                   <pic:blipFill>
-                    <a:blip r:embed="rId38">
+                    <a:blip r:embed="rId70">
                       <a:extLst>
                         <a:ext uri="{28A0092B-C50C-407E-A947-70E740481C1C}">
                           <a14:useLocalDpi xmlns:a14="http://schemas.microsoft.com/office/drawing/2010/main" val="0"/>
@@ -12894,7 +15682,7 @@
                     </pic:cNvPicPr>
                   </pic:nvPicPr>
                   <pic:blipFill>
-                    <a:blip r:embed="rId39" cstate="print">
+                    <a:blip r:embed="rId71" cstate="print">
                       <a:extLst>
                         <a:ext uri="{28A0092B-C50C-407E-A947-70E740481C1C}">
                           <a14:useLocalDpi xmlns:a14="http://schemas.microsoft.com/office/drawing/2010/main" val="0"/>
@@ -13047,31 +15835,31 @@
           <w:szCs w:val="22"/>
           <w:lang w:val="en-US"/>
         </w:rPr>
+        <w:t>Python returns</w:t>
+      </w:r>
+    </w:p>
+    <w:p>
+      <w:pPr>
+        <w:pStyle w:val="Paragraphedeliste"/>
+        <w:ind w:left="1080"/>
+        <w:rPr>
+          <w:rFonts w:ascii="Arial" w:eastAsiaTheme="majorEastAsia" w:hAnsi="Arial" w:cs="Arial"/>
+          <w:color w:val="70AD47" w:themeColor="accent6"/>
+          <w:sz w:val="22"/>
+          <w:szCs w:val="22"/>
+          <w:lang w:val="en-US"/>
+        </w:rPr>
+      </w:pPr>
+      <w:r>
+        <w:rPr>
+          <w:rFonts w:ascii="Arial" w:eastAsiaTheme="majorEastAsia" w:hAnsi="Arial" w:cs="Arial"/>
+          <w:noProof/>
+          <w:color w:val="70AD47" w:themeColor="accent6"/>
+          <w:sz w:val="22"/>
+          <w:szCs w:val="22"/>
+          <w:lang w:val="en-US"/>
+        </w:rPr>
         <w:lastRenderedPageBreak/>
-        <w:t>Python returns</w:t>
-      </w:r>
-    </w:p>
-    <w:p>
-      <w:pPr>
-        <w:pStyle w:val="Paragraphedeliste"/>
-        <w:ind w:left="1080"/>
-        <w:rPr>
-          <w:rFonts w:ascii="Arial" w:eastAsiaTheme="majorEastAsia" w:hAnsi="Arial" w:cs="Arial"/>
-          <w:color w:val="70AD47" w:themeColor="accent6"/>
-          <w:sz w:val="22"/>
-          <w:szCs w:val="22"/>
-          <w:lang w:val="en-US"/>
-        </w:rPr>
-      </w:pPr>
-      <w:r>
-        <w:rPr>
-          <w:rFonts w:ascii="Arial" w:eastAsiaTheme="majorEastAsia" w:hAnsi="Arial" w:cs="Arial"/>
-          <w:noProof/>
-          <w:color w:val="70AD47" w:themeColor="accent6"/>
-          <w:sz w:val="22"/>
-          <w:szCs w:val="22"/>
-          <w:lang w:val="en-US"/>
-        </w:rPr>
         <w:drawing>
           <wp:inline distT="0" distB="0" distL="0" distR="0" wp14:anchorId="6A9E1999" wp14:editId="6D9C7AEF">
             <wp:extent cx="4367694" cy="3274467"/>
@@ -13090,7 +15878,7 @@
                     </pic:cNvPicPr>
                   </pic:nvPicPr>
                   <pic:blipFill>
-                    <a:blip r:embed="rId40">
+                    <a:blip r:embed="rId72">
                       <a:extLst>
                         <a:ext uri="{28A0092B-C50C-407E-A947-70E740481C1C}">
                           <a14:useLocalDpi xmlns:a14="http://schemas.microsoft.com/office/drawing/2010/main" val="0"/>
@@ -13186,7 +15974,7 @@
                     </pic:cNvPicPr>
                   </pic:nvPicPr>
                   <pic:blipFill>
-                    <a:blip r:embed="rId41" cstate="print">
+                    <a:blip r:embed="rId73" cstate="print">
                       <a:extLst>
                         <a:ext uri="{28A0092B-C50C-407E-A947-70E740481C1C}">
                           <a14:useLocalDpi xmlns:a14="http://schemas.microsoft.com/office/drawing/2010/main" val="0"/>
@@ -13515,7 +16303,7 @@
                     <pic:cNvPicPr/>
                   </pic:nvPicPr>
                   <pic:blipFill>
-                    <a:blip r:embed="rId28">
+                    <a:blip r:embed="rId60">
                       <a:extLst>
                         <a:ext uri="{28A0092B-C50C-407E-A947-70E740481C1C}">
                           <a14:useLocalDpi xmlns:a14="http://schemas.microsoft.com/office/drawing/2010/main" val="0"/>
@@ -13580,7 +16368,7 @@
           <w:rFonts w:ascii="Arial" w:hAnsi="Arial" w:cs="Arial"/>
           <w:noProof/>
         </w:rPr>
-        <w:t>24</w:t>
+        <w:t>55</w:t>
       </w:r>
       <w:r>
         <w:rPr>
@@ -14083,7 +16871,7 @@
                     <pic:cNvPicPr/>
                   </pic:nvPicPr>
                   <pic:blipFill>
-                    <a:blip r:embed="rId42">
+                    <a:blip r:embed="rId74">
                       <a:extLst>
                         <a:ext uri="{28A0092B-C50C-407E-A947-70E740481C1C}">
                           <a14:useLocalDpi xmlns:a14="http://schemas.microsoft.com/office/drawing/2010/main" val="0"/>
@@ -14126,7 +16914,7 @@
           <w:rPr>
             <w:noProof/>
           </w:rPr>
-          <w:t>25</w:t>
+          <w:t>56</w:t>
         </w:r>
       </w:fldSimple>
       <w:r>
@@ -14544,7 +17332,7 @@
                     <pic:cNvPicPr/>
                   </pic:nvPicPr>
                   <pic:blipFill>
-                    <a:blip r:embed="rId43"/>
+                    <a:blip r:embed="rId75"/>
                     <a:stretch>
                       <a:fillRect/>
                     </a:stretch>
@@ -14581,7 +17369,7 @@
           <w:rPr>
             <w:noProof/>
           </w:rPr>
-          <w:t>26</w:t>
+          <w:t>57</w:t>
         </w:r>
       </w:fldSimple>
       <w:r>
@@ -14623,7 +17411,7 @@
                     <pic:cNvPicPr/>
                   </pic:nvPicPr>
                   <pic:blipFill>
-                    <a:blip r:embed="rId44"/>
+                    <a:blip r:embed="rId76"/>
                     <a:stretch>
                       <a:fillRect/>
                     </a:stretch>
@@ -14660,7 +17448,7 @@
           <w:rPr>
             <w:noProof/>
           </w:rPr>
-          <w:t>27</w:t>
+          <w:t>58</w:t>
         </w:r>
       </w:fldSimple>
       <w:r>
@@ -14746,7 +17534,7 @@
                     <pic:cNvPicPr/>
                   </pic:nvPicPr>
                   <pic:blipFill>
-                    <a:blip r:embed="rId45"/>
+                    <a:blip r:embed="rId77"/>
                     <a:stretch>
                       <a:fillRect/>
                     </a:stretch>
@@ -14787,7 +17575,7 @@
           <w:rPr>
             <w:noProof/>
           </w:rPr>
-          <w:t>28</w:t>
+          <w:t>59</w:t>
         </w:r>
       </w:fldSimple>
       <w:r>
@@ -14932,7 +17720,7 @@
                     </pic:cNvPicPr>
                   </pic:nvPicPr>
                   <pic:blipFill>
-                    <a:blip r:embed="rId46">
+                    <a:blip r:embed="rId78">
                       <a:extLst>
                         <a:ext uri="{28A0092B-C50C-407E-A947-70E740481C1C}">
                           <a14:useLocalDpi xmlns:a14="http://schemas.microsoft.com/office/drawing/2010/main" val="0"/>
@@ -14984,7 +17772,7 @@
           <w:rPr>
             <w:noProof/>
           </w:rPr>
-          <w:t>29</w:t>
+          <w:t>60</w:t>
         </w:r>
       </w:fldSimple>
       <w:r>
@@ -15027,36 +17815,36 @@
           <w:szCs w:val="22"/>
           <w:lang w:val="en-US"/>
         </w:rPr>
+        <w:t>Python correlations</w:t>
+      </w:r>
+    </w:p>
+    <w:p>
+      <w:pPr>
+        <w:pStyle w:val="Paragraphedeliste"/>
+        <w:rPr>
+          <w:rFonts w:ascii="Arial" w:eastAsiaTheme="majorEastAsia" w:hAnsi="Arial" w:cs="Arial"/>
+          <w:color w:val="70AD47" w:themeColor="accent6"/>
+          <w:sz w:val="22"/>
+          <w:szCs w:val="22"/>
+          <w:lang w:val="en-US"/>
+        </w:rPr>
+      </w:pPr>
+    </w:p>
+    <w:p>
+      <w:pPr>
+        <w:pStyle w:val="Paragraphedeliste"/>
+        <w:keepNext/>
+      </w:pPr>
+      <w:r>
+        <w:rPr>
+          <w:rFonts w:ascii="Arial" w:eastAsiaTheme="majorEastAsia" w:hAnsi="Arial" w:cs="Arial"/>
+          <w:noProof/>
+          <w:color w:val="70AD47" w:themeColor="accent6"/>
+          <w:sz w:val="22"/>
+          <w:szCs w:val="22"/>
+          <w:lang w:val="en-US"/>
+        </w:rPr>
         <w:lastRenderedPageBreak/>
-        <w:t>Python correlations</w:t>
-      </w:r>
-    </w:p>
-    <w:p>
-      <w:pPr>
-        <w:pStyle w:val="Paragraphedeliste"/>
-        <w:rPr>
-          <w:rFonts w:ascii="Arial" w:eastAsiaTheme="majorEastAsia" w:hAnsi="Arial" w:cs="Arial"/>
-          <w:color w:val="70AD47" w:themeColor="accent6"/>
-          <w:sz w:val="22"/>
-          <w:szCs w:val="22"/>
-          <w:lang w:val="en-US"/>
-        </w:rPr>
-      </w:pPr>
-    </w:p>
-    <w:p>
-      <w:pPr>
-        <w:pStyle w:val="Paragraphedeliste"/>
-        <w:keepNext/>
-      </w:pPr>
-      <w:r>
-        <w:rPr>
-          <w:rFonts w:ascii="Arial" w:eastAsiaTheme="majorEastAsia" w:hAnsi="Arial" w:cs="Arial"/>
-          <w:noProof/>
-          <w:color w:val="70AD47" w:themeColor="accent6"/>
-          <w:sz w:val="22"/>
-          <w:szCs w:val="22"/>
-          <w:lang w:val="en-US"/>
-        </w:rPr>
         <w:drawing>
           <wp:inline distT="0" distB="0" distL="0" distR="0" wp14:anchorId="321605A1" wp14:editId="4D8196BC">
             <wp:extent cx="5731510" cy="2813528"/>
@@ -15075,7 +17863,7 @@
                     </pic:cNvPicPr>
                   </pic:nvPicPr>
                   <pic:blipFill>
-                    <a:blip r:embed="rId47" cstate="print">
+                    <a:blip r:embed="rId79" cstate="print">
                       <a:extLst>
                         <a:ext uri="{28A0092B-C50C-407E-A947-70E740481C1C}">
                           <a14:useLocalDpi xmlns:a14="http://schemas.microsoft.com/office/drawing/2010/main" val="0"/>
@@ -15127,7 +17915,7 @@
           <w:rPr>
             <w:noProof/>
           </w:rPr>
-          <w:t>30</w:t>
+          <w:t>61</w:t>
         </w:r>
       </w:fldSimple>
       <w:r>
@@ -15229,7 +18017,7 @@
                     </pic:cNvPicPr>
                   </pic:nvPicPr>
                   <pic:blipFill>
-                    <a:blip r:embed="rId48">
+                    <a:blip r:embed="rId80">
                       <a:extLst>
                         <a:ext uri="{28A0092B-C50C-407E-A947-70E740481C1C}">
                           <a14:useLocalDpi xmlns:a14="http://schemas.microsoft.com/office/drawing/2010/main" val="0"/>
@@ -15281,7 +18069,7 @@
           <w:rPr>
             <w:noProof/>
           </w:rPr>
-          <w:t>31</w:t>
+          <w:t>62</w:t>
         </w:r>
       </w:fldSimple>
       <w:bookmarkEnd w:id="3"/>
@@ -15498,6 +18286,7 @@
           <w:noProof/>
           <w:lang w:val="en-US"/>
         </w:rPr>
+        <w:lastRenderedPageBreak/>
         <w:drawing>
           <wp:inline distT="0" distB="0" distL="0" distR="0" wp14:anchorId="2BD0CD01" wp14:editId="00172A27">
             <wp:extent cx="5731510" cy="835660"/>
@@ -15514,7 +18303,7 @@
                     <pic:cNvPicPr/>
                   </pic:nvPicPr>
                   <pic:blipFill>
-                    <a:blip r:embed="rId49"/>
+                    <a:blip r:embed="rId81"/>
                     <a:stretch>
                       <a:fillRect/>
                     </a:stretch>
@@ -15555,7 +18344,7 @@
           <w:rPr>
             <w:noProof/>
           </w:rPr>
-          <w:t>32</w:t>
+          <w:t>63</w:t>
         </w:r>
       </w:fldSimple>
       <w:r>
@@ -15996,7 +18785,7 @@
                     </pic:cNvPicPr>
                   </pic:nvPicPr>
                   <pic:blipFill>
-                    <a:blip r:embed="rId50">
+                    <a:blip r:embed="rId82">
                       <a:extLst>
                         <a:ext uri="{28A0092B-C50C-407E-A947-70E740481C1C}">
                           <a14:useLocalDpi xmlns:a14="http://schemas.microsoft.com/office/drawing/2010/main" val="0"/>
@@ -16048,7 +18837,7 @@
           <w:rPr>
             <w:noProof/>
           </w:rPr>
-          <w:t>33</w:t>
+          <w:t>64</w:t>
         </w:r>
       </w:fldSimple>
       <w:r>
@@ -16125,7 +18914,7 @@
                     </pic:cNvPicPr>
                   </pic:nvPicPr>
                   <pic:blipFill>
-                    <a:blip r:embed="rId51" cstate="print">
+                    <a:blip r:embed="rId83" cstate="print">
                       <a:extLst>
                         <a:ext uri="{28A0092B-C50C-407E-A947-70E740481C1C}">
                           <a14:useLocalDpi xmlns:a14="http://schemas.microsoft.com/office/drawing/2010/main" val="0"/>
@@ -16177,7 +18966,7 @@
           <w:rPr>
             <w:noProof/>
           </w:rPr>
-          <w:t>34</w:t>
+          <w:t>65</w:t>
         </w:r>
       </w:fldSimple>
       <w:r>
@@ -16277,7 +19066,7 @@
                     </pic:cNvPicPr>
                   </pic:nvPicPr>
                   <pic:blipFill>
-                    <a:blip r:embed="rId52">
+                    <a:blip r:embed="rId84">
                       <a:extLst>
                         <a:ext uri="{28A0092B-C50C-407E-A947-70E740481C1C}">
                           <a14:useLocalDpi xmlns:a14="http://schemas.microsoft.com/office/drawing/2010/main" val="0"/>
@@ -16332,7 +19121,7 @@
           <w:rPr>
             <w:noProof/>
           </w:rPr>
-          <w:t>35</w:t>
+          <w:t>66</w:t>
         </w:r>
       </w:fldSimple>
       <w:r>
@@ -16447,7 +19236,7 @@
                     <pic:cNvPicPr/>
                   </pic:nvPicPr>
                   <pic:blipFill>
-                    <a:blip r:embed="rId53"/>
+                    <a:blip r:embed="rId85"/>
                     <a:stretch>
                       <a:fillRect/>
                     </a:stretch>
@@ -16484,7 +19273,7 @@
           <w:rPr>
             <w:noProof/>
           </w:rPr>
-          <w:t>36</w:t>
+          <w:t>67</w:t>
         </w:r>
       </w:fldSimple>
       <w:r>
@@ -16546,7 +19335,7 @@
                     <pic:cNvPicPr/>
                   </pic:nvPicPr>
                   <pic:blipFill>
-                    <a:blip r:embed="rId54"/>
+                    <a:blip r:embed="rId86"/>
                     <a:stretch>
                       <a:fillRect/>
                     </a:stretch>
@@ -16583,7 +19372,7 @@
           <w:rPr>
             <w:noProof/>
           </w:rPr>
-          <w:t>37</w:t>
+          <w:t>68</w:t>
         </w:r>
       </w:fldSimple>
       <w:r>
@@ -16917,7 +19706,7 @@
                     </pic:cNvPicPr>
                   </pic:nvPicPr>
                   <pic:blipFill>
-                    <a:blip r:embed="rId55">
+                    <a:blip r:embed="rId87">
                       <a:extLst>
                         <a:ext uri="{28A0092B-C50C-407E-A947-70E740481C1C}">
                           <a14:useLocalDpi xmlns:a14="http://schemas.microsoft.com/office/drawing/2010/main" val="0"/>
@@ -16969,7 +19758,7 @@
           <w:rPr>
             <w:noProof/>
           </w:rPr>
-          <w:t>38</w:t>
+          <w:t>69</w:t>
         </w:r>
       </w:fldSimple>
       <w:r>
@@ -17063,31 +19852,31 @@
           <w:szCs w:val="22"/>
           <w:lang w:val="en-US"/>
         </w:rPr>
+        <w:t>Python trade duration</w:t>
+      </w:r>
+    </w:p>
+    <w:p>
+      <w:pPr>
+        <w:pStyle w:val="Paragraphedeliste"/>
+        <w:ind w:left="1440"/>
+        <w:rPr>
+          <w:rFonts w:ascii="Arial" w:eastAsiaTheme="majorEastAsia" w:hAnsi="Arial" w:cs="Arial"/>
+          <w:color w:val="70AD47" w:themeColor="accent6"/>
+          <w:sz w:val="22"/>
+          <w:szCs w:val="22"/>
+          <w:lang w:val="en-US"/>
+        </w:rPr>
+      </w:pPr>
+      <w:r>
+        <w:rPr>
+          <w:rFonts w:ascii="Arial" w:eastAsiaTheme="majorEastAsia" w:hAnsi="Arial" w:cs="Arial"/>
+          <w:noProof/>
+          <w:color w:val="70AD47" w:themeColor="accent6"/>
+          <w:sz w:val="22"/>
+          <w:szCs w:val="22"/>
+          <w:lang w:val="en-US"/>
+        </w:rPr>
         <w:lastRenderedPageBreak/>
-        <w:t>Python trade duration</w:t>
-      </w:r>
-    </w:p>
-    <w:p>
-      <w:pPr>
-        <w:pStyle w:val="Paragraphedeliste"/>
-        <w:ind w:left="1440"/>
-        <w:rPr>
-          <w:rFonts w:ascii="Arial" w:eastAsiaTheme="majorEastAsia" w:hAnsi="Arial" w:cs="Arial"/>
-          <w:color w:val="70AD47" w:themeColor="accent6"/>
-          <w:sz w:val="22"/>
-          <w:szCs w:val="22"/>
-          <w:lang w:val="en-US"/>
-        </w:rPr>
-      </w:pPr>
-      <w:r>
-        <w:rPr>
-          <w:rFonts w:ascii="Arial" w:eastAsiaTheme="majorEastAsia" w:hAnsi="Arial" w:cs="Arial"/>
-          <w:noProof/>
-          <w:color w:val="70AD47" w:themeColor="accent6"/>
-          <w:sz w:val="22"/>
-          <w:szCs w:val="22"/>
-          <w:lang w:val="en-US"/>
-        </w:rPr>
         <w:drawing>
           <wp:inline distT="0" distB="0" distL="0" distR="0" wp14:anchorId="73FB782F" wp14:editId="11500E9B">
             <wp:extent cx="3955473" cy="2967677"/>
@@ -17106,7 +19895,7 @@
                     </pic:cNvPicPr>
                   </pic:nvPicPr>
                   <pic:blipFill>
-                    <a:blip r:embed="rId56">
+                    <a:blip r:embed="rId88">
                       <a:extLst>
                         <a:ext uri="{28A0092B-C50C-407E-A947-70E740481C1C}">
                           <a14:useLocalDpi xmlns:a14="http://schemas.microsoft.com/office/drawing/2010/main" val="0"/>
@@ -17532,7 +20321,7 @@
           <w:rPr>
             <w:noProof/>
           </w:rPr>
-          <w:t>39</w:t>
+          <w:t>70</w:t>
         </w:r>
       </w:fldSimple>
       <w:r>
@@ -17595,7 +20384,7 @@
           <w:rPr>
             <w:noProof/>
           </w:rPr>
-          <w:t>40</w:t>
+          <w:t>71</w:t>
         </w:r>
       </w:fldSimple>
       <w:r>
@@ -17647,7 +20436,6 @@
           <w:szCs w:val="22"/>
           <w:lang w:val="en-US"/>
         </w:rPr>
-        <w:lastRenderedPageBreak/>
         <w:t>Python returns</w:t>
       </w:r>
     </w:p>
@@ -17704,7 +20492,7 @@
           <w:rPr>
             <w:noProof/>
           </w:rPr>
-          <w:t>41</w:t>
+          <w:t>72</w:t>
         </w:r>
       </w:fldSimple>
       <w:r>
@@ -18426,6 +21214,7 @@
           <w:rFonts w:ascii="Arial" w:hAnsi="Arial" w:cs="Arial"/>
           <w:lang w:val="en-US"/>
         </w:rPr>
+        <w:lastRenderedPageBreak/>
         <w:t>H1</w:t>
       </w:r>
     </w:p>
@@ -23823,7 +26612,7 @@
     <w:qFormat/>
     <w:rsid w:val="00375D3D"/>
     <w:pPr>
-      <w:spacing w:line="240" w:lineRule="auto"/>
+      <w:spacing w:after="0" w:line="240" w:lineRule="auto"/>
     </w:pPr>
     <w:rPr>
       <w:b/>
@@ -24515,7 +27304,7 @@
 </file>
 
 <file path=customXml/itemProps1.xml><?xml version="1.0" encoding="utf-8"?>
-<ds:datastoreItem xmlns:ds="http://schemas.openxmlformats.org/officeDocument/2006/customXml" ds:itemID="{CA8FB58A-BF60-4D4D-AF0E-D63C1E551611}">
+<ds:datastoreItem xmlns:ds="http://schemas.openxmlformats.org/officeDocument/2006/customXml" ds:itemID="{815E9957-0AFC-48CB-881D-48094157D52D}">
   <ds:schemaRefs>
     <ds:schemaRef ds:uri="http://schemas.openxmlformats.org/officeDocument/2006/bibliography"/>
   </ds:schemaRefs>

--- a/Strategies/Report_Strategy_1_MM_Hysteresis_v2.docx
+++ b/Strategies/Report_Strategy_1_MM_Hysteresis_v2.docx
@@ -2795,14 +2795,27 @@
       <w:r>
         <w:t xml:space="preserve">Figure </w:t>
       </w:r>
-      <w:fldSimple w:instr=" SEQ Figure \* ARABIC ">
-        <w:r>
-          <w:rPr>
-            <w:noProof/>
-          </w:rPr>
-          <w:t>2</w:t>
-        </w:r>
-      </w:fldSimple>
+      <w:r>
+        <w:fldChar w:fldCharType="begin"/>
+      </w:r>
+      <w:r>
+        <w:instrText xml:space="preserve"> SEQ Figure \* ARABIC </w:instrText>
+      </w:r>
+      <w:r>
+        <w:fldChar w:fldCharType="separate"/>
+      </w:r>
+      <w:r>
+        <w:rPr>
+          <w:noProof/>
+        </w:rPr>
+        <w:t>2</w:t>
+      </w:r>
+      <w:r>
+        <w:rPr>
+          <w:noProof/>
+        </w:rPr>
+        <w:fldChar w:fldCharType="end"/>
+      </w:r>
       <w:r>
         <w:rPr>
           <w:lang w:val="en-US"/>
@@ -2815,6 +2828,217 @@
         <w:pStyle w:val="Paragraphedeliste"/>
         <w:keepNext/>
       </w:pPr>
+    </w:p>
+    <w:p>
+      <w:pPr>
+        <w:pStyle w:val="Paragraphedeliste"/>
+        <w:numPr>
+          <w:ilvl w:val="5"/>
+          <w:numId w:val="1"/>
+        </w:numPr>
+        <w:rPr>
+          <w:rFonts w:ascii="Arial" w:eastAsiaTheme="majorEastAsia" w:hAnsi="Arial" w:cs="Arial"/>
+          <w:color w:val="70AD47" w:themeColor="accent6"/>
+          <w:sz w:val="22"/>
+          <w:szCs w:val="22"/>
+          <w:lang w:val="en-US"/>
+        </w:rPr>
+      </w:pPr>
+      <w:r>
+        <w:rPr>
+          <w:rFonts w:ascii="Arial" w:eastAsiaTheme="majorEastAsia" w:hAnsi="Arial" w:cs="Arial"/>
+          <w:color w:val="70AD47" w:themeColor="accent6"/>
+          <w:sz w:val="22"/>
+          <w:szCs w:val="22"/>
+          <w:lang w:val="en-US"/>
+        </w:rPr>
+        <w:t>Python returns</w:t>
+      </w:r>
+    </w:p>
+    <w:p>
+      <w:pPr>
+        <w:ind w:left="2160"/>
+        <w:rPr>
+          <w:rFonts w:ascii="Arial" w:eastAsiaTheme="majorEastAsia" w:hAnsi="Arial" w:cs="Arial"/>
+          <w:lang w:val="en-US"/>
+        </w:rPr>
+      </w:pPr>
+      <w:r>
+        <w:rPr>
+          <w:rFonts w:ascii="Arial" w:eastAsiaTheme="majorEastAsia" w:hAnsi="Arial" w:cs="Arial"/>
+          <w:lang w:val="en-US"/>
+        </w:rPr>
+        <w:t>We can see the performance is awful, mainly driven by the huge number of trades occurring, resulting in awesome fees</w:t>
+      </w:r>
+    </w:p>
+    <w:p>
+      <w:pPr>
+        <w:ind w:left="2160"/>
+        <w:rPr>
+          <w:rFonts w:ascii="Arial" w:eastAsiaTheme="majorEastAsia" w:hAnsi="Arial" w:cs="Arial"/>
+          <w:lang w:val="en-US"/>
+        </w:rPr>
+      </w:pPr>
+      <w:r>
+        <w:rPr>
+          <w:rFonts w:ascii="Arial" w:eastAsiaTheme="majorEastAsia" w:hAnsi="Arial" w:cs="Arial"/>
+          <w:lang w:val="en-US"/>
+        </w:rPr>
+        <w:t xml:space="preserve">We conclude there is not enough trend (too much randomness) on a short term horizon to collect recurring profits. </w:t>
+      </w:r>
+    </w:p>
+    <w:p>
+      <w:pPr>
+        <w:pStyle w:val="Paragraphedeliste"/>
+        <w:numPr>
+          <w:ilvl w:val="5"/>
+          <w:numId w:val="1"/>
+        </w:numPr>
+        <w:rPr>
+          <w:rFonts w:ascii="Arial" w:eastAsiaTheme="majorEastAsia" w:hAnsi="Arial" w:cs="Arial"/>
+          <w:color w:val="70AD47" w:themeColor="accent6"/>
+          <w:sz w:val="22"/>
+          <w:szCs w:val="22"/>
+          <w:lang w:val="en-US"/>
+        </w:rPr>
+      </w:pPr>
+      <w:r>
+        <w:rPr>
+          <w:rFonts w:ascii="Arial" w:eastAsiaTheme="majorEastAsia" w:hAnsi="Arial" w:cs="Arial"/>
+          <w:color w:val="70AD47" w:themeColor="accent6"/>
+          <w:sz w:val="22"/>
+          <w:szCs w:val="22"/>
+          <w:lang w:val="en-US"/>
+        </w:rPr>
+        <w:t>Python correlations</w:t>
+      </w:r>
+    </w:p>
+    <w:p>
+      <w:pPr>
+        <w:pStyle w:val="Paragraphedeliste"/>
+        <w:numPr>
+          <w:ilvl w:val="5"/>
+          <w:numId w:val="1"/>
+        </w:numPr>
+        <w:rPr>
+          <w:rFonts w:ascii="Arial" w:eastAsiaTheme="majorEastAsia" w:hAnsi="Arial" w:cs="Arial"/>
+          <w:color w:val="70AD47" w:themeColor="accent6"/>
+          <w:sz w:val="22"/>
+          <w:szCs w:val="22"/>
+          <w:lang w:val="en-US"/>
+        </w:rPr>
+      </w:pPr>
+      <w:r>
+        <w:rPr>
+          <w:rFonts w:ascii="Arial" w:eastAsiaTheme="majorEastAsia" w:hAnsi="Arial" w:cs="Arial"/>
+          <w:color w:val="70AD47" w:themeColor="accent6"/>
+          <w:sz w:val="22"/>
+          <w:szCs w:val="22"/>
+          <w:lang w:val="en-US"/>
+        </w:rPr>
+        <w:t>Python SL/TP Histogram</w:t>
+      </w:r>
+    </w:p>
+    <w:p>
+      <w:pPr>
+        <w:pStyle w:val="Paragraphedeliste"/>
+        <w:numPr>
+          <w:ilvl w:val="5"/>
+          <w:numId w:val="1"/>
+        </w:numPr>
+        <w:rPr>
+          <w:rFonts w:ascii="Arial" w:eastAsiaTheme="majorEastAsia" w:hAnsi="Arial" w:cs="Arial"/>
+          <w:color w:val="70AD47" w:themeColor="accent6"/>
+          <w:sz w:val="22"/>
+          <w:szCs w:val="22"/>
+          <w:lang w:val="en-US"/>
+        </w:rPr>
+      </w:pPr>
+      <w:r>
+        <w:rPr>
+          <w:rFonts w:ascii="Arial" w:eastAsiaTheme="majorEastAsia" w:hAnsi="Arial" w:cs="Arial"/>
+          <w:color w:val="70AD47" w:themeColor="accent6"/>
+          <w:sz w:val="22"/>
+          <w:szCs w:val="22"/>
+          <w:lang w:val="en-US"/>
+        </w:rPr>
+        <w:t>Python trade duration</w:t>
+      </w:r>
+    </w:p>
+    <w:p>
+      <w:pPr>
+        <w:pStyle w:val="Paragraphedeliste"/>
+        <w:ind w:left="2160"/>
+        <w:rPr>
+          <w:rFonts w:ascii="Arial" w:eastAsiaTheme="majorEastAsia" w:hAnsi="Arial" w:cs="Arial"/>
+          <w:color w:val="70AD47" w:themeColor="accent6"/>
+          <w:sz w:val="22"/>
+          <w:szCs w:val="22"/>
+          <w:lang w:val="en-US"/>
+        </w:rPr>
+      </w:pPr>
+      <w:r>
+        <w:rPr>
+          <w:rFonts w:ascii="Arial" w:eastAsiaTheme="majorEastAsia" w:hAnsi="Arial" w:cs="Arial"/>
+          <w:color w:val="70AD47" w:themeColor="accent6"/>
+          <w:sz w:val="22"/>
+          <w:szCs w:val="22"/>
+          <w:lang w:val="en-US"/>
+        </w:rPr>
+        <w:t>We can obviously see lot of trades happening</w:t>
+      </w:r>
+    </w:p>
+    <w:p>
+      <w:pPr>
+        <w:pStyle w:val="Titre4"/>
+        <w:numPr>
+          <w:ilvl w:val="4"/>
+          <w:numId w:val="1"/>
+        </w:numPr>
+        <w:rPr>
+          <w:rFonts w:ascii="Arial" w:hAnsi="Arial" w:cs="Arial"/>
+          <w:lang w:val="en-US"/>
+        </w:rPr>
+      </w:pPr>
+      <w:r>
+        <w:rPr>
+          <w:rFonts w:ascii="Arial" w:hAnsi="Arial" w:cs="Arial"/>
+          <w:lang w:val="en-US"/>
+        </w:rPr>
+        <w:t>H4</w:t>
+      </w:r>
+    </w:p>
+    <w:p>
+      <w:pPr>
+        <w:pStyle w:val="Paragraphedeliste"/>
+        <w:numPr>
+          <w:ilvl w:val="5"/>
+          <w:numId w:val="1"/>
+        </w:numPr>
+        <w:rPr>
+          <w:rFonts w:ascii="Arial" w:eastAsiaTheme="majorEastAsia" w:hAnsi="Arial" w:cs="Arial"/>
+          <w:color w:val="70AD47" w:themeColor="accent6"/>
+          <w:sz w:val="22"/>
+          <w:szCs w:val="22"/>
+          <w:lang w:val="en-US"/>
+        </w:rPr>
+      </w:pPr>
+      <w:r>
+        <w:rPr>
+          <w:rFonts w:ascii="Arial" w:eastAsiaTheme="majorEastAsia" w:hAnsi="Arial" w:cs="Arial"/>
+          <w:color w:val="70AD47" w:themeColor="accent6"/>
+          <w:sz w:val="22"/>
+          <w:szCs w:val="22"/>
+          <w:lang w:val="en-US"/>
+        </w:rPr>
+        <w:t>Mql5 returns</w:t>
+      </w:r>
+    </w:p>
+    <w:p>
+      <w:pPr>
+        <w:pStyle w:val="Paragraphedeliste"/>
+        <w:keepNext/>
+      </w:pPr>
       <w:r>
         <w:rPr>
           <w:rFonts w:ascii="Arial" w:eastAsiaTheme="majorEastAsia" w:hAnsi="Arial" w:cs="Arial"/>
@@ -2824,300 +3048,7 @@
           <w:szCs w:val="22"/>
           <w:lang w:val="en-US"/>
         </w:rPr>
-        <w:drawing>
-          <wp:inline distT="0" distB="0" distL="0" distR="0" wp14:anchorId="4DC85A5A" wp14:editId="3C2CC114">
-            <wp:extent cx="5731510" cy="2665819"/>
-            <wp:effectExtent l="0" t="0" r="2540" b="1270"/>
-            <wp:docPr id="51" name="Image 51" descr="C:\Users\franc\Documents\MetaTrader_tests\Strategy_1_MM_crossover_Hysteresis\12_11_Run1_No_SL_No_TP_SMA\Run_1.1_8_21\H1\Reports\ReportTester-64022759-mfemae.png"/>
-            <wp:cNvGraphicFramePr>
-              <a:graphicFrameLocks xmlns:a="http://schemas.openxmlformats.org/drawingml/2006/main" noChangeAspect="1"/>
-            </wp:cNvGraphicFramePr>
-            <a:graphic xmlns:a="http://schemas.openxmlformats.org/drawingml/2006/main">
-              <a:graphicData uri="http://schemas.openxmlformats.org/drawingml/2006/picture">
-                <pic:pic xmlns:pic="http://schemas.openxmlformats.org/drawingml/2006/picture">
-                  <pic:nvPicPr>
-                    <pic:cNvPr id="0" name="Picture 6" descr="C:\Users\franc\Documents\MetaTrader_tests\Strategy_1_MM_crossover_Hysteresis\12_11_Run1_No_SL_No_TP_SMA\Run_1.1_8_21\H1\Reports\ReportTester-64022759-mfemae.png"/>
-                    <pic:cNvPicPr>
-                      <a:picLocks noChangeAspect="1" noChangeArrowheads="1"/>
-                    </pic:cNvPicPr>
-                  </pic:nvPicPr>
-                  <pic:blipFill>
-                    <a:blip r:embed="rId13">
-                      <a:extLst>
-                        <a:ext uri="{28A0092B-C50C-407E-A947-70E740481C1C}">
-                          <a14:useLocalDpi xmlns:a14="http://schemas.microsoft.com/office/drawing/2010/main" val="0"/>
-                        </a:ext>
-                      </a:extLst>
-                    </a:blip>
-                    <a:srcRect/>
-                    <a:stretch>
-                      <a:fillRect/>
-                    </a:stretch>
-                  </pic:blipFill>
-                  <pic:spPr bwMode="auto">
-                    <a:xfrm>
-                      <a:off x="0" y="0"/>
-                      <a:ext cx="5731510" cy="2665819"/>
-                    </a:xfrm>
-                    <a:prstGeom prst="rect">
-                      <a:avLst/>
-                    </a:prstGeom>
-                    <a:noFill/>
-                    <a:ln>
-                      <a:noFill/>
-                    </a:ln>
-                  </pic:spPr>
-                </pic:pic>
-              </a:graphicData>
-            </a:graphic>
-          </wp:inline>
-        </w:drawing>
-      </w:r>
-    </w:p>
-    <w:p>
-      <w:pPr>
-        <w:pStyle w:val="Lgende"/>
-        <w:jc w:val="center"/>
-        <w:rPr>
-          <w:rFonts w:ascii="Arial" w:eastAsiaTheme="majorEastAsia" w:hAnsi="Arial" w:cs="Arial"/>
-          <w:color w:val="70AD47" w:themeColor="accent6"/>
-          <w:sz w:val="22"/>
-          <w:szCs w:val="22"/>
-          <w:lang w:val="en-US"/>
-        </w:rPr>
-      </w:pPr>
-      <w:r>
-        <w:t xml:space="preserve">Figure </w:t>
-      </w:r>
-      <w:fldSimple w:instr=" SEQ Figure \* ARABIC ">
-        <w:r>
-          <w:t>3</w:t>
-        </w:r>
-      </w:fldSimple>
-      <w:r>
-        <w:t xml:space="preserve"> 8/21 CROSSOVER H1 MAE/MFE</w:t>
-      </w:r>
-    </w:p>
-    <w:p>
-      <w:pPr>
-        <w:pStyle w:val="Paragraphedeliste"/>
-        <w:numPr>
-          <w:ilvl w:val="5"/>
-          <w:numId w:val="1"/>
-        </w:numPr>
-        <w:rPr>
-          <w:rFonts w:ascii="Arial" w:eastAsiaTheme="majorEastAsia" w:hAnsi="Arial" w:cs="Arial"/>
-          <w:color w:val="70AD47" w:themeColor="accent6"/>
-          <w:sz w:val="22"/>
-          <w:szCs w:val="22"/>
-          <w:lang w:val="en-US"/>
-        </w:rPr>
-      </w:pPr>
-      <w:r>
-        <w:rPr>
-          <w:rFonts w:ascii="Arial" w:eastAsiaTheme="majorEastAsia" w:hAnsi="Arial" w:cs="Arial"/>
-          <w:color w:val="70AD47" w:themeColor="accent6"/>
-          <w:sz w:val="22"/>
-          <w:szCs w:val="22"/>
-          <w:lang w:val="en-US"/>
-        </w:rPr>
-        <w:t>Python returns</w:t>
-      </w:r>
-    </w:p>
-    <w:p>
-      <w:pPr>
-        <w:ind w:left="2160"/>
-        <w:rPr>
-          <w:rFonts w:ascii="Arial" w:eastAsiaTheme="majorEastAsia" w:hAnsi="Arial" w:cs="Arial"/>
-          <w:lang w:val="en-US"/>
-        </w:rPr>
-      </w:pPr>
-      <w:r>
-        <w:rPr>
-          <w:rFonts w:ascii="Arial" w:eastAsiaTheme="majorEastAsia" w:hAnsi="Arial" w:cs="Arial"/>
-          <w:lang w:val="en-US"/>
-        </w:rPr>
         <w:lastRenderedPageBreak/>
-        <w:t>We can see the performance is awful, mainly driven by the huge number of trades occurring, resulting in awesome fees</w:t>
-      </w:r>
-    </w:p>
-    <w:p>
-      <w:pPr>
-        <w:ind w:left="2160"/>
-        <w:rPr>
-          <w:rFonts w:ascii="Arial" w:eastAsiaTheme="majorEastAsia" w:hAnsi="Arial" w:cs="Arial"/>
-          <w:lang w:val="en-US"/>
-        </w:rPr>
-      </w:pPr>
-      <w:r>
-        <w:rPr>
-          <w:rFonts w:ascii="Arial" w:eastAsiaTheme="majorEastAsia" w:hAnsi="Arial" w:cs="Arial"/>
-          <w:lang w:val="en-US"/>
-        </w:rPr>
-        <w:t xml:space="preserve">We conclude there is not enough trend (too much randomness) on a short term horizon to collect recurring profits. </w:t>
-      </w:r>
-    </w:p>
-    <w:p>
-      <w:pPr>
-        <w:pStyle w:val="Paragraphedeliste"/>
-        <w:numPr>
-          <w:ilvl w:val="5"/>
-          <w:numId w:val="1"/>
-        </w:numPr>
-        <w:rPr>
-          <w:rFonts w:ascii="Arial" w:eastAsiaTheme="majorEastAsia" w:hAnsi="Arial" w:cs="Arial"/>
-          <w:color w:val="70AD47" w:themeColor="accent6"/>
-          <w:sz w:val="22"/>
-          <w:szCs w:val="22"/>
-          <w:lang w:val="en-US"/>
-        </w:rPr>
-      </w:pPr>
-      <w:r>
-        <w:rPr>
-          <w:rFonts w:ascii="Arial" w:eastAsiaTheme="majorEastAsia" w:hAnsi="Arial" w:cs="Arial"/>
-          <w:color w:val="70AD47" w:themeColor="accent6"/>
-          <w:sz w:val="22"/>
-          <w:szCs w:val="22"/>
-          <w:lang w:val="en-US"/>
-        </w:rPr>
-        <w:t>Python correlations</w:t>
-      </w:r>
-    </w:p>
-    <w:p>
-      <w:pPr>
-        <w:pStyle w:val="Paragraphedeliste"/>
-        <w:numPr>
-          <w:ilvl w:val="5"/>
-          <w:numId w:val="1"/>
-        </w:numPr>
-        <w:rPr>
-          <w:rFonts w:ascii="Arial" w:eastAsiaTheme="majorEastAsia" w:hAnsi="Arial" w:cs="Arial"/>
-          <w:color w:val="70AD47" w:themeColor="accent6"/>
-          <w:sz w:val="22"/>
-          <w:szCs w:val="22"/>
-          <w:lang w:val="en-US"/>
-        </w:rPr>
-      </w:pPr>
-      <w:r>
-        <w:rPr>
-          <w:rFonts w:ascii="Arial" w:eastAsiaTheme="majorEastAsia" w:hAnsi="Arial" w:cs="Arial"/>
-          <w:color w:val="70AD47" w:themeColor="accent6"/>
-          <w:sz w:val="22"/>
-          <w:szCs w:val="22"/>
-          <w:lang w:val="en-US"/>
-        </w:rPr>
-        <w:t>Python SL/TP Histogram</w:t>
-      </w:r>
-    </w:p>
-    <w:p>
-      <w:pPr>
-        <w:pStyle w:val="Paragraphedeliste"/>
-        <w:numPr>
-          <w:ilvl w:val="5"/>
-          <w:numId w:val="1"/>
-        </w:numPr>
-        <w:rPr>
-          <w:rFonts w:ascii="Arial" w:eastAsiaTheme="majorEastAsia" w:hAnsi="Arial" w:cs="Arial"/>
-          <w:color w:val="70AD47" w:themeColor="accent6"/>
-          <w:sz w:val="22"/>
-          <w:szCs w:val="22"/>
-          <w:lang w:val="en-US"/>
-        </w:rPr>
-      </w:pPr>
-      <w:r>
-        <w:rPr>
-          <w:rFonts w:ascii="Arial" w:eastAsiaTheme="majorEastAsia" w:hAnsi="Arial" w:cs="Arial"/>
-          <w:color w:val="70AD47" w:themeColor="accent6"/>
-          <w:sz w:val="22"/>
-          <w:szCs w:val="22"/>
-          <w:lang w:val="en-US"/>
-        </w:rPr>
-        <w:t>Python trade duration</w:t>
-      </w:r>
-    </w:p>
-    <w:p>
-      <w:pPr>
-        <w:pStyle w:val="Paragraphedeliste"/>
-        <w:ind w:left="2160"/>
-        <w:rPr>
-          <w:rFonts w:ascii="Arial" w:eastAsiaTheme="majorEastAsia" w:hAnsi="Arial" w:cs="Arial"/>
-          <w:color w:val="70AD47" w:themeColor="accent6"/>
-          <w:sz w:val="22"/>
-          <w:szCs w:val="22"/>
-          <w:lang w:val="en-US"/>
-        </w:rPr>
-      </w:pPr>
-      <w:r>
-        <w:rPr>
-          <w:rFonts w:ascii="Arial" w:eastAsiaTheme="majorEastAsia" w:hAnsi="Arial" w:cs="Arial"/>
-          <w:color w:val="70AD47" w:themeColor="accent6"/>
-          <w:sz w:val="22"/>
-          <w:szCs w:val="22"/>
-          <w:lang w:val="en-US"/>
-        </w:rPr>
-        <w:t>We can obviously see lot of trades happening</w:t>
-      </w:r>
-    </w:p>
-    <w:p>
-      <w:pPr>
-        <w:pStyle w:val="Titre4"/>
-        <w:numPr>
-          <w:ilvl w:val="4"/>
-          <w:numId w:val="1"/>
-        </w:numPr>
-        <w:rPr>
-          <w:rFonts w:ascii="Arial" w:hAnsi="Arial" w:cs="Arial"/>
-          <w:lang w:val="en-US"/>
-        </w:rPr>
-      </w:pPr>
-      <w:r>
-        <w:rPr>
-          <w:rFonts w:ascii="Arial" w:hAnsi="Arial" w:cs="Arial"/>
-          <w:lang w:val="en-US"/>
-        </w:rPr>
-        <w:t>H4</w:t>
-      </w:r>
-    </w:p>
-    <w:p>
-      <w:pPr>
-        <w:pStyle w:val="Paragraphedeliste"/>
-        <w:numPr>
-          <w:ilvl w:val="5"/>
-          <w:numId w:val="1"/>
-        </w:numPr>
-        <w:rPr>
-          <w:rFonts w:ascii="Arial" w:eastAsiaTheme="majorEastAsia" w:hAnsi="Arial" w:cs="Arial"/>
-          <w:color w:val="70AD47" w:themeColor="accent6"/>
-          <w:sz w:val="22"/>
-          <w:szCs w:val="22"/>
-          <w:lang w:val="en-US"/>
-        </w:rPr>
-      </w:pPr>
-      <w:r>
-        <w:rPr>
-          <w:rFonts w:ascii="Arial" w:eastAsiaTheme="majorEastAsia" w:hAnsi="Arial" w:cs="Arial"/>
-          <w:color w:val="70AD47" w:themeColor="accent6"/>
-          <w:sz w:val="22"/>
-          <w:szCs w:val="22"/>
-          <w:lang w:val="en-US"/>
-        </w:rPr>
-        <w:t>Mql5 returns</w:t>
-      </w:r>
-    </w:p>
-    <w:p>
-      <w:pPr>
-        <w:pStyle w:val="Paragraphedeliste"/>
-        <w:keepNext/>
-      </w:pPr>
-      <w:r>
-        <w:rPr>
-          <w:rFonts w:ascii="Arial" w:eastAsiaTheme="majorEastAsia" w:hAnsi="Arial" w:cs="Arial"/>
-          <w:noProof/>
-          <w:color w:val="70AD47" w:themeColor="accent6"/>
-          <w:sz w:val="22"/>
-          <w:szCs w:val="22"/>
-          <w:lang w:val="en-US"/>
-        </w:rPr>
         <w:drawing>
           <wp:inline distT="0" distB="0" distL="0" distR="0" wp14:anchorId="179BA56C" wp14:editId="69759A9F">
             <wp:extent cx="5731510" cy="1361731"/>
@@ -3136,7 +3067,7 @@
                     </pic:cNvPicPr>
                   </pic:nvPicPr>
                   <pic:blipFill>
-                    <a:blip r:embed="rId14" cstate="print">
+                    <a:blip r:embed="rId13" cstate="print">
                       <a:extLst>
                         <a:ext uri="{28A0092B-C50C-407E-A947-70E740481C1C}">
                           <a14:useLocalDpi xmlns:a14="http://schemas.microsoft.com/office/drawing/2010/main" val="0"/>
@@ -3183,14 +3114,27 @@
       <w:r>
         <w:t xml:space="preserve">Figure </w:t>
       </w:r>
-      <w:fldSimple w:instr=" SEQ Figure \* ARABIC ">
-        <w:r>
-          <w:rPr>
-            <w:noProof/>
-          </w:rPr>
-          <w:t>4</w:t>
-        </w:r>
-      </w:fldSimple>
+      <w:r>
+        <w:fldChar w:fldCharType="begin"/>
+      </w:r>
+      <w:r>
+        <w:instrText xml:space="preserve"> SEQ Figure \* ARABIC </w:instrText>
+      </w:r>
+      <w:r>
+        <w:fldChar w:fldCharType="separate"/>
+      </w:r>
+      <w:r>
+        <w:rPr>
+          <w:noProof/>
+        </w:rPr>
+        <w:t>4</w:t>
+      </w:r>
+      <w:r>
+        <w:rPr>
+          <w:noProof/>
+        </w:rPr>
+        <w:fldChar w:fldCharType="end"/>
+      </w:r>
       <w:r>
         <w:t>8/21 CROSSOVER H4</w:t>
       </w:r>
@@ -3203,100 +3147,6 @@
         <w:pStyle w:val="Paragraphedeliste"/>
         <w:keepNext/>
       </w:pPr>
-      <w:r>
-        <w:rPr>
-          <w:rFonts w:ascii="Arial" w:eastAsiaTheme="majorEastAsia" w:hAnsi="Arial" w:cs="Arial"/>
-          <w:noProof/>
-          <w:color w:val="70AD47" w:themeColor="accent6"/>
-          <w:sz w:val="22"/>
-          <w:szCs w:val="22"/>
-          <w:lang w:val="en-US"/>
-        </w:rPr>
-        <w:drawing>
-          <wp:inline distT="0" distB="0" distL="0" distR="0" wp14:anchorId="49D8411C" wp14:editId="732B2571">
-            <wp:extent cx="5731510" cy="2665819"/>
-            <wp:effectExtent l="0" t="0" r="2540" b="1270"/>
-            <wp:docPr id="52" name="Image 52" descr="C:\Users\franc\Documents\MetaTrader_tests\Strategy_1_MM_crossover_Hysteresis\12_11_Run1_No_SL_No_TP_SMA\Run_1.1_8_21\H4\Reports\ReportTester-64022759-mfemae.png"/>
-            <wp:cNvGraphicFramePr>
-              <a:graphicFrameLocks xmlns:a="http://schemas.openxmlformats.org/drawingml/2006/main" noChangeAspect="1"/>
-            </wp:cNvGraphicFramePr>
-            <a:graphic xmlns:a="http://schemas.openxmlformats.org/drawingml/2006/main">
-              <a:graphicData uri="http://schemas.openxmlformats.org/drawingml/2006/picture">
-                <pic:pic xmlns:pic="http://schemas.openxmlformats.org/drawingml/2006/picture">
-                  <pic:nvPicPr>
-                    <pic:cNvPr id="0" name="Picture 7" descr="C:\Users\franc\Documents\MetaTrader_tests\Strategy_1_MM_crossover_Hysteresis\12_11_Run1_No_SL_No_TP_SMA\Run_1.1_8_21\H4\Reports\ReportTester-64022759-mfemae.png"/>
-                    <pic:cNvPicPr>
-                      <a:picLocks noChangeAspect="1" noChangeArrowheads="1"/>
-                    </pic:cNvPicPr>
-                  </pic:nvPicPr>
-                  <pic:blipFill>
-                    <a:blip r:embed="rId15">
-                      <a:extLst>
-                        <a:ext uri="{28A0092B-C50C-407E-A947-70E740481C1C}">
-                          <a14:useLocalDpi xmlns:a14="http://schemas.microsoft.com/office/drawing/2010/main" val="0"/>
-                        </a:ext>
-                      </a:extLst>
-                    </a:blip>
-                    <a:srcRect/>
-                    <a:stretch>
-                      <a:fillRect/>
-                    </a:stretch>
-                  </pic:blipFill>
-                  <pic:spPr bwMode="auto">
-                    <a:xfrm>
-                      <a:off x="0" y="0"/>
-                      <a:ext cx="5731510" cy="2665819"/>
-                    </a:xfrm>
-                    <a:prstGeom prst="rect">
-                      <a:avLst/>
-                    </a:prstGeom>
-                    <a:noFill/>
-                    <a:ln>
-                      <a:noFill/>
-                    </a:ln>
-                  </pic:spPr>
-                </pic:pic>
-              </a:graphicData>
-            </a:graphic>
-          </wp:inline>
-        </w:drawing>
-      </w:r>
-    </w:p>
-    <w:p>
-      <w:pPr>
-        <w:pStyle w:val="Lgende"/>
-        <w:jc w:val="center"/>
-        <w:rPr>
-          <w:rFonts w:ascii="Arial" w:eastAsiaTheme="majorEastAsia" w:hAnsi="Arial" w:cs="Arial"/>
-          <w:color w:val="70AD47" w:themeColor="accent6"/>
-          <w:sz w:val="22"/>
-          <w:szCs w:val="22"/>
-          <w:lang w:val="en-US"/>
-        </w:rPr>
-      </w:pPr>
-      <w:r>
-        <w:t xml:space="preserve">Figure </w:t>
-      </w:r>
-      <w:fldSimple w:instr=" SEQ Figure \* ARABIC ">
-        <w:r>
-          <w:rPr>
-            <w:noProof/>
-          </w:rPr>
-          <w:t>5</w:t>
-        </w:r>
-      </w:fldSimple>
-      <w:r>
-        <w:rPr>
-          <w:lang w:val="en-US"/>
-        </w:rPr>
-        <w:t xml:space="preserve"> 8/21 CROSSOVER H4</w:t>
-      </w:r>
-      <w:r>
-        <w:rPr>
-          <w:lang w:val="en-US"/>
-        </w:rPr>
-        <w:t xml:space="preserve"> MAE/MFE</w:t>
-      </w:r>
     </w:p>
     <w:p>
       <w:pPr>
@@ -3515,18 +3365,12 @@
         <w:ind w:left="2736"/>
         <w:rPr>
           <w:rFonts w:ascii="Arial" w:eastAsiaTheme="majorEastAsia" w:hAnsi="Arial" w:cs="Arial"/>
-          <w:color w:val="70AD47" w:themeColor="accent6"/>
-          <w:sz w:val="22"/>
-          <w:szCs w:val="22"/>
-          <w:lang w:val="en-US"/>
-        </w:rPr>
-      </w:pPr>
-      <w:r>
-        <w:rPr>
-          <w:rFonts w:ascii="Arial" w:eastAsiaTheme="majorEastAsia" w:hAnsi="Arial" w:cs="Arial"/>
-          <w:color w:val="70AD47" w:themeColor="accent6"/>
-          <w:sz w:val="22"/>
-          <w:szCs w:val="22"/>
+          <w:lang w:val="en-US"/>
+        </w:rPr>
+      </w:pPr>
+      <w:r>
+        <w:rPr>
+          <w:rFonts w:ascii="Arial" w:eastAsiaTheme="majorEastAsia" w:hAnsi="Arial" w:cs="Arial"/>
           <w:lang w:val="en-US"/>
         </w:rPr>
         <w:t>The overall trend remains backward, with no period where we can found profitability. We conclude the MA calibration is too fast, meaning we do not catch any big underlying trend</w:t>
@@ -3564,7 +3408,7 @@
                     </pic:cNvPicPr>
                   </pic:nvPicPr>
                   <pic:blipFill>
-                    <a:blip r:embed="rId16" cstate="print">
+                    <a:blip r:embed="rId14" cstate="print">
                       <a:extLst>
                         <a:ext uri="{28A0092B-C50C-407E-A947-70E740481C1C}">
                           <a14:useLocalDpi xmlns:a14="http://schemas.microsoft.com/office/drawing/2010/main" val="0"/>
@@ -3611,14 +3455,27 @@
       <w:r>
         <w:t xml:space="preserve">Figure </w:t>
       </w:r>
-      <w:fldSimple w:instr=" SEQ Figure \* ARABIC ">
-        <w:r>
-          <w:rPr>
-            <w:noProof/>
-          </w:rPr>
-          <w:t>6</w:t>
-        </w:r>
-      </w:fldSimple>
+      <w:r>
+        <w:fldChar w:fldCharType="begin"/>
+      </w:r>
+      <w:r>
+        <w:instrText xml:space="preserve"> SEQ Figure \* ARABIC </w:instrText>
+      </w:r>
+      <w:r>
+        <w:fldChar w:fldCharType="separate"/>
+      </w:r>
+      <w:r>
+        <w:rPr>
+          <w:noProof/>
+        </w:rPr>
+        <w:t>6</w:t>
+      </w:r>
+      <w:r>
+        <w:rPr>
+          <w:noProof/>
+        </w:rPr>
+        <w:fldChar w:fldCharType="end"/>
+      </w:r>
       <w:r>
         <w:t xml:space="preserve">8/21 CROSSOVER </w:t>
       </w:r>
@@ -3637,64 +3494,6 @@
         <w:pStyle w:val="Paragraphedeliste"/>
         <w:keepNext/>
       </w:pPr>
-      <w:r>
-        <w:rPr>
-          <w:rFonts w:ascii="Arial" w:eastAsiaTheme="majorEastAsia" w:hAnsi="Arial" w:cs="Arial"/>
-          <w:noProof/>
-          <w:color w:val="70AD47" w:themeColor="accent6"/>
-          <w:sz w:val="22"/>
-          <w:szCs w:val="22"/>
-          <w:lang w:val="en-US"/>
-        </w:rPr>
-        <w:drawing>
-          <wp:inline distT="0" distB="0" distL="0" distR="0" wp14:anchorId="306C0E34" wp14:editId="3FB80C37">
-            <wp:extent cx="5731510" cy="2665819"/>
-            <wp:effectExtent l="0" t="0" r="2540" b="1270"/>
-            <wp:docPr id="53" name="Image 53" descr="C:\Users\franc\Documents\MetaTrader_tests\Strategy_1_MM_crossover_Hysteresis\12_11_Run1_No_SL_No_TP_SMA\Run_1.1_8_21\D1\Reports\ReportTester-64022759-mfemae.png"/>
-            <wp:cNvGraphicFramePr>
-              <a:graphicFrameLocks xmlns:a="http://schemas.openxmlformats.org/drawingml/2006/main" noChangeAspect="1"/>
-            </wp:cNvGraphicFramePr>
-            <a:graphic xmlns:a="http://schemas.openxmlformats.org/drawingml/2006/main">
-              <a:graphicData uri="http://schemas.openxmlformats.org/drawingml/2006/picture">
-                <pic:pic xmlns:pic="http://schemas.openxmlformats.org/drawingml/2006/picture">
-                  <pic:nvPicPr>
-                    <pic:cNvPr id="0" name="Picture 8" descr="C:\Users\franc\Documents\MetaTrader_tests\Strategy_1_MM_crossover_Hysteresis\12_11_Run1_No_SL_No_TP_SMA\Run_1.1_8_21\D1\Reports\ReportTester-64022759-mfemae.png"/>
-                    <pic:cNvPicPr>
-                      <a:picLocks noChangeAspect="1" noChangeArrowheads="1"/>
-                    </pic:cNvPicPr>
-                  </pic:nvPicPr>
-                  <pic:blipFill>
-                    <a:blip r:embed="rId17">
-                      <a:extLst>
-                        <a:ext uri="{28A0092B-C50C-407E-A947-70E740481C1C}">
-                          <a14:useLocalDpi xmlns:a14="http://schemas.microsoft.com/office/drawing/2010/main" val="0"/>
-                        </a:ext>
-                      </a:extLst>
-                    </a:blip>
-                    <a:srcRect/>
-                    <a:stretch>
-                      <a:fillRect/>
-                    </a:stretch>
-                  </pic:blipFill>
-                  <pic:spPr bwMode="auto">
-                    <a:xfrm>
-                      <a:off x="0" y="0"/>
-                      <a:ext cx="5731510" cy="2665819"/>
-                    </a:xfrm>
-                    <a:prstGeom prst="rect">
-                      <a:avLst/>
-                    </a:prstGeom>
-                    <a:noFill/>
-                    <a:ln>
-                      <a:noFill/>
-                    </a:ln>
-                  </pic:spPr>
-                </pic:pic>
-              </a:graphicData>
-            </a:graphic>
-          </wp:inline>
-        </w:drawing>
-      </w:r>
     </w:p>
     <w:p>
       <w:pPr>
@@ -3711,14 +3510,27 @@
       <w:r>
         <w:t xml:space="preserve">Figure </w:t>
       </w:r>
-      <w:fldSimple w:instr=" SEQ Figure \* ARABIC ">
-        <w:r>
-          <w:rPr>
-            <w:noProof/>
-          </w:rPr>
-          <w:t>7</w:t>
-        </w:r>
-      </w:fldSimple>
+      <w:r>
+        <w:fldChar w:fldCharType="begin"/>
+      </w:r>
+      <w:r>
+        <w:instrText xml:space="preserve"> SEQ Figure \* ARABIC </w:instrText>
+      </w:r>
+      <w:r>
+        <w:fldChar w:fldCharType="separate"/>
+      </w:r>
+      <w:r>
+        <w:rPr>
+          <w:noProof/>
+        </w:rPr>
+        <w:t>7</w:t>
+      </w:r>
+      <w:r>
+        <w:rPr>
+          <w:noProof/>
+        </w:rPr>
+        <w:fldChar w:fldCharType="end"/>
+      </w:r>
       <w:r>
         <w:rPr>
           <w:lang w:val="en-US"/>
@@ -3853,11 +3665,19 @@
           <w:rFonts w:ascii="Arial" w:hAnsi="Arial" w:cs="Arial"/>
           <w:lang w:val="en-US"/>
         </w:rPr>
+        <w:lastRenderedPageBreak/>
         <w:t>W1</w:t>
       </w:r>
     </w:p>
     <w:p>
       <w:pPr>
+        <w:rPr>
+          <w:lang w:val="en-US"/>
+        </w:rPr>
+      </w:pPr>
+    </w:p>
+    <w:p>
+      <w:pPr>
         <w:pStyle w:val="Paragraphedeliste"/>
         <w:numPr>
           <w:ilvl w:val="5"/>
@@ -3896,7 +3716,6 @@
           <w:szCs w:val="22"/>
           <w:lang w:val="en-US"/>
         </w:rPr>
-        <w:lastRenderedPageBreak/>
         <w:drawing>
           <wp:inline distT="0" distB="0" distL="0" distR="0" wp14:anchorId="69A29B45" wp14:editId="255CDAE9">
             <wp:extent cx="5731510" cy="1361489"/>
@@ -3915,7 +3734,7 @@
                     </pic:cNvPicPr>
                   </pic:nvPicPr>
                   <pic:blipFill>
-                    <a:blip r:embed="rId18" cstate="print">
+                    <a:blip r:embed="rId15" cstate="print">
                       <a:extLst>
                         <a:ext uri="{28A0092B-C50C-407E-A947-70E740481C1C}">
                           <a14:useLocalDpi xmlns:a14="http://schemas.microsoft.com/office/drawing/2010/main" val="0"/>
@@ -3962,14 +3781,27 @@
       <w:r>
         <w:t xml:space="preserve">Figure </w:t>
       </w:r>
-      <w:fldSimple w:instr=" SEQ Figure \* ARABIC ">
-        <w:r>
-          <w:rPr>
-            <w:noProof/>
-          </w:rPr>
-          <w:t>8</w:t>
-        </w:r>
-      </w:fldSimple>
+      <w:r>
+        <w:fldChar w:fldCharType="begin"/>
+      </w:r>
+      <w:r>
+        <w:instrText xml:space="preserve"> SEQ Figure \* ARABIC </w:instrText>
+      </w:r>
+      <w:r>
+        <w:fldChar w:fldCharType="separate"/>
+      </w:r>
+      <w:r>
+        <w:rPr>
+          <w:noProof/>
+        </w:rPr>
+        <w:t>8</w:t>
+      </w:r>
+      <w:r>
+        <w:rPr>
+          <w:noProof/>
+        </w:rPr>
+        <w:fldChar w:fldCharType="end"/>
+      </w:r>
       <w:r>
         <w:t xml:space="preserve">8/21 CROSSOVER </w:t>
       </w:r>
@@ -3988,100 +3820,6 @@
         <w:pStyle w:val="Paragraphedeliste"/>
         <w:keepNext/>
       </w:pPr>
-      <w:r>
-        <w:rPr>
-          <w:rFonts w:ascii="Arial" w:eastAsiaTheme="majorEastAsia" w:hAnsi="Arial" w:cs="Arial"/>
-          <w:noProof/>
-          <w:color w:val="70AD47" w:themeColor="accent6"/>
-          <w:sz w:val="22"/>
-          <w:szCs w:val="22"/>
-          <w:lang w:val="en-US"/>
-        </w:rPr>
-        <w:drawing>
-          <wp:inline distT="0" distB="0" distL="0" distR="0" wp14:anchorId="6DFC2254" wp14:editId="5CCBC412">
-            <wp:extent cx="5731510" cy="2665819"/>
-            <wp:effectExtent l="0" t="0" r="2540" b="1270"/>
-            <wp:docPr id="54" name="Image 54" descr="C:\Users\franc\Documents\MetaTrader_tests\Strategy_1_MM_crossover_Hysteresis\12_11_Run1_No_SL_No_TP_SMA\Run_1.1_8_21\W1\Reports\ReportTester-64022759-mfemae.png"/>
-            <wp:cNvGraphicFramePr>
-              <a:graphicFrameLocks xmlns:a="http://schemas.openxmlformats.org/drawingml/2006/main" noChangeAspect="1"/>
-            </wp:cNvGraphicFramePr>
-            <a:graphic xmlns:a="http://schemas.openxmlformats.org/drawingml/2006/main">
-              <a:graphicData uri="http://schemas.openxmlformats.org/drawingml/2006/picture">
-                <pic:pic xmlns:pic="http://schemas.openxmlformats.org/drawingml/2006/picture">
-                  <pic:nvPicPr>
-                    <pic:cNvPr id="0" name="Picture 9" descr="C:\Users\franc\Documents\MetaTrader_tests\Strategy_1_MM_crossover_Hysteresis\12_11_Run1_No_SL_No_TP_SMA\Run_1.1_8_21\W1\Reports\ReportTester-64022759-mfemae.png"/>
-                    <pic:cNvPicPr>
-                      <a:picLocks noChangeAspect="1" noChangeArrowheads="1"/>
-                    </pic:cNvPicPr>
-                  </pic:nvPicPr>
-                  <pic:blipFill>
-                    <a:blip r:embed="rId19">
-                      <a:extLst>
-                        <a:ext uri="{28A0092B-C50C-407E-A947-70E740481C1C}">
-                          <a14:useLocalDpi xmlns:a14="http://schemas.microsoft.com/office/drawing/2010/main" val="0"/>
-                        </a:ext>
-                      </a:extLst>
-                    </a:blip>
-                    <a:srcRect/>
-                    <a:stretch>
-                      <a:fillRect/>
-                    </a:stretch>
-                  </pic:blipFill>
-                  <pic:spPr bwMode="auto">
-                    <a:xfrm>
-                      <a:off x="0" y="0"/>
-                      <a:ext cx="5731510" cy="2665819"/>
-                    </a:xfrm>
-                    <a:prstGeom prst="rect">
-                      <a:avLst/>
-                    </a:prstGeom>
-                    <a:noFill/>
-                    <a:ln>
-                      <a:noFill/>
-                    </a:ln>
-                  </pic:spPr>
-                </pic:pic>
-              </a:graphicData>
-            </a:graphic>
-          </wp:inline>
-        </w:drawing>
-      </w:r>
-    </w:p>
-    <w:p>
-      <w:pPr>
-        <w:pStyle w:val="Lgende"/>
-        <w:jc w:val="center"/>
-        <w:rPr>
-          <w:rFonts w:ascii="Arial" w:eastAsiaTheme="majorEastAsia" w:hAnsi="Arial" w:cs="Arial"/>
-          <w:color w:val="70AD47" w:themeColor="accent6"/>
-          <w:sz w:val="22"/>
-          <w:szCs w:val="22"/>
-          <w:lang w:val="en-US"/>
-        </w:rPr>
-      </w:pPr>
-      <w:r>
-        <w:t xml:space="preserve">Figure </w:t>
-      </w:r>
-      <w:fldSimple w:instr=" SEQ Figure \* ARABIC ">
-        <w:r>
-          <w:rPr>
-            <w:noProof/>
-          </w:rPr>
-          <w:t>9</w:t>
-        </w:r>
-      </w:fldSimple>
-      <w:r>
-        <w:rPr>
-          <w:lang w:val="en-US"/>
-        </w:rPr>
-        <w:t xml:space="preserve"> 8/21 CROSSOVER W</w:t>
-      </w:r>
-      <w:r>
-        <w:rPr>
-          <w:lang w:val="en-US"/>
-        </w:rPr>
-        <w:t>1 MAE/MFE</w:t>
-      </w:r>
     </w:p>
     <w:p>
       <w:pPr>
@@ -4191,6 +3929,46 @@
       <w:pPr>
         <w:pStyle w:val="Titre4"/>
         <w:numPr>
+          <w:ilvl w:val="4"/>
+          <w:numId w:val="1"/>
+        </w:numPr>
+        <w:rPr>
+          <w:rFonts w:ascii="Arial" w:hAnsi="Arial" w:cs="Arial"/>
+          <w:lang w:val="en-US"/>
+        </w:rPr>
+      </w:pPr>
+      <w:r>
+        <w:rPr>
+          <w:rFonts w:ascii="Arial" w:hAnsi="Arial" w:cs="Arial"/>
+          <w:lang w:val="en-US"/>
+        </w:rPr>
+        <w:t>Conclusions</w:t>
+      </w:r>
+    </w:p>
+    <w:p>
+      <w:pPr>
+        <w:rPr>
+          <w:lang w:val="en-US"/>
+        </w:rPr>
+      </w:pPr>
+      <w:r>
+        <w:rPr>
+          <w:lang w:val="en-US"/>
+        </w:rPr>
+        <w:t>Please plot returns for ALL symbols for all periods</w:t>
+      </w:r>
+    </w:p>
+    <w:p>
+      <w:pPr>
+        <w:rPr>
+          <w:lang w:val="en-US"/>
+        </w:rPr>
+      </w:pPr>
+    </w:p>
+    <w:p>
+      <w:pPr>
+        <w:pStyle w:val="Titre4"/>
+        <w:numPr>
           <w:ilvl w:val="3"/>
           <w:numId w:val="1"/>
         </w:numPr>
@@ -4226,6 +4004,26 @@
         </w:rPr>
         <w:t>H1</w:t>
       </w:r>
+    </w:p>
+    <w:p>
+      <w:pPr>
+        <w:rPr>
+          <w:lang w:val="en-US"/>
+        </w:rPr>
+      </w:pPr>
+      <w:r>
+        <w:rPr>
+          <w:lang w:val="en-US"/>
+        </w:rPr>
+        <w:t>Performance is increased, but low MA parameters drive a lot of unprofitable trades</w:t>
+      </w:r>
+    </w:p>
+    <w:p>
+      <w:pPr>
+        <w:rPr>
+          <w:lang w:val="en-US"/>
+        </w:rPr>
+      </w:pPr>
     </w:p>
     <w:p>
       <w:pPr>
@@ -4285,7 +4083,7 @@
                     </pic:cNvPicPr>
                   </pic:nvPicPr>
                   <pic:blipFill>
-                    <a:blip r:embed="rId20" cstate="print">
+                    <a:blip r:embed="rId16" cstate="print">
                       <a:extLst>
                         <a:ext uri="{28A0092B-C50C-407E-A947-70E740481C1C}">
                           <a14:useLocalDpi xmlns:a14="http://schemas.microsoft.com/office/drawing/2010/main" val="0"/>
@@ -4332,14 +4130,27 @@
       <w:r>
         <w:t xml:space="preserve">Figure </w:t>
       </w:r>
-      <w:fldSimple w:instr=" SEQ Figure \* ARABIC ">
-        <w:r>
-          <w:rPr>
-            <w:noProof/>
-          </w:rPr>
-          <w:t>10</w:t>
-        </w:r>
-      </w:fldSimple>
+      <w:r>
+        <w:fldChar w:fldCharType="begin"/>
+      </w:r>
+      <w:r>
+        <w:instrText xml:space="preserve"> SEQ Figure \* ARABIC </w:instrText>
+      </w:r>
+      <w:r>
+        <w:fldChar w:fldCharType="separate"/>
+      </w:r>
+      <w:r>
+        <w:rPr>
+          <w:noProof/>
+        </w:rPr>
+        <w:t>10</w:t>
+      </w:r>
+      <w:r>
+        <w:rPr>
+          <w:noProof/>
+        </w:rPr>
+        <w:fldChar w:fldCharType="end"/>
+      </w:r>
       <w:r>
         <w:rPr>
           <w:lang w:val="en-US"/>
@@ -4355,21 +4166,226 @@
         <w:pStyle w:val="Paragraphedeliste"/>
         <w:keepNext/>
       </w:pPr>
-      <w:r>
-        <w:rPr>
-          <w:rFonts w:ascii="Arial" w:eastAsiaTheme="majorEastAsia" w:hAnsi="Arial" w:cs="Arial"/>
+    </w:p>
+    <w:p>
+      <w:pPr>
+        <w:pStyle w:val="Lgende"/>
+        <w:jc w:val="center"/>
+        <w:rPr>
+          <w:rFonts w:ascii="Arial" w:eastAsiaTheme="majorEastAsia" w:hAnsi="Arial" w:cs="Arial"/>
+          <w:color w:val="70AD47" w:themeColor="accent6"/>
+          <w:sz w:val="22"/>
+          <w:szCs w:val="22"/>
+          <w:lang w:val="en-US"/>
+        </w:rPr>
+      </w:pPr>
+      <w:r>
+        <w:t xml:space="preserve">Figure </w:t>
+      </w:r>
+      <w:r>
+        <w:fldChar w:fldCharType="begin"/>
+      </w:r>
+      <w:r>
+        <w:instrText xml:space="preserve"> SEQ Figure \* ARABIC </w:instrText>
+      </w:r>
+      <w:r>
+        <w:fldChar w:fldCharType="separate"/>
+      </w:r>
+      <w:r>
+        <w:rPr>
           <w:noProof/>
-          <w:color w:val="70AD47" w:themeColor="accent6"/>
-          <w:sz w:val="22"/>
-          <w:szCs w:val="22"/>
+        </w:rPr>
+        <w:t>11</w:t>
+      </w:r>
+      <w:r>
+        <w:rPr>
+          <w:noProof/>
+        </w:rPr>
+        <w:fldChar w:fldCharType="end"/>
+      </w:r>
+      <w:r>
+        <w:rPr>
+          <w:lang w:val="en-US"/>
+        </w:rPr>
+        <w:t xml:space="preserve"> 15/30</w:t>
+      </w:r>
+      <w:r>
+        <w:rPr>
+          <w:lang w:val="en-US"/>
+        </w:rPr>
+        <w:t xml:space="preserve"> CROSSOVER H1 MAE/MFE</w:t>
+      </w:r>
+    </w:p>
+    <w:p>
+      <w:pPr>
+        <w:pStyle w:val="Paragraphedeliste"/>
+        <w:numPr>
+          <w:ilvl w:val="5"/>
+          <w:numId w:val="1"/>
+        </w:numPr>
+        <w:rPr>
+          <w:rFonts w:ascii="Arial" w:eastAsiaTheme="majorEastAsia" w:hAnsi="Arial" w:cs="Arial"/>
+          <w:color w:val="70AD47" w:themeColor="accent6"/>
+          <w:sz w:val="22"/>
+          <w:szCs w:val="22"/>
+          <w:lang w:val="en-US"/>
+        </w:rPr>
+      </w:pPr>
+      <w:r>
+        <w:rPr>
+          <w:rFonts w:ascii="Arial" w:eastAsiaTheme="majorEastAsia" w:hAnsi="Arial" w:cs="Arial"/>
+          <w:color w:val="70AD47" w:themeColor="accent6"/>
+          <w:sz w:val="22"/>
+          <w:szCs w:val="22"/>
+          <w:lang w:val="en-US"/>
+        </w:rPr>
+        <w:t>Python returns</w:t>
+      </w:r>
+    </w:p>
+    <w:p>
+      <w:pPr>
+        <w:pStyle w:val="Paragraphedeliste"/>
+        <w:numPr>
+          <w:ilvl w:val="5"/>
+          <w:numId w:val="1"/>
+        </w:numPr>
+        <w:rPr>
+          <w:rFonts w:ascii="Arial" w:eastAsiaTheme="majorEastAsia" w:hAnsi="Arial" w:cs="Arial"/>
+          <w:color w:val="70AD47" w:themeColor="accent6"/>
+          <w:sz w:val="22"/>
+          <w:szCs w:val="22"/>
+          <w:lang w:val="en-US"/>
+        </w:rPr>
+      </w:pPr>
+      <w:r>
+        <w:rPr>
+          <w:rFonts w:ascii="Arial" w:eastAsiaTheme="majorEastAsia" w:hAnsi="Arial" w:cs="Arial"/>
+          <w:color w:val="70AD47" w:themeColor="accent6"/>
+          <w:sz w:val="22"/>
+          <w:szCs w:val="22"/>
+          <w:lang w:val="en-US"/>
+        </w:rPr>
+        <w:t>Python correlations</w:t>
+      </w:r>
+    </w:p>
+    <w:p>
+      <w:pPr>
+        <w:pStyle w:val="Paragraphedeliste"/>
+        <w:numPr>
+          <w:ilvl w:val="5"/>
+          <w:numId w:val="1"/>
+        </w:numPr>
+        <w:rPr>
+          <w:rFonts w:ascii="Arial" w:eastAsiaTheme="majorEastAsia" w:hAnsi="Arial" w:cs="Arial"/>
+          <w:color w:val="70AD47" w:themeColor="accent6"/>
+          <w:sz w:val="22"/>
+          <w:szCs w:val="22"/>
+          <w:lang w:val="en-US"/>
+        </w:rPr>
+      </w:pPr>
+      <w:r>
+        <w:rPr>
+          <w:rFonts w:ascii="Arial" w:eastAsiaTheme="majorEastAsia" w:hAnsi="Arial" w:cs="Arial"/>
+          <w:color w:val="70AD47" w:themeColor="accent6"/>
+          <w:sz w:val="22"/>
+          <w:szCs w:val="22"/>
+          <w:lang w:val="en-US"/>
+        </w:rPr>
+        <w:t>Python SL/TP Histogram</w:t>
+      </w:r>
+    </w:p>
+    <w:p>
+      <w:pPr>
+        <w:pStyle w:val="Paragraphedeliste"/>
+        <w:numPr>
+          <w:ilvl w:val="5"/>
+          <w:numId w:val="1"/>
+        </w:numPr>
+        <w:rPr>
+          <w:rFonts w:ascii="Arial" w:eastAsiaTheme="majorEastAsia" w:hAnsi="Arial" w:cs="Arial"/>
+          <w:color w:val="70AD47" w:themeColor="accent6"/>
+          <w:sz w:val="22"/>
+          <w:szCs w:val="22"/>
+          <w:lang w:val="en-US"/>
+        </w:rPr>
+      </w:pPr>
+      <w:r>
+        <w:rPr>
+          <w:rFonts w:ascii="Arial" w:eastAsiaTheme="majorEastAsia" w:hAnsi="Arial" w:cs="Arial"/>
+          <w:color w:val="70AD47" w:themeColor="accent6"/>
+          <w:sz w:val="22"/>
+          <w:szCs w:val="22"/>
+          <w:lang w:val="en-US"/>
+        </w:rPr>
+        <w:t>Python trade duration</w:t>
+      </w:r>
+    </w:p>
+    <w:p>
+      <w:pPr>
+        <w:pStyle w:val="Titre4"/>
+        <w:numPr>
+          <w:ilvl w:val="4"/>
+          <w:numId w:val="1"/>
+        </w:numPr>
+        <w:rPr>
+          <w:rFonts w:ascii="Arial" w:hAnsi="Arial" w:cs="Arial"/>
+          <w:lang w:val="en-US"/>
+        </w:rPr>
+      </w:pPr>
+      <w:r>
+        <w:rPr>
+          <w:rFonts w:ascii="Arial" w:hAnsi="Arial" w:cs="Arial"/>
           <w:lang w:val="en-US"/>
         </w:rPr>
         <w:lastRenderedPageBreak/>
+        <w:t>H4</w:t>
+      </w:r>
+    </w:p>
+    <w:p>
+      <w:pPr>
+        <w:pStyle w:val="Paragraphedeliste"/>
+        <w:numPr>
+          <w:ilvl w:val="5"/>
+          <w:numId w:val="1"/>
+        </w:numPr>
+        <w:rPr>
+          <w:rFonts w:ascii="Arial" w:eastAsiaTheme="majorEastAsia" w:hAnsi="Arial" w:cs="Arial"/>
+          <w:color w:val="70AD47" w:themeColor="accent6"/>
+          <w:sz w:val="22"/>
+          <w:szCs w:val="22"/>
+          <w:lang w:val="en-US"/>
+        </w:rPr>
+      </w:pPr>
+      <w:r>
+        <w:rPr>
+          <w:rFonts w:ascii="Arial" w:eastAsiaTheme="majorEastAsia" w:hAnsi="Arial" w:cs="Arial"/>
+          <w:color w:val="70AD47" w:themeColor="accent6"/>
+          <w:sz w:val="22"/>
+          <w:szCs w:val="22"/>
+          <w:lang w:val="en-US"/>
+        </w:rPr>
+        <w:t>Mql5 returns</w:t>
+      </w:r>
+    </w:p>
+    <w:p>
+      <w:pPr>
+        <w:pStyle w:val="Paragraphedeliste"/>
+        <w:keepNext/>
+      </w:pPr>
+      <w:r>
+        <w:rPr>
+          <w:rFonts w:ascii="Arial" w:eastAsiaTheme="majorEastAsia" w:hAnsi="Arial" w:cs="Arial"/>
+          <w:noProof/>
+          <w:color w:val="70AD47" w:themeColor="accent6"/>
+          <w:sz w:val="22"/>
+          <w:szCs w:val="22"/>
+          <w:lang w:val="en-US"/>
+        </w:rPr>
         <w:drawing>
-          <wp:inline distT="0" distB="0" distL="0" distR="0" wp14:anchorId="02C08B25" wp14:editId="33488292">
-            <wp:extent cx="5731510" cy="2664373"/>
-            <wp:effectExtent l="0" t="0" r="2540" b="3175"/>
-            <wp:docPr id="56" name="Image 56" descr="C:\Users\franc\Documents\MetaTrader_tests\Strategy_1_MM_crossover_Hysteresis\12_11_Run1_No_SL_No_TP_SMA\Run_1.2_15_30\H1\Reports\ReportTester-64022759-mfemae.png"/>
+          <wp:inline distT="0" distB="0" distL="0" distR="0" wp14:anchorId="1C96875B" wp14:editId="110E4520">
+            <wp:extent cx="5731510" cy="1522879"/>
+            <wp:effectExtent l="0" t="0" r="2540" b="1270"/>
+            <wp:docPr id="58" name="Image 58" descr="C:\Users\franc\Documents\MetaTrader_tests\Strategy_1_MM_crossover_Hysteresis\12_11_Run1_No_SL_No_TP_SMA\Run_1.2_15_30\H4\Reports\TesterGraphReport2022.11.22.png"/>
             <wp:cNvGraphicFramePr>
               <a:graphicFrameLocks xmlns:a="http://schemas.openxmlformats.org/drawingml/2006/main" noChangeAspect="1"/>
             </wp:cNvGraphicFramePr>
@@ -4377,13 +4393,13 @@
               <a:graphicData uri="http://schemas.openxmlformats.org/drawingml/2006/picture">
                 <pic:pic xmlns:pic="http://schemas.openxmlformats.org/drawingml/2006/picture">
                   <pic:nvPicPr>
-                    <pic:cNvPr id="0" name="Picture 11" descr="C:\Users\franc\Documents\MetaTrader_tests\Strategy_1_MM_crossover_Hysteresis\12_11_Run1_No_SL_No_TP_SMA\Run_1.2_15_30\H1\Reports\ReportTester-64022759-mfemae.png"/>
+                    <pic:cNvPr id="0" name="Picture 13" descr="C:\Users\franc\Documents\MetaTrader_tests\Strategy_1_MM_crossover_Hysteresis\12_11_Run1_No_SL_No_TP_SMA\Run_1.2_15_30\H4\Reports\TesterGraphReport2022.11.22.png"/>
                     <pic:cNvPicPr>
                       <a:picLocks noChangeAspect="1" noChangeArrowheads="1"/>
                     </pic:cNvPicPr>
                   </pic:nvPicPr>
                   <pic:blipFill>
-                    <a:blip r:embed="rId21">
+                    <a:blip r:embed="rId17" cstate="print">
                       <a:extLst>
                         <a:ext uri="{28A0092B-C50C-407E-A947-70E740481C1C}">
                           <a14:useLocalDpi xmlns:a14="http://schemas.microsoft.com/office/drawing/2010/main" val="0"/>
@@ -4398,7 +4414,7 @@
                   <pic:spPr bwMode="auto">
                     <a:xfrm>
                       <a:off x="0" y="0"/>
-                      <a:ext cx="5731510" cy="2664373"/>
+                      <a:ext cx="5731510" cy="1522879"/>
                     </a:xfrm>
                     <a:prstGeom prst="rect">
                       <a:avLst/>
@@ -4430,26 +4446,45 @@
       <w:r>
         <w:t xml:space="preserve">Figure </w:t>
       </w:r>
-      <w:fldSimple w:instr=" SEQ Figure \* ARABIC ">
-        <w:r>
-          <w:rPr>
-            <w:noProof/>
-          </w:rPr>
-          <w:t>11</w:t>
-        </w:r>
-      </w:fldSimple>
-      <w:r>
-        <w:rPr>
-          <w:lang w:val="en-US"/>
-        </w:rPr>
-        <w:t xml:space="preserve"> 15/30</w:t>
-      </w:r>
-      <w:r>
-        <w:rPr>
-          <w:lang w:val="en-US"/>
-        </w:rPr>
-        <w:t xml:space="preserve"> CROSSOVER H1 MAE/MFE</w:t>
-      </w:r>
+      <w:r>
+        <w:fldChar w:fldCharType="begin"/>
+      </w:r>
+      <w:r>
+        <w:instrText xml:space="preserve"> SEQ Figure \* ARABIC </w:instrText>
+      </w:r>
+      <w:r>
+        <w:fldChar w:fldCharType="separate"/>
+      </w:r>
+      <w:r>
+        <w:rPr>
+          <w:noProof/>
+        </w:rPr>
+        <w:t>12</w:t>
+      </w:r>
+      <w:r>
+        <w:rPr>
+          <w:noProof/>
+        </w:rPr>
+        <w:fldChar w:fldCharType="end"/>
+      </w:r>
+      <w:r>
+        <w:t>15/30 CROSSOVER H</w:t>
+      </w:r>
+      <w:r>
+        <w:rPr>
+          <w:lang w:val="en-US"/>
+        </w:rPr>
+        <w:t>4</w:t>
+      </w:r>
+      <w:r>
+        <w:t xml:space="preserve"> RETURN</w:t>
+      </w:r>
+    </w:p>
+    <w:p>
+      <w:pPr>
+        <w:pStyle w:val="Paragraphedeliste"/>
+        <w:keepNext/>
+      </w:pPr>
     </w:p>
     <w:p>
       <w:pPr>
@@ -4572,7 +4607,7 @@
           <w:rFonts w:ascii="Arial" w:hAnsi="Arial" w:cs="Arial"/>
           <w:lang w:val="en-US"/>
         </w:rPr>
-        <w:t>H4</w:t>
+        <w:t>D1</w:t>
       </w:r>
     </w:p>
     <w:p>
@@ -4616,10 +4651,10 @@
           <w:lang w:val="en-US"/>
         </w:rPr>
         <w:drawing>
-          <wp:inline distT="0" distB="0" distL="0" distR="0" wp14:anchorId="1C96875B" wp14:editId="110E4520">
+          <wp:inline distT="0" distB="0" distL="0" distR="0" wp14:anchorId="4BFF90FA" wp14:editId="4BB1D969">
             <wp:extent cx="5731510" cy="1522879"/>
             <wp:effectExtent l="0" t="0" r="2540" b="1270"/>
-            <wp:docPr id="58" name="Image 58" descr="C:\Users\franc\Documents\MetaTrader_tests\Strategy_1_MM_crossover_Hysteresis\12_11_Run1_No_SL_No_TP_SMA\Run_1.2_15_30\H4\Reports\TesterGraphReport2022.11.22.png"/>
+            <wp:docPr id="59" name="Image 59" descr="C:\Users\franc\Documents\MetaTrader_tests\Strategy_1_MM_crossover_Hysteresis\12_11_Run1_No_SL_No_TP_SMA\Run_1.2_15_30\D1\Reports\TesterGraphReport2022.11.22.png"/>
             <wp:cNvGraphicFramePr>
               <a:graphicFrameLocks xmlns:a="http://schemas.openxmlformats.org/drawingml/2006/main" noChangeAspect="1"/>
             </wp:cNvGraphicFramePr>
@@ -4627,7 +4662,1131 @@
               <a:graphicData uri="http://schemas.openxmlformats.org/drawingml/2006/picture">
                 <pic:pic xmlns:pic="http://schemas.openxmlformats.org/drawingml/2006/picture">
                   <pic:nvPicPr>
-                    <pic:cNvPr id="0" name="Picture 13" descr="C:\Users\franc\Documents\MetaTrader_tests\Strategy_1_MM_crossover_Hysteresis\12_11_Run1_No_SL_No_TP_SMA\Run_1.2_15_30\H4\Reports\TesterGraphReport2022.11.22.png"/>
+                    <pic:cNvPr id="0" name="Picture 14" descr="C:\Users\franc\Documents\MetaTrader_tests\Strategy_1_MM_crossover_Hysteresis\12_11_Run1_No_SL_No_TP_SMA\Run_1.2_15_30\D1\Reports\TesterGraphReport2022.11.22.png"/>
+                    <pic:cNvPicPr>
+                      <a:picLocks noChangeAspect="1" noChangeArrowheads="1"/>
+                    </pic:cNvPicPr>
+                  </pic:nvPicPr>
+                  <pic:blipFill>
+                    <a:blip r:embed="rId18" cstate="print">
+                      <a:extLst>
+                        <a:ext uri="{28A0092B-C50C-407E-A947-70E740481C1C}">
+                          <a14:useLocalDpi xmlns:a14="http://schemas.microsoft.com/office/drawing/2010/main" val="0"/>
+                        </a:ext>
+                      </a:extLst>
+                    </a:blip>
+                    <a:srcRect/>
+                    <a:stretch>
+                      <a:fillRect/>
+                    </a:stretch>
+                  </pic:blipFill>
+                  <pic:spPr bwMode="auto">
+                    <a:xfrm>
+                      <a:off x="0" y="0"/>
+                      <a:ext cx="5731510" cy="1522879"/>
+                    </a:xfrm>
+                    <a:prstGeom prst="rect">
+                      <a:avLst/>
+                    </a:prstGeom>
+                    <a:noFill/>
+                    <a:ln>
+                      <a:noFill/>
+                    </a:ln>
+                  </pic:spPr>
+                </pic:pic>
+              </a:graphicData>
+            </a:graphic>
+          </wp:inline>
+        </w:drawing>
+      </w:r>
+    </w:p>
+    <w:p>
+      <w:pPr>
+        <w:pStyle w:val="Lgende"/>
+        <w:jc w:val="center"/>
+        <w:rPr>
+          <w:rFonts w:ascii="Arial" w:eastAsiaTheme="majorEastAsia" w:hAnsi="Arial" w:cs="Arial"/>
+          <w:color w:val="70AD47" w:themeColor="accent6"/>
+          <w:sz w:val="22"/>
+          <w:szCs w:val="22"/>
+          <w:lang w:val="en-US"/>
+        </w:rPr>
+      </w:pPr>
+      <w:r>
+        <w:t xml:space="preserve">Figure </w:t>
+      </w:r>
+      <w:r>
+        <w:fldChar w:fldCharType="begin"/>
+      </w:r>
+      <w:r>
+        <w:instrText xml:space="preserve"> SEQ Figure \* ARABIC </w:instrText>
+      </w:r>
+      <w:r>
+        <w:fldChar w:fldCharType="separate"/>
+      </w:r>
+      <w:r>
+        <w:rPr>
+          <w:noProof/>
+        </w:rPr>
+        <w:t>14</w:t>
+      </w:r>
+      <w:r>
+        <w:rPr>
+          <w:noProof/>
+        </w:rPr>
+        <w:fldChar w:fldCharType="end"/>
+      </w:r>
+      <w:r>
+        <w:t xml:space="preserve">15/30 CROSSOVER </w:t>
+      </w:r>
+      <w:r>
+        <w:rPr>
+          <w:lang w:val="en-US"/>
+        </w:rPr>
+        <w:t>D</w:t>
+      </w:r>
+      <w:r>
+        <w:t>1 RETURN</w:t>
+      </w:r>
+    </w:p>
+    <w:p>
+      <w:pPr>
+        <w:pStyle w:val="Paragraphedeliste"/>
+        <w:keepNext/>
+      </w:pPr>
+    </w:p>
+    <w:p>
+      <w:pPr>
+        <w:pStyle w:val="Paragraphedeliste"/>
+        <w:numPr>
+          <w:ilvl w:val="5"/>
+          <w:numId w:val="1"/>
+        </w:numPr>
+        <w:rPr>
+          <w:rFonts w:ascii="Arial" w:eastAsiaTheme="majorEastAsia" w:hAnsi="Arial" w:cs="Arial"/>
+          <w:color w:val="70AD47" w:themeColor="accent6"/>
+          <w:sz w:val="22"/>
+          <w:szCs w:val="22"/>
+          <w:lang w:val="en-US"/>
+        </w:rPr>
+      </w:pPr>
+      <w:r>
+        <w:rPr>
+          <w:rFonts w:ascii="Arial" w:eastAsiaTheme="majorEastAsia" w:hAnsi="Arial" w:cs="Arial"/>
+          <w:color w:val="70AD47" w:themeColor="accent6"/>
+          <w:sz w:val="22"/>
+          <w:szCs w:val="22"/>
+          <w:lang w:val="en-US"/>
+        </w:rPr>
+        <w:t>Python returns</w:t>
+      </w:r>
+    </w:p>
+    <w:p>
+      <w:pPr>
+        <w:pStyle w:val="Paragraphedeliste"/>
+        <w:numPr>
+          <w:ilvl w:val="5"/>
+          <w:numId w:val="1"/>
+        </w:numPr>
+        <w:rPr>
+          <w:rFonts w:ascii="Arial" w:eastAsiaTheme="majorEastAsia" w:hAnsi="Arial" w:cs="Arial"/>
+          <w:color w:val="70AD47" w:themeColor="accent6"/>
+          <w:sz w:val="22"/>
+          <w:szCs w:val="22"/>
+          <w:lang w:val="en-US"/>
+        </w:rPr>
+      </w:pPr>
+      <w:r>
+        <w:rPr>
+          <w:rFonts w:ascii="Arial" w:eastAsiaTheme="majorEastAsia" w:hAnsi="Arial" w:cs="Arial"/>
+          <w:color w:val="70AD47" w:themeColor="accent6"/>
+          <w:sz w:val="22"/>
+          <w:szCs w:val="22"/>
+          <w:lang w:val="en-US"/>
+        </w:rPr>
+        <w:t>Python correlations</w:t>
+      </w:r>
+    </w:p>
+    <w:p>
+      <w:pPr>
+        <w:pStyle w:val="Paragraphedeliste"/>
+        <w:numPr>
+          <w:ilvl w:val="5"/>
+          <w:numId w:val="1"/>
+        </w:numPr>
+        <w:rPr>
+          <w:rFonts w:ascii="Arial" w:eastAsiaTheme="majorEastAsia" w:hAnsi="Arial" w:cs="Arial"/>
+          <w:color w:val="70AD47" w:themeColor="accent6"/>
+          <w:sz w:val="22"/>
+          <w:szCs w:val="22"/>
+          <w:lang w:val="en-US"/>
+        </w:rPr>
+      </w:pPr>
+      <w:r>
+        <w:rPr>
+          <w:rFonts w:ascii="Arial" w:eastAsiaTheme="majorEastAsia" w:hAnsi="Arial" w:cs="Arial"/>
+          <w:color w:val="70AD47" w:themeColor="accent6"/>
+          <w:sz w:val="22"/>
+          <w:szCs w:val="22"/>
+          <w:lang w:val="en-US"/>
+        </w:rPr>
+        <w:t>Python SL/TP Histogram</w:t>
+      </w:r>
+    </w:p>
+    <w:p>
+      <w:pPr>
+        <w:pStyle w:val="Paragraphedeliste"/>
+        <w:numPr>
+          <w:ilvl w:val="5"/>
+          <w:numId w:val="1"/>
+        </w:numPr>
+        <w:rPr>
+          <w:rFonts w:ascii="Arial" w:eastAsiaTheme="majorEastAsia" w:hAnsi="Arial" w:cs="Arial"/>
+          <w:color w:val="70AD47" w:themeColor="accent6"/>
+          <w:sz w:val="22"/>
+          <w:szCs w:val="22"/>
+          <w:lang w:val="en-US"/>
+        </w:rPr>
+      </w:pPr>
+      <w:r>
+        <w:rPr>
+          <w:rFonts w:ascii="Arial" w:eastAsiaTheme="majorEastAsia" w:hAnsi="Arial" w:cs="Arial"/>
+          <w:color w:val="70AD47" w:themeColor="accent6"/>
+          <w:sz w:val="22"/>
+          <w:szCs w:val="22"/>
+          <w:lang w:val="en-US"/>
+        </w:rPr>
+        <w:t>Python trade duration</w:t>
+      </w:r>
+    </w:p>
+    <w:p>
+      <w:pPr>
+        <w:pStyle w:val="Titre4"/>
+        <w:numPr>
+          <w:ilvl w:val="4"/>
+          <w:numId w:val="1"/>
+        </w:numPr>
+        <w:rPr>
+          <w:rFonts w:ascii="Arial" w:hAnsi="Arial" w:cs="Arial"/>
+          <w:lang w:val="en-US"/>
+        </w:rPr>
+      </w:pPr>
+      <w:r>
+        <w:rPr>
+          <w:rFonts w:ascii="Arial" w:hAnsi="Arial" w:cs="Arial"/>
+          <w:lang w:val="en-US"/>
+        </w:rPr>
+        <w:t>W1</w:t>
+      </w:r>
+    </w:p>
+    <w:p>
+      <w:pPr>
+        <w:pStyle w:val="Paragraphedeliste"/>
+        <w:numPr>
+          <w:ilvl w:val="5"/>
+          <w:numId w:val="1"/>
+        </w:numPr>
+        <w:rPr>
+          <w:rFonts w:ascii="Arial" w:eastAsiaTheme="majorEastAsia" w:hAnsi="Arial" w:cs="Arial"/>
+          <w:color w:val="70AD47" w:themeColor="accent6"/>
+          <w:sz w:val="22"/>
+          <w:szCs w:val="22"/>
+          <w:lang w:val="en-US"/>
+        </w:rPr>
+      </w:pPr>
+      <w:r>
+        <w:rPr>
+          <w:rFonts w:ascii="Arial" w:eastAsiaTheme="majorEastAsia" w:hAnsi="Arial" w:cs="Arial"/>
+          <w:color w:val="70AD47" w:themeColor="accent6"/>
+          <w:sz w:val="22"/>
+          <w:szCs w:val="22"/>
+          <w:lang w:val="en-US"/>
+        </w:rPr>
+        <w:t>Mql5 returns</w:t>
+      </w:r>
+    </w:p>
+    <w:p>
+      <w:pPr>
+        <w:pStyle w:val="Paragraphedeliste"/>
+        <w:keepNext/>
+      </w:pPr>
+      <w:r>
+        <w:rPr>
+          <w:rFonts w:ascii="Arial" w:eastAsiaTheme="majorEastAsia" w:hAnsi="Arial" w:cs="Arial"/>
+          <w:noProof/>
+          <w:color w:val="70AD47" w:themeColor="accent6"/>
+          <w:sz w:val="22"/>
+          <w:szCs w:val="22"/>
+          <w:lang w:val="en-US"/>
+        </w:rPr>
+        <w:lastRenderedPageBreak/>
+        <w:drawing>
+          <wp:inline distT="0" distB="0" distL="0" distR="0" wp14:anchorId="0ED3B388" wp14:editId="6911AEDE">
+            <wp:extent cx="5731510" cy="1522879"/>
+            <wp:effectExtent l="0" t="0" r="2540" b="1270"/>
+            <wp:docPr id="61" name="Image 61" descr="C:\Users\franc\Documents\MetaTrader_tests\Strategy_1_MM_crossover_Hysteresis\12_11_Run1_No_SL_No_TP_SMA\Run_1.2_15_30\W1\Reports\TesterGraphReport2022.11.22.png"/>
+            <wp:cNvGraphicFramePr>
+              <a:graphicFrameLocks xmlns:a="http://schemas.openxmlformats.org/drawingml/2006/main" noChangeAspect="1"/>
+            </wp:cNvGraphicFramePr>
+            <a:graphic xmlns:a="http://schemas.openxmlformats.org/drawingml/2006/main">
+              <a:graphicData uri="http://schemas.openxmlformats.org/drawingml/2006/picture">
+                <pic:pic xmlns:pic="http://schemas.openxmlformats.org/drawingml/2006/picture">
+                  <pic:nvPicPr>
+                    <pic:cNvPr id="0" name="Picture 16" descr="C:\Users\franc\Documents\MetaTrader_tests\Strategy_1_MM_crossover_Hysteresis\12_11_Run1_No_SL_No_TP_SMA\Run_1.2_15_30\W1\Reports\TesterGraphReport2022.11.22.png"/>
+                    <pic:cNvPicPr>
+                      <a:picLocks noChangeAspect="1" noChangeArrowheads="1"/>
+                    </pic:cNvPicPr>
+                  </pic:nvPicPr>
+                  <pic:blipFill>
+                    <a:blip r:embed="rId19" cstate="print">
+                      <a:extLst>
+                        <a:ext uri="{28A0092B-C50C-407E-A947-70E740481C1C}">
+                          <a14:useLocalDpi xmlns:a14="http://schemas.microsoft.com/office/drawing/2010/main" val="0"/>
+                        </a:ext>
+                      </a:extLst>
+                    </a:blip>
+                    <a:srcRect/>
+                    <a:stretch>
+                      <a:fillRect/>
+                    </a:stretch>
+                  </pic:blipFill>
+                  <pic:spPr bwMode="auto">
+                    <a:xfrm>
+                      <a:off x="0" y="0"/>
+                      <a:ext cx="5731510" cy="1522879"/>
+                    </a:xfrm>
+                    <a:prstGeom prst="rect">
+                      <a:avLst/>
+                    </a:prstGeom>
+                    <a:noFill/>
+                    <a:ln>
+                      <a:noFill/>
+                    </a:ln>
+                  </pic:spPr>
+                </pic:pic>
+              </a:graphicData>
+            </a:graphic>
+          </wp:inline>
+        </w:drawing>
+      </w:r>
+    </w:p>
+    <w:p>
+      <w:pPr>
+        <w:pStyle w:val="Lgende"/>
+        <w:jc w:val="center"/>
+        <w:rPr>
+          <w:rFonts w:ascii="Arial" w:eastAsiaTheme="majorEastAsia" w:hAnsi="Arial" w:cs="Arial"/>
+          <w:color w:val="70AD47" w:themeColor="accent6"/>
+          <w:sz w:val="22"/>
+          <w:szCs w:val="22"/>
+          <w:lang w:val="en-US"/>
+        </w:rPr>
+      </w:pPr>
+      <w:r>
+        <w:t xml:space="preserve">Figure </w:t>
+      </w:r>
+      <w:r>
+        <w:fldChar w:fldCharType="begin"/>
+      </w:r>
+      <w:r>
+        <w:instrText xml:space="preserve"> SEQ Figure \* ARABIC </w:instrText>
+      </w:r>
+      <w:r>
+        <w:fldChar w:fldCharType="separate"/>
+      </w:r>
+      <w:r>
+        <w:rPr>
+          <w:noProof/>
+        </w:rPr>
+        <w:t>16</w:t>
+      </w:r>
+      <w:r>
+        <w:rPr>
+          <w:noProof/>
+        </w:rPr>
+        <w:fldChar w:fldCharType="end"/>
+      </w:r>
+      <w:r>
+        <w:t xml:space="preserve">15/30 CROSSOVER </w:t>
+      </w:r>
+      <w:r>
+        <w:rPr>
+          <w:lang w:val="en-US"/>
+        </w:rPr>
+        <w:t>W</w:t>
+      </w:r>
+      <w:r>
+        <w:t>1 RETURN</w:t>
+      </w:r>
+    </w:p>
+    <w:p>
+      <w:pPr>
+        <w:pStyle w:val="Paragraphedeliste"/>
+        <w:keepNext/>
+      </w:pPr>
+    </w:p>
+    <w:p>
+      <w:pPr>
+        <w:pStyle w:val="Paragraphedeliste"/>
+        <w:numPr>
+          <w:ilvl w:val="5"/>
+          <w:numId w:val="1"/>
+        </w:numPr>
+        <w:rPr>
+          <w:rFonts w:ascii="Arial" w:eastAsiaTheme="majorEastAsia" w:hAnsi="Arial" w:cs="Arial"/>
+          <w:color w:val="70AD47" w:themeColor="accent6"/>
+          <w:sz w:val="22"/>
+          <w:szCs w:val="22"/>
+          <w:lang w:val="en-US"/>
+        </w:rPr>
+      </w:pPr>
+      <w:r>
+        <w:rPr>
+          <w:rFonts w:ascii="Arial" w:eastAsiaTheme="majorEastAsia" w:hAnsi="Arial" w:cs="Arial"/>
+          <w:color w:val="70AD47" w:themeColor="accent6"/>
+          <w:sz w:val="22"/>
+          <w:szCs w:val="22"/>
+          <w:lang w:val="en-US"/>
+        </w:rPr>
+        <w:t>Python returns</w:t>
+      </w:r>
+    </w:p>
+    <w:p>
+      <w:pPr>
+        <w:pStyle w:val="Paragraphedeliste"/>
+        <w:numPr>
+          <w:ilvl w:val="5"/>
+          <w:numId w:val="1"/>
+        </w:numPr>
+        <w:rPr>
+          <w:rFonts w:ascii="Arial" w:eastAsiaTheme="majorEastAsia" w:hAnsi="Arial" w:cs="Arial"/>
+          <w:color w:val="70AD47" w:themeColor="accent6"/>
+          <w:sz w:val="22"/>
+          <w:szCs w:val="22"/>
+          <w:lang w:val="en-US"/>
+        </w:rPr>
+      </w:pPr>
+      <w:r>
+        <w:rPr>
+          <w:rFonts w:ascii="Arial" w:eastAsiaTheme="majorEastAsia" w:hAnsi="Arial" w:cs="Arial"/>
+          <w:color w:val="70AD47" w:themeColor="accent6"/>
+          <w:sz w:val="22"/>
+          <w:szCs w:val="22"/>
+          <w:lang w:val="en-US"/>
+        </w:rPr>
+        <w:t>Python correlations</w:t>
+      </w:r>
+    </w:p>
+    <w:p>
+      <w:pPr>
+        <w:pStyle w:val="Paragraphedeliste"/>
+        <w:numPr>
+          <w:ilvl w:val="5"/>
+          <w:numId w:val="1"/>
+        </w:numPr>
+        <w:rPr>
+          <w:rFonts w:ascii="Arial" w:eastAsiaTheme="majorEastAsia" w:hAnsi="Arial" w:cs="Arial"/>
+          <w:color w:val="70AD47" w:themeColor="accent6"/>
+          <w:sz w:val="22"/>
+          <w:szCs w:val="22"/>
+          <w:lang w:val="en-US"/>
+        </w:rPr>
+      </w:pPr>
+      <w:r>
+        <w:rPr>
+          <w:rFonts w:ascii="Arial" w:eastAsiaTheme="majorEastAsia" w:hAnsi="Arial" w:cs="Arial"/>
+          <w:color w:val="70AD47" w:themeColor="accent6"/>
+          <w:sz w:val="22"/>
+          <w:szCs w:val="22"/>
+          <w:lang w:val="en-US"/>
+        </w:rPr>
+        <w:t>Python SL/TP Histogram</w:t>
+      </w:r>
+    </w:p>
+    <w:p>
+      <w:pPr>
+        <w:pStyle w:val="Paragraphedeliste"/>
+        <w:numPr>
+          <w:ilvl w:val="5"/>
+          <w:numId w:val="1"/>
+        </w:numPr>
+        <w:rPr>
+          <w:rFonts w:ascii="Arial" w:eastAsiaTheme="majorEastAsia" w:hAnsi="Arial" w:cs="Arial"/>
+          <w:color w:val="70AD47" w:themeColor="accent6"/>
+          <w:sz w:val="22"/>
+          <w:szCs w:val="22"/>
+          <w:lang w:val="en-US"/>
+        </w:rPr>
+      </w:pPr>
+      <w:r>
+        <w:rPr>
+          <w:rFonts w:ascii="Arial" w:eastAsiaTheme="majorEastAsia" w:hAnsi="Arial" w:cs="Arial"/>
+          <w:color w:val="70AD47" w:themeColor="accent6"/>
+          <w:sz w:val="22"/>
+          <w:szCs w:val="22"/>
+          <w:lang w:val="en-US"/>
+        </w:rPr>
+        <w:t>Python trade duration</w:t>
+      </w:r>
+    </w:p>
+    <w:p>
+      <w:pPr>
+        <w:pStyle w:val="Titre4"/>
+        <w:numPr>
+          <w:ilvl w:val="3"/>
+          <w:numId w:val="1"/>
+        </w:numPr>
+        <w:rPr>
+          <w:rFonts w:ascii="Arial" w:hAnsi="Arial" w:cs="Arial"/>
+          <w:lang w:val="en-US"/>
+        </w:rPr>
+      </w:pPr>
+      <w:r>
+        <w:rPr>
+          <w:rFonts w:ascii="Arial" w:hAnsi="Arial" w:cs="Arial"/>
+          <w:lang w:val="en-US"/>
+        </w:rPr>
+        <w:t>21/50</w:t>
+      </w:r>
+    </w:p>
+    <w:p>
+      <w:pPr>
+        <w:pStyle w:val="Titre4"/>
+        <w:numPr>
+          <w:ilvl w:val="4"/>
+          <w:numId w:val="1"/>
+        </w:numPr>
+        <w:rPr>
+          <w:rFonts w:ascii="Arial" w:hAnsi="Arial" w:cs="Arial"/>
+          <w:lang w:val="en-US"/>
+        </w:rPr>
+      </w:pPr>
+      <w:r>
+        <w:rPr>
+          <w:rFonts w:ascii="Arial" w:hAnsi="Arial" w:cs="Arial"/>
+          <w:lang w:val="en-US"/>
+        </w:rPr>
+        <w:t>H1</w:t>
+      </w:r>
+    </w:p>
+    <w:p>
+      <w:pPr>
+        <w:pStyle w:val="Paragraphedeliste"/>
+        <w:numPr>
+          <w:ilvl w:val="5"/>
+          <w:numId w:val="1"/>
+        </w:numPr>
+        <w:rPr>
+          <w:rFonts w:ascii="Arial" w:eastAsiaTheme="majorEastAsia" w:hAnsi="Arial" w:cs="Arial"/>
+          <w:color w:val="70AD47" w:themeColor="accent6"/>
+          <w:sz w:val="22"/>
+          <w:szCs w:val="22"/>
+          <w:lang w:val="en-US"/>
+        </w:rPr>
+      </w:pPr>
+      <w:r>
+        <w:rPr>
+          <w:rFonts w:ascii="Arial" w:eastAsiaTheme="majorEastAsia" w:hAnsi="Arial" w:cs="Arial"/>
+          <w:color w:val="70AD47" w:themeColor="accent6"/>
+          <w:sz w:val="22"/>
+          <w:szCs w:val="22"/>
+          <w:lang w:val="en-US"/>
+        </w:rPr>
+        <w:t>Mql5 returns</w:t>
+      </w:r>
+    </w:p>
+    <w:p>
+      <w:pPr>
+        <w:pStyle w:val="Paragraphedeliste"/>
+        <w:ind w:left="1440"/>
+        <w:rPr>
+          <w:rFonts w:ascii="Arial" w:eastAsiaTheme="majorEastAsia" w:hAnsi="Arial" w:cs="Arial"/>
+          <w:noProof/>
+          <w:color w:val="70AD47" w:themeColor="accent6"/>
+          <w:sz w:val="22"/>
+          <w:szCs w:val="22"/>
+          <w:lang w:val="en-US"/>
+        </w:rPr>
+      </w:pPr>
+    </w:p>
+    <w:p>
+      <w:pPr>
+        <w:pStyle w:val="Paragraphedeliste"/>
+        <w:keepNext/>
+      </w:pPr>
+      <w:r>
+        <w:rPr>
+          <w:rFonts w:ascii="Arial" w:eastAsiaTheme="majorEastAsia" w:hAnsi="Arial" w:cs="Arial"/>
+          <w:noProof/>
+          <w:color w:val="70AD47" w:themeColor="accent6"/>
+          <w:sz w:val="22"/>
+          <w:szCs w:val="22"/>
+          <w:lang w:val="en-US"/>
+        </w:rPr>
+        <w:drawing>
+          <wp:inline distT="0" distB="0" distL="0" distR="0" wp14:anchorId="1F65F2CA" wp14:editId="6255224D">
+            <wp:extent cx="5731510" cy="1522730"/>
+            <wp:effectExtent l="0" t="0" r="2540" b="1270"/>
+            <wp:docPr id="63" name="Image 63" descr="C:\Users\franc\Documents\MetaTrader_tests\Strategy_1_MM_crossover_Hysteresis\12_11_Run1_No_SL_No_TP_SMA\Run_1.3_20_50\H1\Reports\TesterGraphReport2022.11.23.png"/>
+            <wp:cNvGraphicFramePr>
+              <a:graphicFrameLocks xmlns:a="http://schemas.openxmlformats.org/drawingml/2006/main" noChangeAspect="1"/>
+            </wp:cNvGraphicFramePr>
+            <a:graphic xmlns:a="http://schemas.openxmlformats.org/drawingml/2006/main">
+              <a:graphicData uri="http://schemas.openxmlformats.org/drawingml/2006/picture">
+                <pic:pic xmlns:pic="http://schemas.openxmlformats.org/drawingml/2006/picture">
+                  <pic:nvPicPr>
+                    <pic:cNvPr id="0" name="Picture 18" descr="C:\Users\franc\Documents\MetaTrader_tests\Strategy_1_MM_crossover_Hysteresis\12_11_Run1_No_SL_No_TP_SMA\Run_1.3_20_50\H1\Reports\TesterGraphReport2022.11.23.png"/>
+                    <pic:cNvPicPr>
+                      <a:picLocks noChangeAspect="1" noChangeArrowheads="1"/>
+                    </pic:cNvPicPr>
+                  </pic:nvPicPr>
+                  <pic:blipFill>
+                    <a:blip r:embed="rId20" cstate="print">
+                      <a:extLst>
+                        <a:ext uri="{28A0092B-C50C-407E-A947-70E740481C1C}">
+                          <a14:useLocalDpi xmlns:a14="http://schemas.microsoft.com/office/drawing/2010/main" val="0"/>
+                        </a:ext>
+                      </a:extLst>
+                    </a:blip>
+                    <a:srcRect/>
+                    <a:stretch>
+                      <a:fillRect/>
+                    </a:stretch>
+                  </pic:blipFill>
+                  <pic:spPr bwMode="auto">
+                    <a:xfrm>
+                      <a:off x="0" y="0"/>
+                      <a:ext cx="5731510" cy="1522730"/>
+                    </a:xfrm>
+                    <a:prstGeom prst="rect">
+                      <a:avLst/>
+                    </a:prstGeom>
+                    <a:noFill/>
+                    <a:ln>
+                      <a:noFill/>
+                    </a:ln>
+                  </pic:spPr>
+                </pic:pic>
+              </a:graphicData>
+            </a:graphic>
+          </wp:inline>
+        </w:drawing>
+      </w:r>
+    </w:p>
+    <w:p>
+      <w:pPr>
+        <w:pStyle w:val="Lgende"/>
+        <w:jc w:val="center"/>
+        <w:rPr>
+          <w:rFonts w:ascii="Arial" w:eastAsiaTheme="majorEastAsia" w:hAnsi="Arial" w:cs="Arial"/>
+          <w:noProof/>
+          <w:color w:val="70AD47" w:themeColor="accent6"/>
+          <w:sz w:val="22"/>
+          <w:szCs w:val="22"/>
+          <w:lang w:val="en-US"/>
+        </w:rPr>
+      </w:pPr>
+      <w:r>
+        <w:t xml:space="preserve">Figure </w:t>
+      </w:r>
+      <w:r>
+        <w:fldChar w:fldCharType="begin"/>
+      </w:r>
+      <w:r>
+        <w:instrText xml:space="preserve"> SEQ Figure \* ARABIC </w:instrText>
+      </w:r>
+      <w:r>
+        <w:fldChar w:fldCharType="separate"/>
+      </w:r>
+      <w:r>
+        <w:rPr>
+          <w:noProof/>
+        </w:rPr>
+        <w:t>18</w:t>
+      </w:r>
+      <w:r>
+        <w:rPr>
+          <w:noProof/>
+        </w:rPr>
+        <w:fldChar w:fldCharType="end"/>
+      </w:r>
+      <w:r>
+        <w:rPr>
+          <w:lang w:val="en-US"/>
+        </w:rPr>
+        <w:t xml:space="preserve"> 21/50</w:t>
+      </w:r>
+      <w:r>
+        <w:t xml:space="preserve"> CROSSOVER H1 RETURN</w:t>
+      </w:r>
+    </w:p>
+    <w:p>
+      <w:pPr>
+        <w:pStyle w:val="Paragraphedeliste"/>
+        <w:ind w:left="1440"/>
+        <w:rPr>
+          <w:rFonts w:ascii="Arial" w:eastAsiaTheme="majorEastAsia" w:hAnsi="Arial" w:cs="Arial"/>
+          <w:color w:val="70AD47" w:themeColor="accent6"/>
+          <w:sz w:val="22"/>
+          <w:szCs w:val="22"/>
+          <w:lang w:val="en-US"/>
+        </w:rPr>
+      </w:pPr>
+    </w:p>
+    <w:p>
+      <w:pPr>
+        <w:pStyle w:val="Paragraphedeliste"/>
+        <w:keepNext/>
+        <w:ind w:left="0"/>
+      </w:pPr>
+    </w:p>
+    <w:p>
+      <w:pPr>
+        <w:pStyle w:val="Paragraphedeliste"/>
+        <w:numPr>
+          <w:ilvl w:val="5"/>
+          <w:numId w:val="1"/>
+        </w:numPr>
+        <w:rPr>
+          <w:rFonts w:ascii="Arial" w:eastAsiaTheme="majorEastAsia" w:hAnsi="Arial" w:cs="Arial"/>
+          <w:color w:val="70AD47" w:themeColor="accent6"/>
+          <w:sz w:val="22"/>
+          <w:szCs w:val="22"/>
+          <w:lang w:val="en-US"/>
+        </w:rPr>
+      </w:pPr>
+      <w:r>
+        <w:rPr>
+          <w:rFonts w:ascii="Arial" w:eastAsiaTheme="majorEastAsia" w:hAnsi="Arial" w:cs="Arial"/>
+          <w:color w:val="70AD47" w:themeColor="accent6"/>
+          <w:sz w:val="22"/>
+          <w:szCs w:val="22"/>
+          <w:lang w:val="en-US"/>
+        </w:rPr>
+        <w:t>Python returns</w:t>
+      </w:r>
+    </w:p>
+    <w:p>
+      <w:pPr>
+        <w:pStyle w:val="Paragraphedeliste"/>
+        <w:numPr>
+          <w:ilvl w:val="5"/>
+          <w:numId w:val="1"/>
+        </w:numPr>
+        <w:rPr>
+          <w:rFonts w:ascii="Arial" w:eastAsiaTheme="majorEastAsia" w:hAnsi="Arial" w:cs="Arial"/>
+          <w:color w:val="70AD47" w:themeColor="accent6"/>
+          <w:sz w:val="22"/>
+          <w:szCs w:val="22"/>
+          <w:lang w:val="en-US"/>
+        </w:rPr>
+      </w:pPr>
+      <w:r>
+        <w:rPr>
+          <w:rFonts w:ascii="Arial" w:eastAsiaTheme="majorEastAsia" w:hAnsi="Arial" w:cs="Arial"/>
+          <w:color w:val="70AD47" w:themeColor="accent6"/>
+          <w:sz w:val="22"/>
+          <w:szCs w:val="22"/>
+          <w:lang w:val="en-US"/>
+        </w:rPr>
+        <w:t>Python correlations</w:t>
+      </w:r>
+    </w:p>
+    <w:p>
+      <w:pPr>
+        <w:pStyle w:val="Paragraphedeliste"/>
+        <w:numPr>
+          <w:ilvl w:val="5"/>
+          <w:numId w:val="1"/>
+        </w:numPr>
+        <w:rPr>
+          <w:rFonts w:ascii="Arial" w:eastAsiaTheme="majorEastAsia" w:hAnsi="Arial" w:cs="Arial"/>
+          <w:color w:val="70AD47" w:themeColor="accent6"/>
+          <w:sz w:val="22"/>
+          <w:szCs w:val="22"/>
+          <w:lang w:val="en-US"/>
+        </w:rPr>
+      </w:pPr>
+      <w:r>
+        <w:rPr>
+          <w:rFonts w:ascii="Arial" w:eastAsiaTheme="majorEastAsia" w:hAnsi="Arial" w:cs="Arial"/>
+          <w:color w:val="70AD47" w:themeColor="accent6"/>
+          <w:sz w:val="22"/>
+          <w:szCs w:val="22"/>
+          <w:lang w:val="en-US"/>
+        </w:rPr>
+        <w:t>Python SL/TP Histogram</w:t>
+      </w:r>
+    </w:p>
+    <w:p>
+      <w:pPr>
+        <w:pStyle w:val="Paragraphedeliste"/>
+        <w:numPr>
+          <w:ilvl w:val="6"/>
+          <w:numId w:val="1"/>
+        </w:numPr>
+        <w:rPr>
+          <w:rFonts w:ascii="Arial" w:eastAsiaTheme="majorEastAsia" w:hAnsi="Arial" w:cs="Arial"/>
+          <w:color w:val="70AD47" w:themeColor="accent6"/>
+          <w:sz w:val="22"/>
+          <w:szCs w:val="22"/>
+          <w:lang w:val="en-US"/>
+        </w:rPr>
+      </w:pPr>
+      <w:r>
+        <w:rPr>
+          <w:rFonts w:ascii="Arial" w:eastAsiaTheme="majorEastAsia" w:hAnsi="Arial" w:cs="Arial"/>
+          <w:color w:val="70AD47" w:themeColor="accent6"/>
+          <w:sz w:val="22"/>
+          <w:szCs w:val="22"/>
+          <w:lang w:val="en-US"/>
+        </w:rPr>
+        <w:t>Python trade duration</w:t>
+      </w:r>
+    </w:p>
+    <w:p>
+      <w:pPr>
+        <w:pStyle w:val="Titre4"/>
+        <w:numPr>
+          <w:ilvl w:val="4"/>
+          <w:numId w:val="1"/>
+        </w:numPr>
+        <w:rPr>
+          <w:rFonts w:ascii="Arial" w:hAnsi="Arial" w:cs="Arial"/>
+          <w:lang w:val="en-US"/>
+        </w:rPr>
+      </w:pPr>
+      <w:r>
+        <w:rPr>
+          <w:rFonts w:ascii="Arial" w:hAnsi="Arial" w:cs="Arial"/>
+          <w:lang w:val="en-US"/>
+        </w:rPr>
+        <w:t>H4</w:t>
+      </w:r>
+    </w:p>
+    <w:p>
+      <w:pPr>
+        <w:pStyle w:val="Paragraphedeliste"/>
+        <w:numPr>
+          <w:ilvl w:val="5"/>
+          <w:numId w:val="1"/>
+        </w:numPr>
+        <w:rPr>
+          <w:rFonts w:ascii="Arial" w:eastAsiaTheme="majorEastAsia" w:hAnsi="Arial" w:cs="Arial"/>
+          <w:color w:val="70AD47" w:themeColor="accent6"/>
+          <w:sz w:val="22"/>
+          <w:szCs w:val="22"/>
+          <w:lang w:val="en-US"/>
+        </w:rPr>
+      </w:pPr>
+      <w:r>
+        <w:rPr>
+          <w:rFonts w:ascii="Arial" w:eastAsiaTheme="majorEastAsia" w:hAnsi="Arial" w:cs="Arial"/>
+          <w:color w:val="70AD47" w:themeColor="accent6"/>
+          <w:sz w:val="22"/>
+          <w:szCs w:val="22"/>
+          <w:lang w:val="en-US"/>
+        </w:rPr>
+        <w:t>Mql5 returns</w:t>
+      </w:r>
+    </w:p>
+    <w:p>
+      <w:pPr>
+        <w:pStyle w:val="Paragraphedeliste"/>
+        <w:keepNext/>
+      </w:pPr>
+      <w:r>
+        <w:rPr>
+          <w:rFonts w:ascii="Arial" w:eastAsiaTheme="majorEastAsia" w:hAnsi="Arial" w:cs="Arial"/>
+          <w:noProof/>
+          <w:color w:val="70AD47" w:themeColor="accent6"/>
+          <w:sz w:val="22"/>
+          <w:szCs w:val="22"/>
+          <w:lang w:val="en-US"/>
+        </w:rPr>
+        <w:lastRenderedPageBreak/>
+        <w:drawing>
+          <wp:inline distT="0" distB="0" distL="0" distR="0" wp14:anchorId="463B7FDA" wp14:editId="18BBBA8A">
+            <wp:extent cx="5731510" cy="1522879"/>
+            <wp:effectExtent l="0" t="0" r="2540" b="1270"/>
+            <wp:docPr id="65" name="Image 65" descr="C:\Users\franc\Documents\MetaTrader_tests\Strategy_1_MM_crossover_Hysteresis\12_11_Run1_No_SL_No_TP_SMA\Run_1.3_20_50\H4\Reports\TesterGraphReport2022.11.23.png"/>
+            <wp:cNvGraphicFramePr>
+              <a:graphicFrameLocks xmlns:a="http://schemas.openxmlformats.org/drawingml/2006/main" noChangeAspect="1"/>
+            </wp:cNvGraphicFramePr>
+            <a:graphic xmlns:a="http://schemas.openxmlformats.org/drawingml/2006/main">
+              <a:graphicData uri="http://schemas.openxmlformats.org/drawingml/2006/picture">
+                <pic:pic xmlns:pic="http://schemas.openxmlformats.org/drawingml/2006/picture">
+                  <pic:nvPicPr>
+                    <pic:cNvPr id="0" name="Picture 20" descr="C:\Users\franc\Documents\MetaTrader_tests\Strategy_1_MM_crossover_Hysteresis\12_11_Run1_No_SL_No_TP_SMA\Run_1.3_20_50\H4\Reports\TesterGraphReport2022.11.23.png"/>
+                    <pic:cNvPicPr>
+                      <a:picLocks noChangeAspect="1" noChangeArrowheads="1"/>
+                    </pic:cNvPicPr>
+                  </pic:nvPicPr>
+                  <pic:blipFill>
+                    <a:blip r:embed="rId21" cstate="print">
+                      <a:extLst>
+                        <a:ext uri="{28A0092B-C50C-407E-A947-70E740481C1C}">
+                          <a14:useLocalDpi xmlns:a14="http://schemas.microsoft.com/office/drawing/2010/main" val="0"/>
+                        </a:ext>
+                      </a:extLst>
+                    </a:blip>
+                    <a:srcRect/>
+                    <a:stretch>
+                      <a:fillRect/>
+                    </a:stretch>
+                  </pic:blipFill>
+                  <pic:spPr bwMode="auto">
+                    <a:xfrm>
+                      <a:off x="0" y="0"/>
+                      <a:ext cx="5731510" cy="1522879"/>
+                    </a:xfrm>
+                    <a:prstGeom prst="rect">
+                      <a:avLst/>
+                    </a:prstGeom>
+                    <a:noFill/>
+                    <a:ln>
+                      <a:noFill/>
+                    </a:ln>
+                  </pic:spPr>
+                </pic:pic>
+              </a:graphicData>
+            </a:graphic>
+          </wp:inline>
+        </w:drawing>
+      </w:r>
+    </w:p>
+    <w:p>
+      <w:pPr>
+        <w:pStyle w:val="Lgende"/>
+        <w:jc w:val="center"/>
+        <w:rPr>
+          <w:rFonts w:ascii="Arial" w:eastAsiaTheme="majorEastAsia" w:hAnsi="Arial" w:cs="Arial"/>
+          <w:color w:val="70AD47" w:themeColor="accent6"/>
+          <w:sz w:val="22"/>
+          <w:szCs w:val="22"/>
+          <w:lang w:val="en-US"/>
+        </w:rPr>
+      </w:pPr>
+      <w:r>
+        <w:t xml:space="preserve">Figure </w:t>
+      </w:r>
+      <w:r>
+        <w:fldChar w:fldCharType="begin"/>
+      </w:r>
+      <w:r>
+        <w:instrText xml:space="preserve"> SEQ Figure \* ARABIC </w:instrText>
+      </w:r>
+      <w:r>
+        <w:fldChar w:fldCharType="separate"/>
+      </w:r>
+      <w:r>
+        <w:rPr>
+          <w:noProof/>
+        </w:rPr>
+        <w:t>20</w:t>
+      </w:r>
+      <w:r>
+        <w:rPr>
+          <w:noProof/>
+        </w:rPr>
+        <w:fldChar w:fldCharType="end"/>
+      </w:r>
+      <w:r>
+        <w:t>21/50 CROSSOVER H</w:t>
+      </w:r>
+      <w:r>
+        <w:rPr>
+          <w:lang w:val="en-US"/>
+        </w:rPr>
+        <w:t>4</w:t>
+      </w:r>
+      <w:r>
+        <w:t xml:space="preserve"> RETURN</w:t>
+      </w:r>
+    </w:p>
+    <w:p>
+      <w:pPr>
+        <w:pStyle w:val="Paragraphedeliste"/>
+        <w:keepNext/>
+      </w:pPr>
+    </w:p>
+    <w:p>
+      <w:pPr>
+        <w:pStyle w:val="Paragraphedeliste"/>
+        <w:numPr>
+          <w:ilvl w:val="5"/>
+          <w:numId w:val="1"/>
+        </w:numPr>
+        <w:rPr>
+          <w:rFonts w:ascii="Arial" w:eastAsiaTheme="majorEastAsia" w:hAnsi="Arial" w:cs="Arial"/>
+          <w:color w:val="70AD47" w:themeColor="accent6"/>
+          <w:sz w:val="22"/>
+          <w:szCs w:val="22"/>
+          <w:lang w:val="en-US"/>
+        </w:rPr>
+      </w:pPr>
+      <w:r>
+        <w:rPr>
+          <w:rFonts w:ascii="Arial" w:eastAsiaTheme="majorEastAsia" w:hAnsi="Arial" w:cs="Arial"/>
+          <w:color w:val="70AD47" w:themeColor="accent6"/>
+          <w:sz w:val="22"/>
+          <w:szCs w:val="22"/>
+          <w:lang w:val="en-US"/>
+        </w:rPr>
+        <w:t>Python returns</w:t>
+      </w:r>
+    </w:p>
+    <w:p>
+      <w:pPr>
+        <w:pStyle w:val="Paragraphedeliste"/>
+        <w:numPr>
+          <w:ilvl w:val="5"/>
+          <w:numId w:val="1"/>
+        </w:numPr>
+        <w:rPr>
+          <w:rFonts w:ascii="Arial" w:eastAsiaTheme="majorEastAsia" w:hAnsi="Arial" w:cs="Arial"/>
+          <w:color w:val="70AD47" w:themeColor="accent6"/>
+          <w:sz w:val="22"/>
+          <w:szCs w:val="22"/>
+          <w:lang w:val="en-US"/>
+        </w:rPr>
+      </w:pPr>
+      <w:r>
+        <w:rPr>
+          <w:rFonts w:ascii="Arial" w:eastAsiaTheme="majorEastAsia" w:hAnsi="Arial" w:cs="Arial"/>
+          <w:color w:val="70AD47" w:themeColor="accent6"/>
+          <w:sz w:val="22"/>
+          <w:szCs w:val="22"/>
+          <w:lang w:val="en-US"/>
+        </w:rPr>
+        <w:t>Python correlations</w:t>
+      </w:r>
+    </w:p>
+    <w:p>
+      <w:pPr>
+        <w:pStyle w:val="Paragraphedeliste"/>
+        <w:numPr>
+          <w:ilvl w:val="5"/>
+          <w:numId w:val="1"/>
+        </w:numPr>
+        <w:rPr>
+          <w:rFonts w:ascii="Arial" w:eastAsiaTheme="majorEastAsia" w:hAnsi="Arial" w:cs="Arial"/>
+          <w:color w:val="70AD47" w:themeColor="accent6"/>
+          <w:sz w:val="22"/>
+          <w:szCs w:val="22"/>
+          <w:lang w:val="en-US"/>
+        </w:rPr>
+      </w:pPr>
+      <w:r>
+        <w:rPr>
+          <w:rFonts w:ascii="Arial" w:eastAsiaTheme="majorEastAsia" w:hAnsi="Arial" w:cs="Arial"/>
+          <w:color w:val="70AD47" w:themeColor="accent6"/>
+          <w:sz w:val="22"/>
+          <w:szCs w:val="22"/>
+          <w:lang w:val="en-US"/>
+        </w:rPr>
+        <w:t>Python SL/TP Histogram</w:t>
+      </w:r>
+    </w:p>
+    <w:p>
+      <w:pPr>
+        <w:pStyle w:val="Paragraphedeliste"/>
+        <w:numPr>
+          <w:ilvl w:val="5"/>
+          <w:numId w:val="1"/>
+        </w:numPr>
+        <w:rPr>
+          <w:rFonts w:ascii="Arial" w:eastAsiaTheme="majorEastAsia" w:hAnsi="Arial" w:cs="Arial"/>
+          <w:color w:val="70AD47" w:themeColor="accent6"/>
+          <w:sz w:val="22"/>
+          <w:szCs w:val="22"/>
+          <w:lang w:val="en-US"/>
+        </w:rPr>
+      </w:pPr>
+      <w:r>
+        <w:rPr>
+          <w:rFonts w:ascii="Arial" w:eastAsiaTheme="majorEastAsia" w:hAnsi="Arial" w:cs="Arial"/>
+          <w:color w:val="70AD47" w:themeColor="accent6"/>
+          <w:sz w:val="22"/>
+          <w:szCs w:val="22"/>
+          <w:lang w:val="en-US"/>
+        </w:rPr>
+        <w:t>Python trade duration</w:t>
+      </w:r>
+    </w:p>
+    <w:p>
+      <w:pPr>
+        <w:pStyle w:val="Titre4"/>
+        <w:numPr>
+          <w:ilvl w:val="4"/>
+          <w:numId w:val="1"/>
+        </w:numPr>
+        <w:rPr>
+          <w:rFonts w:ascii="Arial" w:hAnsi="Arial" w:cs="Arial"/>
+          <w:lang w:val="en-US"/>
+        </w:rPr>
+      </w:pPr>
+      <w:r>
+        <w:rPr>
+          <w:rFonts w:ascii="Arial" w:hAnsi="Arial" w:cs="Arial"/>
+          <w:lang w:val="en-US"/>
+        </w:rPr>
+        <w:t>D1</w:t>
+      </w:r>
+    </w:p>
+    <w:p>
+      <w:pPr>
+        <w:pStyle w:val="Paragraphedeliste"/>
+        <w:numPr>
+          <w:ilvl w:val="5"/>
+          <w:numId w:val="1"/>
+        </w:numPr>
+        <w:rPr>
+          <w:rFonts w:ascii="Arial" w:eastAsiaTheme="majorEastAsia" w:hAnsi="Arial" w:cs="Arial"/>
+          <w:color w:val="70AD47" w:themeColor="accent6"/>
+          <w:sz w:val="22"/>
+          <w:szCs w:val="22"/>
+          <w:lang w:val="en-US"/>
+        </w:rPr>
+      </w:pPr>
+      <w:r>
+        <w:rPr>
+          <w:rFonts w:ascii="Arial" w:eastAsiaTheme="majorEastAsia" w:hAnsi="Arial" w:cs="Arial"/>
+          <w:color w:val="70AD47" w:themeColor="accent6"/>
+          <w:sz w:val="22"/>
+          <w:szCs w:val="22"/>
+          <w:lang w:val="en-US"/>
+        </w:rPr>
+        <w:t>Mql5 returns</w:t>
+      </w:r>
+    </w:p>
+    <w:p>
+      <w:pPr>
+        <w:pStyle w:val="Paragraphedeliste"/>
+        <w:keepNext/>
+      </w:pPr>
+      <w:r>
+        <w:rPr>
+          <w:rFonts w:ascii="Arial" w:eastAsiaTheme="majorEastAsia" w:hAnsi="Arial" w:cs="Arial"/>
+          <w:noProof/>
+          <w:color w:val="70AD47" w:themeColor="accent6"/>
+          <w:sz w:val="22"/>
+          <w:szCs w:val="22"/>
+          <w:lang w:val="en-US"/>
+        </w:rPr>
+        <w:drawing>
+          <wp:inline distT="0" distB="0" distL="0" distR="0" wp14:anchorId="4B8B1F83" wp14:editId="05A7E190">
+            <wp:extent cx="5731510" cy="1522879"/>
+            <wp:effectExtent l="0" t="0" r="2540" b="1270"/>
+            <wp:docPr id="67" name="Image 67" descr="C:\Users\franc\Documents\MetaTrader_tests\Strategy_1_MM_crossover_Hysteresis\12_11_Run1_No_SL_No_TP_SMA\Run_1.3_20_50\D1\Reports\TesterGraphReport2022.11.23.png"/>
+            <wp:cNvGraphicFramePr>
+              <a:graphicFrameLocks xmlns:a="http://schemas.openxmlformats.org/drawingml/2006/main" noChangeAspect="1"/>
+            </wp:cNvGraphicFramePr>
+            <a:graphic xmlns:a="http://schemas.openxmlformats.org/drawingml/2006/main">
+              <a:graphicData uri="http://schemas.openxmlformats.org/drawingml/2006/picture">
+                <pic:pic xmlns:pic="http://schemas.openxmlformats.org/drawingml/2006/picture">
+                  <pic:nvPicPr>
+                    <pic:cNvPr id="0" name="Picture 22" descr="C:\Users\franc\Documents\MetaTrader_tests\Strategy_1_MM_crossover_Hysteresis\12_11_Run1_No_SL_No_TP_SMA\Run_1.3_20_50\D1\Reports\TesterGraphReport2022.11.23.png"/>
                     <pic:cNvPicPr>
                       <a:picLocks noChangeAspect="1" noChangeArrowheads="1"/>
                     </pic:cNvPicPr>
@@ -4680,31 +5839,208 @@
       <w:r>
         <w:t xml:space="preserve">Figure </w:t>
       </w:r>
-      <w:fldSimple w:instr=" SEQ Figure \* ARABIC ">
-        <w:r>
-          <w:rPr>
-            <w:noProof/>
-          </w:rPr>
-          <w:t>12</w:t>
-        </w:r>
-      </w:fldSimple>
-      <w:r>
-        <w:t>15/30 CROSSOVER H</w:t>
-      </w:r>
-      <w:r>
-        <w:rPr>
-          <w:lang w:val="en-US"/>
-        </w:rPr>
-        <w:t>4</w:t>
-      </w:r>
-      <w:r>
-        <w:t xml:space="preserve"> RETURN</w:t>
+      <w:r>
+        <w:fldChar w:fldCharType="begin"/>
+      </w:r>
+      <w:r>
+        <w:instrText xml:space="preserve"> SEQ Figure \* ARABIC </w:instrText>
+      </w:r>
+      <w:r>
+        <w:fldChar w:fldCharType="separate"/>
+      </w:r>
+      <w:r>
+        <w:rPr>
+          <w:noProof/>
+        </w:rPr>
+        <w:t>22</w:t>
+      </w:r>
+      <w:r>
+        <w:rPr>
+          <w:noProof/>
+        </w:rPr>
+        <w:fldChar w:fldCharType="end"/>
+      </w:r>
+      <w:r>
+        <w:rPr>
+          <w:lang w:val="en-US"/>
+        </w:rPr>
+        <w:t xml:space="preserve"> </w:t>
+      </w:r>
+      <w:r>
+        <w:t xml:space="preserve">21/50 CROSSOVER </w:t>
+      </w:r>
+      <w:r>
+        <w:rPr>
+          <w:lang w:val="en-US"/>
+        </w:rPr>
+        <w:t>D</w:t>
+      </w:r>
+      <w:r>
+        <w:t>1 RETURN</w:t>
       </w:r>
     </w:p>
     <w:p>
       <w:pPr>
         <w:pStyle w:val="Paragraphedeliste"/>
         <w:keepNext/>
+        <w:ind w:left="0"/>
+      </w:pPr>
+    </w:p>
+    <w:p>
+      <w:pPr>
+        <w:pStyle w:val="Paragraphedeliste"/>
+        <w:numPr>
+          <w:ilvl w:val="5"/>
+          <w:numId w:val="1"/>
+        </w:numPr>
+        <w:rPr>
+          <w:rFonts w:ascii="Arial" w:eastAsiaTheme="majorEastAsia" w:hAnsi="Arial" w:cs="Arial"/>
+          <w:color w:val="70AD47" w:themeColor="accent6"/>
+          <w:sz w:val="22"/>
+          <w:szCs w:val="22"/>
+          <w:lang w:val="en-US"/>
+        </w:rPr>
+      </w:pPr>
+      <w:r>
+        <w:rPr>
+          <w:rFonts w:ascii="Arial" w:eastAsiaTheme="majorEastAsia" w:hAnsi="Arial" w:cs="Arial"/>
+          <w:color w:val="70AD47" w:themeColor="accent6"/>
+          <w:sz w:val="22"/>
+          <w:szCs w:val="22"/>
+          <w:lang w:val="en-US"/>
+        </w:rPr>
+        <w:t>Python returns</w:t>
+      </w:r>
+    </w:p>
+    <w:p>
+      <w:pPr>
+        <w:pStyle w:val="Paragraphedeliste"/>
+        <w:numPr>
+          <w:ilvl w:val="5"/>
+          <w:numId w:val="1"/>
+        </w:numPr>
+        <w:rPr>
+          <w:rFonts w:ascii="Arial" w:eastAsiaTheme="majorEastAsia" w:hAnsi="Arial" w:cs="Arial"/>
+          <w:color w:val="70AD47" w:themeColor="accent6"/>
+          <w:sz w:val="22"/>
+          <w:szCs w:val="22"/>
+          <w:lang w:val="en-US"/>
+        </w:rPr>
+      </w:pPr>
+      <w:r>
+        <w:rPr>
+          <w:rFonts w:ascii="Arial" w:eastAsiaTheme="majorEastAsia" w:hAnsi="Arial" w:cs="Arial"/>
+          <w:color w:val="70AD47" w:themeColor="accent6"/>
+          <w:sz w:val="22"/>
+          <w:szCs w:val="22"/>
+          <w:lang w:val="en-US"/>
+        </w:rPr>
+        <w:t>Python correlations</w:t>
+      </w:r>
+    </w:p>
+    <w:p>
+      <w:pPr>
+        <w:pStyle w:val="Paragraphedeliste"/>
+        <w:numPr>
+          <w:ilvl w:val="5"/>
+          <w:numId w:val="1"/>
+        </w:numPr>
+        <w:rPr>
+          <w:rFonts w:ascii="Arial" w:eastAsiaTheme="majorEastAsia" w:hAnsi="Arial" w:cs="Arial"/>
+          <w:color w:val="70AD47" w:themeColor="accent6"/>
+          <w:sz w:val="22"/>
+          <w:szCs w:val="22"/>
+          <w:lang w:val="en-US"/>
+        </w:rPr>
+      </w:pPr>
+      <w:r>
+        <w:rPr>
+          <w:rFonts w:ascii="Arial" w:eastAsiaTheme="majorEastAsia" w:hAnsi="Arial" w:cs="Arial"/>
+          <w:color w:val="70AD47" w:themeColor="accent6"/>
+          <w:sz w:val="22"/>
+          <w:szCs w:val="22"/>
+          <w:lang w:val="en-US"/>
+        </w:rPr>
+        <w:t>Python SL/TP Histogram</w:t>
+      </w:r>
+    </w:p>
+    <w:p>
+      <w:pPr>
+        <w:pStyle w:val="Paragraphedeliste"/>
+        <w:numPr>
+          <w:ilvl w:val="5"/>
+          <w:numId w:val="1"/>
+        </w:numPr>
+        <w:rPr>
+          <w:rFonts w:ascii="Arial" w:eastAsiaTheme="majorEastAsia" w:hAnsi="Arial" w:cs="Arial"/>
+          <w:color w:val="70AD47" w:themeColor="accent6"/>
+          <w:sz w:val="22"/>
+          <w:szCs w:val="22"/>
+          <w:lang w:val="en-US"/>
+        </w:rPr>
+      </w:pPr>
+      <w:r>
+        <w:rPr>
+          <w:rFonts w:ascii="Arial" w:eastAsiaTheme="majorEastAsia" w:hAnsi="Arial" w:cs="Arial"/>
+          <w:color w:val="70AD47" w:themeColor="accent6"/>
+          <w:sz w:val="22"/>
+          <w:szCs w:val="22"/>
+          <w:lang w:val="en-US"/>
+        </w:rPr>
+        <w:t>Python trade duration</w:t>
+      </w:r>
+    </w:p>
+    <w:p>
+      <w:pPr>
+        <w:pStyle w:val="Titre4"/>
+        <w:numPr>
+          <w:ilvl w:val="4"/>
+          <w:numId w:val="1"/>
+        </w:numPr>
+        <w:rPr>
+          <w:rFonts w:ascii="Arial" w:hAnsi="Arial" w:cs="Arial"/>
+          <w:lang w:val="en-US"/>
+        </w:rPr>
+      </w:pPr>
+      <w:r>
+        <w:rPr>
+          <w:rFonts w:ascii="Arial" w:hAnsi="Arial" w:cs="Arial"/>
+          <w:lang w:val="en-US"/>
+        </w:rPr>
+        <w:t>W1</w:t>
+      </w:r>
+    </w:p>
+    <w:p>
+      <w:pPr>
+        <w:pStyle w:val="Paragraphedeliste"/>
+        <w:numPr>
+          <w:ilvl w:val="5"/>
+          <w:numId w:val="1"/>
+        </w:numPr>
+        <w:rPr>
+          <w:rFonts w:ascii="Arial" w:eastAsiaTheme="majorEastAsia" w:hAnsi="Arial" w:cs="Arial"/>
+          <w:color w:val="70AD47" w:themeColor="accent6"/>
+          <w:sz w:val="22"/>
+          <w:szCs w:val="22"/>
+          <w:lang w:val="en-US"/>
+        </w:rPr>
+      </w:pPr>
+      <w:r>
+        <w:rPr>
+          <w:rFonts w:ascii="Arial" w:eastAsiaTheme="majorEastAsia" w:hAnsi="Arial" w:cs="Arial"/>
+          <w:color w:val="70AD47" w:themeColor="accent6"/>
+          <w:sz w:val="22"/>
+          <w:szCs w:val="22"/>
+          <w:lang w:val="en-US"/>
+        </w:rPr>
+        <w:t>Mql5 returns</w:t>
+      </w:r>
+    </w:p>
+    <w:p>
+      <w:pPr>
+        <w:pStyle w:val="Paragraphedeliste"/>
+        <w:keepNext/>
+        <w:ind w:left="0"/>
       </w:pPr>
       <w:r>
         <w:rPr>
@@ -4715,12 +6051,11 @@
           <w:szCs w:val="22"/>
           <w:lang w:val="en-US"/>
         </w:rPr>
-        <w:lastRenderedPageBreak/>
         <w:drawing>
-          <wp:inline distT="0" distB="0" distL="0" distR="0" wp14:anchorId="23628F7C" wp14:editId="776C5802">
-            <wp:extent cx="5731510" cy="2664373"/>
-            <wp:effectExtent l="0" t="0" r="2540" b="3175"/>
-            <wp:docPr id="57" name="Image 57" descr="C:\Users\franc\Documents\MetaTrader_tests\Strategy_1_MM_crossover_Hysteresis\12_11_Run1_No_SL_No_TP_SMA\Run_1.2_15_30\H4\Reports\ReportTester-64022759-mfemae.png"/>
+          <wp:inline distT="0" distB="0" distL="0" distR="0" wp14:anchorId="07248C83" wp14:editId="0E7196A9">
+            <wp:extent cx="5731510" cy="1522879"/>
+            <wp:effectExtent l="0" t="0" r="2540" b="1270"/>
+            <wp:docPr id="69" name="Image 69" descr="C:\Users\franc\Documents\MetaTrader_tests\Strategy_1_MM_crossover_Hysteresis\12_11_Run1_No_SL_No_TP_SMA\Run_1.3_20_50\W1\Reports\TesterGraphReport2022.11.23.png"/>
             <wp:cNvGraphicFramePr>
               <a:graphicFrameLocks xmlns:a="http://schemas.openxmlformats.org/drawingml/2006/main" noChangeAspect="1"/>
             </wp:cNvGraphicFramePr>
@@ -4728,13 +6063,13 @@
               <a:graphicData uri="http://schemas.openxmlformats.org/drawingml/2006/picture">
                 <pic:pic xmlns:pic="http://schemas.openxmlformats.org/drawingml/2006/picture">
                   <pic:nvPicPr>
-                    <pic:cNvPr id="0" name="Picture 12" descr="C:\Users\franc\Documents\MetaTrader_tests\Strategy_1_MM_crossover_Hysteresis\12_11_Run1_No_SL_No_TP_SMA\Run_1.2_15_30\H4\Reports\ReportTester-64022759-mfemae.png"/>
+                    <pic:cNvPr id="0" name="Picture 24" descr="C:\Users\franc\Documents\MetaTrader_tests\Strategy_1_MM_crossover_Hysteresis\12_11_Run1_No_SL_No_TP_SMA\Run_1.3_20_50\W1\Reports\TesterGraphReport2022.11.23.png"/>
                     <pic:cNvPicPr>
                       <a:picLocks noChangeAspect="1" noChangeArrowheads="1"/>
                     </pic:cNvPicPr>
                   </pic:nvPicPr>
                   <pic:blipFill>
-                    <a:blip r:embed="rId23">
+                    <a:blip r:embed="rId23" cstate="print">
                       <a:extLst>
                         <a:ext uri="{28A0092B-C50C-407E-A947-70E740481C1C}">
                           <a14:useLocalDpi xmlns:a14="http://schemas.microsoft.com/office/drawing/2010/main" val="0"/>
@@ -4749,7 +6084,7 @@
                   <pic:spPr bwMode="auto">
                     <a:xfrm>
                       <a:off x="0" y="0"/>
-                      <a:ext cx="5731510" cy="2664373"/>
+                      <a:ext cx="5731510" cy="1522879"/>
                     </a:xfrm>
                     <a:prstGeom prst="rect">
                       <a:avLst/>
@@ -4781,26 +6116,45 @@
       <w:r>
         <w:t xml:space="preserve">Figure </w:t>
       </w:r>
-      <w:fldSimple w:instr=" SEQ Figure \* ARABIC ">
-        <w:r>
-          <w:rPr>
-            <w:noProof/>
-          </w:rPr>
-          <w:t>13</w:t>
-        </w:r>
-      </w:fldSimple>
-      <w:r>
-        <w:rPr>
-          <w:lang w:val="en-US"/>
-        </w:rPr>
-        <w:t xml:space="preserve"> 15/30 CROSSOVER H4</w:t>
-      </w:r>
-      <w:r>
-        <w:rPr>
-          <w:lang w:val="en-US"/>
-        </w:rPr>
-        <w:t xml:space="preserve"> MAE/MFE</w:t>
-      </w:r>
+      <w:r>
+        <w:fldChar w:fldCharType="begin"/>
+      </w:r>
+      <w:r>
+        <w:instrText xml:space="preserve"> SEQ Figure \* ARABIC </w:instrText>
+      </w:r>
+      <w:r>
+        <w:fldChar w:fldCharType="separate"/>
+      </w:r>
+      <w:r>
+        <w:rPr>
+          <w:noProof/>
+        </w:rPr>
+        <w:t>24</w:t>
+      </w:r>
+      <w:r>
+        <w:rPr>
+          <w:noProof/>
+        </w:rPr>
+        <w:fldChar w:fldCharType="end"/>
+      </w:r>
+      <w:r>
+        <w:t xml:space="preserve">21/50 CROSSOVER </w:t>
+      </w:r>
+      <w:r>
+        <w:rPr>
+          <w:lang w:val="en-US"/>
+        </w:rPr>
+        <w:t>W</w:t>
+      </w:r>
+      <w:r>
+        <w:t>1 RETURN</w:t>
+      </w:r>
+    </w:p>
+    <w:p>
+      <w:pPr>
+        <w:pStyle w:val="Paragraphedeliste"/>
+        <w:keepNext/>
+      </w:pPr>
     </w:p>
     <w:p>
       <w:pPr>
@@ -4851,6 +6205,7 @@
           <w:szCs w:val="22"/>
           <w:lang w:val="en-US"/>
         </w:rPr>
+        <w:lastRenderedPageBreak/>
         <w:t>Python correlations</w:t>
       </w:r>
     </w:p>
@@ -4908,8 +6263,35 @@
     </w:p>
     <w:p>
       <w:pPr>
+        <w:rPr>
+          <w:lang w:val="en-US"/>
+        </w:rPr>
+      </w:pPr>
+    </w:p>
+    <w:p>
+      <w:pPr>
         <w:pStyle w:val="Titre4"/>
         <w:numPr>
+          <w:ilvl w:val="3"/>
+          <w:numId w:val="1"/>
+        </w:numPr>
+        <w:rPr>
+          <w:rFonts w:ascii="Arial" w:hAnsi="Arial" w:cs="Arial"/>
+          <w:lang w:val="en-US"/>
+        </w:rPr>
+      </w:pPr>
+      <w:r>
+        <w:rPr>
+          <w:rFonts w:ascii="Arial" w:hAnsi="Arial" w:cs="Arial"/>
+          <w:lang w:val="en-US"/>
+        </w:rPr>
+        <w:t>50/160</w:t>
+      </w:r>
+    </w:p>
+    <w:p>
+      <w:pPr>
+        <w:pStyle w:val="Titre4"/>
+        <w:numPr>
           <w:ilvl w:val="4"/>
           <w:numId w:val="1"/>
         </w:numPr>
@@ -4923,7 +6305,7 @@
           <w:rFonts w:ascii="Arial" w:hAnsi="Arial" w:cs="Arial"/>
           <w:lang w:val="en-US"/>
         </w:rPr>
-        <w:t>D1</w:t>
+        <w:t>H1</w:t>
       </w:r>
     </w:p>
     <w:p>
@@ -4967,10 +6349,10 @@
           <w:lang w:val="en-US"/>
         </w:rPr>
         <w:drawing>
-          <wp:inline distT="0" distB="0" distL="0" distR="0" wp14:anchorId="4BFF90FA" wp14:editId="4BB1D969">
+          <wp:inline distT="0" distB="0" distL="0" distR="0" wp14:anchorId="0AA6F8CB" wp14:editId="5B65CABB">
             <wp:extent cx="5731510" cy="1522879"/>
             <wp:effectExtent l="0" t="0" r="2540" b="1270"/>
-            <wp:docPr id="59" name="Image 59" descr="C:\Users\franc\Documents\MetaTrader_tests\Strategy_1_MM_crossover_Hysteresis\12_11_Run1_No_SL_No_TP_SMA\Run_1.2_15_30\D1\Reports\TesterGraphReport2022.11.22.png"/>
+            <wp:docPr id="71" name="Image 71" descr="C:\Users\franc\Documents\MetaTrader_tests\Strategy_1_MM_crossover_Hysteresis\12_11_Run1_No_SL_No_TP_SMA\Run_1.4_50_160\H1\Reports\TesterGraphReport2022.11.23.png"/>
             <wp:cNvGraphicFramePr>
               <a:graphicFrameLocks xmlns:a="http://schemas.openxmlformats.org/drawingml/2006/main" noChangeAspect="1"/>
             </wp:cNvGraphicFramePr>
@@ -4978,7 +6360,7 @@
               <a:graphicData uri="http://schemas.openxmlformats.org/drawingml/2006/picture">
                 <pic:pic xmlns:pic="http://schemas.openxmlformats.org/drawingml/2006/picture">
                   <pic:nvPicPr>
-                    <pic:cNvPr id="0" name="Picture 14" descr="C:\Users\franc\Documents\MetaTrader_tests\Strategy_1_MM_crossover_Hysteresis\12_11_Run1_No_SL_No_TP_SMA\Run_1.2_15_30\D1\Reports\TesterGraphReport2022.11.22.png"/>
+                    <pic:cNvPr id="0" name="Picture 26" descr="C:\Users\franc\Documents\MetaTrader_tests\Strategy_1_MM_crossover_Hysteresis\12_11_Run1_No_SL_No_TP_SMA\Run_1.4_50_160\H1\Reports\TesterGraphReport2022.11.23.png"/>
                     <pic:cNvPicPr>
                       <a:picLocks noChangeAspect="1" noChangeArrowheads="1"/>
                     </pic:cNvPicPr>
@@ -5020,33 +6402,48 @@
       <w:pPr>
         <w:pStyle w:val="Lgende"/>
         <w:jc w:val="center"/>
-        <w:rPr>
-          <w:rFonts w:ascii="Arial" w:eastAsiaTheme="majorEastAsia" w:hAnsi="Arial" w:cs="Arial"/>
-          <w:color w:val="70AD47" w:themeColor="accent6"/>
-          <w:sz w:val="22"/>
-          <w:szCs w:val="22"/>
-          <w:lang w:val="en-US"/>
-        </w:rPr>
       </w:pPr>
       <w:r>
         <w:t xml:space="preserve">Figure </w:t>
       </w:r>
-      <w:fldSimple w:instr=" SEQ Figure \* ARABIC ">
-        <w:r>
-          <w:rPr>
-            <w:noProof/>
-          </w:rPr>
-          <w:t>14</w:t>
-        </w:r>
-      </w:fldSimple>
-      <w:r>
-        <w:t xml:space="preserve">15/30 CROSSOVER </w:t>
-      </w:r>
-      <w:r>
-        <w:rPr>
-          <w:lang w:val="en-US"/>
-        </w:rPr>
-        <w:t>D</w:t>
+      <w:r>
+        <w:fldChar w:fldCharType="begin"/>
+      </w:r>
+      <w:r>
+        <w:instrText xml:space="preserve"> SEQ Figure \* ARABIC </w:instrText>
+      </w:r>
+      <w:r>
+        <w:fldChar w:fldCharType="separate"/>
+      </w:r>
+      <w:r>
+        <w:rPr>
+          <w:noProof/>
+        </w:rPr>
+        <w:t>26</w:t>
+      </w:r>
+      <w:r>
+        <w:rPr>
+          <w:noProof/>
+        </w:rPr>
+        <w:fldChar w:fldCharType="end"/>
+      </w:r>
+      <w:r>
+        <w:t xml:space="preserve"> </w:t>
+      </w:r>
+      <w:r>
+        <w:rPr>
+          <w:lang w:val="en-US"/>
+        </w:rPr>
+        <w:t>50/160</w:t>
+      </w:r>
+      <w:r>
+        <w:t xml:space="preserve"> CROSSOVER </w:t>
+      </w:r>
+      <w:r>
+        <w:rPr>
+          <w:lang w:val="en-US"/>
+        </w:rPr>
+        <w:t>H</w:t>
       </w:r>
       <w:r>
         <w:t>1 RETURN</w:t>
@@ -5057,6 +6454,162 @@
         <w:pStyle w:val="Paragraphedeliste"/>
         <w:keepNext/>
       </w:pPr>
+    </w:p>
+    <w:p>
+      <w:pPr>
+        <w:pStyle w:val="Paragraphedeliste"/>
+        <w:numPr>
+          <w:ilvl w:val="5"/>
+          <w:numId w:val="1"/>
+        </w:numPr>
+        <w:rPr>
+          <w:rFonts w:ascii="Arial" w:eastAsiaTheme="majorEastAsia" w:hAnsi="Arial" w:cs="Arial"/>
+          <w:color w:val="70AD47" w:themeColor="accent6"/>
+          <w:sz w:val="22"/>
+          <w:szCs w:val="22"/>
+          <w:lang w:val="en-US"/>
+        </w:rPr>
+      </w:pPr>
+      <w:r>
+        <w:rPr>
+          <w:rFonts w:ascii="Arial" w:eastAsiaTheme="majorEastAsia" w:hAnsi="Arial" w:cs="Arial"/>
+          <w:color w:val="70AD47" w:themeColor="accent6"/>
+          <w:sz w:val="22"/>
+          <w:szCs w:val="22"/>
+          <w:lang w:val="en-US"/>
+        </w:rPr>
+        <w:t>Python returns</w:t>
+      </w:r>
+    </w:p>
+    <w:p>
+      <w:pPr>
+        <w:pStyle w:val="Paragraphedeliste"/>
+        <w:numPr>
+          <w:ilvl w:val="5"/>
+          <w:numId w:val="1"/>
+        </w:numPr>
+        <w:rPr>
+          <w:rFonts w:ascii="Arial" w:eastAsiaTheme="majorEastAsia" w:hAnsi="Arial" w:cs="Arial"/>
+          <w:color w:val="70AD47" w:themeColor="accent6"/>
+          <w:sz w:val="22"/>
+          <w:szCs w:val="22"/>
+          <w:lang w:val="en-US"/>
+        </w:rPr>
+      </w:pPr>
+      <w:r>
+        <w:rPr>
+          <w:rFonts w:ascii="Arial" w:eastAsiaTheme="majorEastAsia" w:hAnsi="Arial" w:cs="Arial"/>
+          <w:color w:val="70AD47" w:themeColor="accent6"/>
+          <w:sz w:val="22"/>
+          <w:szCs w:val="22"/>
+          <w:lang w:val="en-US"/>
+        </w:rPr>
+        <w:t>Python correlations</w:t>
+      </w:r>
+    </w:p>
+    <w:p>
+      <w:pPr>
+        <w:pStyle w:val="Paragraphedeliste"/>
+        <w:numPr>
+          <w:ilvl w:val="5"/>
+          <w:numId w:val="1"/>
+        </w:numPr>
+        <w:rPr>
+          <w:rFonts w:ascii="Arial" w:eastAsiaTheme="majorEastAsia" w:hAnsi="Arial" w:cs="Arial"/>
+          <w:color w:val="70AD47" w:themeColor="accent6"/>
+          <w:sz w:val="22"/>
+          <w:szCs w:val="22"/>
+          <w:lang w:val="en-US"/>
+        </w:rPr>
+      </w:pPr>
+      <w:r>
+        <w:rPr>
+          <w:rFonts w:ascii="Arial" w:eastAsiaTheme="majorEastAsia" w:hAnsi="Arial" w:cs="Arial"/>
+          <w:color w:val="70AD47" w:themeColor="accent6"/>
+          <w:sz w:val="22"/>
+          <w:szCs w:val="22"/>
+          <w:lang w:val="en-US"/>
+        </w:rPr>
+        <w:t>Python SL/TP Histogram</w:t>
+      </w:r>
+    </w:p>
+    <w:p>
+      <w:pPr>
+        <w:pStyle w:val="Paragraphedeliste"/>
+        <w:numPr>
+          <w:ilvl w:val="6"/>
+          <w:numId w:val="1"/>
+        </w:numPr>
+        <w:rPr>
+          <w:rFonts w:ascii="Arial" w:eastAsiaTheme="majorEastAsia" w:hAnsi="Arial" w:cs="Arial"/>
+          <w:color w:val="70AD47" w:themeColor="accent6"/>
+          <w:sz w:val="22"/>
+          <w:szCs w:val="22"/>
+          <w:lang w:val="en-US"/>
+        </w:rPr>
+      </w:pPr>
+      <w:r>
+        <w:rPr>
+          <w:rFonts w:ascii="Arial" w:eastAsiaTheme="majorEastAsia" w:hAnsi="Arial" w:cs="Arial"/>
+          <w:color w:val="70AD47" w:themeColor="accent6"/>
+          <w:sz w:val="22"/>
+          <w:szCs w:val="22"/>
+          <w:lang w:val="en-US"/>
+        </w:rPr>
+        <w:t>Python trade duration</w:t>
+      </w:r>
+    </w:p>
+    <w:p>
+      <w:pPr>
+        <w:pStyle w:val="Titre4"/>
+        <w:numPr>
+          <w:ilvl w:val="4"/>
+          <w:numId w:val="1"/>
+        </w:numPr>
+        <w:rPr>
+          <w:rFonts w:ascii="Arial" w:hAnsi="Arial" w:cs="Arial"/>
+          <w:lang w:val="en-US"/>
+        </w:rPr>
+      </w:pPr>
+      <w:r>
+        <w:rPr>
+          <w:rFonts w:ascii="Arial" w:hAnsi="Arial" w:cs="Arial"/>
+          <w:lang w:val="en-US"/>
+        </w:rPr>
+        <w:t>H4</w:t>
+      </w:r>
+    </w:p>
+    <w:p>
+      <w:pPr>
+        <w:pStyle w:val="Paragraphedeliste"/>
+        <w:numPr>
+          <w:ilvl w:val="5"/>
+          <w:numId w:val="1"/>
+        </w:numPr>
+        <w:rPr>
+          <w:rFonts w:ascii="Arial" w:eastAsiaTheme="majorEastAsia" w:hAnsi="Arial" w:cs="Arial"/>
+          <w:color w:val="70AD47" w:themeColor="accent6"/>
+          <w:sz w:val="22"/>
+          <w:szCs w:val="22"/>
+          <w:lang w:val="en-US"/>
+        </w:rPr>
+      </w:pPr>
+      <w:r>
+        <w:rPr>
+          <w:rFonts w:ascii="Arial" w:eastAsiaTheme="majorEastAsia" w:hAnsi="Arial" w:cs="Arial"/>
+          <w:color w:val="70AD47" w:themeColor="accent6"/>
+          <w:sz w:val="22"/>
+          <w:szCs w:val="22"/>
+          <w:lang w:val="en-US"/>
+        </w:rPr>
+        <w:t>Mql5 returns</w:t>
+      </w:r>
+    </w:p>
+    <w:p>
+      <w:pPr>
+        <w:pStyle w:val="Paragraphedeliste"/>
+        <w:keepNext/>
+      </w:pPr>
       <w:r>
         <w:rPr>
           <w:rFonts w:ascii="Arial" w:eastAsiaTheme="majorEastAsia" w:hAnsi="Arial" w:cs="Arial"/>
@@ -5066,12 +6619,11 @@
           <w:szCs w:val="22"/>
           <w:lang w:val="en-US"/>
         </w:rPr>
-        <w:lastRenderedPageBreak/>
         <w:drawing>
-          <wp:inline distT="0" distB="0" distL="0" distR="0" wp14:anchorId="0318C98B" wp14:editId="69353268">
-            <wp:extent cx="5731510" cy="2664373"/>
-            <wp:effectExtent l="0" t="0" r="2540" b="3175"/>
-            <wp:docPr id="60" name="Image 60" descr="C:\Users\franc\Documents\MetaTrader_tests\Strategy_1_MM_crossover_Hysteresis\12_11_Run1_No_SL_No_TP_SMA\Run_1.2_15_30\D1\Reports\ReportTester-64022759-mfemae.png"/>
+          <wp:inline distT="0" distB="0" distL="0" distR="0" wp14:anchorId="05B1D944" wp14:editId="4961E2B2">
+            <wp:extent cx="5731510" cy="1522879"/>
+            <wp:effectExtent l="0" t="0" r="2540" b="1270"/>
+            <wp:docPr id="73" name="Image 73" descr="C:\Users\franc\Documents\MetaTrader_tests\Strategy_1_MM_crossover_Hysteresis\12_11_Run1_No_SL_No_TP_SMA\Run_1.4_50_160\H4\Reports\TesterGraphReport2022.11.24.png"/>
             <wp:cNvGraphicFramePr>
               <a:graphicFrameLocks xmlns:a="http://schemas.openxmlformats.org/drawingml/2006/main" noChangeAspect="1"/>
             </wp:cNvGraphicFramePr>
@@ -5079,13 +6631,13 @@
               <a:graphicData uri="http://schemas.openxmlformats.org/drawingml/2006/picture">
                 <pic:pic xmlns:pic="http://schemas.openxmlformats.org/drawingml/2006/picture">
                   <pic:nvPicPr>
-                    <pic:cNvPr id="0" name="Picture 15" descr="C:\Users\franc\Documents\MetaTrader_tests\Strategy_1_MM_crossover_Hysteresis\12_11_Run1_No_SL_No_TP_SMA\Run_1.2_15_30\D1\Reports\ReportTester-64022759-mfemae.png"/>
+                    <pic:cNvPr id="0" name="Picture 28" descr="C:\Users\franc\Documents\MetaTrader_tests\Strategy_1_MM_crossover_Hysteresis\12_11_Run1_No_SL_No_TP_SMA\Run_1.4_50_160\H4\Reports\TesterGraphReport2022.11.24.png"/>
                     <pic:cNvPicPr>
                       <a:picLocks noChangeAspect="1" noChangeArrowheads="1"/>
                     </pic:cNvPicPr>
                   </pic:nvPicPr>
                   <pic:blipFill>
-                    <a:blip r:embed="rId25">
+                    <a:blip r:embed="rId25" cstate="print">
                       <a:extLst>
                         <a:ext uri="{28A0092B-C50C-407E-A947-70E740481C1C}">
                           <a14:useLocalDpi xmlns:a14="http://schemas.microsoft.com/office/drawing/2010/main" val="0"/>
@@ -5100,7 +6652,7 @@
                   <pic:spPr bwMode="auto">
                     <a:xfrm>
                       <a:off x="0" y="0"/>
-                      <a:ext cx="5731510" cy="2664373"/>
+                      <a:ext cx="5731510" cy="1522879"/>
                     </a:xfrm>
                     <a:prstGeom prst="rect">
                       <a:avLst/>
@@ -5132,26 +6684,46 @@
       <w:r>
         <w:t xml:space="preserve">Figure </w:t>
       </w:r>
-      <w:fldSimple w:instr=" SEQ Figure \* ARABIC ">
-        <w:r>
-          <w:rPr>
-            <w:noProof/>
-          </w:rPr>
-          <w:t>15</w:t>
-        </w:r>
-      </w:fldSimple>
-      <w:r>
-        <w:rPr>
-          <w:lang w:val="en-US"/>
-        </w:rPr>
-        <w:t xml:space="preserve"> 15/30 CROSSOVER D</w:t>
-      </w:r>
-      <w:r>
-        <w:rPr>
-          <w:lang w:val="en-US"/>
-        </w:rPr>
-        <w:t>1 MAE/MFE</w:t>
-      </w:r>
+      <w:r>
+        <w:fldChar w:fldCharType="begin"/>
+      </w:r>
+      <w:r>
+        <w:instrText xml:space="preserve"> SEQ Figure \* ARABIC </w:instrText>
+      </w:r>
+      <w:r>
+        <w:fldChar w:fldCharType="separate"/>
+      </w:r>
+      <w:r>
+        <w:rPr>
+          <w:noProof/>
+        </w:rPr>
+        <w:t>28</w:t>
+      </w:r>
+      <w:r>
+        <w:rPr>
+          <w:noProof/>
+        </w:rPr>
+        <w:fldChar w:fldCharType="end"/>
+      </w:r>
+      <w:r>
+        <w:t>50/160 CROSSOVER H</w:t>
+      </w:r>
+      <w:r>
+        <w:rPr>
+          <w:lang w:val="en-US"/>
+        </w:rPr>
+        <w:t>4</w:t>
+      </w:r>
+      <w:r>
+        <w:t xml:space="preserve"> RETURN</w:t>
+      </w:r>
+    </w:p>
+    <w:p>
+      <w:pPr>
+        <w:pStyle w:val="Paragraphedeliste"/>
+        <w:keepNext/>
+        <w:ind w:left="0"/>
+      </w:pPr>
     </w:p>
     <w:p>
       <w:pPr>
@@ -5274,7 +6846,7 @@
           <w:rFonts w:ascii="Arial" w:hAnsi="Arial" w:cs="Arial"/>
           <w:lang w:val="en-US"/>
         </w:rPr>
-        <w:t>W1</w:t>
+        <w:t>D1</w:t>
       </w:r>
     </w:p>
     <w:p>
@@ -5317,11 +6889,12 @@
           <w:szCs w:val="22"/>
           <w:lang w:val="en-US"/>
         </w:rPr>
+        <w:lastRenderedPageBreak/>
         <w:drawing>
-          <wp:inline distT="0" distB="0" distL="0" distR="0" wp14:anchorId="0ED3B388" wp14:editId="6911AEDE">
+          <wp:inline distT="0" distB="0" distL="0" distR="0" wp14:anchorId="18A7F43D" wp14:editId="1A573236">
             <wp:extent cx="5731510" cy="1522879"/>
             <wp:effectExtent l="0" t="0" r="2540" b="1270"/>
-            <wp:docPr id="61" name="Image 61" descr="C:\Users\franc\Documents\MetaTrader_tests\Strategy_1_MM_crossover_Hysteresis\12_11_Run1_No_SL_No_TP_SMA\Run_1.2_15_30\W1\Reports\TesterGraphReport2022.11.22.png"/>
+            <wp:docPr id="75" name="Image 75" descr="C:\Users\franc\Documents\MetaTrader_tests\Strategy_1_MM_crossover_Hysteresis\12_11_Run1_No_SL_No_TP_SMA\Run_1.4_50_160\D1\Reports\TesterGraphReport2022.11.24.png"/>
             <wp:cNvGraphicFramePr>
               <a:graphicFrameLocks xmlns:a="http://schemas.openxmlformats.org/drawingml/2006/main" noChangeAspect="1"/>
             </wp:cNvGraphicFramePr>
@@ -5329,7 +6902,7 @@
               <a:graphicData uri="http://schemas.openxmlformats.org/drawingml/2006/picture">
                 <pic:pic xmlns:pic="http://schemas.openxmlformats.org/drawingml/2006/picture">
                   <pic:nvPicPr>
-                    <pic:cNvPr id="0" name="Picture 16" descr="C:\Users\franc\Documents\MetaTrader_tests\Strategy_1_MM_crossover_Hysteresis\12_11_Run1_No_SL_No_TP_SMA\Run_1.2_15_30\W1\Reports\TesterGraphReport2022.11.22.png"/>
+                    <pic:cNvPr id="0" name="Picture 30" descr="C:\Users\franc\Documents\MetaTrader_tests\Strategy_1_MM_crossover_Hysteresis\12_11_Run1_No_SL_No_TP_SMA\Run_1.4_50_160\D1\Reports\TesterGraphReport2022.11.24.png"/>
                     <pic:cNvPicPr>
                       <a:picLocks noChangeAspect="1" noChangeArrowheads="1"/>
                     </pic:cNvPicPr>
@@ -5382,22 +6955,35 @@
       <w:r>
         <w:t xml:space="preserve">Figure </w:t>
       </w:r>
-      <w:fldSimple w:instr=" SEQ Figure \* ARABIC ">
-        <w:r>
-          <w:rPr>
-            <w:noProof/>
-          </w:rPr>
-          <w:t>16</w:t>
-        </w:r>
-      </w:fldSimple>
-      <w:r>
-        <w:t xml:space="preserve">15/30 CROSSOVER </w:t>
-      </w:r>
-      <w:r>
-        <w:rPr>
-          <w:lang w:val="en-US"/>
-        </w:rPr>
-        <w:t>W</w:t>
+      <w:r>
+        <w:fldChar w:fldCharType="begin"/>
+      </w:r>
+      <w:r>
+        <w:instrText xml:space="preserve"> SEQ Figure \* ARABIC </w:instrText>
+      </w:r>
+      <w:r>
+        <w:fldChar w:fldCharType="separate"/>
+      </w:r>
+      <w:r>
+        <w:rPr>
+          <w:noProof/>
+        </w:rPr>
+        <w:t>30</w:t>
+      </w:r>
+      <w:r>
+        <w:rPr>
+          <w:noProof/>
+        </w:rPr>
+        <w:fldChar w:fldCharType="end"/>
+      </w:r>
+      <w:r>
+        <w:t xml:space="preserve">50/160 CROSSOVER </w:t>
+      </w:r>
+      <w:r>
+        <w:rPr>
+          <w:lang w:val="en-US"/>
+        </w:rPr>
+        <w:t>D</w:t>
       </w:r>
       <w:r>
         <w:t>1 RETURN</w:t>
@@ -5408,6 +6994,162 @@
         <w:pStyle w:val="Paragraphedeliste"/>
         <w:keepNext/>
       </w:pPr>
+    </w:p>
+    <w:p>
+      <w:pPr>
+        <w:pStyle w:val="Paragraphedeliste"/>
+        <w:numPr>
+          <w:ilvl w:val="5"/>
+          <w:numId w:val="1"/>
+        </w:numPr>
+        <w:rPr>
+          <w:rFonts w:ascii="Arial" w:eastAsiaTheme="majorEastAsia" w:hAnsi="Arial" w:cs="Arial"/>
+          <w:color w:val="70AD47" w:themeColor="accent6"/>
+          <w:sz w:val="22"/>
+          <w:szCs w:val="22"/>
+          <w:lang w:val="en-US"/>
+        </w:rPr>
+      </w:pPr>
+      <w:r>
+        <w:rPr>
+          <w:rFonts w:ascii="Arial" w:eastAsiaTheme="majorEastAsia" w:hAnsi="Arial" w:cs="Arial"/>
+          <w:color w:val="70AD47" w:themeColor="accent6"/>
+          <w:sz w:val="22"/>
+          <w:szCs w:val="22"/>
+          <w:lang w:val="en-US"/>
+        </w:rPr>
+        <w:t>Python returns</w:t>
+      </w:r>
+    </w:p>
+    <w:p>
+      <w:pPr>
+        <w:pStyle w:val="Paragraphedeliste"/>
+        <w:numPr>
+          <w:ilvl w:val="5"/>
+          <w:numId w:val="1"/>
+        </w:numPr>
+        <w:rPr>
+          <w:rFonts w:ascii="Arial" w:eastAsiaTheme="majorEastAsia" w:hAnsi="Arial" w:cs="Arial"/>
+          <w:color w:val="70AD47" w:themeColor="accent6"/>
+          <w:sz w:val="22"/>
+          <w:szCs w:val="22"/>
+          <w:lang w:val="en-US"/>
+        </w:rPr>
+      </w:pPr>
+      <w:r>
+        <w:rPr>
+          <w:rFonts w:ascii="Arial" w:eastAsiaTheme="majorEastAsia" w:hAnsi="Arial" w:cs="Arial"/>
+          <w:color w:val="70AD47" w:themeColor="accent6"/>
+          <w:sz w:val="22"/>
+          <w:szCs w:val="22"/>
+          <w:lang w:val="en-US"/>
+        </w:rPr>
+        <w:t>Python correlations</w:t>
+      </w:r>
+    </w:p>
+    <w:p>
+      <w:pPr>
+        <w:pStyle w:val="Paragraphedeliste"/>
+        <w:numPr>
+          <w:ilvl w:val="5"/>
+          <w:numId w:val="1"/>
+        </w:numPr>
+        <w:rPr>
+          <w:rFonts w:ascii="Arial" w:eastAsiaTheme="majorEastAsia" w:hAnsi="Arial" w:cs="Arial"/>
+          <w:color w:val="70AD47" w:themeColor="accent6"/>
+          <w:sz w:val="22"/>
+          <w:szCs w:val="22"/>
+          <w:lang w:val="en-US"/>
+        </w:rPr>
+      </w:pPr>
+      <w:r>
+        <w:rPr>
+          <w:rFonts w:ascii="Arial" w:eastAsiaTheme="majorEastAsia" w:hAnsi="Arial" w:cs="Arial"/>
+          <w:color w:val="70AD47" w:themeColor="accent6"/>
+          <w:sz w:val="22"/>
+          <w:szCs w:val="22"/>
+          <w:lang w:val="en-US"/>
+        </w:rPr>
+        <w:t>Python SL/TP Histogram</w:t>
+      </w:r>
+    </w:p>
+    <w:p>
+      <w:pPr>
+        <w:pStyle w:val="Paragraphedeliste"/>
+        <w:numPr>
+          <w:ilvl w:val="5"/>
+          <w:numId w:val="1"/>
+        </w:numPr>
+        <w:rPr>
+          <w:rFonts w:ascii="Arial" w:eastAsiaTheme="majorEastAsia" w:hAnsi="Arial" w:cs="Arial"/>
+          <w:color w:val="70AD47" w:themeColor="accent6"/>
+          <w:sz w:val="22"/>
+          <w:szCs w:val="22"/>
+          <w:lang w:val="en-US"/>
+        </w:rPr>
+      </w:pPr>
+      <w:r>
+        <w:rPr>
+          <w:rFonts w:ascii="Arial" w:eastAsiaTheme="majorEastAsia" w:hAnsi="Arial" w:cs="Arial"/>
+          <w:color w:val="70AD47" w:themeColor="accent6"/>
+          <w:sz w:val="22"/>
+          <w:szCs w:val="22"/>
+          <w:lang w:val="en-US"/>
+        </w:rPr>
+        <w:t>Python trade duration</w:t>
+      </w:r>
+    </w:p>
+    <w:p>
+      <w:pPr>
+        <w:pStyle w:val="Titre4"/>
+        <w:numPr>
+          <w:ilvl w:val="4"/>
+          <w:numId w:val="1"/>
+        </w:numPr>
+        <w:rPr>
+          <w:rFonts w:ascii="Arial" w:hAnsi="Arial" w:cs="Arial"/>
+          <w:lang w:val="en-US"/>
+        </w:rPr>
+      </w:pPr>
+      <w:r>
+        <w:rPr>
+          <w:rFonts w:ascii="Arial" w:hAnsi="Arial" w:cs="Arial"/>
+          <w:lang w:val="en-US"/>
+        </w:rPr>
+        <w:t>W1</w:t>
+      </w:r>
+    </w:p>
+    <w:p>
+      <w:pPr>
+        <w:pStyle w:val="Paragraphedeliste"/>
+        <w:numPr>
+          <w:ilvl w:val="5"/>
+          <w:numId w:val="1"/>
+        </w:numPr>
+        <w:rPr>
+          <w:rFonts w:ascii="Arial" w:eastAsiaTheme="majorEastAsia" w:hAnsi="Arial" w:cs="Arial"/>
+          <w:color w:val="70AD47" w:themeColor="accent6"/>
+          <w:sz w:val="22"/>
+          <w:szCs w:val="22"/>
+          <w:lang w:val="en-US"/>
+        </w:rPr>
+      </w:pPr>
+      <w:r>
+        <w:rPr>
+          <w:rFonts w:ascii="Arial" w:eastAsiaTheme="majorEastAsia" w:hAnsi="Arial" w:cs="Arial"/>
+          <w:color w:val="70AD47" w:themeColor="accent6"/>
+          <w:sz w:val="22"/>
+          <w:szCs w:val="22"/>
+          <w:lang w:val="en-US"/>
+        </w:rPr>
+        <w:t>Mql5 returns</w:t>
+      </w:r>
+    </w:p>
+    <w:p>
+      <w:pPr>
+        <w:pStyle w:val="Paragraphedeliste"/>
+        <w:keepNext/>
+      </w:pPr>
       <w:r>
         <w:rPr>
           <w:rFonts w:ascii="Arial" w:eastAsiaTheme="majorEastAsia" w:hAnsi="Arial" w:cs="Arial"/>
@@ -5417,12 +7159,11 @@
           <w:szCs w:val="22"/>
           <w:lang w:val="en-US"/>
         </w:rPr>
-        <w:lastRenderedPageBreak/>
         <w:drawing>
-          <wp:inline distT="0" distB="0" distL="0" distR="0" wp14:anchorId="1680D0F5" wp14:editId="24A376EA">
-            <wp:extent cx="5731510" cy="2664373"/>
-            <wp:effectExtent l="0" t="0" r="2540" b="3175"/>
-            <wp:docPr id="62" name="Image 62" descr="C:\Users\franc\Documents\MetaTrader_tests\Strategy_1_MM_crossover_Hysteresis\12_11_Run1_No_SL_No_TP_SMA\Run_1.2_15_30\W1\Reports\ReportTester-64022759-mfemae.png"/>
+          <wp:inline distT="0" distB="0" distL="0" distR="0" wp14:anchorId="04233E84" wp14:editId="5F736673">
+            <wp:extent cx="5731510" cy="1522879"/>
+            <wp:effectExtent l="0" t="0" r="2540" b="1270"/>
+            <wp:docPr id="77" name="Image 77" descr="C:\Users\franc\Documents\MetaTrader_tests\Strategy_1_MM_crossover_Hysteresis\12_11_Run1_No_SL_No_TP_SMA\Run_1.4_50_160\W1\Reports\TesterGraphReport2022.11.24.png"/>
             <wp:cNvGraphicFramePr>
               <a:graphicFrameLocks xmlns:a="http://schemas.openxmlformats.org/drawingml/2006/main" noChangeAspect="1"/>
             </wp:cNvGraphicFramePr>
@@ -5430,660 +7171,13 @@
               <a:graphicData uri="http://schemas.openxmlformats.org/drawingml/2006/picture">
                 <pic:pic xmlns:pic="http://schemas.openxmlformats.org/drawingml/2006/picture">
                   <pic:nvPicPr>
-                    <pic:cNvPr id="0" name="Picture 17" descr="C:\Users\franc\Documents\MetaTrader_tests\Strategy_1_MM_crossover_Hysteresis\12_11_Run1_No_SL_No_TP_SMA\Run_1.2_15_30\W1\Reports\ReportTester-64022759-mfemae.png"/>
+                    <pic:cNvPr id="0" name="Picture 32" descr="C:\Users\franc\Documents\MetaTrader_tests\Strategy_1_MM_crossover_Hysteresis\12_11_Run1_No_SL_No_TP_SMA\Run_1.4_50_160\W1\Reports\TesterGraphReport2022.11.24.png"/>
                     <pic:cNvPicPr>
                       <a:picLocks noChangeAspect="1" noChangeArrowheads="1"/>
                     </pic:cNvPicPr>
                   </pic:nvPicPr>
                   <pic:blipFill>
-                    <a:blip r:embed="rId27">
-                      <a:extLst>
-                        <a:ext uri="{28A0092B-C50C-407E-A947-70E740481C1C}">
-                          <a14:useLocalDpi xmlns:a14="http://schemas.microsoft.com/office/drawing/2010/main" val="0"/>
-                        </a:ext>
-                      </a:extLst>
-                    </a:blip>
-                    <a:srcRect/>
-                    <a:stretch>
-                      <a:fillRect/>
-                    </a:stretch>
-                  </pic:blipFill>
-                  <pic:spPr bwMode="auto">
-                    <a:xfrm>
-                      <a:off x="0" y="0"/>
-                      <a:ext cx="5731510" cy="2664373"/>
-                    </a:xfrm>
-                    <a:prstGeom prst="rect">
-                      <a:avLst/>
-                    </a:prstGeom>
-                    <a:noFill/>
-                    <a:ln>
-                      <a:noFill/>
-                    </a:ln>
-                  </pic:spPr>
-                </pic:pic>
-              </a:graphicData>
-            </a:graphic>
-          </wp:inline>
-        </w:drawing>
-      </w:r>
-    </w:p>
-    <w:p>
-      <w:pPr>
-        <w:pStyle w:val="Lgende"/>
-        <w:jc w:val="center"/>
-        <w:rPr>
-          <w:rFonts w:ascii="Arial" w:eastAsiaTheme="majorEastAsia" w:hAnsi="Arial" w:cs="Arial"/>
-          <w:color w:val="70AD47" w:themeColor="accent6"/>
-          <w:sz w:val="22"/>
-          <w:szCs w:val="22"/>
-          <w:lang w:val="en-US"/>
-        </w:rPr>
-      </w:pPr>
-      <w:r>
-        <w:t xml:space="preserve">Figure </w:t>
-      </w:r>
-      <w:fldSimple w:instr=" SEQ Figure \* ARABIC ">
-        <w:r>
-          <w:rPr>
-            <w:noProof/>
-          </w:rPr>
-          <w:t>17</w:t>
-        </w:r>
-      </w:fldSimple>
-      <w:r>
-        <w:rPr>
-          <w:lang w:val="en-US"/>
-        </w:rPr>
-        <w:t xml:space="preserve"> 15/30 CROSSOVER W</w:t>
-      </w:r>
-      <w:r>
-        <w:rPr>
-          <w:lang w:val="en-US"/>
-        </w:rPr>
-        <w:t>1 MAE/MFE</w:t>
-      </w:r>
-    </w:p>
-    <w:p>
-      <w:pPr>
-        <w:pStyle w:val="Paragraphedeliste"/>
-        <w:numPr>
-          <w:ilvl w:val="5"/>
-          <w:numId w:val="1"/>
-        </w:numPr>
-        <w:rPr>
-          <w:rFonts w:ascii="Arial" w:eastAsiaTheme="majorEastAsia" w:hAnsi="Arial" w:cs="Arial"/>
-          <w:color w:val="70AD47" w:themeColor="accent6"/>
-          <w:sz w:val="22"/>
-          <w:szCs w:val="22"/>
-          <w:lang w:val="en-US"/>
-        </w:rPr>
-      </w:pPr>
-      <w:r>
-        <w:rPr>
-          <w:rFonts w:ascii="Arial" w:eastAsiaTheme="majorEastAsia" w:hAnsi="Arial" w:cs="Arial"/>
-          <w:color w:val="70AD47" w:themeColor="accent6"/>
-          <w:sz w:val="22"/>
-          <w:szCs w:val="22"/>
-          <w:lang w:val="en-US"/>
-        </w:rPr>
-        <w:t>Python returns</w:t>
-      </w:r>
-    </w:p>
-    <w:p>
-      <w:pPr>
-        <w:pStyle w:val="Paragraphedeliste"/>
-        <w:numPr>
-          <w:ilvl w:val="5"/>
-          <w:numId w:val="1"/>
-        </w:numPr>
-        <w:rPr>
-          <w:rFonts w:ascii="Arial" w:eastAsiaTheme="majorEastAsia" w:hAnsi="Arial" w:cs="Arial"/>
-          <w:color w:val="70AD47" w:themeColor="accent6"/>
-          <w:sz w:val="22"/>
-          <w:szCs w:val="22"/>
-          <w:lang w:val="en-US"/>
-        </w:rPr>
-      </w:pPr>
-      <w:r>
-        <w:rPr>
-          <w:rFonts w:ascii="Arial" w:eastAsiaTheme="majorEastAsia" w:hAnsi="Arial" w:cs="Arial"/>
-          <w:color w:val="70AD47" w:themeColor="accent6"/>
-          <w:sz w:val="22"/>
-          <w:szCs w:val="22"/>
-          <w:lang w:val="en-US"/>
-        </w:rPr>
-        <w:t>Python correlations</w:t>
-      </w:r>
-    </w:p>
-    <w:p>
-      <w:pPr>
-        <w:pStyle w:val="Paragraphedeliste"/>
-        <w:numPr>
-          <w:ilvl w:val="5"/>
-          <w:numId w:val="1"/>
-        </w:numPr>
-        <w:rPr>
-          <w:rFonts w:ascii="Arial" w:eastAsiaTheme="majorEastAsia" w:hAnsi="Arial" w:cs="Arial"/>
-          <w:color w:val="70AD47" w:themeColor="accent6"/>
-          <w:sz w:val="22"/>
-          <w:szCs w:val="22"/>
-          <w:lang w:val="en-US"/>
-        </w:rPr>
-      </w:pPr>
-      <w:r>
-        <w:rPr>
-          <w:rFonts w:ascii="Arial" w:eastAsiaTheme="majorEastAsia" w:hAnsi="Arial" w:cs="Arial"/>
-          <w:color w:val="70AD47" w:themeColor="accent6"/>
-          <w:sz w:val="22"/>
-          <w:szCs w:val="22"/>
-          <w:lang w:val="en-US"/>
-        </w:rPr>
-        <w:t>Python SL/TP Histogram</w:t>
-      </w:r>
-    </w:p>
-    <w:p>
-      <w:pPr>
-        <w:pStyle w:val="Paragraphedeliste"/>
-        <w:numPr>
-          <w:ilvl w:val="5"/>
-          <w:numId w:val="1"/>
-        </w:numPr>
-        <w:rPr>
-          <w:rFonts w:ascii="Arial" w:eastAsiaTheme="majorEastAsia" w:hAnsi="Arial" w:cs="Arial"/>
-          <w:color w:val="70AD47" w:themeColor="accent6"/>
-          <w:sz w:val="22"/>
-          <w:szCs w:val="22"/>
-          <w:lang w:val="en-US"/>
-        </w:rPr>
-      </w:pPr>
-      <w:r>
-        <w:rPr>
-          <w:rFonts w:ascii="Arial" w:eastAsiaTheme="majorEastAsia" w:hAnsi="Arial" w:cs="Arial"/>
-          <w:color w:val="70AD47" w:themeColor="accent6"/>
-          <w:sz w:val="22"/>
-          <w:szCs w:val="22"/>
-          <w:lang w:val="en-US"/>
-        </w:rPr>
-        <w:t>Python trade duration</w:t>
-      </w:r>
-    </w:p>
-    <w:p>
-      <w:pPr>
-        <w:pStyle w:val="Titre4"/>
-        <w:numPr>
-          <w:ilvl w:val="3"/>
-          <w:numId w:val="1"/>
-        </w:numPr>
-        <w:rPr>
-          <w:rFonts w:ascii="Arial" w:hAnsi="Arial" w:cs="Arial"/>
-          <w:lang w:val="en-US"/>
-        </w:rPr>
-      </w:pPr>
-      <w:r>
-        <w:rPr>
-          <w:rFonts w:ascii="Arial" w:hAnsi="Arial" w:cs="Arial"/>
-          <w:lang w:val="en-US"/>
-        </w:rPr>
-        <w:t>21/50</w:t>
-      </w:r>
-    </w:p>
-    <w:p>
-      <w:pPr>
-        <w:pStyle w:val="Titre4"/>
-        <w:numPr>
-          <w:ilvl w:val="4"/>
-          <w:numId w:val="1"/>
-        </w:numPr>
-        <w:rPr>
-          <w:rFonts w:ascii="Arial" w:hAnsi="Arial" w:cs="Arial"/>
-          <w:lang w:val="en-US"/>
-        </w:rPr>
-      </w:pPr>
-      <w:r>
-        <w:rPr>
-          <w:rFonts w:ascii="Arial" w:hAnsi="Arial" w:cs="Arial"/>
-          <w:lang w:val="en-US"/>
-        </w:rPr>
-        <w:t>H1</w:t>
-      </w:r>
-    </w:p>
-    <w:p>
-      <w:pPr>
-        <w:pStyle w:val="Paragraphedeliste"/>
-        <w:numPr>
-          <w:ilvl w:val="5"/>
-          <w:numId w:val="1"/>
-        </w:numPr>
-        <w:rPr>
-          <w:rFonts w:ascii="Arial" w:eastAsiaTheme="majorEastAsia" w:hAnsi="Arial" w:cs="Arial"/>
-          <w:color w:val="70AD47" w:themeColor="accent6"/>
-          <w:sz w:val="22"/>
-          <w:szCs w:val="22"/>
-          <w:lang w:val="en-US"/>
-        </w:rPr>
-      </w:pPr>
-      <w:r>
-        <w:rPr>
-          <w:rFonts w:ascii="Arial" w:eastAsiaTheme="majorEastAsia" w:hAnsi="Arial" w:cs="Arial"/>
-          <w:color w:val="70AD47" w:themeColor="accent6"/>
-          <w:sz w:val="22"/>
-          <w:szCs w:val="22"/>
-          <w:lang w:val="en-US"/>
-        </w:rPr>
-        <w:t>Mql5 returns</w:t>
-      </w:r>
-    </w:p>
-    <w:p>
-      <w:pPr>
-        <w:pStyle w:val="Paragraphedeliste"/>
-        <w:ind w:left="1440"/>
-        <w:rPr>
-          <w:rFonts w:ascii="Arial" w:eastAsiaTheme="majorEastAsia" w:hAnsi="Arial" w:cs="Arial"/>
-          <w:noProof/>
-          <w:color w:val="70AD47" w:themeColor="accent6"/>
-          <w:sz w:val="22"/>
-          <w:szCs w:val="22"/>
-          <w:lang w:val="en-US"/>
-        </w:rPr>
-      </w:pPr>
-    </w:p>
-    <w:p>
-      <w:pPr>
-        <w:pStyle w:val="Paragraphedeliste"/>
-        <w:keepNext/>
-      </w:pPr>
-      <w:r>
-        <w:rPr>
-          <w:rFonts w:ascii="Arial" w:eastAsiaTheme="majorEastAsia" w:hAnsi="Arial" w:cs="Arial"/>
-          <w:noProof/>
-          <w:color w:val="70AD47" w:themeColor="accent6"/>
-          <w:sz w:val="22"/>
-          <w:szCs w:val="22"/>
-          <w:lang w:val="en-US"/>
-        </w:rPr>
-        <w:drawing>
-          <wp:inline distT="0" distB="0" distL="0" distR="0" wp14:anchorId="1F65F2CA" wp14:editId="6255224D">
-            <wp:extent cx="5731510" cy="1522730"/>
-            <wp:effectExtent l="0" t="0" r="2540" b="1270"/>
-            <wp:docPr id="63" name="Image 63" descr="C:\Users\franc\Documents\MetaTrader_tests\Strategy_1_MM_crossover_Hysteresis\12_11_Run1_No_SL_No_TP_SMA\Run_1.3_20_50\H1\Reports\TesterGraphReport2022.11.23.png"/>
-            <wp:cNvGraphicFramePr>
-              <a:graphicFrameLocks xmlns:a="http://schemas.openxmlformats.org/drawingml/2006/main" noChangeAspect="1"/>
-            </wp:cNvGraphicFramePr>
-            <a:graphic xmlns:a="http://schemas.openxmlformats.org/drawingml/2006/main">
-              <a:graphicData uri="http://schemas.openxmlformats.org/drawingml/2006/picture">
-                <pic:pic xmlns:pic="http://schemas.openxmlformats.org/drawingml/2006/picture">
-                  <pic:nvPicPr>
-                    <pic:cNvPr id="0" name="Picture 18" descr="C:\Users\franc\Documents\MetaTrader_tests\Strategy_1_MM_crossover_Hysteresis\12_11_Run1_No_SL_No_TP_SMA\Run_1.3_20_50\H1\Reports\TesterGraphReport2022.11.23.png"/>
-                    <pic:cNvPicPr>
-                      <a:picLocks noChangeAspect="1" noChangeArrowheads="1"/>
-                    </pic:cNvPicPr>
-                  </pic:nvPicPr>
-                  <pic:blipFill>
-                    <a:blip r:embed="rId28" cstate="print">
-                      <a:extLst>
-                        <a:ext uri="{28A0092B-C50C-407E-A947-70E740481C1C}">
-                          <a14:useLocalDpi xmlns:a14="http://schemas.microsoft.com/office/drawing/2010/main" val="0"/>
-                        </a:ext>
-                      </a:extLst>
-                    </a:blip>
-                    <a:srcRect/>
-                    <a:stretch>
-                      <a:fillRect/>
-                    </a:stretch>
-                  </pic:blipFill>
-                  <pic:spPr bwMode="auto">
-                    <a:xfrm>
-                      <a:off x="0" y="0"/>
-                      <a:ext cx="5731510" cy="1522730"/>
-                    </a:xfrm>
-                    <a:prstGeom prst="rect">
-                      <a:avLst/>
-                    </a:prstGeom>
-                    <a:noFill/>
-                    <a:ln>
-                      <a:noFill/>
-                    </a:ln>
-                  </pic:spPr>
-                </pic:pic>
-              </a:graphicData>
-            </a:graphic>
-          </wp:inline>
-        </w:drawing>
-      </w:r>
-    </w:p>
-    <w:p>
-      <w:pPr>
-        <w:pStyle w:val="Lgende"/>
-        <w:jc w:val="center"/>
-        <w:rPr>
-          <w:rFonts w:ascii="Arial" w:eastAsiaTheme="majorEastAsia" w:hAnsi="Arial" w:cs="Arial"/>
-          <w:noProof/>
-          <w:color w:val="70AD47" w:themeColor="accent6"/>
-          <w:sz w:val="22"/>
-          <w:szCs w:val="22"/>
-          <w:lang w:val="en-US"/>
-        </w:rPr>
-      </w:pPr>
-      <w:r>
-        <w:t xml:space="preserve">Figure </w:t>
-      </w:r>
-      <w:fldSimple w:instr=" SEQ Figure \* ARABIC ">
-        <w:r>
-          <w:rPr>
-            <w:noProof/>
-          </w:rPr>
-          <w:t>18</w:t>
-        </w:r>
-      </w:fldSimple>
-      <w:r>
-        <w:rPr>
-          <w:lang w:val="en-US"/>
-        </w:rPr>
-        <w:t xml:space="preserve"> 21/50</w:t>
-      </w:r>
-      <w:r>
-        <w:t xml:space="preserve"> CROSSOVER H1 RETURN</w:t>
-      </w:r>
-    </w:p>
-    <w:p>
-      <w:pPr>
-        <w:pStyle w:val="Paragraphedeliste"/>
-        <w:ind w:left="1440"/>
-        <w:rPr>
-          <w:rFonts w:ascii="Arial" w:eastAsiaTheme="majorEastAsia" w:hAnsi="Arial" w:cs="Arial"/>
-          <w:color w:val="70AD47" w:themeColor="accent6"/>
-          <w:sz w:val="22"/>
-          <w:szCs w:val="22"/>
-          <w:lang w:val="en-US"/>
-        </w:rPr>
-      </w:pPr>
-    </w:p>
-    <w:p>
-      <w:pPr>
-        <w:pStyle w:val="Paragraphedeliste"/>
-        <w:keepNext/>
-        <w:ind w:left="0"/>
-      </w:pPr>
-      <w:r>
-        <w:rPr>
-          <w:rFonts w:ascii="Arial" w:eastAsiaTheme="majorEastAsia" w:hAnsi="Arial" w:cs="Arial"/>
-          <w:noProof/>
-          <w:color w:val="70AD47" w:themeColor="accent6"/>
-          <w:sz w:val="22"/>
-          <w:szCs w:val="22"/>
-          <w:lang w:val="en-US"/>
-        </w:rPr>
-        <w:lastRenderedPageBreak/>
-        <w:drawing>
-          <wp:inline distT="0" distB="0" distL="0" distR="0" wp14:anchorId="670394DC" wp14:editId="7F7DA989">
-            <wp:extent cx="5731510" cy="2664373"/>
-            <wp:effectExtent l="0" t="0" r="2540" b="3175"/>
-            <wp:docPr id="64" name="Image 64" descr="C:\Users\franc\Documents\MetaTrader_tests\Strategy_1_MM_crossover_Hysteresis\12_11_Run1_No_SL_No_TP_SMA\Run_1.3_20_50\H1\Reports\ReportTester-64022759-mfemae.png"/>
-            <wp:cNvGraphicFramePr>
-              <a:graphicFrameLocks xmlns:a="http://schemas.openxmlformats.org/drawingml/2006/main" noChangeAspect="1"/>
-            </wp:cNvGraphicFramePr>
-            <a:graphic xmlns:a="http://schemas.openxmlformats.org/drawingml/2006/main">
-              <a:graphicData uri="http://schemas.openxmlformats.org/drawingml/2006/picture">
-                <pic:pic xmlns:pic="http://schemas.openxmlformats.org/drawingml/2006/picture">
-                  <pic:nvPicPr>
-                    <pic:cNvPr id="0" name="Picture 19" descr="C:\Users\franc\Documents\MetaTrader_tests\Strategy_1_MM_crossover_Hysteresis\12_11_Run1_No_SL_No_TP_SMA\Run_1.3_20_50\H1\Reports\ReportTester-64022759-mfemae.png"/>
-                    <pic:cNvPicPr>
-                      <a:picLocks noChangeAspect="1" noChangeArrowheads="1"/>
-                    </pic:cNvPicPr>
-                  </pic:nvPicPr>
-                  <pic:blipFill>
-                    <a:blip r:embed="rId29">
-                      <a:extLst>
-                        <a:ext uri="{28A0092B-C50C-407E-A947-70E740481C1C}">
-                          <a14:useLocalDpi xmlns:a14="http://schemas.microsoft.com/office/drawing/2010/main" val="0"/>
-                        </a:ext>
-                      </a:extLst>
-                    </a:blip>
-                    <a:srcRect/>
-                    <a:stretch>
-                      <a:fillRect/>
-                    </a:stretch>
-                  </pic:blipFill>
-                  <pic:spPr bwMode="auto">
-                    <a:xfrm>
-                      <a:off x="0" y="0"/>
-                      <a:ext cx="5731510" cy="2664373"/>
-                    </a:xfrm>
-                    <a:prstGeom prst="rect">
-                      <a:avLst/>
-                    </a:prstGeom>
-                    <a:noFill/>
-                    <a:ln>
-                      <a:noFill/>
-                    </a:ln>
-                  </pic:spPr>
-                </pic:pic>
-              </a:graphicData>
-            </a:graphic>
-          </wp:inline>
-        </w:drawing>
-      </w:r>
-    </w:p>
-    <w:p>
-      <w:pPr>
-        <w:pStyle w:val="Lgende"/>
-        <w:jc w:val="center"/>
-        <w:rPr>
-          <w:rFonts w:ascii="Arial" w:eastAsiaTheme="majorEastAsia" w:hAnsi="Arial" w:cs="Arial"/>
-          <w:color w:val="70AD47" w:themeColor="accent6"/>
-          <w:sz w:val="22"/>
-          <w:szCs w:val="22"/>
-          <w:lang w:val="en-US"/>
-        </w:rPr>
-      </w:pPr>
-      <w:r>
-        <w:t xml:space="preserve">Figure </w:t>
-      </w:r>
-      <w:fldSimple w:instr=" SEQ Figure \* ARABIC ">
-        <w:r>
-          <w:rPr>
-            <w:noProof/>
-          </w:rPr>
-          <w:t>19</w:t>
-        </w:r>
-      </w:fldSimple>
-      <w:r>
-        <w:rPr>
-          <w:lang w:val="en-US"/>
-        </w:rPr>
-        <w:t xml:space="preserve"> 21/50</w:t>
-      </w:r>
-      <w:r>
-        <w:rPr>
-          <w:lang w:val="en-US"/>
-        </w:rPr>
-        <w:t xml:space="preserve"> CROSSOVER H1 MAE/MFE</w:t>
-      </w:r>
-    </w:p>
-    <w:p>
-      <w:pPr>
-        <w:pStyle w:val="Paragraphedeliste"/>
-        <w:numPr>
-          <w:ilvl w:val="5"/>
-          <w:numId w:val="1"/>
-        </w:numPr>
-        <w:rPr>
-          <w:rFonts w:ascii="Arial" w:eastAsiaTheme="majorEastAsia" w:hAnsi="Arial" w:cs="Arial"/>
-          <w:color w:val="70AD47" w:themeColor="accent6"/>
-          <w:sz w:val="22"/>
-          <w:szCs w:val="22"/>
-          <w:lang w:val="en-US"/>
-        </w:rPr>
-      </w:pPr>
-      <w:r>
-        <w:rPr>
-          <w:rFonts w:ascii="Arial" w:eastAsiaTheme="majorEastAsia" w:hAnsi="Arial" w:cs="Arial"/>
-          <w:color w:val="70AD47" w:themeColor="accent6"/>
-          <w:sz w:val="22"/>
-          <w:szCs w:val="22"/>
-          <w:lang w:val="en-US"/>
-        </w:rPr>
-        <w:t>Python returns</w:t>
-      </w:r>
-    </w:p>
-    <w:p>
-      <w:pPr>
-        <w:pStyle w:val="Paragraphedeliste"/>
-        <w:numPr>
-          <w:ilvl w:val="5"/>
-          <w:numId w:val="1"/>
-        </w:numPr>
-        <w:rPr>
-          <w:rFonts w:ascii="Arial" w:eastAsiaTheme="majorEastAsia" w:hAnsi="Arial" w:cs="Arial"/>
-          <w:color w:val="70AD47" w:themeColor="accent6"/>
-          <w:sz w:val="22"/>
-          <w:szCs w:val="22"/>
-          <w:lang w:val="en-US"/>
-        </w:rPr>
-      </w:pPr>
-      <w:r>
-        <w:rPr>
-          <w:rFonts w:ascii="Arial" w:eastAsiaTheme="majorEastAsia" w:hAnsi="Arial" w:cs="Arial"/>
-          <w:color w:val="70AD47" w:themeColor="accent6"/>
-          <w:sz w:val="22"/>
-          <w:szCs w:val="22"/>
-          <w:lang w:val="en-US"/>
-        </w:rPr>
-        <w:t>Python correlations</w:t>
-      </w:r>
-    </w:p>
-    <w:p>
-      <w:pPr>
-        <w:pStyle w:val="Paragraphedeliste"/>
-        <w:numPr>
-          <w:ilvl w:val="5"/>
-          <w:numId w:val="1"/>
-        </w:numPr>
-        <w:rPr>
-          <w:rFonts w:ascii="Arial" w:eastAsiaTheme="majorEastAsia" w:hAnsi="Arial" w:cs="Arial"/>
-          <w:color w:val="70AD47" w:themeColor="accent6"/>
-          <w:sz w:val="22"/>
-          <w:szCs w:val="22"/>
-          <w:lang w:val="en-US"/>
-        </w:rPr>
-      </w:pPr>
-      <w:r>
-        <w:rPr>
-          <w:rFonts w:ascii="Arial" w:eastAsiaTheme="majorEastAsia" w:hAnsi="Arial" w:cs="Arial"/>
-          <w:color w:val="70AD47" w:themeColor="accent6"/>
-          <w:sz w:val="22"/>
-          <w:szCs w:val="22"/>
-          <w:lang w:val="en-US"/>
-        </w:rPr>
-        <w:t>Python SL/TP Histogram</w:t>
-      </w:r>
-    </w:p>
-    <w:p>
-      <w:pPr>
-        <w:pStyle w:val="Paragraphedeliste"/>
-        <w:numPr>
-          <w:ilvl w:val="6"/>
-          <w:numId w:val="1"/>
-        </w:numPr>
-        <w:rPr>
-          <w:rFonts w:ascii="Arial" w:eastAsiaTheme="majorEastAsia" w:hAnsi="Arial" w:cs="Arial"/>
-          <w:color w:val="70AD47" w:themeColor="accent6"/>
-          <w:sz w:val="22"/>
-          <w:szCs w:val="22"/>
-          <w:lang w:val="en-US"/>
-        </w:rPr>
-      </w:pPr>
-      <w:r>
-        <w:rPr>
-          <w:rFonts w:ascii="Arial" w:eastAsiaTheme="majorEastAsia" w:hAnsi="Arial" w:cs="Arial"/>
-          <w:color w:val="70AD47" w:themeColor="accent6"/>
-          <w:sz w:val="22"/>
-          <w:szCs w:val="22"/>
-          <w:lang w:val="en-US"/>
-        </w:rPr>
-        <w:t>Python trade duration</w:t>
-      </w:r>
-    </w:p>
-    <w:p>
-      <w:pPr>
-        <w:pStyle w:val="Titre4"/>
-        <w:numPr>
-          <w:ilvl w:val="4"/>
-          <w:numId w:val="1"/>
-        </w:numPr>
-        <w:rPr>
-          <w:rFonts w:ascii="Arial" w:hAnsi="Arial" w:cs="Arial"/>
-          <w:lang w:val="en-US"/>
-        </w:rPr>
-      </w:pPr>
-      <w:r>
-        <w:rPr>
-          <w:rFonts w:ascii="Arial" w:hAnsi="Arial" w:cs="Arial"/>
-          <w:lang w:val="en-US"/>
-        </w:rPr>
-        <w:t>H4</w:t>
-      </w:r>
-    </w:p>
-    <w:p>
-      <w:pPr>
-        <w:pStyle w:val="Paragraphedeliste"/>
-        <w:numPr>
-          <w:ilvl w:val="5"/>
-          <w:numId w:val="1"/>
-        </w:numPr>
-        <w:rPr>
-          <w:rFonts w:ascii="Arial" w:eastAsiaTheme="majorEastAsia" w:hAnsi="Arial" w:cs="Arial"/>
-          <w:color w:val="70AD47" w:themeColor="accent6"/>
-          <w:sz w:val="22"/>
-          <w:szCs w:val="22"/>
-          <w:lang w:val="en-US"/>
-        </w:rPr>
-      </w:pPr>
-      <w:r>
-        <w:rPr>
-          <w:rFonts w:ascii="Arial" w:eastAsiaTheme="majorEastAsia" w:hAnsi="Arial" w:cs="Arial"/>
-          <w:color w:val="70AD47" w:themeColor="accent6"/>
-          <w:sz w:val="22"/>
-          <w:szCs w:val="22"/>
-          <w:lang w:val="en-US"/>
-        </w:rPr>
-        <w:t>Mql5 returns</w:t>
-      </w:r>
-    </w:p>
-    <w:p>
-      <w:pPr>
-        <w:pStyle w:val="Paragraphedeliste"/>
-        <w:keepNext/>
-      </w:pPr>
-      <w:r>
-        <w:rPr>
-          <w:rFonts w:ascii="Arial" w:eastAsiaTheme="majorEastAsia" w:hAnsi="Arial" w:cs="Arial"/>
-          <w:noProof/>
-          <w:color w:val="70AD47" w:themeColor="accent6"/>
-          <w:sz w:val="22"/>
-          <w:szCs w:val="22"/>
-          <w:lang w:val="en-US"/>
-        </w:rPr>
-        <w:drawing>
-          <wp:inline distT="0" distB="0" distL="0" distR="0" wp14:anchorId="463B7FDA" wp14:editId="18BBBA8A">
-            <wp:extent cx="5731510" cy="1522879"/>
-            <wp:effectExtent l="0" t="0" r="2540" b="1270"/>
-            <wp:docPr id="65" name="Image 65" descr="C:\Users\franc\Documents\MetaTrader_tests\Strategy_1_MM_crossover_Hysteresis\12_11_Run1_No_SL_No_TP_SMA\Run_1.3_20_50\H4\Reports\TesterGraphReport2022.11.23.png"/>
-            <wp:cNvGraphicFramePr>
-              <a:graphicFrameLocks xmlns:a="http://schemas.openxmlformats.org/drawingml/2006/main" noChangeAspect="1"/>
-            </wp:cNvGraphicFramePr>
-            <a:graphic xmlns:a="http://schemas.openxmlformats.org/drawingml/2006/main">
-              <a:graphicData uri="http://schemas.openxmlformats.org/drawingml/2006/picture">
-                <pic:pic xmlns:pic="http://schemas.openxmlformats.org/drawingml/2006/picture">
-                  <pic:nvPicPr>
-                    <pic:cNvPr id="0" name="Picture 20" descr="C:\Users\franc\Documents\MetaTrader_tests\Strategy_1_MM_crossover_Hysteresis\12_11_Run1_No_SL_No_TP_SMA\Run_1.3_20_50\H4\Reports\TesterGraphReport2022.11.23.png"/>
-                    <pic:cNvPicPr>
-                      <a:picLocks noChangeAspect="1" noChangeArrowheads="1"/>
-                    </pic:cNvPicPr>
-                  </pic:nvPicPr>
-                  <pic:blipFill>
-                    <a:blip r:embed="rId30" cstate="print">
+                    <a:blip r:embed="rId27" cstate="print">
                       <a:extLst>
                         <a:ext uri="{28A0092B-C50C-407E-A947-70E740481C1C}">
                           <a14:useLocalDpi xmlns:a14="http://schemas.microsoft.com/office/drawing/2010/main" val="0"/>
@@ -6130,25 +7224,32 @@
       <w:r>
         <w:t xml:space="preserve">Figure </w:t>
       </w:r>
-      <w:fldSimple w:instr=" SEQ Figure \* ARABIC ">
-        <w:r>
-          <w:rPr>
-            <w:noProof/>
-          </w:rPr>
-          <w:t>20</w:t>
-        </w:r>
-      </w:fldSimple>
-      <w:r>
-        <w:t>21/50 CROSSOVER H</w:t>
-      </w:r>
-      <w:r>
-        <w:rPr>
-          <w:lang w:val="en-US"/>
-        </w:rPr>
-        <w:t>4</w:t>
-      </w:r>
-      <w:r>
-        <w:t xml:space="preserve"> RETURN</w:t>
+      <w:r>
+        <w:fldChar w:fldCharType="begin"/>
+      </w:r>
+      <w:r>
+        <w:instrText xml:space="preserve"> SEQ Figure \* ARABIC </w:instrText>
+      </w:r>
+      <w:r>
+        <w:fldChar w:fldCharType="separate"/>
+      </w:r>
+      <w:r>
+        <w:rPr>
+          <w:noProof/>
+        </w:rPr>
+        <w:t>32</w:t>
+      </w:r>
+      <w:r>
+        <w:rPr>
+          <w:noProof/>
+        </w:rPr>
+        <w:fldChar w:fldCharType="end"/>
+      </w:r>
+      <w:r>
+        <w:rPr>
+          <w:lang w:val="en-US"/>
+        </w:rPr>
+        <w:t xml:space="preserve"> 50/160 CROSSOVER W1 return</w:t>
       </w:r>
     </w:p>
     <w:p>
@@ -6156,2251 +7257,6 @@
         <w:pStyle w:val="Paragraphedeliste"/>
         <w:keepNext/>
       </w:pPr>
-      <w:r>
-        <w:rPr>
-          <w:rFonts w:ascii="Arial" w:eastAsiaTheme="majorEastAsia" w:hAnsi="Arial" w:cs="Arial"/>
-          <w:noProof/>
-          <w:color w:val="70AD47" w:themeColor="accent6"/>
-          <w:sz w:val="22"/>
-          <w:szCs w:val="22"/>
-          <w:lang w:val="en-US"/>
-        </w:rPr>
-        <w:lastRenderedPageBreak/>
-        <w:drawing>
-          <wp:inline distT="0" distB="0" distL="0" distR="0" wp14:anchorId="52E7121D" wp14:editId="0DD352CD">
-            <wp:extent cx="5731510" cy="2664373"/>
-            <wp:effectExtent l="0" t="0" r="2540" b="3175"/>
-            <wp:docPr id="66" name="Image 66" descr="C:\Users\franc\Documents\MetaTrader_tests\Strategy_1_MM_crossover_Hysteresis\12_11_Run1_No_SL_No_TP_SMA\Run_1.3_20_50\H4\Reports\ReportTester-64022759-mfemae.png"/>
-            <wp:cNvGraphicFramePr>
-              <a:graphicFrameLocks xmlns:a="http://schemas.openxmlformats.org/drawingml/2006/main" noChangeAspect="1"/>
-            </wp:cNvGraphicFramePr>
-            <a:graphic xmlns:a="http://schemas.openxmlformats.org/drawingml/2006/main">
-              <a:graphicData uri="http://schemas.openxmlformats.org/drawingml/2006/picture">
-                <pic:pic xmlns:pic="http://schemas.openxmlformats.org/drawingml/2006/picture">
-                  <pic:nvPicPr>
-                    <pic:cNvPr id="0" name="Picture 21" descr="C:\Users\franc\Documents\MetaTrader_tests\Strategy_1_MM_crossover_Hysteresis\12_11_Run1_No_SL_No_TP_SMA\Run_1.3_20_50\H4\Reports\ReportTester-64022759-mfemae.png"/>
-                    <pic:cNvPicPr>
-                      <a:picLocks noChangeAspect="1" noChangeArrowheads="1"/>
-                    </pic:cNvPicPr>
-                  </pic:nvPicPr>
-                  <pic:blipFill>
-                    <a:blip r:embed="rId31">
-                      <a:extLst>
-                        <a:ext uri="{28A0092B-C50C-407E-A947-70E740481C1C}">
-                          <a14:useLocalDpi xmlns:a14="http://schemas.microsoft.com/office/drawing/2010/main" val="0"/>
-                        </a:ext>
-                      </a:extLst>
-                    </a:blip>
-                    <a:srcRect/>
-                    <a:stretch>
-                      <a:fillRect/>
-                    </a:stretch>
-                  </pic:blipFill>
-                  <pic:spPr bwMode="auto">
-                    <a:xfrm>
-                      <a:off x="0" y="0"/>
-                      <a:ext cx="5731510" cy="2664373"/>
-                    </a:xfrm>
-                    <a:prstGeom prst="rect">
-                      <a:avLst/>
-                    </a:prstGeom>
-                    <a:noFill/>
-                    <a:ln>
-                      <a:noFill/>
-                    </a:ln>
-                  </pic:spPr>
-                </pic:pic>
-              </a:graphicData>
-            </a:graphic>
-          </wp:inline>
-        </w:drawing>
-      </w:r>
-    </w:p>
-    <w:p>
-      <w:pPr>
-        <w:pStyle w:val="Lgende"/>
-        <w:jc w:val="center"/>
-        <w:rPr>
-          <w:rFonts w:ascii="Arial" w:eastAsiaTheme="majorEastAsia" w:hAnsi="Arial" w:cs="Arial"/>
-          <w:color w:val="70AD47" w:themeColor="accent6"/>
-          <w:sz w:val="22"/>
-          <w:szCs w:val="22"/>
-          <w:lang w:val="en-US"/>
-        </w:rPr>
-      </w:pPr>
-      <w:r>
-        <w:t xml:space="preserve">Figure </w:t>
-      </w:r>
-      <w:fldSimple w:instr=" SEQ Figure \* ARABIC ">
-        <w:r>
-          <w:rPr>
-            <w:noProof/>
-          </w:rPr>
-          <w:t>21</w:t>
-        </w:r>
-      </w:fldSimple>
-      <w:r>
-        <w:rPr>
-          <w:lang w:val="en-US"/>
-        </w:rPr>
-        <w:t xml:space="preserve">  21/50 CROSSOVER H4</w:t>
-      </w:r>
-      <w:r>
-        <w:rPr>
-          <w:lang w:val="en-US"/>
-        </w:rPr>
-        <w:t xml:space="preserve"> MAE/MFE</w:t>
-      </w:r>
-    </w:p>
-    <w:p>
-      <w:pPr>
-        <w:pStyle w:val="Paragraphedeliste"/>
-        <w:numPr>
-          <w:ilvl w:val="5"/>
-          <w:numId w:val="1"/>
-        </w:numPr>
-        <w:rPr>
-          <w:rFonts w:ascii="Arial" w:eastAsiaTheme="majorEastAsia" w:hAnsi="Arial" w:cs="Arial"/>
-          <w:color w:val="70AD47" w:themeColor="accent6"/>
-          <w:sz w:val="22"/>
-          <w:szCs w:val="22"/>
-          <w:lang w:val="en-US"/>
-        </w:rPr>
-      </w:pPr>
-      <w:r>
-        <w:rPr>
-          <w:rFonts w:ascii="Arial" w:eastAsiaTheme="majorEastAsia" w:hAnsi="Arial" w:cs="Arial"/>
-          <w:color w:val="70AD47" w:themeColor="accent6"/>
-          <w:sz w:val="22"/>
-          <w:szCs w:val="22"/>
-          <w:lang w:val="en-US"/>
-        </w:rPr>
-        <w:t>Python returns</w:t>
-      </w:r>
-    </w:p>
-    <w:p>
-      <w:pPr>
-        <w:pStyle w:val="Paragraphedeliste"/>
-        <w:numPr>
-          <w:ilvl w:val="5"/>
-          <w:numId w:val="1"/>
-        </w:numPr>
-        <w:rPr>
-          <w:rFonts w:ascii="Arial" w:eastAsiaTheme="majorEastAsia" w:hAnsi="Arial" w:cs="Arial"/>
-          <w:color w:val="70AD47" w:themeColor="accent6"/>
-          <w:sz w:val="22"/>
-          <w:szCs w:val="22"/>
-          <w:lang w:val="en-US"/>
-        </w:rPr>
-      </w:pPr>
-      <w:r>
-        <w:rPr>
-          <w:rFonts w:ascii="Arial" w:eastAsiaTheme="majorEastAsia" w:hAnsi="Arial" w:cs="Arial"/>
-          <w:color w:val="70AD47" w:themeColor="accent6"/>
-          <w:sz w:val="22"/>
-          <w:szCs w:val="22"/>
-          <w:lang w:val="en-US"/>
-        </w:rPr>
-        <w:t>Python correlations</w:t>
-      </w:r>
-    </w:p>
-    <w:p>
-      <w:pPr>
-        <w:pStyle w:val="Paragraphedeliste"/>
-        <w:numPr>
-          <w:ilvl w:val="5"/>
-          <w:numId w:val="1"/>
-        </w:numPr>
-        <w:rPr>
-          <w:rFonts w:ascii="Arial" w:eastAsiaTheme="majorEastAsia" w:hAnsi="Arial" w:cs="Arial"/>
-          <w:color w:val="70AD47" w:themeColor="accent6"/>
-          <w:sz w:val="22"/>
-          <w:szCs w:val="22"/>
-          <w:lang w:val="en-US"/>
-        </w:rPr>
-      </w:pPr>
-      <w:r>
-        <w:rPr>
-          <w:rFonts w:ascii="Arial" w:eastAsiaTheme="majorEastAsia" w:hAnsi="Arial" w:cs="Arial"/>
-          <w:color w:val="70AD47" w:themeColor="accent6"/>
-          <w:sz w:val="22"/>
-          <w:szCs w:val="22"/>
-          <w:lang w:val="en-US"/>
-        </w:rPr>
-        <w:t>Python SL/TP Histogram</w:t>
-      </w:r>
-    </w:p>
-    <w:p>
-      <w:pPr>
-        <w:pStyle w:val="Paragraphedeliste"/>
-        <w:numPr>
-          <w:ilvl w:val="5"/>
-          <w:numId w:val="1"/>
-        </w:numPr>
-        <w:rPr>
-          <w:rFonts w:ascii="Arial" w:eastAsiaTheme="majorEastAsia" w:hAnsi="Arial" w:cs="Arial"/>
-          <w:color w:val="70AD47" w:themeColor="accent6"/>
-          <w:sz w:val="22"/>
-          <w:szCs w:val="22"/>
-          <w:lang w:val="en-US"/>
-        </w:rPr>
-      </w:pPr>
-      <w:r>
-        <w:rPr>
-          <w:rFonts w:ascii="Arial" w:eastAsiaTheme="majorEastAsia" w:hAnsi="Arial" w:cs="Arial"/>
-          <w:color w:val="70AD47" w:themeColor="accent6"/>
-          <w:sz w:val="22"/>
-          <w:szCs w:val="22"/>
-          <w:lang w:val="en-US"/>
-        </w:rPr>
-        <w:t>Python trade duration</w:t>
-      </w:r>
-    </w:p>
-    <w:p>
-      <w:pPr>
-        <w:pStyle w:val="Titre4"/>
-        <w:numPr>
-          <w:ilvl w:val="4"/>
-          <w:numId w:val="1"/>
-        </w:numPr>
-        <w:rPr>
-          <w:rFonts w:ascii="Arial" w:hAnsi="Arial" w:cs="Arial"/>
-          <w:lang w:val="en-US"/>
-        </w:rPr>
-      </w:pPr>
-      <w:r>
-        <w:rPr>
-          <w:rFonts w:ascii="Arial" w:hAnsi="Arial" w:cs="Arial"/>
-          <w:lang w:val="en-US"/>
-        </w:rPr>
-        <w:t>D1</w:t>
-      </w:r>
-    </w:p>
-    <w:p>
-      <w:pPr>
-        <w:pStyle w:val="Paragraphedeliste"/>
-        <w:numPr>
-          <w:ilvl w:val="5"/>
-          <w:numId w:val="1"/>
-        </w:numPr>
-        <w:rPr>
-          <w:rFonts w:ascii="Arial" w:eastAsiaTheme="majorEastAsia" w:hAnsi="Arial" w:cs="Arial"/>
-          <w:color w:val="70AD47" w:themeColor="accent6"/>
-          <w:sz w:val="22"/>
-          <w:szCs w:val="22"/>
-          <w:lang w:val="en-US"/>
-        </w:rPr>
-      </w:pPr>
-      <w:r>
-        <w:rPr>
-          <w:rFonts w:ascii="Arial" w:eastAsiaTheme="majorEastAsia" w:hAnsi="Arial" w:cs="Arial"/>
-          <w:color w:val="70AD47" w:themeColor="accent6"/>
-          <w:sz w:val="22"/>
-          <w:szCs w:val="22"/>
-          <w:lang w:val="en-US"/>
-        </w:rPr>
-        <w:t>Mql5 returns</w:t>
-      </w:r>
-    </w:p>
-    <w:p>
-      <w:pPr>
-        <w:pStyle w:val="Paragraphedeliste"/>
-        <w:keepNext/>
-      </w:pPr>
-      <w:r>
-        <w:rPr>
-          <w:rFonts w:ascii="Arial" w:eastAsiaTheme="majorEastAsia" w:hAnsi="Arial" w:cs="Arial"/>
-          <w:noProof/>
-          <w:color w:val="70AD47" w:themeColor="accent6"/>
-          <w:sz w:val="22"/>
-          <w:szCs w:val="22"/>
-          <w:lang w:val="en-US"/>
-        </w:rPr>
-        <w:drawing>
-          <wp:inline distT="0" distB="0" distL="0" distR="0" wp14:anchorId="4B8B1F83" wp14:editId="05A7E190">
-            <wp:extent cx="5731510" cy="1522879"/>
-            <wp:effectExtent l="0" t="0" r="2540" b="1270"/>
-            <wp:docPr id="67" name="Image 67" descr="C:\Users\franc\Documents\MetaTrader_tests\Strategy_1_MM_crossover_Hysteresis\12_11_Run1_No_SL_No_TP_SMA\Run_1.3_20_50\D1\Reports\TesterGraphReport2022.11.23.png"/>
-            <wp:cNvGraphicFramePr>
-              <a:graphicFrameLocks xmlns:a="http://schemas.openxmlformats.org/drawingml/2006/main" noChangeAspect="1"/>
-            </wp:cNvGraphicFramePr>
-            <a:graphic xmlns:a="http://schemas.openxmlformats.org/drawingml/2006/main">
-              <a:graphicData uri="http://schemas.openxmlformats.org/drawingml/2006/picture">
-                <pic:pic xmlns:pic="http://schemas.openxmlformats.org/drawingml/2006/picture">
-                  <pic:nvPicPr>
-                    <pic:cNvPr id="0" name="Picture 22" descr="C:\Users\franc\Documents\MetaTrader_tests\Strategy_1_MM_crossover_Hysteresis\12_11_Run1_No_SL_No_TP_SMA\Run_1.3_20_50\D1\Reports\TesterGraphReport2022.11.23.png"/>
-                    <pic:cNvPicPr>
-                      <a:picLocks noChangeAspect="1" noChangeArrowheads="1"/>
-                    </pic:cNvPicPr>
-                  </pic:nvPicPr>
-                  <pic:blipFill>
-                    <a:blip r:embed="rId32" cstate="print">
-                      <a:extLst>
-                        <a:ext uri="{28A0092B-C50C-407E-A947-70E740481C1C}">
-                          <a14:useLocalDpi xmlns:a14="http://schemas.microsoft.com/office/drawing/2010/main" val="0"/>
-                        </a:ext>
-                      </a:extLst>
-                    </a:blip>
-                    <a:srcRect/>
-                    <a:stretch>
-                      <a:fillRect/>
-                    </a:stretch>
-                  </pic:blipFill>
-                  <pic:spPr bwMode="auto">
-                    <a:xfrm>
-                      <a:off x="0" y="0"/>
-                      <a:ext cx="5731510" cy="1522879"/>
-                    </a:xfrm>
-                    <a:prstGeom prst="rect">
-                      <a:avLst/>
-                    </a:prstGeom>
-                    <a:noFill/>
-                    <a:ln>
-                      <a:noFill/>
-                    </a:ln>
-                  </pic:spPr>
-                </pic:pic>
-              </a:graphicData>
-            </a:graphic>
-          </wp:inline>
-        </w:drawing>
-      </w:r>
-    </w:p>
-    <w:p>
-      <w:pPr>
-        <w:pStyle w:val="Lgende"/>
-        <w:jc w:val="center"/>
-        <w:rPr>
-          <w:rFonts w:ascii="Arial" w:eastAsiaTheme="majorEastAsia" w:hAnsi="Arial" w:cs="Arial"/>
-          <w:color w:val="70AD47" w:themeColor="accent6"/>
-          <w:sz w:val="22"/>
-          <w:szCs w:val="22"/>
-          <w:lang w:val="en-US"/>
-        </w:rPr>
-      </w:pPr>
-      <w:r>
-        <w:t xml:space="preserve">Figure </w:t>
-      </w:r>
-      <w:fldSimple w:instr=" SEQ Figure \* ARABIC ">
-        <w:r>
-          <w:rPr>
-            <w:noProof/>
-          </w:rPr>
-          <w:t>22</w:t>
-        </w:r>
-      </w:fldSimple>
-      <w:r>
-        <w:rPr>
-          <w:lang w:val="en-US"/>
-        </w:rPr>
-        <w:t xml:space="preserve"> </w:t>
-      </w:r>
-      <w:r>
-        <w:t xml:space="preserve">21/50 CROSSOVER </w:t>
-      </w:r>
-      <w:r>
-        <w:rPr>
-          <w:lang w:val="en-US"/>
-        </w:rPr>
-        <w:t>D</w:t>
-      </w:r>
-      <w:r>
-        <w:t>1 RETURN</w:t>
-      </w:r>
-    </w:p>
-    <w:p>
-      <w:pPr>
-        <w:pStyle w:val="Paragraphedeliste"/>
-        <w:keepNext/>
-        <w:ind w:left="0"/>
-      </w:pPr>
-      <w:r>
-        <w:rPr>
-          <w:rFonts w:ascii="Arial" w:eastAsiaTheme="majorEastAsia" w:hAnsi="Arial" w:cs="Arial"/>
-          <w:noProof/>
-          <w:color w:val="70AD47" w:themeColor="accent6"/>
-          <w:sz w:val="22"/>
-          <w:szCs w:val="22"/>
-          <w:lang w:val="en-US"/>
-        </w:rPr>
-        <w:lastRenderedPageBreak/>
-        <w:drawing>
-          <wp:inline distT="0" distB="0" distL="0" distR="0" wp14:anchorId="47CB6804" wp14:editId="07615F4A">
-            <wp:extent cx="5731510" cy="2664373"/>
-            <wp:effectExtent l="0" t="0" r="2540" b="3175"/>
-            <wp:docPr id="68" name="Image 68" descr="C:\Users\franc\Documents\MetaTrader_tests\Strategy_1_MM_crossover_Hysteresis\12_11_Run1_No_SL_No_TP_SMA\Run_1.3_20_50\D1\Reports\ReportTester-64022759-mfemae.png"/>
-            <wp:cNvGraphicFramePr>
-              <a:graphicFrameLocks xmlns:a="http://schemas.openxmlformats.org/drawingml/2006/main" noChangeAspect="1"/>
-            </wp:cNvGraphicFramePr>
-            <a:graphic xmlns:a="http://schemas.openxmlformats.org/drawingml/2006/main">
-              <a:graphicData uri="http://schemas.openxmlformats.org/drawingml/2006/picture">
-                <pic:pic xmlns:pic="http://schemas.openxmlformats.org/drawingml/2006/picture">
-                  <pic:nvPicPr>
-                    <pic:cNvPr id="0" name="Picture 23" descr="C:\Users\franc\Documents\MetaTrader_tests\Strategy_1_MM_crossover_Hysteresis\12_11_Run1_No_SL_No_TP_SMA\Run_1.3_20_50\D1\Reports\ReportTester-64022759-mfemae.png"/>
-                    <pic:cNvPicPr>
-                      <a:picLocks noChangeAspect="1" noChangeArrowheads="1"/>
-                    </pic:cNvPicPr>
-                  </pic:nvPicPr>
-                  <pic:blipFill>
-                    <a:blip r:embed="rId33">
-                      <a:extLst>
-                        <a:ext uri="{28A0092B-C50C-407E-A947-70E740481C1C}">
-                          <a14:useLocalDpi xmlns:a14="http://schemas.microsoft.com/office/drawing/2010/main" val="0"/>
-                        </a:ext>
-                      </a:extLst>
-                    </a:blip>
-                    <a:srcRect/>
-                    <a:stretch>
-                      <a:fillRect/>
-                    </a:stretch>
-                  </pic:blipFill>
-                  <pic:spPr bwMode="auto">
-                    <a:xfrm>
-                      <a:off x="0" y="0"/>
-                      <a:ext cx="5731510" cy="2664373"/>
-                    </a:xfrm>
-                    <a:prstGeom prst="rect">
-                      <a:avLst/>
-                    </a:prstGeom>
-                    <a:noFill/>
-                    <a:ln>
-                      <a:noFill/>
-                    </a:ln>
-                  </pic:spPr>
-                </pic:pic>
-              </a:graphicData>
-            </a:graphic>
-          </wp:inline>
-        </w:drawing>
-      </w:r>
-    </w:p>
-    <w:p>
-      <w:pPr>
-        <w:pStyle w:val="Lgende"/>
-        <w:jc w:val="center"/>
-        <w:rPr>
-          <w:rFonts w:ascii="Arial" w:eastAsiaTheme="majorEastAsia" w:hAnsi="Arial" w:cs="Arial"/>
-          <w:color w:val="70AD47" w:themeColor="accent6"/>
-          <w:sz w:val="22"/>
-          <w:szCs w:val="22"/>
-          <w:lang w:val="en-US"/>
-        </w:rPr>
-      </w:pPr>
-      <w:r>
-        <w:t xml:space="preserve">Figure </w:t>
-      </w:r>
-      <w:fldSimple w:instr=" SEQ Figure \* ARABIC ">
-        <w:r>
-          <w:rPr>
-            <w:noProof/>
-          </w:rPr>
-          <w:t>23</w:t>
-        </w:r>
-      </w:fldSimple>
-      <w:r>
-        <w:rPr>
-          <w:lang w:val="en-US"/>
-        </w:rPr>
-        <w:t xml:space="preserve"> </w:t>
-      </w:r>
-      <w:r>
-        <w:rPr>
-          <w:lang w:val="en-US"/>
-        </w:rPr>
-        <w:t xml:space="preserve"> 21/</w:t>
-      </w:r>
-      <w:r>
-        <w:rPr>
-          <w:lang w:val="en-US"/>
-        </w:rPr>
-        <w:t>50 CROSSOVER D</w:t>
-      </w:r>
-      <w:r>
-        <w:rPr>
-          <w:lang w:val="en-US"/>
-        </w:rPr>
-        <w:t>1 MAE/MFE</w:t>
-      </w:r>
-    </w:p>
-    <w:p>
-      <w:pPr>
-        <w:pStyle w:val="Paragraphedeliste"/>
-        <w:numPr>
-          <w:ilvl w:val="5"/>
-          <w:numId w:val="1"/>
-        </w:numPr>
-        <w:rPr>
-          <w:rFonts w:ascii="Arial" w:eastAsiaTheme="majorEastAsia" w:hAnsi="Arial" w:cs="Arial"/>
-          <w:color w:val="70AD47" w:themeColor="accent6"/>
-          <w:sz w:val="22"/>
-          <w:szCs w:val="22"/>
-          <w:lang w:val="en-US"/>
-        </w:rPr>
-      </w:pPr>
-      <w:r>
-        <w:rPr>
-          <w:rFonts w:ascii="Arial" w:eastAsiaTheme="majorEastAsia" w:hAnsi="Arial" w:cs="Arial"/>
-          <w:color w:val="70AD47" w:themeColor="accent6"/>
-          <w:sz w:val="22"/>
-          <w:szCs w:val="22"/>
-          <w:lang w:val="en-US"/>
-        </w:rPr>
-        <w:t>Python returns</w:t>
-      </w:r>
-    </w:p>
-    <w:p>
-      <w:pPr>
-        <w:pStyle w:val="Paragraphedeliste"/>
-        <w:numPr>
-          <w:ilvl w:val="5"/>
-          <w:numId w:val="1"/>
-        </w:numPr>
-        <w:rPr>
-          <w:rFonts w:ascii="Arial" w:eastAsiaTheme="majorEastAsia" w:hAnsi="Arial" w:cs="Arial"/>
-          <w:color w:val="70AD47" w:themeColor="accent6"/>
-          <w:sz w:val="22"/>
-          <w:szCs w:val="22"/>
-          <w:lang w:val="en-US"/>
-        </w:rPr>
-      </w:pPr>
-      <w:r>
-        <w:rPr>
-          <w:rFonts w:ascii="Arial" w:eastAsiaTheme="majorEastAsia" w:hAnsi="Arial" w:cs="Arial"/>
-          <w:color w:val="70AD47" w:themeColor="accent6"/>
-          <w:sz w:val="22"/>
-          <w:szCs w:val="22"/>
-          <w:lang w:val="en-US"/>
-        </w:rPr>
-        <w:t>Python correlations</w:t>
-      </w:r>
-    </w:p>
-    <w:p>
-      <w:pPr>
-        <w:pStyle w:val="Paragraphedeliste"/>
-        <w:numPr>
-          <w:ilvl w:val="5"/>
-          <w:numId w:val="1"/>
-        </w:numPr>
-        <w:rPr>
-          <w:rFonts w:ascii="Arial" w:eastAsiaTheme="majorEastAsia" w:hAnsi="Arial" w:cs="Arial"/>
-          <w:color w:val="70AD47" w:themeColor="accent6"/>
-          <w:sz w:val="22"/>
-          <w:szCs w:val="22"/>
-          <w:lang w:val="en-US"/>
-        </w:rPr>
-      </w:pPr>
-      <w:r>
-        <w:rPr>
-          <w:rFonts w:ascii="Arial" w:eastAsiaTheme="majorEastAsia" w:hAnsi="Arial" w:cs="Arial"/>
-          <w:color w:val="70AD47" w:themeColor="accent6"/>
-          <w:sz w:val="22"/>
-          <w:szCs w:val="22"/>
-          <w:lang w:val="en-US"/>
-        </w:rPr>
-        <w:t>Python SL/TP Histogram</w:t>
-      </w:r>
-    </w:p>
-    <w:p>
-      <w:pPr>
-        <w:pStyle w:val="Paragraphedeliste"/>
-        <w:numPr>
-          <w:ilvl w:val="5"/>
-          <w:numId w:val="1"/>
-        </w:numPr>
-        <w:rPr>
-          <w:rFonts w:ascii="Arial" w:eastAsiaTheme="majorEastAsia" w:hAnsi="Arial" w:cs="Arial"/>
-          <w:color w:val="70AD47" w:themeColor="accent6"/>
-          <w:sz w:val="22"/>
-          <w:szCs w:val="22"/>
-          <w:lang w:val="en-US"/>
-        </w:rPr>
-      </w:pPr>
-      <w:r>
-        <w:rPr>
-          <w:rFonts w:ascii="Arial" w:eastAsiaTheme="majorEastAsia" w:hAnsi="Arial" w:cs="Arial"/>
-          <w:color w:val="70AD47" w:themeColor="accent6"/>
-          <w:sz w:val="22"/>
-          <w:szCs w:val="22"/>
-          <w:lang w:val="en-US"/>
-        </w:rPr>
-        <w:t>Python trade duration</w:t>
-      </w:r>
-    </w:p>
-    <w:p>
-      <w:pPr>
-        <w:pStyle w:val="Titre4"/>
-        <w:numPr>
-          <w:ilvl w:val="4"/>
-          <w:numId w:val="1"/>
-        </w:numPr>
-        <w:rPr>
-          <w:rFonts w:ascii="Arial" w:hAnsi="Arial" w:cs="Arial"/>
-          <w:lang w:val="en-US"/>
-        </w:rPr>
-      </w:pPr>
-      <w:r>
-        <w:rPr>
-          <w:rFonts w:ascii="Arial" w:hAnsi="Arial" w:cs="Arial"/>
-          <w:lang w:val="en-US"/>
-        </w:rPr>
-        <w:t>W1</w:t>
-      </w:r>
-    </w:p>
-    <w:p>
-      <w:pPr>
-        <w:pStyle w:val="Paragraphedeliste"/>
-        <w:numPr>
-          <w:ilvl w:val="5"/>
-          <w:numId w:val="1"/>
-        </w:numPr>
-        <w:rPr>
-          <w:rFonts w:ascii="Arial" w:eastAsiaTheme="majorEastAsia" w:hAnsi="Arial" w:cs="Arial"/>
-          <w:color w:val="70AD47" w:themeColor="accent6"/>
-          <w:sz w:val="22"/>
-          <w:szCs w:val="22"/>
-          <w:lang w:val="en-US"/>
-        </w:rPr>
-      </w:pPr>
-      <w:r>
-        <w:rPr>
-          <w:rFonts w:ascii="Arial" w:eastAsiaTheme="majorEastAsia" w:hAnsi="Arial" w:cs="Arial"/>
-          <w:color w:val="70AD47" w:themeColor="accent6"/>
-          <w:sz w:val="22"/>
-          <w:szCs w:val="22"/>
-          <w:lang w:val="en-US"/>
-        </w:rPr>
-        <w:t>Mql5 returns</w:t>
-      </w:r>
-    </w:p>
-    <w:p>
-      <w:pPr>
-        <w:pStyle w:val="Paragraphedeliste"/>
-        <w:keepNext/>
-        <w:ind w:left="0"/>
-      </w:pPr>
-      <w:r>
-        <w:rPr>
-          <w:rFonts w:ascii="Arial" w:eastAsiaTheme="majorEastAsia" w:hAnsi="Arial" w:cs="Arial"/>
-          <w:noProof/>
-          <w:color w:val="70AD47" w:themeColor="accent6"/>
-          <w:sz w:val="22"/>
-          <w:szCs w:val="22"/>
-          <w:lang w:val="en-US"/>
-        </w:rPr>
-        <w:drawing>
-          <wp:inline distT="0" distB="0" distL="0" distR="0" wp14:anchorId="07248C83" wp14:editId="0E7196A9">
-            <wp:extent cx="5731510" cy="1522879"/>
-            <wp:effectExtent l="0" t="0" r="2540" b="1270"/>
-            <wp:docPr id="69" name="Image 69" descr="C:\Users\franc\Documents\MetaTrader_tests\Strategy_1_MM_crossover_Hysteresis\12_11_Run1_No_SL_No_TP_SMA\Run_1.3_20_50\W1\Reports\TesterGraphReport2022.11.23.png"/>
-            <wp:cNvGraphicFramePr>
-              <a:graphicFrameLocks xmlns:a="http://schemas.openxmlformats.org/drawingml/2006/main" noChangeAspect="1"/>
-            </wp:cNvGraphicFramePr>
-            <a:graphic xmlns:a="http://schemas.openxmlformats.org/drawingml/2006/main">
-              <a:graphicData uri="http://schemas.openxmlformats.org/drawingml/2006/picture">
-                <pic:pic xmlns:pic="http://schemas.openxmlformats.org/drawingml/2006/picture">
-                  <pic:nvPicPr>
-                    <pic:cNvPr id="0" name="Picture 24" descr="C:\Users\franc\Documents\MetaTrader_tests\Strategy_1_MM_crossover_Hysteresis\12_11_Run1_No_SL_No_TP_SMA\Run_1.3_20_50\W1\Reports\TesterGraphReport2022.11.23.png"/>
-                    <pic:cNvPicPr>
-                      <a:picLocks noChangeAspect="1" noChangeArrowheads="1"/>
-                    </pic:cNvPicPr>
-                  </pic:nvPicPr>
-                  <pic:blipFill>
-                    <a:blip r:embed="rId34" cstate="print">
-                      <a:extLst>
-                        <a:ext uri="{28A0092B-C50C-407E-A947-70E740481C1C}">
-                          <a14:useLocalDpi xmlns:a14="http://schemas.microsoft.com/office/drawing/2010/main" val="0"/>
-                        </a:ext>
-                      </a:extLst>
-                    </a:blip>
-                    <a:srcRect/>
-                    <a:stretch>
-                      <a:fillRect/>
-                    </a:stretch>
-                  </pic:blipFill>
-                  <pic:spPr bwMode="auto">
-                    <a:xfrm>
-                      <a:off x="0" y="0"/>
-                      <a:ext cx="5731510" cy="1522879"/>
-                    </a:xfrm>
-                    <a:prstGeom prst="rect">
-                      <a:avLst/>
-                    </a:prstGeom>
-                    <a:noFill/>
-                    <a:ln>
-                      <a:noFill/>
-                    </a:ln>
-                  </pic:spPr>
-                </pic:pic>
-              </a:graphicData>
-            </a:graphic>
-          </wp:inline>
-        </w:drawing>
-      </w:r>
-    </w:p>
-    <w:p>
-      <w:pPr>
-        <w:pStyle w:val="Lgende"/>
-        <w:jc w:val="center"/>
-        <w:rPr>
-          <w:rFonts w:ascii="Arial" w:eastAsiaTheme="majorEastAsia" w:hAnsi="Arial" w:cs="Arial"/>
-          <w:color w:val="70AD47" w:themeColor="accent6"/>
-          <w:sz w:val="22"/>
-          <w:szCs w:val="22"/>
-          <w:lang w:val="en-US"/>
-        </w:rPr>
-      </w:pPr>
-      <w:r>
-        <w:t xml:space="preserve">Figure </w:t>
-      </w:r>
-      <w:fldSimple w:instr=" SEQ Figure \* ARABIC ">
-        <w:r>
-          <w:rPr>
-            <w:noProof/>
-          </w:rPr>
-          <w:t>24</w:t>
-        </w:r>
-      </w:fldSimple>
-      <w:r>
-        <w:t xml:space="preserve">21/50 CROSSOVER </w:t>
-      </w:r>
-      <w:r>
-        <w:rPr>
-          <w:lang w:val="en-US"/>
-        </w:rPr>
-        <w:t>W</w:t>
-      </w:r>
-      <w:r>
-        <w:t>1 RETURN</w:t>
-      </w:r>
-    </w:p>
-    <w:p>
-      <w:pPr>
-        <w:pStyle w:val="Paragraphedeliste"/>
-        <w:keepNext/>
-      </w:pPr>
-      <w:r>
-        <w:rPr>
-          <w:rFonts w:ascii="Arial" w:eastAsiaTheme="majorEastAsia" w:hAnsi="Arial" w:cs="Arial"/>
-          <w:noProof/>
-          <w:color w:val="70AD47" w:themeColor="accent6"/>
-          <w:sz w:val="22"/>
-          <w:szCs w:val="22"/>
-          <w:lang w:val="en-US"/>
-        </w:rPr>
-        <w:lastRenderedPageBreak/>
-        <w:drawing>
-          <wp:inline distT="0" distB="0" distL="0" distR="0" wp14:anchorId="361D7858" wp14:editId="1194D4DE">
-            <wp:extent cx="5731510" cy="2664373"/>
-            <wp:effectExtent l="0" t="0" r="2540" b="3175"/>
-            <wp:docPr id="70" name="Image 70" descr="C:\Users\franc\Documents\MetaTrader_tests\Strategy_1_MM_crossover_Hysteresis\12_11_Run1_No_SL_No_TP_SMA\Run_1.3_20_50\W1\Reports\ReportTester-64022759-mfemae.png"/>
-            <wp:cNvGraphicFramePr>
-              <a:graphicFrameLocks xmlns:a="http://schemas.openxmlformats.org/drawingml/2006/main" noChangeAspect="1"/>
-            </wp:cNvGraphicFramePr>
-            <a:graphic xmlns:a="http://schemas.openxmlformats.org/drawingml/2006/main">
-              <a:graphicData uri="http://schemas.openxmlformats.org/drawingml/2006/picture">
-                <pic:pic xmlns:pic="http://schemas.openxmlformats.org/drawingml/2006/picture">
-                  <pic:nvPicPr>
-                    <pic:cNvPr id="0" name="Picture 25" descr="C:\Users\franc\Documents\MetaTrader_tests\Strategy_1_MM_crossover_Hysteresis\12_11_Run1_No_SL_No_TP_SMA\Run_1.3_20_50\W1\Reports\ReportTester-64022759-mfemae.png"/>
-                    <pic:cNvPicPr>
-                      <a:picLocks noChangeAspect="1" noChangeArrowheads="1"/>
-                    </pic:cNvPicPr>
-                  </pic:nvPicPr>
-                  <pic:blipFill>
-                    <a:blip r:embed="rId35">
-                      <a:extLst>
-                        <a:ext uri="{28A0092B-C50C-407E-A947-70E740481C1C}">
-                          <a14:useLocalDpi xmlns:a14="http://schemas.microsoft.com/office/drawing/2010/main" val="0"/>
-                        </a:ext>
-                      </a:extLst>
-                    </a:blip>
-                    <a:srcRect/>
-                    <a:stretch>
-                      <a:fillRect/>
-                    </a:stretch>
-                  </pic:blipFill>
-                  <pic:spPr bwMode="auto">
-                    <a:xfrm>
-                      <a:off x="0" y="0"/>
-                      <a:ext cx="5731510" cy="2664373"/>
-                    </a:xfrm>
-                    <a:prstGeom prst="rect">
-                      <a:avLst/>
-                    </a:prstGeom>
-                    <a:noFill/>
-                    <a:ln>
-                      <a:noFill/>
-                    </a:ln>
-                  </pic:spPr>
-                </pic:pic>
-              </a:graphicData>
-            </a:graphic>
-          </wp:inline>
-        </w:drawing>
-      </w:r>
-    </w:p>
-    <w:p>
-      <w:pPr>
-        <w:pStyle w:val="Lgende"/>
-        <w:jc w:val="center"/>
-        <w:rPr>
-          <w:rFonts w:ascii="Arial" w:eastAsiaTheme="majorEastAsia" w:hAnsi="Arial" w:cs="Arial"/>
-          <w:color w:val="70AD47" w:themeColor="accent6"/>
-          <w:sz w:val="22"/>
-          <w:szCs w:val="22"/>
-          <w:lang w:val="en-US"/>
-        </w:rPr>
-      </w:pPr>
-      <w:r>
-        <w:t xml:space="preserve">Figure </w:t>
-      </w:r>
-      <w:fldSimple w:instr=" SEQ Figure \* ARABIC ">
-        <w:r>
-          <w:rPr>
-            <w:noProof/>
-          </w:rPr>
-          <w:t>25</w:t>
-        </w:r>
-      </w:fldSimple>
-      <w:r>
-        <w:rPr>
-          <w:lang w:val="en-US"/>
-        </w:rPr>
-        <w:t xml:space="preserve"> 21/50 CROSSOVER W</w:t>
-      </w:r>
-      <w:r>
-        <w:rPr>
-          <w:lang w:val="en-US"/>
-        </w:rPr>
-        <w:t>1 MAE/MFE</w:t>
-      </w:r>
-    </w:p>
-    <w:p>
-      <w:pPr>
-        <w:pStyle w:val="Paragraphedeliste"/>
-        <w:numPr>
-          <w:ilvl w:val="5"/>
-          <w:numId w:val="1"/>
-        </w:numPr>
-        <w:rPr>
-          <w:rFonts w:ascii="Arial" w:eastAsiaTheme="majorEastAsia" w:hAnsi="Arial" w:cs="Arial"/>
-          <w:color w:val="70AD47" w:themeColor="accent6"/>
-          <w:sz w:val="22"/>
-          <w:szCs w:val="22"/>
-          <w:lang w:val="en-US"/>
-        </w:rPr>
-      </w:pPr>
-      <w:r>
-        <w:rPr>
-          <w:rFonts w:ascii="Arial" w:eastAsiaTheme="majorEastAsia" w:hAnsi="Arial" w:cs="Arial"/>
-          <w:color w:val="70AD47" w:themeColor="accent6"/>
-          <w:sz w:val="22"/>
-          <w:szCs w:val="22"/>
-          <w:lang w:val="en-US"/>
-        </w:rPr>
-        <w:t>Python returns</w:t>
-      </w:r>
-    </w:p>
-    <w:p>
-      <w:pPr>
-        <w:pStyle w:val="Paragraphedeliste"/>
-        <w:numPr>
-          <w:ilvl w:val="5"/>
-          <w:numId w:val="1"/>
-        </w:numPr>
-        <w:rPr>
-          <w:rFonts w:ascii="Arial" w:eastAsiaTheme="majorEastAsia" w:hAnsi="Arial" w:cs="Arial"/>
-          <w:color w:val="70AD47" w:themeColor="accent6"/>
-          <w:sz w:val="22"/>
-          <w:szCs w:val="22"/>
-          <w:lang w:val="en-US"/>
-        </w:rPr>
-      </w:pPr>
-      <w:r>
-        <w:rPr>
-          <w:rFonts w:ascii="Arial" w:eastAsiaTheme="majorEastAsia" w:hAnsi="Arial" w:cs="Arial"/>
-          <w:color w:val="70AD47" w:themeColor="accent6"/>
-          <w:sz w:val="22"/>
-          <w:szCs w:val="22"/>
-          <w:lang w:val="en-US"/>
-        </w:rPr>
-        <w:t>Python correlations</w:t>
-      </w:r>
-    </w:p>
-    <w:p>
-      <w:pPr>
-        <w:pStyle w:val="Paragraphedeliste"/>
-        <w:numPr>
-          <w:ilvl w:val="5"/>
-          <w:numId w:val="1"/>
-        </w:numPr>
-        <w:rPr>
-          <w:rFonts w:ascii="Arial" w:eastAsiaTheme="majorEastAsia" w:hAnsi="Arial" w:cs="Arial"/>
-          <w:color w:val="70AD47" w:themeColor="accent6"/>
-          <w:sz w:val="22"/>
-          <w:szCs w:val="22"/>
-          <w:lang w:val="en-US"/>
-        </w:rPr>
-      </w:pPr>
-      <w:r>
-        <w:rPr>
-          <w:rFonts w:ascii="Arial" w:eastAsiaTheme="majorEastAsia" w:hAnsi="Arial" w:cs="Arial"/>
-          <w:color w:val="70AD47" w:themeColor="accent6"/>
-          <w:sz w:val="22"/>
-          <w:szCs w:val="22"/>
-          <w:lang w:val="en-US"/>
-        </w:rPr>
-        <w:t>Python SL/TP Histogram</w:t>
-      </w:r>
-    </w:p>
-    <w:p>
-      <w:pPr>
-        <w:pStyle w:val="Paragraphedeliste"/>
-        <w:numPr>
-          <w:ilvl w:val="5"/>
-          <w:numId w:val="1"/>
-        </w:numPr>
-        <w:rPr>
-          <w:rFonts w:ascii="Arial" w:eastAsiaTheme="majorEastAsia" w:hAnsi="Arial" w:cs="Arial"/>
-          <w:color w:val="70AD47" w:themeColor="accent6"/>
-          <w:sz w:val="22"/>
-          <w:szCs w:val="22"/>
-          <w:lang w:val="en-US"/>
-        </w:rPr>
-      </w:pPr>
-      <w:r>
-        <w:rPr>
-          <w:rFonts w:ascii="Arial" w:eastAsiaTheme="majorEastAsia" w:hAnsi="Arial" w:cs="Arial"/>
-          <w:color w:val="70AD47" w:themeColor="accent6"/>
-          <w:sz w:val="22"/>
-          <w:szCs w:val="22"/>
-          <w:lang w:val="en-US"/>
-        </w:rPr>
-        <w:t>Python trade duration</w:t>
-      </w:r>
-    </w:p>
-    <w:p>
-      <w:pPr>
-        <w:rPr>
-          <w:lang w:val="en-US"/>
-        </w:rPr>
-      </w:pPr>
-    </w:p>
-    <w:p>
-      <w:pPr>
-        <w:pStyle w:val="Titre4"/>
-        <w:numPr>
-          <w:ilvl w:val="3"/>
-          <w:numId w:val="1"/>
-        </w:numPr>
-        <w:rPr>
-          <w:rFonts w:ascii="Arial" w:hAnsi="Arial" w:cs="Arial"/>
-          <w:lang w:val="en-US"/>
-        </w:rPr>
-      </w:pPr>
-      <w:r>
-        <w:rPr>
-          <w:rFonts w:ascii="Arial" w:hAnsi="Arial" w:cs="Arial"/>
-          <w:lang w:val="en-US"/>
-        </w:rPr>
-        <w:t>50/160</w:t>
-      </w:r>
-    </w:p>
-    <w:p>
-      <w:pPr>
-        <w:pStyle w:val="Titre4"/>
-        <w:numPr>
-          <w:ilvl w:val="4"/>
-          <w:numId w:val="1"/>
-        </w:numPr>
-        <w:rPr>
-          <w:rFonts w:ascii="Arial" w:hAnsi="Arial" w:cs="Arial"/>
-          <w:lang w:val="en-US"/>
-        </w:rPr>
-      </w:pPr>
-      <w:r>
-        <w:rPr>
-          <w:rFonts w:ascii="Arial" w:hAnsi="Arial" w:cs="Arial"/>
-          <w:lang w:val="en-US"/>
-        </w:rPr>
-        <w:t>H1</w:t>
-      </w:r>
-    </w:p>
-    <w:p>
-      <w:pPr>
-        <w:pStyle w:val="Paragraphedeliste"/>
-        <w:numPr>
-          <w:ilvl w:val="5"/>
-          <w:numId w:val="1"/>
-        </w:numPr>
-        <w:rPr>
-          <w:rFonts w:ascii="Arial" w:eastAsiaTheme="majorEastAsia" w:hAnsi="Arial" w:cs="Arial"/>
-          <w:color w:val="70AD47" w:themeColor="accent6"/>
-          <w:sz w:val="22"/>
-          <w:szCs w:val="22"/>
-          <w:lang w:val="en-US"/>
-        </w:rPr>
-      </w:pPr>
-      <w:r>
-        <w:rPr>
-          <w:rFonts w:ascii="Arial" w:eastAsiaTheme="majorEastAsia" w:hAnsi="Arial" w:cs="Arial"/>
-          <w:color w:val="70AD47" w:themeColor="accent6"/>
-          <w:sz w:val="22"/>
-          <w:szCs w:val="22"/>
-          <w:lang w:val="en-US"/>
-        </w:rPr>
-        <w:t>Mql5 returns</w:t>
-      </w:r>
-    </w:p>
-    <w:p>
-      <w:pPr>
-        <w:pStyle w:val="Paragraphedeliste"/>
-        <w:keepNext/>
-      </w:pPr>
-      <w:r>
-        <w:rPr>
-          <w:rFonts w:ascii="Arial" w:eastAsiaTheme="majorEastAsia" w:hAnsi="Arial" w:cs="Arial"/>
-          <w:noProof/>
-          <w:color w:val="70AD47" w:themeColor="accent6"/>
-          <w:sz w:val="22"/>
-          <w:szCs w:val="22"/>
-          <w:lang w:val="en-US"/>
-        </w:rPr>
-        <w:drawing>
-          <wp:inline distT="0" distB="0" distL="0" distR="0" wp14:anchorId="0AA6F8CB" wp14:editId="5B65CABB">
-            <wp:extent cx="5731510" cy="1522879"/>
-            <wp:effectExtent l="0" t="0" r="2540" b="1270"/>
-            <wp:docPr id="71" name="Image 71" descr="C:\Users\franc\Documents\MetaTrader_tests\Strategy_1_MM_crossover_Hysteresis\12_11_Run1_No_SL_No_TP_SMA\Run_1.4_50_160\H1\Reports\TesterGraphReport2022.11.23.png"/>
-            <wp:cNvGraphicFramePr>
-              <a:graphicFrameLocks xmlns:a="http://schemas.openxmlformats.org/drawingml/2006/main" noChangeAspect="1"/>
-            </wp:cNvGraphicFramePr>
-            <a:graphic xmlns:a="http://schemas.openxmlformats.org/drawingml/2006/main">
-              <a:graphicData uri="http://schemas.openxmlformats.org/drawingml/2006/picture">
-                <pic:pic xmlns:pic="http://schemas.openxmlformats.org/drawingml/2006/picture">
-                  <pic:nvPicPr>
-                    <pic:cNvPr id="0" name="Picture 26" descr="C:\Users\franc\Documents\MetaTrader_tests\Strategy_1_MM_crossover_Hysteresis\12_11_Run1_No_SL_No_TP_SMA\Run_1.4_50_160\H1\Reports\TesterGraphReport2022.11.23.png"/>
-                    <pic:cNvPicPr>
-                      <a:picLocks noChangeAspect="1" noChangeArrowheads="1"/>
-                    </pic:cNvPicPr>
-                  </pic:nvPicPr>
-                  <pic:blipFill>
-                    <a:blip r:embed="rId36" cstate="print">
-                      <a:extLst>
-                        <a:ext uri="{28A0092B-C50C-407E-A947-70E740481C1C}">
-                          <a14:useLocalDpi xmlns:a14="http://schemas.microsoft.com/office/drawing/2010/main" val="0"/>
-                        </a:ext>
-                      </a:extLst>
-                    </a:blip>
-                    <a:srcRect/>
-                    <a:stretch>
-                      <a:fillRect/>
-                    </a:stretch>
-                  </pic:blipFill>
-                  <pic:spPr bwMode="auto">
-                    <a:xfrm>
-                      <a:off x="0" y="0"/>
-                      <a:ext cx="5731510" cy="1522879"/>
-                    </a:xfrm>
-                    <a:prstGeom prst="rect">
-                      <a:avLst/>
-                    </a:prstGeom>
-                    <a:noFill/>
-                    <a:ln>
-                      <a:noFill/>
-                    </a:ln>
-                  </pic:spPr>
-                </pic:pic>
-              </a:graphicData>
-            </a:graphic>
-          </wp:inline>
-        </w:drawing>
-      </w:r>
-    </w:p>
-    <w:p>
-      <w:pPr>
-        <w:pStyle w:val="Lgende"/>
-        <w:jc w:val="center"/>
-      </w:pPr>
-      <w:r>
-        <w:t xml:space="preserve">Figure </w:t>
-      </w:r>
-      <w:fldSimple w:instr=" SEQ Figure \* ARABIC ">
-        <w:r>
-          <w:rPr>
-            <w:noProof/>
-          </w:rPr>
-          <w:t>26</w:t>
-        </w:r>
-      </w:fldSimple>
-      <w:r>
-        <w:t xml:space="preserve"> </w:t>
-      </w:r>
-      <w:r>
-        <w:rPr>
-          <w:lang w:val="en-US"/>
-        </w:rPr>
-        <w:t>50/160</w:t>
-      </w:r>
-      <w:r>
-        <w:t xml:space="preserve"> CROSSOVER </w:t>
-      </w:r>
-      <w:r>
-        <w:rPr>
-          <w:lang w:val="en-US"/>
-        </w:rPr>
-        <w:t>H</w:t>
-      </w:r>
-      <w:r>
-        <w:t>1 RETURN</w:t>
-      </w:r>
-    </w:p>
-    <w:p>
-      <w:pPr>
-        <w:pStyle w:val="Paragraphedeliste"/>
-        <w:keepNext/>
-      </w:pPr>
-      <w:r>
-        <w:rPr>
-          <w:rFonts w:ascii="Arial" w:eastAsiaTheme="majorEastAsia" w:hAnsi="Arial" w:cs="Arial"/>
-          <w:noProof/>
-          <w:color w:val="70AD47" w:themeColor="accent6"/>
-          <w:sz w:val="22"/>
-          <w:szCs w:val="22"/>
-          <w:lang w:val="en-US"/>
-        </w:rPr>
-        <w:lastRenderedPageBreak/>
-        <w:drawing>
-          <wp:inline distT="0" distB="0" distL="0" distR="0" wp14:anchorId="4E482BBA" wp14:editId="27ABC209">
-            <wp:extent cx="5731510" cy="2664373"/>
-            <wp:effectExtent l="0" t="0" r="2540" b="3175"/>
-            <wp:docPr id="72" name="Image 72" descr="C:\Users\franc\Documents\MetaTrader_tests\Strategy_1_MM_crossover_Hysteresis\12_11_Run1_No_SL_No_TP_SMA\Run_1.4_50_160\H1\Reports\ReportTester-64022759-mfemae.png"/>
-            <wp:cNvGraphicFramePr>
-              <a:graphicFrameLocks xmlns:a="http://schemas.openxmlformats.org/drawingml/2006/main" noChangeAspect="1"/>
-            </wp:cNvGraphicFramePr>
-            <a:graphic xmlns:a="http://schemas.openxmlformats.org/drawingml/2006/main">
-              <a:graphicData uri="http://schemas.openxmlformats.org/drawingml/2006/picture">
-                <pic:pic xmlns:pic="http://schemas.openxmlformats.org/drawingml/2006/picture">
-                  <pic:nvPicPr>
-                    <pic:cNvPr id="0" name="Picture 27" descr="C:\Users\franc\Documents\MetaTrader_tests\Strategy_1_MM_crossover_Hysteresis\12_11_Run1_No_SL_No_TP_SMA\Run_1.4_50_160\H1\Reports\ReportTester-64022759-mfemae.png"/>
-                    <pic:cNvPicPr>
-                      <a:picLocks noChangeAspect="1" noChangeArrowheads="1"/>
-                    </pic:cNvPicPr>
-                  </pic:nvPicPr>
-                  <pic:blipFill>
-                    <a:blip r:embed="rId37">
-                      <a:extLst>
-                        <a:ext uri="{28A0092B-C50C-407E-A947-70E740481C1C}">
-                          <a14:useLocalDpi xmlns:a14="http://schemas.microsoft.com/office/drawing/2010/main" val="0"/>
-                        </a:ext>
-                      </a:extLst>
-                    </a:blip>
-                    <a:srcRect/>
-                    <a:stretch>
-                      <a:fillRect/>
-                    </a:stretch>
-                  </pic:blipFill>
-                  <pic:spPr bwMode="auto">
-                    <a:xfrm>
-                      <a:off x="0" y="0"/>
-                      <a:ext cx="5731510" cy="2664373"/>
-                    </a:xfrm>
-                    <a:prstGeom prst="rect">
-                      <a:avLst/>
-                    </a:prstGeom>
-                    <a:noFill/>
-                    <a:ln>
-                      <a:noFill/>
-                    </a:ln>
-                  </pic:spPr>
-                </pic:pic>
-              </a:graphicData>
-            </a:graphic>
-          </wp:inline>
-        </w:drawing>
-      </w:r>
-    </w:p>
-    <w:p>
-      <w:pPr>
-        <w:pStyle w:val="Lgende"/>
-        <w:jc w:val="center"/>
-        <w:rPr>
-          <w:rFonts w:ascii="Arial" w:eastAsiaTheme="majorEastAsia" w:hAnsi="Arial" w:cs="Arial"/>
-          <w:color w:val="70AD47" w:themeColor="accent6"/>
-          <w:sz w:val="22"/>
-          <w:szCs w:val="22"/>
-          <w:lang w:val="en-US"/>
-        </w:rPr>
-      </w:pPr>
-      <w:r>
-        <w:t xml:space="preserve">Figure </w:t>
-      </w:r>
-      <w:fldSimple w:instr=" SEQ Figure \* ARABIC ">
-        <w:r>
-          <w:rPr>
-            <w:noProof/>
-          </w:rPr>
-          <w:t>27</w:t>
-        </w:r>
-      </w:fldSimple>
-      <w:r>
-        <w:rPr>
-          <w:lang w:val="en-US"/>
-        </w:rPr>
-        <w:t xml:space="preserve"> </w:t>
-      </w:r>
-      <w:r>
-        <w:rPr>
-          <w:lang w:val="en-US"/>
-        </w:rPr>
-        <w:t xml:space="preserve"> 50/160 CROSSOVER H1 MAE/MFE</w:t>
-      </w:r>
-    </w:p>
-    <w:p>
-      <w:pPr>
-        <w:pStyle w:val="Paragraphedeliste"/>
-        <w:numPr>
-          <w:ilvl w:val="5"/>
-          <w:numId w:val="1"/>
-        </w:numPr>
-        <w:rPr>
-          <w:rFonts w:ascii="Arial" w:eastAsiaTheme="majorEastAsia" w:hAnsi="Arial" w:cs="Arial"/>
-          <w:color w:val="70AD47" w:themeColor="accent6"/>
-          <w:sz w:val="22"/>
-          <w:szCs w:val="22"/>
-          <w:lang w:val="en-US"/>
-        </w:rPr>
-      </w:pPr>
-      <w:r>
-        <w:rPr>
-          <w:rFonts w:ascii="Arial" w:eastAsiaTheme="majorEastAsia" w:hAnsi="Arial" w:cs="Arial"/>
-          <w:color w:val="70AD47" w:themeColor="accent6"/>
-          <w:sz w:val="22"/>
-          <w:szCs w:val="22"/>
-          <w:lang w:val="en-US"/>
-        </w:rPr>
-        <w:t>Python returns</w:t>
-      </w:r>
-    </w:p>
-    <w:p>
-      <w:pPr>
-        <w:pStyle w:val="Paragraphedeliste"/>
-        <w:numPr>
-          <w:ilvl w:val="5"/>
-          <w:numId w:val="1"/>
-        </w:numPr>
-        <w:rPr>
-          <w:rFonts w:ascii="Arial" w:eastAsiaTheme="majorEastAsia" w:hAnsi="Arial" w:cs="Arial"/>
-          <w:color w:val="70AD47" w:themeColor="accent6"/>
-          <w:sz w:val="22"/>
-          <w:szCs w:val="22"/>
-          <w:lang w:val="en-US"/>
-        </w:rPr>
-      </w:pPr>
-      <w:r>
-        <w:rPr>
-          <w:rFonts w:ascii="Arial" w:eastAsiaTheme="majorEastAsia" w:hAnsi="Arial" w:cs="Arial"/>
-          <w:color w:val="70AD47" w:themeColor="accent6"/>
-          <w:sz w:val="22"/>
-          <w:szCs w:val="22"/>
-          <w:lang w:val="en-US"/>
-        </w:rPr>
-        <w:t>Python correlations</w:t>
-      </w:r>
-    </w:p>
-    <w:p>
-      <w:pPr>
-        <w:pStyle w:val="Paragraphedeliste"/>
-        <w:numPr>
-          <w:ilvl w:val="5"/>
-          <w:numId w:val="1"/>
-        </w:numPr>
-        <w:rPr>
-          <w:rFonts w:ascii="Arial" w:eastAsiaTheme="majorEastAsia" w:hAnsi="Arial" w:cs="Arial"/>
-          <w:color w:val="70AD47" w:themeColor="accent6"/>
-          <w:sz w:val="22"/>
-          <w:szCs w:val="22"/>
-          <w:lang w:val="en-US"/>
-        </w:rPr>
-      </w:pPr>
-      <w:r>
-        <w:rPr>
-          <w:rFonts w:ascii="Arial" w:eastAsiaTheme="majorEastAsia" w:hAnsi="Arial" w:cs="Arial"/>
-          <w:color w:val="70AD47" w:themeColor="accent6"/>
-          <w:sz w:val="22"/>
-          <w:szCs w:val="22"/>
-          <w:lang w:val="en-US"/>
-        </w:rPr>
-        <w:t>Python SL/TP Histogram</w:t>
-      </w:r>
-    </w:p>
-    <w:p>
-      <w:pPr>
-        <w:pStyle w:val="Paragraphedeliste"/>
-        <w:numPr>
-          <w:ilvl w:val="6"/>
-          <w:numId w:val="1"/>
-        </w:numPr>
-        <w:rPr>
-          <w:rFonts w:ascii="Arial" w:eastAsiaTheme="majorEastAsia" w:hAnsi="Arial" w:cs="Arial"/>
-          <w:color w:val="70AD47" w:themeColor="accent6"/>
-          <w:sz w:val="22"/>
-          <w:szCs w:val="22"/>
-          <w:lang w:val="en-US"/>
-        </w:rPr>
-      </w:pPr>
-      <w:r>
-        <w:rPr>
-          <w:rFonts w:ascii="Arial" w:eastAsiaTheme="majorEastAsia" w:hAnsi="Arial" w:cs="Arial"/>
-          <w:color w:val="70AD47" w:themeColor="accent6"/>
-          <w:sz w:val="22"/>
-          <w:szCs w:val="22"/>
-          <w:lang w:val="en-US"/>
-        </w:rPr>
-        <w:t>Python trade duration</w:t>
-      </w:r>
-    </w:p>
-    <w:p>
-      <w:pPr>
-        <w:pStyle w:val="Titre4"/>
-        <w:numPr>
-          <w:ilvl w:val="4"/>
-          <w:numId w:val="1"/>
-        </w:numPr>
-        <w:rPr>
-          <w:rFonts w:ascii="Arial" w:hAnsi="Arial" w:cs="Arial"/>
-          <w:lang w:val="en-US"/>
-        </w:rPr>
-      </w:pPr>
-      <w:r>
-        <w:rPr>
-          <w:rFonts w:ascii="Arial" w:hAnsi="Arial" w:cs="Arial"/>
-          <w:lang w:val="en-US"/>
-        </w:rPr>
-        <w:t>H4</w:t>
-      </w:r>
-    </w:p>
-    <w:p>
-      <w:pPr>
-        <w:pStyle w:val="Paragraphedeliste"/>
-        <w:numPr>
-          <w:ilvl w:val="5"/>
-          <w:numId w:val="1"/>
-        </w:numPr>
-        <w:rPr>
-          <w:rFonts w:ascii="Arial" w:eastAsiaTheme="majorEastAsia" w:hAnsi="Arial" w:cs="Arial"/>
-          <w:color w:val="70AD47" w:themeColor="accent6"/>
-          <w:sz w:val="22"/>
-          <w:szCs w:val="22"/>
-          <w:lang w:val="en-US"/>
-        </w:rPr>
-      </w:pPr>
-      <w:r>
-        <w:rPr>
-          <w:rFonts w:ascii="Arial" w:eastAsiaTheme="majorEastAsia" w:hAnsi="Arial" w:cs="Arial"/>
-          <w:color w:val="70AD47" w:themeColor="accent6"/>
-          <w:sz w:val="22"/>
-          <w:szCs w:val="22"/>
-          <w:lang w:val="en-US"/>
-        </w:rPr>
-        <w:t>Mql5 returns</w:t>
-      </w:r>
-    </w:p>
-    <w:p>
-      <w:pPr>
-        <w:pStyle w:val="Paragraphedeliste"/>
-        <w:keepNext/>
-      </w:pPr>
-      <w:r>
-        <w:rPr>
-          <w:rFonts w:ascii="Arial" w:eastAsiaTheme="majorEastAsia" w:hAnsi="Arial" w:cs="Arial"/>
-          <w:noProof/>
-          <w:color w:val="70AD47" w:themeColor="accent6"/>
-          <w:sz w:val="22"/>
-          <w:szCs w:val="22"/>
-          <w:lang w:val="en-US"/>
-        </w:rPr>
-        <w:drawing>
-          <wp:inline distT="0" distB="0" distL="0" distR="0" wp14:anchorId="05B1D944" wp14:editId="4961E2B2">
-            <wp:extent cx="5731510" cy="1522879"/>
-            <wp:effectExtent l="0" t="0" r="2540" b="1270"/>
-            <wp:docPr id="73" name="Image 73" descr="C:\Users\franc\Documents\MetaTrader_tests\Strategy_1_MM_crossover_Hysteresis\12_11_Run1_No_SL_No_TP_SMA\Run_1.4_50_160\H4\Reports\TesterGraphReport2022.11.24.png"/>
-            <wp:cNvGraphicFramePr>
-              <a:graphicFrameLocks xmlns:a="http://schemas.openxmlformats.org/drawingml/2006/main" noChangeAspect="1"/>
-            </wp:cNvGraphicFramePr>
-            <a:graphic xmlns:a="http://schemas.openxmlformats.org/drawingml/2006/main">
-              <a:graphicData uri="http://schemas.openxmlformats.org/drawingml/2006/picture">
-                <pic:pic xmlns:pic="http://schemas.openxmlformats.org/drawingml/2006/picture">
-                  <pic:nvPicPr>
-                    <pic:cNvPr id="0" name="Picture 28" descr="C:\Users\franc\Documents\MetaTrader_tests\Strategy_1_MM_crossover_Hysteresis\12_11_Run1_No_SL_No_TP_SMA\Run_1.4_50_160\H4\Reports\TesterGraphReport2022.11.24.png"/>
-                    <pic:cNvPicPr>
-                      <a:picLocks noChangeAspect="1" noChangeArrowheads="1"/>
-                    </pic:cNvPicPr>
-                  </pic:nvPicPr>
-                  <pic:blipFill>
-                    <a:blip r:embed="rId38" cstate="print">
-                      <a:extLst>
-                        <a:ext uri="{28A0092B-C50C-407E-A947-70E740481C1C}">
-                          <a14:useLocalDpi xmlns:a14="http://schemas.microsoft.com/office/drawing/2010/main" val="0"/>
-                        </a:ext>
-                      </a:extLst>
-                    </a:blip>
-                    <a:srcRect/>
-                    <a:stretch>
-                      <a:fillRect/>
-                    </a:stretch>
-                  </pic:blipFill>
-                  <pic:spPr bwMode="auto">
-                    <a:xfrm>
-                      <a:off x="0" y="0"/>
-                      <a:ext cx="5731510" cy="1522879"/>
-                    </a:xfrm>
-                    <a:prstGeom prst="rect">
-                      <a:avLst/>
-                    </a:prstGeom>
-                    <a:noFill/>
-                    <a:ln>
-                      <a:noFill/>
-                    </a:ln>
-                  </pic:spPr>
-                </pic:pic>
-              </a:graphicData>
-            </a:graphic>
-          </wp:inline>
-        </w:drawing>
-      </w:r>
-    </w:p>
-    <w:p>
-      <w:pPr>
-        <w:pStyle w:val="Lgende"/>
-        <w:jc w:val="center"/>
-        <w:rPr>
-          <w:rFonts w:ascii="Arial" w:eastAsiaTheme="majorEastAsia" w:hAnsi="Arial" w:cs="Arial"/>
-          <w:color w:val="70AD47" w:themeColor="accent6"/>
-          <w:sz w:val="22"/>
-          <w:szCs w:val="22"/>
-          <w:lang w:val="en-US"/>
-        </w:rPr>
-      </w:pPr>
-      <w:r>
-        <w:t xml:space="preserve">Figure </w:t>
-      </w:r>
-      <w:fldSimple w:instr=" SEQ Figure \* ARABIC ">
-        <w:r>
-          <w:rPr>
-            <w:noProof/>
-          </w:rPr>
-          <w:t>28</w:t>
-        </w:r>
-      </w:fldSimple>
-      <w:r>
-        <w:t>50/160 CROSSOVER H</w:t>
-      </w:r>
-      <w:r>
-        <w:rPr>
-          <w:lang w:val="en-US"/>
-        </w:rPr>
-        <w:t>4</w:t>
-      </w:r>
-      <w:r>
-        <w:t xml:space="preserve"> RETURN</w:t>
-      </w:r>
-    </w:p>
-    <w:p>
-      <w:pPr>
-        <w:pStyle w:val="Paragraphedeliste"/>
-        <w:keepNext/>
-        <w:ind w:left="0"/>
-      </w:pPr>
-      <w:r>
-        <w:rPr>
-          <w:rFonts w:ascii="Arial" w:eastAsiaTheme="majorEastAsia" w:hAnsi="Arial" w:cs="Arial"/>
-          <w:noProof/>
-          <w:color w:val="70AD47" w:themeColor="accent6"/>
-          <w:sz w:val="22"/>
-          <w:szCs w:val="22"/>
-          <w:lang w:val="en-US"/>
-        </w:rPr>
-        <w:lastRenderedPageBreak/>
-        <w:drawing>
-          <wp:inline distT="0" distB="0" distL="0" distR="0" wp14:anchorId="469DE210" wp14:editId="21F95B82">
-            <wp:extent cx="5731510" cy="2664373"/>
-            <wp:effectExtent l="0" t="0" r="2540" b="3175"/>
-            <wp:docPr id="74" name="Image 74" descr="C:\Users\franc\Documents\MetaTrader_tests\Strategy_1_MM_crossover_Hysteresis\12_11_Run1_No_SL_No_TP_SMA\Run_1.4_50_160\H4\Reports\ReportTester-64022759-mfemae.png"/>
-            <wp:cNvGraphicFramePr>
-              <a:graphicFrameLocks xmlns:a="http://schemas.openxmlformats.org/drawingml/2006/main" noChangeAspect="1"/>
-            </wp:cNvGraphicFramePr>
-            <a:graphic xmlns:a="http://schemas.openxmlformats.org/drawingml/2006/main">
-              <a:graphicData uri="http://schemas.openxmlformats.org/drawingml/2006/picture">
-                <pic:pic xmlns:pic="http://schemas.openxmlformats.org/drawingml/2006/picture">
-                  <pic:nvPicPr>
-                    <pic:cNvPr id="0" name="Picture 29" descr="C:\Users\franc\Documents\MetaTrader_tests\Strategy_1_MM_crossover_Hysteresis\12_11_Run1_No_SL_No_TP_SMA\Run_1.4_50_160\H4\Reports\ReportTester-64022759-mfemae.png"/>
-                    <pic:cNvPicPr>
-                      <a:picLocks noChangeAspect="1" noChangeArrowheads="1"/>
-                    </pic:cNvPicPr>
-                  </pic:nvPicPr>
-                  <pic:blipFill>
-                    <a:blip r:embed="rId39">
-                      <a:extLst>
-                        <a:ext uri="{28A0092B-C50C-407E-A947-70E740481C1C}">
-                          <a14:useLocalDpi xmlns:a14="http://schemas.microsoft.com/office/drawing/2010/main" val="0"/>
-                        </a:ext>
-                      </a:extLst>
-                    </a:blip>
-                    <a:srcRect/>
-                    <a:stretch>
-                      <a:fillRect/>
-                    </a:stretch>
-                  </pic:blipFill>
-                  <pic:spPr bwMode="auto">
-                    <a:xfrm>
-                      <a:off x="0" y="0"/>
-                      <a:ext cx="5731510" cy="2664373"/>
-                    </a:xfrm>
-                    <a:prstGeom prst="rect">
-                      <a:avLst/>
-                    </a:prstGeom>
-                    <a:noFill/>
-                    <a:ln>
-                      <a:noFill/>
-                    </a:ln>
-                  </pic:spPr>
-                </pic:pic>
-              </a:graphicData>
-            </a:graphic>
-          </wp:inline>
-        </w:drawing>
-      </w:r>
-    </w:p>
-    <w:p>
-      <w:pPr>
-        <w:pStyle w:val="Lgende"/>
-        <w:jc w:val="center"/>
-        <w:rPr>
-          <w:rFonts w:ascii="Arial" w:eastAsiaTheme="majorEastAsia" w:hAnsi="Arial" w:cs="Arial"/>
-          <w:color w:val="70AD47" w:themeColor="accent6"/>
-          <w:sz w:val="22"/>
-          <w:szCs w:val="22"/>
-          <w:lang w:val="en-US"/>
-        </w:rPr>
-      </w:pPr>
-      <w:r>
-        <w:t xml:space="preserve">Figure </w:t>
-      </w:r>
-      <w:fldSimple w:instr=" SEQ Figure \* ARABIC ">
-        <w:r>
-          <w:rPr>
-            <w:noProof/>
-          </w:rPr>
-          <w:t>29</w:t>
-        </w:r>
-      </w:fldSimple>
-      <w:r>
-        <w:rPr>
-          <w:lang w:val="en-US"/>
-        </w:rPr>
-        <w:t xml:space="preserve">  50/160 CROSSOVER H4</w:t>
-      </w:r>
-      <w:r>
-        <w:rPr>
-          <w:lang w:val="en-US"/>
-        </w:rPr>
-        <w:t xml:space="preserve"> MAE/MFE</w:t>
-      </w:r>
-    </w:p>
-    <w:p>
-      <w:pPr>
-        <w:pStyle w:val="Paragraphedeliste"/>
-        <w:numPr>
-          <w:ilvl w:val="5"/>
-          <w:numId w:val="1"/>
-        </w:numPr>
-        <w:rPr>
-          <w:rFonts w:ascii="Arial" w:eastAsiaTheme="majorEastAsia" w:hAnsi="Arial" w:cs="Arial"/>
-          <w:color w:val="70AD47" w:themeColor="accent6"/>
-          <w:sz w:val="22"/>
-          <w:szCs w:val="22"/>
-          <w:lang w:val="en-US"/>
-        </w:rPr>
-      </w:pPr>
-      <w:r>
-        <w:rPr>
-          <w:rFonts w:ascii="Arial" w:eastAsiaTheme="majorEastAsia" w:hAnsi="Arial" w:cs="Arial"/>
-          <w:color w:val="70AD47" w:themeColor="accent6"/>
-          <w:sz w:val="22"/>
-          <w:szCs w:val="22"/>
-          <w:lang w:val="en-US"/>
-        </w:rPr>
-        <w:t>Python returns</w:t>
-      </w:r>
-    </w:p>
-    <w:p>
-      <w:pPr>
-        <w:pStyle w:val="Paragraphedeliste"/>
-        <w:numPr>
-          <w:ilvl w:val="5"/>
-          <w:numId w:val="1"/>
-        </w:numPr>
-        <w:rPr>
-          <w:rFonts w:ascii="Arial" w:eastAsiaTheme="majorEastAsia" w:hAnsi="Arial" w:cs="Arial"/>
-          <w:color w:val="70AD47" w:themeColor="accent6"/>
-          <w:sz w:val="22"/>
-          <w:szCs w:val="22"/>
-          <w:lang w:val="en-US"/>
-        </w:rPr>
-      </w:pPr>
-      <w:r>
-        <w:rPr>
-          <w:rFonts w:ascii="Arial" w:eastAsiaTheme="majorEastAsia" w:hAnsi="Arial" w:cs="Arial"/>
-          <w:color w:val="70AD47" w:themeColor="accent6"/>
-          <w:sz w:val="22"/>
-          <w:szCs w:val="22"/>
-          <w:lang w:val="en-US"/>
-        </w:rPr>
-        <w:t>Python correlations</w:t>
-      </w:r>
-    </w:p>
-    <w:p>
-      <w:pPr>
-        <w:pStyle w:val="Paragraphedeliste"/>
-        <w:numPr>
-          <w:ilvl w:val="5"/>
-          <w:numId w:val="1"/>
-        </w:numPr>
-        <w:rPr>
-          <w:rFonts w:ascii="Arial" w:eastAsiaTheme="majorEastAsia" w:hAnsi="Arial" w:cs="Arial"/>
-          <w:color w:val="70AD47" w:themeColor="accent6"/>
-          <w:sz w:val="22"/>
-          <w:szCs w:val="22"/>
-          <w:lang w:val="en-US"/>
-        </w:rPr>
-      </w:pPr>
-      <w:r>
-        <w:rPr>
-          <w:rFonts w:ascii="Arial" w:eastAsiaTheme="majorEastAsia" w:hAnsi="Arial" w:cs="Arial"/>
-          <w:color w:val="70AD47" w:themeColor="accent6"/>
-          <w:sz w:val="22"/>
-          <w:szCs w:val="22"/>
-          <w:lang w:val="en-US"/>
-        </w:rPr>
-        <w:t>Python SL/TP Histogram</w:t>
-      </w:r>
-    </w:p>
-    <w:p>
-      <w:pPr>
-        <w:pStyle w:val="Paragraphedeliste"/>
-        <w:numPr>
-          <w:ilvl w:val="5"/>
-          <w:numId w:val="1"/>
-        </w:numPr>
-        <w:rPr>
-          <w:rFonts w:ascii="Arial" w:eastAsiaTheme="majorEastAsia" w:hAnsi="Arial" w:cs="Arial"/>
-          <w:color w:val="70AD47" w:themeColor="accent6"/>
-          <w:sz w:val="22"/>
-          <w:szCs w:val="22"/>
-          <w:lang w:val="en-US"/>
-        </w:rPr>
-      </w:pPr>
-      <w:r>
-        <w:rPr>
-          <w:rFonts w:ascii="Arial" w:eastAsiaTheme="majorEastAsia" w:hAnsi="Arial" w:cs="Arial"/>
-          <w:color w:val="70AD47" w:themeColor="accent6"/>
-          <w:sz w:val="22"/>
-          <w:szCs w:val="22"/>
-          <w:lang w:val="en-US"/>
-        </w:rPr>
-        <w:t>Python trade duration</w:t>
-      </w:r>
-    </w:p>
-    <w:p>
-      <w:pPr>
-        <w:pStyle w:val="Titre4"/>
-        <w:numPr>
-          <w:ilvl w:val="4"/>
-          <w:numId w:val="1"/>
-        </w:numPr>
-        <w:rPr>
-          <w:rFonts w:ascii="Arial" w:hAnsi="Arial" w:cs="Arial"/>
-          <w:lang w:val="en-US"/>
-        </w:rPr>
-      </w:pPr>
-      <w:r>
-        <w:rPr>
-          <w:rFonts w:ascii="Arial" w:hAnsi="Arial" w:cs="Arial"/>
-          <w:lang w:val="en-US"/>
-        </w:rPr>
-        <w:t>D1</w:t>
-      </w:r>
-    </w:p>
-    <w:p>
-      <w:pPr>
-        <w:pStyle w:val="Paragraphedeliste"/>
-        <w:numPr>
-          <w:ilvl w:val="5"/>
-          <w:numId w:val="1"/>
-        </w:numPr>
-        <w:rPr>
-          <w:rFonts w:ascii="Arial" w:eastAsiaTheme="majorEastAsia" w:hAnsi="Arial" w:cs="Arial"/>
-          <w:color w:val="70AD47" w:themeColor="accent6"/>
-          <w:sz w:val="22"/>
-          <w:szCs w:val="22"/>
-          <w:lang w:val="en-US"/>
-        </w:rPr>
-      </w:pPr>
-      <w:r>
-        <w:rPr>
-          <w:rFonts w:ascii="Arial" w:eastAsiaTheme="majorEastAsia" w:hAnsi="Arial" w:cs="Arial"/>
-          <w:color w:val="70AD47" w:themeColor="accent6"/>
-          <w:sz w:val="22"/>
-          <w:szCs w:val="22"/>
-          <w:lang w:val="en-US"/>
-        </w:rPr>
-        <w:t>Mql5 returns</w:t>
-      </w:r>
-    </w:p>
-    <w:p>
-      <w:pPr>
-        <w:pStyle w:val="Paragraphedeliste"/>
-        <w:keepNext/>
-      </w:pPr>
-      <w:r>
-        <w:rPr>
-          <w:rFonts w:ascii="Arial" w:eastAsiaTheme="majorEastAsia" w:hAnsi="Arial" w:cs="Arial"/>
-          <w:noProof/>
-          <w:color w:val="70AD47" w:themeColor="accent6"/>
-          <w:sz w:val="22"/>
-          <w:szCs w:val="22"/>
-          <w:lang w:val="en-US"/>
-        </w:rPr>
-        <w:drawing>
-          <wp:inline distT="0" distB="0" distL="0" distR="0" wp14:anchorId="18A7F43D" wp14:editId="1A573236">
-            <wp:extent cx="5731510" cy="1522879"/>
-            <wp:effectExtent l="0" t="0" r="2540" b="1270"/>
-            <wp:docPr id="75" name="Image 75" descr="C:\Users\franc\Documents\MetaTrader_tests\Strategy_1_MM_crossover_Hysteresis\12_11_Run1_No_SL_No_TP_SMA\Run_1.4_50_160\D1\Reports\TesterGraphReport2022.11.24.png"/>
-            <wp:cNvGraphicFramePr>
-              <a:graphicFrameLocks xmlns:a="http://schemas.openxmlformats.org/drawingml/2006/main" noChangeAspect="1"/>
-            </wp:cNvGraphicFramePr>
-            <a:graphic xmlns:a="http://schemas.openxmlformats.org/drawingml/2006/main">
-              <a:graphicData uri="http://schemas.openxmlformats.org/drawingml/2006/picture">
-                <pic:pic xmlns:pic="http://schemas.openxmlformats.org/drawingml/2006/picture">
-                  <pic:nvPicPr>
-                    <pic:cNvPr id="0" name="Picture 30" descr="C:\Users\franc\Documents\MetaTrader_tests\Strategy_1_MM_crossover_Hysteresis\12_11_Run1_No_SL_No_TP_SMA\Run_1.4_50_160\D1\Reports\TesterGraphReport2022.11.24.png"/>
-                    <pic:cNvPicPr>
-                      <a:picLocks noChangeAspect="1" noChangeArrowheads="1"/>
-                    </pic:cNvPicPr>
-                  </pic:nvPicPr>
-                  <pic:blipFill>
-                    <a:blip r:embed="rId40" cstate="print">
-                      <a:extLst>
-                        <a:ext uri="{28A0092B-C50C-407E-A947-70E740481C1C}">
-                          <a14:useLocalDpi xmlns:a14="http://schemas.microsoft.com/office/drawing/2010/main" val="0"/>
-                        </a:ext>
-                      </a:extLst>
-                    </a:blip>
-                    <a:srcRect/>
-                    <a:stretch>
-                      <a:fillRect/>
-                    </a:stretch>
-                  </pic:blipFill>
-                  <pic:spPr bwMode="auto">
-                    <a:xfrm>
-                      <a:off x="0" y="0"/>
-                      <a:ext cx="5731510" cy="1522879"/>
-                    </a:xfrm>
-                    <a:prstGeom prst="rect">
-                      <a:avLst/>
-                    </a:prstGeom>
-                    <a:noFill/>
-                    <a:ln>
-                      <a:noFill/>
-                    </a:ln>
-                  </pic:spPr>
-                </pic:pic>
-              </a:graphicData>
-            </a:graphic>
-          </wp:inline>
-        </w:drawing>
-      </w:r>
-    </w:p>
-    <w:p>
-      <w:pPr>
-        <w:pStyle w:val="Lgende"/>
-        <w:jc w:val="center"/>
-        <w:rPr>
-          <w:rFonts w:ascii="Arial" w:eastAsiaTheme="majorEastAsia" w:hAnsi="Arial" w:cs="Arial"/>
-          <w:color w:val="70AD47" w:themeColor="accent6"/>
-          <w:sz w:val="22"/>
-          <w:szCs w:val="22"/>
-          <w:lang w:val="en-US"/>
-        </w:rPr>
-      </w:pPr>
-      <w:r>
-        <w:t xml:space="preserve">Figure </w:t>
-      </w:r>
-      <w:fldSimple w:instr=" SEQ Figure \* ARABIC ">
-        <w:r>
-          <w:rPr>
-            <w:noProof/>
-          </w:rPr>
-          <w:t>30</w:t>
-        </w:r>
-      </w:fldSimple>
-      <w:r>
-        <w:t xml:space="preserve">50/160 CROSSOVER </w:t>
-      </w:r>
-      <w:r>
-        <w:rPr>
-          <w:lang w:val="en-US"/>
-        </w:rPr>
-        <w:t>D</w:t>
-      </w:r>
-      <w:r>
-        <w:t>1 RETURN</w:t>
-      </w:r>
-    </w:p>
-    <w:p>
-      <w:pPr>
-        <w:pStyle w:val="Paragraphedeliste"/>
-        <w:keepNext/>
-      </w:pPr>
-      <w:r>
-        <w:rPr>
-          <w:rFonts w:ascii="Arial" w:eastAsiaTheme="majorEastAsia" w:hAnsi="Arial" w:cs="Arial"/>
-          <w:noProof/>
-          <w:color w:val="70AD47" w:themeColor="accent6"/>
-          <w:sz w:val="22"/>
-          <w:szCs w:val="22"/>
-          <w:lang w:val="en-US"/>
-        </w:rPr>
-        <w:lastRenderedPageBreak/>
-        <w:drawing>
-          <wp:inline distT="0" distB="0" distL="0" distR="0" wp14:anchorId="27E35DC0" wp14:editId="71CBFE75">
-            <wp:extent cx="5731510" cy="2664373"/>
-            <wp:effectExtent l="0" t="0" r="2540" b="3175"/>
-            <wp:docPr id="76" name="Image 76" descr="C:\Users\franc\Documents\MetaTrader_tests\Strategy_1_MM_crossover_Hysteresis\12_11_Run1_No_SL_No_TP_SMA\Run_1.4_50_160\D1\Reports\ReportTester-64022759-mfemae.png"/>
-            <wp:cNvGraphicFramePr>
-              <a:graphicFrameLocks xmlns:a="http://schemas.openxmlformats.org/drawingml/2006/main" noChangeAspect="1"/>
-            </wp:cNvGraphicFramePr>
-            <a:graphic xmlns:a="http://schemas.openxmlformats.org/drawingml/2006/main">
-              <a:graphicData uri="http://schemas.openxmlformats.org/drawingml/2006/picture">
-                <pic:pic xmlns:pic="http://schemas.openxmlformats.org/drawingml/2006/picture">
-                  <pic:nvPicPr>
-                    <pic:cNvPr id="0" name="Picture 31" descr="C:\Users\franc\Documents\MetaTrader_tests\Strategy_1_MM_crossover_Hysteresis\12_11_Run1_No_SL_No_TP_SMA\Run_1.4_50_160\D1\Reports\ReportTester-64022759-mfemae.png"/>
-                    <pic:cNvPicPr>
-                      <a:picLocks noChangeAspect="1" noChangeArrowheads="1"/>
-                    </pic:cNvPicPr>
-                  </pic:nvPicPr>
-                  <pic:blipFill>
-                    <a:blip r:embed="rId41">
-                      <a:extLst>
-                        <a:ext uri="{28A0092B-C50C-407E-A947-70E740481C1C}">
-                          <a14:useLocalDpi xmlns:a14="http://schemas.microsoft.com/office/drawing/2010/main" val="0"/>
-                        </a:ext>
-                      </a:extLst>
-                    </a:blip>
-                    <a:srcRect/>
-                    <a:stretch>
-                      <a:fillRect/>
-                    </a:stretch>
-                  </pic:blipFill>
-                  <pic:spPr bwMode="auto">
-                    <a:xfrm>
-                      <a:off x="0" y="0"/>
-                      <a:ext cx="5731510" cy="2664373"/>
-                    </a:xfrm>
-                    <a:prstGeom prst="rect">
-                      <a:avLst/>
-                    </a:prstGeom>
-                    <a:noFill/>
-                    <a:ln>
-                      <a:noFill/>
-                    </a:ln>
-                  </pic:spPr>
-                </pic:pic>
-              </a:graphicData>
-            </a:graphic>
-          </wp:inline>
-        </w:drawing>
-      </w:r>
-    </w:p>
-    <w:p>
-      <w:pPr>
-        <w:pStyle w:val="Lgende"/>
-        <w:jc w:val="center"/>
-        <w:rPr>
-          <w:rFonts w:ascii="Arial" w:eastAsiaTheme="majorEastAsia" w:hAnsi="Arial" w:cs="Arial"/>
-          <w:color w:val="70AD47" w:themeColor="accent6"/>
-          <w:sz w:val="22"/>
-          <w:szCs w:val="22"/>
-          <w:lang w:val="en-US"/>
-        </w:rPr>
-      </w:pPr>
-      <w:r>
-        <w:t xml:space="preserve">Figure </w:t>
-      </w:r>
-      <w:fldSimple w:instr=" SEQ Figure \* ARABIC ">
-        <w:r>
-          <w:rPr>
-            <w:noProof/>
-          </w:rPr>
-          <w:t>31</w:t>
-        </w:r>
-      </w:fldSimple>
-      <w:r>
-        <w:rPr>
-          <w:lang w:val="en-US"/>
-        </w:rPr>
-        <w:t xml:space="preserve">  50/160 CROSSOVER D</w:t>
-      </w:r>
-      <w:r>
-        <w:rPr>
-          <w:lang w:val="en-US"/>
-        </w:rPr>
-        <w:t>1 MAE/MFE</w:t>
-      </w:r>
-    </w:p>
-    <w:p>
-      <w:pPr>
-        <w:pStyle w:val="Paragraphedeliste"/>
-        <w:numPr>
-          <w:ilvl w:val="5"/>
-          <w:numId w:val="1"/>
-        </w:numPr>
-        <w:rPr>
-          <w:rFonts w:ascii="Arial" w:eastAsiaTheme="majorEastAsia" w:hAnsi="Arial" w:cs="Arial"/>
-          <w:color w:val="70AD47" w:themeColor="accent6"/>
-          <w:sz w:val="22"/>
-          <w:szCs w:val="22"/>
-          <w:lang w:val="en-US"/>
-        </w:rPr>
-      </w:pPr>
-      <w:r>
-        <w:rPr>
-          <w:rFonts w:ascii="Arial" w:eastAsiaTheme="majorEastAsia" w:hAnsi="Arial" w:cs="Arial"/>
-          <w:color w:val="70AD47" w:themeColor="accent6"/>
-          <w:sz w:val="22"/>
-          <w:szCs w:val="22"/>
-          <w:lang w:val="en-US"/>
-        </w:rPr>
-        <w:t>Python returns</w:t>
-      </w:r>
-    </w:p>
-    <w:p>
-      <w:pPr>
-        <w:pStyle w:val="Paragraphedeliste"/>
-        <w:numPr>
-          <w:ilvl w:val="5"/>
-          <w:numId w:val="1"/>
-        </w:numPr>
-        <w:rPr>
-          <w:rFonts w:ascii="Arial" w:eastAsiaTheme="majorEastAsia" w:hAnsi="Arial" w:cs="Arial"/>
-          <w:color w:val="70AD47" w:themeColor="accent6"/>
-          <w:sz w:val="22"/>
-          <w:szCs w:val="22"/>
-          <w:lang w:val="en-US"/>
-        </w:rPr>
-      </w:pPr>
-      <w:r>
-        <w:rPr>
-          <w:rFonts w:ascii="Arial" w:eastAsiaTheme="majorEastAsia" w:hAnsi="Arial" w:cs="Arial"/>
-          <w:color w:val="70AD47" w:themeColor="accent6"/>
-          <w:sz w:val="22"/>
-          <w:szCs w:val="22"/>
-          <w:lang w:val="en-US"/>
-        </w:rPr>
-        <w:t>Python correlations</w:t>
-      </w:r>
-    </w:p>
-    <w:p>
-      <w:pPr>
-        <w:pStyle w:val="Paragraphedeliste"/>
-        <w:numPr>
-          <w:ilvl w:val="5"/>
-          <w:numId w:val="1"/>
-        </w:numPr>
-        <w:rPr>
-          <w:rFonts w:ascii="Arial" w:eastAsiaTheme="majorEastAsia" w:hAnsi="Arial" w:cs="Arial"/>
-          <w:color w:val="70AD47" w:themeColor="accent6"/>
-          <w:sz w:val="22"/>
-          <w:szCs w:val="22"/>
-          <w:lang w:val="en-US"/>
-        </w:rPr>
-      </w:pPr>
-      <w:r>
-        <w:rPr>
-          <w:rFonts w:ascii="Arial" w:eastAsiaTheme="majorEastAsia" w:hAnsi="Arial" w:cs="Arial"/>
-          <w:color w:val="70AD47" w:themeColor="accent6"/>
-          <w:sz w:val="22"/>
-          <w:szCs w:val="22"/>
-          <w:lang w:val="en-US"/>
-        </w:rPr>
-        <w:t>Python SL/TP Histogram</w:t>
-      </w:r>
-    </w:p>
-    <w:p>
-      <w:pPr>
-        <w:pStyle w:val="Paragraphedeliste"/>
-        <w:numPr>
-          <w:ilvl w:val="5"/>
-          <w:numId w:val="1"/>
-        </w:numPr>
-        <w:rPr>
-          <w:rFonts w:ascii="Arial" w:eastAsiaTheme="majorEastAsia" w:hAnsi="Arial" w:cs="Arial"/>
-          <w:color w:val="70AD47" w:themeColor="accent6"/>
-          <w:sz w:val="22"/>
-          <w:szCs w:val="22"/>
-          <w:lang w:val="en-US"/>
-        </w:rPr>
-      </w:pPr>
-      <w:r>
-        <w:rPr>
-          <w:rFonts w:ascii="Arial" w:eastAsiaTheme="majorEastAsia" w:hAnsi="Arial" w:cs="Arial"/>
-          <w:color w:val="70AD47" w:themeColor="accent6"/>
-          <w:sz w:val="22"/>
-          <w:szCs w:val="22"/>
-          <w:lang w:val="en-US"/>
-        </w:rPr>
-        <w:t>Python trade duration</w:t>
-      </w:r>
-    </w:p>
-    <w:p>
-      <w:pPr>
-        <w:pStyle w:val="Titre4"/>
-        <w:numPr>
-          <w:ilvl w:val="4"/>
-          <w:numId w:val="1"/>
-        </w:numPr>
-        <w:rPr>
-          <w:rFonts w:ascii="Arial" w:hAnsi="Arial" w:cs="Arial"/>
-          <w:lang w:val="en-US"/>
-        </w:rPr>
-      </w:pPr>
-      <w:r>
-        <w:rPr>
-          <w:rFonts w:ascii="Arial" w:hAnsi="Arial" w:cs="Arial"/>
-          <w:lang w:val="en-US"/>
-        </w:rPr>
-        <w:t>W1</w:t>
-      </w:r>
-    </w:p>
-    <w:p>
-      <w:pPr>
-        <w:pStyle w:val="Paragraphedeliste"/>
-        <w:numPr>
-          <w:ilvl w:val="5"/>
-          <w:numId w:val="1"/>
-        </w:numPr>
-        <w:rPr>
-          <w:rFonts w:ascii="Arial" w:eastAsiaTheme="majorEastAsia" w:hAnsi="Arial" w:cs="Arial"/>
-          <w:color w:val="70AD47" w:themeColor="accent6"/>
-          <w:sz w:val="22"/>
-          <w:szCs w:val="22"/>
-          <w:lang w:val="en-US"/>
-        </w:rPr>
-      </w:pPr>
-      <w:r>
-        <w:rPr>
-          <w:rFonts w:ascii="Arial" w:eastAsiaTheme="majorEastAsia" w:hAnsi="Arial" w:cs="Arial"/>
-          <w:color w:val="70AD47" w:themeColor="accent6"/>
-          <w:sz w:val="22"/>
-          <w:szCs w:val="22"/>
-          <w:lang w:val="en-US"/>
-        </w:rPr>
-        <w:t>Mql5 returns</w:t>
-      </w:r>
-    </w:p>
-    <w:p>
-      <w:pPr>
-        <w:pStyle w:val="Paragraphedeliste"/>
-        <w:keepNext/>
-      </w:pPr>
-      <w:r>
-        <w:rPr>
-          <w:rFonts w:ascii="Arial" w:eastAsiaTheme="majorEastAsia" w:hAnsi="Arial" w:cs="Arial"/>
-          <w:noProof/>
-          <w:color w:val="70AD47" w:themeColor="accent6"/>
-          <w:sz w:val="22"/>
-          <w:szCs w:val="22"/>
-          <w:lang w:val="en-US"/>
-        </w:rPr>
-        <w:drawing>
-          <wp:inline distT="0" distB="0" distL="0" distR="0" wp14:anchorId="04233E84" wp14:editId="5F736673">
-            <wp:extent cx="5731510" cy="1522879"/>
-            <wp:effectExtent l="0" t="0" r="2540" b="1270"/>
-            <wp:docPr id="77" name="Image 77" descr="C:\Users\franc\Documents\MetaTrader_tests\Strategy_1_MM_crossover_Hysteresis\12_11_Run1_No_SL_No_TP_SMA\Run_1.4_50_160\W1\Reports\TesterGraphReport2022.11.24.png"/>
-            <wp:cNvGraphicFramePr>
-              <a:graphicFrameLocks xmlns:a="http://schemas.openxmlformats.org/drawingml/2006/main" noChangeAspect="1"/>
-            </wp:cNvGraphicFramePr>
-            <a:graphic xmlns:a="http://schemas.openxmlformats.org/drawingml/2006/main">
-              <a:graphicData uri="http://schemas.openxmlformats.org/drawingml/2006/picture">
-                <pic:pic xmlns:pic="http://schemas.openxmlformats.org/drawingml/2006/picture">
-                  <pic:nvPicPr>
-                    <pic:cNvPr id="0" name="Picture 32" descr="C:\Users\franc\Documents\MetaTrader_tests\Strategy_1_MM_crossover_Hysteresis\12_11_Run1_No_SL_No_TP_SMA\Run_1.4_50_160\W1\Reports\TesterGraphReport2022.11.24.png"/>
-                    <pic:cNvPicPr>
-                      <a:picLocks noChangeAspect="1" noChangeArrowheads="1"/>
-                    </pic:cNvPicPr>
-                  </pic:nvPicPr>
-                  <pic:blipFill>
-                    <a:blip r:embed="rId42" cstate="print">
-                      <a:extLst>
-                        <a:ext uri="{28A0092B-C50C-407E-A947-70E740481C1C}">
-                          <a14:useLocalDpi xmlns:a14="http://schemas.microsoft.com/office/drawing/2010/main" val="0"/>
-                        </a:ext>
-                      </a:extLst>
-                    </a:blip>
-                    <a:srcRect/>
-                    <a:stretch>
-                      <a:fillRect/>
-                    </a:stretch>
-                  </pic:blipFill>
-                  <pic:spPr bwMode="auto">
-                    <a:xfrm>
-                      <a:off x="0" y="0"/>
-                      <a:ext cx="5731510" cy="1522879"/>
-                    </a:xfrm>
-                    <a:prstGeom prst="rect">
-                      <a:avLst/>
-                    </a:prstGeom>
-                    <a:noFill/>
-                    <a:ln>
-                      <a:noFill/>
-                    </a:ln>
-                  </pic:spPr>
-                </pic:pic>
-              </a:graphicData>
-            </a:graphic>
-          </wp:inline>
-        </w:drawing>
-      </w:r>
-    </w:p>
-    <w:p>
-      <w:pPr>
-        <w:pStyle w:val="Lgende"/>
-        <w:jc w:val="center"/>
-        <w:rPr>
-          <w:rFonts w:ascii="Arial" w:eastAsiaTheme="majorEastAsia" w:hAnsi="Arial" w:cs="Arial"/>
-          <w:color w:val="70AD47" w:themeColor="accent6"/>
-          <w:sz w:val="22"/>
-          <w:szCs w:val="22"/>
-          <w:lang w:val="en-US"/>
-        </w:rPr>
-      </w:pPr>
-      <w:r>
-        <w:t xml:space="preserve">Figure </w:t>
-      </w:r>
-      <w:fldSimple w:instr=" SEQ Figure \* ARABIC ">
-        <w:r>
-          <w:rPr>
-            <w:noProof/>
-          </w:rPr>
-          <w:t>32</w:t>
-        </w:r>
-      </w:fldSimple>
-      <w:r>
-        <w:rPr>
-          <w:lang w:val="en-US"/>
-        </w:rPr>
-        <w:t xml:space="preserve"> 50/160 CROSSOVER W1 return</w:t>
-      </w:r>
-    </w:p>
-    <w:p>
-      <w:pPr>
-        <w:pStyle w:val="Paragraphedeliste"/>
-        <w:keepNext/>
-      </w:pPr>
-      <w:r>
-        <w:rPr>
-          <w:rFonts w:ascii="Arial" w:eastAsiaTheme="majorEastAsia" w:hAnsi="Arial" w:cs="Arial"/>
-          <w:noProof/>
-          <w:color w:val="70AD47" w:themeColor="accent6"/>
-          <w:sz w:val="22"/>
-          <w:szCs w:val="22"/>
-          <w:lang w:val="en-US"/>
-        </w:rPr>
-        <w:lastRenderedPageBreak/>
-        <w:drawing>
-          <wp:inline distT="0" distB="0" distL="0" distR="0" wp14:anchorId="5F460CD4" wp14:editId="39FDA9FF">
-            <wp:extent cx="5731510" cy="2664373"/>
-            <wp:effectExtent l="0" t="0" r="2540" b="3175"/>
-            <wp:docPr id="78" name="Image 78" descr="C:\Users\franc\Documents\MetaTrader_tests\Strategy_1_MM_crossover_Hysteresis\12_11_Run1_No_SL_No_TP_SMA\Run_1.4_50_160\W1\Reports\ReportTester-64022759-mfemae.png"/>
-            <wp:cNvGraphicFramePr>
-              <a:graphicFrameLocks xmlns:a="http://schemas.openxmlformats.org/drawingml/2006/main" noChangeAspect="1"/>
-            </wp:cNvGraphicFramePr>
-            <a:graphic xmlns:a="http://schemas.openxmlformats.org/drawingml/2006/main">
-              <a:graphicData uri="http://schemas.openxmlformats.org/drawingml/2006/picture">
-                <pic:pic xmlns:pic="http://schemas.openxmlformats.org/drawingml/2006/picture">
-                  <pic:nvPicPr>
-                    <pic:cNvPr id="0" name="Picture 33" descr="C:\Users\franc\Documents\MetaTrader_tests\Strategy_1_MM_crossover_Hysteresis\12_11_Run1_No_SL_No_TP_SMA\Run_1.4_50_160\W1\Reports\ReportTester-64022759-mfemae.png"/>
-                    <pic:cNvPicPr>
-                      <a:picLocks noChangeAspect="1" noChangeArrowheads="1"/>
-                    </pic:cNvPicPr>
-                  </pic:nvPicPr>
-                  <pic:blipFill>
-                    <a:blip r:embed="rId43">
-                      <a:extLst>
-                        <a:ext uri="{28A0092B-C50C-407E-A947-70E740481C1C}">
-                          <a14:useLocalDpi xmlns:a14="http://schemas.microsoft.com/office/drawing/2010/main" val="0"/>
-                        </a:ext>
-                      </a:extLst>
-                    </a:blip>
-                    <a:srcRect/>
-                    <a:stretch>
-                      <a:fillRect/>
-                    </a:stretch>
-                  </pic:blipFill>
-                  <pic:spPr bwMode="auto">
-                    <a:xfrm>
-                      <a:off x="0" y="0"/>
-                      <a:ext cx="5731510" cy="2664373"/>
-                    </a:xfrm>
-                    <a:prstGeom prst="rect">
-                      <a:avLst/>
-                    </a:prstGeom>
-                    <a:noFill/>
-                    <a:ln>
-                      <a:noFill/>
-                    </a:ln>
-                  </pic:spPr>
-                </pic:pic>
-              </a:graphicData>
-            </a:graphic>
-          </wp:inline>
-        </w:drawing>
-      </w:r>
-    </w:p>
-    <w:p>
-      <w:pPr>
-        <w:pStyle w:val="Lgende"/>
-        <w:jc w:val="center"/>
-        <w:rPr>
-          <w:rFonts w:ascii="Arial" w:eastAsiaTheme="majorEastAsia" w:hAnsi="Arial" w:cs="Arial"/>
-          <w:color w:val="70AD47" w:themeColor="accent6"/>
-          <w:sz w:val="22"/>
-          <w:szCs w:val="22"/>
-          <w:lang w:val="en-US"/>
-        </w:rPr>
-      </w:pPr>
-      <w:r>
-        <w:t xml:space="preserve">Figure </w:t>
-      </w:r>
-      <w:fldSimple w:instr=" SEQ Figure \* ARABIC ">
-        <w:r>
-          <w:rPr>
-            <w:noProof/>
-          </w:rPr>
-          <w:t>33</w:t>
-        </w:r>
-      </w:fldSimple>
-      <w:r>
-        <w:rPr>
-          <w:lang w:val="en-US"/>
-        </w:rPr>
-        <w:t xml:space="preserve">  50/160 CROSSOVER W</w:t>
-      </w:r>
-      <w:r>
-        <w:rPr>
-          <w:lang w:val="en-US"/>
-        </w:rPr>
-        <w:t>1 MAE/MFE</w:t>
-      </w:r>
     </w:p>
     <w:p>
       <w:pPr>
@@ -8751,6 +7607,7 @@
         <w:rPr>
           <w:lang w:val="en-US"/>
         </w:rPr>
+        <w:lastRenderedPageBreak/>
         <w:t>Close Long</w:t>
       </w:r>
     </w:p>
@@ -9448,7 +8305,6 @@
         <w:rPr>
           <w:lang w:val="en-US"/>
         </w:rPr>
-        <w:lastRenderedPageBreak/>
         <w:t xml:space="preserve"> Misc</w:t>
       </w:r>
     </w:p>
@@ -9514,88 +8370,86 @@
           <w:lang w:val="en-US"/>
         </w:rPr>
       </w:pPr>
-      <w:bookmarkStart w:id="0" w:name="_GoBack"/>
+    </w:p>
+    <w:p>
+      <w:pPr>
+        <w:pStyle w:val="Titre2"/>
+        <w:numPr>
+          <w:ilvl w:val="1"/>
+          <w:numId w:val="1"/>
+        </w:numPr>
+        <w:rPr>
+          <w:lang w:val="en-US"/>
+        </w:rPr>
+      </w:pPr>
+      <w:r>
+        <w:rPr>
+          <w:lang w:val="en-US"/>
+        </w:rPr>
+        <w:t>SMA crossover no hysteresis with ATR stoploss, takeprofits</w:t>
+      </w:r>
+    </w:p>
+    <w:p>
+      <w:pPr>
+        <w:pStyle w:val="Titre2"/>
+        <w:numPr>
+          <w:ilvl w:val="1"/>
+          <w:numId w:val="1"/>
+        </w:numPr>
+        <w:rPr>
+          <w:lang w:val="en-US"/>
+        </w:rPr>
+      </w:pPr>
+      <w:r>
+        <w:rPr>
+          <w:lang w:val="en-US"/>
+        </w:rPr>
+        <w:t>EMA crossover no hysteresis with ATR stop loss, no take profits</w:t>
+      </w:r>
+    </w:p>
+    <w:p>
+      <w:pPr>
+        <w:pStyle w:val="Titre2"/>
+        <w:numPr>
+          <w:ilvl w:val="1"/>
+          <w:numId w:val="1"/>
+        </w:numPr>
+        <w:rPr>
+          <w:lang w:val="en-US"/>
+        </w:rPr>
+      </w:pPr>
+      <w:r>
+        <w:rPr>
+          <w:lang w:val="en-US"/>
+        </w:rPr>
+        <w:t xml:space="preserve"> </w:t>
+      </w:r>
+      <w:r>
+        <w:rPr>
+          <w:lang w:val="en-US"/>
+        </w:rPr>
+        <w:t xml:space="preserve">SMA </w:t>
+      </w:r>
+      <w:r>
+        <w:rPr>
+          <w:lang w:val="en-US"/>
+        </w:rPr>
+        <w:t>Hysteresis with no stop loss, no take profits</w:t>
+      </w:r>
+    </w:p>
+    <w:p>
+      <w:pPr>
+        <w:pStyle w:val="Titre4"/>
+        <w:numPr>
+          <w:ilvl w:val="2"/>
+          <w:numId w:val="1"/>
+        </w:numPr>
+        <w:rPr>
+          <w:lang w:val="en-US"/>
+        </w:rPr>
+      </w:pPr>
+      <w:bookmarkStart w:id="0" w:name="_Implementation"/>
       <w:bookmarkEnd w:id="0"/>
-    </w:p>
-    <w:p>
-      <w:pPr>
-        <w:pStyle w:val="Titre2"/>
-        <w:numPr>
-          <w:ilvl w:val="1"/>
-          <w:numId w:val="1"/>
-        </w:numPr>
-        <w:rPr>
-          <w:lang w:val="en-US"/>
-        </w:rPr>
-      </w:pPr>
-      <w:r>
-        <w:rPr>
-          <w:lang w:val="en-US"/>
-        </w:rPr>
-        <w:t>SMA crossover no hysteresis with ATR stoploss, takeprofits</w:t>
-      </w:r>
-    </w:p>
-    <w:p>
-      <w:pPr>
-        <w:pStyle w:val="Titre2"/>
-        <w:numPr>
-          <w:ilvl w:val="1"/>
-          <w:numId w:val="1"/>
-        </w:numPr>
-        <w:rPr>
-          <w:lang w:val="en-US"/>
-        </w:rPr>
-      </w:pPr>
-      <w:r>
-        <w:rPr>
-          <w:lang w:val="en-US"/>
-        </w:rPr>
-        <w:t>EMA crossover no hysteresis with ATR stop loss, no take profits</w:t>
-      </w:r>
-    </w:p>
-    <w:p>
-      <w:pPr>
-        <w:pStyle w:val="Titre2"/>
-        <w:numPr>
-          <w:ilvl w:val="1"/>
-          <w:numId w:val="1"/>
-        </w:numPr>
-        <w:rPr>
-          <w:lang w:val="en-US"/>
-        </w:rPr>
-      </w:pPr>
-      <w:r>
-        <w:rPr>
-          <w:lang w:val="en-US"/>
-        </w:rPr>
-        <w:t xml:space="preserve"> </w:t>
-      </w:r>
-      <w:r>
-        <w:rPr>
-          <w:lang w:val="en-US"/>
-        </w:rPr>
-        <w:t xml:space="preserve">SMA </w:t>
-      </w:r>
-      <w:r>
-        <w:rPr>
-          <w:lang w:val="en-US"/>
-        </w:rPr>
-        <w:t>Hysteresis with no stop loss, no take profits</w:t>
-      </w:r>
-    </w:p>
-    <w:p>
-      <w:pPr>
-        <w:pStyle w:val="Titre4"/>
-        <w:numPr>
-          <w:ilvl w:val="2"/>
-          <w:numId w:val="1"/>
-        </w:numPr>
-        <w:rPr>
-          <w:lang w:val="en-US"/>
-        </w:rPr>
-      </w:pPr>
-      <w:bookmarkStart w:id="1" w:name="_Implementation"/>
-      <w:bookmarkEnd w:id="1"/>
       <w:r>
         <w:rPr>
           <w:lang w:val="en-US"/>
@@ -10395,6 +9249,7 @@
           <w:rFonts w:ascii="Arial" w:hAnsi="Arial" w:cs="Arial"/>
           <w:lang w:val="en-US"/>
         </w:rPr>
+        <w:lastRenderedPageBreak/>
         <w:t>Observations</w:t>
       </w:r>
     </w:p>
@@ -10473,7 +9328,6 @@
           <w:noProof/>
           <w:lang w:val="en-US"/>
         </w:rPr>
-        <w:lastRenderedPageBreak/>
         <w:drawing>
           <wp:inline distT="0" distB="0" distL="0" distR="0" wp14:anchorId="497F1911" wp14:editId="49BC3845">
             <wp:extent cx="3493530" cy="2763981"/>
@@ -10492,7 +9346,7 @@
                     </pic:cNvPicPr>
                   </pic:nvPicPr>
                   <pic:blipFill>
-                    <a:blip r:embed="rId44" cstate="print">
+                    <a:blip r:embed="rId28" cstate="print">
                       <a:extLst>
                         <a:ext uri="{28A0092B-C50C-407E-A947-70E740481C1C}">
                           <a14:useLocalDpi xmlns:a14="http://schemas.microsoft.com/office/drawing/2010/main" val="0"/>
@@ -10608,7 +9462,7 @@
                     <pic:cNvPicPr/>
                   </pic:nvPicPr>
                   <pic:blipFill>
-                    <a:blip r:embed="rId45" cstate="print">
+                    <a:blip r:embed="rId29" cstate="print">
                       <a:extLst>
                         <a:ext uri="{28A0092B-C50C-407E-A947-70E740481C1C}">
                           <a14:useLocalDpi xmlns:a14="http://schemas.microsoft.com/office/drawing/2010/main" val="0"/>
@@ -10710,6 +9564,7 @@
           <w:noProof/>
           <w:lang w:val="en-US"/>
         </w:rPr>
+        <w:lastRenderedPageBreak/>
         <w:drawing>
           <wp:inline distT="0" distB="0" distL="0" distR="0" wp14:anchorId="362495BB" wp14:editId="2A70901C">
             <wp:extent cx="3919910" cy="2251364"/>
@@ -10726,7 +9581,7 @@
                     <pic:cNvPicPr/>
                   </pic:nvPicPr>
                   <pic:blipFill>
-                    <a:blip r:embed="rId46" cstate="print">
+                    <a:blip r:embed="rId30" cstate="print">
                       <a:extLst>
                         <a:ext uri="{28A0092B-C50C-407E-A947-70E740481C1C}">
                           <a14:useLocalDpi xmlns:a14="http://schemas.microsoft.com/office/drawing/2010/main" val="0"/>
@@ -10836,7 +9691,6 @@
           <w:noProof/>
           <w:lang w:val="en-US"/>
         </w:rPr>
-        <w:lastRenderedPageBreak/>
         <w:drawing>
           <wp:inline distT="0" distB="0" distL="0" distR="0" wp14:anchorId="76887AD0" wp14:editId="2733F0EE">
             <wp:extent cx="3710482" cy="2238375"/>
@@ -10853,7 +9707,7 @@
                     <pic:cNvPicPr/>
                   </pic:nvPicPr>
                   <pic:blipFill>
-                    <a:blip r:embed="rId47" cstate="print">
+                    <a:blip r:embed="rId31" cstate="print">
                       <a:extLst>
                         <a:ext uri="{28A0092B-C50C-407E-A947-70E740481C1C}">
                           <a14:useLocalDpi xmlns:a14="http://schemas.microsoft.com/office/drawing/2010/main" val="0"/>
@@ -10978,7 +9832,7 @@
                     <pic:cNvPicPr/>
                   </pic:nvPicPr>
                   <pic:blipFill>
-                    <a:blip r:embed="rId48" cstate="print">
+                    <a:blip r:embed="rId32" cstate="print">
                       <a:extLst>
                         <a:ext uri="{28A0092B-C50C-407E-A947-70E740481C1C}">
                           <a14:useLocalDpi xmlns:a14="http://schemas.microsoft.com/office/drawing/2010/main" val="0"/>
@@ -11062,962 +9916,6 @@
     </w:p>
     <w:p>
       <w:pPr>
-        <w:pStyle w:val="Titre4"/>
-        <w:numPr>
-          <w:ilvl w:val="2"/>
-          <w:numId w:val="1"/>
-        </w:numPr>
-        <w:rPr>
-          <w:rFonts w:ascii="Arial" w:hAnsi="Arial" w:cs="Arial"/>
-          <w:lang w:val="en-US"/>
-        </w:rPr>
-      </w:pPr>
-      <w:r>
-        <w:rPr>
-          <w:rFonts w:ascii="Arial" w:hAnsi="Arial" w:cs="Arial"/>
-          <w:lang w:val="en-US"/>
-        </w:rPr>
-        <w:t>Returns</w:t>
-      </w:r>
-    </w:p>
-    <w:p>
-      <w:pPr>
-        <w:pStyle w:val="Titre4"/>
-        <w:numPr>
-          <w:ilvl w:val="3"/>
-          <w:numId w:val="1"/>
-        </w:numPr>
-        <w:rPr>
-          <w:rFonts w:ascii="Arial" w:hAnsi="Arial" w:cs="Arial"/>
-          <w:lang w:val="en-US"/>
-        </w:rPr>
-      </w:pPr>
-      <w:r>
-        <w:rPr>
-          <w:rFonts w:ascii="Arial" w:hAnsi="Arial" w:cs="Arial"/>
-          <w:lang w:val="en-US"/>
-        </w:rPr>
-        <w:t>H1</w:t>
-      </w:r>
-    </w:p>
-    <w:p>
-      <w:pPr>
-        <w:pStyle w:val="Titre4"/>
-        <w:numPr>
-          <w:ilvl w:val="4"/>
-          <w:numId w:val="1"/>
-        </w:numPr>
-        <w:rPr>
-          <w:rFonts w:ascii="Arial" w:hAnsi="Arial" w:cs="Arial"/>
-          <w:lang w:val="en-US"/>
-        </w:rPr>
-      </w:pPr>
-      <w:r>
-        <w:rPr>
-          <w:rFonts w:ascii="Arial" w:hAnsi="Arial" w:cs="Arial"/>
-          <w:lang w:val="en-US"/>
-        </w:rPr>
-        <w:t>Mql5 returns</w:t>
-      </w:r>
-    </w:p>
-    <w:p>
-      <w:pPr>
-        <w:ind w:left="1440"/>
-        <w:rPr>
-          <w:rFonts w:ascii="Arial" w:hAnsi="Arial" w:cs="Arial"/>
-          <w:lang w:val="en-US"/>
-        </w:rPr>
-      </w:pPr>
-      <w:r>
-        <w:rPr>
-          <w:rFonts w:ascii="Arial" w:hAnsi="Arial" w:cs="Arial"/>
-          <w:lang w:val="en-US"/>
-        </w:rPr>
-        <w:t>Not available</w:t>
-      </w:r>
-    </w:p>
-    <w:p>
-      <w:pPr>
-        <w:pStyle w:val="Titre4"/>
-        <w:numPr>
-          <w:ilvl w:val="4"/>
-          <w:numId w:val="1"/>
-        </w:numPr>
-        <w:rPr>
-          <w:rFonts w:ascii="Arial" w:hAnsi="Arial" w:cs="Arial"/>
-          <w:lang w:val="en-US"/>
-        </w:rPr>
-      </w:pPr>
-      <w:r>
-        <w:rPr>
-          <w:rFonts w:ascii="Arial" w:hAnsi="Arial" w:cs="Arial"/>
-          <w:lang w:val="en-US"/>
-        </w:rPr>
-        <w:lastRenderedPageBreak/>
-        <w:t>Python returns</w:t>
-      </w:r>
-    </w:p>
-    <w:p>
-      <w:pPr>
-        <w:pStyle w:val="Titre5"/>
-        <w:rPr>
-          <w:rFonts w:ascii="Arial" w:hAnsi="Arial" w:cs="Arial"/>
-          <w:lang w:val="en-US"/>
-        </w:rPr>
-      </w:pPr>
-    </w:p>
-    <w:p>
-      <w:pPr>
-        <w:pStyle w:val="Titre5"/>
-        <w:rPr>
-          <w:rFonts w:ascii="Arial" w:hAnsi="Arial" w:cs="Arial"/>
-          <w:lang w:val="en-US"/>
-        </w:rPr>
-      </w:pPr>
-    </w:p>
-    <w:p>
-      <w:pPr>
-        <w:keepNext/>
-        <w:jc w:val="center"/>
-        <w:rPr>
-          <w:rFonts w:ascii="Arial" w:hAnsi="Arial" w:cs="Arial"/>
-        </w:rPr>
-      </w:pPr>
-      <w:r>
-        <w:rPr>
-          <w:rFonts w:ascii="Arial" w:hAnsi="Arial" w:cs="Arial"/>
-          <w:noProof/>
-          <w:lang w:val="en-US"/>
-        </w:rPr>
-        <w:drawing>
-          <wp:inline distT="0" distB="0" distL="0" distR="0" wp14:anchorId="20026BB0" wp14:editId="7C1056E5">
-            <wp:extent cx="4158343" cy="3118988"/>
-            <wp:effectExtent l="0" t="0" r="0" b="5715"/>
-            <wp:docPr id="9" name="Image 9"/>
-            <wp:cNvGraphicFramePr>
-              <a:graphicFrameLocks xmlns:a="http://schemas.openxmlformats.org/drawingml/2006/main" noChangeAspect="1"/>
-            </wp:cNvGraphicFramePr>
-            <a:graphic xmlns:a="http://schemas.openxmlformats.org/drawingml/2006/main">
-              <a:graphicData uri="http://schemas.openxmlformats.org/drawingml/2006/picture">
-                <pic:pic xmlns:pic="http://schemas.openxmlformats.org/drawingml/2006/picture">
-                  <pic:nvPicPr>
-                    <pic:cNvPr id="9" name="24_08_Run_1_No_SL_No_TP_ProfitsALL.png"/>
-                    <pic:cNvPicPr/>
-                  </pic:nvPicPr>
-                  <pic:blipFill>
-                    <a:blip r:embed="rId49">
-                      <a:extLst>
-                        <a:ext uri="{28A0092B-C50C-407E-A947-70E740481C1C}">
-                          <a14:useLocalDpi xmlns:a14="http://schemas.microsoft.com/office/drawing/2010/main" val="0"/>
-                        </a:ext>
-                      </a:extLst>
-                    </a:blip>
-                    <a:stretch>
-                      <a:fillRect/>
-                    </a:stretch>
-                  </pic:blipFill>
-                  <pic:spPr>
-                    <a:xfrm>
-                      <a:off x="0" y="0"/>
-                      <a:ext cx="4161971" cy="3121709"/>
-                    </a:xfrm>
-                    <a:prstGeom prst="rect">
-                      <a:avLst/>
-                    </a:prstGeom>
-                  </pic:spPr>
-                </pic:pic>
-              </a:graphicData>
-            </a:graphic>
-          </wp:inline>
-        </w:drawing>
-      </w:r>
-    </w:p>
-    <w:p>
-      <w:pPr>
-        <w:pStyle w:val="Lgende"/>
-        <w:jc w:val="center"/>
-        <w:rPr>
-          <w:lang w:val="en-US"/>
-        </w:rPr>
-      </w:pPr>
-      <w:r>
-        <w:rPr>
-          <w:rFonts w:ascii="Arial" w:hAnsi="Arial" w:cs="Arial"/>
-        </w:rPr>
-        <w:t xml:space="preserve">Figure </w:t>
-      </w:r>
-      <w:r>
-        <w:rPr>
-          <w:rFonts w:ascii="Arial" w:hAnsi="Arial" w:cs="Arial"/>
-        </w:rPr>
-        <w:fldChar w:fldCharType="begin"/>
-      </w:r>
-      <w:r>
-        <w:rPr>
-          <w:rFonts w:ascii="Arial" w:hAnsi="Arial" w:cs="Arial"/>
-        </w:rPr>
-        <w:instrText xml:space="preserve"> SEQ Figure \* ARABIC </w:instrText>
-      </w:r>
-      <w:r>
-        <w:rPr>
-          <w:rFonts w:ascii="Arial" w:hAnsi="Arial" w:cs="Arial"/>
-        </w:rPr>
-        <w:fldChar w:fldCharType="separate"/>
-      </w:r>
-      <w:r>
-        <w:rPr>
-          <w:rFonts w:ascii="Arial" w:hAnsi="Arial" w:cs="Arial"/>
-          <w:noProof/>
-        </w:rPr>
-        <w:t>39</w:t>
-      </w:r>
-      <w:r>
-        <w:rPr>
-          <w:rFonts w:ascii="Arial" w:hAnsi="Arial" w:cs="Arial"/>
-        </w:rPr>
-        <w:fldChar w:fldCharType="end"/>
-      </w:r>
-      <w:r>
-        <w:rPr>
-          <w:rFonts w:ascii="Arial" w:hAnsi="Arial" w:cs="Arial"/>
-          <w:lang w:val="en-US"/>
-        </w:rPr>
-        <w:t xml:space="preserve"> : </w:t>
-      </w:r>
-      <w:r>
-        <w:rPr>
-          <w:lang w:val="en-US"/>
-        </w:rPr>
-        <w:t>SMA Hysteresis NO_SL TP</w:t>
-      </w:r>
-    </w:p>
-    <w:p>
-      <w:pPr>
-        <w:pStyle w:val="Lgende"/>
-        <w:jc w:val="center"/>
-        <w:rPr>
-          <w:rFonts w:ascii="Arial" w:hAnsi="Arial" w:cs="Arial"/>
-          <w:lang w:val="en-US"/>
-        </w:rPr>
-      </w:pPr>
-      <w:r>
-        <w:rPr>
-          <w:rFonts w:ascii="Arial" w:hAnsi="Arial" w:cs="Arial"/>
-          <w:lang w:val="en-US"/>
-        </w:rPr>
-        <w:t>Negative profitability ( big crash in 2016-2017)</w:t>
-      </w:r>
-    </w:p>
-    <w:p>
-      <w:pPr>
-        <w:pStyle w:val="Titre4"/>
-        <w:numPr>
-          <w:ilvl w:val="4"/>
-          <w:numId w:val="1"/>
-        </w:numPr>
-        <w:rPr>
-          <w:rFonts w:ascii="Arial" w:hAnsi="Arial" w:cs="Arial"/>
-          <w:lang w:val="en-US"/>
-        </w:rPr>
-      </w:pPr>
-      <w:r>
-        <w:rPr>
-          <w:rFonts w:ascii="Arial" w:hAnsi="Arial" w:cs="Arial"/>
-          <w:lang w:val="en-US"/>
-        </w:rPr>
-        <w:t>Python correlations</w:t>
-      </w:r>
-    </w:p>
-    <w:p>
-      <w:pPr>
-        <w:keepNext/>
-        <w:ind w:left="720"/>
-        <w:rPr>
-          <w:rFonts w:ascii="Arial" w:hAnsi="Arial" w:cs="Arial"/>
-        </w:rPr>
-      </w:pPr>
-      <w:r>
-        <w:rPr>
-          <w:rFonts w:ascii="Arial" w:hAnsi="Arial" w:cs="Arial"/>
-          <w:noProof/>
-          <w:lang w:val="en-US"/>
-        </w:rPr>
-        <w:drawing>
-          <wp:inline distT="0" distB="0" distL="0" distR="0" wp14:anchorId="222A907C" wp14:editId="3AF3A9BD">
-            <wp:extent cx="5001491" cy="3751395"/>
-            <wp:effectExtent l="0" t="0" r="8890" b="1905"/>
-            <wp:docPr id="11" name="Image 11"/>
-            <wp:cNvGraphicFramePr>
-              <a:graphicFrameLocks xmlns:a="http://schemas.openxmlformats.org/drawingml/2006/main" noChangeAspect="1"/>
-            </wp:cNvGraphicFramePr>
-            <a:graphic xmlns:a="http://schemas.openxmlformats.org/drawingml/2006/main">
-              <a:graphicData uri="http://schemas.openxmlformats.org/drawingml/2006/picture">
-                <pic:pic xmlns:pic="http://schemas.openxmlformats.org/drawingml/2006/picture">
-                  <pic:nvPicPr>
-                    <pic:cNvPr id="11" name="24_08_Run_1_No_SL_No_TP_Correlations.png"/>
-                    <pic:cNvPicPr/>
-                  </pic:nvPicPr>
-                  <pic:blipFill>
-                    <a:blip r:embed="rId50">
-                      <a:extLst>
-                        <a:ext uri="{28A0092B-C50C-407E-A947-70E740481C1C}">
-                          <a14:useLocalDpi xmlns:a14="http://schemas.microsoft.com/office/drawing/2010/main" val="0"/>
-                        </a:ext>
-                      </a:extLst>
-                    </a:blip>
-                    <a:stretch>
-                      <a:fillRect/>
-                    </a:stretch>
-                  </pic:blipFill>
-                  <pic:spPr>
-                    <a:xfrm>
-                      <a:off x="0" y="0"/>
-                      <a:ext cx="5012182" cy="3759414"/>
-                    </a:xfrm>
-                    <a:prstGeom prst="rect">
-                      <a:avLst/>
-                    </a:prstGeom>
-                  </pic:spPr>
-                </pic:pic>
-              </a:graphicData>
-            </a:graphic>
-          </wp:inline>
-        </w:drawing>
-      </w:r>
-    </w:p>
-    <w:p>
-      <w:pPr>
-        <w:pStyle w:val="Lgende"/>
-        <w:ind w:left="1440" w:firstLine="720"/>
-        <w:rPr>
-          <w:lang w:val="en-US"/>
-        </w:rPr>
-      </w:pPr>
-      <w:r>
-        <w:rPr>
-          <w:rFonts w:ascii="Arial" w:hAnsi="Arial" w:cs="Arial"/>
-        </w:rPr>
-        <w:t xml:space="preserve">Figure </w:t>
-      </w:r>
-      <w:r>
-        <w:rPr>
-          <w:rFonts w:ascii="Arial" w:hAnsi="Arial" w:cs="Arial"/>
-        </w:rPr>
-        <w:fldChar w:fldCharType="begin"/>
-      </w:r>
-      <w:r>
-        <w:rPr>
-          <w:rFonts w:ascii="Arial" w:hAnsi="Arial" w:cs="Arial"/>
-        </w:rPr>
-        <w:instrText xml:space="preserve"> SEQ Figure \* ARABIC </w:instrText>
-      </w:r>
-      <w:r>
-        <w:rPr>
-          <w:rFonts w:ascii="Arial" w:hAnsi="Arial" w:cs="Arial"/>
-        </w:rPr>
-        <w:fldChar w:fldCharType="separate"/>
-      </w:r>
-      <w:r>
-        <w:rPr>
-          <w:rFonts w:ascii="Arial" w:hAnsi="Arial" w:cs="Arial"/>
-          <w:noProof/>
-        </w:rPr>
-        <w:t>40</w:t>
-      </w:r>
-      <w:r>
-        <w:rPr>
-          <w:rFonts w:ascii="Arial" w:hAnsi="Arial" w:cs="Arial"/>
-        </w:rPr>
-        <w:fldChar w:fldCharType="end"/>
-      </w:r>
-      <w:r>
-        <w:rPr>
-          <w:rFonts w:ascii="Arial" w:hAnsi="Arial" w:cs="Arial"/>
-          <w:lang w:val="en-US"/>
-        </w:rPr>
-        <w:t xml:space="preserve"> </w:t>
-      </w:r>
-      <w:r>
-        <w:rPr>
-          <w:rFonts w:ascii="Arial" w:hAnsi="Arial" w:cs="Arial"/>
-          <w:lang w:val="en-US"/>
-        </w:rPr>
-        <w:t xml:space="preserve">SMA Hysteresis </w:t>
-      </w:r>
-      <w:r>
-        <w:rPr>
-          <w:lang w:val="en-US"/>
-        </w:rPr>
-        <w:t>NO_SL TP NO_SL TP</w:t>
-      </w:r>
-      <w:r>
-        <w:rPr>
-          <w:lang w:val="en-US"/>
-        </w:rPr>
-        <w:t xml:space="preserve"> </w:t>
-      </w:r>
-      <w:r>
-        <w:rPr>
-          <w:lang w:val="en-US"/>
-        </w:rPr>
-        <w:t xml:space="preserve">H1 </w:t>
-      </w:r>
-    </w:p>
-    <w:p>
-      <w:pPr>
-        <w:pStyle w:val="Titre3"/>
-        <w:rPr>
-          <w:lang w:val="en-US"/>
-        </w:rPr>
-      </w:pPr>
-      <w:r>
-        <w:rPr>
-          <w:lang w:val="en-US"/>
-        </w:rPr>
-        <w:lastRenderedPageBreak/>
-        <w:t>Python SL/TP Histogram</w:t>
-      </w:r>
-    </w:p>
-    <w:p>
-      <w:pPr>
-        <w:ind w:left="1440"/>
-        <w:rPr>
-          <w:rFonts w:ascii="Arial" w:hAnsi="Arial" w:cs="Arial"/>
-          <w:lang w:val="en-US"/>
-        </w:rPr>
-      </w:pPr>
-      <w:r>
-        <w:rPr>
-          <w:rFonts w:ascii="Arial" w:hAnsi="Arial" w:cs="Arial"/>
-          <w:lang w:val="en-US"/>
-        </w:rPr>
-        <w:t>Not applicable (NO SL/TP)</w:t>
-      </w:r>
-    </w:p>
-    <w:p>
-      <w:pPr>
-        <w:pStyle w:val="Titre4"/>
-        <w:numPr>
-          <w:ilvl w:val="4"/>
-          <w:numId w:val="1"/>
-        </w:numPr>
-        <w:rPr>
-          <w:rFonts w:ascii="Arial" w:hAnsi="Arial" w:cs="Arial"/>
-          <w:lang w:val="en-US"/>
-        </w:rPr>
-      </w:pPr>
-      <w:r>
-        <w:rPr>
-          <w:rFonts w:ascii="Arial" w:hAnsi="Arial" w:cs="Arial"/>
-          <w:lang w:val="en-US"/>
-        </w:rPr>
-        <w:t>Python trade duration</w:t>
-      </w:r>
-    </w:p>
-    <w:p>
-      <w:pPr>
-        <w:keepNext/>
-        <w:jc w:val="center"/>
-        <w:rPr>
-          <w:rFonts w:ascii="Arial" w:hAnsi="Arial" w:cs="Arial"/>
-        </w:rPr>
-      </w:pPr>
-      <w:r>
-        <w:rPr>
-          <w:rFonts w:ascii="Arial" w:hAnsi="Arial" w:cs="Arial"/>
-          <w:noProof/>
-          <w:lang w:val="en-US"/>
-        </w:rPr>
-        <w:drawing>
-          <wp:inline distT="0" distB="0" distL="0" distR="0" wp14:anchorId="4CF673E9" wp14:editId="23523D85">
-            <wp:extent cx="3188335" cy="2391428"/>
-            <wp:effectExtent l="0" t="0" r="0" b="8890"/>
-            <wp:docPr id="12" name="Image 12"/>
-            <wp:cNvGraphicFramePr>
-              <a:graphicFrameLocks xmlns:a="http://schemas.openxmlformats.org/drawingml/2006/main" noChangeAspect="1"/>
-            </wp:cNvGraphicFramePr>
-            <a:graphic xmlns:a="http://schemas.openxmlformats.org/drawingml/2006/main">
-              <a:graphicData uri="http://schemas.openxmlformats.org/drawingml/2006/picture">
-                <pic:pic xmlns:pic="http://schemas.openxmlformats.org/drawingml/2006/picture">
-                  <pic:nvPicPr>
-                    <pic:cNvPr id="12" name="24_08_Run_1_No_SL_No_TP_durations_vs_returnsALL.png"/>
-                    <pic:cNvPicPr/>
-                  </pic:nvPicPr>
-                  <pic:blipFill>
-                    <a:blip r:embed="rId51">
-                      <a:extLst>
-                        <a:ext uri="{28A0092B-C50C-407E-A947-70E740481C1C}">
-                          <a14:useLocalDpi xmlns:a14="http://schemas.microsoft.com/office/drawing/2010/main" val="0"/>
-                        </a:ext>
-                      </a:extLst>
-                    </a:blip>
-                    <a:stretch>
-                      <a:fillRect/>
-                    </a:stretch>
-                  </pic:blipFill>
-                  <pic:spPr>
-                    <a:xfrm>
-                      <a:off x="0" y="0"/>
-                      <a:ext cx="3196634" cy="2397653"/>
-                    </a:xfrm>
-                    <a:prstGeom prst="rect">
-                      <a:avLst/>
-                    </a:prstGeom>
-                  </pic:spPr>
-                </pic:pic>
-              </a:graphicData>
-            </a:graphic>
-          </wp:inline>
-        </w:drawing>
-      </w:r>
-    </w:p>
-    <w:p>
-      <w:pPr>
-        <w:pStyle w:val="Lgende"/>
-        <w:jc w:val="center"/>
-        <w:rPr>
-          <w:rFonts w:ascii="Arial" w:hAnsi="Arial" w:cs="Arial"/>
-          <w:lang w:val="en-US"/>
-        </w:rPr>
-      </w:pPr>
-      <w:r>
-        <w:rPr>
-          <w:rFonts w:ascii="Arial" w:hAnsi="Arial" w:cs="Arial"/>
-        </w:rPr>
-        <w:tab/>
-      </w:r>
-      <w:r>
-        <w:rPr>
-          <w:rFonts w:ascii="Arial" w:hAnsi="Arial" w:cs="Arial"/>
-        </w:rPr>
-        <w:t xml:space="preserve">Figure </w:t>
-      </w:r>
-      <w:r>
-        <w:rPr>
-          <w:rFonts w:ascii="Arial" w:hAnsi="Arial" w:cs="Arial"/>
-        </w:rPr>
-        <w:fldChar w:fldCharType="begin"/>
-      </w:r>
-      <w:r>
-        <w:rPr>
-          <w:rFonts w:ascii="Arial" w:hAnsi="Arial" w:cs="Arial"/>
-        </w:rPr>
-        <w:instrText xml:space="preserve"> SEQ Figure \* ARABIC </w:instrText>
-      </w:r>
-      <w:r>
-        <w:rPr>
-          <w:rFonts w:ascii="Arial" w:hAnsi="Arial" w:cs="Arial"/>
-        </w:rPr>
-        <w:fldChar w:fldCharType="separate"/>
-      </w:r>
-      <w:r>
-        <w:rPr>
-          <w:rFonts w:ascii="Arial" w:hAnsi="Arial" w:cs="Arial"/>
-          <w:noProof/>
-        </w:rPr>
-        <w:t>41</w:t>
-      </w:r>
-      <w:r>
-        <w:rPr>
-          <w:rFonts w:ascii="Arial" w:hAnsi="Arial" w:cs="Arial"/>
-        </w:rPr>
-        <w:fldChar w:fldCharType="end"/>
-      </w:r>
-      <w:r>
-        <w:rPr>
-          <w:lang w:val="en-US"/>
-        </w:rPr>
-        <w:t xml:space="preserve"> </w:t>
-      </w:r>
-      <w:r>
-        <w:rPr>
-          <w:rFonts w:ascii="Arial" w:hAnsi="Arial" w:cs="Arial"/>
-          <w:lang w:val="en-US"/>
-        </w:rPr>
-        <w:t>SMA Hysteresis _NoSLTP</w:t>
-      </w:r>
-      <w:r>
-        <w:rPr>
-          <w:rFonts w:ascii="Arial" w:hAnsi="Arial" w:cs="Arial"/>
-          <w:lang w:val="en-US"/>
-        </w:rPr>
-        <w:t xml:space="preserve"> </w:t>
-      </w:r>
-      <w:r>
-        <w:rPr>
-          <w:rFonts w:ascii="Arial" w:hAnsi="Arial" w:cs="Arial"/>
-          <w:lang w:val="en-US"/>
-        </w:rPr>
-        <w:t xml:space="preserve">H1 </w:t>
-      </w:r>
-      <w:r>
-        <w:rPr>
-          <w:rFonts w:ascii="Arial" w:hAnsi="Arial" w:cs="Arial"/>
-          <w:lang w:val="en-US"/>
-        </w:rPr>
-        <w:t>Profit vs duration (H1)</w:t>
-      </w:r>
-    </w:p>
-    <w:p>
-      <w:pPr>
-        <w:pStyle w:val="Titre4"/>
-        <w:numPr>
-          <w:ilvl w:val="4"/>
-          <w:numId w:val="1"/>
-        </w:numPr>
-        <w:rPr>
-          <w:rFonts w:ascii="Arial" w:hAnsi="Arial" w:cs="Arial"/>
-          <w:lang w:val="en-US"/>
-        </w:rPr>
-      </w:pPr>
-      <w:r>
-        <w:rPr>
-          <w:rFonts w:ascii="Arial" w:hAnsi="Arial" w:cs="Arial"/>
-          <w:lang w:val="en-US"/>
-        </w:rPr>
-        <w:t>MFE</w:t>
-      </w:r>
-    </w:p>
-    <w:p>
-      <w:pPr>
-        <w:ind w:left="1440"/>
-        <w:rPr>
-          <w:rFonts w:ascii="Arial" w:hAnsi="Arial" w:cs="Arial"/>
-          <w:lang w:val="en-US"/>
-        </w:rPr>
-      </w:pPr>
-      <w:r>
-        <w:rPr>
-          <w:rFonts w:ascii="Arial" w:hAnsi="Arial" w:cs="Arial"/>
-          <w:lang w:val="en-US"/>
-        </w:rPr>
-        <w:t>Not available</w:t>
-      </w:r>
-    </w:p>
-    <w:p>
-      <w:pPr>
-        <w:pStyle w:val="Titre4"/>
-        <w:numPr>
-          <w:ilvl w:val="4"/>
-          <w:numId w:val="1"/>
-        </w:numPr>
-        <w:rPr>
-          <w:rFonts w:ascii="Arial" w:hAnsi="Arial" w:cs="Arial"/>
-          <w:lang w:val="en-US"/>
-        </w:rPr>
-      </w:pPr>
-      <w:r>
-        <w:rPr>
-          <w:rFonts w:ascii="Arial" w:hAnsi="Arial" w:cs="Arial"/>
-          <w:lang w:val="en-US"/>
-        </w:rPr>
-        <w:t>MAE</w:t>
-      </w:r>
-    </w:p>
-    <w:p>
-      <w:pPr>
-        <w:pStyle w:val="Paragraphedeliste"/>
-        <w:ind w:left="1440"/>
-        <w:rPr>
-          <w:rFonts w:ascii="Arial" w:hAnsi="Arial" w:cs="Arial"/>
-          <w:lang w:val="en-US"/>
-        </w:rPr>
-      </w:pPr>
-      <w:r>
-        <w:rPr>
-          <w:rFonts w:ascii="Arial" w:hAnsi="Arial" w:cs="Arial"/>
-          <w:lang w:val="en-US"/>
-        </w:rPr>
-        <w:t>Not available</w:t>
-      </w:r>
-    </w:p>
-    <w:p>
-      <w:pPr>
-        <w:pStyle w:val="Titre4"/>
-        <w:numPr>
-          <w:ilvl w:val="4"/>
-          <w:numId w:val="1"/>
-        </w:numPr>
-        <w:rPr>
-          <w:rFonts w:ascii="Arial" w:hAnsi="Arial" w:cs="Arial"/>
-          <w:lang w:val="en-US"/>
-        </w:rPr>
-      </w:pPr>
-      <w:r>
-        <w:rPr>
-          <w:rFonts w:ascii="Arial" w:hAnsi="Arial" w:cs="Arial"/>
-          <w:lang w:val="en-US"/>
-        </w:rPr>
-        <w:t>Hours/Period</w:t>
-      </w:r>
-    </w:p>
-    <w:p>
-      <w:pPr>
-        <w:ind w:left="1080" w:firstLine="360"/>
-        <w:rPr>
-          <w:rFonts w:ascii="Arial" w:hAnsi="Arial" w:cs="Arial"/>
-          <w:lang w:val="en-US"/>
-        </w:rPr>
-      </w:pPr>
-      <w:r>
-        <w:rPr>
-          <w:rFonts w:ascii="Arial" w:hAnsi="Arial" w:cs="Arial"/>
-          <w:lang w:val="en-US"/>
-        </w:rPr>
-        <w:t>Not available</w:t>
-      </w:r>
-    </w:p>
-    <w:p>
-      <w:pPr>
-        <w:ind w:left="1440"/>
-        <w:rPr>
-          <w:rFonts w:ascii="Arial" w:hAnsi="Arial" w:cs="Arial"/>
-          <w:lang w:val="en-US"/>
-        </w:rPr>
-      </w:pPr>
-    </w:p>
-    <w:p>
-      <w:pPr>
-        <w:pStyle w:val="Titre4"/>
-        <w:numPr>
-          <w:ilvl w:val="3"/>
-          <w:numId w:val="1"/>
-        </w:numPr>
-        <w:rPr>
-          <w:rFonts w:ascii="Arial" w:hAnsi="Arial" w:cs="Arial"/>
-          <w:lang w:val="en-US"/>
-        </w:rPr>
-      </w:pPr>
-      <w:r>
-        <w:rPr>
-          <w:rFonts w:ascii="Arial" w:hAnsi="Arial" w:cs="Arial"/>
-          <w:lang w:val="en-US"/>
-        </w:rPr>
-        <w:t>H4</w:t>
-      </w:r>
-    </w:p>
-    <w:p>
-      <w:pPr>
-        <w:pStyle w:val="Titre4"/>
-        <w:numPr>
-          <w:ilvl w:val="4"/>
-          <w:numId w:val="1"/>
-        </w:numPr>
-        <w:rPr>
-          <w:rFonts w:ascii="Arial" w:hAnsi="Arial" w:cs="Arial"/>
-          <w:lang w:val="en-US"/>
-        </w:rPr>
-      </w:pPr>
-      <w:r>
-        <w:rPr>
-          <w:rFonts w:ascii="Arial" w:hAnsi="Arial" w:cs="Arial"/>
-          <w:lang w:val="en-US"/>
-        </w:rPr>
-        <w:t>Mql5 returns</w:t>
-      </w:r>
-    </w:p>
-    <w:p>
-      <w:pPr>
-        <w:ind w:left="1440"/>
-        <w:rPr>
-          <w:rFonts w:ascii="Arial" w:hAnsi="Arial" w:cs="Arial"/>
-          <w:lang w:val="en-US"/>
-        </w:rPr>
-      </w:pPr>
-      <w:r>
-        <w:rPr>
-          <w:rFonts w:ascii="Arial" w:hAnsi="Arial" w:cs="Arial"/>
-          <w:lang w:val="en-US"/>
-        </w:rPr>
-        <w:t>Not available</w:t>
-      </w:r>
-    </w:p>
-    <w:p>
-      <w:pPr>
-        <w:ind w:left="1440"/>
-        <w:rPr>
-          <w:rFonts w:ascii="Arial" w:hAnsi="Arial" w:cs="Arial"/>
-          <w:lang w:val="en-US"/>
-        </w:rPr>
-      </w:pPr>
-    </w:p>
-    <w:p>
-      <w:pPr>
-        <w:ind w:left="1440"/>
-        <w:rPr>
-          <w:rFonts w:ascii="Arial" w:hAnsi="Arial" w:cs="Arial"/>
-          <w:lang w:val="en-US"/>
-        </w:rPr>
-      </w:pPr>
-    </w:p>
-    <w:p>
-      <w:pPr>
-        <w:ind w:left="1440"/>
-        <w:rPr>
-          <w:rFonts w:ascii="Arial" w:hAnsi="Arial" w:cs="Arial"/>
-          <w:lang w:val="en-US"/>
-        </w:rPr>
-      </w:pPr>
-    </w:p>
-    <w:p>
-      <w:pPr>
-        <w:ind w:left="1440"/>
-        <w:rPr>
-          <w:rFonts w:ascii="Arial" w:hAnsi="Arial" w:cs="Arial"/>
-          <w:lang w:val="en-US"/>
-        </w:rPr>
-      </w:pPr>
-    </w:p>
-    <w:p>
-      <w:pPr>
-        <w:ind w:left="1440"/>
-        <w:rPr>
-          <w:rFonts w:ascii="Arial" w:hAnsi="Arial" w:cs="Arial"/>
-          <w:lang w:val="en-US"/>
-        </w:rPr>
-      </w:pPr>
-    </w:p>
-    <w:p>
-      <w:pPr>
-        <w:ind w:left="1440"/>
-        <w:rPr>
-          <w:rFonts w:ascii="Arial" w:hAnsi="Arial" w:cs="Arial"/>
-          <w:lang w:val="en-US"/>
-        </w:rPr>
-      </w:pPr>
-    </w:p>
-    <w:p>
-      <w:pPr>
-        <w:ind w:left="1440"/>
-        <w:rPr>
-          <w:rFonts w:ascii="Arial" w:hAnsi="Arial" w:cs="Arial"/>
-          <w:lang w:val="en-US"/>
-        </w:rPr>
-      </w:pPr>
-    </w:p>
-    <w:p>
-      <w:pPr>
-        <w:ind w:left="1440"/>
-        <w:rPr>
-          <w:rFonts w:ascii="Arial" w:hAnsi="Arial" w:cs="Arial"/>
-          <w:lang w:val="en-US"/>
-        </w:rPr>
-      </w:pPr>
-    </w:p>
-    <w:p>
-      <w:pPr>
-        <w:ind w:left="1440"/>
-        <w:rPr>
-          <w:rFonts w:ascii="Arial" w:hAnsi="Arial" w:cs="Arial"/>
-          <w:lang w:val="en-US"/>
-        </w:rPr>
-      </w:pPr>
-    </w:p>
-    <w:p>
-      <w:pPr>
-        <w:ind w:left="1440"/>
-        <w:rPr>
-          <w:rFonts w:ascii="Arial" w:hAnsi="Arial" w:cs="Arial"/>
-          <w:lang w:val="en-US"/>
-        </w:rPr>
-      </w:pPr>
-    </w:p>
-    <w:p>
-      <w:pPr>
-        <w:pStyle w:val="Titre4"/>
-        <w:numPr>
-          <w:ilvl w:val="4"/>
-          <w:numId w:val="1"/>
-        </w:numPr>
-        <w:rPr>
-          <w:rFonts w:ascii="Arial" w:hAnsi="Arial" w:cs="Arial"/>
-          <w:lang w:val="en-US"/>
-        </w:rPr>
-      </w:pPr>
-      <w:r>
-        <w:rPr>
-          <w:rFonts w:ascii="Arial" w:hAnsi="Arial" w:cs="Arial"/>
-          <w:lang w:val="en-US"/>
-        </w:rPr>
-        <w:t>Python retunrs</w:t>
-      </w:r>
-    </w:p>
-    <w:p>
-      <w:pPr>
-        <w:keepNext/>
-        <w:ind w:left="2160"/>
-      </w:pPr>
-      <w:r>
-        <w:rPr>
-          <w:rFonts w:ascii="Arial" w:hAnsi="Arial" w:cs="Arial"/>
-          <w:noProof/>
-          <w:lang w:val="en-US"/>
-        </w:rPr>
-        <w:drawing>
-          <wp:inline distT="0" distB="0" distL="0" distR="0" wp14:anchorId="10813D99" wp14:editId="4924CE67">
-            <wp:extent cx="3598068" cy="2698750"/>
-            <wp:effectExtent l="0" t="0" r="2540" b="6350"/>
-            <wp:docPr id="46" name="Image 46"/>
-            <wp:cNvGraphicFramePr>
-              <a:graphicFrameLocks xmlns:a="http://schemas.openxmlformats.org/drawingml/2006/main" noChangeAspect="1"/>
-            </wp:cNvGraphicFramePr>
-            <a:graphic xmlns:a="http://schemas.openxmlformats.org/drawingml/2006/main">
-              <a:graphicData uri="http://schemas.openxmlformats.org/drawingml/2006/picture">
-                <pic:pic xmlns:pic="http://schemas.openxmlformats.org/drawingml/2006/picture">
-                  <pic:nvPicPr>
-                    <pic:cNvPr id="16" name="24_08_Run_1_No_SL_No_TP_ProfitsALL.png"/>
-                    <pic:cNvPicPr/>
-                  </pic:nvPicPr>
-                  <pic:blipFill>
-                    <a:blip r:embed="rId52">
-                      <a:extLst>
-                        <a:ext uri="{28A0092B-C50C-407E-A947-70E740481C1C}">
-                          <a14:useLocalDpi xmlns:a14="http://schemas.microsoft.com/office/drawing/2010/main" val="0"/>
-                        </a:ext>
-                      </a:extLst>
-                    </a:blip>
-                    <a:stretch>
-                      <a:fillRect/>
-                    </a:stretch>
-                  </pic:blipFill>
-                  <pic:spPr>
-                    <a:xfrm>
-                      <a:off x="0" y="0"/>
-                      <a:ext cx="3601568" cy="2701375"/>
-                    </a:xfrm>
-                    <a:prstGeom prst="rect">
-                      <a:avLst/>
-                    </a:prstGeom>
-                  </pic:spPr>
-                </pic:pic>
-              </a:graphicData>
-            </a:graphic>
-          </wp:inline>
-        </w:drawing>
-      </w:r>
-    </w:p>
-    <w:p>
-      <w:pPr>
-        <w:pStyle w:val="Lgende"/>
-        <w:ind w:left="2880"/>
-      </w:pPr>
-      <w:r>
-        <w:t xml:space="preserve">Figure </w:t>
-      </w:r>
-      <w:fldSimple w:instr=" SEQ Figure \* ARABIC ">
-        <w:r>
-          <w:rPr>
-            <w:noProof/>
-          </w:rPr>
-          <w:t>42</w:t>
-        </w:r>
-      </w:fldSimple>
-      <w:r>
-        <w:t>SMA HYSTERESIS _NOSLTP  H4 RETURNS</w:t>
-      </w:r>
-    </w:p>
-    <w:p>
-      <w:pPr>
         <w:rPr>
           <w:rFonts w:ascii="Arial" w:hAnsi="Arial" w:cs="Arial"/>
           <w:lang w:val="en-US"/>
@@ -12075,6 +9973,7 @@
           <w:rFonts w:ascii="Arial" w:hAnsi="Arial" w:cs="Arial"/>
           <w:lang w:val="en-US"/>
         </w:rPr>
+        <w:lastRenderedPageBreak/>
         <w:t>Whole returns is correlated</w:t>
       </w:r>
     </w:p>
@@ -12339,6 +10238,7 @@
           <w:rFonts w:ascii="Arial" w:hAnsi="Arial" w:cs="Arial"/>
         </w:rPr>
       </w:pPr>
+      <w:bookmarkStart w:id="1" w:name="_GoBack"/>
       <w:r>
         <w:rPr>
           <w:rFonts w:ascii="Arial" w:hAnsi="Arial" w:cs="Arial"/>
@@ -12361,7 +10261,7 @@
                     <pic:cNvPicPr/>
                   </pic:nvPicPr>
                   <pic:blipFill>
-                    <a:blip r:embed="rId53">
+                    <a:blip r:embed="rId33">
                       <a:extLst>
                         <a:ext uri="{28A0092B-C50C-407E-A947-70E740481C1C}">
                           <a14:useLocalDpi xmlns:a14="http://schemas.microsoft.com/office/drawing/2010/main" val="0"/>
@@ -12387,6 +10287,7 @@
           </wp:inline>
         </w:drawing>
       </w:r>
+      <w:bookmarkEnd w:id="1"/>
     </w:p>
     <w:p>
       <w:pPr>
@@ -12486,7 +10387,6 @@
           <w:rFonts w:ascii="Arial" w:hAnsi="Arial" w:cs="Arial"/>
           <w:lang w:val="en-US"/>
         </w:rPr>
-        <w:lastRenderedPageBreak/>
         <w:t>Python returns</w:t>
       </w:r>
     </w:p>
@@ -12548,7 +10448,7 @@
                     <pic:cNvPicPr/>
                   </pic:nvPicPr>
                   <pic:blipFill>
-                    <a:blip r:embed="rId54" cstate="print">
+                    <a:blip r:embed="rId34" cstate="print">
                       <a:extLst>
                         <a:ext uri="{28A0092B-C50C-407E-A947-70E740481C1C}">
                           <a14:useLocalDpi xmlns:a14="http://schemas.microsoft.com/office/drawing/2010/main" val="0"/>
@@ -12659,6 +10559,7 @@
           <w:rFonts w:ascii="Arial" w:hAnsi="Arial" w:cs="Arial"/>
           <w:lang w:val="en-US"/>
         </w:rPr>
+        <w:lastRenderedPageBreak/>
         <w:t>Python SL/TP Histogram</w:t>
       </w:r>
     </w:p>
@@ -12736,7 +10637,7 @@
                     <pic:cNvPicPr/>
                   </pic:nvPicPr>
                   <pic:blipFill>
-                    <a:blip r:embed="rId55">
+                    <a:blip r:embed="rId35">
                       <a:extLst>
                         <a:ext uri="{28A0092B-C50C-407E-A947-70E740481C1C}">
                           <a14:useLocalDpi xmlns:a14="http://schemas.microsoft.com/office/drawing/2010/main" val="0"/>
@@ -12921,7 +10822,6 @@
           <w:rFonts w:ascii="Arial" w:hAnsi="Arial" w:cs="Arial"/>
           <w:lang w:val="en-US"/>
         </w:rPr>
-        <w:lastRenderedPageBreak/>
         <w:t>Python returns</w:t>
       </w:r>
     </w:p>
@@ -12955,7 +10855,7 @@
                     <pic:cNvPicPr/>
                   </pic:nvPicPr>
                   <pic:blipFill>
-                    <a:blip r:embed="rId56">
+                    <a:blip r:embed="rId36">
                       <a:extLst>
                         <a:ext uri="{28A0092B-C50C-407E-A947-70E740481C1C}">
                           <a14:useLocalDpi xmlns:a14="http://schemas.microsoft.com/office/drawing/2010/main" val="0"/>
@@ -13126,6 +11026,7 @@
           <w:noProof/>
           <w:lang w:val="en-US"/>
         </w:rPr>
+        <w:lastRenderedPageBreak/>
         <w:drawing>
           <wp:inline distT="0" distB="0" distL="0" distR="0" wp14:anchorId="7E49818B" wp14:editId="2C49455D">
             <wp:extent cx="5731510" cy="1543050"/>
@@ -13142,7 +11043,7 @@
                     <pic:cNvPicPr/>
                   </pic:nvPicPr>
                   <pic:blipFill>
-                    <a:blip r:embed="rId57">
+                    <a:blip r:embed="rId37">
                       <a:extLst>
                         <a:ext uri="{28A0092B-C50C-407E-A947-70E740481C1C}">
                           <a14:useLocalDpi xmlns:a14="http://schemas.microsoft.com/office/drawing/2010/main" val="0"/>
@@ -13488,7 +11389,7 @@
                     <pic:cNvPicPr/>
                   </pic:nvPicPr>
                   <pic:blipFill>
-                    <a:blip r:embed="rId58" cstate="print">
+                    <a:blip r:embed="rId38" cstate="print">
                       <a:extLst>
                         <a:ext uri="{28A0092B-C50C-407E-A947-70E740481C1C}">
                           <a14:useLocalDpi xmlns:a14="http://schemas.microsoft.com/office/drawing/2010/main" val="0"/>
@@ -13533,14 +11434,27 @@
         <w:tab/>
         <w:t xml:space="preserve">Figure </w:t>
       </w:r>
-      <w:fldSimple w:instr=" SEQ Figure \* ARABIC ">
-        <w:r>
-          <w:rPr>
-            <w:noProof/>
-          </w:rPr>
-          <w:t>48</w:t>
-        </w:r>
-      </w:fldSimple>
+      <w:r>
+        <w:fldChar w:fldCharType="begin"/>
+      </w:r>
+      <w:r>
+        <w:instrText xml:space="preserve"> SEQ Figure \* ARABIC </w:instrText>
+      </w:r>
+      <w:r>
+        <w:fldChar w:fldCharType="separate"/>
+      </w:r>
+      <w:r>
+        <w:rPr>
+          <w:noProof/>
+        </w:rPr>
+        <w:t>48</w:t>
+      </w:r>
+      <w:r>
+        <w:rPr>
+          <w:noProof/>
+        </w:rPr>
+        <w:fldChar w:fldCharType="end"/>
+      </w:r>
       <w:r>
         <w:t xml:space="preserve">: SMA HYSTERESIS _NOSLTP  </w:t>
       </w:r>
@@ -13577,7 +11491,6 @@
           <w:rFonts w:ascii="Arial" w:hAnsi="Arial" w:cs="Arial"/>
           <w:lang w:val="en-US"/>
         </w:rPr>
-        <w:lastRenderedPageBreak/>
         <w:t>Python correlations</w:t>
       </w:r>
     </w:p>
@@ -13607,7 +11520,7 @@
                     <pic:cNvPicPr/>
                   </pic:nvPicPr>
                   <pic:blipFill>
-                    <a:blip r:embed="rId59" cstate="print">
+                    <a:blip r:embed="rId39" cstate="print">
                       <a:extLst>
                         <a:ext uri="{28A0092B-C50C-407E-A947-70E740481C1C}">
                           <a14:useLocalDpi xmlns:a14="http://schemas.microsoft.com/office/drawing/2010/main" val="0"/>
@@ -13653,14 +11566,27 @@
       <w:r>
         <w:t xml:space="preserve">Figure </w:t>
       </w:r>
-      <w:fldSimple w:instr=" SEQ Figure \* ARABIC ">
-        <w:r>
-          <w:rPr>
-            <w:noProof/>
-          </w:rPr>
-          <w:t>49</w:t>
-        </w:r>
-      </w:fldSimple>
+      <w:r>
+        <w:fldChar w:fldCharType="begin"/>
+      </w:r>
+      <w:r>
+        <w:instrText xml:space="preserve"> SEQ Figure \* ARABIC </w:instrText>
+      </w:r>
+      <w:r>
+        <w:fldChar w:fldCharType="separate"/>
+      </w:r>
+      <w:r>
+        <w:rPr>
+          <w:noProof/>
+        </w:rPr>
+        <w:t>49</w:t>
+      </w:r>
+      <w:r>
+        <w:rPr>
+          <w:noProof/>
+        </w:rPr>
+        <w:fldChar w:fldCharType="end"/>
+      </w:r>
       <w:r>
         <w:rPr>
           <w:lang w:val="en-US"/>
@@ -13747,6 +11673,7 @@
           <w:rFonts w:ascii="Arial" w:hAnsi="Arial" w:cs="Arial"/>
           <w:lang w:val="en-US"/>
         </w:rPr>
+        <w:lastRenderedPageBreak/>
         <w:t>Python trade duration</w:t>
       </w:r>
     </w:p>
@@ -13781,7 +11708,7 @@
                     <pic:cNvPicPr/>
                   </pic:nvPicPr>
                   <pic:blipFill>
-                    <a:blip r:embed="rId60">
+                    <a:blip r:embed="rId40">
                       <a:extLst>
                         <a:ext uri="{28A0092B-C50C-407E-A947-70E740481C1C}">
                           <a14:useLocalDpi xmlns:a14="http://schemas.microsoft.com/office/drawing/2010/main" val="0"/>
@@ -13999,7 +11926,7 @@
                     <pic:cNvPicPr/>
                   </pic:nvPicPr>
                   <pic:blipFill>
-                    <a:blip r:embed="rId61" cstate="print">
+                    <a:blip r:embed="rId41" cstate="print">
                       <a:extLst>
                         <a:ext uri="{28A0092B-C50C-407E-A947-70E740481C1C}">
                           <a14:useLocalDpi xmlns:a14="http://schemas.microsoft.com/office/drawing/2010/main" val="0"/>
@@ -14116,6 +12043,7 @@
           <w:szCs w:val="21"/>
           <w:lang w:val="en-US"/>
         </w:rPr>
+        <w:lastRenderedPageBreak/>
         <w:drawing>
           <wp:inline distT="0" distB="0" distL="0" distR="0" wp14:anchorId="6C4F0518" wp14:editId="3941B26D">
             <wp:extent cx="4546946" cy="2668925"/>
@@ -14132,7 +12060,7 @@
                     <pic:cNvPicPr/>
                   </pic:nvPicPr>
                   <pic:blipFill>
-                    <a:blip r:embed="rId62" cstate="print">
+                    <a:blip r:embed="rId42" cstate="print">
                       <a:extLst>
                         <a:ext uri="{28A0092B-C50C-407E-A947-70E740481C1C}">
                           <a14:useLocalDpi xmlns:a14="http://schemas.microsoft.com/office/drawing/2010/main" val="0"/>
@@ -14552,7 +12480,6 @@
           <w:noProof/>
           <w:lang w:val="en-US"/>
         </w:rPr>
-        <w:lastRenderedPageBreak/>
         <w:drawing>
           <wp:inline distT="0" distB="0" distL="0" distR="0" wp14:anchorId="6E82D886" wp14:editId="408C9CCD">
             <wp:extent cx="5731510" cy="2665730"/>
@@ -14569,7 +12496,7 @@
                     <pic:cNvPicPr/>
                   </pic:nvPicPr>
                   <pic:blipFill>
-                    <a:blip r:embed="rId63">
+                    <a:blip r:embed="rId43">
                       <a:extLst>
                         <a:ext uri="{28A0092B-C50C-407E-A947-70E740481C1C}">
                           <a14:useLocalDpi xmlns:a14="http://schemas.microsoft.com/office/drawing/2010/main" val="0"/>
@@ -14775,6 +12702,7 @@
           <w:rFonts w:ascii="Arial" w:hAnsi="Arial" w:cs="Arial"/>
           <w:lang w:val="en-US"/>
         </w:rPr>
+        <w:lastRenderedPageBreak/>
         <w:t>Conclusions</w:t>
       </w:r>
     </w:p>
@@ -14805,7 +12733,7 @@
                     <pic:cNvPicPr/>
                   </pic:nvPicPr>
                   <pic:blipFill>
-                    <a:blip r:embed="rId64">
+                    <a:blip r:embed="rId44">
                       <a:extLst>
                         <a:ext uri="{28A0092B-C50C-407E-A947-70E740481C1C}">
                           <a14:useLocalDpi xmlns:a14="http://schemas.microsoft.com/office/drawing/2010/main" val="0"/>
@@ -14843,14 +12771,27 @@
       <w:r>
         <w:t xml:space="preserve">Figure </w:t>
       </w:r>
-      <w:fldSimple w:instr=" SEQ Figure \* ARABIC ">
-        <w:r>
-          <w:rPr>
-            <w:noProof/>
-          </w:rPr>
-          <w:t>54</w:t>
-        </w:r>
-      </w:fldSimple>
+      <w:r>
+        <w:fldChar w:fldCharType="begin"/>
+      </w:r>
+      <w:r>
+        <w:instrText xml:space="preserve"> SEQ Figure \* ARABIC </w:instrText>
+      </w:r>
+      <w:r>
+        <w:fldChar w:fldCharType="separate"/>
+      </w:r>
+      <w:r>
+        <w:rPr>
+          <w:noProof/>
+        </w:rPr>
+        <w:t>54</w:t>
+      </w:r>
+      <w:r>
+        <w:rPr>
+          <w:noProof/>
+        </w:rPr>
+        <w:fldChar w:fldCharType="end"/>
+      </w:r>
       <w:r>
         <w:rPr>
           <w:lang w:val="en-US"/>
@@ -14915,7 +12856,6 @@
           <w:rFonts w:ascii="Arial" w:hAnsi="Arial" w:cs="Arial"/>
           <w:lang w:val="en-US"/>
         </w:rPr>
-        <w:lastRenderedPageBreak/>
         <w:t>The strategy</w:t>
       </w:r>
       <w:r>
@@ -15088,7 +13028,7 @@
         </w:rPr>
         <w:t>Because an exponential moving average (EMA) uses an exponentially weighted multiplier to give more weight to recent prices, some believe it is a better indicator of a </w:t>
       </w:r>
-      <w:hyperlink r:id="rId65" w:history="1">
+      <w:hyperlink r:id="rId45" w:history="1">
         <w:r>
           <w:rPr>
             <w:rFonts w:ascii="Arial" w:hAnsi="Arial" w:cs="Arial"/>
@@ -15104,7 +13044,7 @@
         </w:rPr>
         <w:t> compared to a WMA or SMA. Some believe that the EMA is more responsive to changes in </w:t>
       </w:r>
-      <w:hyperlink r:id="rId66" w:history="1">
+      <w:hyperlink r:id="rId46" w:history="1">
         <w:r>
           <w:rPr>
             <w:rFonts w:ascii="Arial" w:hAnsi="Arial" w:cs="Arial"/>
@@ -15120,7 +13060,7 @@
         </w:rPr>
         <w:t>. On the other hand, the more basic smoothing provided by the SMA may render it more effective for finding simple support and resistance areas on a chart. In general, moving averages smooth price data that can otherwise be visually </w:t>
       </w:r>
-      <w:hyperlink r:id="rId67" w:history="1">
+      <w:hyperlink r:id="rId47" w:history="1">
         <w:r>
           <w:rPr>
             <w:rFonts w:ascii="Arial" w:hAnsi="Arial" w:cs="Arial"/>
@@ -15177,6 +13117,7 @@
           <w:rFonts w:ascii="Arial" w:hAnsi="Arial" w:cs="Arial"/>
           <w:lang w:val="en-US"/>
         </w:rPr>
+        <w:lastRenderedPageBreak/>
         <w:t>Implementation</w:t>
       </w:r>
     </w:p>
@@ -15273,7 +13214,6 @@
           <w:szCs w:val="22"/>
           <w:lang w:val="en-US"/>
         </w:rPr>
-        <w:lastRenderedPageBreak/>
         <w:drawing>
           <wp:inline distT="0" distB="0" distL="0" distR="0" wp14:anchorId="46C45610" wp14:editId="6BC38D78">
             <wp:extent cx="5731510" cy="4296922"/>
@@ -15292,7 +13232,7 @@
                     </pic:cNvPicPr>
                   </pic:nvPicPr>
                   <pic:blipFill>
-                    <a:blip r:embed="rId68">
+                    <a:blip r:embed="rId48">
                       <a:extLst>
                         <a:ext uri="{28A0092B-C50C-407E-A947-70E740481C1C}">
                           <a14:useLocalDpi xmlns:a14="http://schemas.microsoft.com/office/drawing/2010/main" val="0"/>
@@ -15389,7 +13329,7 @@
                     </pic:cNvPicPr>
                   </pic:nvPicPr>
                   <pic:blipFill>
-                    <a:blip r:embed="rId69" cstate="print">
+                    <a:blip r:embed="rId49" cstate="print">
                       <a:extLst>
                         <a:ext uri="{28A0092B-C50C-407E-A947-70E740481C1C}">
                           <a14:useLocalDpi xmlns:a14="http://schemas.microsoft.com/office/drawing/2010/main" val="0"/>
@@ -15490,6 +13430,7 @@
           <w:rFonts w:ascii="Arial" w:hAnsi="Arial" w:cs="Arial"/>
           <w:lang w:val="en-US"/>
         </w:rPr>
+        <w:lastRenderedPageBreak/>
         <w:t>H4</w:t>
       </w:r>
     </w:p>
@@ -15566,7 +13507,6 @@
           <w:szCs w:val="22"/>
           <w:lang w:val="en-US"/>
         </w:rPr>
-        <w:lastRenderedPageBreak/>
         <w:drawing>
           <wp:inline distT="0" distB="0" distL="0" distR="0" wp14:anchorId="1269542F" wp14:editId="32F594A3">
             <wp:extent cx="5731510" cy="4296922"/>
@@ -15585,7 +13525,7 @@
                     </pic:cNvPicPr>
                   </pic:nvPicPr>
                   <pic:blipFill>
-                    <a:blip r:embed="rId70">
+                    <a:blip r:embed="rId50">
                       <a:extLst>
                         <a:ext uri="{28A0092B-C50C-407E-A947-70E740481C1C}">
                           <a14:useLocalDpi xmlns:a14="http://schemas.microsoft.com/office/drawing/2010/main" val="0"/>
@@ -15682,7 +13622,7 @@
                     </pic:cNvPicPr>
                   </pic:nvPicPr>
                   <pic:blipFill>
-                    <a:blip r:embed="rId71" cstate="print">
+                    <a:blip r:embed="rId51" cstate="print">
                       <a:extLst>
                         <a:ext uri="{28A0092B-C50C-407E-A947-70E740481C1C}">
                           <a14:useLocalDpi xmlns:a14="http://schemas.microsoft.com/office/drawing/2010/main" val="0"/>
@@ -15835,6 +13775,7 @@
           <w:szCs w:val="22"/>
           <w:lang w:val="en-US"/>
         </w:rPr>
+        <w:lastRenderedPageBreak/>
         <w:t>Python returns</w:t>
       </w:r>
     </w:p>
@@ -15859,7 +13800,6 @@
           <w:szCs w:val="22"/>
           <w:lang w:val="en-US"/>
         </w:rPr>
-        <w:lastRenderedPageBreak/>
         <w:drawing>
           <wp:inline distT="0" distB="0" distL="0" distR="0" wp14:anchorId="6A9E1999" wp14:editId="6D9C7AEF">
             <wp:extent cx="4367694" cy="3274467"/>
@@ -15878,7 +13818,7 @@
                     </pic:cNvPicPr>
                   </pic:nvPicPr>
                   <pic:blipFill>
-                    <a:blip r:embed="rId72">
+                    <a:blip r:embed="rId52">
                       <a:extLst>
                         <a:ext uri="{28A0092B-C50C-407E-A947-70E740481C1C}">
                           <a14:useLocalDpi xmlns:a14="http://schemas.microsoft.com/office/drawing/2010/main" val="0"/>
@@ -15974,7 +13914,7 @@
                     </pic:cNvPicPr>
                   </pic:nvPicPr>
                   <pic:blipFill>
-                    <a:blip r:embed="rId73" cstate="print">
+                    <a:blip r:embed="rId53" cstate="print">
                       <a:extLst>
                         <a:ext uri="{28A0092B-C50C-407E-A947-70E740481C1C}">
                           <a14:useLocalDpi xmlns:a14="http://schemas.microsoft.com/office/drawing/2010/main" val="0"/>
@@ -16303,7 +14243,7 @@
                     <pic:cNvPicPr/>
                   </pic:nvPicPr>
                   <pic:blipFill>
-                    <a:blip r:embed="rId60">
+                    <a:blip r:embed="rId40">
                       <a:extLst>
                         <a:ext uri="{28A0092B-C50C-407E-A947-70E740481C1C}">
                           <a14:useLocalDpi xmlns:a14="http://schemas.microsoft.com/office/drawing/2010/main" val="0"/>
@@ -16871,7 +14811,7 @@
                     <pic:cNvPicPr/>
                   </pic:nvPicPr>
                   <pic:blipFill>
-                    <a:blip r:embed="rId74">
+                    <a:blip r:embed="rId54">
                       <a:extLst>
                         <a:ext uri="{28A0092B-C50C-407E-A947-70E740481C1C}">
                           <a14:useLocalDpi xmlns:a14="http://schemas.microsoft.com/office/drawing/2010/main" val="0"/>
@@ -16909,14 +14849,27 @@
       <w:r>
         <w:t xml:space="preserve">Figure </w:t>
       </w:r>
-      <w:fldSimple w:instr=" SEQ Figure \* ARABIC ">
-        <w:r>
-          <w:rPr>
-            <w:noProof/>
-          </w:rPr>
-          <w:t>56</w:t>
-        </w:r>
-      </w:fldSimple>
+      <w:r>
+        <w:fldChar w:fldCharType="begin"/>
+      </w:r>
+      <w:r>
+        <w:instrText xml:space="preserve"> SEQ Figure \* ARABIC </w:instrText>
+      </w:r>
+      <w:r>
+        <w:fldChar w:fldCharType="separate"/>
+      </w:r>
+      <w:r>
+        <w:rPr>
+          <w:noProof/>
+        </w:rPr>
+        <w:t>56</w:t>
+      </w:r>
+      <w:r>
+        <w:rPr>
+          <w:noProof/>
+        </w:rPr>
+        <w:fldChar w:fldCharType="end"/>
+      </w:r>
       <w:r>
         <w:rPr>
           <w:lang w:val="en-US"/>
@@ -17332,7 +15285,7 @@
                     <pic:cNvPicPr/>
                   </pic:nvPicPr>
                   <pic:blipFill>
-                    <a:blip r:embed="rId75"/>
+                    <a:blip r:embed="rId55"/>
                     <a:stretch>
                       <a:fillRect/>
                     </a:stretch>
@@ -17364,14 +15317,27 @@
       <w:r>
         <w:t xml:space="preserve">Figure </w:t>
       </w:r>
-      <w:fldSimple w:instr=" SEQ Figure \* ARABIC ">
-        <w:r>
-          <w:rPr>
-            <w:noProof/>
-          </w:rPr>
-          <w:t>57</w:t>
-        </w:r>
-      </w:fldSimple>
+      <w:r>
+        <w:fldChar w:fldCharType="begin"/>
+      </w:r>
+      <w:r>
+        <w:instrText xml:space="preserve"> SEQ Figure \* ARABIC </w:instrText>
+      </w:r>
+      <w:r>
+        <w:fldChar w:fldCharType="separate"/>
+      </w:r>
+      <w:r>
+        <w:rPr>
+          <w:noProof/>
+        </w:rPr>
+        <w:t>57</w:t>
+      </w:r>
+      <w:r>
+        <w:rPr>
+          <w:noProof/>
+        </w:rPr>
+        <w:fldChar w:fldCharType="end"/>
+      </w:r>
       <w:r>
         <w:rPr>
           <w:lang w:val="en-US"/>
@@ -17411,7 +15377,7 @@
                     <pic:cNvPicPr/>
                   </pic:nvPicPr>
                   <pic:blipFill>
-                    <a:blip r:embed="rId76"/>
+                    <a:blip r:embed="rId56"/>
                     <a:stretch>
                       <a:fillRect/>
                     </a:stretch>
@@ -17443,14 +15409,27 @@
       <w:r>
         <w:t xml:space="preserve">Figure </w:t>
       </w:r>
-      <w:fldSimple w:instr=" SEQ Figure \* ARABIC ">
-        <w:r>
-          <w:rPr>
-            <w:noProof/>
-          </w:rPr>
-          <w:t>58</w:t>
-        </w:r>
-      </w:fldSimple>
+      <w:r>
+        <w:fldChar w:fldCharType="begin"/>
+      </w:r>
+      <w:r>
+        <w:instrText xml:space="preserve"> SEQ Figure \* ARABIC </w:instrText>
+      </w:r>
+      <w:r>
+        <w:fldChar w:fldCharType="separate"/>
+      </w:r>
+      <w:r>
+        <w:rPr>
+          <w:noProof/>
+        </w:rPr>
+        <w:t>58</w:t>
+      </w:r>
+      <w:r>
+        <w:rPr>
+          <w:noProof/>
+        </w:rPr>
+        <w:fldChar w:fldCharType="end"/>
+      </w:r>
       <w:r>
         <w:rPr>
           <w:lang w:val="en-US"/>
@@ -17534,7 +15513,7 @@
                     <pic:cNvPicPr/>
                   </pic:nvPicPr>
                   <pic:blipFill>
-                    <a:blip r:embed="rId77"/>
+                    <a:blip r:embed="rId57"/>
                     <a:stretch>
                       <a:fillRect/>
                     </a:stretch>
@@ -17570,14 +15549,27 @@
       <w:r>
         <w:t xml:space="preserve">Figure </w:t>
       </w:r>
-      <w:fldSimple w:instr=" SEQ Figure \* ARABIC ">
-        <w:r>
-          <w:rPr>
-            <w:noProof/>
-          </w:rPr>
-          <w:t>59</w:t>
-        </w:r>
-      </w:fldSimple>
+      <w:r>
+        <w:fldChar w:fldCharType="begin"/>
+      </w:r>
+      <w:r>
+        <w:instrText xml:space="preserve"> SEQ Figure \* ARABIC </w:instrText>
+      </w:r>
+      <w:r>
+        <w:fldChar w:fldCharType="separate"/>
+      </w:r>
+      <w:r>
+        <w:rPr>
+          <w:noProof/>
+        </w:rPr>
+        <w:t>59</w:t>
+      </w:r>
+      <w:r>
+        <w:rPr>
+          <w:noProof/>
+        </w:rPr>
+        <w:fldChar w:fldCharType="end"/>
+      </w:r>
       <w:r>
         <w:rPr>
           <w:lang w:val="en-US"/>
@@ -17720,7 +15712,7 @@
                     </pic:cNvPicPr>
                   </pic:nvPicPr>
                   <pic:blipFill>
-                    <a:blip r:embed="rId78">
+                    <a:blip r:embed="rId58">
                       <a:extLst>
                         <a:ext uri="{28A0092B-C50C-407E-A947-70E740481C1C}">
                           <a14:useLocalDpi xmlns:a14="http://schemas.microsoft.com/office/drawing/2010/main" val="0"/>
@@ -17767,14 +15759,27 @@
       <w:r>
         <w:t xml:space="preserve">Figure </w:t>
       </w:r>
-      <w:fldSimple w:instr=" SEQ Figure \* ARABIC ">
-        <w:r>
-          <w:rPr>
-            <w:noProof/>
-          </w:rPr>
-          <w:t>60</w:t>
-        </w:r>
-      </w:fldSimple>
+      <w:r>
+        <w:fldChar w:fldCharType="begin"/>
+      </w:r>
+      <w:r>
+        <w:instrText xml:space="preserve"> SEQ Figure \* ARABIC </w:instrText>
+      </w:r>
+      <w:r>
+        <w:fldChar w:fldCharType="separate"/>
+      </w:r>
+      <w:r>
+        <w:rPr>
+          <w:noProof/>
+        </w:rPr>
+        <w:t>60</w:t>
+      </w:r>
+      <w:r>
+        <w:rPr>
+          <w:noProof/>
+        </w:rPr>
+        <w:fldChar w:fldCharType="end"/>
+      </w:r>
       <w:r>
         <w:rPr>
           <w:lang w:val="en-US"/>
@@ -17863,7 +15868,7 @@
                     </pic:cNvPicPr>
                   </pic:nvPicPr>
                   <pic:blipFill>
-                    <a:blip r:embed="rId79" cstate="print">
+                    <a:blip r:embed="rId59" cstate="print">
                       <a:extLst>
                         <a:ext uri="{28A0092B-C50C-407E-A947-70E740481C1C}">
                           <a14:useLocalDpi xmlns:a14="http://schemas.microsoft.com/office/drawing/2010/main" val="0"/>
@@ -17910,14 +15915,27 @@
       <w:r>
         <w:t xml:space="preserve">Figure </w:t>
       </w:r>
-      <w:fldSimple w:instr=" SEQ Figure \* ARABIC ">
-        <w:r>
-          <w:rPr>
-            <w:noProof/>
-          </w:rPr>
-          <w:t>61</w:t>
-        </w:r>
-      </w:fldSimple>
+      <w:r>
+        <w:fldChar w:fldCharType="begin"/>
+      </w:r>
+      <w:r>
+        <w:instrText xml:space="preserve"> SEQ Figure \* ARABIC </w:instrText>
+      </w:r>
+      <w:r>
+        <w:fldChar w:fldCharType="separate"/>
+      </w:r>
+      <w:r>
+        <w:rPr>
+          <w:noProof/>
+        </w:rPr>
+        <w:t>61</w:t>
+      </w:r>
+      <w:r>
+        <w:rPr>
+          <w:noProof/>
+        </w:rPr>
+        <w:fldChar w:fldCharType="end"/>
+      </w:r>
       <w:r>
         <w:t>H1 60% REJECT WITH PREVIOUS YE</w:t>
       </w:r>
@@ -18017,7 +16035,7 @@
                     </pic:cNvPicPr>
                   </pic:nvPicPr>
                   <pic:blipFill>
-                    <a:blip r:embed="rId80">
+                    <a:blip r:embed="rId60">
                       <a:extLst>
                         <a:ext uri="{28A0092B-C50C-407E-A947-70E740481C1C}">
                           <a14:useLocalDpi xmlns:a14="http://schemas.microsoft.com/office/drawing/2010/main" val="0"/>
@@ -18064,14 +16082,27 @@
         <w:tab/>
         <w:t xml:space="preserve">Figure </w:t>
       </w:r>
-      <w:fldSimple w:instr=" SEQ Figure \* ARABIC ">
-        <w:r>
-          <w:rPr>
-            <w:noProof/>
-          </w:rPr>
-          <w:t>62</w:t>
-        </w:r>
-      </w:fldSimple>
+      <w:r>
+        <w:fldChar w:fldCharType="begin"/>
+      </w:r>
+      <w:r>
+        <w:instrText xml:space="preserve"> SEQ Figure \* ARABIC </w:instrText>
+      </w:r>
+      <w:r>
+        <w:fldChar w:fldCharType="separate"/>
+      </w:r>
+      <w:r>
+        <w:rPr>
+          <w:noProof/>
+        </w:rPr>
+        <w:t>62</w:t>
+      </w:r>
+      <w:r>
+        <w:rPr>
+          <w:noProof/>
+        </w:rPr>
+        <w:fldChar w:fldCharType="end"/>
+      </w:r>
       <w:bookmarkEnd w:id="3"/>
       <w:r>
         <w:rPr>
@@ -18303,7 +16334,7 @@
                     <pic:cNvPicPr/>
                   </pic:nvPicPr>
                   <pic:blipFill>
-                    <a:blip r:embed="rId81"/>
+                    <a:blip r:embed="rId61"/>
                     <a:stretch>
                       <a:fillRect/>
                     </a:stretch>
@@ -18339,14 +16370,27 @@
       <w:r>
         <w:t xml:space="preserve">Figure </w:t>
       </w:r>
-      <w:fldSimple w:instr=" SEQ Figure \* ARABIC ">
-        <w:r>
-          <w:rPr>
-            <w:noProof/>
-          </w:rPr>
-          <w:t>63</w:t>
-        </w:r>
-      </w:fldSimple>
+      <w:r>
+        <w:fldChar w:fldCharType="begin"/>
+      </w:r>
+      <w:r>
+        <w:instrText xml:space="preserve"> SEQ Figure \* ARABIC </w:instrText>
+      </w:r>
+      <w:r>
+        <w:fldChar w:fldCharType="separate"/>
+      </w:r>
+      <w:r>
+        <w:rPr>
+          <w:noProof/>
+        </w:rPr>
+        <w:t>63</w:t>
+      </w:r>
+      <w:r>
+        <w:rPr>
+          <w:noProof/>
+        </w:rPr>
+        <w:fldChar w:fldCharType="end"/>
+      </w:r>
       <w:r>
         <w:t>MQL5 RETURNS : H</w:t>
       </w:r>
@@ -18785,7 +16829,7 @@
                     </pic:cNvPicPr>
                   </pic:nvPicPr>
                   <pic:blipFill>
-                    <a:blip r:embed="rId82">
+                    <a:blip r:embed="rId62">
                       <a:extLst>
                         <a:ext uri="{28A0092B-C50C-407E-A947-70E740481C1C}">
                           <a14:useLocalDpi xmlns:a14="http://schemas.microsoft.com/office/drawing/2010/main" val="0"/>
@@ -18832,14 +16876,27 @@
       <w:r>
         <w:t xml:space="preserve">Figure </w:t>
       </w:r>
-      <w:fldSimple w:instr=" SEQ Figure \* ARABIC ">
-        <w:r>
-          <w:rPr>
-            <w:noProof/>
-          </w:rPr>
-          <w:t>64</w:t>
-        </w:r>
-      </w:fldSimple>
+      <w:r>
+        <w:fldChar w:fldCharType="begin"/>
+      </w:r>
+      <w:r>
+        <w:instrText xml:space="preserve"> SEQ Figure \* ARABIC </w:instrText>
+      </w:r>
+      <w:r>
+        <w:fldChar w:fldCharType="separate"/>
+      </w:r>
+      <w:r>
+        <w:rPr>
+          <w:noProof/>
+        </w:rPr>
+        <w:t>64</w:t>
+      </w:r>
+      <w:r>
+        <w:rPr>
+          <w:noProof/>
+        </w:rPr>
+        <w:fldChar w:fldCharType="end"/>
+      </w:r>
       <w:r>
         <w:t xml:space="preserve">MQL5 </w:t>
       </w:r>
@@ -18914,7 +16971,7 @@
                     </pic:cNvPicPr>
                   </pic:nvPicPr>
                   <pic:blipFill>
-                    <a:blip r:embed="rId83" cstate="print">
+                    <a:blip r:embed="rId63" cstate="print">
                       <a:extLst>
                         <a:ext uri="{28A0092B-C50C-407E-A947-70E740481C1C}">
                           <a14:useLocalDpi xmlns:a14="http://schemas.microsoft.com/office/drawing/2010/main" val="0"/>
@@ -18961,14 +17018,27 @@
       <w:r>
         <w:t xml:space="preserve">Figure </w:t>
       </w:r>
-      <w:fldSimple w:instr=" SEQ Figure \* ARABIC ">
-        <w:r>
-          <w:rPr>
-            <w:noProof/>
-          </w:rPr>
-          <w:t>65</w:t>
-        </w:r>
-      </w:fldSimple>
+      <w:r>
+        <w:fldChar w:fldCharType="begin"/>
+      </w:r>
+      <w:r>
+        <w:instrText xml:space="preserve"> SEQ Figure \* ARABIC </w:instrText>
+      </w:r>
+      <w:r>
+        <w:fldChar w:fldCharType="separate"/>
+      </w:r>
+      <w:r>
+        <w:rPr>
+          <w:noProof/>
+        </w:rPr>
+        <w:t>65</w:t>
+      </w:r>
+      <w:r>
+        <w:rPr>
+          <w:noProof/>
+        </w:rPr>
+        <w:fldChar w:fldCharType="end"/>
+      </w:r>
       <w:r>
         <w:t xml:space="preserve"> H4 60% REJECT WITH PREVIOUS YEAR</w:t>
       </w:r>
@@ -19066,7 +17136,7 @@
                     </pic:cNvPicPr>
                   </pic:nvPicPr>
                   <pic:blipFill>
-                    <a:blip r:embed="rId84">
+                    <a:blip r:embed="rId64">
                       <a:extLst>
                         <a:ext uri="{28A0092B-C50C-407E-A947-70E740481C1C}">
                           <a14:useLocalDpi xmlns:a14="http://schemas.microsoft.com/office/drawing/2010/main" val="0"/>
@@ -19116,14 +17186,27 @@
         <w:tab/>
         <w:t xml:space="preserve">Figure </w:t>
       </w:r>
-      <w:fldSimple w:instr=" SEQ Figure \* ARABIC ">
-        <w:r>
-          <w:rPr>
-            <w:noProof/>
-          </w:rPr>
-          <w:t>66</w:t>
-        </w:r>
-      </w:fldSimple>
+      <w:r>
+        <w:fldChar w:fldCharType="begin"/>
+      </w:r>
+      <w:r>
+        <w:instrText xml:space="preserve"> SEQ Figure \* ARABIC </w:instrText>
+      </w:r>
+      <w:r>
+        <w:fldChar w:fldCharType="separate"/>
+      </w:r>
+      <w:r>
+        <w:rPr>
+          <w:noProof/>
+        </w:rPr>
+        <w:t>66</w:t>
+      </w:r>
+      <w:r>
+        <w:rPr>
+          <w:noProof/>
+        </w:rPr>
+        <w:fldChar w:fldCharType="end"/>
+      </w:r>
       <w:r>
         <w:rPr>
           <w:lang w:val="en-US"/>
@@ -19236,7 +17319,7 @@
                     <pic:cNvPicPr/>
                   </pic:nvPicPr>
                   <pic:blipFill>
-                    <a:blip r:embed="rId85"/>
+                    <a:blip r:embed="rId65"/>
                     <a:stretch>
                       <a:fillRect/>
                     </a:stretch>
@@ -19268,14 +17351,27 @@
       <w:r>
         <w:t xml:space="preserve">Figure </w:t>
       </w:r>
-      <w:fldSimple w:instr=" SEQ Figure \* ARABIC ">
-        <w:r>
-          <w:rPr>
-            <w:noProof/>
-          </w:rPr>
-          <w:t>67</w:t>
-        </w:r>
-      </w:fldSimple>
+      <w:r>
+        <w:fldChar w:fldCharType="begin"/>
+      </w:r>
+      <w:r>
+        <w:instrText xml:space="preserve"> SEQ Figure \* ARABIC </w:instrText>
+      </w:r>
+      <w:r>
+        <w:fldChar w:fldCharType="separate"/>
+      </w:r>
+      <w:r>
+        <w:rPr>
+          <w:noProof/>
+        </w:rPr>
+        <w:t>67</w:t>
+      </w:r>
+      <w:r>
+        <w:rPr>
+          <w:noProof/>
+        </w:rPr>
+        <w:fldChar w:fldCharType="end"/>
+      </w:r>
       <w:r>
         <w:rPr>
           <w:lang w:val="fr-BE"/>
@@ -19335,7 +17431,7 @@
                     <pic:cNvPicPr/>
                   </pic:nvPicPr>
                   <pic:blipFill>
-                    <a:blip r:embed="rId86"/>
+                    <a:blip r:embed="rId66"/>
                     <a:stretch>
                       <a:fillRect/>
                     </a:stretch>
@@ -19367,14 +17463,27 @@
       <w:r>
         <w:t xml:space="preserve">Figure </w:t>
       </w:r>
-      <w:fldSimple w:instr=" SEQ Figure \* ARABIC ">
-        <w:r>
-          <w:rPr>
-            <w:noProof/>
-          </w:rPr>
-          <w:t>68</w:t>
-        </w:r>
-      </w:fldSimple>
+      <w:r>
+        <w:fldChar w:fldCharType="begin"/>
+      </w:r>
+      <w:r>
+        <w:instrText xml:space="preserve"> SEQ Figure \* ARABIC </w:instrText>
+      </w:r>
+      <w:r>
+        <w:fldChar w:fldCharType="separate"/>
+      </w:r>
+      <w:r>
+        <w:rPr>
+          <w:noProof/>
+        </w:rPr>
+        <w:t>68</w:t>
+      </w:r>
+      <w:r>
+        <w:rPr>
+          <w:noProof/>
+        </w:rPr>
+        <w:fldChar w:fldCharType="end"/>
+      </w:r>
       <w:r>
         <w:t xml:space="preserve">MQL5 RETURNS : </w:t>
       </w:r>
@@ -19706,7 +17815,7 @@
                     </pic:cNvPicPr>
                   </pic:nvPicPr>
                   <pic:blipFill>
-                    <a:blip r:embed="rId87">
+                    <a:blip r:embed="rId67">
                       <a:extLst>
                         <a:ext uri="{28A0092B-C50C-407E-A947-70E740481C1C}">
                           <a14:useLocalDpi xmlns:a14="http://schemas.microsoft.com/office/drawing/2010/main" val="0"/>
@@ -19753,14 +17862,27 @@
       <w:r>
         <w:t xml:space="preserve">Figure </w:t>
       </w:r>
-      <w:fldSimple w:instr=" SEQ Figure \* ARABIC ">
-        <w:r>
-          <w:rPr>
-            <w:noProof/>
-          </w:rPr>
-          <w:t>69</w:t>
-        </w:r>
-      </w:fldSimple>
+      <w:r>
+        <w:fldChar w:fldCharType="begin"/>
+      </w:r>
+      <w:r>
+        <w:instrText xml:space="preserve"> SEQ Figure \* ARABIC </w:instrText>
+      </w:r>
+      <w:r>
+        <w:fldChar w:fldCharType="separate"/>
+      </w:r>
+      <w:r>
+        <w:rPr>
+          <w:noProof/>
+        </w:rPr>
+        <w:t>69</w:t>
+      </w:r>
+      <w:r>
+        <w:rPr>
+          <w:noProof/>
+        </w:rPr>
+        <w:fldChar w:fldCharType="end"/>
+      </w:r>
       <w:r>
         <w:t xml:space="preserve">EXCURSIONS : </w:t>
       </w:r>
@@ -19895,7 +18017,7 @@
                     </pic:cNvPicPr>
                   </pic:nvPicPr>
                   <pic:blipFill>
-                    <a:blip r:embed="rId88">
+                    <a:blip r:embed="rId68">
                       <a:extLst>
                         <a:ext uri="{28A0092B-C50C-407E-A947-70E740481C1C}">
                           <a14:useLocalDpi xmlns:a14="http://schemas.microsoft.com/office/drawing/2010/main" val="0"/>
@@ -20316,14 +18438,27 @@
       <w:r>
         <w:t xml:space="preserve">Figure </w:t>
       </w:r>
-      <w:fldSimple w:instr=" SEQ Figure \* ARABIC ">
-        <w:r>
-          <w:rPr>
-            <w:noProof/>
-          </w:rPr>
-          <w:t>70</w:t>
-        </w:r>
-      </w:fldSimple>
+      <w:r>
+        <w:fldChar w:fldCharType="begin"/>
+      </w:r>
+      <w:r>
+        <w:instrText xml:space="preserve"> SEQ Figure \* ARABIC </w:instrText>
+      </w:r>
+      <w:r>
+        <w:fldChar w:fldCharType="separate"/>
+      </w:r>
+      <w:r>
+        <w:rPr>
+          <w:noProof/>
+        </w:rPr>
+        <w:t>70</w:t>
+      </w:r>
+      <w:r>
+        <w:rPr>
+          <w:noProof/>
+        </w:rPr>
+        <w:fldChar w:fldCharType="end"/>
+      </w:r>
       <w:r>
         <w:rPr>
           <w:lang w:val="en-US"/>
@@ -20379,14 +18514,27 @@
       <w:r>
         <w:t xml:space="preserve">Figure </w:t>
       </w:r>
-      <w:fldSimple w:instr=" SEQ Figure \* ARABIC ">
-        <w:r>
-          <w:rPr>
-            <w:noProof/>
-          </w:rPr>
-          <w:t>71</w:t>
-        </w:r>
-      </w:fldSimple>
+      <w:r>
+        <w:fldChar w:fldCharType="begin"/>
+      </w:r>
+      <w:r>
+        <w:instrText xml:space="preserve"> SEQ Figure \* ARABIC </w:instrText>
+      </w:r>
+      <w:r>
+        <w:fldChar w:fldCharType="separate"/>
+      </w:r>
+      <w:r>
+        <w:rPr>
+          <w:noProof/>
+        </w:rPr>
+        <w:t>71</w:t>
+      </w:r>
+      <w:r>
+        <w:rPr>
+          <w:noProof/>
+        </w:rPr>
+        <w:fldChar w:fldCharType="end"/>
+      </w:r>
       <w:r>
         <w:rPr>
           <w:lang w:val="en-US"/>
@@ -20487,14 +18635,27 @@
       <w:r>
         <w:t xml:space="preserve">Figure </w:t>
       </w:r>
-      <w:fldSimple w:instr=" SEQ Figure \* ARABIC ">
-        <w:r>
-          <w:rPr>
-            <w:noProof/>
-          </w:rPr>
-          <w:t>72</w:t>
-        </w:r>
-      </w:fldSimple>
+      <w:r>
+        <w:fldChar w:fldCharType="begin"/>
+      </w:r>
+      <w:r>
+        <w:instrText xml:space="preserve"> SEQ Figure \* ARABIC </w:instrText>
+      </w:r>
+      <w:r>
+        <w:fldChar w:fldCharType="separate"/>
+      </w:r>
+      <w:r>
+        <w:rPr>
+          <w:noProof/>
+        </w:rPr>
+        <w:t>72</w:t>
+      </w:r>
+      <w:r>
+        <w:rPr>
+          <w:noProof/>
+        </w:rPr>
+        <w:fldChar w:fldCharType="end"/>
+      </w:r>
       <w:r>
         <w:t xml:space="preserve"> </w:t>
       </w:r>
@@ -27304,7 +25465,7 @@
 </file>
 
 <file path=customXml/itemProps1.xml><?xml version="1.0" encoding="utf-8"?>
-<ds:datastoreItem xmlns:ds="http://schemas.openxmlformats.org/officeDocument/2006/customXml" ds:itemID="{815E9957-0AFC-48CB-881D-48094157D52D}">
+<ds:datastoreItem xmlns:ds="http://schemas.openxmlformats.org/officeDocument/2006/customXml" ds:itemID="{31EB718D-16B5-4737-A3EC-704236B2A56C}">
   <ds:schemaRefs>
     <ds:schemaRef ds:uri="http://schemas.openxmlformats.org/officeDocument/2006/bibliography"/>
   </ds:schemaRefs>
